--- a/zht/docx/023.content.docx
+++ b/zht/docx/023.content.docx
@@ -166,26 +166,6 @@
       </w:r>
       <w:r>
         <w:rPr>
-          <w:i/>
-          <w:lang w:val="zh_TW" w:bidi="zh_TW"/>
-        </w:rPr>
-        <w:t>地, 地獄, 地獄, 低加坡里, 底買, 第一次猶太起義</w:t>
-      </w:r>
-      <w:r>
-        <w:rPr>
-          <w:lang w:val="zh_TW" w:bidi="zh_TW"/>
-        </w:rPr>
-      </w:r>
-    </w:p>
-    <w:p>
-      <w:pPr/>
-      <w:r>
-        <w:rPr>
-          <w:lang w:val="zh_TW" w:bidi="zh_TW"/>
-        </w:rPr>
-      </w:r>
-      <w:r>
-        <w:rPr>
           <w:lang w:val="zh_TW" w:bidi="zh_TW"/>
         </w:rPr>
         <w:t xml:space="preserve"> </w:t>
@@ -3728,7 +3708,7 @@
         <w:rPr>
           <w:lang w:val="zh_TW" w:bidi="zh_TW"/>
         </w:rPr>
-        <w:t>底買</w:t>
+        <w:t>底格里斯河</w:t>
       </w:r>
       <w:r>
         <w:rPr>
@@ -3747,35 +3727,7 @@
         <w:rPr>
           <w:lang w:val="zh_TW" w:bidi="zh_TW"/>
         </w:rPr>
-        <w:t>底買是巴底買的父親。耶穌在通往耶利哥的城門附近，醫治了名叫瞎子巴底買的視力。（</w:t>
-      </w:r>
-      <w:hyperlink r:id="rId141">
-        <w:r>
-          <w:rPr>
-            <w:lang w:val="zh_TW" w:bidi="zh_TW"/>
-          </w:rPr>
-          <w:rPr>
-            <w:color w:val="0000EE"/>
-            <w:u w:val="single"/>
-          </w:rPr>
-          <w:t>馬可福音10:46</w:t>
-        </w:r>
-      </w:hyperlink>
-      <w:r>
-        <w:rPr>
-          <w:lang w:val="zh_TW" w:bidi="zh_TW"/>
-        </w:rPr>
-        <w:t>）。</w:t>
-      </w:r>
-      <w:r>
-        <w:rPr>
-          <w:lang w:val="zh_TW" w:bidi="zh_TW"/>
-        </w:rPr>
-      </w:r>
-      <w:r>
-        <w:rPr>
-          <w:lang w:val="zh_TW" w:bidi="zh_TW"/>
-        </w:rPr>
+        <w:t>底格里斯河是流經古代美索不達米亞地區（今日主要位於伊拉克）的兩條大河之一。聖經中僅數次提及這條河。</w:t>
       </w:r>
     </w:p>
     <w:p>
@@ -3785,21 +3737,29 @@
           <w:lang w:val="zh_TW" w:bidi="zh_TW"/>
         </w:rPr>
       </w:r>
-    </w:p>
-    <w:p>
-      <w:pPr>
-        <w:pStyle w:val="Heading2"/>
-      </w:pPr>
-      <w:r>
-        <w:rPr>
-          <w:lang w:val="zh_TW" w:bidi="zh_TW"/>
-        </w:rPr>
-        <w:t>第一次猶太起義</w:t>
-      </w:r>
-      <w:r>
-        <w:rPr>
-          <w:lang w:val="zh_TW" w:bidi="zh_TW"/>
-        </w:rPr>
+      <w:r>
+        <w:rPr>
+          <w:lang w:val="zh_TW" w:bidi="zh_TW"/>
+        </w:rPr>
+        <w:t>在伊甸園的描述中，底格里斯河是從灌溉園子的那條河分出來的四道河流中的第三道（</w:t>
+      </w:r>
+      <w:hyperlink r:id="rId141">
+        <w:r>
+          <w:rPr>
+            <w:lang w:val="zh_TW" w:bidi="zh_TW"/>
+          </w:rPr>
+          <w:rPr>
+            <w:color w:val="0000EE"/>
+            <w:u w:val="single"/>
+          </w:rPr>
+          <w:t>創2:14</w:t>
+        </w:r>
+      </w:hyperlink>
+      <w:r>
+        <w:rPr>
+          <w:lang w:val="zh_TW" w:bidi="zh_TW"/>
+        </w:rPr>
+        <w:t>）。然而，這段經文並不能幫助我們確定伊甸園的確切位置。</w:t>
       </w:r>
     </w:p>
     <w:p>
@@ -3813,7 +3773,19 @@
         <w:rPr>
           <w:lang w:val="zh_TW" w:bidi="zh_TW"/>
         </w:rPr>
-        <w:t>公元66年至70年間發生的一次起義，起因於一連串猶太地區羅馬巡撫的治理不當。隨著最後一位猶太王亞基帕一世（Agrippa I，</w:t>
+        <w:t>聖經中另有直接提到底格里斯河的地方</w:t>
+      </w:r>
+      <w:r>
+        <w:rPr>
+          <w:lang w:val="zh_TW" w:bidi="zh_TW"/>
+        </w:rPr>
+        <w:t>出現在更後期的經文中</w:t>
+      </w:r>
+      <w:r>
+        <w:rPr>
+          <w:lang w:val="zh_TW" w:bidi="zh_TW"/>
+        </w:rPr>
+        <w:t>。先知但以理在描述他得異象的地點時，稱它為「底格里斯大河」（</w:t>
       </w:r>
       <w:hyperlink r:id="rId142">
         <w:r>
@@ -3824,14 +3796,32 @@
             <w:color w:val="0000EE"/>
             <w:u w:val="single"/>
           </w:rPr>
-          <w:t>徒12章</w:t>
-        </w:r>
-      </w:hyperlink>
-      <w:r>
-        <w:rPr>
-          <w:lang w:val="zh_TW" w:bidi="zh_TW"/>
-        </w:rPr>
-        <w:t>中的希律王）於公元44年去世，接下來的20年間，猶太人在巴勒斯坦遭受逼迫和羞辱。動亂升級為起義只差一導火線，而這個最終的導火線由公元64年任命的羅馬巡撫弗羅魯斯（Florus）引發。他在公元66年要求從聖殿庫房中索取錢財，激怒猶太人，因而引發了起義。在他的統治下，羅馬士兵屠殺猶太人並劫掠他們的財物。</w:t>
+          <w:t>但10:4</w:t>
+        </w:r>
+      </w:hyperlink>
+      <w:r>
+        <w:rPr>
+          <w:lang w:val="zh_TW" w:bidi="zh_TW"/>
+        </w:rPr>
+        <w:t>）。那鴻書在描述巴比倫圍攻尼尼微、河閘開放的情景時，所指的河流很可能就是底格里斯河（</w:t>
+      </w:r>
+      <w:hyperlink r:id="rId143">
+        <w:r>
+          <w:rPr>
+            <w:lang w:val="zh_TW" w:bidi="zh_TW"/>
+          </w:rPr>
+          <w:rPr>
+            <w:color w:val="0000EE"/>
+            <w:u w:val="single"/>
+          </w:rPr>
+          <w:t>鴻2:6</w:t>
+        </w:r>
+      </w:hyperlink>
+      <w:r>
+        <w:rPr>
+          <w:lang w:val="zh_TW" w:bidi="zh_TW"/>
+        </w:rPr>
+        <w:t>）。</w:t>
       </w:r>
     </w:p>
     <w:p>
@@ -3845,7 +3835,7 @@
         <w:rPr>
           <w:lang w:val="zh_TW" w:bidi="zh_TW"/>
         </w:rPr>
-        <w:t>叛亂迅速蔓延整個巴勒斯坦，同時在地中海東部的幾個城之間引發猶太人與異教徒的普遍衝突。巴勒斯坦的起義由奮銳黨領導——這是一個長期希望羅馬人退出巴勒斯坦的猶太團體。猶太人在伯和崙山口的首次戰役中取得勝利後，皇帝尼祿（Nero）派遣其最善戰的將軍維斯帕先（Vespasian）執行對叛軍的懲罰行動。</w:t>
+        <w:t>若把底格里斯河兩條主要支流包括在內，底格里斯河全長約1,844公里（1,146英里）。其源頭是名為哥倫吉克（Golenjik）的山中湖泊，距離幼發拉底河的河道僅數公里（約兩、三英里）。</w:t>
       </w:r>
     </w:p>
     <w:p>
@@ -3859,7 +3849,17 @@
         <w:rPr>
           <w:lang w:val="zh_TW" w:bidi="zh_TW"/>
         </w:rPr>
-        <w:t>到公元67年底，羅馬重新控制了整個加利利地區及其它北部地區。在公元67年和68年間，羅馬在撒馬利亞和猶太地區推動進一步攻勢，使猶太人只剩下四個據點。然而，此時羅馬的戰役卻趨於放緩。公元68年，尼祿自殺。經歷了三位短命的皇帝後，維斯帕先將軍於公元69年掌握了帝國的控制權。他的兒子提圖斯（Titus）接管了巴勒斯坦的軍隊，並於公元70年圍攻耶路撒冷。</w:t>
+        <w:t>底格里斯河與該地區多數河流相似，水量隨季節變化而不同。洪水期自三月初開始，約於五月上旬至中旬達到高峰。雖然船隻可以在河上行駛，但歷史記載顯示，人們並沒有廣泛使用這條河於貿易往來。然而，在亞述帝國強盛的時期，底格里斯河在政治上具有重要地位。三個主要的亞述城（尼尼微、亞述和迦拉）都建於其河岸旁。然而，底格里斯河始終不足以成為堅固的天然屏障，無法有效抵禦外敵的攻擊。</w:t>
+      </w:r>
+      <w:r>
+        <w:rPr>
+          <w:lang w:val="zh_TW" w:bidi="zh_TW"/>
+        </w:rPr>
+      </w:r>
+      <w:r>
+        <w:rPr>
+          <w:lang w:val="zh_TW" w:bidi="zh_TW"/>
+        </w:rPr>
       </w:r>
     </w:p>
     <w:p>
@@ -3869,11 +3869,21 @@
           <w:lang w:val="zh_TW" w:bidi="zh_TW"/>
         </w:rPr>
       </w:r>
-      <w:r>
-        <w:rPr>
-          <w:lang w:val="zh_TW" w:bidi="zh_TW"/>
-        </w:rPr>
-        <w:t>耶路撒冷的猶太人本可利用羅馬內部的混亂來加強自己的地位，並解決內部猶太團體間的爭端，但他們並沒有樣做。然而，提圖斯帶領八萬士兵抵達，迫使他們團結起來，為城市做最後的抵抗。</w:t>
+    </w:p>
+    <w:p>
+      <w:pPr>
+        <w:pStyle w:val="Heading2"/>
+      </w:pPr>
+      <w:r>
+        <w:rPr>
+          <w:lang w:val="zh_TW" w:bidi="zh_TW"/>
+        </w:rPr>
+        <w:t>底買</w:t>
+      </w:r>
+      <w:r>
+        <w:rPr>
+          <w:lang w:val="zh_TW" w:bidi="zh_TW"/>
+        </w:rPr>
       </w:r>
     </w:p>
     <w:p>
@@ -3887,9 +3897,149 @@
         <w:rPr>
           <w:lang w:val="zh_TW" w:bidi="zh_TW"/>
         </w:rPr>
+        <w:t>底買是巴底買的父親。耶穌在通往耶利哥的城門附近，醫治了名叫瞎子巴底買的視力。（</w:t>
+      </w:r>
+      <w:hyperlink r:id="rId144">
+        <w:r>
+          <w:rPr>
+            <w:lang w:val="zh_TW" w:bidi="zh_TW"/>
+          </w:rPr>
+          <w:rPr>
+            <w:color w:val="0000EE"/>
+            <w:u w:val="single"/>
+          </w:rPr>
+          <w:t>馬可福音10:46</w:t>
+        </w:r>
+      </w:hyperlink>
+      <w:r>
+        <w:rPr>
+          <w:lang w:val="zh_TW" w:bidi="zh_TW"/>
+        </w:rPr>
+        <w:t>）。</w:t>
+      </w:r>
+      <w:r>
+        <w:rPr>
+          <w:lang w:val="zh_TW" w:bidi="zh_TW"/>
+        </w:rPr>
+      </w:r>
+      <w:r>
+        <w:rPr>
+          <w:lang w:val="zh_TW" w:bidi="zh_TW"/>
+        </w:rPr>
+      </w:r>
+    </w:p>
+    <w:p>
+      <w:pPr/>
+      <w:r>
+        <w:rPr>
+          <w:lang w:val="zh_TW" w:bidi="zh_TW"/>
+        </w:rPr>
+      </w:r>
+    </w:p>
+    <w:p>
+      <w:pPr>
+        <w:pStyle w:val="Heading2"/>
+      </w:pPr>
+      <w:r>
+        <w:rPr>
+          <w:lang w:val="zh_TW" w:bidi="zh_TW"/>
+        </w:rPr>
+        <w:t>第一次猶太起義</w:t>
+      </w:r>
+      <w:r>
+        <w:rPr>
+          <w:lang w:val="zh_TW" w:bidi="zh_TW"/>
+        </w:rPr>
+      </w:r>
+    </w:p>
+    <w:p>
+      <w:pPr/>
+      <w:r>
+        <w:rPr>
+          <w:lang w:val="zh_TW" w:bidi="zh_TW"/>
+        </w:rPr>
+      </w:r>
+      <w:r>
+        <w:rPr>
+          <w:lang w:val="zh_TW" w:bidi="zh_TW"/>
+        </w:rPr>
+        <w:t>公元66年至70年間發生的一次起義，起因於一連串猶太地區羅馬巡撫的治理不當。隨著最後一位猶太王亞基帕一世（Agrippa I，</w:t>
+      </w:r>
+      <w:hyperlink r:id="rId145">
+        <w:r>
+          <w:rPr>
+            <w:lang w:val="zh_TW" w:bidi="zh_TW"/>
+          </w:rPr>
+          <w:rPr>
+            <w:color w:val="0000EE"/>
+            <w:u w:val="single"/>
+          </w:rPr>
+          <w:t>徒12章</w:t>
+        </w:r>
+      </w:hyperlink>
+      <w:r>
+        <w:rPr>
+          <w:lang w:val="zh_TW" w:bidi="zh_TW"/>
+        </w:rPr>
+        <w:t>中的希律王）於公元44年去世，接下來的20年間，猶太人在巴勒斯坦遭受逼迫和羞辱。動亂升級為起義只差一導火線，而這個最終的導火線由公元64年任命的羅馬巡撫弗羅魯斯（Florus）引發。他在公元66年要求從聖殿庫房中索取錢財，激怒猶太人，因而引發了起義。在他的統治下，羅馬士兵屠殺猶太人並劫掠他們的財物。</w:t>
+      </w:r>
+    </w:p>
+    <w:p>
+      <w:pPr/>
+      <w:r>
+        <w:rPr>
+          <w:lang w:val="zh_TW" w:bidi="zh_TW"/>
+        </w:rPr>
+      </w:r>
+      <w:r>
+        <w:rPr>
+          <w:lang w:val="zh_TW" w:bidi="zh_TW"/>
+        </w:rPr>
+        <w:t>叛亂迅速蔓延整個巴勒斯坦，同時在地中海東部的幾個城之間引發猶太人與異教徒的普遍衝突。巴勒斯坦的起義由奮銳黨領導——這是一個長期希望羅馬人退出巴勒斯坦的猶太團體。猶太人在伯和崙山口的首次戰役中取得勝利後，皇帝尼祿（Nero）派遣其最善戰的將軍維斯帕先（Vespasian）執行對叛軍的懲罰行動。</w:t>
+      </w:r>
+    </w:p>
+    <w:p>
+      <w:pPr/>
+      <w:r>
+        <w:rPr>
+          <w:lang w:val="zh_TW" w:bidi="zh_TW"/>
+        </w:rPr>
+      </w:r>
+      <w:r>
+        <w:rPr>
+          <w:lang w:val="zh_TW" w:bidi="zh_TW"/>
+        </w:rPr>
+        <w:t>到公元67年底，羅馬重新控制了整個加利利地區及其它北部地區。在公元67年和68年間，羅馬在撒馬利亞和猶太地區推動進一步攻勢，使猶太人只剩下四個據點。然而，此時羅馬的戰役卻趨於放緩。公元68年，尼祿自殺。經歷了三位短命的皇帝後，維斯帕先將軍於公元69年掌握了帝國的控制權。他的兒子提圖斯（Titus）接管了巴勒斯坦的軍隊，並於公元70年圍攻耶路撒冷。</w:t>
+      </w:r>
+    </w:p>
+    <w:p>
+      <w:pPr/>
+      <w:r>
+        <w:rPr>
+          <w:lang w:val="zh_TW" w:bidi="zh_TW"/>
+        </w:rPr>
+      </w:r>
+      <w:r>
+        <w:rPr>
+          <w:lang w:val="zh_TW" w:bidi="zh_TW"/>
+        </w:rPr>
+        <w:t>耶路撒冷的猶太人本可利用羅馬內部的混亂來加強自己的地位，並解決內部猶太團體間的爭端，但他們並沒有樣做。然而，提圖斯帶領八萬士兵抵達，迫使他們團結起來，為城市做最後的抵抗。</w:t>
+      </w:r>
+    </w:p>
+    <w:p>
+      <w:pPr/>
+      <w:r>
+        <w:rPr>
+          <w:lang w:val="zh_TW" w:bidi="zh_TW"/>
+        </w:rPr>
+      </w:r>
+      <w:r>
+        <w:rPr>
+          <w:lang w:val="zh_TW" w:bidi="zh_TW"/>
+        </w:rPr>
         <w:t>圍攻持續了五個月。耶路撒冷的猶太人英勇反擊，羅馬軍隊只能緩慢推進。公元70年8月初，猶太歷史上出現悲慘的一幕：聖殿的晨祭和晚祭首次中斷。大約在8月29日，在情況仍未明的狀況下，聖殿的至聖所被燒毀，整個聖殿被摧毀，這應驗了耶穌的預言（</w:t>
       </w:r>
-      <w:hyperlink r:id="rId143">
+      <w:hyperlink r:id="rId146">
         <w:r>
           <w:rPr>
             <w:lang w:val="zh_TW" w:bidi="zh_TW"/>
@@ -3907,7 +4057,7 @@
         </w:rPr>
         <w:t>；</w:t>
       </w:r>
-      <w:hyperlink r:id="rId144">
+      <w:hyperlink r:id="rId147">
         <w:r>
           <w:rPr>
             <w:lang w:val="zh_TW" w:bidi="zh_TW"/>
@@ -3925,7 +4075,7 @@
         </w:rPr>
         <w:t>；</w:t>
       </w:r>
-      <w:hyperlink r:id="rId145">
+      <w:hyperlink r:id="rId148">
         <w:r>
           <w:rPr>
             <w:lang w:val="zh_TW" w:bidi="zh_TW"/>
@@ -3937,7 +4087,7 @@
           <w:t>路19:43–44，</w:t>
         </w:r>
       </w:hyperlink>
-      <w:hyperlink r:id="rId146">
+      <w:hyperlink r:id="rId149">
         <w:r>
           <w:rPr>
             <w:lang w:val="zh_TW" w:bidi="zh_TW"/>

--- a/zht/docx/023.content.docx
+++ b/zht/docx/023.content.docx
@@ -19,7 +19,7 @@
         <w:rPr>
           <w:lang w:val="zh_TW" w:bidi="zh_TW"/>
         </w:rPr>
-        <w:t>Resource: 聖經詞典 (Tyndale)</w:t>
+        <w:t>Resource: Tyndale Open Bible Dictionary</w:t>
       </w:r>
       <w:r>
         <w:rPr>
@@ -112,7 +112,7 @@
         <w:rPr>
           <w:lang w:val="zh_TW" w:bidi="zh_TW"/>
         </w:rPr>
-        <w:t>聖經詞典 (Tyndale)</w:t>
+        <w:t>Tyndale Open Bible Dictionary</w:t>
       </w:r>
     </w:p>
     <w:p>
@@ -149,7 +149,7 @@
         <w:rPr>
           <w:lang w:val="zh_TW" w:bidi="zh_TW"/>
         </w:rPr>
-        <w:t>di</w:t>
+        <w:t>dao</w:t>
       </w:r>
       <w:r>
         <w:rPr>
@@ -212,7 +212,7 @@
         <w:rPr>
           <w:lang w:val="zh_TW" w:bidi="zh_TW"/>
         </w:rPr>
-        <w:t>地</w:t>
+        <w:t>道成肉身</w:t>
       </w:r>
       <w:r>
         <w:rPr>
@@ -231,7 +231,29 @@
         <w:rPr>
           <w:lang w:val="zh_TW" w:bidi="zh_TW"/>
         </w:rPr>
-        <w:t>Earth一詞可以指我們所住的星球，亦用於表達地，與天堂和地獄有所區別。這詞也可以表達土地、土壤或其他幾種事物。聖經裡「地」的用法很多，與我們今天的用法相似。</w:t>
+        <w:t>從字面上來看，是「在肉身中」的意思；在神學上，指的是藉著拿撒勒人耶穌，神取了人的肉身，成為神-人（God-man）的這一教義。在歷史上，道成肉身的教義在教父時代是基督論辯論的核心，並且這個教義最近在學術界中再次成為了焦點。從聖經的角度來說，它表述的是耶穌身份的奧秘。</w:t>
+      </w:r>
+    </w:p>
+    <w:p>
+      <w:pPr>
+        <w:pStyle w:val="Heading3"/>
+      </w:pPr>
+      <w:r>
+        <w:rPr>
+          <w:lang w:val="zh_TW" w:bidi="zh_TW"/>
+        </w:rPr>
+        <w:t>新約中的見證</w:t>
+      </w:r>
+    </w:p>
+    <w:p>
+      <w:pPr>
+        <w:pStyle w:val="Heading4"/>
+      </w:pPr>
+      <w:r>
+        <w:rPr>
+          <w:lang w:val="zh_TW" w:bidi="zh_TW"/>
+        </w:rPr>
+        <w:t>對觀福音</w:t>
       </w:r>
     </w:p>
     <w:p>
@@ -245,7 +267,7 @@
         <w:rPr>
           <w:lang w:val="zh_TW" w:bidi="zh_TW"/>
         </w:rPr>
-        <w:t>在希伯來文中，有一個譯為「地」的詞，也用來指「人」或「亞當」（</w:t>
+        <w:t>馬可福音沒有關於道成肉身的記載，並且強調耶穌的彌賽亞身份多過祂的神性。因此，有些人認為馬可福音代表了當時教會的神學還處於早期階段，是在道成肉身的教義尚未形成之前。但這一點值得懷疑，有以下兩個原因：道成肉身的經文，如腓立比書讚美詩這樣的（</w:t>
       </w:r>
       <w:hyperlink r:id="rId13">
         <w:r>
@@ -256,14 +278,14 @@
             <w:color w:val="0000EE"/>
             <w:u w:val="single"/>
           </w:rPr>
-          <w:t>創2:7、19</w:t>
-        </w:r>
-      </w:hyperlink>
-      <w:r>
-        <w:rPr>
-          <w:lang w:val="zh_TW" w:bidi="zh_TW"/>
-        </w:rPr>
-        <w:t>）。這個詞與「紅色的土壤」有關，表示亞當的身體是由這種塵土造的。譯為「地」或「土地」的詞可以指國家（</w:t>
+          <w:t>腓2:6–11</w:t>
+        </w:r>
+      </w:hyperlink>
+      <w:r>
+        <w:rPr>
+          <w:lang w:val="zh_TW" w:bidi="zh_TW"/>
+        </w:rPr>
+        <w:t>），可能成書早於馬可福音，並且馬可對基督的二性有完整的神學論述。雖然他強調耶穌的人性，但是馬可是以強調神性來突顯這一點。耶穌在受洗和登山變像時，被天上的聲音稱為「愛子」（</w:t>
       </w:r>
       <w:hyperlink r:id="rId14">
         <w:r>
@@ -274,14 +296,14 @@
             <w:color w:val="0000EE"/>
             <w:u w:val="single"/>
           </w:rPr>
-          <w:t>創21:21</w:t>
-        </w:r>
-      </w:hyperlink>
-      <w:r>
-        <w:rPr>
-          <w:lang w:val="zh_TW" w:bidi="zh_TW"/>
-        </w:rPr>
-        <w:t>），另一個譯為「塵土」的詞則可以單純表示「地面」或「乾地」（</w:t>
+          <w:t>可1:11</w:t>
+        </w:r>
+      </w:hyperlink>
+      <w:r>
+        <w:rPr>
+          <w:lang w:val="zh_TW" w:bidi="zh_TW"/>
+        </w:rPr>
+        <w:t>；</w:t>
       </w:r>
       <w:hyperlink r:id="rId15">
         <w:r>
@@ -292,14 +314,14 @@
             <w:color w:val="0000EE"/>
             <w:u w:val="single"/>
           </w:rPr>
-          <w:t>創3:19</w:t>
-        </w:r>
-      </w:hyperlink>
-      <w:r>
-        <w:rPr>
-          <w:lang w:val="zh_TW" w:bidi="zh_TW"/>
-        </w:rPr>
-        <w:t>）。在新約聖經中，有希臘文詞語被翻譯為「地」，同樣也可以指一塊土地或一個國家（</w:t>
+          <w:t>9:7</w:t>
+        </w:r>
+      </w:hyperlink>
+      <w:r>
+        <w:rPr>
+          <w:lang w:val="zh_TW" w:bidi="zh_TW"/>
+        </w:rPr>
+        <w:t>）；污鬼稱他為神的兒子（</w:t>
       </w:r>
       <w:hyperlink r:id="rId16">
         <w:r>
@@ -310,14 +332,14 @@
             <w:color w:val="0000EE"/>
             <w:u w:val="single"/>
           </w:rPr>
-          <w:t>太27:45</w:t>
-        </w:r>
-      </w:hyperlink>
-      <w:r>
-        <w:rPr>
-          <w:lang w:val="zh_TW" w:bidi="zh_TW"/>
-        </w:rPr>
-        <w:t>）。另一個希臘文詞語，從中衍生出「普世」（ecumenical）一詞，指整個有人居住的世界（</w:t>
+          <w:t>3:11</w:t>
+        </w:r>
+      </w:hyperlink>
+      <w:r>
+        <w:rPr>
+          <w:lang w:val="zh_TW" w:bidi="zh_TW"/>
+        </w:rPr>
+        <w:t>；</w:t>
       </w:r>
       <w:hyperlink r:id="rId17">
         <w:r>
@@ -328,14 +350,14 @@
             <w:color w:val="0000EE"/>
             <w:u w:val="single"/>
           </w:rPr>
-          <w:t>路21:26</w:t>
-        </w:r>
-      </w:hyperlink>
-      <w:r>
-        <w:rPr>
-          <w:lang w:val="zh_TW" w:bidi="zh_TW"/>
-        </w:rPr>
-        <w:t>）或特指當時的羅馬帝國（</w:t>
+          <w:t>5:7</w:t>
+        </w:r>
+      </w:hyperlink>
+      <w:r>
+        <w:rPr>
+          <w:lang w:val="zh_TW" w:bidi="zh_TW"/>
+        </w:rPr>
+        <w:t>），羅馬百夫長也如此稱呼祂（</w:t>
       </w:r>
       <w:hyperlink r:id="rId18">
         <w:r>
@@ -346,14 +368,86 @@
             <w:color w:val="0000EE"/>
             <w:u w:val="single"/>
           </w:rPr>
-          <w:t>路2:1</w:t>
-        </w:r>
-      </w:hyperlink>
-      <w:r>
-        <w:rPr>
-          <w:lang w:val="zh_TW" w:bidi="zh_TW"/>
-        </w:rPr>
-        <w:t>）。</w:t>
+          <w:t>15:39</w:t>
+        </w:r>
+      </w:hyperlink>
+      <w:r>
+        <w:rPr>
+          <w:lang w:val="zh_TW" w:bidi="zh_TW"/>
+        </w:rPr>
+        <w:t>）。耶穌的「阿爸父」禱告（</w:t>
+      </w:r>
+      <w:hyperlink r:id="rId19">
+        <w:r>
+          <w:rPr>
+            <w:lang w:val="zh_TW" w:bidi="zh_TW"/>
+          </w:rPr>
+          <w:rPr>
+            <w:color w:val="0000EE"/>
+            <w:u w:val="single"/>
+          </w:rPr>
+          <w:t>14:36</w:t>
+        </w:r>
+      </w:hyperlink>
+      <w:r>
+        <w:rPr>
+          <w:lang w:val="zh_TW" w:bidi="zh_TW"/>
+        </w:rPr>
+        <w:t>；參</w:t>
+      </w:r>
+      <w:hyperlink r:id="rId20">
+        <w:r>
+          <w:rPr>
+            <w:lang w:val="zh_TW" w:bidi="zh_TW"/>
+          </w:rPr>
+          <w:rPr>
+            <w:color w:val="0000EE"/>
+            <w:u w:val="single"/>
+          </w:rPr>
+          <w:t>太26:39</w:t>
+        </w:r>
+      </w:hyperlink>
+      <w:r>
+        <w:rPr>
+          <w:lang w:val="zh_TW" w:bidi="zh_TW"/>
+        </w:rPr>
+        <w:t>；</w:t>
+      </w:r>
+      <w:hyperlink r:id="rId21">
+        <w:r>
+          <w:rPr>
+            <w:lang w:val="zh_TW" w:bidi="zh_TW"/>
+          </w:rPr>
+          <w:rPr>
+            <w:color w:val="0000EE"/>
+            <w:u w:val="single"/>
+          </w:rPr>
+          <w:t>路22:42</w:t>
+        </w:r>
+      </w:hyperlink>
+      <w:r>
+        <w:rPr>
+          <w:lang w:val="zh_TW" w:bidi="zh_TW"/>
+        </w:rPr>
+        <w:t>）顯示了祂對自己神性身份的認知，並且在受審判時，祂被指控聲稱自己是「那當稱頌者的兒子」（</w:t>
+      </w:r>
+      <w:hyperlink r:id="rId22">
+        <w:r>
+          <w:rPr>
+            <w:lang w:val="zh_TW" w:bidi="zh_TW"/>
+          </w:rPr>
+          <w:rPr>
+            <w:color w:val="0000EE"/>
+            <w:u w:val="single"/>
+          </w:rPr>
+          <w:t>14:61–62</w:t>
+        </w:r>
+      </w:hyperlink>
+      <w:r>
+        <w:rPr>
+          <w:lang w:val="zh_TW" w:bidi="zh_TW"/>
+        </w:rPr>
+        <w:t>）。 因此，儘管馬可福音中沒有明確說明道成肉身，但卻間接的肯定了這一點。</w:t>
       </w:r>
     </w:p>
     <w:p>
@@ -367,96 +461,108 @@
         <w:rPr>
           <w:lang w:val="zh_TW" w:bidi="zh_TW"/>
         </w:rPr>
-        <w:t>起初，「</w:t>
-      </w:r>
-      <w:r>
-        <w:rPr>
-          <w:lang w:val="zh_TW" w:bidi="zh_TW"/>
-        </w:rPr>
-        <w:t>神稱旱地為『地』，稱水的聚處為『海』。神看着是好的。」</w:t>
-      </w:r>
-      <w:r>
-        <w:rPr>
-          <w:lang w:val="zh_TW" w:bidi="zh_TW"/>
-        </w:rPr>
-        <w:t>然後，「神說：『地要發生</w:t>
-      </w:r>
-      <w:r>
-        <w:rPr>
-          <w:lang w:val="zh_TW" w:bidi="zh_TW"/>
-        </w:rPr>
-        <w:t>青草』」</w:t>
-      </w:r>
-      <w:r>
-        <w:rPr>
-          <w:lang w:val="zh_TW" w:bidi="zh_TW"/>
-        </w:rPr>
-        <w:t>（</w:t>
-      </w:r>
-      <w:hyperlink r:id="rId19">
-        <w:r>
-          <w:rPr>
-            <w:lang w:val="zh_TW" w:bidi="zh_TW"/>
-          </w:rPr>
-          <w:rPr>
-            <w:color w:val="0000EE"/>
-            <w:u w:val="single"/>
-          </w:rPr>
-          <w:t>創1:10–11</w:t>
-        </w:r>
-      </w:hyperlink>
-      <w:r>
-        <w:rPr>
-          <w:lang w:val="zh_TW" w:bidi="zh_TW"/>
-        </w:rPr>
-        <w:t>）。有些經文中，「地」的用法接近我們今天所理解的整個地球（</w:t>
-      </w:r>
-      <w:hyperlink r:id="rId20">
-        <w:r>
-          <w:rPr>
-            <w:lang w:val="zh_TW" w:bidi="zh_TW"/>
-          </w:rPr>
-          <w:rPr>
-            <w:color w:val="0000EE"/>
-            <w:u w:val="single"/>
-          </w:rPr>
-          <w:t>伯1:7</w:t>
-        </w:r>
-      </w:hyperlink>
-      <w:r>
-        <w:rPr>
-          <w:lang w:val="zh_TW" w:bidi="zh_TW"/>
-        </w:rPr>
-        <w:t>），例如描述「懸在虛空」（</w:t>
-      </w:r>
-      <w:hyperlink r:id="rId21">
-        <w:r>
-          <w:rPr>
-            <w:lang w:val="zh_TW" w:bidi="zh_TW"/>
-          </w:rPr>
-          <w:rPr>
-            <w:color w:val="0000EE"/>
-            <w:u w:val="single"/>
-          </w:rPr>
-          <w:t>伯26:7</w:t>
-        </w:r>
-      </w:hyperlink>
-      <w:r>
-        <w:rPr>
-          <w:lang w:val="zh_TW" w:bidi="zh_TW"/>
-        </w:rPr>
-        <w:t>）。提到地的四方或四境（</w:t>
-      </w:r>
-      <w:hyperlink r:id="rId22">
-        <w:r>
-          <w:rPr>
-            <w:lang w:val="zh_TW" w:bidi="zh_TW"/>
-          </w:rPr>
-          <w:rPr>
-            <w:color w:val="0000EE"/>
-            <w:u w:val="single"/>
-          </w:rPr>
-          <w:t>賽11:12</w:t>
+        <w:t>馬太和路加都記載了道成肉身。有關耶穌降生的記載當然首先強調的是其事件本身，但馬太側重耶穌的彌賽亞王權，路加則強調聖靈屬天的見證。馬太福音是以基督為中心的；路加福音則專注於基督是救主，更確切地說，是專注於救贖歷史。雖然馬太呈現了耶穌的人性，但他也強調了祂的主權（</w:t>
+      </w:r>
+      <w:hyperlink r:id="rId23">
+        <w:r>
+          <w:rPr>
+            <w:lang w:val="zh_TW" w:bidi="zh_TW"/>
+          </w:rPr>
+          <w:rPr>
+            <w:color w:val="0000EE"/>
+            <w:u w:val="single"/>
+          </w:rPr>
+          <w:t>太23:6–10</w:t>
+        </w:r>
+      </w:hyperlink>
+      <w:r>
+        <w:rPr>
+          <w:lang w:val="zh_TW" w:bidi="zh_TW"/>
+        </w:rPr>
+        <w:t>）和神子的身份。因此，道成肉身就是神成為人的方式，這是普遍能接受的觀點（</w:t>
+      </w:r>
+      <w:hyperlink r:id="rId24">
+        <w:r>
+          <w:rPr>
+            <w:lang w:val="zh_TW" w:bidi="zh_TW"/>
+          </w:rPr>
+          <w:rPr>
+            <w:color w:val="0000EE"/>
+            <w:u w:val="single"/>
+          </w:rPr>
+          <w:t>1:23</w:t>
+        </w:r>
+      </w:hyperlink>
+      <w:r>
+        <w:rPr>
+          <w:lang w:val="zh_TW" w:bidi="zh_TW"/>
+        </w:rPr>
+        <w:t>、</w:t>
+      </w:r>
+      <w:hyperlink r:id="rId25">
+        <w:r>
+          <w:rPr>
+            <w:lang w:val="zh_TW" w:bidi="zh_TW"/>
+          </w:rPr>
+          <w:rPr>
+            <w:color w:val="0000EE"/>
+            <w:u w:val="single"/>
+          </w:rPr>
+          <w:t>18:20</w:t>
+        </w:r>
+      </w:hyperlink>
+      <w:r>
+        <w:rPr>
+          <w:lang w:val="zh_TW" w:bidi="zh_TW"/>
+        </w:rPr>
+        <w:t>、</w:t>
+      </w:r>
+      <w:hyperlink r:id="rId26">
+        <w:r>
+          <w:rPr>
+            <w:lang w:val="zh_TW" w:bidi="zh_TW"/>
+          </w:rPr>
+          <w:rPr>
+            <w:color w:val="0000EE"/>
+            <w:u w:val="single"/>
+          </w:rPr>
+          <w:t>24:14</w:t>
+        </w:r>
+      </w:hyperlink>
+      <w:r>
+        <w:rPr>
+          <w:lang w:val="zh_TW" w:bidi="zh_TW"/>
+        </w:rPr>
+        <w:t>、</w:t>
+      </w:r>
+      <w:hyperlink r:id="rId27">
+        <w:r>
+          <w:rPr>
+            <w:lang w:val="zh_TW" w:bidi="zh_TW"/>
+          </w:rPr>
+          <w:rPr>
+            <w:color w:val="0000EE"/>
+            <w:u w:val="single"/>
+          </w:rPr>
+          <w:t>28:18–20</w:t>
+        </w:r>
+      </w:hyperlink>
+      <w:r>
+        <w:rPr>
+          <w:lang w:val="zh_TW" w:bidi="zh_TW"/>
+        </w:rPr>
+        <w:t>）。 在三部福音書的作者中，對耶穌在地上的生活最有興趣的是路加。然而，他的福音書不像馬可的那樣強調耶穌人性的一面。路加將耶穌主要描繪為歷史中神聖的救主（</w:t>
+      </w:r>
+      <w:hyperlink r:id="rId28">
+        <w:r>
+          <w:rPr>
+            <w:lang w:val="zh_TW" w:bidi="zh_TW"/>
+          </w:rPr>
+          <w:rPr>
+            <w:color w:val="0000EE"/>
+            <w:u w:val="single"/>
+          </w:rPr>
+          <w:t>路2:11</w:t>
         </w:r>
       </w:hyperlink>
       <w:r>
@@ -465,138 +571,6 @@
         </w:rPr>
         <w:t>；</w:t>
       </w:r>
-      <w:hyperlink r:id="rId23">
-        <w:r>
-          <w:rPr>
-            <w:lang w:val="zh_TW" w:bidi="zh_TW"/>
-          </w:rPr>
-          <w:rPr>
-            <w:color w:val="0000EE"/>
-            <w:u w:val="single"/>
-          </w:rPr>
-          <w:t>結7:2</w:t>
-        </w:r>
-      </w:hyperlink>
-      <w:r>
-        <w:rPr>
-          <w:lang w:val="zh_TW" w:bidi="zh_TW"/>
-        </w:rPr>
-        <w:t>），其實是指東南西北四個方向，而不是地球的形狀。「</w:t>
-      </w:r>
-      <w:r>
-        <w:rPr>
-          <w:lang w:val="zh_TW" w:bidi="zh_TW"/>
-        </w:rPr>
-        <w:t>地球大圈</w:t>
-      </w:r>
-      <w:r>
-        <w:rPr>
-          <w:lang w:val="zh_TW" w:bidi="zh_TW"/>
-        </w:rPr>
-        <w:t>」可能指的是地平線的周界（</w:t>
-      </w:r>
-      <w:hyperlink r:id="rId24">
-        <w:r>
-          <w:rPr>
-            <w:lang w:val="zh_TW" w:bidi="zh_TW"/>
-          </w:rPr>
-          <w:rPr>
-            <w:color w:val="0000EE"/>
-            <w:u w:val="single"/>
-          </w:rPr>
-          <w:t>賽40:22</w:t>
-        </w:r>
-      </w:hyperlink>
-      <w:r>
-        <w:rPr>
-          <w:lang w:val="zh_TW" w:bidi="zh_TW"/>
-        </w:rPr>
-        <w:t>；比較</w:t>
-      </w:r>
-      <w:hyperlink r:id="rId25">
-        <w:r>
-          <w:rPr>
-            <w:lang w:val="zh_TW" w:bidi="zh_TW"/>
-          </w:rPr>
-          <w:rPr>
-            <w:color w:val="0000EE"/>
-            <w:u w:val="single"/>
-          </w:rPr>
-          <w:t>伯38:13</w:t>
-        </w:r>
-      </w:hyperlink>
-      <w:r>
-        <w:rPr>
-          <w:lang w:val="zh_TW" w:bidi="zh_TW"/>
-        </w:rPr>
-        <w:t>）。地有時被描述為建立在「柱子」（</w:t>
-      </w:r>
-      <w:hyperlink r:id="rId26">
-        <w:r>
-          <w:rPr>
-            <w:lang w:val="zh_TW" w:bidi="zh_TW"/>
-          </w:rPr>
-          <w:rPr>
-            <w:color w:val="0000EE"/>
-            <w:u w:val="single"/>
-          </w:rPr>
-          <w:t>伯9:6</w:t>
-        </w:r>
-      </w:hyperlink>
-      <w:r>
-        <w:rPr>
-          <w:lang w:val="zh_TW" w:bidi="zh_TW"/>
-        </w:rPr>
-        <w:t>；</w:t>
-      </w:r>
-      <w:hyperlink r:id="rId27">
-        <w:r>
-          <w:rPr>
-            <w:lang w:val="zh_TW" w:bidi="zh_TW"/>
-          </w:rPr>
-          <w:rPr>
-            <w:color w:val="0000EE"/>
-            <w:u w:val="single"/>
-          </w:rPr>
-          <w:t>詩75:3</w:t>
-        </w:r>
-      </w:hyperlink>
-      <w:r>
-        <w:rPr>
-          <w:lang w:val="zh_TW" w:bidi="zh_TW"/>
-        </w:rPr>
-        <w:t>）或「</w:t>
-      </w:r>
-      <w:r>
-        <w:rPr>
-          <w:lang w:val="zh_TW" w:bidi="zh_TW"/>
-        </w:rPr>
-        <w:t>根基」</w:t>
-      </w:r>
-      <w:r>
-        <w:rPr>
-          <w:lang w:val="zh_TW" w:bidi="zh_TW"/>
-        </w:rPr>
-        <w:t>（</w:t>
-      </w:r>
-      <w:hyperlink r:id="rId28">
-        <w:r>
-          <w:rPr>
-            <w:lang w:val="zh_TW" w:bidi="zh_TW"/>
-          </w:rPr>
-          <w:rPr>
-            <w:color w:val="0000EE"/>
-            <w:u w:val="single"/>
-          </w:rPr>
-          <w:t>詩104:5</w:t>
-        </w:r>
-      </w:hyperlink>
-      <w:r>
-        <w:rPr>
-          <w:lang w:val="zh_TW" w:bidi="zh_TW"/>
-        </w:rPr>
-        <w:t>；</w:t>
-      </w:r>
       <w:hyperlink r:id="rId29">
         <w:r>
           <w:rPr>
@@ -606,50 +580,25 @@
             <w:color w:val="0000EE"/>
             <w:u w:val="single"/>
           </w:rPr>
-          <w:t>箴8:29</w:t>
-        </w:r>
-      </w:hyperlink>
-      <w:r>
-        <w:rPr>
-          <w:lang w:val="zh_TW" w:bidi="zh_TW"/>
-        </w:rPr>
-        <w:t>；</w:t>
-      </w:r>
-      <w:hyperlink r:id="rId30">
-        <w:r>
-          <w:rPr>
-            <w:lang w:val="zh_TW" w:bidi="zh_TW"/>
-          </w:rPr>
-          <w:rPr>
-            <w:color w:val="0000EE"/>
-            <w:u w:val="single"/>
-          </w:rPr>
-          <w:t>賽24:18</w:t>
-        </w:r>
-      </w:hyperlink>
-      <w:r>
-        <w:rPr>
-          <w:lang w:val="zh_TW" w:bidi="zh_TW"/>
-        </w:rPr>
-        <w:t>；</w:t>
-      </w:r>
-      <w:hyperlink r:id="rId31">
-        <w:r>
-          <w:rPr>
-            <w:lang w:val="zh_TW" w:bidi="zh_TW"/>
-          </w:rPr>
-          <w:rPr>
-            <w:color w:val="0000EE"/>
-            <w:u w:val="single"/>
-          </w:rPr>
-          <w:t>耶31:37</w:t>
-        </w:r>
-      </w:hyperlink>
-      <w:r>
-        <w:rPr>
-          <w:lang w:val="zh_TW" w:bidi="zh_TW"/>
-        </w:rPr>
-        <w:t>）。這些描述多出現在詩歌或先知書裡，因此不能當作希伯來人對宇宙結構的科學理解。</w:t>
+          <w:t>4:16–30</w:t>
+        </w:r>
+      </w:hyperlink>
+      <w:r>
+        <w:rPr>
+          <w:lang w:val="zh_TW" w:bidi="zh_TW"/>
+        </w:rPr>
+        <w:t>）。 他將耶穌的彌賽亞職分和神性結合在一起，表明道成肉身的神之子經過受苦與高昇，是為了將人帶到神的面前。</w:t>
+      </w:r>
+    </w:p>
+    <w:p>
+      <w:pPr>
+        <w:pStyle w:val="Heading4"/>
+      </w:pPr>
+      <w:r>
+        <w:rPr>
+          <w:lang w:val="zh_TW" w:bidi="zh_TW"/>
+        </w:rPr>
+        <w:t>約翰的著作</w:t>
       </w:r>
     </w:p>
     <w:p>
@@ -663,7 +612,43 @@
         <w:rPr>
           <w:lang w:val="zh_TW" w:bidi="zh_TW"/>
         </w:rPr>
-        <w:t>「地」也可以指農夫耕種的土壤（見</w:t>
+        <w:t>使徒約翰關於道成肉身的教義比其他任何人的都更為明確，他不僅教導了耶穌的神-人（God-man）身份，還教導了祂先存的「榮耀」（</w:t>
+      </w:r>
+      <w:hyperlink r:id="rId30">
+        <w:r>
+          <w:rPr>
+            <w:lang w:val="zh_TW" w:bidi="zh_TW"/>
+          </w:rPr>
+          <w:rPr>
+            <w:color w:val="0000EE"/>
+            <w:u w:val="single"/>
+          </w:rPr>
+          <w:t>約1:1–18</w:t>
+        </w:r>
+      </w:hyperlink>
+      <w:r>
+        <w:rPr>
+          <w:lang w:val="zh_TW" w:bidi="zh_TW"/>
+        </w:rPr>
+        <w:t>）。 這一教義的核心就是耶穌與父神的合一（</w:t>
+      </w:r>
+      <w:hyperlink r:id="rId31">
+        <w:r>
+          <w:rPr>
+            <w:lang w:val="zh_TW" w:bidi="zh_TW"/>
+          </w:rPr>
+          <w:rPr>
+            <w:color w:val="0000EE"/>
+            <w:u w:val="single"/>
+          </w:rPr>
+          <w:t>10:29–30</w:t>
+        </w:r>
+      </w:hyperlink>
+      <w:r>
+        <w:rPr>
+          <w:lang w:val="zh_TW" w:bidi="zh_TW"/>
+        </w:rPr>
+        <w:t>，</w:t>
       </w:r>
       <w:hyperlink r:id="rId32">
         <w:r>
@@ -674,14 +659,14 @@
             <w:color w:val="0000EE"/>
             <w:u w:val="single"/>
           </w:rPr>
-          <w:t>王下5:17</w:t>
-        </w:r>
-      </w:hyperlink>
-      <w:r>
-        <w:rPr>
-          <w:lang w:val="zh_TW" w:bidi="zh_TW"/>
-        </w:rPr>
-        <w:t>）。聖經說，地原本的狀況（</w:t>
+          <w:t>14:8–11</w:t>
+        </w:r>
+      </w:hyperlink>
+      <w:r>
+        <w:rPr>
+          <w:lang w:val="zh_TW" w:bidi="zh_TW"/>
+        </w:rPr>
+        <w:t>，</w:t>
       </w:r>
       <w:hyperlink r:id="rId33">
         <w:r>
@@ -692,14 +677,14 @@
             <w:color w:val="0000EE"/>
             <w:u w:val="single"/>
           </w:rPr>
-          <w:t>創2:6</w:t>
-        </w:r>
-      </w:hyperlink>
-      <w:r>
-        <w:rPr>
-          <w:lang w:val="zh_TW" w:bidi="zh_TW"/>
-        </w:rPr>
-        <w:t>）因人的罪而受咒詛（</w:t>
+          <w:t>約一2:23</w:t>
+        </w:r>
+      </w:hyperlink>
+      <w:r>
+        <w:rPr>
+          <w:lang w:val="zh_TW" w:bidi="zh_TW"/>
+        </w:rPr>
+        <w:t>）。「我是」（指的是基督，取自舊約中對獨一真神的稱呼，並且可能代表著神的個人名字，耶和華）來將神向祂的子民啓示出來（</w:t>
       </w:r>
       <w:hyperlink r:id="rId34">
         <w:r>
@@ -710,14 +695,32 @@
             <w:color w:val="0000EE"/>
             <w:u w:val="single"/>
           </w:rPr>
-          <w:t>創3:17–19</w:t>
-        </w:r>
-      </w:hyperlink>
-      <w:r>
-        <w:rPr>
-          <w:lang w:val="zh_TW" w:bidi="zh_TW"/>
-        </w:rPr>
-        <w:t>）。（現代環境學者同樣指出，地球因人類的貪婪與驕傲而受害。）當亞伯的血灑在地上之後，該隱在農耕上的困難不斷提醒他，他曾經謀殺他的兄弟（</w:t>
+          <w:t>約1:4–5、14、18</w:t>
+        </w:r>
+      </w:hyperlink>
+      <w:r>
+        <w:rPr>
+          <w:lang w:val="zh_TW" w:bidi="zh_TW"/>
+        </w:rPr>
+        <w:t>）。然而，約翰也對道成肉身有最平衡的呈現。神的道或聖言（</w:t>
+      </w:r>
+      <w:hyperlink r:id="rId30">
+        <w:r>
+          <w:rPr>
+            <w:lang w:val="zh_TW" w:bidi="zh_TW"/>
+          </w:rPr>
+          <w:rPr>
+            <w:color w:val="0000EE"/>
+            <w:u w:val="single"/>
+          </w:rPr>
+          <w:t>1:1–18</w:t>
+        </w:r>
+      </w:hyperlink>
+      <w:r>
+        <w:rPr>
+          <w:lang w:val="zh_TW" w:bidi="zh_TW"/>
+        </w:rPr>
+        <w:t>）是完美人性的典範；祂「成了肉身」（第</w:t>
       </w:r>
       <w:hyperlink r:id="rId35">
         <w:r>
@@ -728,7 +731,79 @@
             <w:color w:val="0000EE"/>
             <w:u w:val="single"/>
           </w:rPr>
-          <w:t>創4:8–12</w:t>
+          <w:t>14</w:t>
+        </w:r>
+      </w:hyperlink>
+      <w:r>
+        <w:rPr>
+          <w:lang w:val="zh_TW" w:bidi="zh_TW"/>
+        </w:rPr>
+        <w:t>節）來向人類啓示（第</w:t>
+      </w:r>
+      <w:hyperlink r:id="rId36">
+        <w:r>
+          <w:rPr>
+            <w:lang w:val="zh_TW" w:bidi="zh_TW"/>
+          </w:rPr>
+          <w:rPr>
+            <w:color w:val="0000EE"/>
+            <w:u w:val="single"/>
+          </w:rPr>
+          <w:t>5、9</w:t>
+        </w:r>
+      </w:hyperlink>
+      <w:r>
+        <w:rPr>
+          <w:lang w:val="zh_TW" w:bidi="zh_TW"/>
+        </w:rPr>
+        <w:t>節）並在他們裡面產生「永生」（</w:t>
+      </w:r>
+      <w:hyperlink r:id="rId37">
+        <w:r>
+          <w:rPr>
+            <w:lang w:val="zh_TW" w:bidi="zh_TW"/>
+          </w:rPr>
+          <w:rPr>
+            <w:color w:val="0000EE"/>
+            <w:u w:val="single"/>
+          </w:rPr>
+          <w:t>3:14–18</w:t>
+        </w:r>
+      </w:hyperlink>
+      <w:r>
+        <w:rPr>
+          <w:lang w:val="zh_TW" w:bidi="zh_TW"/>
+        </w:rPr>
+        <w:t>；</w:t>
+      </w:r>
+      <w:hyperlink r:id="rId38">
+        <w:r>
+          <w:rPr>
+            <w:lang w:val="zh_TW" w:bidi="zh_TW"/>
+          </w:rPr>
+          <w:rPr>
+            <w:color w:val="0000EE"/>
+            <w:u w:val="single"/>
+          </w:rPr>
+          <w:t>約一1:1–3</w:t>
+        </w:r>
+      </w:hyperlink>
+      <w:r>
+        <w:rPr>
+          <w:lang w:val="zh_TW" w:bidi="zh_TW"/>
+        </w:rPr>
+        <w:t>；</w:t>
+      </w:r>
+      <w:hyperlink r:id="rId39">
+        <w:r>
+          <w:rPr>
+            <w:lang w:val="zh_TW" w:bidi="zh_TW"/>
+          </w:rPr>
+          <w:rPr>
+            <w:color w:val="0000EE"/>
+            <w:u w:val="single"/>
+          </w:rPr>
+          <w:t>4:9</w:t>
         </w:r>
       </w:hyperlink>
       <w:r>
@@ -736,6 +811,17 @@
           <w:lang w:val="zh_TW" w:bidi="zh_TW"/>
         </w:rPr>
         <w:t>）。</w:t>
+      </w:r>
+    </w:p>
+    <w:p>
+      <w:pPr>
+        <w:pStyle w:val="Heading4"/>
+      </w:pPr>
+      <w:r>
+        <w:rPr>
+          <w:lang w:val="zh_TW" w:bidi="zh_TW"/>
+        </w:rPr>
+        <w:t>保羅的書信</w:t>
       </w:r>
     </w:p>
     <w:p>
@@ -749,61 +835,43 @@
         <w:rPr>
           <w:lang w:val="zh_TW" w:bidi="zh_TW"/>
         </w:rPr>
-        <w:t>以色列人聽從吩咐，每七年讓土地休耕（</w:t>
-      </w:r>
-      <w:hyperlink r:id="rId36">
-        <w:r>
-          <w:rPr>
-            <w:lang w:val="zh_TW" w:bidi="zh_TW"/>
-          </w:rPr>
-          <w:rPr>
-            <w:color w:val="0000EE"/>
-            <w:u w:val="single"/>
-          </w:rPr>
-          <w:t>出23:10–12</w:t>
-        </w:r>
-      </w:hyperlink>
-      <w:r>
-        <w:rPr>
-          <w:lang w:val="zh_TW" w:bidi="zh_TW"/>
-        </w:rPr>
-        <w:t>；</w:t>
-      </w:r>
-      <w:hyperlink r:id="rId37">
-        <w:r>
-          <w:rPr>
-            <w:lang w:val="zh_TW" w:bidi="zh_TW"/>
-          </w:rPr>
-          <w:rPr>
-            <w:color w:val="0000EE"/>
-            <w:u w:val="single"/>
-          </w:rPr>
-          <w:t>利25:4–5</w:t>
-        </w:r>
-      </w:hyperlink>
-      <w:r>
-        <w:rPr>
-          <w:lang w:val="zh_TW" w:bidi="zh_TW"/>
-        </w:rPr>
-        <w:t>），好讓土壤恢復養分。七個「安息年」之後，在第五十年的「禧年」，土地要歸還原本的家族（</w:t>
-      </w:r>
-      <w:hyperlink r:id="rId38">
-        <w:r>
-          <w:rPr>
-            <w:lang w:val="zh_TW" w:bidi="zh_TW"/>
-          </w:rPr>
-          <w:rPr>
-            <w:color w:val="0000EE"/>
-            <w:u w:val="single"/>
-          </w:rPr>
-          <w:t>利25:10–17</w:t>
-        </w:r>
-      </w:hyperlink>
-      <w:r>
-        <w:rPr>
-          <w:lang w:val="zh_TW" w:bidi="zh_TW"/>
-        </w:rPr>
-        <w:t>）。這律法提醒百姓，土地的真正主人是神，也防止富有的地主壟斷龐大的莊園。</w:t>
+        <w:t>使徒保羅將道成肉身描述為一條耶穌通往受苦與救贖的道路。在</w:t>
+      </w:r>
+      <w:hyperlink r:id="rId40">
+        <w:r>
+          <w:rPr>
+            <w:lang w:val="zh_TW" w:bidi="zh_TW"/>
+          </w:rPr>
+          <w:rPr>
+            <w:color w:val="0000EE"/>
+            <w:u w:val="single"/>
+          </w:rPr>
+          <w:t>加4:4–5</w:t>
+        </w:r>
+      </w:hyperlink>
+      <w:r>
+        <w:rPr>
+          <w:lang w:val="zh_TW" w:bidi="zh_TW"/>
+        </w:rPr>
+        <w:t>中，道成肉身（「由女人所生」）是在「時候滿足」的時候，或在救恩歷史的頂點而到來的，要「救贖那些在律法以下的人」。在腓立比書的讚美詩中（</w:t>
+      </w:r>
+      <w:hyperlink r:id="rId13">
+        <w:r>
+          <w:rPr>
+            <w:lang w:val="zh_TW" w:bidi="zh_TW"/>
+          </w:rPr>
+          <w:rPr>
+            <w:color w:val="0000EE"/>
+            <w:u w:val="single"/>
+          </w:rPr>
+          <w:t>腓2:6–11</w:t>
+        </w:r>
+      </w:hyperlink>
+      <w:r>
+        <w:rPr>
+          <w:lang w:val="zh_TW" w:bidi="zh_TW"/>
+        </w:rPr>
+        <w:t>），道成肉身被視為先存的（「他本有神的形象」），降卑的（「虛己⋯⋯卑微」），和順服的（「順服以至於死」）。 道成肉身的目的是十字架（「且死在十字架上」），其結果是基督的高昇。這首詩歌或許是新約中關於道成肉身的最高神學論述。耶穌的人生是一種「倒空」，是對緊握不放祂神性特權（「不以自己與神同等為強奪的」）的拒絕。</w:t>
       </w:r>
     </w:p>
     <w:p>
@@ -817,18 +885,18 @@
         <w:rPr>
           <w:lang w:val="zh_TW" w:bidi="zh_TW"/>
         </w:rPr>
-        <w:t>摩西律法也教導以色列人，土地的狀況反映他們與神的關係。乾旱或歉收表示與神的關係破裂（</w:t>
-      </w:r>
-      <w:hyperlink r:id="rId39">
-        <w:r>
-          <w:rPr>
-            <w:lang w:val="zh_TW" w:bidi="zh_TW"/>
-          </w:rPr>
-          <w:rPr>
-            <w:color w:val="0000EE"/>
-            <w:u w:val="single"/>
-          </w:rPr>
-          <w:t>利26章</w:t>
+        <w:t>保羅將基督描述為末後的亞當（</w:t>
+      </w:r>
+      <w:hyperlink r:id="rId41">
+        <w:r>
+          <w:rPr>
+            <w:lang w:val="zh_TW" w:bidi="zh_TW"/>
+          </w:rPr>
+          <w:rPr>
+            <w:color w:val="0000EE"/>
+            <w:u w:val="single"/>
+          </w:rPr>
+          <w:t>羅5:12–19</w:t>
         </w:r>
       </w:hyperlink>
       <w:r>
@@ -837,34 +905,34 @@
         </w:rPr>
         <w:t>；</w:t>
       </w:r>
-      <w:hyperlink r:id="rId40">
-        <w:r>
-          <w:rPr>
-            <w:lang w:val="zh_TW" w:bidi="zh_TW"/>
-          </w:rPr>
-          <w:rPr>
-            <w:color w:val="0000EE"/>
-            <w:u w:val="single"/>
-          </w:rPr>
-          <w:t>申28章</w:t>
-        </w:r>
-      </w:hyperlink>
-      <w:r>
-        <w:rPr>
-          <w:lang w:val="zh_TW" w:bidi="zh_TW"/>
-        </w:rPr>
-        <w:t>）。以色列人被警告，他們的惡行若嚴重到某種程度，神會將他們趕出祂的地（見</w:t>
-      </w:r>
-      <w:hyperlink r:id="rId41">
-        <w:r>
-          <w:rPr>
-            <w:lang w:val="zh_TW" w:bidi="zh_TW"/>
-          </w:rPr>
-          <w:rPr>
-            <w:color w:val="0000EE"/>
-            <w:u w:val="single"/>
-          </w:rPr>
-          <w:t>利26:37</w:t>
+      <w:hyperlink r:id="rId42">
+        <w:r>
+          <w:rPr>
+            <w:lang w:val="zh_TW" w:bidi="zh_TW"/>
+          </w:rPr>
+          <w:rPr>
+            <w:color w:val="0000EE"/>
+            <w:u w:val="single"/>
+          </w:rPr>
+          <w:t>林前15:45–47</w:t>
+        </w:r>
+      </w:hyperlink>
+      <w:r>
+        <w:rPr>
+          <w:lang w:val="zh_TW" w:bidi="zh_TW"/>
+        </w:rPr>
+        <w:t>），亞當所失去的，祂將其帶了回來，使我們有可能重新獲得。通過取了人的樣式，基督成為了使人與神和好的救贖主（</w:t>
+      </w:r>
+      <w:hyperlink r:id="rId43">
+        <w:r>
+          <w:rPr>
+            <w:lang w:val="zh_TW" w:bidi="zh_TW"/>
+          </w:rPr>
+          <w:rPr>
+            <w:color w:val="0000EE"/>
+            <w:u w:val="single"/>
+          </w:rPr>
+          <w:t>羅3:25</w:t>
         </w:r>
       </w:hyperlink>
       <w:r>
@@ -873,41 +941,160 @@
         </w:rPr>
         <w:t>；</w:t>
       </w:r>
-      <w:hyperlink r:id="rId42">
-        <w:r>
-          <w:rPr>
-            <w:lang w:val="zh_TW" w:bidi="zh_TW"/>
-          </w:rPr>
-          <w:rPr>
-            <w:color w:val="0000EE"/>
-            <w:u w:val="single"/>
-          </w:rPr>
-          <w:t>申28:64</w:t>
-        </w:r>
-      </w:hyperlink>
-      <w:r>
-        <w:rPr>
-          <w:lang w:val="zh_TW" w:bidi="zh_TW"/>
-        </w:rPr>
-        <w:t>）。但即使如此，神仍應許要最終恢復祂的子民，使他們再次與土地「成婚」（</w:t>
-      </w:r>
-      <w:hyperlink r:id="rId43">
-        <w:r>
-          <w:rPr>
-            <w:lang w:val="zh_TW" w:bidi="zh_TW"/>
-          </w:rPr>
-          <w:rPr>
-            <w:color w:val="0000EE"/>
-            <w:u w:val="single"/>
-          </w:rPr>
-          <w:t>賽62:4</w:t>
-        </w:r>
-      </w:hyperlink>
-      <w:r>
-        <w:rPr>
-          <w:lang w:val="zh_TW" w:bidi="zh_TW"/>
-        </w:rPr>
-        <w:t>）。</w:t>
+      <w:hyperlink r:id="rId44">
+        <w:r>
+          <w:rPr>
+            <w:lang w:val="zh_TW" w:bidi="zh_TW"/>
+          </w:rPr>
+          <w:rPr>
+            <w:color w:val="0000EE"/>
+            <w:u w:val="single"/>
+          </w:rPr>
+          <w:t>林後5:19</w:t>
+        </w:r>
+      </w:hyperlink>
+      <w:r>
+        <w:rPr>
+          <w:lang w:val="zh_TW" w:bidi="zh_TW"/>
+        </w:rPr>
+        <w:t>；</w:t>
+      </w:r>
+      <w:hyperlink r:id="rId45">
+        <w:r>
+          <w:rPr>
+            <w:lang w:val="zh_TW" w:bidi="zh_TW"/>
+          </w:rPr>
+          <w:rPr>
+            <w:color w:val="0000EE"/>
+            <w:u w:val="single"/>
+          </w:rPr>
+          <w:t>提前1:15</w:t>
+        </w:r>
+      </w:hyperlink>
+      <w:r>
+        <w:rPr>
+          <w:lang w:val="zh_TW" w:bidi="zh_TW"/>
+        </w:rPr>
+        <w:t>）。然而，保羅更強調，被高昇的基督帶來了新的生命（</w:t>
+      </w:r>
+      <w:hyperlink r:id="rId46">
+        <w:r>
+          <w:rPr>
+            <w:lang w:val="zh_TW" w:bidi="zh_TW"/>
+          </w:rPr>
+          <w:rPr>
+            <w:color w:val="0000EE"/>
+            <w:u w:val="single"/>
+          </w:rPr>
+          <w:t>羅6:4–6</w:t>
+        </w:r>
+      </w:hyperlink>
+      <w:r>
+        <w:rPr>
+          <w:lang w:val="zh_TW" w:bidi="zh_TW"/>
+        </w:rPr>
+        <w:t>；</w:t>
+      </w:r>
+      <w:hyperlink r:id="rId47">
+        <w:r>
+          <w:rPr>
+            <w:lang w:val="zh_TW" w:bidi="zh_TW"/>
+          </w:rPr>
+          <w:rPr>
+            <w:color w:val="0000EE"/>
+            <w:u w:val="single"/>
+          </w:rPr>
+          <w:t>林後3:17–18</w:t>
+        </w:r>
+      </w:hyperlink>
+      <w:r>
+        <w:rPr>
+          <w:lang w:val="zh_TW" w:bidi="zh_TW"/>
+        </w:rPr>
+        <w:t>；</w:t>
+      </w:r>
+      <w:hyperlink r:id="rId48">
+        <w:r>
+          <w:rPr>
+            <w:lang w:val="zh_TW" w:bidi="zh_TW"/>
+          </w:rPr>
+          <w:rPr>
+            <w:color w:val="0000EE"/>
+            <w:u w:val="single"/>
+          </w:rPr>
+          <w:t>西3:1–4</w:t>
+        </w:r>
+      </w:hyperlink>
+      <w:r>
+        <w:rPr>
+          <w:lang w:val="zh_TW" w:bidi="zh_TW"/>
+        </w:rPr>
+        <w:t>）。 歌羅西書</w:t>
+      </w:r>
+      <w:hyperlink r:id="rId49">
+        <w:r>
+          <w:rPr>
+            <w:lang w:val="zh_TW" w:bidi="zh_TW"/>
+          </w:rPr>
+          <w:rPr>
+            <w:color w:val="0000EE"/>
+            <w:u w:val="single"/>
+          </w:rPr>
+          <w:t>1:15–20</w:t>
+        </w:r>
+      </w:hyperlink>
+      <w:r>
+        <w:rPr>
+          <w:lang w:val="zh_TW" w:bidi="zh_TW"/>
+        </w:rPr>
+        <w:t>中的讚美詩，運用了猶太智慧思辨，可能還混有希臘元素，它顯明了基督是「首生的」和「神的豐盛」。那位永存為神的，通過祂的犧牲死亡，成為被尊崇的主，並將人帶到神面前（另見</w:t>
+      </w:r>
+      <w:hyperlink r:id="rId50">
+        <w:r>
+          <w:rPr>
+            <w:lang w:val="zh_TW" w:bidi="zh_TW"/>
+          </w:rPr>
+          <w:rPr>
+            <w:color w:val="0000EE"/>
+            <w:u w:val="single"/>
+          </w:rPr>
+          <w:t>羅1:3–4</w:t>
+        </w:r>
+      </w:hyperlink>
+      <w:r>
+        <w:rPr>
+          <w:lang w:val="zh_TW" w:bidi="zh_TW"/>
+        </w:rPr>
+        <w:t>、</w:t>
+      </w:r>
+      <w:hyperlink r:id="rId51">
+        <w:r>
+          <w:rPr>
+            <w:lang w:val="zh_TW" w:bidi="zh_TW"/>
+          </w:rPr>
+          <w:rPr>
+            <w:color w:val="0000EE"/>
+            <w:u w:val="single"/>
+          </w:rPr>
+          <w:t>提前3:16</w:t>
+        </w:r>
+      </w:hyperlink>
+      <w:r>
+        <w:rPr>
+          <w:lang w:val="zh_TW" w:bidi="zh_TW"/>
+        </w:rPr>
+        <w:t>中的「肉體—靈」主題）。</w:t>
+      </w:r>
+    </w:p>
+    <w:p>
+      <w:pPr>
+        <w:pStyle w:val="Heading4"/>
+      </w:pPr>
+      <w:r>
+        <w:rPr>
+          <w:lang w:val="zh_TW" w:bidi="zh_TW"/>
+        </w:rPr>
+        <w:t>希伯來書</w:t>
       </w:r>
     </w:p>
     <w:p>
@@ -921,60 +1108,90 @@
         <w:rPr>
           <w:lang w:val="zh_TW" w:bidi="zh_TW"/>
         </w:rPr>
-        <w:t>聖經中有許多經文指出一個「將來的時代」，屆時大地要從「敗壞的轄制」中得釋放，整個受造之物都在「歎息」，並熱切等候這一刻（</w:t>
-      </w:r>
-      <w:hyperlink r:id="rId44">
-        <w:r>
-          <w:rPr>
-            <w:lang w:val="zh_TW" w:bidi="zh_TW"/>
-          </w:rPr>
-          <w:rPr>
-            <w:color w:val="0000EE"/>
-            <w:u w:val="single"/>
-          </w:rPr>
-          <w:t>羅8:19</w:t>
-        </w:r>
-      </w:hyperlink>
-      <w:hyperlink r:id="rId45">
-        <w:r>
-          <w:rPr>
-            <w:lang w:val="zh_TW" w:bidi="zh_TW"/>
-          </w:rPr>
-          <w:rPr>
-            <w:color w:val="0000EE"/>
-            <w:u w:val="single"/>
-          </w:rPr>
-          <w:t>–</w:t>
-        </w:r>
-      </w:hyperlink>
-      <w:hyperlink r:id="rId44">
-        <w:r>
-          <w:rPr>
-            <w:lang w:val="zh_TW" w:bidi="zh_TW"/>
-          </w:rPr>
-          <w:rPr>
-            <w:color w:val="0000EE"/>
-            <w:u w:val="single"/>
-          </w:rPr>
-          <w:t>23</w:t>
-        </w:r>
-      </w:hyperlink>
-      <w:r>
-        <w:rPr>
-          <w:lang w:val="zh_TW" w:bidi="zh_TW"/>
-        </w:rPr>
-        <w:t>）。聖經描述一個大更新的時代，土地將要恢復，再次肥沃起來（</w:t>
-      </w:r>
-      <w:hyperlink r:id="rId46">
-        <w:r>
-          <w:rPr>
-            <w:lang w:val="zh_TW" w:bidi="zh_TW"/>
-          </w:rPr>
-          <w:rPr>
-            <w:color w:val="0000EE"/>
-            <w:u w:val="single"/>
-          </w:rPr>
-          <w:t>結47章</w:t>
+        <w:t>希伯來書多處提到了道成肉身。開場讚美詩（</w:t>
+      </w:r>
+      <w:hyperlink r:id="rId52">
+        <w:r>
+          <w:rPr>
+            <w:lang w:val="zh_TW" w:bidi="zh_TW"/>
+          </w:rPr>
+          <w:rPr>
+            <w:color w:val="0000EE"/>
+            <w:u w:val="single"/>
+          </w:rPr>
+          <w:t>來1:1–3</w:t>
+        </w:r>
+      </w:hyperlink>
+      <w:r>
+        <w:rPr>
+          <w:lang w:val="zh_TW" w:bidi="zh_TW"/>
+        </w:rPr>
+        <w:t>）就強調了基督崇高的地位，祂是神形象的「真實印記」和榮耀所發的光輝。基督比天使更尊貴（</w:t>
+      </w:r>
+      <w:hyperlink r:id="rId53">
+        <w:r>
+          <w:rPr>
+            <w:lang w:val="zh_TW" w:bidi="zh_TW"/>
+          </w:rPr>
+          <w:rPr>
+            <w:color w:val="0000EE"/>
+            <w:u w:val="single"/>
+          </w:rPr>
+          <w:t>1:4–9</w:t>
+        </w:r>
+      </w:hyperlink>
+      <w:r>
+        <w:rPr>
+          <w:lang w:val="zh_TW" w:bidi="zh_TW"/>
+        </w:rPr>
+        <w:t>），但祂成為人，為拯救人類而受苦（</w:t>
+      </w:r>
+      <w:hyperlink r:id="rId54">
+        <w:r>
+          <w:rPr>
+            <w:lang w:val="zh_TW" w:bidi="zh_TW"/>
+          </w:rPr>
+          <w:rPr>
+            <w:color w:val="0000EE"/>
+            <w:u w:val="single"/>
+          </w:rPr>
+          <w:t>2:9</w:t>
+        </w:r>
+      </w:hyperlink>
+      <w:r>
+        <w:rPr>
+          <w:lang w:val="zh_TW" w:bidi="zh_TW"/>
+        </w:rPr>
+        <w:t>、</w:t>
+      </w:r>
+      <w:hyperlink r:id="rId55">
+        <w:r>
+          <w:rPr>
+            <w:lang w:val="zh_TW" w:bidi="zh_TW"/>
+          </w:rPr>
+          <w:rPr>
+            <w:color w:val="0000EE"/>
+            <w:u w:val="single"/>
+          </w:rPr>
+          <w:t>5:7–9</w:t>
+        </w:r>
+      </w:hyperlink>
+      <w:r>
+        <w:rPr>
+          <w:lang w:val="zh_TW" w:bidi="zh_TW"/>
+        </w:rPr>
+        <w:t>）。道成肉身符合罪人對救主的需求。希伯來書的目的是要表明基督之於舊約祭祀無可比擬的超越性，同時強調祂的救贖工作。祂真實的受試探（</w:t>
+      </w:r>
+      <w:hyperlink r:id="rId56">
+        <w:r>
+          <w:rPr>
+            <w:lang w:val="zh_TW" w:bidi="zh_TW"/>
+          </w:rPr>
+          <w:rPr>
+            <w:color w:val="0000EE"/>
+            <w:u w:val="single"/>
+          </w:rPr>
+          <w:t>2:18</w:t>
         </w:r>
       </w:hyperlink>
       <w:r>
@@ -983,16 +1200,88 @@
         </w:rPr>
         <w:t>；</w:t>
       </w:r>
-      <w:hyperlink r:id="rId47">
-        <w:r>
-          <w:rPr>
-            <w:lang w:val="zh_TW" w:bidi="zh_TW"/>
-          </w:rPr>
-          <w:rPr>
-            <w:color w:val="0000EE"/>
-            <w:u w:val="single"/>
-          </w:rPr>
-          <w:t>珥3:18</w:t>
+      <w:hyperlink r:id="rId57">
+        <w:r>
+          <w:rPr>
+            <w:lang w:val="zh_TW" w:bidi="zh_TW"/>
+          </w:rPr>
+          <w:rPr>
+            <w:color w:val="0000EE"/>
+            <w:u w:val="single"/>
+          </w:rPr>
+          <w:t>4:15</w:t>
+        </w:r>
+      </w:hyperlink>
+      <w:r>
+        <w:rPr>
+          <w:lang w:val="zh_TW" w:bidi="zh_TW"/>
+        </w:rPr>
+        <w:t>）與祂的無罪結合在一起（</w:t>
+      </w:r>
+      <w:hyperlink r:id="rId57">
+        <w:r>
+          <w:rPr>
+            <w:lang w:val="zh_TW" w:bidi="zh_TW"/>
+          </w:rPr>
+          <w:rPr>
+            <w:color w:val="0000EE"/>
+            <w:u w:val="single"/>
+          </w:rPr>
+          <w:t>4:15</w:t>
+        </w:r>
+      </w:hyperlink>
+      <w:r>
+        <w:rPr>
+          <w:lang w:val="zh_TW" w:bidi="zh_TW"/>
+        </w:rPr>
+        <w:t>、</w:t>
+      </w:r>
+      <w:hyperlink r:id="rId58">
+        <w:r>
+          <w:rPr>
+            <w:lang w:val="zh_TW" w:bidi="zh_TW"/>
+          </w:rPr>
+          <w:rPr>
+            <w:color w:val="0000EE"/>
+            <w:u w:val="single"/>
+          </w:rPr>
+          <w:t>5:9</w:t>
+        </w:r>
+      </w:hyperlink>
+      <w:r>
+        <w:rPr>
+          <w:lang w:val="zh_TW" w:bidi="zh_TW"/>
+        </w:rPr>
+        <w:t>、</w:t>
+      </w:r>
+      <w:hyperlink r:id="rId59">
+        <w:r>
+          <w:rPr>
+            <w:lang w:val="zh_TW" w:bidi="zh_TW"/>
+          </w:rPr>
+          <w:rPr>
+            <w:color w:val="0000EE"/>
+            <w:u w:val="single"/>
+          </w:rPr>
+          <w:t>7:26</w:t>
+        </w:r>
+      </w:hyperlink>
+      <w:r>
+        <w:rPr>
+          <w:lang w:val="zh_TW" w:bidi="zh_TW"/>
+        </w:rPr>
+        <w:t>），完成了以人的身份來對人的罪的救贖。道成肉身是一條基督最終只要一次獻上贖罪祭，就能永遠勝過罪的途徑（</w:t>
+      </w:r>
+      <w:hyperlink r:id="rId60">
+        <w:r>
+          <w:rPr>
+            <w:lang w:val="zh_TW" w:bidi="zh_TW"/>
+          </w:rPr>
+          <w:rPr>
+            <w:color w:val="0000EE"/>
+            <w:u w:val="single"/>
+          </w:rPr>
+          <w:t>7:28</w:t>
         </w:r>
       </w:hyperlink>
       <w:r>
@@ -1001,112 +1290,16 @@
         </w:rPr>
         <w:t>；</w:t>
       </w:r>
-      <w:hyperlink r:id="rId48">
-        <w:r>
-          <w:rPr>
-            <w:lang w:val="zh_TW" w:bidi="zh_TW"/>
-          </w:rPr>
-          <w:rPr>
-            <w:color w:val="0000EE"/>
-            <w:u w:val="single"/>
-          </w:rPr>
-          <w:t>摩9:13</w:t>
-        </w:r>
-      </w:hyperlink>
-      <w:hyperlink r:id="rId45">
-        <w:r>
-          <w:rPr>
-            <w:lang w:val="zh_TW" w:bidi="zh_TW"/>
-          </w:rPr>
-          <w:rPr>
-            <w:color w:val="0000EE"/>
-            <w:u w:val="single"/>
-          </w:rPr>
-          <w:t>–15</w:t>
-        </w:r>
-      </w:hyperlink>
-      <w:hyperlink r:id="rId48">
-        <w:r>
-          <w:rPr>
-            <w:lang w:val="zh_TW" w:bidi="zh_TW"/>
-          </w:rPr>
-          <w:rPr>
-            <w:color w:val="0000EE"/>
-            <w:u w:val="single"/>
-          </w:rPr>
-          <w:t>；</w:t>
-        </w:r>
-      </w:hyperlink>
-      <w:hyperlink r:id="rId45">
-        <w:r>
-          <w:rPr>
-            <w:lang w:val="zh_TW" w:bidi="zh_TW"/>
-          </w:rPr>
-          <w:rPr>
-            <w:color w:val="0000EE"/>
-            <w:u w:val="single"/>
-          </w:rPr>
-          <w:t>亞14:6–9</w:t>
-        </w:r>
-      </w:hyperlink>
-      <w:r>
-        <w:rPr>
-          <w:lang w:val="zh_TW" w:bidi="zh_TW"/>
-        </w:rPr>
-        <w:t>）。然而，有一天，「</w:t>
-      </w:r>
-      <w:r>
-        <w:rPr>
-          <w:lang w:val="zh_TW" w:bidi="zh_TW"/>
-        </w:rPr>
-        <w:t>天必大有響聲廢去，有形質的都要被烈火銷化，地和其上的物都要燒盡了</w:t>
-      </w:r>
-      <w:r>
-        <w:rPr>
-          <w:lang w:val="zh_TW" w:bidi="zh_TW"/>
-        </w:rPr>
-        <w:t>」（</w:t>
-      </w:r>
-      <w:hyperlink r:id="rId49">
-        <w:r>
-          <w:rPr>
-            <w:lang w:val="zh_TW" w:bidi="zh_TW"/>
-          </w:rPr>
-          <w:rPr>
-            <w:color w:val="0000EE"/>
-            <w:u w:val="single"/>
-          </w:rPr>
-          <w:t>彼後3:10</w:t>
-        </w:r>
-      </w:hyperlink>
-      <w:r>
-        <w:rPr>
-          <w:lang w:val="zh_TW" w:bidi="zh_TW"/>
-        </w:rPr>
-        <w:t>）。然而，在使徒約翰的異象中，他看到了「</w:t>
-      </w:r>
-      <w:r>
-        <w:rPr>
-          <w:lang w:val="zh_TW" w:bidi="zh_TW"/>
-        </w:rPr>
-        <w:t>一個新天新地；因為先前的天地已經過去了</w:t>
-      </w:r>
-      <w:r>
-        <w:rPr>
-          <w:lang w:val="zh_TW" w:bidi="zh_TW"/>
-        </w:rPr>
-        <w:t>」（</w:t>
-      </w:r>
-      <w:hyperlink r:id="rId50">
-        <w:r>
-          <w:rPr>
-            <w:lang w:val="zh_TW" w:bidi="zh_TW"/>
-          </w:rPr>
-          <w:rPr>
-            <w:color w:val="0000EE"/>
-            <w:u w:val="single"/>
-          </w:rPr>
-          <w:t>啟21:1</w:t>
+      <w:hyperlink r:id="rId61">
+        <w:r>
+          <w:rPr>
+            <w:lang w:val="zh_TW" w:bidi="zh_TW"/>
+          </w:rPr>
+          <w:rPr>
+            <w:color w:val="0000EE"/>
+            <w:u w:val="single"/>
+          </w:rPr>
+          <w:t>9:26</w:t>
         </w:r>
       </w:hyperlink>
       <w:r>
@@ -1114,6 +1307,17 @@
           <w:lang w:val="zh_TW" w:bidi="zh_TW"/>
         </w:rPr>
         <w:t>）。</w:t>
+      </w:r>
+    </w:p>
+    <w:p>
+      <w:pPr>
+        <w:pStyle w:val="Heading3"/>
+      </w:pPr>
+      <w:r>
+        <w:rPr>
+          <w:lang w:val="zh_TW" w:bidi="zh_TW"/>
+        </w:rPr>
+        <w:t>歷史沿革</w:t>
       </w:r>
     </w:p>
     <w:p>
@@ -1125,32 +1329,9 @@
       </w:r>
       <w:r>
         <w:rPr>
-          <w:i/>
-          <w:lang w:val="zh_TW" w:bidi="zh_TW"/>
-        </w:rPr>
-        <w:t>另見</w:t>
-      </w:r>
-      <w:r>
-        <w:rPr>
-          <w:lang w:val="zh_TW" w:bidi="zh_TW"/>
-        </w:rPr>
-        <w:t>新天新地</w:t>
-      </w:r>
-      <w:r>
-        <w:rPr>
-          <w:lang w:val="zh_TW" w:bidi="zh_TW"/>
-        </w:rPr>
-        <w:t>。</w:t>
-      </w:r>
-      <w:r>
-        <w:rPr>
-          <w:lang w:val="zh_TW" w:bidi="zh_TW"/>
-        </w:rPr>
-      </w:r>
-      <w:r>
-        <w:rPr>
-          <w:lang w:val="zh_TW" w:bidi="zh_TW"/>
-        </w:rPr>
+          <w:lang w:val="zh_TW" w:bidi="zh_TW"/>
+        </w:rPr>
+        <w:t>第一個挑戰傳統道成肉身教義的群體是諾斯底派，他們在第一世紀末否認耶穌是真正的人。這個源自希臘的信仰認為物質世界是邪惡的，因此他們否認道成肉身。他們認為基督是一個類靈體（quasi-spiritual）的存在，只是看起來像人類。神學家馬吉安（Marcion，死於公元後160年），受諾斯底派教師的訓練，也接受了幻影說（docetic）對基督的解釋（即祂的人性只是表象）。 馬吉安傳授他的教義以對抗當時基督教中偏向舊約和猶太教的傾向。在公元144年被逐出教會後，馬吉安創立了自己的教會，他的觀點在接下來的兩個世紀中被廣泛的傳播。大公教會之所以統一了教義，部分原因也是为了對抗馬吉安的基督論異端。</w:t>
       </w:r>
     </w:p>
     <w:p>
@@ -1160,21 +1341,35 @@
           <w:lang w:val="zh_TW" w:bidi="zh_TW"/>
         </w:rPr>
       </w:r>
-    </w:p>
-    <w:p>
-      <w:pPr>
-        <w:pStyle w:val="Heading2"/>
-      </w:pPr>
-      <w:r>
-        <w:rPr>
-          <w:lang w:val="zh_TW" w:bidi="zh_TW"/>
-        </w:rPr>
-        <w:t>地獄</w:t>
-      </w:r>
-      <w:r>
-        <w:rPr>
-          <w:lang w:val="zh_TW" w:bidi="zh_TW"/>
-        </w:rPr>
+      <w:r>
+        <w:rPr>
+          <w:lang w:val="zh_TW" w:bidi="zh_TW"/>
+        </w:rPr>
+        <w:t>對正統觀點的下一個挑戰來自於三世紀和四世紀的亞流派（Arian）、亞玻里拿留派（</w:t>
+      </w:r>
+      <w:r>
+        <w:rPr>
+          <w:lang w:val="zh_TW" w:bidi="zh_TW"/>
+        </w:rPr>
+        <w:t>Apollinarian</w:t>
+      </w:r>
+      <w:r>
+        <w:rPr>
+          <w:lang w:val="zh_TW" w:bidi="zh_TW"/>
+        </w:rPr>
+        <w:t>）和</w:t>
+      </w:r>
+      <w:r>
+        <w:rPr>
+          <w:lang w:val="zh_TW" w:bidi="zh_TW"/>
+        </w:rPr>
+        <w:t>涅斯多留派</w:t>
+      </w:r>
+      <w:r>
+        <w:rPr>
+          <w:lang w:val="zh_TW" w:bidi="zh_TW"/>
+        </w:rPr>
+        <w:t>（Nestorian）的爭議。亞流主義認為道成肉身是完全的，因此神的道基督不再是完全的神。同時，祂也不是完全的人，因此基督是介於兩種本性之間的存在。尼西亞大公會議（公元325年）確認耶穌確實既是神又是人。然而，很快又出現了一個新的問題，就是關於祂兩種本性之間的關係。亞玻里拿留（公元310？–390年？）教導說，耶穌只有肉體是人；祂的靈魂則完全被融入到神的道之中。涅斯多留（約公元381–451年）教導說，基督的兩種本性在其位格中必須始終保持分別；它們一起運作但在其存有上是分開的。在迦克墩會議（公元451年）上，確認了耶穌的兩性合一。許多迦克墩會議的反對者隨後出現，他們被稱為基督一性論者，他們相信耶穌只有一種神性，只是在某種意義上是人。那場運動引起了嚴重的政治和宗教上的分裂，直到君士坦丁堡會議（公元680–681年）重申了迦克墩會議的決議，並確立了正統的道成肉身神學。</w:t>
       </w:r>
     </w:p>
     <w:p>
@@ -1188,37 +1383,31 @@
         <w:rPr>
           <w:lang w:val="zh_TW" w:bidi="zh_TW"/>
         </w:rPr>
-        <w:t>英文音譯源自希臘形式的亞蘭文單詞，該單詞源自希伯來文片語「欣嫩（子）谷」。該名稱原指界定便雅憫和猶大支派領土的一個深谷（</w:t>
-      </w:r>
-      <w:hyperlink r:id="rId51">
-        <w:r>
-          <w:rPr>
-            <w:lang w:val="zh_TW" w:bidi="zh_TW"/>
-          </w:rPr>
-          <w:rPr>
-            <w:color w:val="0000EE"/>
-            <w:u w:val="single"/>
-          </w:rPr>
-          <w:t>書15:8，</w:t>
-        </w:r>
-      </w:hyperlink>
-      <w:hyperlink r:id="rId52">
-        <w:r>
-          <w:rPr>
-            <w:lang w:val="zh_TW" w:bidi="zh_TW"/>
-          </w:rPr>
-          <w:rPr>
-            <w:color w:val="0000EE"/>
-            <w:u w:val="single"/>
-          </w:rPr>
-          <w:t>18:16</w:t>
-        </w:r>
-      </w:hyperlink>
-      <w:r>
-        <w:rPr>
-          <w:lang w:val="zh_TW" w:bidi="zh_TW"/>
-        </w:rPr>
-        <w:t>）。一般認為，這個地方與現代耶路撒冷舊城西牆下的拉巴比谷（Wadi el-Rababi），形成耶路撒冷南部的一個深峽谷。</w:t>
+        <w:t>在第八世紀，西班牙和法國是「</w:t>
+      </w:r>
+      <w:r>
+        <w:rPr>
+          <w:lang w:val="zh_TW" w:bidi="zh_TW"/>
+        </w:rPr>
+        <w:t>嗣子論（adoptionist）</w:t>
+      </w:r>
+      <w:r>
+        <w:rPr>
+          <w:lang w:val="zh_TW" w:bidi="zh_TW"/>
+        </w:rPr>
+        <w:t>」爭論的中心。嗣子論教導說耶穌在出生時是人類，但在他的洗禮時經歷了「第二次出生（second birth）」並被「收養（adopted）」為神之子。它在一系列的宗教會議中被譴責，直到近代才得到許多人的追捧。在經院哲學時代，</w:t>
+      </w:r>
+      <w:r>
+        <w:rPr>
+          <w:lang w:val="zh_TW" w:bidi="zh_TW"/>
+        </w:rPr>
+        <w:t>彼得·倫巴都</w:t>
+      </w:r>
+      <w:r>
+        <w:rPr>
+          <w:lang w:val="zh_TW" w:bidi="zh_TW"/>
+        </w:rPr>
+        <w:t>（Peter Lombard，公元1095？–1160年）提倡了後來被稱為「虛無主義（nihilism）」的觀點。他假定道成肉身並未對耶穌的神性造成根本性的改變，但他人的本性既無實質性也無必要性（insubstantial and unessential）。這種觀點同樣被教皇亞歷山大三世（Pope Alexander III，公元1159–1181年）所譴責。當時的另一個爭論焦點是人的墮落與道成肉身之間的關係。阿奎那（Thomas Aquinas，公元1224–1274年）得出有存在因果關係的結論；道成肉身是對付罪的必然要求，而不是在墮落之外預定的。</w:t>
       </w:r>
     </w:p>
     <w:p>
@@ -1232,145 +1421,31 @@
         <w:rPr>
           <w:lang w:val="zh_TW" w:bidi="zh_TW"/>
         </w:rPr>
-        <w:t>這個地方因猶大諸王亞哈斯與瑪拿西時期在此地拜偶像而臭名昭彰，特別是涉及將嬰兒獻祭給摩洛的殘忍儀式（</w:t>
-      </w:r>
-      <w:hyperlink r:id="rId53">
-        <w:r>
-          <w:rPr>
-            <w:lang w:val="zh_TW" w:bidi="zh_TW"/>
-          </w:rPr>
-          <w:rPr>
-            <w:color w:val="0000EE"/>
-            <w:u w:val="single"/>
-          </w:rPr>
-          <w:t>王下16:3，</w:t>
-        </w:r>
-      </w:hyperlink>
-      <w:hyperlink r:id="rId54">
-        <w:r>
-          <w:rPr>
-            <w:lang w:val="zh_TW" w:bidi="zh_TW"/>
-          </w:rPr>
-          <w:rPr>
-            <w:color w:val="0000EE"/>
-            <w:u w:val="single"/>
-          </w:rPr>
-          <w:t>21:6；</w:t>
-        </w:r>
-      </w:hyperlink>
-      <w:hyperlink r:id="rId55">
-        <w:r>
-          <w:rPr>
-            <w:lang w:val="zh_TW" w:bidi="zh_TW"/>
-          </w:rPr>
-          <w:rPr>
-            <w:color w:val="0000EE"/>
-            <w:u w:val="single"/>
-          </w:rPr>
-          <w:t>代下28:3，</w:t>
-        </w:r>
-      </w:hyperlink>
-      <w:hyperlink r:id="rId56">
-        <w:r>
-          <w:rPr>
-            <w:lang w:val="zh_TW" w:bidi="zh_TW"/>
-          </w:rPr>
-          <w:rPr>
-            <w:color w:val="0000EE"/>
-            <w:u w:val="single"/>
-          </w:rPr>
-          <w:t>33:6；</w:t>
-        </w:r>
-      </w:hyperlink>
-      <w:hyperlink r:id="rId57">
-        <w:r>
-          <w:rPr>
-            <w:lang w:val="zh_TW" w:bidi="zh_TW"/>
-          </w:rPr>
-          <w:rPr>
-            <w:color w:val="0000EE"/>
-            <w:u w:val="single"/>
-          </w:rPr>
-          <w:t>耶19:6，</w:t>
-        </w:r>
-      </w:hyperlink>
-      <w:hyperlink r:id="rId58">
-        <w:r>
-          <w:rPr>
-            <w:lang w:val="zh_TW" w:bidi="zh_TW"/>
-          </w:rPr>
-          <w:rPr>
-            <w:color w:val="0000EE"/>
-            <w:u w:val="single"/>
-          </w:rPr>
-          <w:t>32:35</w:t>
-        </w:r>
-      </w:hyperlink>
-      <w:r>
-        <w:rPr>
-          <w:lang w:val="zh_TW" w:bidi="zh_TW"/>
-        </w:rPr>
-        <w:t>）。約西亞王的屬靈改革結束了這些邪惡行為（</w:t>
-      </w:r>
-      <w:hyperlink r:id="rId59">
-        <w:r>
-          <w:rPr>
-            <w:lang w:val="zh_TW" w:bidi="zh_TW"/>
-          </w:rPr>
-          <w:rPr>
-            <w:color w:val="0000EE"/>
-            <w:u w:val="single"/>
-          </w:rPr>
-          <w:t>王下23:10</w:t>
-        </w:r>
-      </w:hyperlink>
-      <w:r>
-        <w:rPr>
-          <w:lang w:val="zh_TW" w:bidi="zh_TW"/>
-        </w:rPr>
-        <w:t>）。先知耶利米以此谷為喻，描述神對祂百姓的審判（</w:t>
-      </w:r>
-      <w:hyperlink r:id="rId60">
-        <w:r>
-          <w:rPr>
-            <w:lang w:val="zh_TW" w:bidi="zh_TW"/>
-          </w:rPr>
-          <w:rPr>
-            <w:color w:val="0000EE"/>
-            <w:u w:val="single"/>
-          </w:rPr>
-          <w:t>耶2:23，</w:t>
-        </w:r>
-      </w:hyperlink>
-      <w:hyperlink r:id="rId61">
-        <w:r>
-          <w:rPr>
-            <w:lang w:val="zh_TW" w:bidi="zh_TW"/>
-          </w:rPr>
-          <w:rPr>
-            <w:color w:val="0000EE"/>
-            <w:u w:val="single"/>
-          </w:rPr>
-          <w:t>7:30–32，</w:t>
-        </w:r>
-      </w:hyperlink>
-      <w:hyperlink r:id="rId62">
-        <w:r>
-          <w:rPr>
-            <w:lang w:val="zh_TW" w:bidi="zh_TW"/>
-          </w:rPr>
-          <w:rPr>
-            <w:color w:val="0000EE"/>
-            <w:u w:val="single"/>
-          </w:rPr>
-          <w:t>19:5–6</w:t>
-        </w:r>
-      </w:hyperlink>
-      <w:r>
-        <w:rPr>
-          <w:lang w:val="zh_TW" w:bidi="zh_TW"/>
-        </w:rPr>
-        <w:t>）。</w:t>
+        <w:t>羅馬天主教會和新教改教家們在道成肉身上基本遵循相同的正統教義觀。宗教改革的衝突更多集中在救恩論（救恩的教義）上。然而，幾個反對三位一體的異端利用了教會權威的崩塌。米迦勒·</w:t>
+      </w:r>
+      <w:r>
+        <w:rPr>
+          <w:lang w:val="zh_TW" w:bidi="zh_TW"/>
+        </w:rPr>
+        <w:t>塞爾韋特</w:t>
+      </w:r>
+      <w:r>
+        <w:rPr>
+          <w:lang w:val="zh_TW" w:bidi="zh_TW"/>
+        </w:rPr>
+        <w:t>（Michael Servetus，公元1511–1553年）教導了一種泛神論的道成肉身觀點，其重點在於神的靈在耶穌的人形中顯現。因此，道不是三一神中的一個獨立位格，也與每個人心中的「神性火花（divine spark）」沒有本質性的區別。同時，拉埃利烏斯·蘇西尼（Laelius Socinus，公元1525–1562年）和他的侄子，浮士德·</w:t>
+      </w:r>
+      <w:r>
+        <w:rPr>
+          <w:lang w:val="zh_TW" w:bidi="zh_TW"/>
+        </w:rPr>
+        <w:t>蘇西尼</w:t>
+      </w:r>
+      <w:r>
+        <w:rPr>
+          <w:lang w:val="zh_TW" w:bidi="zh_TW"/>
+        </w:rPr>
+        <w:t>（Faustus Socinus，公元1539–1604年），教授一種神格一位論（unitarian）的體系。道成肉身不是神性本質的轉移，而是神性權柄和啟示的傳達。因此，基督的死不是為了贖罪，而是樹立道德榜樣。塞爾韋特和蘇西尼主義都被天主教徒和新教徒所譴責。</w:t>
       </w:r>
     </w:p>
     <w:p>
@@ -1384,7 +1459,43 @@
         <w:rPr>
           <w:lang w:val="zh_TW" w:bidi="zh_TW"/>
         </w:rPr>
-        <w:t>後來，該谷似乎成為焚燒城裡的垃圾和罪犯屍體的場所。引人注目的是，傳統上認為猶大自縊和購買陶匠田的地方，位於此谷的南側。</w:t>
+        <w:t>在17和18世紀，「虛己論（kenoticism）」（來自希臘語「空（empty）」）教導在道成肉身時，道完全的「倒空」（</w:t>
+      </w:r>
+      <w:hyperlink r:id="rId62">
+        <w:r>
+          <w:rPr>
+            <w:lang w:val="zh_TW" w:bidi="zh_TW"/>
+          </w:rPr>
+          <w:rPr>
+            <w:color w:val="0000EE"/>
+            <w:u w:val="single"/>
+          </w:rPr>
+          <w:t>腓2:7</w:t>
+        </w:r>
+      </w:hyperlink>
+      <w:r>
+        <w:rPr>
+          <w:lang w:val="zh_TW" w:bidi="zh_TW"/>
+        </w:rPr>
+        <w:t>）了神性。這個教義代表著經院時期討論耶穌的神人二性之間的相通已進入了最後階段。祂的人性是全能的嗎？如果不是，那麼耶穌這個人又是如何行使神性的？虛己學派認為耶穌是完全的人，祂的神性在升天之前是靜止的。祂的神奇力量是外來的，由聖靈所賜予的。與此觀點相反，大多數神學家認為耶穌始終是神和人，並且在</w:t>
+      </w:r>
+      <w:hyperlink r:id="rId63">
+        <w:r>
+          <w:rPr>
+            <w:lang w:val="zh_TW" w:bidi="zh_TW"/>
+          </w:rPr>
+          <w:rPr>
+            <w:color w:val="0000EE"/>
+            <w:u w:val="single"/>
+          </w:rPr>
+          <w:t>腓2:6–8</w:t>
+        </w:r>
+      </w:hyperlink>
+      <w:r>
+        <w:rPr>
+          <w:lang w:val="zh_TW" w:bidi="zh_TW"/>
+        </w:rPr>
+        <w:t>中，耶穌並沒有放棄神性的屬性（祂仍然顯示出「神的形象」），而是放棄了與神性相關的威嚴（majesty）。</w:t>
       </w:r>
     </w:p>
     <w:p>
@@ -1398,25 +1509,7 @@
         <w:rPr>
           <w:lang w:val="zh_TW" w:bidi="zh_TW"/>
         </w:rPr>
-        <w:t>這條峽谷因其極端邪惡的聲名，尤其在兩約中間時期，被用作形容惡人最終受懲罰之地的術語（以諾一書18:11–16，27:1–3，54:1起，56:3–4，90:26；</w:t>
-      </w:r>
-      <w:hyperlink r:id="rId63">
-        <w:r>
-          <w:rPr>
-            <w:lang w:val="zh_TW" w:bidi="zh_TW"/>
-          </w:rPr>
-          <w:rPr>
-            <w:color w:val="0000EE"/>
-            <w:u w:val="single"/>
-          </w:rPr>
-          <w:t>以斯拉二書7:36</w:t>
-        </w:r>
-      </w:hyperlink>
-      <w:r>
-        <w:rPr>
-          <w:lang w:val="zh_TW" w:bidi="zh_TW"/>
-        </w:rPr>
-        <w:t>；參</w:t>
+        <w:t>19世紀和20世紀出現了一種觀點，認為道成肉身是一個「神話故事（myth）」，是一種描述神如何透過耶穌說話的圖像化表達。童女生子並不是一個歷史事件，福音書中的任何超自然事件也都從未發生過。相反，福音書中的故事是後來教會所杜撰的，旨在描繪耶穌對教會運動的影響。然而，福音書的歷史真實性太強，這種觀點不可能佔上風（見</w:t>
       </w:r>
       <w:hyperlink r:id="rId64">
         <w:r>
@@ -1427,9 +1520,15 @@
             <w:color w:val="0000EE"/>
             <w:u w:val="single"/>
           </w:rPr>
-          <w:t>賽30:33，</w:t>
-        </w:r>
-      </w:hyperlink>
+          <w:t>路1:1–5</w:t>
+        </w:r>
+      </w:hyperlink>
+      <w:r>
+        <w:rPr>
+          <w:lang w:val="zh_TW" w:bidi="zh_TW"/>
+        </w:rPr>
+        <w:t>、</w:t>
+      </w:r>
       <w:hyperlink r:id="rId65">
         <w:r>
           <w:rPr>
@@ -1439,14 +1538,14 @@
             <w:color w:val="0000EE"/>
             <w:u w:val="single"/>
           </w:rPr>
-          <w:t>66:24</w:t>
-        </w:r>
-      </w:hyperlink>
-      <w:r>
-        <w:rPr>
-          <w:lang w:val="zh_TW" w:bidi="zh_TW"/>
-        </w:rPr>
-        <w:t>；</w:t>
+          <w:t>約19:35</w:t>
+        </w:r>
+      </w:hyperlink>
+      <w:r>
+        <w:rPr>
+          <w:lang w:val="zh_TW" w:bidi="zh_TW"/>
+        </w:rPr>
+        <w:t>、</w:t>
       </w:r>
       <w:hyperlink r:id="rId66">
         <w:r>
@@ -1457,163 +1556,7 @@
             <w:color w:val="0000EE"/>
             <w:u w:val="single"/>
           </w:rPr>
-          <w:t>但7:10</w:t>
-        </w:r>
-      </w:hyperlink>
-      <w:r>
-        <w:rPr>
-          <w:lang w:val="zh_TW" w:bidi="zh_TW"/>
-        </w:rPr>
-        <w:t>）。耶穌自己使用這個術語來指稱未悔改之惡人的最終居所（</w:t>
-      </w:r>
-      <w:hyperlink r:id="rId67">
-        <w:r>
-          <w:rPr>
-            <w:lang w:val="zh_TW" w:bidi="zh_TW"/>
-          </w:rPr>
-          <w:rPr>
-            <w:color w:val="0000EE"/>
-            <w:u w:val="single"/>
-          </w:rPr>
-          <w:t>太5:22，</w:t>
-        </w:r>
-      </w:hyperlink>
-      <w:hyperlink r:id="rId68">
-        <w:r>
-          <w:rPr>
-            <w:lang w:val="zh_TW" w:bidi="zh_TW"/>
-          </w:rPr>
-          <w:rPr>
-            <w:color w:val="0000EE"/>
-            <w:u w:val="single"/>
-          </w:rPr>
-          <w:t>10:28，</w:t>
-        </w:r>
-      </w:hyperlink>
-      <w:hyperlink r:id="rId69">
-        <w:r>
-          <w:rPr>
-            <w:lang w:val="zh_TW" w:bidi="zh_TW"/>
-          </w:rPr>
-          <w:rPr>
-            <w:color w:val="0000EE"/>
-            <w:u w:val="single"/>
-          </w:rPr>
-          <w:t>18:9</w:t>
-        </w:r>
-      </w:hyperlink>
-      <w:r>
-        <w:rPr>
-          <w:lang w:val="zh_TW" w:bidi="zh_TW"/>
-        </w:rPr>
-        <w:t>）。由於地獄是一個火的深淵（</w:t>
-      </w:r>
-      <w:hyperlink r:id="rId69">
-        <w:r>
-          <w:rPr>
-            <w:lang w:val="zh_TW" w:bidi="zh_TW"/>
-          </w:rPr>
-          <w:rPr>
-            <w:color w:val="0000EE"/>
-            <w:u w:val="single"/>
-          </w:rPr>
-          <w:t>可9:43</w:t>
-        </w:r>
-      </w:hyperlink>
-      <w:r>
-        <w:rPr>
-          <w:lang w:val="zh_TW" w:bidi="zh_TW"/>
-        </w:rPr>
-        <w:t>），它也是火湖（</w:t>
-      </w:r>
-      <w:hyperlink r:id="rId70">
-        <w:r>
-          <w:rPr>
-            <w:lang w:val="zh_TW" w:bidi="zh_TW"/>
-          </w:rPr>
-          <w:rPr>
-            <w:color w:val="0000EE"/>
-            <w:u w:val="single"/>
-          </w:rPr>
-          <w:t>太13:42、50</w:t>
-        </w:r>
-      </w:hyperlink>
-      <w:r>
-        <w:rPr>
-          <w:lang w:val="zh_TW" w:bidi="zh_TW"/>
-        </w:rPr>
-        <w:t>；</w:t>
-      </w:r>
-      <w:hyperlink r:id="rId71">
-        <w:r>
-          <w:rPr>
-            <w:lang w:val="zh_TW" w:bidi="zh_TW"/>
-          </w:rPr>
-          <w:rPr>
-            <w:color w:val="0000EE"/>
-            <w:u w:val="single"/>
-          </w:rPr>
-          <w:t>啟20:14–15</w:t>
-        </w:r>
-      </w:hyperlink>
-      <w:r>
-        <w:rPr>
-          <w:lang w:val="zh_TW" w:bidi="zh_TW"/>
-        </w:rPr>
-        <w:t>），最終所有不敬虔的人（</w:t>
-      </w:r>
-      <w:hyperlink r:id="rId72">
-        <w:r>
-          <w:rPr>
-            <w:lang w:val="zh_TW" w:bidi="zh_TW"/>
-          </w:rPr>
-          <w:rPr>
-            <w:color w:val="0000EE"/>
-            <w:u w:val="single"/>
-          </w:rPr>
-          <w:t>太23:15、33</w:t>
-        </w:r>
-      </w:hyperlink>
-      <w:r>
-        <w:rPr>
-          <w:lang w:val="zh_TW" w:bidi="zh_TW"/>
-        </w:rPr>
-        <w:t>）將與撒但及其使者一同被丟入其中（</w:t>
-      </w:r>
-      <w:hyperlink r:id="rId73">
-        <w:r>
-          <w:rPr>
-            <w:lang w:val="zh_TW" w:bidi="zh_TW"/>
-          </w:rPr>
-          <w:rPr>
-            <w:color w:val="0000EE"/>
-            <w:u w:val="single"/>
-          </w:rPr>
-          <w:t>太25:41；</w:t>
-        </w:r>
-      </w:hyperlink>
-      <w:hyperlink r:id="rId74">
-        <w:r>
-          <w:rPr>
-            <w:lang w:val="zh_TW" w:bidi="zh_TW"/>
-          </w:rPr>
-          <w:rPr>
-            <w:color w:val="0000EE"/>
-            <w:u w:val="single"/>
-          </w:rPr>
-          <w:t>啟9:20，</w:t>
-        </w:r>
-      </w:hyperlink>
-      <w:hyperlink r:id="rId75">
-        <w:r>
-          <w:rPr>
-            <w:lang w:val="zh_TW" w:bidi="zh_TW"/>
-          </w:rPr>
-          <w:rPr>
-            <w:color w:val="0000EE"/>
-            <w:u w:val="single"/>
-          </w:rPr>
-          <w:t>20:10</w:t>
+          <w:t>21:24</w:t>
         </w:r>
       </w:hyperlink>
       <w:r>
@@ -1621,6 +1564,17 @@
           <w:lang w:val="zh_TW" w:bidi="zh_TW"/>
         </w:rPr>
         <w:t>）。</w:t>
+      </w:r>
+    </w:p>
+    <w:p>
+      <w:pPr>
+        <w:pStyle w:val="Heading3"/>
+      </w:pPr>
+      <w:r>
+        <w:rPr>
+          <w:lang w:val="zh_TW" w:bidi="zh_TW"/>
+        </w:rPr>
+        <w:t>結論</w:t>
       </w:r>
     </w:p>
     <w:p>
@@ -1634,61 +1588,7 @@
         <w:rPr>
           <w:lang w:val="zh_TW" w:bidi="zh_TW"/>
         </w:rPr>
-        <w:t>地獄必須與其它有關來世或最終狀態的術語仔細區分。舊約中的「陰間」（Sheol）與新約中的「陰間」（Hades）均指死者的臨時居所（在最後的審判日之前），而「地獄」（Gehenna）則明確表示惡人將永遠受懲罰的最終地點（參</w:t>
-      </w:r>
-      <w:hyperlink r:id="rId76">
-        <w:r>
-          <w:rPr>
-            <w:lang w:val="zh_TW" w:bidi="zh_TW"/>
-          </w:rPr>
-          <w:rPr>
-            <w:color w:val="0000EE"/>
-            <w:u w:val="single"/>
-          </w:rPr>
-          <w:t>詩49:14–15</w:t>
-        </w:r>
-      </w:hyperlink>
-      <w:r>
-        <w:rPr>
-          <w:lang w:val="zh_TW" w:bidi="zh_TW"/>
-        </w:rPr>
-        <w:t>與</w:t>
-      </w:r>
-      <w:hyperlink r:id="rId68">
-        <w:r>
-          <w:rPr>
-            <w:lang w:val="zh_TW" w:bidi="zh_TW"/>
-          </w:rPr>
-          <w:rPr>
-            <w:color w:val="0000EE"/>
-            <w:u w:val="single"/>
-          </w:rPr>
-          <w:t>太10:28</w:t>
-        </w:r>
-      </w:hyperlink>
-      <w:r>
-        <w:rPr>
-          <w:lang w:val="zh_TW" w:bidi="zh_TW"/>
-        </w:rPr>
-        <w:t>）。希臘文Tartarus僅出現在</w:t>
-      </w:r>
-      <w:hyperlink r:id="rId77">
-        <w:r>
-          <w:rPr>
-            <w:lang w:val="zh_TW" w:bidi="zh_TW"/>
-          </w:rPr>
-          <w:rPr>
-            <w:color w:val="0000EE"/>
-            <w:u w:val="single"/>
-          </w:rPr>
-          <w:t>彼得後書二章4節</w:t>
-        </w:r>
-      </w:hyperlink>
-      <w:r>
-        <w:rPr>
-          <w:lang w:val="zh_TW" w:bidi="zh_TW"/>
-        </w:rPr>
-        <w:t>，指的是那些參與撒但初次叛逆而墮落的天使所居住的地方。</w:t>
+        <w:t>新約關於道成肉身的教導平衡了基督的人性和神性。 在任何神學體系中，這兩個事實都必須協調一致，因為二者都是神救贖計劃中絕對必要的部分。在道成肉身中，耶穌成為了一個完美的人。作為道成肉身的神，祂成為無罪的替罪羊承受了神的懲罰。作為神和人，耶穌同時揭示了神對人類生活的旨意，並通過祂自己完美的生命和死亡使罪人與神和好。因此，因為道成肉身，信基督的人得與神和好，並從神那裡得著新生命。</w:t>
       </w:r>
     </w:p>
     <w:p>
@@ -1715,31 +1615,43 @@
         <w:rPr>
           <w:lang w:val="zh_TW" w:bidi="zh_TW"/>
         </w:rPr>
-        <w:t>死者之地；</w:t>
-      </w:r>
-      <w:r>
-        <w:rPr>
-          <w:lang w:val="zh_TW" w:bidi="zh_TW"/>
-        </w:rPr>
-        <w:t>死亡；</w:t>
-      </w:r>
-      <w:r>
-        <w:rPr>
-          <w:lang w:val="zh_TW" w:bidi="zh_TW"/>
-        </w:rPr>
-        <w:t>陰間；</w:t>
-      </w:r>
-      <w:r>
-        <w:rPr>
-          <w:lang w:val="zh_TW" w:bidi="zh_TW"/>
-        </w:rPr>
-        <w:t>地獄；</w:t>
-      </w:r>
-      <w:r>
-        <w:rPr>
-          <w:lang w:val="zh_TW" w:bidi="zh_TW"/>
-        </w:rPr>
-        <w:t>陰間</w:t>
+        <w:t>基督論</w:t>
+      </w:r>
+      <w:r>
+        <w:rPr>
+          <w:lang w:val="zh_TW" w:bidi="zh_TW"/>
+        </w:rPr>
+        <w:t>；</w:t>
+      </w:r>
+      <w:r>
+        <w:rPr>
+          <w:lang w:val="zh_TW" w:bidi="zh_TW"/>
+        </w:rPr>
+        <w:t>耶穌基督的生平和教導</w:t>
+      </w:r>
+      <w:r>
+        <w:rPr>
+          <w:lang w:val="zh_TW" w:bidi="zh_TW"/>
+        </w:rPr>
+        <w:t>；</w:t>
+      </w:r>
+      <w:r>
+        <w:rPr>
+          <w:lang w:val="zh_TW" w:bidi="zh_TW"/>
+        </w:rPr>
+        <w:t>耶穌基督的家譜</w:t>
+      </w:r>
+      <w:r>
+        <w:rPr>
+          <w:lang w:val="zh_TW" w:bidi="zh_TW"/>
+        </w:rPr>
+        <w:t>；</w:t>
+      </w:r>
+      <w:r>
+        <w:rPr>
+          <w:lang w:val="zh_TW" w:bidi="zh_TW"/>
+        </w:rPr>
+        <w:t>耶穌的童貞女誕生</w:t>
       </w:r>
       <w:r>
         <w:rPr>
@@ -1774,7 +1686,7 @@
         <w:rPr>
           <w:lang w:val="zh_TW" w:bidi="zh_TW"/>
         </w:rPr>
-        <w:t>地獄</w:t>
+        <w:t>道路</w:t>
       </w:r>
       <w:r>
         <w:rPr>
@@ -1793,7 +1705,325 @@
         <w:rPr>
           <w:lang w:val="zh_TW" w:bidi="zh_TW"/>
         </w:rPr>
-        <w:t>那些失喪、不悔改的惡人死後在未來要承受懲罰的地方。</w:t>
+        <w:t>指經常行走而成的小徑或道路。「道路」和「路徑」在聖經中用來翻譯多種詞彙：（1）一條被頻繁使用的常用道路（</w:t>
+      </w:r>
+      <w:hyperlink r:id="rId67">
+        <w:r>
+          <w:rPr>
+            <w:lang w:val="zh_TW" w:bidi="zh_TW"/>
+          </w:rPr>
+          <w:rPr>
+            <w:color w:val="0000EE"/>
+            <w:u w:val="single"/>
+          </w:rPr>
+          <w:t>創49:17</w:t>
+        </w:r>
+      </w:hyperlink>
+      <w:r>
+        <w:rPr>
+          <w:lang w:val="zh_TW" w:bidi="zh_TW"/>
+        </w:rPr>
+        <w:t>；</w:t>
+      </w:r>
+      <w:hyperlink r:id="rId68">
+        <w:r>
+          <w:rPr>
+            <w:lang w:val="zh_TW" w:bidi="zh_TW"/>
+          </w:rPr>
+          <w:rPr>
+            <w:color w:val="0000EE"/>
+            <w:u w:val="single"/>
+          </w:rPr>
+          <w:t>詩16:11，</w:t>
+        </w:r>
+      </w:hyperlink>
+      <w:hyperlink r:id="rId69">
+        <w:r>
+          <w:rPr>
+            <w:lang w:val="zh_TW" w:bidi="zh_TW"/>
+          </w:rPr>
+          <w:rPr>
+            <w:color w:val="0000EE"/>
+            <w:u w:val="single"/>
+          </w:rPr>
+          <w:t>139:3</w:t>
+        </w:r>
+      </w:hyperlink>
+      <w:r>
+        <w:rPr>
+          <w:lang w:val="zh_TW" w:bidi="zh_TW"/>
+        </w:rPr>
+        <w:t>；</w:t>
+      </w:r>
+      <w:hyperlink r:id="rId70">
+        <w:r>
+          <w:rPr>
+            <w:lang w:val="zh_TW" w:bidi="zh_TW"/>
+          </w:rPr>
+          <w:rPr>
+            <w:color w:val="0000EE"/>
+            <w:u w:val="single"/>
+          </w:rPr>
+          <w:t>箴2:8、19</w:t>
+        </w:r>
+      </w:hyperlink>
+      <w:r>
+        <w:rPr>
+          <w:lang w:val="zh_TW" w:bidi="zh_TW"/>
+        </w:rPr>
+        <w:t>）；（2）一條交通要道或大道（</w:t>
+      </w:r>
+      <w:hyperlink r:id="rId71">
+        <w:r>
+          <w:rPr>
+            <w:lang w:val="zh_TW" w:bidi="zh_TW"/>
+          </w:rPr>
+          <w:rPr>
+            <w:color w:val="0000EE"/>
+            <w:u w:val="single"/>
+          </w:rPr>
+          <w:t>賽59:7</w:t>
+        </w:r>
+      </w:hyperlink>
+      <w:r>
+        <w:rPr>
+          <w:lang w:val="zh_TW" w:bidi="zh_TW"/>
+        </w:rPr>
+        <w:t>；</w:t>
+      </w:r>
+      <w:hyperlink r:id="rId72">
+        <w:r>
+          <w:rPr>
+            <w:lang w:val="zh_TW" w:bidi="zh_TW"/>
+          </w:rPr>
+          <w:rPr>
+            <w:color w:val="0000EE"/>
+            <w:u w:val="single"/>
+          </w:rPr>
+          <w:t>珥2:8</w:t>
+        </w:r>
+      </w:hyperlink>
+      <w:r>
+        <w:rPr>
+          <w:lang w:val="zh_TW" w:bidi="zh_TW"/>
+        </w:rPr>
+        <w:t>）；（3）一條穿越田野、越過山丘和通過山谷的步道（</w:t>
+      </w:r>
+      <w:hyperlink r:id="rId73">
+        <w:r>
+          <w:rPr>
+            <w:lang w:val="zh_TW" w:bidi="zh_TW"/>
+          </w:rPr>
+          <w:rPr>
+            <w:color w:val="0000EE"/>
+            <w:u w:val="single"/>
+          </w:rPr>
+          <w:t>伯30:13</w:t>
+        </w:r>
+      </w:hyperlink>
+      <w:r>
+        <w:rPr>
+          <w:lang w:val="zh_TW" w:bidi="zh_TW"/>
+        </w:rPr>
+        <w:t>；</w:t>
+      </w:r>
+      <w:hyperlink r:id="rId74">
+        <w:r>
+          <w:rPr>
+            <w:lang w:val="zh_TW" w:bidi="zh_TW"/>
+          </w:rPr>
+          <w:rPr>
+            <w:color w:val="0000EE"/>
+            <w:u w:val="single"/>
+          </w:rPr>
+          <w:t>詩119:35</w:t>
+        </w:r>
+      </w:hyperlink>
+      <w:r>
+        <w:rPr>
+          <w:lang w:val="zh_TW" w:bidi="zh_TW"/>
+        </w:rPr>
+        <w:t>；</w:t>
+      </w:r>
+      <w:hyperlink r:id="rId75">
+        <w:r>
+          <w:rPr>
+            <w:lang w:val="zh_TW" w:bidi="zh_TW"/>
+          </w:rPr>
+          <w:rPr>
+            <w:color w:val="0000EE"/>
+            <w:u w:val="single"/>
+          </w:rPr>
+          <w:t>箴3:17</w:t>
+        </w:r>
+      </w:hyperlink>
+      <w:r>
+        <w:rPr>
+          <w:lang w:val="zh_TW" w:bidi="zh_TW"/>
+        </w:rPr>
+        <w:t>）；（4）帶有流動意象的路徑或通道（</w:t>
+      </w:r>
+      <w:hyperlink r:id="rId76">
+        <w:r>
+          <w:rPr>
+            <w:lang w:val="zh_TW" w:bidi="zh_TW"/>
+          </w:rPr>
+          <w:rPr>
+            <w:color w:val="0000EE"/>
+            <w:u w:val="single"/>
+          </w:rPr>
+          <w:t>詩77:19</w:t>
+        </w:r>
+      </w:hyperlink>
+      <w:r>
+        <w:rPr>
+          <w:lang w:val="zh_TW" w:bidi="zh_TW"/>
+        </w:rPr>
+        <w:t>；</w:t>
+      </w:r>
+      <w:hyperlink r:id="rId77">
+        <w:r>
+          <w:rPr>
+            <w:lang w:val="zh_TW" w:bidi="zh_TW"/>
+          </w:rPr>
+          <w:rPr>
+            <w:color w:val="0000EE"/>
+            <w:u w:val="single"/>
+          </w:rPr>
+          <w:t>耶18:15</w:t>
+        </w:r>
+      </w:hyperlink>
+      <w:r>
+        <w:rPr>
+          <w:lang w:val="zh_TW" w:bidi="zh_TW"/>
+        </w:rPr>
+        <w:t>）；（5）一條圓形道路，如壕溝或護欄中的小徑（</w:t>
+      </w:r>
+      <w:hyperlink r:id="rId78">
+        <w:r>
+          <w:rPr>
+            <w:lang w:val="zh_TW" w:bidi="zh_TW"/>
+          </w:rPr>
+          <w:rPr>
+            <w:color w:val="0000EE"/>
+            <w:u w:val="single"/>
+          </w:rPr>
+          <w:t>詩65:11</w:t>
+        </w:r>
+      </w:hyperlink>
+      <w:r>
+        <w:rPr>
+          <w:lang w:val="zh_TW" w:bidi="zh_TW"/>
+        </w:rPr>
+        <w:t>；</w:t>
+      </w:r>
+      <w:hyperlink r:id="rId79">
+        <w:r>
+          <w:rPr>
+            <w:lang w:val="zh_TW" w:bidi="zh_TW"/>
+          </w:rPr>
+          <w:rPr>
+            <w:color w:val="0000EE"/>
+            <w:u w:val="single"/>
+          </w:rPr>
+          <w:t>箴2:9</w:t>
+        </w:r>
+      </w:hyperlink>
+      <w:r>
+        <w:rPr>
+          <w:lang w:val="zh_TW" w:bidi="zh_TW"/>
+        </w:rPr>
+        <w:t>）；以及（6）一條狹窄的通道，如穿過洞口的通路（</w:t>
+      </w:r>
+      <w:hyperlink r:id="rId80">
+        <w:r>
+          <w:rPr>
+            <w:lang w:val="zh_TW" w:bidi="zh_TW"/>
+          </w:rPr>
+          <w:rPr>
+            <w:color w:val="0000EE"/>
+            <w:u w:val="single"/>
+          </w:rPr>
+          <w:t>民22:24</w:t>
+        </w:r>
+      </w:hyperlink>
+      <w:r>
+        <w:rPr>
+          <w:lang w:val="zh_TW" w:bidi="zh_TW"/>
+        </w:rPr>
+        <w:t>）。「道路」用來翻譯希臘文中意為磨損的道路（</w:t>
+      </w:r>
+      <w:hyperlink r:id="rId81">
+        <w:r>
+          <w:rPr>
+            <w:lang w:val="zh_TW" w:bidi="zh_TW"/>
+          </w:rPr>
+          <w:rPr>
+            <w:color w:val="0000EE"/>
+            <w:u w:val="single"/>
+          </w:rPr>
+          <w:t>太3:3</w:t>
+        </w:r>
+      </w:hyperlink>
+      <w:r>
+        <w:rPr>
+          <w:lang w:val="zh_TW" w:bidi="zh_TW"/>
+        </w:rPr>
+        <w:t>；</w:t>
+      </w:r>
+      <w:hyperlink r:id="rId82">
+        <w:r>
+          <w:rPr>
+            <w:lang w:val="zh_TW" w:bidi="zh_TW"/>
+          </w:rPr>
+          <w:rPr>
+            <w:color w:val="0000EE"/>
+            <w:u w:val="single"/>
+          </w:rPr>
+          <w:t>可1:3</w:t>
+        </w:r>
+      </w:hyperlink>
+      <w:r>
+        <w:rPr>
+          <w:lang w:val="zh_TW" w:bidi="zh_TW"/>
+        </w:rPr>
+        <w:t>；</w:t>
+      </w:r>
+      <w:hyperlink r:id="rId83">
+        <w:r>
+          <w:rPr>
+            <w:lang w:val="zh_TW" w:bidi="zh_TW"/>
+          </w:rPr>
+          <w:rPr>
+            <w:color w:val="0000EE"/>
+            <w:u w:val="single"/>
+          </w:rPr>
+          <w:t>路3:4</w:t>
+        </w:r>
+      </w:hyperlink>
+      <w:r>
+        <w:rPr>
+          <w:lang w:val="zh_TW" w:bidi="zh_TW"/>
+        </w:rPr>
+        <w:t>）和車轍（</w:t>
+      </w:r>
+      <w:hyperlink r:id="rId84">
+        <w:r>
+          <w:rPr>
+            <w:lang w:val="zh_TW" w:bidi="zh_TW"/>
+          </w:rPr>
+          <w:rPr>
+            <w:color w:val="0000EE"/>
+            <w:u w:val="single"/>
+          </w:rPr>
+          <w:t>來12:13</w:t>
+        </w:r>
+      </w:hyperlink>
+      <w:r>
+        <w:rPr>
+          <w:lang w:val="zh_TW" w:bidi="zh_TW"/>
+        </w:rPr>
+        <w:t>）。</w:t>
       </w:r>
     </w:p>
     <w:p>
@@ -1807,110 +2037,43 @@
         <w:rPr>
           <w:lang w:val="zh_TW" w:bidi="zh_TW"/>
         </w:rPr>
-        <w:t>概述</w:t>
-      </w:r>
-    </w:p>
-    <w:p>
-      <w:pPr/>
-      <w:r>
-        <w:rPr>
-          <w:lang w:val="zh_TW" w:bidi="zh_TW"/>
-        </w:rPr>
-      </w:r>
-      <w:r>
-        <w:rPr>
-          <w:lang w:val="zh_TW" w:bidi="zh_TW"/>
-        </w:rPr>
-        <w:t>• 定義和描述</w:t>
-      </w:r>
-    </w:p>
-    <w:p>
-      <w:pPr/>
-      <w:r>
-        <w:rPr>
-          <w:lang w:val="zh_TW" w:bidi="zh_TW"/>
-        </w:rPr>
-      </w:r>
-      <w:r>
-        <w:rPr>
-          <w:lang w:val="zh_TW" w:bidi="zh_TW"/>
-        </w:rPr>
-        <w:t>• 聖經術語</w:t>
-      </w:r>
-    </w:p>
-    <w:p>
-      <w:pPr/>
-      <w:r>
-        <w:rPr>
-          <w:lang w:val="zh_TW" w:bidi="zh_TW"/>
-        </w:rPr>
-      </w:r>
-      <w:r>
-        <w:rPr>
-          <w:lang w:val="zh_TW" w:bidi="zh_TW"/>
-        </w:rPr>
-        <w:t>• 永恆懲罰的公義</w:t>
-      </w:r>
-    </w:p>
-    <w:p>
-      <w:pPr>
-        <w:pStyle w:val="Heading3"/>
-      </w:pPr>
-      <w:r>
-        <w:rPr>
-          <w:lang w:val="zh_TW" w:bidi="zh_TW"/>
-        </w:rPr>
-        <w:t>定義和描述</w:t>
-      </w:r>
-    </w:p>
-    <w:p>
-      <w:pPr/>
-      <w:r>
-        <w:rPr>
-          <w:lang w:val="zh_TW" w:bidi="zh_TW"/>
-        </w:rPr>
-      </w:r>
-      <w:r>
-        <w:rPr>
-          <w:lang w:val="zh_TW" w:bidi="zh_TW"/>
-        </w:rPr>
-        <w:t>地獄是非信徒的最終歸宿，聖經中以多種形式描述：火爐、永火、永刑（</w:t>
-      </w:r>
-      <w:hyperlink r:id="rId70">
-        <w:r>
-          <w:rPr>
-            <w:lang w:val="zh_TW" w:bidi="zh_TW"/>
-          </w:rPr>
-          <w:rPr>
-            <w:color w:val="0000EE"/>
-            <w:u w:val="single"/>
-          </w:rPr>
-          <w:t>太13:42、50</w:t>
-        </w:r>
-      </w:hyperlink>
-      <w:r>
-        <w:rPr>
-          <w:lang w:val="zh_TW" w:bidi="zh_TW"/>
-        </w:rPr>
-        <w:t>，</w:t>
-      </w:r>
-      <w:hyperlink r:id="rId78">
-        <w:r>
-          <w:rPr>
-            <w:lang w:val="zh_TW" w:bidi="zh_TW"/>
-          </w:rPr>
-          <w:rPr>
-            <w:color w:val="0000EE"/>
-            <w:u w:val="single"/>
-          </w:rPr>
-          <w:t>25:41、46</w:t>
-        </w:r>
-      </w:hyperlink>
-      <w:r>
-        <w:rPr>
-          <w:lang w:val="zh_TW" w:bidi="zh_TW"/>
-        </w:rPr>
-        <w:t>）；外邊黑暗，哀哭切齒的地方（</w:t>
+        <w:t>仔細回顧「道路」和「路徑」這些詞彙的使用，就會發現聖經使用這兩個詞語的字面意思是指交通所經過的一段地面，這些地面可能是曲折的山路、未鋪設但人們經常行走的路，或是精心鋪設的道路。聖經作者也常用這些詞彙作比喻，用來描述人與神之間的關係，以及神如何引導並豐富或削弱人類的生命。這些詞彙比喻性地描述了在人生各種情境中人類的行為和經歷。最後兩種用法的表達特別生動，如生命的道路（</w:t>
+      </w:r>
+      <w:hyperlink r:id="rId68">
+        <w:r>
+          <w:rPr>
+            <w:lang w:val="zh_TW" w:bidi="zh_TW"/>
+          </w:rPr>
+          <w:rPr>
+            <w:color w:val="0000EE"/>
+            <w:u w:val="single"/>
+          </w:rPr>
+          <w:t>詩16:11</w:t>
+        </w:r>
+      </w:hyperlink>
+      <w:r>
+        <w:rPr>
+          <w:lang w:val="zh_TW" w:bidi="zh_TW"/>
+        </w:rPr>
+        <w:t>）、平坦的路（</w:t>
+      </w:r>
+      <w:hyperlink r:id="rId85">
+        <w:r>
+          <w:rPr>
+            <w:lang w:val="zh_TW" w:bidi="zh_TW"/>
+          </w:rPr>
+          <w:rPr>
+            <w:color w:val="0000EE"/>
+            <w:u w:val="single"/>
+          </w:rPr>
+          <w:t>27:11</w:t>
+        </w:r>
+      </w:hyperlink>
+      <w:r>
+        <w:rPr>
+          <w:lang w:val="zh_TW" w:bidi="zh_TW"/>
+        </w:rPr>
+        <w:t>）、善道（</w:t>
       </w:r>
       <w:hyperlink r:id="rId79">
         <w:r>
@@ -1921,79 +2084,97 @@
             <w:color w:val="0000EE"/>
             <w:u w:val="single"/>
           </w:rPr>
-          <w:t>8:12</w:t>
-        </w:r>
-      </w:hyperlink>
-      <w:r>
-        <w:rPr>
-          <w:lang w:val="zh_TW" w:bidi="zh_TW"/>
-        </w:rPr>
-        <w:t>）；火湖，第二次的死（</w:t>
-      </w:r>
-      <w:hyperlink r:id="rId80">
-        <w:r>
-          <w:rPr>
-            <w:lang w:val="zh_TW" w:bidi="zh_TW"/>
-          </w:rPr>
-          <w:rPr>
-            <w:color w:val="0000EE"/>
-            <w:u w:val="single"/>
-          </w:rPr>
-          <w:t>啟21:8</w:t>
-        </w:r>
-      </w:hyperlink>
-      <w:r>
-        <w:rPr>
-          <w:lang w:val="zh_TW" w:bidi="zh_TW"/>
-        </w:rPr>
-        <w:t>）；魔鬼和牠的使者的地方（</w:t>
-      </w:r>
-      <w:hyperlink r:id="rId73">
-        <w:r>
-          <w:rPr>
-            <w:lang w:val="zh_TW" w:bidi="zh_TW"/>
-          </w:rPr>
-          <w:rPr>
-            <w:color w:val="0000EE"/>
-            <w:u w:val="single"/>
-          </w:rPr>
-          <w:t>太25:41</w:t>
-        </w:r>
-      </w:hyperlink>
-      <w:r>
-        <w:rPr>
-          <w:lang w:val="zh_TW" w:bidi="zh_TW"/>
-        </w:rPr>
-        <w:t>）。顯然，在地獄中的人將永遠與主隔絕，永不見到祂權能的榮光（</w:t>
-      </w:r>
-      <w:hyperlink r:id="rId81">
-        <w:r>
-          <w:rPr>
-            <w:lang w:val="zh_TW" w:bidi="zh_TW"/>
-          </w:rPr>
-          <w:rPr>
-            <w:color w:val="0000EE"/>
-            <w:u w:val="single"/>
-          </w:rPr>
-          <w:t>帖後1:9</w:t>
-        </w:r>
-      </w:hyperlink>
-      <w:r>
-        <w:rPr>
-          <w:lang w:val="zh_TW" w:bidi="zh_TW"/>
-        </w:rPr>
-        <w:t>）。那些崇拜獸的人將遭受持續的痛苦（</w:t>
-      </w:r>
-      <w:hyperlink r:id="rId82">
-        <w:r>
-          <w:rPr>
-            <w:lang w:val="zh_TW" w:bidi="zh_TW"/>
-          </w:rPr>
-          <w:rPr>
-            <w:color w:val="0000EE"/>
-            <w:u w:val="single"/>
-          </w:rPr>
-          <w:t>啟14:10–11</w:t>
+          <w:t>箴2:9</w:t>
+        </w:r>
+      </w:hyperlink>
+      <w:r>
+        <w:rPr>
+          <w:lang w:val="zh_TW" w:bidi="zh_TW"/>
+        </w:rPr>
+        <w:t>）、惡人的路（</w:t>
+      </w:r>
+      <w:hyperlink r:id="rId86">
+        <w:r>
+          <w:rPr>
+            <w:lang w:val="zh_TW" w:bidi="zh_TW"/>
+          </w:rPr>
+          <w:rPr>
+            <w:color w:val="0000EE"/>
+            <w:u w:val="single"/>
+          </w:rPr>
+          <w:t>4:14</w:t>
+        </w:r>
+      </w:hyperlink>
+      <w:r>
+        <w:rPr>
+          <w:lang w:val="zh_TW" w:bidi="zh_TW"/>
+        </w:rPr>
+        <w:t>）、義人的路（</w:t>
+      </w:r>
+      <w:hyperlink r:id="rId87">
+        <w:r>
+          <w:rPr>
+            <w:lang w:val="zh_TW" w:bidi="zh_TW"/>
+          </w:rPr>
+          <w:rPr>
+            <w:color w:val="0000EE"/>
+            <w:u w:val="single"/>
+          </w:rPr>
+          <w:t>18</w:t>
+        </w:r>
+      </w:hyperlink>
+      <w:r>
+        <w:rPr>
+          <w:lang w:val="zh_TW" w:bidi="zh_TW"/>
+        </w:rPr>
+        <w:t>節）、審判的道（</w:t>
+      </w:r>
+      <w:hyperlink r:id="rId88">
+        <w:r>
+          <w:rPr>
+            <w:lang w:val="zh_TW" w:bidi="zh_TW"/>
+          </w:rPr>
+          <w:rPr>
+            <w:color w:val="0000EE"/>
+            <w:u w:val="single"/>
+          </w:rPr>
+          <w:t>賽40:14</w:t>
+        </w:r>
+      </w:hyperlink>
+      <w:r>
+        <w:rPr>
+          <w:lang w:val="zh_TW" w:bidi="zh_TW"/>
+        </w:rPr>
+        <w:t>）、正直的路（</w:t>
+      </w:r>
+      <w:hyperlink r:id="rId89">
+        <w:r>
+          <w:rPr>
+            <w:lang w:val="zh_TW" w:bidi="zh_TW"/>
+          </w:rPr>
+          <w:rPr>
+            <w:color w:val="0000EE"/>
+            <w:u w:val="single"/>
+          </w:rPr>
+          <w:t>箴4:11</w:t>
+        </w:r>
+      </w:hyperlink>
+      <w:r>
+        <w:rPr>
+          <w:lang w:val="zh_TW" w:bidi="zh_TW"/>
+        </w:rPr>
+        <w:t>）和平安的路（</w:t>
+      </w:r>
+      <w:hyperlink r:id="rId75">
+        <w:r>
+          <w:rPr>
+            <w:lang w:val="zh_TW" w:bidi="zh_TW"/>
+          </w:rPr>
+          <w:rPr>
+            <w:color w:val="0000EE"/>
+            <w:u w:val="single"/>
+          </w:rPr>
+          <w:t>3:17</w:t>
         </w:r>
       </w:hyperlink>
       <w:r>
@@ -2001,2154 +2182,6 @@
           <w:lang w:val="zh_TW" w:bidi="zh_TW"/>
         </w:rPr>
         <w:t>）。</w:t>
-      </w:r>
-    </w:p>
-    <w:p>
-      <w:pPr/>
-      <w:r>
-        <w:rPr>
-          <w:lang w:val="zh_TW" w:bidi="zh_TW"/>
-        </w:rPr>
-      </w:r>
-      <w:r>
-        <w:rPr>
-          <w:lang w:val="zh_TW" w:bidi="zh_TW"/>
-        </w:rPr>
-        <w:t>其它表達方式也表明惡人的最終狀態是永恆的，例如：「用不滅的火燒盡」（</w:t>
-      </w:r>
-      <w:hyperlink r:id="rId83">
-        <w:r>
-          <w:rPr>
-            <w:lang w:val="zh_TW" w:bidi="zh_TW"/>
-          </w:rPr>
-          <w:rPr>
-            <w:color w:val="0000EE"/>
-            <w:u w:val="single"/>
-          </w:rPr>
-          <w:t>太3:12</w:t>
-        </w:r>
-      </w:hyperlink>
-      <w:r>
-        <w:rPr>
-          <w:lang w:val="zh_TW" w:bidi="zh_TW"/>
-        </w:rPr>
-        <w:t>）；「入那不滅的火裡去……蟲是不死的，火是不滅的」（</w:t>
-      </w:r>
-      <w:hyperlink r:id="rId84">
-        <w:r>
-          <w:rPr>
-            <w:lang w:val="zh_TW" w:bidi="zh_TW"/>
-          </w:rPr>
-          <w:rPr>
-            <w:color w:val="0000EE"/>
-            <w:u w:val="single"/>
-          </w:rPr>
-          <w:t>可9:44、48</w:t>
-        </w:r>
-      </w:hyperlink>
-      <w:r>
-        <w:rPr>
-          <w:lang w:val="zh_TW" w:bidi="zh_TW"/>
-        </w:rPr>
-        <w:t>）；有罪「今世來世總不得赦免」（</w:t>
-      </w:r>
-      <w:hyperlink r:id="rId85">
-        <w:r>
-          <w:rPr>
-            <w:lang w:val="zh_TW" w:bidi="zh_TW"/>
-          </w:rPr>
-          <w:rPr>
-            <w:color w:val="0000EE"/>
-            <w:u w:val="single"/>
-          </w:rPr>
-          <w:t>太12:32</w:t>
-        </w:r>
-      </w:hyperlink>
-      <w:r>
-        <w:rPr>
-          <w:lang w:val="zh_TW" w:bidi="zh_TW"/>
-        </w:rPr>
-        <w:t>）。正確理解聖經後，沒有任何經文暗示不信者在地獄中的可怕狀態會有終止的時候。他們的命運是永遠的，帶著嚴肅的終局，並且他們痛苦的狀況永遠持續不變。（值得注意的是，有關地獄的最具描述性和決定性的話語，大多出自耶穌之口。）</w:t>
-      </w:r>
-    </w:p>
-    <w:p>
-      <w:pPr/>
-      <w:r>
-        <w:rPr>
-          <w:lang w:val="zh_TW" w:bidi="zh_TW"/>
-        </w:rPr>
-      </w:r>
-      <w:r>
-        <w:rPr>
-          <w:lang w:val="zh_TW" w:bidi="zh_TW"/>
-        </w:rPr>
-        <w:t>總結所有聖經關於地獄的記述，顯示出地獄中失去和缺乏所有美善，以及因邪惡良心帶來的痛苦和折磨。最可怕的是與神完全且應得的分離，並遠離一切純潔、聖潔和美好的事物。此外，地獄中的人也意識到自己正處在神的忿怒之下，並承受因其有意識地、自願性的犯罪而應得公義的審判與詛咒。</w:t>
-      </w:r>
-    </w:p>
-    <w:p>
-      <w:pPr/>
-      <w:r>
-        <w:rPr>
-          <w:lang w:val="zh_TW" w:bidi="zh_TW"/>
-        </w:rPr>
-      </w:r>
-      <w:r>
-        <w:rPr>
-          <w:lang w:val="zh_TW" w:bidi="zh_TW"/>
-        </w:rPr>
-        <w:t>儘管聖經對地獄的描述以非常具體和字面的方式表達，但地獄的本質不應僅限於如蟲子吞噬、鞭打、火燒或被火焚燒這樣的具體意象。這種說法並不減輕地獄的恐怖或嚴重性，因為沒有什麼比與神隔絕、良心受到邪惡的折磨更可怕。對地獄中的人而言，地獄的本質就在於與神的完全隔絕，而凡是與神隔絕的地方，人與人之間也會彼此疏離。這是最嚴重的懲罰：徹底且無法逆轉地與神隔絕，並與周圍的人為敵。這種狀況的另一個痛苦後果是與自己為敵，被內心的罪惡感和羞恥感撕裂。這是一種全面的衝突：與神、與鄰舍、與自己為敵。這就是地獄！如果對地獄的描述是比喻或象徵性的，那麼它們所代表的狀況比言辭表達的更加真實和強烈。</w:t>
-      </w:r>
-    </w:p>
-    <w:p>
-      <w:pPr/>
-      <w:r>
-        <w:rPr>
-          <w:lang w:val="zh_TW" w:bidi="zh_TW"/>
-        </w:rPr>
-      </w:r>
-      <w:r>
-        <w:rPr>
-          <w:lang w:val="zh_TW" w:bidi="zh_TW"/>
-        </w:rPr>
-        <w:t>對罪惡的懲罰是聖經中持續的教義。審判的教義與整本聖經正典同樣廣泛。代表性的經文包括</w:t>
-      </w:r>
-      <w:hyperlink r:id="rId86">
-        <w:r>
-          <w:rPr>
-            <w:lang w:val="zh_TW" w:bidi="zh_TW"/>
-          </w:rPr>
-          <w:rPr>
-            <w:color w:val="0000EE"/>
-            <w:u w:val="single"/>
-          </w:rPr>
-          <w:t>創2:17</w:t>
-        </w:r>
-      </w:hyperlink>
-      <w:r>
-        <w:rPr>
-          <w:lang w:val="zh_TW" w:bidi="zh_TW"/>
-        </w:rPr>
-        <w:t>，</w:t>
-      </w:r>
-      <w:hyperlink r:id="rId34">
-        <w:r>
-          <w:rPr>
-            <w:lang w:val="zh_TW" w:bidi="zh_TW"/>
-          </w:rPr>
-          <w:rPr>
-            <w:color w:val="0000EE"/>
-            <w:u w:val="single"/>
-          </w:rPr>
-          <w:t>3:17–19</w:t>
-        </w:r>
-      </w:hyperlink>
-      <w:r>
-        <w:rPr>
-          <w:lang w:val="zh_TW" w:bidi="zh_TW"/>
-        </w:rPr>
-        <w:t>，</w:t>
-      </w:r>
-      <w:hyperlink r:id="rId87">
-        <w:r>
-          <w:rPr>
-            <w:lang w:val="zh_TW" w:bidi="zh_TW"/>
-          </w:rPr>
-          <w:rPr>
-            <w:color w:val="0000EE"/>
-            <w:u w:val="single"/>
-          </w:rPr>
-          <w:t>4:13</w:t>
-        </w:r>
-      </w:hyperlink>
-      <w:r>
-        <w:rPr>
-          <w:lang w:val="zh_TW" w:bidi="zh_TW"/>
-        </w:rPr>
-        <w:t>；</w:t>
-      </w:r>
-      <w:hyperlink r:id="rId88">
-        <w:r>
-          <w:rPr>
-            <w:lang w:val="zh_TW" w:bidi="zh_TW"/>
-          </w:rPr>
-          <w:rPr>
-            <w:color w:val="0000EE"/>
-            <w:u w:val="single"/>
-          </w:rPr>
-          <w:t>利26:27–33</w:t>
-        </w:r>
-      </w:hyperlink>
-      <w:r>
-        <w:rPr>
-          <w:lang w:val="zh_TW" w:bidi="zh_TW"/>
-        </w:rPr>
-        <w:t>；</w:t>
-      </w:r>
-      <w:hyperlink r:id="rId89">
-        <w:r>
-          <w:rPr>
-            <w:lang w:val="zh_TW" w:bidi="zh_TW"/>
-          </w:rPr>
-          <w:rPr>
-            <w:color w:val="0000EE"/>
-            <w:u w:val="single"/>
-          </w:rPr>
-          <w:t>詩149:7</w:t>
-        </w:r>
-      </w:hyperlink>
-      <w:r>
-        <w:rPr>
-          <w:lang w:val="zh_TW" w:bidi="zh_TW"/>
-        </w:rPr>
-        <w:t>；</w:t>
-      </w:r>
-      <w:hyperlink r:id="rId90">
-        <w:r>
-          <w:rPr>
-            <w:lang w:val="zh_TW" w:bidi="zh_TW"/>
-          </w:rPr>
-          <w:rPr>
-            <w:color w:val="0000EE"/>
-            <w:u w:val="single"/>
-          </w:rPr>
-          <w:t>賽3:11</w:t>
-        </w:r>
-      </w:hyperlink>
-      <w:r>
-        <w:rPr>
-          <w:lang w:val="zh_TW" w:bidi="zh_TW"/>
-        </w:rPr>
-        <w:t>；</w:t>
-      </w:r>
-      <w:hyperlink r:id="rId91">
-        <w:r>
-          <w:rPr>
-            <w:lang w:val="zh_TW" w:bidi="zh_TW"/>
-          </w:rPr>
-          <w:rPr>
-            <w:color w:val="0000EE"/>
-            <w:u w:val="single"/>
-          </w:rPr>
-          <w:t>結14:10</w:t>
-        </w:r>
-      </w:hyperlink>
-      <w:r>
-        <w:rPr>
-          <w:lang w:val="zh_TW" w:bidi="zh_TW"/>
-        </w:rPr>
-        <w:t>；</w:t>
-      </w:r>
-      <w:hyperlink r:id="rId92">
-        <w:r>
-          <w:rPr>
-            <w:lang w:val="zh_TW" w:bidi="zh_TW"/>
-          </w:rPr>
-          <w:rPr>
-            <w:color w:val="0000EE"/>
-            <w:u w:val="single"/>
-          </w:rPr>
-          <w:t>摩1:2–2:16</w:t>
-        </w:r>
-      </w:hyperlink>
-      <w:r>
-        <w:rPr>
-          <w:lang w:val="zh_TW" w:bidi="zh_TW"/>
-        </w:rPr>
-        <w:t>；</w:t>
-      </w:r>
-      <w:hyperlink r:id="rId93">
-        <w:r>
-          <w:rPr>
-            <w:lang w:val="zh_TW" w:bidi="zh_TW"/>
-          </w:rPr>
-          <w:rPr>
-            <w:color w:val="0000EE"/>
-            <w:u w:val="single"/>
-          </w:rPr>
-          <w:t>亞14:19</w:t>
-        </w:r>
-      </w:hyperlink>
-      <w:r>
-        <w:rPr>
-          <w:lang w:val="zh_TW" w:bidi="zh_TW"/>
-        </w:rPr>
-        <w:t>；</w:t>
-      </w:r>
-      <w:hyperlink r:id="rId78">
-        <w:r>
-          <w:rPr>
-            <w:lang w:val="zh_TW" w:bidi="zh_TW"/>
-          </w:rPr>
-          <w:rPr>
-            <w:color w:val="0000EE"/>
-            <w:u w:val="single"/>
-          </w:rPr>
-          <w:t>太25:41、46</w:t>
-        </w:r>
-      </w:hyperlink>
-      <w:r>
-        <w:rPr>
-          <w:lang w:val="zh_TW" w:bidi="zh_TW"/>
-        </w:rPr>
-        <w:t>；</w:t>
-      </w:r>
-      <w:hyperlink r:id="rId94">
-        <w:r>
-          <w:rPr>
-            <w:lang w:val="zh_TW" w:bidi="zh_TW"/>
-          </w:rPr>
-          <w:rPr>
-            <w:color w:val="0000EE"/>
-            <w:u w:val="single"/>
-          </w:rPr>
-          <w:t>路16:23–24</w:t>
-        </w:r>
-      </w:hyperlink>
-      <w:r>
-        <w:rPr>
-          <w:lang w:val="zh_TW" w:bidi="zh_TW"/>
-        </w:rPr>
-        <w:t>；</w:t>
-      </w:r>
-      <w:hyperlink r:id="rId95">
-        <w:r>
-          <w:rPr>
-            <w:lang w:val="zh_TW" w:bidi="zh_TW"/>
-          </w:rPr>
-          <w:rPr>
-            <w:color w:val="0000EE"/>
-            <w:u w:val="single"/>
-          </w:rPr>
-          <w:t>羅2:5–12</w:t>
-        </w:r>
-      </w:hyperlink>
-      <w:r>
-        <w:rPr>
-          <w:lang w:val="zh_TW" w:bidi="zh_TW"/>
-        </w:rPr>
-        <w:t>；</w:t>
-      </w:r>
-      <w:hyperlink r:id="rId96">
-        <w:r>
-          <w:rPr>
-            <w:lang w:val="zh_TW" w:bidi="zh_TW"/>
-          </w:rPr>
-          <w:rPr>
-            <w:color w:val="0000EE"/>
-            <w:u w:val="single"/>
-          </w:rPr>
-          <w:t>加6:7–8</w:t>
-        </w:r>
-      </w:hyperlink>
-      <w:r>
-        <w:rPr>
-          <w:lang w:val="zh_TW" w:bidi="zh_TW"/>
-        </w:rPr>
-        <w:t>；</w:t>
-      </w:r>
-      <w:hyperlink r:id="rId97">
-        <w:r>
-          <w:rPr>
-            <w:lang w:val="zh_TW" w:bidi="zh_TW"/>
-          </w:rPr>
-          <w:rPr>
-            <w:color w:val="0000EE"/>
-            <w:u w:val="single"/>
-          </w:rPr>
-          <w:t>來10:29–31</w:t>
-        </w:r>
-      </w:hyperlink>
-      <w:r>
-        <w:rPr>
-          <w:lang w:val="zh_TW" w:bidi="zh_TW"/>
-        </w:rPr>
-        <w:t>；</w:t>
-      </w:r>
-      <w:hyperlink r:id="rId98">
-        <w:r>
-          <w:rPr>
-            <w:lang w:val="zh_TW" w:bidi="zh_TW"/>
-          </w:rPr>
-          <w:rPr>
-            <w:color w:val="0000EE"/>
-            <w:u w:val="single"/>
-          </w:rPr>
-          <w:t>啟20:11–15</w:t>
-        </w:r>
-      </w:hyperlink>
-      <w:r>
-        <w:rPr>
-          <w:lang w:val="zh_TW" w:bidi="zh_TW"/>
-        </w:rPr>
-        <w:t>。</w:t>
-      </w:r>
-    </w:p>
-    <w:p>
-      <w:pPr>
-        <w:pStyle w:val="Heading3"/>
-      </w:pPr>
-      <w:r>
-        <w:rPr>
-          <w:lang w:val="zh_TW" w:bidi="zh_TW"/>
-        </w:rPr>
-        <w:t>聖經術語</w:t>
-      </w:r>
-    </w:p>
-    <w:p>
-      <w:pPr/>
-      <w:r>
-        <w:rPr>
-          <w:lang w:val="zh_TW" w:bidi="zh_TW"/>
-        </w:rPr>
-      </w:r>
-      <w:r>
-        <w:rPr>
-          <w:lang w:val="zh_TW" w:bidi="zh_TW"/>
-        </w:rPr>
-        <w:t>希伯來文Sheol（陰間）在舊約中主要用於「墳墓、坑、離世之人的居所」（</w:t>
-      </w:r>
-      <w:hyperlink r:id="rId99">
-        <w:r>
-          <w:rPr>
-            <w:lang w:val="zh_TW" w:bidi="zh_TW"/>
-          </w:rPr>
-          <w:rPr>
-            <w:color w:val="0000EE"/>
-            <w:u w:val="single"/>
-          </w:rPr>
-          <w:t>創37:35</w:t>
-        </w:r>
-      </w:hyperlink>
-      <w:r>
-        <w:rPr>
-          <w:lang w:val="zh_TW" w:bidi="zh_TW"/>
-        </w:rPr>
-        <w:t>；</w:t>
-      </w:r>
-      <w:hyperlink r:id="rId100">
-        <w:r>
-          <w:rPr>
-            <w:lang w:val="zh_TW" w:bidi="zh_TW"/>
-          </w:rPr>
-          <w:rPr>
-            <w:color w:val="0000EE"/>
-            <w:u w:val="single"/>
-          </w:rPr>
-          <w:t>伯7:9</w:t>
-        </w:r>
-      </w:hyperlink>
-      <w:r>
-        <w:rPr>
-          <w:lang w:val="zh_TW" w:bidi="zh_TW"/>
-        </w:rPr>
-        <w:t>，</w:t>
-      </w:r>
-      <w:hyperlink r:id="rId101">
-        <w:r>
-          <w:rPr>
-            <w:lang w:val="zh_TW" w:bidi="zh_TW"/>
-          </w:rPr>
-          <w:rPr>
-            <w:color w:val="0000EE"/>
-            <w:u w:val="single"/>
-          </w:rPr>
-          <w:t>14:13</w:t>
-        </w:r>
-      </w:hyperlink>
-      <w:r>
-        <w:rPr>
-          <w:lang w:val="zh_TW" w:bidi="zh_TW"/>
-        </w:rPr>
-        <w:t>，</w:t>
-      </w:r>
-      <w:hyperlink r:id="rId102">
-        <w:r>
-          <w:rPr>
-            <w:lang w:val="zh_TW" w:bidi="zh_TW"/>
-          </w:rPr>
-          <w:rPr>
-            <w:color w:val="0000EE"/>
-            <w:u w:val="single"/>
-          </w:rPr>
-          <w:t>17:13–16</w:t>
-        </w:r>
-      </w:hyperlink>
-      <w:r>
-        <w:rPr>
-          <w:lang w:val="zh_TW" w:bidi="zh_TW"/>
-        </w:rPr>
-        <w:t>；</w:t>
-      </w:r>
-      <w:hyperlink r:id="rId103">
-        <w:r>
-          <w:rPr>
-            <w:lang w:val="zh_TW" w:bidi="zh_TW"/>
-          </w:rPr>
-          <w:rPr>
-            <w:color w:val="0000EE"/>
-            <w:u w:val="single"/>
-          </w:rPr>
-          <w:t>詩6:5</w:t>
-        </w:r>
-      </w:hyperlink>
-      <w:r>
-        <w:rPr>
-          <w:lang w:val="zh_TW" w:bidi="zh_TW"/>
-        </w:rPr>
-        <w:t>，</w:t>
-      </w:r>
-      <w:hyperlink r:id="rId104">
-        <w:r>
-          <w:rPr>
-            <w:lang w:val="zh_TW" w:bidi="zh_TW"/>
-          </w:rPr>
-          <w:rPr>
-            <w:color w:val="0000EE"/>
-            <w:u w:val="single"/>
-          </w:rPr>
-          <w:t>16:10</w:t>
-        </w:r>
-      </w:hyperlink>
-      <w:r>
-        <w:rPr>
-          <w:lang w:val="zh_TW" w:bidi="zh_TW"/>
-        </w:rPr>
-        <w:t>，</w:t>
-      </w:r>
-      <w:hyperlink r:id="rId105">
-        <w:r>
-          <w:rPr>
-            <w:lang w:val="zh_TW" w:bidi="zh_TW"/>
-          </w:rPr>
-          <w:rPr>
-            <w:color w:val="0000EE"/>
-            <w:u w:val="single"/>
-          </w:rPr>
-          <w:t>55:15</w:t>
-        </w:r>
-      </w:hyperlink>
-      <w:r>
-        <w:rPr>
-          <w:lang w:val="zh_TW" w:bidi="zh_TW"/>
-        </w:rPr>
-        <w:t>；</w:t>
-      </w:r>
-      <w:hyperlink r:id="rId106">
-        <w:r>
-          <w:rPr>
-            <w:lang w:val="zh_TW" w:bidi="zh_TW"/>
-          </w:rPr>
-          <w:rPr>
-            <w:color w:val="0000EE"/>
-            <w:u w:val="single"/>
-          </w:rPr>
-          <w:t>箴9:18</w:t>
-        </w:r>
-      </w:hyperlink>
-      <w:r>
-        <w:rPr>
-          <w:lang w:val="zh_TW" w:bidi="zh_TW"/>
-        </w:rPr>
-        <w:t>；</w:t>
-      </w:r>
-      <w:hyperlink r:id="rId107">
-        <w:r>
-          <w:rPr>
-            <w:lang w:val="zh_TW" w:bidi="zh_TW"/>
-          </w:rPr>
-          <w:rPr>
-            <w:color w:val="0000EE"/>
-            <w:u w:val="single"/>
-          </w:rPr>
-          <w:t>傳9:10</w:t>
-        </w:r>
-      </w:hyperlink>
-      <w:r>
-        <w:rPr>
-          <w:lang w:val="zh_TW" w:bidi="zh_TW"/>
-        </w:rPr>
-        <w:t>；</w:t>
-      </w:r>
-      <w:hyperlink r:id="rId108">
-        <w:r>
-          <w:rPr>
-            <w:lang w:val="zh_TW" w:bidi="zh_TW"/>
-          </w:rPr>
-          <w:rPr>
-            <w:color w:val="0000EE"/>
-            <w:u w:val="single"/>
-          </w:rPr>
-          <w:t>賽14:11</w:t>
-        </w:r>
-      </w:hyperlink>
-      <w:r>
-        <w:rPr>
-          <w:lang w:val="zh_TW" w:bidi="zh_TW"/>
-        </w:rPr>
-        <w:t>，</w:t>
-      </w:r>
-      <w:hyperlink r:id="rId109">
-        <w:r>
-          <w:rPr>
-            <w:lang w:val="zh_TW" w:bidi="zh_TW"/>
-          </w:rPr>
-          <w:rPr>
-            <w:color w:val="0000EE"/>
-            <w:u w:val="single"/>
-          </w:rPr>
-          <w:t>38:10–12、18</w:t>
-        </w:r>
-      </w:hyperlink>
-      <w:r>
-        <w:rPr>
-          <w:lang w:val="zh_TW" w:bidi="zh_TW"/>
-        </w:rPr>
-        <w:t>）。在舊約中，善惡的最終歸宿似乎沒有很明確的區別。他們都同樣去到墳墓，進入一個下面的世界，這個世界充滿了陰暗、疲憊、黑暗、腐朽與遺忘，遠離神的同在（</w:t>
-      </w:r>
-      <w:hyperlink r:id="rId110">
-        <w:r>
-          <w:rPr>
-            <w:lang w:val="zh_TW" w:bidi="zh_TW"/>
-          </w:rPr>
-          <w:rPr>
-            <w:color w:val="0000EE"/>
-            <w:u w:val="single"/>
-          </w:rPr>
-          <w:t>伯10:20–22</w:t>
-        </w:r>
-      </w:hyperlink>
-      <w:r>
-        <w:rPr>
-          <w:lang w:val="zh_TW" w:bidi="zh_TW"/>
-        </w:rPr>
-        <w:t>；</w:t>
-      </w:r>
-      <w:hyperlink r:id="rId111">
-        <w:r>
-          <w:rPr>
-            <w:lang w:val="zh_TW" w:bidi="zh_TW"/>
-          </w:rPr>
-          <w:rPr>
-            <w:color w:val="0000EE"/>
-            <w:u w:val="single"/>
-          </w:rPr>
-          <w:t>詩88:3–6</w:t>
-        </w:r>
-      </w:hyperlink>
-      <w:r>
-        <w:rPr>
-          <w:lang w:val="zh_TW" w:bidi="zh_TW"/>
-        </w:rPr>
-        <w:t>），然而，仍然在神的掌管之下（</w:t>
-      </w:r>
-      <w:hyperlink r:id="rId112">
-        <w:r>
-          <w:rPr>
-            <w:lang w:val="zh_TW" w:bidi="zh_TW"/>
-          </w:rPr>
-          <w:rPr>
-            <w:color w:val="0000EE"/>
-            <w:u w:val="single"/>
-          </w:rPr>
-          <w:t>伯26:6</w:t>
-        </w:r>
-      </w:hyperlink>
-      <w:r>
-        <w:rPr>
-          <w:lang w:val="zh_TW" w:bidi="zh_TW"/>
-        </w:rPr>
-        <w:t>；</w:t>
-      </w:r>
-      <w:hyperlink r:id="rId113">
-        <w:r>
-          <w:rPr>
-            <w:lang w:val="zh_TW" w:bidi="zh_TW"/>
-          </w:rPr>
-          <w:rPr>
-            <w:color w:val="0000EE"/>
-            <w:u w:val="single"/>
-          </w:rPr>
-          <w:t>詩138:8</w:t>
-        </w:r>
-      </w:hyperlink>
-      <w:r>
-        <w:rPr>
-          <w:lang w:val="zh_TW" w:bidi="zh_TW"/>
-        </w:rPr>
-        <w:t>；</w:t>
-      </w:r>
-      <w:hyperlink r:id="rId114">
-        <w:r>
-          <w:rPr>
-            <w:lang w:val="zh_TW" w:bidi="zh_TW"/>
-          </w:rPr>
-          <w:rPr>
-            <w:color w:val="0000EE"/>
-            <w:u w:val="single"/>
-          </w:rPr>
-          <w:t>摩9:2</w:t>
-        </w:r>
-      </w:hyperlink>
-      <w:r>
-        <w:rPr>
-          <w:lang w:val="zh_TW" w:bidi="zh_TW"/>
-        </w:rPr>
-        <w:t>）。這是一個寂靜（</w:t>
-      </w:r>
-      <w:hyperlink r:id="rId115">
-        <w:r>
-          <w:rPr>
-            <w:lang w:val="zh_TW" w:bidi="zh_TW"/>
-          </w:rPr>
-          <w:rPr>
-            <w:color w:val="0000EE"/>
-            <w:u w:val="single"/>
-          </w:rPr>
-          <w:t>詩94:17</w:t>
-        </w:r>
-      </w:hyperlink>
-      <w:r>
-        <w:rPr>
-          <w:lang w:val="zh_TW" w:bidi="zh_TW"/>
-        </w:rPr>
-        <w:t>，</w:t>
-      </w:r>
-      <w:hyperlink r:id="rId116">
-        <w:r>
-          <w:rPr>
-            <w:lang w:val="zh_TW" w:bidi="zh_TW"/>
-          </w:rPr>
-          <w:rPr>
-            <w:color w:val="0000EE"/>
-            <w:u w:val="single"/>
-          </w:rPr>
-          <w:t>115:17</w:t>
-        </w:r>
-      </w:hyperlink>
-      <w:r>
-        <w:rPr>
-          <w:lang w:val="zh_TW" w:bidi="zh_TW"/>
-        </w:rPr>
-        <w:t>）和安息（</w:t>
-      </w:r>
-      <w:hyperlink r:id="rId117">
-        <w:r>
-          <w:rPr>
-            <w:lang w:val="zh_TW" w:bidi="zh_TW"/>
-          </w:rPr>
-          <w:rPr>
-            <w:color w:val="0000EE"/>
-            <w:u w:val="single"/>
-          </w:rPr>
-          <w:t>伯3:17</w:t>
-        </w:r>
-      </w:hyperlink>
-      <w:r>
-        <w:rPr>
-          <w:lang w:val="zh_TW" w:bidi="zh_TW"/>
-        </w:rPr>
-        <w:t>）之處。然而，某些經文似乎暗示陰間中有某種意識、盼望和交流（</w:t>
-      </w:r>
-      <w:hyperlink r:id="rId118">
-        <w:r>
-          <w:rPr>
-            <w:lang w:val="zh_TW" w:bidi="zh_TW"/>
-          </w:rPr>
-          <w:rPr>
-            <w:color w:val="0000EE"/>
-            <w:u w:val="single"/>
-          </w:rPr>
-          <w:t>伯14:13–15</w:t>
-        </w:r>
-      </w:hyperlink>
-      <w:r>
-        <w:rPr>
-          <w:lang w:val="zh_TW" w:bidi="zh_TW"/>
-        </w:rPr>
-        <w:t>，</w:t>
-      </w:r>
-      <w:hyperlink r:id="rId119">
-        <w:r>
-          <w:rPr>
-            <w:lang w:val="zh_TW" w:bidi="zh_TW"/>
-          </w:rPr>
-          <w:rPr>
-            <w:color w:val="0000EE"/>
-            <w:u w:val="single"/>
-          </w:rPr>
-          <w:t>19:25–27</w:t>
-        </w:r>
-      </w:hyperlink>
-      <w:r>
-        <w:rPr>
-          <w:lang w:val="zh_TW" w:bidi="zh_TW"/>
-        </w:rPr>
-        <w:t>；</w:t>
-      </w:r>
-      <w:hyperlink r:id="rId104">
-        <w:r>
-          <w:rPr>
-            <w:lang w:val="zh_TW" w:bidi="zh_TW"/>
-          </w:rPr>
-          <w:rPr>
-            <w:color w:val="0000EE"/>
-            <w:u w:val="single"/>
-          </w:rPr>
-          <w:t>詩16:10</w:t>
-        </w:r>
-      </w:hyperlink>
-      <w:r>
-        <w:rPr>
-          <w:lang w:val="zh_TW" w:bidi="zh_TW"/>
-        </w:rPr>
-        <w:t>，</w:t>
-      </w:r>
-      <w:hyperlink r:id="rId120">
-        <w:r>
-          <w:rPr>
-            <w:lang w:val="zh_TW" w:bidi="zh_TW"/>
-          </w:rPr>
-          <w:rPr>
-            <w:color w:val="0000EE"/>
-            <w:u w:val="single"/>
-          </w:rPr>
-          <w:t>49:15</w:t>
-        </w:r>
-      </w:hyperlink>
-      <w:r>
-        <w:rPr>
-          <w:lang w:val="zh_TW" w:bidi="zh_TW"/>
-        </w:rPr>
-        <w:t>；</w:t>
-      </w:r>
-      <w:hyperlink r:id="rId121">
-        <w:r>
-          <w:rPr>
-            <w:lang w:val="zh_TW" w:bidi="zh_TW"/>
-          </w:rPr>
-          <w:rPr>
-            <w:color w:val="0000EE"/>
-            <w:u w:val="single"/>
-          </w:rPr>
-          <w:t>賽14:9–10</w:t>
-        </w:r>
-      </w:hyperlink>
-      <w:r>
-        <w:rPr>
-          <w:lang w:val="zh_TW" w:bidi="zh_TW"/>
-        </w:rPr>
-        <w:t>；</w:t>
-      </w:r>
-      <w:hyperlink r:id="rId122">
-        <w:r>
-          <w:rPr>
-            <w:lang w:val="zh_TW" w:bidi="zh_TW"/>
-          </w:rPr>
-          <w:rPr>
-            <w:color w:val="0000EE"/>
-            <w:u w:val="single"/>
-          </w:rPr>
-          <w:t>結32:21</w:t>
-        </w:r>
-      </w:hyperlink>
-      <w:r>
-        <w:rPr>
-          <w:lang w:val="zh_TW" w:bidi="zh_TW"/>
-        </w:rPr>
-        <w:t>）。少數經文暗示了死後可能面臨的神的審判威脅（</w:t>
-      </w:r>
-      <w:hyperlink r:id="rId123">
-        <w:r>
-          <w:rPr>
-            <w:lang w:val="zh_TW" w:bidi="zh_TW"/>
-          </w:rPr>
-          <w:rPr>
-            <w:color w:val="0000EE"/>
-            <w:u w:val="single"/>
-          </w:rPr>
-          <w:t>詩9:17</w:t>
-        </w:r>
-      </w:hyperlink>
-      <w:r>
-        <w:rPr>
-          <w:lang w:val="zh_TW" w:bidi="zh_TW"/>
-        </w:rPr>
-        <w:t>，</w:t>
-      </w:r>
-      <w:hyperlink r:id="rId105">
-        <w:r>
-          <w:rPr>
-            <w:lang w:val="zh_TW" w:bidi="zh_TW"/>
-          </w:rPr>
-          <w:rPr>
-            <w:color w:val="0000EE"/>
-            <w:u w:val="single"/>
-          </w:rPr>
-          <w:t>55:15</w:t>
-        </w:r>
-      </w:hyperlink>
-      <w:r>
-        <w:rPr>
-          <w:lang w:val="zh_TW" w:bidi="zh_TW"/>
-        </w:rPr>
-        <w:t>）。總的來說，陰間被視為令人憂慮和恐懼的地方（</w:t>
-      </w:r>
-      <w:hyperlink r:id="rId124">
-        <w:r>
-          <w:rPr>
-            <w:lang w:val="zh_TW" w:bidi="zh_TW"/>
-          </w:rPr>
-          <w:rPr>
-            <w:color w:val="0000EE"/>
-            <w:u w:val="single"/>
-          </w:rPr>
-          <w:t>申32:22</w:t>
-        </w:r>
-      </w:hyperlink>
-      <w:r>
-        <w:rPr>
-          <w:lang w:val="zh_TW" w:bidi="zh_TW"/>
-        </w:rPr>
-        <w:t>；</w:t>
-      </w:r>
-      <w:hyperlink r:id="rId125">
-        <w:r>
-          <w:rPr>
-            <w:lang w:val="zh_TW" w:bidi="zh_TW"/>
-          </w:rPr>
-          <w:rPr>
-            <w:color w:val="0000EE"/>
-            <w:u w:val="single"/>
-          </w:rPr>
-          <w:t>賽38:18</w:t>
-        </w:r>
-      </w:hyperlink>
-      <w:r>
-        <w:rPr>
-          <w:lang w:val="zh_TW" w:bidi="zh_TW"/>
-        </w:rPr>
-        <w:t>）。</w:t>
-      </w:r>
-    </w:p>
-    <w:p>
-      <w:pPr/>
-      <w:r>
-        <w:rPr>
-          <w:lang w:val="zh_TW" w:bidi="zh_TW"/>
-        </w:rPr>
-      </w:r>
-      <w:r>
-        <w:rPr>
-          <w:lang w:val="zh_TW" w:bidi="zh_TW"/>
-        </w:rPr>
-        <w:t>直到後聖經時期的猶太文獻，即在舊約結束和新約開始之間發展起來的著作，才開始明確區分義人與惡人的最終歸宿。在陰間內部善惡分隔的概念得到了發展。顯而易見，儘管這個概念比較模糊和不確定，但猶太思想（正如整部舊約所反映的）包含著一種信念，即死後會有未來和持續的存在。</w:t>
-      </w:r>
-    </w:p>
-    <w:p>
-      <w:pPr/>
-      <w:r>
-        <w:rPr>
-          <w:lang w:val="zh_TW" w:bidi="zh_TW"/>
-        </w:rPr>
-      </w:r>
-      <w:r>
-        <w:rPr>
-          <w:lang w:val="zh_TW" w:bidi="zh_TW"/>
-        </w:rPr>
-        <w:t>新約中的希臘文hades（陰間）與舊約中的Sheol用法非常相似。事實上，七十士譯本（舊約的希臘文譯本）的譯者使用它來表示Sheol。它通常指的是死者的地方或狀態、墳墓或死亡本身。在某些譯本中，這個詞未被翻譯，而是直接音譯為hades。新約並不總是明確說明hades的含義，除了剛才所描述的內容之外。這個詞的使用通常並未揭示死者的具體狀況。然而，有些經文表明它比舊約中的Sheol有更明顯的進步其中一節明確將hades描述為惡人的刑罰之處，適當地翻譯為「地獄」（</w:t>
-      </w:r>
-      <w:hyperlink r:id="rId126">
-        <w:r>
-          <w:rPr>
-            <w:lang w:val="zh_TW" w:bidi="zh_TW"/>
-          </w:rPr>
-          <w:rPr>
-            <w:color w:val="0000EE"/>
-            <w:u w:val="single"/>
-          </w:rPr>
-          <w:t>路16:23</w:t>
-        </w:r>
-      </w:hyperlink>
-      <w:r>
-        <w:rPr>
-          <w:lang w:val="zh_TW" w:bidi="zh_TW"/>
-        </w:rPr>
-        <w:t>）。在所有其它例子中，hades僅指死亡的居所。</w:t>
-      </w:r>
-    </w:p>
-    <w:p>
-      <w:pPr/>
-      <w:r>
-        <w:rPr>
-          <w:lang w:val="zh_TW" w:bidi="zh_TW"/>
-        </w:rPr>
-      </w:r>
-      <w:r>
-        <w:rPr>
-          <w:lang w:val="zh_TW" w:bidi="zh_TW"/>
-        </w:rPr>
-        <w:t>新約中的希臘文Gehenna用於描述罪人的火刑之地，通常翻譯為「地獄」或「地獄之火」（</w:t>
-      </w:r>
-      <w:hyperlink r:id="rId127">
-        <w:r>
-          <w:rPr>
-            <w:lang w:val="zh_TW" w:bidi="zh_TW"/>
-          </w:rPr>
-          <w:rPr>
-            <w:color w:val="0000EE"/>
-            <w:u w:val="single"/>
-          </w:rPr>
-          <w:t>太5:22、29–30，</w:t>
-        </w:r>
-      </w:hyperlink>
-      <w:hyperlink r:id="rId68">
-        <w:r>
-          <w:rPr>
-            <w:lang w:val="zh_TW" w:bidi="zh_TW"/>
-          </w:rPr>
-          <w:rPr>
-            <w:color w:val="0000EE"/>
-            <w:u w:val="single"/>
-          </w:rPr>
-          <w:t>10:28</w:t>
-        </w:r>
-      </w:hyperlink>
-      <w:r>
-        <w:rPr>
-          <w:lang w:val="zh_TW" w:bidi="zh_TW"/>
-        </w:rPr>
-        <w:t>，</w:t>
-      </w:r>
-      <w:hyperlink r:id="rId69">
-        <w:r>
-          <w:rPr>
-            <w:lang w:val="zh_TW" w:bidi="zh_TW"/>
-          </w:rPr>
-          <w:rPr>
-            <w:color w:val="0000EE"/>
-            <w:u w:val="single"/>
-          </w:rPr>
-          <w:t>18:9</w:t>
-        </w:r>
-      </w:hyperlink>
-      <w:r>
-        <w:rPr>
-          <w:lang w:val="zh_TW" w:bidi="zh_TW"/>
-        </w:rPr>
-        <w:t>，</w:t>
-      </w:r>
-      <w:hyperlink r:id="rId72">
-        <w:r>
-          <w:rPr>
-            <w:lang w:val="zh_TW" w:bidi="zh_TW"/>
-          </w:rPr>
-          <w:rPr>
-            <w:color w:val="0000EE"/>
-            <w:u w:val="single"/>
-          </w:rPr>
-          <w:t>23:15、33</w:t>
-        </w:r>
-      </w:hyperlink>
-      <w:r>
-        <w:rPr>
-          <w:lang w:val="zh_TW" w:bidi="zh_TW"/>
-        </w:rPr>
-        <w:t>；</w:t>
-      </w:r>
-      <w:hyperlink r:id="rId128">
-        <w:r>
-          <w:rPr>
-            <w:lang w:val="zh_TW" w:bidi="zh_TW"/>
-          </w:rPr>
-          <w:rPr>
-            <w:color w:val="0000EE"/>
-            <w:u w:val="single"/>
-          </w:rPr>
-          <w:t>可9:43、45、47</w:t>
-        </w:r>
-      </w:hyperlink>
-      <w:r>
-        <w:rPr>
-          <w:lang w:val="zh_TW" w:bidi="zh_TW"/>
-        </w:rPr>
-        <w:t>；</w:t>
-      </w:r>
-      <w:hyperlink r:id="rId129">
-        <w:r>
-          <w:rPr>
-            <w:lang w:val="zh_TW" w:bidi="zh_TW"/>
-          </w:rPr>
-          <w:rPr>
-            <w:color w:val="0000EE"/>
-            <w:u w:val="single"/>
-          </w:rPr>
-          <w:t>雅3:6</w:t>
-        </w:r>
-      </w:hyperlink>
-      <w:r>
-        <w:rPr>
-          <w:lang w:val="zh_TW" w:bidi="zh_TW"/>
-        </w:rPr>
-        <w:t>）。這個詞通常與最後的審判聯繫在一起，並暗示所說的懲罰是永恆的。Gehenna源自舊約中的希伯來文「欣嫩谷（valley of Hinnom）」，這是一條位於耶路撒冷南側的山谷。此谷曾是偶像崇拜的中心，在那裡，人們將兒童火燒獻給異教神摩洛（</w:t>
-      </w:r>
-      <w:hyperlink r:id="rId55">
-        <w:r>
-          <w:rPr>
-            <w:lang w:val="zh_TW" w:bidi="zh_TW"/>
-          </w:rPr>
-          <w:rPr>
-            <w:color w:val="0000EE"/>
-            <w:u w:val="single"/>
-          </w:rPr>
-          <w:t>代下28:3</w:t>
-        </w:r>
-      </w:hyperlink>
-      <w:r>
-        <w:rPr>
-          <w:lang w:val="zh_TW" w:bidi="zh_TW"/>
-        </w:rPr>
-        <w:t>，</w:t>
-      </w:r>
-      <w:hyperlink r:id="rId56">
-        <w:r>
-          <w:rPr>
-            <w:lang w:val="zh_TW" w:bidi="zh_TW"/>
-          </w:rPr>
-          <w:rPr>
-            <w:color w:val="0000EE"/>
-            <w:u w:val="single"/>
-          </w:rPr>
-          <w:t>33:6</w:t>
-        </w:r>
-      </w:hyperlink>
-      <w:r>
-        <w:rPr>
-          <w:lang w:val="zh_TW" w:bidi="zh_TW"/>
-        </w:rPr>
-        <w:t>）。在約西亞時期，這個地方因為死人的骨頭和垃圾而變得可憎（</w:t>
-      </w:r>
-      <w:hyperlink r:id="rId130">
-        <w:r>
-          <w:rPr>
-            <w:lang w:val="zh_TW" w:bidi="zh_TW"/>
-          </w:rPr>
-          <w:rPr>
-            <w:color w:val="0000EE"/>
-            <w:u w:val="single"/>
-          </w:rPr>
-          <w:t>王下23:10–14</w:t>
-        </w:r>
-      </w:hyperlink>
-      <w:r>
-        <w:rPr>
-          <w:lang w:val="zh_TW" w:bidi="zh_TW"/>
-        </w:rPr>
-        <w:t>），並成為耶路撒冷的垃圾場。持續燃燒的火使這裡成為地獄之火的象徵，表示失喪者在痛苦中被燒盡。這是對偶像崇拜者和不順服者的審判象徵（</w:t>
-      </w:r>
-      <w:hyperlink r:id="rId131">
-        <w:r>
-          <w:rPr>
-            <w:lang w:val="zh_TW" w:bidi="zh_TW"/>
-          </w:rPr>
-          <w:rPr>
-            <w:color w:val="0000EE"/>
-            <w:u w:val="single"/>
-          </w:rPr>
-          <w:t>耶7:31–34，</w:t>
-        </w:r>
-      </w:hyperlink>
-      <w:hyperlink r:id="rId58">
-        <w:r>
-          <w:rPr>
-            <w:lang w:val="zh_TW" w:bidi="zh_TW"/>
-          </w:rPr>
-          <w:rPr>
-            <w:color w:val="0000EE"/>
-            <w:u w:val="single"/>
-          </w:rPr>
-          <w:t>32:35</w:t>
-        </w:r>
-      </w:hyperlink>
-      <w:r>
-        <w:rPr>
-          <w:lang w:val="zh_TW" w:bidi="zh_TW"/>
-        </w:rPr>
-        <w:t>）。</w:t>
-      </w:r>
-    </w:p>
-    <w:p>
-      <w:pPr/>
-      <w:r>
-        <w:rPr>
-          <w:lang w:val="zh_TW" w:bidi="zh_TW"/>
-        </w:rPr>
-      </w:r>
-      <w:r>
-        <w:rPr>
-          <w:lang w:val="zh_TW" w:bidi="zh_TW"/>
-        </w:rPr>
-        <w:t>另一個用來指地獄或「地下」的希臘文Tartarus（</w:t>
-      </w:r>
-      <w:hyperlink r:id="rId77">
-        <w:r>
-          <w:rPr>
-            <w:lang w:val="zh_TW" w:bidi="zh_TW"/>
-          </w:rPr>
-          <w:rPr>
-            <w:color w:val="0000EE"/>
-            <w:u w:val="single"/>
-          </w:rPr>
-          <w:t>彼後2:4</w:t>
-        </w:r>
-      </w:hyperlink>
-      <w:r>
-        <w:rPr>
-          <w:lang w:val="zh_TW" w:bidi="zh_TW"/>
-        </w:rPr>
-        <w:t>），這是一個古典用詞，指永刑之地。使徒彼得用它來描述那些墮落的天使被投入地獄，「交在黑暗坑中，等候審判」。</w:t>
-      </w:r>
-    </w:p>
-    <w:p>
-      <w:pPr/>
-      <w:r>
-        <w:rPr>
-          <w:lang w:val="zh_TW" w:bidi="zh_TW"/>
-        </w:rPr>
-      </w:r>
-      <w:r>
-        <w:rPr>
-          <w:lang w:val="zh_TW" w:bidi="zh_TW"/>
-        </w:rPr>
-        <w:t>如上所述，除了這些術語外，還有一些非常明確且生動的詞句，清楚地教導了經本開頭所闡述的地獄教義。聖經的教義主要由這些決定性的詞句確立，而不是那些模糊但經常使用的Sheol和Hades兩個術語。</w:t>
-      </w:r>
-    </w:p>
-    <w:p>
-      <w:pPr>
-        <w:pStyle w:val="Heading3"/>
-      </w:pPr>
-      <w:r>
-        <w:rPr>
-          <w:lang w:val="zh_TW" w:bidi="zh_TW"/>
-        </w:rPr>
-        <w:t>永罰的公義性</w:t>
-      </w:r>
-    </w:p>
-    <w:p>
-      <w:pPr/>
-      <w:r>
-        <w:rPr>
-          <w:lang w:val="zh_TW" w:bidi="zh_TW"/>
-        </w:rPr>
-      </w:r>
-      <w:r>
-        <w:rPr>
-          <w:lang w:val="zh_TW" w:bidi="zh_TW"/>
-        </w:rPr>
-        <w:t>我們很難理解聖潔的神一方面憎惡一切邪惡，但另一方面祂卻愛那些作惡的人，甚至願意犧牲祂的獨生子來拯救他們脫離罪惡。神的忿怒是聖潔的神的必然反應，因為祂憎恨一切與祂公義本性相悖的事物。當唯一能救贖人類罪孽的途徑被拒絕，並且慈愛、尋求與悖逆的罪人和好的神的所有呼籲都被拒絕時，神別無選擇，只能讓罪人走上他自己選擇的命運。對罪的懲罰是聖潔對道德對立之事物的必然和不可避免的回應，並且只要罪的狀態持續存在，懲罰就必須持續存在。聖經中沒有任何地方表明地獄中的失喪罪人有悔改和信靠的能力。如果在今生他們沒有悔改離開罪惡，並在地上所有有利的環境和機會下接納基督為救主，就沒有理由認為他們在死後會這樣做。懲罰不會結束，直到罪惡和罪責消失。當罪人最終抵抗並拒絕聖靈的工作，即使他們因罪受到責備，卻便不再有悔改和救恩的可能。他們犯下了永遠的罪（</w:t>
-      </w:r>
-      <w:hyperlink r:id="rId132">
-        <w:r>
-          <w:rPr>
-            <w:lang w:val="zh_TW" w:bidi="zh_TW"/>
-          </w:rPr>
-          <w:rPr>
-            <w:color w:val="0000EE"/>
-            <w:u w:val="single"/>
-          </w:rPr>
-          <w:t>可3:29</w:t>
-        </w:r>
-      </w:hyperlink>
-      <w:r>
-        <w:rPr>
-          <w:lang w:val="zh_TW" w:bidi="zh_TW"/>
-        </w:rPr>
-        <w:t>；</w:t>
-      </w:r>
-      <w:hyperlink r:id="rId133">
-        <w:r>
-          <w:rPr>
-            <w:lang w:val="zh_TW" w:bidi="zh_TW"/>
-          </w:rPr>
-          <w:rPr>
-            <w:color w:val="0000EE"/>
-            <w:u w:val="single"/>
-          </w:rPr>
-          <w:t>啟22:11</w:t>
-        </w:r>
-      </w:hyperlink>
-      <w:r>
-        <w:rPr>
-          <w:lang w:val="zh_TW" w:bidi="zh_TW"/>
-        </w:rPr>
-        <w:t>），應受永遠的懲罰。</w:t>
-      </w:r>
-    </w:p>
-    <w:p>
-      <w:pPr/>
-      <w:r>
-        <w:rPr>
-          <w:lang w:val="zh_TW" w:bidi="zh_TW"/>
-        </w:rPr>
-      </w:r>
-      <w:r>
-        <w:rPr>
-          <w:lang w:val="zh_TW" w:bidi="zh_TW"/>
-        </w:rPr>
-        <w:t>地獄中信心與悔改的不可行性，也可從墮落意志的悲慘現實中看出。這種意志是由反覆叛逆神而形成和決定的。罪惡在意志中自我繁衍，性格趨於不可逆轉的固化。對於無止境的犯罪的罪人，神以無止境的懲罰作為對應回應。</w:t>
-      </w:r>
-    </w:p>
-    <w:p>
-      <w:pPr/>
-      <w:r>
-        <w:rPr>
-          <w:lang w:val="zh_TW" w:bidi="zh_TW"/>
-        </w:rPr>
-      </w:r>
-      <w:r>
-        <w:rPr>
-          <w:lang w:val="zh_TW" w:bidi="zh_TW"/>
-        </w:rPr>
-        <w:t>如果有人問：「一位慈愛的神怎能把人送入永恆的地獄？」答案應是：神並沒有為人選擇這樣的歸宿；而是人是自願選擇了這條道路。神只是同意他們自己選擇的道路，並揭示他們邪惡選擇的全部後果。必須始終記住，神不僅是慈愛的，祂也是聖潔和公義的。在一個反抗神並帶來巨大惡果的宇宙中，必須有適當的公義審判。</w:t>
-      </w:r>
-    </w:p>
-    <w:p>
-      <w:pPr/>
-      <w:r>
-        <w:rPr>
-          <w:lang w:val="zh_TW" w:bidi="zh_TW"/>
-        </w:rPr>
-      </w:r>
-      <w:r>
-        <w:rPr>
-          <w:lang w:val="zh_TW" w:bidi="zh_TW"/>
-        </w:rPr>
-        <w:t>雖然所有選擇那種命運的人在地獄中的懲罰是永恆的，但懲罰的程度會根據每個人罪責的不同而有所不同。只有神能判定這些程度，並將根據每個人的責任，以完美的公義分配懲罰。聖經中有明顯的經文顯示未來懲罰的等級差異（</w:t>
-      </w:r>
-      <w:hyperlink r:id="rId134">
-        <w:r>
-          <w:rPr>
-            <w:lang w:val="zh_TW" w:bidi="zh_TW"/>
-          </w:rPr>
-          <w:rPr>
-            <w:color w:val="0000EE"/>
-            <w:u w:val="single"/>
-          </w:rPr>
-          <w:t>太11:20–24</w:t>
-        </w:r>
-      </w:hyperlink>
-      <w:r>
-        <w:rPr>
-          <w:lang w:val="zh_TW" w:bidi="zh_TW"/>
-        </w:rPr>
-        <w:t>；</w:t>
-      </w:r>
-      <w:hyperlink r:id="rId135">
-        <w:r>
-          <w:rPr>
-            <w:lang w:val="zh_TW" w:bidi="zh_TW"/>
-          </w:rPr>
-          <w:rPr>
-            <w:color w:val="0000EE"/>
-            <w:u w:val="single"/>
-          </w:rPr>
-          <w:t>路12:47–48</w:t>
-        </w:r>
-      </w:hyperlink>
-      <w:r>
-        <w:rPr>
-          <w:lang w:val="zh_TW" w:bidi="zh_TW"/>
-        </w:rPr>
-        <w:t>；</w:t>
-      </w:r>
-      <w:hyperlink r:id="rId136">
-        <w:r>
-          <w:rPr>
-            <w:lang w:val="zh_TW" w:bidi="zh_TW"/>
-          </w:rPr>
-          <w:rPr>
-            <w:color w:val="0000EE"/>
-            <w:u w:val="single"/>
-          </w:rPr>
-          <w:t>啟20:12–13</w:t>
-        </w:r>
-      </w:hyperlink>
-      <w:r>
-        <w:rPr>
-          <w:lang w:val="zh_TW" w:bidi="zh_TW"/>
-        </w:rPr>
-        <w:t>；參</w:t>
-      </w:r>
-      <w:hyperlink r:id="rId137">
-        <w:r>
-          <w:rPr>
-            <w:lang w:val="zh_TW" w:bidi="zh_TW"/>
-          </w:rPr>
-          <w:rPr>
-            <w:color w:val="0000EE"/>
-            <w:u w:val="single"/>
-          </w:rPr>
-          <w:t>結16:48–61</w:t>
-        </w:r>
-      </w:hyperlink>
-      <w:r>
-        <w:rPr>
-          <w:lang w:val="zh_TW" w:bidi="zh_TW"/>
-        </w:rPr>
-        <w:t>）。這些經文中明顯比較了懲罰的不同強度，這與人們所享有的特權、知識和機會形成鮮明對比。</w:t>
-      </w:r>
-    </w:p>
-    <w:p>
-      <w:pPr/>
-      <w:r>
-        <w:rPr>
-          <w:lang w:val="zh_TW" w:bidi="zh_TW"/>
-        </w:rPr>
-      </w:r>
-      <w:r>
-        <w:rPr>
-          <w:lang w:val="zh_TW" w:bidi="zh_TW"/>
-        </w:rPr>
-        <w:t>由此可見，各種非合乎聖經的觀點都必須被排除，無論它們的支持者如何吸引人地呈現這些觀點，或它們在不同時代如何受歡迎。這些觀點中有一些是錯誤但有時具有說服力的教義，如普救論（universalism）、死後靈魂消滅論（annihilationism）和第二次機會論（second probation）。普救論主張神最終會拯救所有人；死後靈魂消滅論認為地獄不是一個有意識受苦的地方，而是最終的消滅；第二次機會論則是認為人們可以從地獄中被解救。我們始終必須記住，聖經是我們對地獄教義的信仰準則，無論這教義對自然理性或人情感而言多麼艱難。毫無疑問地揭示了地獄的可怕本質和永恆的持續性。拒絕或忽視這一教義將對教會的使命產生嚴重的影響。</w:t>
-      </w:r>
-    </w:p>
-    <w:p>
-      <w:pPr/>
-      <w:r>
-        <w:rPr>
-          <w:lang w:val="zh_TW" w:bidi="zh_TW"/>
-        </w:rPr>
-      </w:r>
-      <w:r>
-        <w:rPr>
-          <w:i/>
-          <w:lang w:val="zh_TW" w:bidi="zh_TW"/>
-        </w:rPr>
-        <w:t>另見</w:t>
-      </w:r>
-      <w:r>
-        <w:rPr>
-          <w:lang w:val="zh_TW" w:bidi="zh_TW"/>
-        </w:rPr>
-        <w:t xml:space="preserve"> </w:t>
-      </w:r>
-      <w:r>
-        <w:rPr>
-          <w:lang w:val="zh_TW" w:bidi="zh_TW"/>
-        </w:rPr>
-        <w:t>死者之地</w:t>
-      </w:r>
-      <w:r>
-        <w:rPr>
-          <w:lang w:val="zh_TW" w:bidi="zh_TW"/>
-        </w:rPr>
-        <w:t>，</w:t>
-      </w:r>
-      <w:r>
-        <w:rPr>
-          <w:lang w:val="zh_TW" w:bidi="zh_TW"/>
-        </w:rPr>
-        <w:t>死亡</w:t>
-      </w:r>
-      <w:r>
-        <w:rPr>
-          <w:lang w:val="zh_TW" w:bidi="zh_TW"/>
-        </w:rPr>
-        <w:t>，</w:t>
-      </w:r>
-      <w:r>
-        <w:rPr>
-          <w:lang w:val="zh_TW" w:bidi="zh_TW"/>
-        </w:rPr>
-        <w:t>地獄</w:t>
-      </w:r>
-      <w:r>
-        <w:rPr>
-          <w:lang w:val="zh_TW" w:bidi="zh_TW"/>
-        </w:rPr>
-        <w:t>，</w:t>
-      </w:r>
-      <w:r>
-        <w:rPr>
-          <w:lang w:val="zh_TW" w:bidi="zh_TW"/>
-        </w:rPr>
-        <w:t>陰間</w:t>
-      </w:r>
-      <w:r>
-        <w:rPr>
-          <w:lang w:val="zh_TW" w:bidi="zh_TW"/>
-        </w:rPr>
-        <w:t>，</w:t>
-      </w:r>
-      <w:r>
-        <w:rPr>
-          <w:lang w:val="zh_TW" w:bidi="zh_TW"/>
-        </w:rPr>
-        <w:t>中間狀態</w:t>
-      </w:r>
-      <w:r>
-        <w:rPr>
-          <w:lang w:val="zh_TW" w:bidi="zh_TW"/>
-        </w:rPr>
-        <w:t>，</w:t>
-      </w:r>
-      <w:r>
-        <w:rPr>
-          <w:lang w:val="zh_TW" w:bidi="zh_TW"/>
-        </w:rPr>
-        <w:t>陰間</w:t>
-      </w:r>
-      <w:r>
-        <w:rPr>
-          <w:lang w:val="zh_TW" w:bidi="zh_TW"/>
-        </w:rPr>
-        <w:t>，</w:t>
-      </w:r>
-      <w:r>
-        <w:rPr>
-          <w:lang w:val="zh_TW" w:bidi="zh_TW"/>
-        </w:rPr>
-        <w:t>神的忿怒</w:t>
-      </w:r>
-      <w:r>
-        <w:rPr>
-          <w:lang w:val="zh_TW" w:bidi="zh_TW"/>
-        </w:rPr>
-        <w:t>。</w:t>
-      </w:r>
-      <w:r>
-        <w:rPr>
-          <w:lang w:val="zh_TW" w:bidi="zh_TW"/>
-        </w:rPr>
-      </w:r>
-      <w:r>
-        <w:rPr>
-          <w:lang w:val="zh_TW" w:bidi="zh_TW"/>
-        </w:rPr>
-      </w:r>
-    </w:p>
-    <w:p>
-      <w:pPr/>
-      <w:r>
-        <w:rPr>
-          <w:lang w:val="zh_TW" w:bidi="zh_TW"/>
-        </w:rPr>
-      </w:r>
-    </w:p>
-    <w:p>
-      <w:pPr>
-        <w:pStyle w:val="Heading2"/>
-      </w:pPr>
-      <w:r>
-        <w:rPr>
-          <w:lang w:val="zh_TW" w:bidi="zh_TW"/>
-        </w:rPr>
-        <w:t>低加坡里</w:t>
-      </w:r>
-      <w:r>
-        <w:rPr>
-          <w:lang w:val="zh_TW" w:bidi="zh_TW"/>
-        </w:rPr>
-      </w:r>
-    </w:p>
-    <w:p>
-      <w:pPr/>
-      <w:r>
-        <w:rPr>
-          <w:lang w:val="zh_TW" w:bidi="zh_TW"/>
-        </w:rPr>
-      </w:r>
-      <w:r>
-        <w:rPr>
-          <w:lang w:val="zh_TW" w:bidi="zh_TW"/>
-        </w:rPr>
-        <w:t>低加坡里是一些城邦的聯盟，這些城是希臘人在公元前四世紀亞歷山大大帝征服該地區後定居的地方。除了位於約旦河西岸的</w:t>
-      </w:r>
-      <w:r>
-        <w:rPr>
-          <w:lang w:val="zh_TW" w:bidi="zh_TW"/>
-        </w:rPr>
-        <w:t>西古提波利斯</w:t>
-      </w:r>
-      <w:r>
-        <w:rPr>
-          <w:lang w:val="zh_TW" w:bidi="zh_TW"/>
-        </w:rPr>
-        <w:t>（Scythopolis）之外，其餘的城都位於加利利海東南方。大約在公元77年，普林尼（Pliny）記載了現存最早的這些城的名單，包括：加拿塔（Canatha）、大馬士革、迪翁（Dion）、迦大拉（Gadara）、格拉森（Gerasa）、希坡（Hippos）、比拉（Pella）、非拉鐵非、拉法納（Raphana）和西古提波利斯。</w:t>
-      </w:r>
-    </w:p>
-    <w:p>
-      <w:pPr/>
-      <w:r>
-        <w:rPr>
-          <w:lang w:val="zh_TW" w:bidi="zh_TW"/>
-        </w:rPr>
-      </w:r>
-      <w:r>
-        <w:rPr>
-          <w:lang w:val="zh_TW" w:bidi="zh_TW"/>
-        </w:rPr>
-        <w:t>隨著公元前二世紀猶太民族主義的興起，猶太王</w:t>
-      </w:r>
-      <w:r>
-        <w:rPr>
-          <w:lang w:val="zh_TW" w:bidi="zh_TW"/>
-        </w:rPr>
-        <w:t>亞歷山大·詹納烏斯（</w:t>
-      </w:r>
-      <w:r>
-        <w:rPr>
-          <w:lang w:val="zh_TW" w:bidi="zh_TW"/>
-        </w:rPr>
-        <w:t>Alexander Janneus</w:t>
-      </w:r>
-      <w:r>
-        <w:rPr>
-          <w:lang w:val="zh_TW" w:bidi="zh_TW"/>
-        </w:rPr>
-        <w:t>）</w:t>
-      </w:r>
-      <w:r>
-        <w:rPr>
-          <w:lang w:val="zh_TW" w:bidi="zh_TW"/>
-        </w:rPr>
-        <w:t>奪取了其中幾座城的控制權；這些城一直在以色列的掌控下，直到公元前63年被羅馬將軍龐培（Pompey）奪回。在耶穌的時代，低加坡里的這些城已發展為中等繁榮的貿易中心，並被整合成羅馬聯盟，用以防範可能發生的猶太叛亂。</w:t>
-      </w:r>
-    </w:p>
-    <w:p>
-      <w:pPr/>
-      <w:r>
-        <w:rPr>
-          <w:lang w:val="zh_TW" w:bidi="zh_TW"/>
-        </w:rPr>
-      </w:r>
-      <w:r>
-        <w:rPr>
-          <w:lang w:val="zh_TW" w:bidi="zh_TW"/>
-        </w:rPr>
-        <w:t>低加坡里在新約中出現了三次。第一次是在</w:t>
-      </w:r>
-      <w:hyperlink r:id="rId138">
-        <w:r>
-          <w:rPr>
-            <w:lang w:val="zh_TW" w:bidi="zh_TW"/>
-          </w:rPr>
-          <w:rPr>
-            <w:color w:val="0000EE"/>
-            <w:u w:val="single"/>
-          </w:rPr>
-          <w:t>馬太福音四章25節</w:t>
-        </w:r>
-      </w:hyperlink>
-      <w:r>
-        <w:rPr>
-          <w:lang w:val="zh_TW" w:bidi="zh_TW"/>
-        </w:rPr>
-        <w:t>，經文提到耶穌早期事工時，許多群眾（主要是希臘人和迦南人）跟隨祂。其次，在</w:t>
-      </w:r>
-      <w:hyperlink r:id="rId139">
-        <w:r>
-          <w:rPr>
-            <w:lang w:val="zh_TW" w:bidi="zh_TW"/>
-          </w:rPr>
-          <w:rPr>
-            <w:color w:val="0000EE"/>
-            <w:u w:val="single"/>
-          </w:rPr>
-          <w:t>馬可福音五章20節</w:t>
-        </w:r>
-      </w:hyperlink>
-      <w:r>
-        <w:rPr>
-          <w:lang w:val="zh_TW" w:bidi="zh_TW"/>
-        </w:rPr>
-        <w:t>，耶穌醫治的一位被鬼附著的人走遍低加坡里地區，傳揚耶穌的事蹟。最後，</w:t>
-      </w:r>
-      <w:hyperlink r:id="rId140">
-        <w:r>
-          <w:rPr>
-            <w:lang w:val="zh_TW" w:bidi="zh_TW"/>
-          </w:rPr>
-          <w:rPr>
-            <w:color w:val="0000EE"/>
-            <w:u w:val="single"/>
-          </w:rPr>
-          <w:t>馬可福音七章31節</w:t>
-        </w:r>
-      </w:hyperlink>
-      <w:r>
-        <w:rPr>
-          <w:lang w:val="zh_TW" w:bidi="zh_TW"/>
-        </w:rPr>
-        <w:t>提到耶穌從泰爾和西頓前往加利利海途中經過低加坡里地區。</w:t>
-      </w:r>
-      <w:r>
-        <w:rPr>
-          <w:lang w:val="zh_TW" w:bidi="zh_TW"/>
-        </w:rPr>
-      </w:r>
-      <w:r>
-        <w:rPr>
-          <w:lang w:val="zh_TW" w:bidi="zh_TW"/>
-        </w:rPr>
-      </w:r>
-    </w:p>
-    <w:p>
-      <w:pPr/>
-      <w:r>
-        <w:rPr>
-          <w:lang w:val="zh_TW" w:bidi="zh_TW"/>
-        </w:rPr>
-      </w:r>
-    </w:p>
-    <w:p>
-      <w:pPr>
-        <w:pStyle w:val="Heading2"/>
-      </w:pPr>
-      <w:r>
-        <w:rPr>
-          <w:lang w:val="zh_TW" w:bidi="zh_TW"/>
-        </w:rPr>
-        <w:t>底格里斯河</w:t>
-      </w:r>
-      <w:r>
-        <w:rPr>
-          <w:lang w:val="zh_TW" w:bidi="zh_TW"/>
-        </w:rPr>
-      </w:r>
-    </w:p>
-    <w:p>
-      <w:pPr/>
-      <w:r>
-        <w:rPr>
-          <w:lang w:val="zh_TW" w:bidi="zh_TW"/>
-        </w:rPr>
-      </w:r>
-      <w:r>
-        <w:rPr>
-          <w:lang w:val="zh_TW" w:bidi="zh_TW"/>
-        </w:rPr>
-        <w:t>底格里斯河是流經古代美索不達米亞地區（今日主要位於伊拉克）的兩條大河之一。聖經中僅數次提及這條河。</w:t>
-      </w:r>
-    </w:p>
-    <w:p>
-      <w:pPr/>
-      <w:r>
-        <w:rPr>
-          <w:lang w:val="zh_TW" w:bidi="zh_TW"/>
-        </w:rPr>
-      </w:r>
-      <w:r>
-        <w:rPr>
-          <w:lang w:val="zh_TW" w:bidi="zh_TW"/>
-        </w:rPr>
-        <w:t>在伊甸園的描述中，底格里斯河是從灌溉園子的那條河分出來的四道河流中的第三道（</w:t>
-      </w:r>
-      <w:hyperlink r:id="rId141">
-        <w:r>
-          <w:rPr>
-            <w:lang w:val="zh_TW" w:bidi="zh_TW"/>
-          </w:rPr>
-          <w:rPr>
-            <w:color w:val="0000EE"/>
-            <w:u w:val="single"/>
-          </w:rPr>
-          <w:t>創2:14</w:t>
-        </w:r>
-      </w:hyperlink>
-      <w:r>
-        <w:rPr>
-          <w:lang w:val="zh_TW" w:bidi="zh_TW"/>
-        </w:rPr>
-        <w:t>）。然而，這段經文並不能幫助我們確定伊甸園的確切位置。</w:t>
-      </w:r>
-    </w:p>
-    <w:p>
-      <w:pPr/>
-      <w:r>
-        <w:rPr>
-          <w:lang w:val="zh_TW" w:bidi="zh_TW"/>
-        </w:rPr>
-      </w:r>
-      <w:r>
-        <w:rPr>
-          <w:lang w:val="zh_TW" w:bidi="zh_TW"/>
-        </w:rPr>
-        <w:t>聖經中另有直接提到底格里斯河的地方</w:t>
-      </w:r>
-      <w:r>
-        <w:rPr>
-          <w:lang w:val="zh_TW" w:bidi="zh_TW"/>
-        </w:rPr>
-        <w:t>出現在更後期的經文中</w:t>
-      </w:r>
-      <w:r>
-        <w:rPr>
-          <w:lang w:val="zh_TW" w:bidi="zh_TW"/>
-        </w:rPr>
-        <w:t>。先知但以理在描述他得異象的地點時，稱它為「底格里斯大河」（</w:t>
-      </w:r>
-      <w:hyperlink r:id="rId142">
-        <w:r>
-          <w:rPr>
-            <w:lang w:val="zh_TW" w:bidi="zh_TW"/>
-          </w:rPr>
-          <w:rPr>
-            <w:color w:val="0000EE"/>
-            <w:u w:val="single"/>
-          </w:rPr>
-          <w:t>但10:4</w:t>
-        </w:r>
-      </w:hyperlink>
-      <w:r>
-        <w:rPr>
-          <w:lang w:val="zh_TW" w:bidi="zh_TW"/>
-        </w:rPr>
-        <w:t>）。那鴻書在描述巴比倫圍攻尼尼微、河閘開放的情景時，所指的河流很可能就是底格里斯河（</w:t>
-      </w:r>
-      <w:hyperlink r:id="rId143">
-        <w:r>
-          <w:rPr>
-            <w:lang w:val="zh_TW" w:bidi="zh_TW"/>
-          </w:rPr>
-          <w:rPr>
-            <w:color w:val="0000EE"/>
-            <w:u w:val="single"/>
-          </w:rPr>
-          <w:t>鴻2:6</w:t>
-        </w:r>
-      </w:hyperlink>
-      <w:r>
-        <w:rPr>
-          <w:lang w:val="zh_TW" w:bidi="zh_TW"/>
-        </w:rPr>
-        <w:t>）。</w:t>
-      </w:r>
-    </w:p>
-    <w:p>
-      <w:pPr/>
-      <w:r>
-        <w:rPr>
-          <w:lang w:val="zh_TW" w:bidi="zh_TW"/>
-        </w:rPr>
-      </w:r>
-      <w:r>
-        <w:rPr>
-          <w:lang w:val="zh_TW" w:bidi="zh_TW"/>
-        </w:rPr>
-        <w:t>若把底格里斯河兩條主要支流包括在內，底格里斯河全長約1,844公里（1,146英里）。其源頭是名為哥倫吉克（Golenjik）的山中湖泊，距離幼發拉底河的河道僅數公里（約兩、三英里）。</w:t>
-      </w:r>
-    </w:p>
-    <w:p>
-      <w:pPr/>
-      <w:r>
-        <w:rPr>
-          <w:lang w:val="zh_TW" w:bidi="zh_TW"/>
-        </w:rPr>
-      </w:r>
-      <w:r>
-        <w:rPr>
-          <w:lang w:val="zh_TW" w:bidi="zh_TW"/>
-        </w:rPr>
-        <w:t>底格里斯河與該地區多數河流相似，水量隨季節變化而不同。洪水期自三月初開始，約於五月上旬至中旬達到高峰。雖然船隻可以在河上行駛，但歷史記載顯示，人們並沒有廣泛使用這條河於貿易往來。然而，在亞述帝國強盛的時期，底格里斯河在政治上具有重要地位。三個主要的亞述城（尼尼微、亞述和迦拉）都建於其河岸旁。然而，底格里斯河始終不足以成為堅固的天然屏障，無法有效抵禦外敵的攻擊。</w:t>
-      </w:r>
-      <w:r>
-        <w:rPr>
-          <w:lang w:val="zh_TW" w:bidi="zh_TW"/>
-        </w:rPr>
-      </w:r>
-      <w:r>
-        <w:rPr>
-          <w:lang w:val="zh_TW" w:bidi="zh_TW"/>
-        </w:rPr>
-      </w:r>
-    </w:p>
-    <w:p>
-      <w:pPr/>
-      <w:r>
-        <w:rPr>
-          <w:lang w:val="zh_TW" w:bidi="zh_TW"/>
-        </w:rPr>
-      </w:r>
-    </w:p>
-    <w:p>
-      <w:pPr>
-        <w:pStyle w:val="Heading2"/>
-      </w:pPr>
-      <w:r>
-        <w:rPr>
-          <w:lang w:val="zh_TW" w:bidi="zh_TW"/>
-        </w:rPr>
-        <w:t>底買</w:t>
-      </w:r>
-      <w:r>
-        <w:rPr>
-          <w:lang w:val="zh_TW" w:bidi="zh_TW"/>
-        </w:rPr>
-      </w:r>
-    </w:p>
-    <w:p>
-      <w:pPr/>
-      <w:r>
-        <w:rPr>
-          <w:lang w:val="zh_TW" w:bidi="zh_TW"/>
-        </w:rPr>
-      </w:r>
-      <w:r>
-        <w:rPr>
-          <w:lang w:val="zh_TW" w:bidi="zh_TW"/>
-        </w:rPr>
-        <w:t>底買是巴底買的父親。耶穌在通往耶利哥的城門附近，醫治了名叫瞎子巴底買的視力。（</w:t>
-      </w:r>
-      <w:hyperlink r:id="rId144">
-        <w:r>
-          <w:rPr>
-            <w:lang w:val="zh_TW" w:bidi="zh_TW"/>
-          </w:rPr>
-          <w:rPr>
-            <w:color w:val="0000EE"/>
-            <w:u w:val="single"/>
-          </w:rPr>
-          <w:t>馬可福音10:46</w:t>
-        </w:r>
-      </w:hyperlink>
-      <w:r>
-        <w:rPr>
-          <w:lang w:val="zh_TW" w:bidi="zh_TW"/>
-        </w:rPr>
-        <w:t>）。</w:t>
-      </w:r>
-      <w:r>
-        <w:rPr>
-          <w:lang w:val="zh_TW" w:bidi="zh_TW"/>
-        </w:rPr>
-      </w:r>
-      <w:r>
-        <w:rPr>
-          <w:lang w:val="zh_TW" w:bidi="zh_TW"/>
-        </w:rPr>
-      </w:r>
-    </w:p>
-    <w:p>
-      <w:pPr/>
-      <w:r>
-        <w:rPr>
-          <w:lang w:val="zh_TW" w:bidi="zh_TW"/>
-        </w:rPr>
-      </w:r>
-    </w:p>
-    <w:p>
-      <w:pPr>
-        <w:pStyle w:val="Heading2"/>
-      </w:pPr>
-      <w:r>
-        <w:rPr>
-          <w:lang w:val="zh_TW" w:bidi="zh_TW"/>
-        </w:rPr>
-        <w:t>第一次猶太起義</w:t>
-      </w:r>
-      <w:r>
-        <w:rPr>
-          <w:lang w:val="zh_TW" w:bidi="zh_TW"/>
-        </w:rPr>
-      </w:r>
-    </w:p>
-    <w:p>
-      <w:pPr/>
-      <w:r>
-        <w:rPr>
-          <w:lang w:val="zh_TW" w:bidi="zh_TW"/>
-        </w:rPr>
-      </w:r>
-      <w:r>
-        <w:rPr>
-          <w:lang w:val="zh_TW" w:bidi="zh_TW"/>
-        </w:rPr>
-        <w:t>公元66年至70年間發生的一次起義，起因於一連串猶太地區羅馬巡撫的治理不當。隨著最後一位猶太王亞基帕一世（Agrippa I，</w:t>
-      </w:r>
-      <w:hyperlink r:id="rId145">
-        <w:r>
-          <w:rPr>
-            <w:lang w:val="zh_TW" w:bidi="zh_TW"/>
-          </w:rPr>
-          <w:rPr>
-            <w:color w:val="0000EE"/>
-            <w:u w:val="single"/>
-          </w:rPr>
-          <w:t>徒12章</w:t>
-        </w:r>
-      </w:hyperlink>
-      <w:r>
-        <w:rPr>
-          <w:lang w:val="zh_TW" w:bidi="zh_TW"/>
-        </w:rPr>
-        <w:t>中的希律王）於公元44年去世，接下來的20年間，猶太人在巴勒斯坦遭受逼迫和羞辱。動亂升級為起義只差一導火線，而這個最終的導火線由公元64年任命的羅馬巡撫弗羅魯斯（Florus）引發。他在公元66年要求從聖殿庫房中索取錢財，激怒猶太人，因而引發了起義。在他的統治下，羅馬士兵屠殺猶太人並劫掠他們的財物。</w:t>
-      </w:r>
-    </w:p>
-    <w:p>
-      <w:pPr/>
-      <w:r>
-        <w:rPr>
-          <w:lang w:val="zh_TW" w:bidi="zh_TW"/>
-        </w:rPr>
-      </w:r>
-      <w:r>
-        <w:rPr>
-          <w:lang w:val="zh_TW" w:bidi="zh_TW"/>
-        </w:rPr>
-        <w:t>叛亂迅速蔓延整個巴勒斯坦，同時在地中海東部的幾個城之間引發猶太人與異教徒的普遍衝突。巴勒斯坦的起義由奮銳黨領導——這是一個長期希望羅馬人退出巴勒斯坦的猶太團體。猶太人在伯和崙山口的首次戰役中取得勝利後，皇帝尼祿（Nero）派遣其最善戰的將軍維斯帕先（Vespasian）執行對叛軍的懲罰行動。</w:t>
-      </w:r>
-    </w:p>
-    <w:p>
-      <w:pPr/>
-      <w:r>
-        <w:rPr>
-          <w:lang w:val="zh_TW" w:bidi="zh_TW"/>
-        </w:rPr>
-      </w:r>
-      <w:r>
-        <w:rPr>
-          <w:lang w:val="zh_TW" w:bidi="zh_TW"/>
-        </w:rPr>
-        <w:t>到公元67年底，羅馬重新控制了整個加利利地區及其它北部地區。在公元67年和68年間，羅馬在撒馬利亞和猶太地區推動進一步攻勢，使猶太人只剩下四個據點。然而，此時羅馬的戰役卻趨於放緩。公元68年，尼祿自殺。經歷了三位短命的皇帝後，維斯帕先將軍於公元69年掌握了帝國的控制權。他的兒子提圖斯（Titus）接管了巴勒斯坦的軍隊，並於公元70年圍攻耶路撒冷。</w:t>
-      </w:r>
-    </w:p>
-    <w:p>
-      <w:pPr/>
-      <w:r>
-        <w:rPr>
-          <w:lang w:val="zh_TW" w:bidi="zh_TW"/>
-        </w:rPr>
-      </w:r>
-      <w:r>
-        <w:rPr>
-          <w:lang w:val="zh_TW" w:bidi="zh_TW"/>
-        </w:rPr>
-        <w:t>耶路撒冷的猶太人本可利用羅馬內部的混亂來加強自己的地位，並解決內部猶太團體間的爭端，但他們並沒有樣做。然而，提圖斯帶領八萬士兵抵達，迫使他們團結起來，為城市做最後的抵抗。</w:t>
-      </w:r>
-    </w:p>
-    <w:p>
-      <w:pPr/>
-      <w:r>
-        <w:rPr>
-          <w:lang w:val="zh_TW" w:bidi="zh_TW"/>
-        </w:rPr>
-      </w:r>
-      <w:r>
-        <w:rPr>
-          <w:lang w:val="zh_TW" w:bidi="zh_TW"/>
-        </w:rPr>
-        <w:t>圍攻持續了五個月。耶路撒冷的猶太人英勇反擊，羅馬軍隊只能緩慢推進。公元70年8月初，猶太歷史上出現悲慘的一幕：聖殿的晨祭和晚祭首次中斷。大約在8月29日，在情況仍未明的狀況下，聖殿的至聖所被燒毀，整個聖殿被摧毀，這應驗了耶穌的預言（</w:t>
-      </w:r>
-      <w:hyperlink r:id="rId146">
-        <w:r>
-          <w:rPr>
-            <w:lang w:val="zh_TW" w:bidi="zh_TW"/>
-          </w:rPr>
-          <w:rPr>
-            <w:color w:val="0000EE"/>
-            <w:u w:val="single"/>
-          </w:rPr>
-          <w:t>太24:1–2</w:t>
-        </w:r>
-      </w:hyperlink>
-      <w:r>
-        <w:rPr>
-          <w:lang w:val="zh_TW" w:bidi="zh_TW"/>
-        </w:rPr>
-        <w:t>；</w:t>
-      </w:r>
-      <w:hyperlink r:id="rId147">
-        <w:r>
-          <w:rPr>
-            <w:lang w:val="zh_TW" w:bidi="zh_TW"/>
-          </w:rPr>
-          <w:rPr>
-            <w:color w:val="0000EE"/>
-            <w:u w:val="single"/>
-          </w:rPr>
-          <w:t>可13:1–2</w:t>
-        </w:r>
-      </w:hyperlink>
-      <w:r>
-        <w:rPr>
-          <w:lang w:val="zh_TW" w:bidi="zh_TW"/>
-        </w:rPr>
-        <w:t>；</w:t>
-      </w:r>
-      <w:hyperlink r:id="rId148">
-        <w:r>
-          <w:rPr>
-            <w:lang w:val="zh_TW" w:bidi="zh_TW"/>
-          </w:rPr>
-          <w:rPr>
-            <w:color w:val="0000EE"/>
-            <w:u w:val="single"/>
-          </w:rPr>
-          <w:t>路19:43–44，</w:t>
-        </w:r>
-      </w:hyperlink>
-      <w:hyperlink r:id="rId149">
-        <w:r>
-          <w:rPr>
-            <w:lang w:val="zh_TW" w:bidi="zh_TW"/>
-          </w:rPr>
-          <w:rPr>
-            <w:color w:val="0000EE"/>
-            <w:u w:val="single"/>
-          </w:rPr>
-          <w:t>21:5–7</w:t>
-        </w:r>
-      </w:hyperlink>
-      <w:r>
-        <w:rPr>
-          <w:lang w:val="zh_TW" w:bidi="zh_TW"/>
-        </w:rPr>
-        <w:t>）。隨後的抵抗持續了一個月，但到9月底，這座被毀的城完全陷落。此次起義中，約有一百萬猶太人喪生，九十萬人被擄。</w:t>
-      </w:r>
-    </w:p>
-    <w:p>
-      <w:pPr/>
-      <w:r>
-        <w:rPr>
-          <w:lang w:val="zh_TW" w:bidi="zh_TW"/>
-        </w:rPr>
-      </w:r>
-      <w:r>
-        <w:rPr>
-          <w:i/>
-          <w:lang w:val="zh_TW" w:bidi="zh_TW"/>
-        </w:rPr>
-        <w:t>另見</w:t>
-      </w:r>
-      <w:r>
-        <w:rPr>
-          <w:lang w:val="zh_TW" w:bidi="zh_TW"/>
-        </w:rPr>
-        <w:t xml:space="preserve"> </w:t>
-      </w:r>
-      <w:r>
-        <w:rPr>
-          <w:lang w:val="zh_TW" w:bidi="zh_TW"/>
-        </w:rPr>
-        <w:t>以色列的歷史；</w:t>
-      </w:r>
-      <w:r>
-        <w:rPr>
-          <w:lang w:val="zh_TW" w:bidi="zh_TW"/>
-        </w:rPr>
-        <w:t>耶路撒冷；</w:t>
-      </w:r>
-      <w:r>
-        <w:rPr>
-          <w:lang w:val="zh_TW" w:bidi="zh_TW"/>
-        </w:rPr>
-        <w:t>猶太教</w:t>
-      </w:r>
-      <w:r>
-        <w:rPr>
-          <w:lang w:val="zh_TW" w:bidi="zh_TW"/>
-        </w:rPr>
-        <w:t>。</w:t>
       </w:r>
       <w:r>
         <w:rPr>

--- a/zht/docx/023.content.docx
+++ b/zht/docx/023.content.docx
@@ -149,7 +149,7 @@
         <w:rPr>
           <w:lang w:val="zh_TW" w:bidi="zh_TW"/>
         </w:rPr>
-        <w:t>dao</w:t>
+        <w:t>da</w:t>
       </w:r>
       <w:r>
         <w:rPr>
@@ -212,7 +212,7 @@
         <w:rPr>
           <w:lang w:val="zh_TW" w:bidi="zh_TW"/>
         </w:rPr>
-        <w:t>道成肉身</w:t>
+        <w:t>打獵</w:t>
       </w:r>
       <w:r>
         <w:rPr>
@@ -231,7 +231,45 @@
         <w:rPr>
           <w:lang w:val="zh_TW" w:bidi="zh_TW"/>
         </w:rPr>
-        <w:t>從字面上來看，是「在肉身中」的意思；在神學上，指的是藉著拿撒勒人耶穌，神取了人的肉身，成為神-人（God-man）的這一教義。在歷史上，道成肉身的教義在教父時代是基督論辯論的核心，並且這個教義最近在學術界中再次成為了焦點。從聖經的角度來說，它表述的是耶穌身份的奧秘。</w:t>
+        <w:t>打獵是追蹤和捕捉動物以獲取食物、動物產品的活動，或作為運動。自從人類出現以來，人們就一直打獵。在聖經時代，打獵在許多地方都很普遍。</w:t>
+      </w:r>
+    </w:p>
+    <w:p>
+      <w:pPr/>
+      <w:r>
+        <w:rPr>
+          <w:lang w:val="zh_TW" w:bidi="zh_TW"/>
+        </w:rPr>
+      </w:r>
+      <w:hyperlink r:id="rId13">
+        <w:r>
+          <w:rPr>
+            <w:lang w:val="zh_TW" w:bidi="zh_TW"/>
+          </w:rPr>
+          <w:rPr>
+            <w:color w:val="0000EE"/>
+            <w:u w:val="single"/>
+          </w:rPr>
+          <w:t>創世記十章9節</w:t>
+        </w:r>
+      </w:hyperlink>
+      <w:r>
+        <w:rPr>
+          <w:lang w:val="zh_TW" w:bidi="zh_TW"/>
+        </w:rPr>
+        <w:t>提到一位名叫寧錄的人，他「</w:t>
+      </w:r>
+      <w:r>
+        <w:rPr>
+          <w:lang w:val="zh_TW" w:bidi="zh_TW"/>
+        </w:rPr>
+        <w:t>在耶和華面前是個英勇的獵戶</w:t>
+      </w:r>
+      <w:r>
+        <w:rPr>
+          <w:lang w:val="zh_TW" w:bidi="zh_TW"/>
+        </w:rPr>
+        <w:t>。」其出現的時代，比亞伯拉罕、以撒和雅各的時代早得多。在最早的人類歷史中，人們為了生存而打獵。他們用動物的肉作為食物，用皮製作衣服，並用骨頭和角製作工具。後來，人們開始種植作物、飼養動物，但他們仍然狩獵野生動物以增加食物。</w:t>
       </w:r>
     </w:p>
     <w:p>
@@ -242,7 +280,2282 @@
         <w:rPr>
           <w:lang w:val="zh_TW" w:bidi="zh_TW"/>
         </w:rPr>
-        <w:t>新約中的見證</w:t>
+        <w:t>鄰近地區的獵捕活動</w:t>
+      </w:r>
+    </w:p>
+    <w:p>
+      <w:pPr/>
+      <w:r>
+        <w:rPr>
+          <w:lang w:val="zh_TW" w:bidi="zh_TW"/>
+        </w:rPr>
+      </w:r>
+      <w:r>
+        <w:rPr>
+          <w:lang w:val="zh_TW" w:bidi="zh_TW"/>
+        </w:rPr>
+        <w:t>以色列周圍地區的人們也經常打獵。繪畫和石刻清楚顯示了這一點。</w:t>
+      </w:r>
+    </w:p>
+    <w:p>
+      <w:pPr/>
+      <w:r>
+        <w:rPr>
+          <w:lang w:val="zh_TW" w:bidi="zh_TW"/>
+        </w:rPr>
+      </w:r>
+      <w:r>
+        <w:rPr>
+          <w:lang w:val="zh_TW" w:bidi="zh_TW"/>
+        </w:rPr>
+        <w:t>在古代埃及，打獵是一種運動。埃及人獵捕鳥類和野生動物，經常使用狗和貓協助他們。人們會將動物趕入陷阱或封閉區域。</w:t>
+      </w:r>
+    </w:p>
+    <w:p>
+      <w:pPr/>
+      <w:r>
+        <w:rPr>
+          <w:lang w:val="zh_TW" w:bidi="zh_TW"/>
+        </w:rPr>
+      </w:r>
+      <w:r>
+        <w:rPr>
+          <w:lang w:val="zh_TW" w:bidi="zh_TW"/>
+        </w:rPr>
+        <w:t>在美索不達米亞，人們也獵捕許多動物。石雕顯示鹿和其它動物被捕在網中。</w:t>
+      </w:r>
+    </w:p>
+    <w:p>
+      <w:pPr/>
+      <w:r>
+        <w:rPr>
+          <w:lang w:val="zh_TW" w:bidi="zh_TW"/>
+        </w:rPr>
+      </w:r>
+      <w:r>
+        <w:rPr>
+          <w:lang w:val="zh_TW" w:bidi="zh_TW"/>
+        </w:rPr>
+        <w:t>在亞述，獵捕野生動物（如獅子）是非常普遍的。尼尼微的雕刻展示了亞述獵人的技藝。</w:t>
+      </w:r>
+    </w:p>
+    <w:p>
+      <w:pPr>
+        <w:pStyle w:val="Heading3"/>
+      </w:pPr>
+      <w:r>
+        <w:rPr>
+          <w:lang w:val="zh_TW" w:bidi="zh_TW"/>
+        </w:rPr>
+        <w:t>在巴勒斯坦的獵捕活動</w:t>
+      </w:r>
+    </w:p>
+    <w:p>
+      <w:pPr/>
+      <w:r>
+        <w:rPr>
+          <w:lang w:val="zh_TW" w:bidi="zh_TW"/>
+        </w:rPr>
+      </w:r>
+      <w:r>
+        <w:rPr>
+          <w:lang w:val="zh_TW" w:bidi="zh_TW"/>
+        </w:rPr>
+        <w:t>人們很早就在巴勒斯坦打獵。在古老的城鎮和村莊中，發現了被獵殺動物的骨頭。到了青銅器時代中期（約公元前1800至1500年），打獵已經非常普遍。這是族長時期。</w:t>
+      </w:r>
+    </w:p>
+    <w:p>
+      <w:pPr/>
+      <w:r>
+        <w:rPr>
+          <w:lang w:val="zh_TW" w:bidi="zh_TW"/>
+        </w:rPr>
+      </w:r>
+      <w:r>
+        <w:rPr>
+          <w:lang w:val="zh_TW" w:bidi="zh_TW"/>
+        </w:rPr>
+        <w:t>聖經說以掃</w:t>
+      </w:r>
+      <w:r>
+        <w:rPr>
+          <w:lang w:val="zh_TW" w:bidi="zh_TW"/>
+        </w:rPr>
+        <w:t>善於打獵</w:t>
+      </w:r>
+      <w:r>
+        <w:rPr>
+          <w:lang w:val="zh_TW" w:bidi="zh_TW"/>
+        </w:rPr>
+        <w:t>（</w:t>
+      </w:r>
+      <w:hyperlink r:id="rId14">
+        <w:r>
+          <w:rPr>
+            <w:lang w:val="zh_TW" w:bidi="zh_TW"/>
+          </w:rPr>
+          <w:rPr>
+            <w:color w:val="0000EE"/>
+            <w:u w:val="single"/>
+          </w:rPr>
+          <w:t>創25:27</w:t>
+        </w:r>
+      </w:hyperlink>
+      <w:r>
+        <w:rPr>
+          <w:lang w:val="zh_TW" w:bidi="zh_TW"/>
+        </w:rPr>
+        <w:t>）。這符合人們既耕種又狩獵的時代。有一個古埃及的故事，來自公元前20世紀，名為「西努赫的故事」，其中也談到用狗打獵。</w:t>
+      </w:r>
+    </w:p>
+    <w:p>
+      <w:pPr>
+        <w:pStyle w:val="Heading3"/>
+      </w:pPr>
+      <w:r>
+        <w:rPr>
+          <w:lang w:val="zh_TW" w:bidi="zh_TW"/>
+        </w:rPr>
+        <w:t>人們獵捕的動物</w:t>
+      </w:r>
+    </w:p>
+    <w:p>
+      <w:pPr/>
+      <w:r>
+        <w:rPr>
+          <w:lang w:val="zh_TW" w:bidi="zh_TW"/>
+        </w:rPr>
+      </w:r>
+      <w:r>
+        <w:rPr>
+          <w:lang w:val="zh_TW" w:bidi="zh_TW"/>
+        </w:rPr>
+        <w:t>聖經告訴我們人們獵捕哪些種類的鳥類和動物。</w:t>
+      </w:r>
+      <w:hyperlink r:id="rId15">
+        <w:r>
+          <w:rPr>
+            <w:lang w:val="zh_TW" w:bidi="zh_TW"/>
+          </w:rPr>
+          <w:rPr>
+            <w:color w:val="0000EE"/>
+            <w:u w:val="single"/>
+          </w:rPr>
+          <w:t>申命記十四章4至6節</w:t>
+        </w:r>
+      </w:hyperlink>
+      <w:r>
+        <w:rPr>
+          <w:lang w:val="zh_TW" w:bidi="zh_TW"/>
+        </w:rPr>
+        <w:t>提供了一份「潔淨」且可以食用的動物清單。許多是飼養的動物，但人們也捕獵野生動物，其中包括：</w:t>
+      </w:r>
+    </w:p>
+    <w:p>
+      <w:pPr>
+        <w:pStyle w:val="ListBullet"/>
+        <w:spacing w:line="240" w:lineRule="auto"/>
+        <w:ind w:left="720"/>
+      </w:pPr>
+      <w:r>
+        <w:rPr>
+          <w:lang w:val="zh_TW" w:bidi="zh_TW"/>
+        </w:rPr>
+      </w:r>
+      <w:r>
+        <w:rPr>
+          <w:lang w:val="zh_TW" w:bidi="zh_TW"/>
+        </w:rPr>
+        <w:t>山羊，</w:t>
+      </w:r>
+    </w:p>
+    <w:p>
+      <w:pPr>
+        <w:pStyle w:val="ListBullet"/>
+        <w:spacing w:line="240" w:lineRule="auto"/>
+        <w:ind w:left="720"/>
+      </w:pPr>
+      <w:r>
+        <w:rPr>
+          <w:lang w:val="zh_TW" w:bidi="zh_TW"/>
+        </w:rPr>
+      </w:r>
+      <w:r>
+        <w:rPr>
+          <w:lang w:val="zh_TW" w:bidi="zh_TW"/>
+        </w:rPr>
+        <w:t>野兔，</w:t>
+      </w:r>
+    </w:p>
+    <w:p>
+      <w:pPr>
+        <w:pStyle w:val="ListBullet"/>
+        <w:spacing w:line="240" w:lineRule="auto"/>
+        <w:ind w:left="720"/>
+      </w:pPr>
+      <w:r>
+        <w:rPr>
+          <w:lang w:val="zh_TW" w:bidi="zh_TW"/>
+        </w:rPr>
+      </w:r>
+      <w:r>
+        <w:rPr>
+          <w:lang w:val="zh_TW" w:bidi="zh_TW"/>
+        </w:rPr>
+        <w:t>瞪羚，</w:t>
+      </w:r>
+    </w:p>
+    <w:p>
+      <w:pPr>
+        <w:pStyle w:val="ListBullet"/>
+        <w:spacing w:line="240" w:lineRule="auto"/>
+        <w:ind w:left="720"/>
+      </w:pPr>
+      <w:r>
+        <w:rPr>
+          <w:lang w:val="zh_TW" w:bidi="zh_TW"/>
+        </w:rPr>
+      </w:r>
+      <w:r>
+        <w:rPr>
+          <w:lang w:val="zh_TW" w:bidi="zh_TW"/>
+        </w:rPr>
+        <w:t>羚羊（參</w:t>
+      </w:r>
+      <w:hyperlink r:id="rId16">
+        <w:r>
+          <w:rPr>
+            <w:lang w:val="zh_TW" w:bidi="zh_TW"/>
+          </w:rPr>
+          <w:rPr>
+            <w:color w:val="0000EE"/>
+            <w:u w:val="single"/>
+          </w:rPr>
+          <w:t>王上4:23</w:t>
+        </w:r>
+      </w:hyperlink>
+      <w:r>
+        <w:rPr>
+          <w:lang w:val="zh_TW" w:bidi="zh_TW"/>
+        </w:rPr>
+        <w:t>），</w:t>
+      </w:r>
+    </w:p>
+    <w:p>
+      <w:pPr>
+        <w:pStyle w:val="ListBullet"/>
+        <w:spacing w:line="240" w:lineRule="auto"/>
+        <w:ind w:left="720"/>
+      </w:pPr>
+      <w:r>
+        <w:rPr>
+          <w:lang w:val="zh_TW" w:bidi="zh_TW"/>
+        </w:rPr>
+      </w:r>
+      <w:r>
+        <w:rPr>
+          <w:lang w:val="zh_TW" w:bidi="zh_TW"/>
+        </w:rPr>
+        <w:t>野山羊，</w:t>
+      </w:r>
+    </w:p>
+    <w:p>
+      <w:pPr>
+        <w:pStyle w:val="ListBullet"/>
+        <w:spacing w:line="240" w:lineRule="auto"/>
+        <w:ind w:left="720"/>
+      </w:pPr>
+      <w:r>
+        <w:rPr>
+          <w:lang w:val="zh_TW" w:bidi="zh_TW"/>
+        </w:rPr>
+      </w:r>
+      <w:r>
+        <w:rPr>
+          <w:lang w:val="zh_TW" w:bidi="zh_TW"/>
+        </w:rPr>
+        <w:t>羱羊，</w:t>
+      </w:r>
+    </w:p>
+    <w:p>
+      <w:pPr>
+        <w:pStyle w:val="ListBullet"/>
+        <w:spacing w:line="240" w:lineRule="auto"/>
+        <w:ind w:left="720"/>
+      </w:pPr>
+      <w:r>
+        <w:rPr>
+          <w:lang w:val="zh_TW" w:bidi="zh_TW"/>
+        </w:rPr>
+      </w:r>
+      <w:r>
+        <w:rPr>
+          <w:lang w:val="zh_TW" w:bidi="zh_TW"/>
+        </w:rPr>
+        <w:t>黃羊，以及</w:t>
+      </w:r>
+    </w:p>
+    <w:p>
+      <w:pPr>
+        <w:pStyle w:val="ListBullet"/>
+        <w:spacing w:line="240" w:lineRule="auto"/>
+        <w:ind w:left="720"/>
+      </w:pPr>
+      <w:r>
+        <w:rPr>
+          <w:lang w:val="zh_TW" w:bidi="zh_TW"/>
+        </w:rPr>
+      </w:r>
+      <w:r>
+        <w:rPr>
+          <w:lang w:val="zh_TW" w:bidi="zh_TW"/>
+        </w:rPr>
+        <w:t>高山山羊。</w:t>
+      </w:r>
+    </w:p>
+    <w:p>
+      <w:pPr/>
+      <w:r>
+        <w:rPr>
+          <w:lang w:val="zh_TW" w:bidi="zh_TW"/>
+        </w:rPr>
+      </w:r>
+      <w:r>
+        <w:rPr>
+          <w:lang w:val="zh_TW" w:bidi="zh_TW"/>
+        </w:rPr>
+        <w:t>獵人在殺死動物後，必須將動物的血放出。</w:t>
+      </w:r>
+    </w:p>
+    <w:p>
+      <w:pPr/>
+      <w:r>
+        <w:rPr>
+          <w:lang w:val="zh_TW" w:bidi="zh_TW"/>
+        </w:rPr>
+      </w:r>
+      <w:r>
+        <w:rPr>
+          <w:lang w:val="zh_TW" w:bidi="zh_TW"/>
+        </w:rPr>
+        <w:t>人們也獵捕不同種類的鳥。</w:t>
+      </w:r>
+      <w:hyperlink r:id="rId17">
+        <w:r>
+          <w:rPr>
+            <w:lang w:val="zh_TW" w:bidi="zh_TW"/>
+          </w:rPr>
+          <w:rPr>
+            <w:color w:val="0000EE"/>
+            <w:u w:val="single"/>
+          </w:rPr>
+          <w:t>撒母耳記上二十六章20節</w:t>
+        </w:r>
+      </w:hyperlink>
+      <w:r>
+        <w:rPr>
+          <w:lang w:val="zh_TW" w:bidi="zh_TW"/>
+        </w:rPr>
+        <w:t>提到鷓鴣（參</w:t>
+      </w:r>
+      <w:hyperlink r:id="rId18">
+        <w:r>
+          <w:rPr>
+            <w:lang w:val="zh_TW" w:bidi="zh_TW"/>
+          </w:rPr>
+          <w:rPr>
+            <w:color w:val="0000EE"/>
+            <w:u w:val="single"/>
+          </w:rPr>
+          <w:t>申14:11–18</w:t>
+        </w:r>
+      </w:hyperlink>
+      <w:r>
+        <w:rPr>
+          <w:lang w:val="zh_TW" w:bidi="zh_TW"/>
+        </w:rPr>
+        <w:t>）。</w:t>
+      </w:r>
+      <w:hyperlink r:id="rId19">
+        <w:r>
+          <w:rPr>
+            <w:lang w:val="zh_TW" w:bidi="zh_TW"/>
+          </w:rPr>
+          <w:rPr>
+            <w:color w:val="0000EE"/>
+            <w:u w:val="single"/>
+          </w:rPr>
+          <w:t>箴言十二章27節</w:t>
+        </w:r>
+      </w:hyperlink>
+      <w:r>
+        <w:rPr>
+          <w:lang w:val="zh_TW" w:bidi="zh_TW"/>
+        </w:rPr>
+        <w:t>談到懶惰人，說他甚至</w:t>
+      </w:r>
+      <w:r>
+        <w:rPr>
+          <w:lang w:val="zh_TW" w:bidi="zh_TW"/>
+        </w:rPr>
+        <w:t>不烤打獵所得的</w:t>
+      </w:r>
+      <w:r>
+        <w:rPr>
+          <w:lang w:val="zh_TW" w:bidi="zh_TW"/>
+        </w:rPr>
+        <w:t>。</w:t>
+      </w:r>
+    </w:p>
+    <w:p>
+      <w:pPr/>
+      <w:r>
+        <w:rPr>
+          <w:lang w:val="zh_TW" w:bidi="zh_TW"/>
+        </w:rPr>
+      </w:r>
+      <w:r>
+        <w:rPr>
+          <w:lang w:val="zh_TW" w:bidi="zh_TW"/>
+        </w:rPr>
+        <w:t>一些舊約聖經經文，表明人們為了保護自己而殺死動物（</w:t>
+      </w:r>
+      <w:hyperlink r:id="rId20">
+        <w:r>
+          <w:rPr>
+            <w:lang w:val="zh_TW" w:bidi="zh_TW"/>
+          </w:rPr>
+          <w:rPr>
+            <w:color w:val="0000EE"/>
+            <w:u w:val="single"/>
+          </w:rPr>
+          <w:t>士14:6</w:t>
+        </w:r>
+      </w:hyperlink>
+      <w:r>
+        <w:rPr>
+          <w:lang w:val="zh_TW" w:bidi="zh_TW"/>
+        </w:rPr>
+        <w:t>；</w:t>
+      </w:r>
+      <w:hyperlink r:id="rId21">
+        <w:r>
+          <w:rPr>
+            <w:lang w:val="zh_TW" w:bidi="zh_TW"/>
+          </w:rPr>
+          <w:rPr>
+            <w:color w:val="0000EE"/>
+            <w:u w:val="single"/>
+          </w:rPr>
+          <w:t>撒上17:34–37</w:t>
+        </w:r>
+      </w:hyperlink>
+      <w:r>
+        <w:rPr>
+          <w:lang w:val="zh_TW" w:bidi="zh_TW"/>
+        </w:rPr>
+        <w:t>；</w:t>
+      </w:r>
+      <w:hyperlink r:id="rId22">
+        <w:r>
+          <w:rPr>
+            <w:lang w:val="zh_TW" w:bidi="zh_TW"/>
+          </w:rPr>
+          <w:rPr>
+            <w:color w:val="0000EE"/>
+            <w:u w:val="single"/>
+          </w:rPr>
+          <w:t>撒下23:20</w:t>
+        </w:r>
+      </w:hyperlink>
+      <w:r>
+        <w:rPr>
+          <w:lang w:val="zh_TW" w:bidi="zh_TW"/>
+        </w:rPr>
+        <w:t>）。牧羊人經常攜帶棍棒和</w:t>
+      </w:r>
+      <w:r>
+        <w:rPr>
+          <w:lang w:val="zh_TW" w:bidi="zh_TW"/>
+        </w:rPr>
+        <w:t>甩石的機弦</w:t>
+      </w:r>
+      <w:r>
+        <w:rPr>
+          <w:lang w:val="zh_TW" w:bidi="zh_TW"/>
+        </w:rPr>
+        <w:t>。他們使用這些武器，保護他們的羊群免受野生動物的侵害（</w:t>
+      </w:r>
+      <w:hyperlink r:id="rId23">
+        <w:r>
+          <w:rPr>
+            <w:lang w:val="zh_TW" w:bidi="zh_TW"/>
+          </w:rPr>
+          <w:rPr>
+            <w:color w:val="0000EE"/>
+            <w:u w:val="single"/>
+          </w:rPr>
+          <w:t>撒上17:40</w:t>
+        </w:r>
+      </w:hyperlink>
+      <w:r>
+        <w:rPr>
+          <w:lang w:val="zh_TW" w:bidi="zh_TW"/>
+        </w:rPr>
+        <w:t>；</w:t>
+      </w:r>
+      <w:hyperlink r:id="rId24">
+        <w:r>
+          <w:rPr>
+            <w:lang w:val="zh_TW" w:bidi="zh_TW"/>
+          </w:rPr>
+          <w:rPr>
+            <w:color w:val="0000EE"/>
+            <w:u w:val="single"/>
+          </w:rPr>
+          <w:t>詩23:4</w:t>
+        </w:r>
+      </w:hyperlink>
+      <w:r>
+        <w:rPr>
+          <w:lang w:val="zh_TW" w:bidi="zh_TW"/>
+        </w:rPr>
+        <w:t>）。</w:t>
+      </w:r>
+    </w:p>
+    <w:p>
+      <w:pPr>
+        <w:pStyle w:val="Heading3"/>
+      </w:pPr>
+      <w:r>
+        <w:rPr>
+          <w:lang w:val="zh_TW" w:bidi="zh_TW"/>
+        </w:rPr>
+        <w:t>打獵工具</w:t>
+      </w:r>
+    </w:p>
+    <w:p>
+      <w:pPr/>
+      <w:r>
+        <w:rPr>
+          <w:lang w:val="zh_TW" w:bidi="zh_TW"/>
+        </w:rPr>
+      </w:r>
+      <w:r>
+        <w:rPr>
+          <w:lang w:val="zh_TW" w:bidi="zh_TW"/>
+        </w:rPr>
+        <w:t>聖經中也提到用於打獵的工具和陷阱。獵人使用：</w:t>
+      </w:r>
+    </w:p>
+    <w:p>
+      <w:pPr>
+        <w:pStyle w:val="ListBullet"/>
+        <w:spacing w:line="240" w:lineRule="auto"/>
+        <w:ind w:left="720"/>
+      </w:pPr>
+      <w:r>
+        <w:rPr>
+          <w:lang w:val="zh_TW" w:bidi="zh_TW"/>
+        </w:rPr>
+      </w:r>
+      <w:r>
+        <w:rPr>
+          <w:lang w:val="zh_TW" w:bidi="zh_TW"/>
+        </w:rPr>
+        <w:t>弓和箭（</w:t>
+      </w:r>
+      <w:hyperlink r:id="rId25">
+        <w:r>
+          <w:rPr>
+            <w:lang w:val="zh_TW" w:bidi="zh_TW"/>
+          </w:rPr>
+          <w:rPr>
+            <w:color w:val="0000EE"/>
+            <w:u w:val="single"/>
+          </w:rPr>
+          <w:t>創27:3</w:t>
+        </w:r>
+      </w:hyperlink>
+      <w:r>
+        <w:rPr>
+          <w:lang w:val="zh_TW" w:bidi="zh_TW"/>
+        </w:rPr>
+        <w:t>），</w:t>
+      </w:r>
+    </w:p>
+    <w:p>
+      <w:pPr>
+        <w:pStyle w:val="ListBullet"/>
+        <w:spacing w:line="240" w:lineRule="auto"/>
+        <w:ind w:left="720"/>
+      </w:pPr>
+      <w:r>
+        <w:rPr>
+          <w:lang w:val="zh_TW" w:bidi="zh_TW"/>
+        </w:rPr>
+      </w:r>
+      <w:r>
+        <w:rPr>
+          <w:lang w:val="zh_TW" w:bidi="zh_TW"/>
+        </w:rPr>
+        <w:t>棍棒（</w:t>
+      </w:r>
+      <w:hyperlink r:id="rId26">
+        <w:r>
+          <w:rPr>
+            <w:lang w:val="zh_TW" w:bidi="zh_TW"/>
+          </w:rPr>
+          <w:rPr>
+            <w:color w:val="0000EE"/>
+            <w:u w:val="single"/>
+          </w:rPr>
+          <w:t>伯41:29</w:t>
+        </w:r>
+      </w:hyperlink>
+      <w:r>
+        <w:rPr>
+          <w:lang w:val="zh_TW" w:bidi="zh_TW"/>
+        </w:rPr>
+        <w:t>），</w:t>
+      </w:r>
+    </w:p>
+    <w:p>
+      <w:pPr>
+        <w:pStyle w:val="ListBullet"/>
+        <w:spacing w:line="240" w:lineRule="auto"/>
+        <w:ind w:left="720"/>
+      </w:pPr>
+      <w:r>
+        <w:rPr>
+          <w:lang w:val="zh_TW" w:bidi="zh_TW"/>
+        </w:rPr>
+      </w:r>
+      <w:r>
+        <w:rPr>
+          <w:lang w:val="zh_TW" w:bidi="zh_TW"/>
+        </w:rPr>
+        <w:t>甩石的機弦</w:t>
+      </w:r>
+      <w:r>
+        <w:rPr>
+          <w:lang w:val="zh_TW" w:bidi="zh_TW"/>
+        </w:rPr>
+        <w:t>（</w:t>
+      </w:r>
+      <w:hyperlink r:id="rId23">
+        <w:r>
+          <w:rPr>
+            <w:lang w:val="zh_TW" w:bidi="zh_TW"/>
+          </w:rPr>
+          <w:rPr>
+            <w:color w:val="0000EE"/>
+            <w:u w:val="single"/>
+          </w:rPr>
+          <w:t>撒上17:40</w:t>
+        </w:r>
+      </w:hyperlink>
+      <w:r>
+        <w:rPr>
+          <w:lang w:val="zh_TW" w:bidi="zh_TW"/>
+        </w:rPr>
+        <w:t>），</w:t>
+      </w:r>
+    </w:p>
+    <w:p>
+      <w:pPr>
+        <w:pStyle w:val="ListBullet"/>
+        <w:spacing w:line="240" w:lineRule="auto"/>
+        <w:ind w:left="720"/>
+      </w:pPr>
+      <w:r>
+        <w:rPr>
+          <w:lang w:val="zh_TW" w:bidi="zh_TW"/>
+        </w:rPr>
+      </w:r>
+      <w:r>
+        <w:rPr>
+          <w:lang w:val="zh_TW" w:bidi="zh_TW"/>
+        </w:rPr>
+        <w:t>網羅（</w:t>
+      </w:r>
+      <w:hyperlink r:id="rId27">
+        <w:r>
+          <w:rPr>
+            <w:lang w:val="zh_TW" w:bidi="zh_TW"/>
+          </w:rPr>
+          <w:rPr>
+            <w:color w:val="0000EE"/>
+            <w:u w:val="single"/>
+          </w:rPr>
+          <w:t>伯19:6</w:t>
+        </w:r>
+      </w:hyperlink>
+      <w:r>
+        <w:rPr>
+          <w:lang w:val="zh_TW" w:bidi="zh_TW"/>
+        </w:rPr>
+        <w:t>），和</w:t>
+      </w:r>
+    </w:p>
+    <w:p>
+      <w:pPr>
+        <w:pStyle w:val="ListBullet"/>
+        <w:spacing w:line="240" w:lineRule="auto"/>
+        <w:ind w:left="720"/>
+      </w:pPr>
+      <w:r>
+        <w:rPr>
+          <w:lang w:val="zh_TW" w:bidi="zh_TW"/>
+        </w:rPr>
+      </w:r>
+      <w:r>
+        <w:rPr>
+          <w:lang w:val="zh_TW" w:bidi="zh_TW"/>
+        </w:rPr>
+        <w:t>捕鳥的網羅</w:t>
+      </w:r>
+      <w:r>
+        <w:rPr>
+          <w:lang w:val="zh_TW" w:bidi="zh_TW"/>
+        </w:rPr>
+        <w:t>（</w:t>
+      </w:r>
+      <w:hyperlink r:id="rId28">
+        <w:r>
+          <w:rPr>
+            <w:lang w:val="zh_TW" w:bidi="zh_TW"/>
+          </w:rPr>
+          <w:rPr>
+            <w:color w:val="0000EE"/>
+            <w:u w:val="single"/>
+          </w:rPr>
+          <w:t>詩91:3</w:t>
+        </w:r>
+      </w:hyperlink>
+      <w:r>
+        <w:rPr>
+          <w:lang w:val="zh_TW" w:bidi="zh_TW"/>
+        </w:rPr>
+        <w:t>）。</w:t>
+      </w:r>
+    </w:p>
+    <w:p>
+      <w:pPr/>
+      <w:r>
+        <w:rPr>
+          <w:lang w:val="zh_TW" w:bidi="zh_TW"/>
+        </w:rPr>
+      </w:r>
+      <w:r>
+        <w:rPr>
+          <w:lang w:val="zh_TW" w:bidi="zh_TW"/>
+        </w:rPr>
+        <w:t>有些陷阱是用樹葉或樹枝將坑覆蓋，從而隱藏它們（</w:t>
+      </w:r>
+      <w:hyperlink r:id="rId29">
+        <w:r>
+          <w:rPr>
+            <w:lang w:val="zh_TW" w:bidi="zh_TW"/>
+          </w:rPr>
+          <w:rPr>
+            <w:color w:val="0000EE"/>
+            <w:u w:val="single"/>
+          </w:rPr>
+          <w:t>詩7:15</w:t>
+        </w:r>
+      </w:hyperlink>
+      <w:r>
+        <w:rPr>
+          <w:lang w:val="zh_TW" w:bidi="zh_TW"/>
+        </w:rPr>
+        <w:t>，</w:t>
+      </w:r>
+      <w:hyperlink r:id="rId30">
+        <w:r>
+          <w:rPr>
+            <w:lang w:val="zh_TW" w:bidi="zh_TW"/>
+          </w:rPr>
+          <w:rPr>
+            <w:color w:val="0000EE"/>
+            <w:u w:val="single"/>
+          </w:rPr>
+          <w:t>35:7</w:t>
+        </w:r>
+      </w:hyperlink>
+      <w:r>
+        <w:rPr>
+          <w:lang w:val="zh_TW" w:bidi="zh_TW"/>
+        </w:rPr>
+        <w:t>；</w:t>
+      </w:r>
+      <w:hyperlink r:id="rId31">
+        <w:r>
+          <w:rPr>
+            <w:lang w:val="zh_TW" w:bidi="zh_TW"/>
+          </w:rPr>
+          <w:rPr>
+            <w:color w:val="0000EE"/>
+            <w:u w:val="single"/>
+          </w:rPr>
+          <w:t>箴22:14</w:t>
+        </w:r>
+      </w:hyperlink>
+      <w:r>
+        <w:rPr>
+          <w:lang w:val="zh_TW" w:bidi="zh_TW"/>
+        </w:rPr>
+        <w:t>，</w:t>
+      </w:r>
+      <w:hyperlink r:id="rId32">
+        <w:r>
+          <w:rPr>
+            <w:lang w:val="zh_TW" w:bidi="zh_TW"/>
+          </w:rPr>
+          <w:rPr>
+            <w:color w:val="0000EE"/>
+            <w:u w:val="single"/>
+          </w:rPr>
+          <w:t>26:27</w:t>
+        </w:r>
+      </w:hyperlink>
+      <w:r>
+        <w:rPr>
+          <w:lang w:val="zh_TW" w:bidi="zh_TW"/>
+        </w:rPr>
+        <w:t>；</w:t>
+      </w:r>
+      <w:hyperlink r:id="rId33">
+        <w:r>
+          <w:rPr>
+            <w:lang w:val="zh_TW" w:bidi="zh_TW"/>
+          </w:rPr>
+          <w:rPr>
+            <w:color w:val="0000EE"/>
+            <w:u w:val="single"/>
+          </w:rPr>
+          <w:t>賽24:17–18</w:t>
+        </w:r>
+      </w:hyperlink>
+      <w:r>
+        <w:rPr>
+          <w:lang w:val="zh_TW" w:bidi="zh_TW"/>
+        </w:rPr>
+        <w:t>）。其它陷阱則是觸碰時會彈起的彈簧陷阱（</w:t>
+      </w:r>
+      <w:hyperlink r:id="rId34">
+        <w:r>
+          <w:rPr>
+            <w:lang w:val="zh_TW" w:bidi="zh_TW"/>
+          </w:rPr>
+          <w:rPr>
+            <w:color w:val="0000EE"/>
+            <w:u w:val="single"/>
+          </w:rPr>
+          <w:t>摩3:5</w:t>
+        </w:r>
+      </w:hyperlink>
+      <w:r>
+        <w:rPr>
+          <w:lang w:val="zh_TW" w:bidi="zh_TW"/>
+        </w:rPr>
+        <w:t>；</w:t>
+      </w:r>
+      <w:hyperlink r:id="rId35">
+        <w:r>
+          <w:rPr>
+            <w:lang w:val="zh_TW" w:bidi="zh_TW"/>
+          </w:rPr>
+          <w:rPr>
+            <w:color w:val="0000EE"/>
+            <w:u w:val="single"/>
+          </w:rPr>
+          <w:t>詩69:22</w:t>
+        </w:r>
+      </w:hyperlink>
+      <w:r>
+        <w:rPr>
+          <w:lang w:val="zh_TW" w:bidi="zh_TW"/>
+        </w:rPr>
+        <w:t>；</w:t>
+      </w:r>
+      <w:hyperlink r:id="rId36">
+        <w:r>
+          <w:rPr>
+            <w:lang w:val="zh_TW" w:bidi="zh_TW"/>
+          </w:rPr>
+          <w:rPr>
+            <w:color w:val="0000EE"/>
+            <w:u w:val="single"/>
+          </w:rPr>
+          <w:t>何9:8</w:t>
+        </w:r>
+      </w:hyperlink>
+      <w:r>
+        <w:rPr>
+          <w:lang w:val="zh_TW" w:bidi="zh_TW"/>
+        </w:rPr>
+        <w:t>）。有些陷阱在獵人拉動繩索時啟動（</w:t>
+      </w:r>
+      <w:hyperlink r:id="rId37">
+        <w:r>
+          <w:rPr>
+            <w:lang w:val="zh_TW" w:bidi="zh_TW"/>
+          </w:rPr>
+          <w:rPr>
+            <w:color w:val="0000EE"/>
+            <w:u w:val="single"/>
+          </w:rPr>
+          <w:t>詩140:5</w:t>
+        </w:r>
+      </w:hyperlink>
+      <w:r>
+        <w:rPr>
+          <w:lang w:val="zh_TW" w:bidi="zh_TW"/>
+        </w:rPr>
+        <w:t>；</w:t>
+      </w:r>
+      <w:hyperlink r:id="rId38">
+        <w:r>
+          <w:rPr>
+            <w:lang w:val="zh_TW" w:bidi="zh_TW"/>
+          </w:rPr>
+          <w:rPr>
+            <w:color w:val="0000EE"/>
+            <w:u w:val="single"/>
+          </w:rPr>
+          <w:t>耶5:26</w:t>
+        </w:r>
+      </w:hyperlink>
+      <w:r>
+        <w:rPr>
+          <w:lang w:val="zh_TW" w:bidi="zh_TW"/>
+        </w:rPr>
+        <w:t>）。有時獵人會驅趕動物進入陷阱（</w:t>
+      </w:r>
+      <w:hyperlink r:id="rId39">
+        <w:r>
+          <w:rPr>
+            <w:lang w:val="zh_TW" w:bidi="zh_TW"/>
+          </w:rPr>
+          <w:rPr>
+            <w:color w:val="0000EE"/>
+            <w:u w:val="single"/>
+          </w:rPr>
+          <w:t>耶16:16</w:t>
+        </w:r>
+      </w:hyperlink>
+      <w:r>
+        <w:rPr>
+          <w:lang w:val="zh_TW" w:bidi="zh_TW"/>
+        </w:rPr>
+        <w:t>；</w:t>
+      </w:r>
+      <w:hyperlink r:id="rId40">
+        <w:r>
+          <w:rPr>
+            <w:lang w:val="zh_TW" w:bidi="zh_TW"/>
+          </w:rPr>
+          <w:rPr>
+            <w:color w:val="0000EE"/>
+            <w:u w:val="single"/>
+          </w:rPr>
+          <w:t>結19:8</w:t>
+        </w:r>
+      </w:hyperlink>
+      <w:r>
+        <w:rPr>
+          <w:lang w:val="zh_TW" w:bidi="zh_TW"/>
+        </w:rPr>
+        <w:t>）。</w:t>
+      </w:r>
+      <w:r>
+        <w:rPr>
+          <w:lang w:val="zh_TW" w:bidi="zh_TW"/>
+        </w:rPr>
+      </w:r>
+      <w:r>
+        <w:rPr>
+          <w:lang w:val="zh_TW" w:bidi="zh_TW"/>
+        </w:rPr>
+      </w:r>
+    </w:p>
+    <w:p>
+      <w:pPr/>
+      <w:r>
+        <w:rPr>
+          <w:lang w:val="zh_TW" w:bidi="zh_TW"/>
+        </w:rPr>
+      </w:r>
+    </w:p>
+    <w:p>
+      <w:pPr>
+        <w:pStyle w:val="Heading2"/>
+      </w:pPr>
+      <w:r>
+        <w:rPr>
+          <w:lang w:val="zh_TW" w:bidi="zh_TW"/>
+        </w:rPr>
+        <w:t>大利大，古米</w:t>
+      </w:r>
+      <w:r>
+        <w:rPr>
+          <w:lang w:val="zh_TW" w:bidi="zh_TW"/>
+        </w:rPr>
+      </w:r>
+    </w:p>
+    <w:p>
+      <w:pPr/>
+      <w:r>
+        <w:rPr>
+          <w:lang w:val="zh_TW" w:bidi="zh_TW"/>
+        </w:rPr>
+      </w:r>
+      <w:r>
+        <w:rPr>
+          <w:lang w:val="zh_TW" w:bidi="zh_TW"/>
+        </w:rPr>
+        <w:t>耶穌說的亞蘭文詞語，並被馬可記載在其福音書中（</w:t>
+      </w:r>
+      <w:hyperlink r:id="rId41">
+        <w:r>
+          <w:rPr>
+            <w:lang w:val="zh_TW" w:bidi="zh_TW"/>
+          </w:rPr>
+          <w:rPr>
+            <w:color w:val="0000EE"/>
+            <w:u w:val="single"/>
+          </w:rPr>
+          <w:t>可5:41</w:t>
+        </w:r>
+      </w:hyperlink>
+      <w:r>
+        <w:rPr>
+          <w:lang w:val="zh_TW" w:bidi="zh_TW"/>
+        </w:rPr>
+        <w:t>）。加利利地區的一位會堂主管睚魯請求耶穌醫治他生病的女兒。然而，在耶穌到達前，女兒便已去世。耶穌來到女孩身旁，握住她的手，說：「大利大，古米」，意思是「小女孩，起來」。其中「大利大」是一個表達親切的詞語，意思是「羊羔」或「年輕人」；「古米」則是一個命令，意指「起來」，馬可將其翻譯為「我對妳說，起來！」</w:t>
+      </w:r>
+    </w:p>
+    <w:p>
+      <w:pPr/>
+      <w:r>
+        <w:rPr>
+          <w:lang w:val="zh_TW" w:bidi="zh_TW"/>
+        </w:rPr>
+      </w:r>
+      <w:r>
+        <w:rPr>
+          <w:lang w:val="zh_TW" w:bidi="zh_TW"/>
+        </w:rPr>
+        <w:t>馬可在他的福音書中記載了其它耶穌所說的亞蘭文詞語（</w:t>
+      </w:r>
+      <w:hyperlink r:id="rId42">
+        <w:r>
+          <w:rPr>
+            <w:lang w:val="zh_TW" w:bidi="zh_TW"/>
+          </w:rPr>
+          <w:rPr>
+            <w:color w:val="0000EE"/>
+            <w:u w:val="single"/>
+          </w:rPr>
+          <w:t>可3:17，</w:t>
+        </w:r>
+      </w:hyperlink>
+      <w:hyperlink r:id="rId41">
+        <w:r>
+          <w:rPr>
+            <w:lang w:val="zh_TW" w:bidi="zh_TW"/>
+          </w:rPr>
+          <w:rPr>
+            <w:color w:val="0000EE"/>
+            <w:u w:val="single"/>
+          </w:rPr>
+          <w:t>5:41，</w:t>
+        </w:r>
+      </w:hyperlink>
+      <w:hyperlink r:id="rId43">
+        <w:r>
+          <w:rPr>
+            <w:lang w:val="zh_TW" w:bidi="zh_TW"/>
+          </w:rPr>
+          <w:rPr>
+            <w:color w:val="0000EE"/>
+            <w:u w:val="single"/>
+          </w:rPr>
+          <w:t>7:11、34，</w:t>
+        </w:r>
+      </w:hyperlink>
+      <w:hyperlink r:id="rId44">
+        <w:r>
+          <w:rPr>
+            <w:lang w:val="zh_TW" w:bidi="zh_TW"/>
+          </w:rPr>
+          <w:rPr>
+            <w:color w:val="0000EE"/>
+            <w:u w:val="single"/>
+          </w:rPr>
+          <w:t>11:9–10，</w:t>
+        </w:r>
+      </w:hyperlink>
+      <w:hyperlink r:id="rId45">
+        <w:r>
+          <w:rPr>
+            <w:lang w:val="zh_TW" w:bidi="zh_TW"/>
+          </w:rPr>
+          <w:rPr>
+            <w:color w:val="0000EE"/>
+            <w:u w:val="single"/>
+          </w:rPr>
+          <w:t>14:36，</w:t>
+        </w:r>
+      </w:hyperlink>
+      <w:hyperlink r:id="rId46">
+        <w:r>
+          <w:rPr>
+            <w:lang w:val="zh_TW" w:bidi="zh_TW"/>
+          </w:rPr>
+          <w:rPr>
+            <w:color w:val="0000EE"/>
+            <w:u w:val="single"/>
+          </w:rPr>
+          <w:t>15:22、34</w:t>
+        </w:r>
+      </w:hyperlink>
+      <w:r>
+        <w:rPr>
+          <w:lang w:val="zh_TW" w:bidi="zh_TW"/>
+        </w:rPr>
+        <w:t>）。馬太只記載了兩個亞蘭文片語（</w:t>
+      </w:r>
+      <w:hyperlink r:id="rId47">
+        <w:r>
+          <w:rPr>
+            <w:lang w:val="zh_TW" w:bidi="zh_TW"/>
+          </w:rPr>
+          <w:rPr>
+            <w:color w:val="0000EE"/>
+            <w:u w:val="single"/>
+          </w:rPr>
+          <w:t>太27:33、46</w:t>
+        </w:r>
+      </w:hyperlink>
+      <w:r>
+        <w:rPr>
+          <w:lang w:val="zh_TW" w:bidi="zh_TW"/>
+        </w:rPr>
+        <w:t>），而路加則一個也沒有記載。</w:t>
+      </w:r>
+      <w:r>
+        <w:rPr>
+          <w:lang w:val="zh_TW" w:bidi="zh_TW"/>
+        </w:rPr>
+      </w:r>
+      <w:r>
+        <w:rPr>
+          <w:lang w:val="zh_TW" w:bidi="zh_TW"/>
+        </w:rPr>
+      </w:r>
+    </w:p>
+    <w:p>
+      <w:pPr/>
+      <w:r>
+        <w:rPr>
+          <w:lang w:val="zh_TW" w:bidi="zh_TW"/>
+        </w:rPr>
+      </w:r>
+    </w:p>
+    <w:p>
+      <w:pPr>
+        <w:pStyle w:val="Heading2"/>
+      </w:pPr>
+      <w:r>
+        <w:rPr>
+          <w:lang w:val="zh_TW" w:bidi="zh_TW"/>
+        </w:rPr>
+        <w:t>大馬士革</w:t>
+      </w:r>
+      <w:r>
+        <w:rPr>
+          <w:lang w:val="zh_TW" w:bidi="zh_TW"/>
+        </w:rPr>
+      </w:r>
+    </w:p>
+    <w:p>
+      <w:pPr/>
+      <w:r>
+        <w:rPr>
+          <w:lang w:val="zh_TW" w:bidi="zh_TW"/>
+        </w:rPr>
+      </w:r>
+      <w:r>
+        <w:rPr>
+          <w:lang w:val="zh_TW" w:bidi="zh_TW"/>
+        </w:rPr>
+        <w:t>敘利亞綠洲城市，三面環山，位於距耶路撒冷東北方向約160英里（257公里）的貿易路線上。大馬士革這個名字也可以指周圍地區和敘利亞南部王國。雖然靠近曠野，但該地區盛產杏仁、杏桃、棉花、亞麻、穀物、大麻、橄欖、開心果、石榴、煙草、葡萄園和核桃。這些作物生長良好，因為土地由兩條河流灌溉：</w:t>
+      </w:r>
+      <w:r>
+        <w:rPr>
+          <w:lang w:val="zh_TW" w:bidi="zh_TW"/>
+        </w:rPr>
+        <w:t>巴拉達河（</w:t>
+      </w:r>
+      <w:r>
+        <w:rPr>
+          <w:lang w:val="zh_TW" w:bidi="zh_TW"/>
+        </w:rPr>
+        <w:t>Nahr Barada，「涼爽之河」，聖經中的亞罷拿），從西北山脈流經深谷到達城中；以及由西向東流的</w:t>
+      </w:r>
+      <w:r>
+        <w:rPr>
+          <w:lang w:val="zh_TW" w:bidi="zh_TW"/>
+        </w:rPr>
+        <w:t>亞瓦基河（</w:t>
+      </w:r>
+      <w:r>
+        <w:rPr>
+          <w:lang w:val="zh_TW" w:bidi="zh_TW"/>
+        </w:rPr>
+        <w:t>Nahr el-A waj，「彎曲之河」，聖經中的法珥法）。這兩條河流共同灌溉400平方英里（643.6平方公里）的土地。這兩條河在聖經時代頗為秀美也極其重要，這在此地居民乃幔的傲慢言辭中可見一斑，他差點就拒絕按照以利沙的指示，在約旦河中潔淨痲瘋病，因為與亞罷拿和法珥法相比，約旦河是如此貧瘠的河流（</w:t>
+      </w:r>
+      <w:hyperlink r:id="rId48">
+        <w:r>
+          <w:rPr>
+            <w:lang w:val="zh_TW" w:bidi="zh_TW"/>
+          </w:rPr>
+          <w:rPr>
+            <w:color w:val="0000EE"/>
+            <w:u w:val="single"/>
+          </w:rPr>
+          <w:t>王下5</w:t>
+        </w:r>
+      </w:hyperlink>
+      <w:r>
+        <w:rPr>
+          <w:lang w:val="zh_TW" w:bidi="zh_TW"/>
+        </w:rPr>
+        <w:t>）。</w:t>
+      </w:r>
+    </w:p>
+    <w:p>
+      <w:pPr/>
+      <w:r>
+        <w:rPr>
+          <w:lang w:val="zh_TW" w:bidi="zh_TW"/>
+        </w:rPr>
+      </w:r>
+      <w:r>
+        <w:rPr>
+          <w:lang w:val="zh_TW" w:bidi="zh_TW"/>
+        </w:rPr>
+        <w:t>該區匯聚多條貿易路線，其中有一條通往泰爾並沿著地中海海岸線向南延伸，另一條通往米吉多，最終到達挪弗和埃及，第三條則通往亞喀巴灣。</w:t>
+      </w:r>
+    </w:p>
+    <w:p>
+      <w:pPr/>
+      <w:r>
+        <w:rPr>
+          <w:lang w:val="zh_TW" w:bidi="zh_TW"/>
+        </w:rPr>
+      </w:r>
+      <w:r>
+        <w:rPr>
+          <w:lang w:val="zh_TW" w:bidi="zh_TW"/>
+        </w:rPr>
+        <w:t>聖經首次提到大馬士革（</w:t>
+      </w:r>
+      <w:hyperlink r:id="rId49">
+        <w:r>
+          <w:rPr>
+            <w:lang w:val="zh_TW" w:bidi="zh_TW"/>
+          </w:rPr>
+          <w:rPr>
+            <w:color w:val="0000EE"/>
+            <w:u w:val="single"/>
+          </w:rPr>
+          <w:t>創14:15</w:t>
+        </w:r>
+      </w:hyperlink>
+      <w:r>
+        <w:rPr>
+          <w:lang w:val="zh_TW" w:bidi="zh_TW"/>
+        </w:rPr>
+        <w:t>），是與亞伯拉罕成功殺敗諸王同盟的事件有關，這個同盟擄掠了羅得及其家人。直到大衛時期（約公元前1000年），聖經才再次提到這座城市。</w:t>
+      </w:r>
+    </w:p>
+    <w:p>
+      <w:pPr/>
+      <w:r>
+        <w:rPr>
+          <w:lang w:val="zh_TW" w:bidi="zh_TW"/>
+        </w:rPr>
+      </w:r>
+      <w:r>
+        <w:rPr>
+          <w:lang w:val="zh_TW" w:bidi="zh_TW"/>
+        </w:rPr>
+        <w:t>以色列佔據美索不達米亞和埃及之間貿易路線上的戰略位置。雖然在約書亞和士師時期，以色列與其鄰近的亞摩利人、摩押人、非利士人、亞捫人和米甸人發生衝突，但來自敘利亞的反對相對較少。</w:t>
+      </w:r>
+    </w:p>
+    <w:p>
+      <w:pPr/>
+      <w:r>
+        <w:rPr>
+          <w:lang w:val="zh_TW" w:bidi="zh_TW"/>
+        </w:rPr>
+      </w:r>
+      <w:r>
+        <w:rPr>
+          <w:lang w:val="zh_TW" w:bidi="zh_TW"/>
+        </w:rPr>
+        <w:t>到了掃羅的時代，位於大馬士革北部的亞蘭王國瑣巴，逐漸威脅以色列人。大馬士革在這段時間可能與瑣巴結盟，因此以色列人進行防禦行動（</w:t>
+      </w:r>
+      <w:hyperlink r:id="rId50">
+        <w:r>
+          <w:rPr>
+            <w:lang w:val="zh_TW" w:bidi="zh_TW"/>
+          </w:rPr>
+          <w:rPr>
+            <w:color w:val="0000EE"/>
+            <w:u w:val="single"/>
+          </w:rPr>
+          <w:t>撒上14:47</w:t>
+        </w:r>
+      </w:hyperlink>
+      <w:r>
+        <w:rPr>
+          <w:lang w:val="zh_TW" w:bidi="zh_TW"/>
+        </w:rPr>
+        <w:t>）。大衛隨後擊敗瑣巴的哈大底謝，並控制敘利亞南部和大馬士革，他在那裡駐紮軍隊。大衛的軍隊在約押指揮下繼續得勝，大馬士革向以色列進貢。哈大底謝有一位官長利遜叛逃，並在大馬士革地區組建一支游擊部隊。隨後，在所羅門統治時期，利遜甚至侵蝕了以色列人在該地區的經濟控制，並於公元前940年左右在大馬士革自立為王（</w:t>
+      </w:r>
+      <w:hyperlink r:id="rId51">
+        <w:r>
+          <w:rPr>
+            <w:lang w:val="zh_TW" w:bidi="zh_TW"/>
+          </w:rPr>
+          <w:rPr>
+            <w:color w:val="0000EE"/>
+            <w:u w:val="single"/>
+          </w:rPr>
+          <w:t>王上11:23–25</w:t>
+        </w:r>
+      </w:hyperlink>
+      <w:r>
+        <w:rPr>
+          <w:lang w:val="zh_TW" w:bidi="zh_TW"/>
+        </w:rPr>
+        <w:t>）。</w:t>
+      </w:r>
+    </w:p>
+    <w:p>
+      <w:pPr/>
+      <w:r>
+        <w:rPr>
+          <w:lang w:val="zh_TW" w:bidi="zh_TW"/>
+        </w:rPr>
+      </w:r>
+      <w:r>
+        <w:rPr>
+          <w:lang w:val="zh_TW" w:bidi="zh_TW"/>
+        </w:rPr>
+        <w:t>在便‧哈達一世統治期間，約公元前883至843年，大馬士革軍兵圍攻撒馬利亞，並向亞哈提出易於接受的條件，條件被迅速接受。當便‧哈達成功抵抗亞述人時，大馬士革正處於權力的巔峰。在這段期間，當亞哈的兒子約蘭作以色列王時，患痲瘋病的敘利亞將軍乃幔謙卑接受先知以利沙的指示，得以痊癒。</w:t>
+      </w:r>
+    </w:p>
+    <w:p>
+      <w:pPr/>
+      <w:r>
+        <w:rPr>
+          <w:lang w:val="zh_TW" w:bidi="zh_TW"/>
+        </w:rPr>
+      </w:r>
+      <w:r>
+        <w:rPr>
+          <w:lang w:val="zh_TW" w:bidi="zh_TW"/>
+        </w:rPr>
+        <w:t>在便‧哈達與亞哈的戰鬥中，透過暗殺君王來征服國家的策略屢試不爽，便·哈達也繼續遵循相同的政策。不久之後，為了進一步征服撒馬利亞，他派遣刺殺小隊去謀殺約蘭或先知以利沙。耶和華保護他們要刺殺的對象，敘利亞人進攻未果。幾年後，受敘利亞人尊敬的以利沙大膽進入大馬士革，宣告說便‧哈達的病並非致命，但他的死期已近。便‧哈達隨後被哈薛謀殺，哈薛繼位。雖然大馬士革在約公元前838年被亞述徹底擊敗，但哈薛迅速再次崛起，到約公元前830年以利沙的其它預言都應驗了。大馬士革的軍隊隨後控制巴勒斯坦的大部分地區，聖殿的財寶被用來賄賂敘利亞人以拯救耶路撒冷（</w:t>
+      </w:r>
+      <w:hyperlink r:id="rId52">
+        <w:r>
+          <w:rPr>
+            <w:lang w:val="zh_TW" w:bidi="zh_TW"/>
+          </w:rPr>
+          <w:rPr>
+            <w:color w:val="0000EE"/>
+            <w:u w:val="single"/>
+          </w:rPr>
+          <w:t>王下12:17–18</w:t>
+        </w:r>
+      </w:hyperlink>
+      <w:r>
+        <w:rPr>
+          <w:lang w:val="zh_TW" w:bidi="zh_TW"/>
+        </w:rPr>
+        <w:t>）。</w:t>
+      </w:r>
+    </w:p>
+    <w:p>
+      <w:pPr/>
+      <w:r>
+        <w:rPr>
+          <w:lang w:val="zh_TW" w:bidi="zh_TW"/>
+        </w:rPr>
+      </w:r>
+      <w:r>
+        <w:rPr>
+          <w:lang w:val="zh_TW" w:bidi="zh_TW"/>
+        </w:rPr>
+        <w:t>便‧哈達二世計劃繼續征服以色列，但他發現不得不先應對亞述重新發起的進攻。公元前803年，大馬士革成為亞述的附庸國，但北方的國家無法控制該地區。亞述發起另一場進攻，並顯出壓倒性優勢，在此之後，孱弱的大馬士革無法平息公元前795年以色列發起的叛亂。到耶羅波安二世時期，大馬士革被迫向撒馬利亞進貢（</w:t>
+      </w:r>
+      <w:hyperlink r:id="rId53">
+        <w:r>
+          <w:rPr>
+            <w:lang w:val="zh_TW" w:bidi="zh_TW"/>
+          </w:rPr>
+          <w:rPr>
+            <w:color w:val="0000EE"/>
+            <w:u w:val="single"/>
+          </w:rPr>
+          <w:t>王下14:28</w:t>
+        </w:r>
+      </w:hyperlink>
+      <w:r>
+        <w:rPr>
+          <w:lang w:val="zh_TW" w:bidi="zh_TW"/>
+        </w:rPr>
+        <w:t>）。</w:t>
+      </w:r>
+    </w:p>
+    <w:p>
+      <w:pPr/>
+      <w:r>
+        <w:rPr>
+          <w:lang w:val="zh_TW" w:bidi="zh_TW"/>
+        </w:rPr>
+      </w:r>
+      <w:r>
+        <w:rPr>
+          <w:lang w:val="zh_TW" w:bidi="zh_TW"/>
+        </w:rPr>
+        <w:t>約公元前 738 年，敘利亞人在他們的新領袖利汛的帶領下，與以色列王比加聯合起來，試圖征服猶大。雖然他們攻佔了許多土地，但圍攻耶路撒冷的計劃卻未能成功（</w:t>
+      </w:r>
+      <w:hyperlink r:id="rId54">
+        <w:r>
+          <w:rPr>
+            <w:lang w:val="zh_TW" w:bidi="zh_TW"/>
+          </w:rPr>
+          <w:rPr>
+            <w:color w:val="0000EE"/>
+            <w:u w:val="single"/>
+          </w:rPr>
+          <w:t>王下16:5–6</w:t>
+        </w:r>
+      </w:hyperlink>
+      <w:r>
+        <w:rPr>
+          <w:lang w:val="zh_TW" w:bidi="zh_TW"/>
+        </w:rPr>
+        <w:t>；</w:t>
+      </w:r>
+      <w:hyperlink r:id="rId55">
+        <w:r>
+          <w:rPr>
+            <w:lang w:val="zh_TW" w:bidi="zh_TW"/>
+          </w:rPr>
+          <w:rPr>
+            <w:color w:val="0000EE"/>
+            <w:u w:val="single"/>
+          </w:rPr>
+          <w:t>代下28:5</w:t>
+        </w:r>
+      </w:hyperlink>
+      <w:r>
+        <w:rPr>
+          <w:lang w:val="zh_TW" w:bidi="zh_TW"/>
+        </w:rPr>
+        <w:t>）。在大馬士革似乎取得成功的時候，以賽亞（</w:t>
+      </w:r>
+      <w:hyperlink r:id="rId56">
+        <w:r>
+          <w:rPr>
+            <w:lang w:val="zh_TW" w:bidi="zh_TW"/>
+          </w:rPr>
+          <w:rPr>
+            <w:color w:val="0000EE"/>
+            <w:u w:val="single"/>
+          </w:rPr>
+          <w:t>賽8:4</w:t>
+        </w:r>
+      </w:hyperlink>
+      <w:r>
+        <w:rPr>
+          <w:lang w:val="zh_TW" w:bidi="zh_TW"/>
+        </w:rPr>
+        <w:t>，</w:t>
+      </w:r>
+      <w:hyperlink r:id="rId57">
+        <w:r>
+          <w:rPr>
+            <w:lang w:val="zh_TW" w:bidi="zh_TW"/>
+          </w:rPr>
+          <w:rPr>
+            <w:color w:val="0000EE"/>
+            <w:u w:val="single"/>
+          </w:rPr>
+          <w:t>17:1</w:t>
+        </w:r>
+      </w:hyperlink>
+      <w:r>
+        <w:rPr>
+          <w:lang w:val="zh_TW" w:bidi="zh_TW"/>
+        </w:rPr>
+        <w:t>）、阿摩司（</w:t>
+      </w:r>
+      <w:hyperlink r:id="rId58">
+        <w:r>
+          <w:rPr>
+            <w:lang w:val="zh_TW" w:bidi="zh_TW"/>
+          </w:rPr>
+          <w:rPr>
+            <w:color w:val="0000EE"/>
+            <w:u w:val="single"/>
+          </w:rPr>
+          <w:t>摩1:3–5</w:t>
+        </w:r>
+      </w:hyperlink>
+      <w:r>
+        <w:rPr>
+          <w:lang w:val="zh_TW" w:bidi="zh_TW"/>
+        </w:rPr>
+        <w:t>）和耶利米（</w:t>
+      </w:r>
+      <w:hyperlink r:id="rId59">
+        <w:r>
+          <w:rPr>
+            <w:lang w:val="zh_TW" w:bidi="zh_TW"/>
+          </w:rPr>
+          <w:rPr>
+            <w:color w:val="0000EE"/>
+            <w:u w:val="single"/>
+          </w:rPr>
+          <w:t>耶49:23–27</w:t>
+        </w:r>
+      </w:hyperlink>
+      <w:r>
+        <w:rPr>
+          <w:lang w:val="zh_TW" w:bidi="zh_TW"/>
+        </w:rPr>
+        <w:t>）卻預言這座城市的毀滅。猶大王亞哈斯棄絕神，轉而用聖殿的財寶賄賂亞述，尋求與亞述結盟，以獲得保護。亞述王提革拉毗列色三世（「普勒」）同意猶大的請求，並對敘以聯盟發動進攻。在擊敗以色列後，他攻打大馬士革，掠奪這座城市，將居民驅逐，並將來自其它被征服之地的外人安置在那裡。大馬士革不再是獨立的國家。</w:t>
+      </w:r>
+    </w:p>
+    <w:p>
+      <w:pPr/>
+      <w:r>
+        <w:rPr>
+          <w:lang w:val="zh_TW" w:bidi="zh_TW"/>
+        </w:rPr>
+      </w:r>
+      <w:r>
+        <w:rPr>
+          <w:lang w:val="zh_TW" w:bidi="zh_TW"/>
+        </w:rPr>
+        <w:t>因著大馬士革的位置關鍵，故其一直保持重要地位，亞述人將該城市用作省會。他們在公元前727年、720年和694年，以及在亞述巴尼拔（公元前669至663年）時期的記錄中，都提到大馬士革。亞述對世界的統治被新巴比倫所取代，後來又被米底－波斯取代。在波斯統治期間，大馬士革是著名的行政中心。在亞歷山大大帝的統治下，由於安提阿的商業重要性提升，大馬士革的重要性有所減弱。</w:t>
+      </w:r>
+    </w:p>
+    <w:p>
+      <w:pPr/>
+      <w:r>
+        <w:rPr>
+          <w:lang w:val="zh_TW" w:bidi="zh_TW"/>
+        </w:rPr>
+      </w:r>
+      <w:r>
+        <w:rPr>
+          <w:lang w:val="zh_TW" w:bidi="zh_TW"/>
+        </w:rPr>
+        <w:t>在兩約時期，大馬士革由不同統治者管治。亞歷山大去世後，這座城市由埃及的托勒密王朝和巴比倫的西流古王朝控制。在約公元前100年之前，敘利亞被瓜分，大馬士革成為敘利亞腓尼基的首都。該地的非敘利亞王，在對內經濟和對外與帕提亞人、哈斯蒙尼家族和納巴泰人的關係上，不斷陷入困境；在亞哩達統治下的納巴泰人，在公元前84年至72年間控制了大馬士革。隨後，權力轉移到馬加比的後裔哈斯蒙尼家族，然後是以土買人（希律家族）。公元前65年，敘利亞被羅馬人擊敗後，該地區由羅馬統治。</w:t>
+      </w:r>
+    </w:p>
+    <w:p>
+      <w:pPr/>
+      <w:r>
+        <w:rPr>
+          <w:lang w:val="zh_TW" w:bidi="zh_TW"/>
+        </w:rPr>
+      </w:r>
+      <w:r>
+        <w:rPr>
+          <w:lang w:val="zh_TW" w:bidi="zh_TW"/>
+        </w:rPr>
+        <w:t>基督受難後不久，納巴泰人重新控制了該地區，並由一位總督在佩特拉治理大馬士革。當大數的掃羅尋求猶太人的權柄，以清除大馬士革的基督徒時，該地區可能由一位被任命的阿拉伯人控制，可能是亞哩達四世（</w:t>
+      </w:r>
+      <w:hyperlink r:id="rId60">
+        <w:r>
+          <w:rPr>
+            <w:lang w:val="zh_TW" w:bidi="zh_TW"/>
+          </w:rPr>
+          <w:rPr>
+            <w:color w:val="0000EE"/>
+            <w:u w:val="single"/>
+          </w:rPr>
+          <w:t>林後11:32</w:t>
+        </w:r>
+      </w:hyperlink>
+      <w:r>
+        <w:rPr>
+          <w:lang w:val="zh_TW" w:bidi="zh_TW"/>
+        </w:rPr>
+        <w:t>）。路加在</w:t>
+      </w:r>
+      <w:hyperlink r:id="rId61">
+        <w:r>
+          <w:rPr>
+            <w:lang w:val="zh_TW" w:bidi="zh_TW"/>
+          </w:rPr>
+          <w:rPr>
+            <w:color w:val="0000EE"/>
+            <w:u w:val="single"/>
+          </w:rPr>
+          <w:t>使徒行傳九章</w:t>
+        </w:r>
+      </w:hyperlink>
+      <w:r>
+        <w:rPr>
+          <w:lang w:val="zh_TW" w:bidi="zh_TW"/>
+        </w:rPr>
+        <w:t>中的記載，與保羅自己的見證（</w:t>
+      </w:r>
+      <w:hyperlink r:id="rId62">
+        <w:r>
+          <w:rPr>
+            <w:lang w:val="zh_TW" w:bidi="zh_TW"/>
+          </w:rPr>
+          <w:rPr>
+            <w:color w:val="0000EE"/>
+            <w:u w:val="single"/>
+          </w:rPr>
+          <w:t>徒22:5–21</w:t>
+        </w:r>
+      </w:hyperlink>
+      <w:r>
+        <w:rPr>
+          <w:lang w:val="zh_TW" w:bidi="zh_TW"/>
+        </w:rPr>
+        <w:t>，</w:t>
+      </w:r>
+      <w:hyperlink r:id="rId63">
+        <w:r>
+          <w:rPr>
+            <w:lang w:val="zh_TW" w:bidi="zh_TW"/>
+          </w:rPr>
+          <w:rPr>
+            <w:color w:val="0000EE"/>
+            <w:u w:val="single"/>
+          </w:rPr>
+          <w:t>26:11–23</w:t>
+        </w:r>
+      </w:hyperlink>
+      <w:r>
+        <w:rPr>
+          <w:lang w:val="zh_TW" w:bidi="zh_TW"/>
+        </w:rPr>
+        <w:t>）相符，描述掃羅在前往大馬士革的路上看到的異象、眼睛失明以及隨後信主的經歷。這地點可能靠近敘利亞軍兵計劃刺殺以利沙時，</w:t>
+      </w:r>
+      <w:r>
+        <w:rPr>
+          <w:lang w:val="zh_TW" w:bidi="zh_TW"/>
+        </w:rPr>
+        <w:t>眼目昏迷</w:t>
+      </w:r>
+      <w:r>
+        <w:rPr>
+          <w:lang w:val="zh_TW" w:bidi="zh_TW"/>
+        </w:rPr>
+        <w:t>的地方（</w:t>
+      </w:r>
+      <w:hyperlink r:id="rId64">
+        <w:r>
+          <w:rPr>
+            <w:lang w:val="zh_TW" w:bidi="zh_TW"/>
+          </w:rPr>
+          <w:rPr>
+            <w:color w:val="0000EE"/>
+            <w:u w:val="single"/>
+          </w:rPr>
+          <w:t>王下6:18–23</w:t>
+        </w:r>
+      </w:hyperlink>
+      <w:r>
+        <w:rPr>
+          <w:lang w:val="zh_TW" w:bidi="zh_TW"/>
+        </w:rPr>
+        <w:t>）。掃羅的眼睛在一棟位於「直街」的房子裡復原，其後他就開始傳講基督教。顯然，猶太人對他宣講的騷動如此之大，以至總督也願意縱容猶太人謀殺掃羅。</w:t>
+      </w:r>
+      <w:hyperlink r:id="rId65">
+        <w:r>
+          <w:rPr>
+            <w:lang w:val="zh_TW" w:bidi="zh_TW"/>
+          </w:rPr>
+          <w:rPr>
+            <w:color w:val="0000EE"/>
+            <w:u w:val="single"/>
+          </w:rPr>
+          <w:t>使徒行傳九章23至25節</w:t>
+        </w:r>
+      </w:hyperlink>
+      <w:r>
+        <w:rPr>
+          <w:lang w:val="zh_TW" w:bidi="zh_TW"/>
+        </w:rPr>
+        <w:t>描述他逃往耶路撒冷的過程。此後，大馬士革未再見於聖經歷史。</w:t>
+      </w:r>
+    </w:p>
+    <w:p>
+      <w:pPr/>
+      <w:r>
+        <w:rPr>
+          <w:lang w:val="zh_TW" w:bidi="zh_TW"/>
+        </w:rPr>
+      </w:r>
+      <w:r>
+        <w:rPr>
+          <w:i/>
+          <w:lang w:val="zh_TW" w:bidi="zh_TW"/>
+        </w:rPr>
+        <w:t>另見</w:t>
+      </w:r>
+      <w:r>
+        <w:rPr>
+          <w:lang w:val="zh_TW" w:bidi="zh_TW"/>
+        </w:rPr>
+        <w:t xml:space="preserve"> </w:t>
+      </w:r>
+      <w:r>
+        <w:rPr>
+          <w:lang w:val="zh_TW" w:bidi="zh_TW"/>
+        </w:rPr>
+        <w:t>敘利亞、敘利亞人</w:t>
+      </w:r>
+      <w:r>
+        <w:rPr>
+          <w:lang w:val="zh_TW" w:bidi="zh_TW"/>
+        </w:rPr>
+        <w:t>。</w:t>
+      </w:r>
+      <w:r>
+        <w:rPr>
+          <w:lang w:val="zh_TW" w:bidi="zh_TW"/>
+        </w:rPr>
+      </w:r>
+      <w:r>
+        <w:rPr>
+          <w:lang w:val="zh_TW" w:bidi="zh_TW"/>
+        </w:rPr>
+      </w:r>
+    </w:p>
+    <w:p>
+      <w:pPr/>
+      <w:r>
+        <w:rPr>
+          <w:lang w:val="zh_TW" w:bidi="zh_TW"/>
+        </w:rPr>
+      </w:r>
+    </w:p>
+    <w:p>
+      <w:pPr>
+        <w:pStyle w:val="Heading2"/>
+      </w:pPr>
+      <w:r>
+        <w:rPr>
+          <w:lang w:val="zh_TW" w:bidi="zh_TW"/>
+        </w:rPr>
+        <w:t>大瑪努他</w:t>
+      </w:r>
+      <w:r>
+        <w:rPr>
+          <w:lang w:val="zh_TW" w:bidi="zh_TW"/>
+        </w:rPr>
+      </w:r>
+    </w:p>
+    <w:p>
+      <w:pPr/>
+      <w:r>
+        <w:rPr>
+          <w:lang w:val="zh_TW" w:bidi="zh_TW"/>
+        </w:rPr>
+      </w:r>
+      <w:r>
+        <w:rPr>
+          <w:lang w:val="zh_TW" w:bidi="zh_TW"/>
+        </w:rPr>
+        <w:t>位於加利利海西側、革尼撒勒平原南端附近的地區，其確切位置不明。耶穌和祂的門徒在餵飽四千人的事件後，曾短暫停留於此（</w:t>
+      </w:r>
+      <w:hyperlink r:id="rId66">
+        <w:r>
+          <w:rPr>
+            <w:lang w:val="zh_TW" w:bidi="zh_TW"/>
+          </w:rPr>
+          <w:rPr>
+            <w:color w:val="0000EE"/>
+            <w:u w:val="single"/>
+          </w:rPr>
+          <w:t>可8:10</w:t>
+        </w:r>
+      </w:hyperlink>
+      <w:r>
+        <w:rPr>
+          <w:lang w:val="zh_TW" w:bidi="zh_TW"/>
+        </w:rPr>
+        <w:t>）。當時，法利賽人來試探祂，要求祂顯示從天而來的神蹟。耶穌回答說，沒有神蹟給這世代看（</w:t>
+      </w:r>
+      <w:hyperlink r:id="rId67">
+        <w:r>
+          <w:rPr>
+            <w:lang w:val="zh_TW" w:bidi="zh_TW"/>
+          </w:rPr>
+          <w:rPr>
+            <w:color w:val="0000EE"/>
+            <w:u w:val="single"/>
+          </w:rPr>
+          <w:t>12</w:t>
+        </w:r>
+      </w:hyperlink>
+      <w:r>
+        <w:rPr>
+          <w:lang w:val="zh_TW" w:bidi="zh_TW"/>
+        </w:rPr>
+        <w:t>節），隨後便離開那裡。</w:t>
+      </w:r>
+    </w:p>
+    <w:p>
+      <w:pPr/>
+      <w:r>
+        <w:rPr>
+          <w:lang w:val="zh_TW" w:bidi="zh_TW"/>
+        </w:rPr>
+      </w:r>
+      <w:r>
+        <w:rPr>
+          <w:lang w:val="zh_TW" w:bidi="zh_TW"/>
+        </w:rPr>
+        <w:t>「大瑪努他」這名稱出現在最可靠的抄本中，然而其它文獻記載則為馬加丹（Magadan）或</w:t>
+      </w:r>
+      <w:r>
+        <w:rPr>
+          <w:lang w:val="zh_TW" w:bidi="zh_TW"/>
+        </w:rPr>
+        <w:t>抹大拉（</w:t>
+      </w:r>
+      <w:r>
+        <w:rPr>
+          <w:lang w:val="zh_TW" w:bidi="zh_TW"/>
+        </w:rPr>
+        <w:t>Magdala）。</w:t>
+      </w:r>
+      <w:hyperlink r:id="rId68">
+        <w:r>
+          <w:rPr>
+            <w:lang w:val="zh_TW" w:bidi="zh_TW"/>
+          </w:rPr>
+          <w:rPr>
+            <w:color w:val="0000EE"/>
+            <w:u w:val="single"/>
+          </w:rPr>
+          <w:t>馬太福音十五章39節</w:t>
+        </w:r>
+      </w:hyperlink>
+      <w:r>
+        <w:rPr>
+          <w:lang w:val="zh_TW" w:bidi="zh_TW"/>
+        </w:rPr>
+        <w:t>平行經文中提到的是馬加丹。因此，確切的名字和位置一直難以確定。這些名稱可能指的是同一地點，或至少是在同一地區的兩個地方。</w:t>
+      </w:r>
+    </w:p>
+    <w:p>
+      <w:pPr/>
+      <w:r>
+        <w:rPr>
+          <w:lang w:val="zh_TW" w:bidi="zh_TW"/>
+        </w:rPr>
+      </w:r>
+      <w:r>
+        <w:rPr>
+          <w:i/>
+          <w:lang w:val="zh_TW" w:bidi="zh_TW"/>
+        </w:rPr>
+        <w:t>另見</w:t>
+      </w:r>
+      <w:r>
+        <w:rPr>
+          <w:lang w:val="zh_TW" w:bidi="zh_TW"/>
+        </w:rPr>
+        <w:t xml:space="preserve"> </w:t>
+      </w:r>
+      <w:r>
+        <w:rPr>
+          <w:lang w:val="zh_TW" w:bidi="zh_TW"/>
+        </w:rPr>
+        <w:t>馬加丹</w:t>
+      </w:r>
+      <w:r>
+        <w:rPr>
+          <w:lang w:val="zh_TW" w:bidi="zh_TW"/>
+        </w:rPr>
+        <w:t>；</w:t>
+      </w:r>
+      <w:r>
+        <w:rPr>
+          <w:lang w:val="zh_TW" w:bidi="zh_TW"/>
+        </w:rPr>
+        <w:t>抹大拉</w:t>
+      </w:r>
+      <w:r>
+        <w:rPr>
+          <w:lang w:val="zh_TW" w:bidi="zh_TW"/>
+        </w:rPr>
+        <w:t>。</w:t>
+      </w:r>
+      <w:r>
+        <w:rPr>
+          <w:lang w:val="zh_TW" w:bidi="zh_TW"/>
+        </w:rPr>
+      </w:r>
+      <w:r>
+        <w:rPr>
+          <w:lang w:val="zh_TW" w:bidi="zh_TW"/>
+        </w:rPr>
+      </w:r>
+    </w:p>
+    <w:p>
+      <w:pPr/>
+      <w:r>
+        <w:rPr>
+          <w:lang w:val="zh_TW" w:bidi="zh_TW"/>
+        </w:rPr>
+      </w:r>
+    </w:p>
+    <w:p>
+      <w:pPr>
+        <w:pStyle w:val="Heading2"/>
+      </w:pPr>
+      <w:r>
+        <w:rPr>
+          <w:lang w:val="zh_TW" w:bidi="zh_TW"/>
+        </w:rPr>
+        <w:t>大錢</w:t>
+      </w:r>
+      <w:r>
+        <w:rPr>
+          <w:lang w:val="zh_TW" w:bidi="zh_TW"/>
+        </w:rPr>
+      </w:r>
+    </w:p>
+    <w:p>
+      <w:pPr>
+        <w:pStyle w:val="ListNumber"/>
+        <w:numPr>
+          <w:ilvl w:val="0"/>
+          <w:numId w:val="14"/>
+        </w:numPr>
+        <w:spacing w:line="240" w:lineRule="auto"/>
+        <w:ind w:left="720"/>
+      </w:pPr>
+      <w:r>
+        <w:rPr>
+          <w:lang w:val="zh_TW" w:bidi="zh_TW"/>
+        </w:rPr>
+      </w:r>
+      <w:r>
+        <w:rPr>
+          <w:lang w:val="zh_TW" w:bidi="zh_TW"/>
+        </w:rPr>
+        <w:t>在一些譯本中，將此用於翻譯一種小面額的硬幣，相當於一錢銀子（denarius）的十六分之一（</w:t>
+      </w:r>
+      <w:hyperlink r:id="rId69">
+        <w:r>
+          <w:rPr>
+            <w:lang w:val="zh_TW" w:bidi="zh_TW"/>
+          </w:rPr>
+          <w:rPr>
+            <w:color w:val="0000EE"/>
+            <w:u w:val="single"/>
+          </w:rPr>
+          <w:t>太10:29</w:t>
+        </w:r>
+      </w:hyperlink>
+      <w:r>
+        <w:rPr>
+          <w:lang w:val="zh_TW" w:bidi="zh_TW"/>
+        </w:rPr>
+        <w:t>；</w:t>
+      </w:r>
+      <w:hyperlink r:id="rId70">
+        <w:r>
+          <w:rPr>
+            <w:lang w:val="zh_TW" w:bidi="zh_TW"/>
+          </w:rPr>
+          <w:rPr>
+            <w:color w:val="0000EE"/>
+            <w:u w:val="single"/>
+          </w:rPr>
+          <w:t>路12:6</w:t>
+        </w:r>
+      </w:hyperlink>
+      <w:r>
+        <w:rPr>
+          <w:lang w:val="zh_TW" w:bidi="zh_TW"/>
+        </w:rPr>
+        <w:t>）。一錢銀子是一日的工資。</w:t>
+      </w:r>
+    </w:p>
+    <w:p>
+      <w:pPr>
+        <w:pStyle w:val="ListNumber"/>
+        <w:spacing w:line="240" w:lineRule="auto"/>
+        <w:ind w:left="720"/>
+      </w:pPr>
+      <w:r>
+        <w:rPr>
+          <w:lang w:val="zh_TW" w:bidi="zh_TW"/>
+        </w:rPr>
+      </w:r>
+      <w:r>
+        <w:rPr>
+          <w:lang w:val="zh_TW" w:bidi="zh_TW"/>
+        </w:rPr>
+        <w:t>在一些譯本中，另一處將其譯為「大錢（penny）」，相當於上述#1的四分之一，或一錢銀子的六十四分之一（</w:t>
+      </w:r>
+      <w:hyperlink r:id="rId71">
+        <w:r>
+          <w:rPr>
+            <w:lang w:val="zh_TW" w:bidi="zh_TW"/>
+          </w:rPr>
+          <w:rPr>
+            <w:color w:val="0000EE"/>
+            <w:u w:val="single"/>
+          </w:rPr>
+          <w:t>太5:26</w:t>
+        </w:r>
+      </w:hyperlink>
+      <w:r>
+        <w:rPr>
+          <w:lang w:val="zh_TW" w:bidi="zh_TW"/>
+        </w:rPr>
+        <w:t>；</w:t>
+      </w:r>
+      <w:hyperlink r:id="rId72">
+        <w:r>
+          <w:rPr>
+            <w:lang w:val="zh_TW" w:bidi="zh_TW"/>
+          </w:rPr>
+          <w:rPr>
+            <w:color w:val="0000EE"/>
+            <w:u w:val="single"/>
+          </w:rPr>
+          <w:t>可12:42</w:t>
+        </w:r>
+      </w:hyperlink>
+      <w:r>
+        <w:rPr>
+          <w:lang w:val="zh_TW" w:bidi="zh_TW"/>
+        </w:rPr>
+        <w:t>）。</w:t>
+      </w:r>
+    </w:p>
+    <w:p>
+      <w:pPr/>
+      <w:r>
+        <w:rPr>
+          <w:lang w:val="zh_TW" w:bidi="zh_TW"/>
+        </w:rPr>
+      </w:r>
+      <w:r>
+        <w:rPr>
+          <w:i/>
+          <w:lang w:val="zh_TW" w:bidi="zh_TW"/>
+        </w:rPr>
+        <w:t>另見</w:t>
+      </w:r>
+      <w:r>
+        <w:rPr>
+          <w:lang w:val="zh_TW" w:bidi="zh_TW"/>
+        </w:rPr>
+        <w:t xml:space="preserve"> 銀錢；銀子。</w:t>
+      </w:r>
+      <w:r>
+        <w:rPr>
+          <w:lang w:val="zh_TW" w:bidi="zh_TW"/>
+        </w:rPr>
+      </w:r>
+      <w:r>
+        <w:rPr>
+          <w:lang w:val="zh_TW" w:bidi="zh_TW"/>
+        </w:rPr>
+      </w:r>
+    </w:p>
+    <w:p>
+      <w:pPr/>
+      <w:r>
+        <w:rPr>
+          <w:lang w:val="zh_TW" w:bidi="zh_TW"/>
+        </w:rPr>
+      </w:r>
+    </w:p>
+    <w:p>
+      <w:pPr>
+        <w:pStyle w:val="Heading2"/>
+      </w:pPr>
+      <w:r>
+        <w:rPr>
+          <w:lang w:val="zh_TW" w:bidi="zh_TW"/>
+        </w:rPr>
+        <w:t>大衛</w:t>
+      </w:r>
+      <w:r>
+        <w:rPr>
+          <w:lang w:val="zh_TW" w:bidi="zh_TW"/>
+        </w:rPr>
+      </w:r>
+    </w:p>
+    <w:p>
+      <w:pPr/>
+      <w:r>
+        <w:rPr>
+          <w:lang w:val="zh_TW" w:bidi="zh_TW"/>
+        </w:rPr>
+      </w:r>
+      <w:r>
+        <w:rPr>
+          <w:lang w:val="zh_TW" w:bidi="zh_TW"/>
+        </w:rPr>
+        <w:t>以色列最重要的王。大衛的王國代表以色列在舊約歷史上權力和影響力的巔峰。</w:t>
+      </w:r>
+    </w:p>
+    <w:p>
+      <w:pPr/>
+      <w:r>
+        <w:rPr>
+          <w:lang w:val="zh_TW" w:bidi="zh_TW"/>
+        </w:rPr>
+      </w:r>
+      <w:r>
+        <w:rPr>
+          <w:lang w:val="zh_TW" w:bidi="zh_TW"/>
+        </w:rPr>
+        <w:t>舊約中專門記載大衛統治的兩卷書，是撒母耳記下和歷代志上。大衛早年的事蹟則記錄在撒母耳記上，自第</w:t>
+      </w:r>
+      <w:hyperlink r:id="rId73">
+        <w:r>
+          <w:rPr>
+            <w:lang w:val="zh_TW" w:bidi="zh_TW"/>
+          </w:rPr>
+          <w:rPr>
+            <w:color w:val="0000EE"/>
+            <w:u w:val="single"/>
+          </w:rPr>
+          <w:t>十六</w:t>
+        </w:r>
+      </w:hyperlink>
+      <w:r>
+        <w:rPr>
+          <w:lang w:val="zh_TW" w:bidi="zh_TW"/>
+        </w:rPr>
+        <w:t>章開始。聖經中的詩篇，有接近一半是由大衛所寫。他的重要地位延伸到新約，人們認定他是耶穌基督的祖先和彌賽亞君王的預表。</w:t>
+      </w:r>
+    </w:p>
+    <w:p>
+      <w:pPr/>
+      <w:r>
+        <w:rPr>
+          <w:lang w:val="zh_TW" w:bidi="zh_TW"/>
+        </w:rPr>
+      </w:r>
+      <w:r>
+        <w:rPr>
+          <w:lang w:val="zh_TW" w:bidi="zh_TW"/>
+        </w:rPr>
+        <w:t>概述</w:t>
+      </w:r>
+    </w:p>
+    <w:p>
+      <w:pPr>
+        <w:pStyle w:val="ListBullet"/>
+        <w:spacing w:line="240" w:lineRule="auto"/>
+        <w:ind w:left="720"/>
+      </w:pPr>
+      <w:r>
+        <w:rPr>
+          <w:lang w:val="zh_TW" w:bidi="zh_TW"/>
+        </w:rPr>
+      </w:r>
+      <w:r>
+        <w:rPr>
+          <w:lang w:val="zh_TW" w:bidi="zh_TW"/>
+        </w:rPr>
+        <w:t>早年</w:t>
+      </w:r>
+    </w:p>
+    <w:p>
+      <w:pPr>
+        <w:pStyle w:val="ListBullet"/>
+        <w:spacing w:line="240" w:lineRule="auto"/>
+        <w:ind w:left="720"/>
+      </w:pPr>
+      <w:r>
+        <w:rPr>
+          <w:lang w:val="zh_TW" w:bidi="zh_TW"/>
+        </w:rPr>
+      </w:r>
+      <w:r>
+        <w:rPr>
+          <w:lang w:val="zh_TW" w:bidi="zh_TW"/>
+        </w:rPr>
+        <w:t>為君王職分做準備</w:t>
+      </w:r>
+    </w:p>
+    <w:p>
+      <w:pPr>
+        <w:pStyle w:val="ListBullet"/>
+        <w:spacing w:line="240" w:lineRule="auto"/>
+        <w:ind w:left="720"/>
+      </w:pPr>
+      <w:r>
+        <w:rPr>
+          <w:lang w:val="zh_TW" w:bidi="zh_TW"/>
+        </w:rPr>
+      </w:r>
+      <w:r>
+        <w:rPr>
+          <w:lang w:val="zh_TW" w:bidi="zh_TW"/>
+        </w:rPr>
+        <w:t>大衛作為君王</w:t>
+      </w:r>
+    </w:p>
+    <w:p>
+      <w:pPr>
+        <w:pStyle w:val="ListBullet"/>
+        <w:spacing w:line="240" w:lineRule="auto"/>
+        <w:ind w:left="720"/>
+      </w:pPr>
+      <w:r>
+        <w:rPr>
+          <w:lang w:val="zh_TW" w:bidi="zh_TW"/>
+        </w:rPr>
+      </w:r>
+      <w:r>
+        <w:rPr>
+          <w:lang w:val="zh_TW" w:bidi="zh_TW"/>
+        </w:rPr>
+        <w:t>大衛的持續影響</w:t>
+      </w:r>
+    </w:p>
+    <w:p>
+      <w:pPr>
+        <w:pStyle w:val="Heading3"/>
+      </w:pPr>
+      <w:r>
+        <w:rPr>
+          <w:lang w:val="zh_TW" w:bidi="zh_TW"/>
+        </w:rPr>
+        <w:t>早年</w:t>
       </w:r>
     </w:p>
     <w:p>
@@ -253,7 +2566,7 @@
         <w:rPr>
           <w:lang w:val="zh_TW" w:bidi="zh_TW"/>
         </w:rPr>
-        <w:t>對觀福音</w:t>
+        <w:t>家世</w:t>
       </w:r>
     </w:p>
     <w:p>
@@ -267,36 +2580,36 @@
         <w:rPr>
           <w:lang w:val="zh_TW" w:bidi="zh_TW"/>
         </w:rPr>
-        <w:t>馬可福音沒有關於道成肉身的記載，並且強調耶穌的彌賽亞身份多過祂的神性。因此，有些人認為馬可福音代表了當時教會的神學還處於早期階段，是在道成肉身的教義尚未形成之前。但這一點值得懷疑，有以下兩個原因：道成肉身的經文，如腓立比書讚美詩這樣的（</w:t>
-      </w:r>
-      <w:hyperlink r:id="rId13">
-        <w:r>
-          <w:rPr>
-            <w:lang w:val="zh_TW" w:bidi="zh_TW"/>
-          </w:rPr>
-          <w:rPr>
-            <w:color w:val="0000EE"/>
-            <w:u w:val="single"/>
-          </w:rPr>
-          <w:t>腓2:6–11</w:t>
-        </w:r>
-      </w:hyperlink>
-      <w:r>
-        <w:rPr>
-          <w:lang w:val="zh_TW" w:bidi="zh_TW"/>
-        </w:rPr>
-        <w:t>），可能成書早於馬可福音，並且馬可對基督的二性有完整的神學論述。雖然他強調耶穌的人性，但是馬可是以強調神性來突顯這一點。耶穌在受洗和登山變像時，被天上的聲音稱為「愛子」（</w:t>
-      </w:r>
-      <w:hyperlink r:id="rId14">
-        <w:r>
-          <w:rPr>
-            <w:lang w:val="zh_TW" w:bidi="zh_TW"/>
-          </w:rPr>
-          <w:rPr>
-            <w:color w:val="0000EE"/>
-            <w:u w:val="single"/>
-          </w:rPr>
-          <w:t>可1:11</w:t>
+        <w:t>大衛是耶西家中最小的兒子，屬於猶大支派。他們一家住在伯利恆，距離耶路撒冷約六英里（十公里）。他的曾祖母是來自摩押地的路得（</w:t>
+      </w:r>
+      <w:hyperlink r:id="rId74">
+        <w:r>
+          <w:rPr>
+            <w:lang w:val="zh_TW" w:bidi="zh_TW"/>
+          </w:rPr>
+          <w:rPr>
+            <w:color w:val="0000EE"/>
+            <w:u w:val="single"/>
+          </w:rPr>
+          <w:t>得4:18–22</w:t>
+        </w:r>
+      </w:hyperlink>
+      <w:r>
+        <w:rPr>
+          <w:lang w:val="zh_TW" w:bidi="zh_TW"/>
+        </w:rPr>
+        <w:t>）。舊約與新約中的族譜，均將大衛的血統追溯到雅各的兒子猶大（</w:t>
+      </w:r>
+      <w:hyperlink r:id="rId75">
+        <w:r>
+          <w:rPr>
+            <w:lang w:val="zh_TW" w:bidi="zh_TW"/>
+          </w:rPr>
+          <w:rPr>
+            <w:color w:val="0000EE"/>
+            <w:u w:val="single"/>
+          </w:rPr>
+          <w:t>代上2:3–15</w:t>
         </w:r>
       </w:hyperlink>
       <w:r>
@@ -305,34 +2618,16 @@
         </w:rPr>
         <w:t>；</w:t>
       </w:r>
-      <w:hyperlink r:id="rId15">
-        <w:r>
-          <w:rPr>
-            <w:lang w:val="zh_TW" w:bidi="zh_TW"/>
-          </w:rPr>
-          <w:rPr>
-            <w:color w:val="0000EE"/>
-            <w:u w:val="single"/>
-          </w:rPr>
-          <w:t>9:7</w:t>
-        </w:r>
-      </w:hyperlink>
-      <w:r>
-        <w:rPr>
-          <w:lang w:val="zh_TW" w:bidi="zh_TW"/>
-        </w:rPr>
-        <w:t>）；污鬼稱他為神的兒子（</w:t>
-      </w:r>
-      <w:hyperlink r:id="rId16">
-        <w:r>
-          <w:rPr>
-            <w:lang w:val="zh_TW" w:bidi="zh_TW"/>
-          </w:rPr>
-          <w:rPr>
-            <w:color w:val="0000EE"/>
-            <w:u w:val="single"/>
-          </w:rPr>
-          <w:t>3:11</w:t>
+      <w:hyperlink r:id="rId76">
+        <w:r>
+          <w:rPr>
+            <w:lang w:val="zh_TW" w:bidi="zh_TW"/>
+          </w:rPr>
+          <w:rPr>
+            <w:color w:val="0000EE"/>
+            <w:u w:val="single"/>
+          </w:rPr>
+          <w:t>太1:3–6</w:t>
         </w:r>
       </w:hyperlink>
       <w:r>
@@ -341,70 +2636,572 @@
         </w:rPr>
         <w:t>；</w:t>
       </w:r>
-      <w:hyperlink r:id="rId17">
-        <w:r>
-          <w:rPr>
-            <w:lang w:val="zh_TW" w:bidi="zh_TW"/>
-          </w:rPr>
-          <w:rPr>
-            <w:color w:val="0000EE"/>
-            <w:u w:val="single"/>
-          </w:rPr>
-          <w:t>5:7</w:t>
-        </w:r>
-      </w:hyperlink>
-      <w:r>
-        <w:rPr>
-          <w:lang w:val="zh_TW" w:bidi="zh_TW"/>
-        </w:rPr>
-        <w:t>），羅馬百夫長也如此稱呼祂（</w:t>
-      </w:r>
-      <w:hyperlink r:id="rId18">
-        <w:r>
-          <w:rPr>
-            <w:lang w:val="zh_TW" w:bidi="zh_TW"/>
-          </w:rPr>
-          <w:rPr>
-            <w:color w:val="0000EE"/>
-            <w:u w:val="single"/>
-          </w:rPr>
-          <w:t>15:39</w:t>
-        </w:r>
-      </w:hyperlink>
-      <w:r>
-        <w:rPr>
-          <w:lang w:val="zh_TW" w:bidi="zh_TW"/>
-        </w:rPr>
-        <w:t>）。耶穌的「阿爸父」禱告（</w:t>
-      </w:r>
-      <w:hyperlink r:id="rId19">
-        <w:r>
-          <w:rPr>
-            <w:lang w:val="zh_TW" w:bidi="zh_TW"/>
-          </w:rPr>
-          <w:rPr>
-            <w:color w:val="0000EE"/>
-            <w:u w:val="single"/>
-          </w:rPr>
-          <w:t>14:36</w:t>
-        </w:r>
-      </w:hyperlink>
-      <w:r>
-        <w:rPr>
-          <w:lang w:val="zh_TW" w:bidi="zh_TW"/>
-        </w:rPr>
-        <w:t>；參</w:t>
-      </w:r>
-      <w:hyperlink r:id="rId20">
-        <w:r>
-          <w:rPr>
-            <w:lang w:val="zh_TW" w:bidi="zh_TW"/>
-          </w:rPr>
-          <w:rPr>
-            <w:color w:val="0000EE"/>
-            <w:u w:val="single"/>
-          </w:rPr>
-          <w:t>太26:39</w:t>
+      <w:hyperlink r:id="rId77">
+        <w:r>
+          <w:rPr>
+            <w:lang w:val="zh_TW" w:bidi="zh_TW"/>
+          </w:rPr>
+          <w:rPr>
+            <w:color w:val="0000EE"/>
+            <w:u w:val="single"/>
+          </w:rPr>
+          <w:t>路3:31–33</w:t>
+        </w:r>
+      </w:hyperlink>
+      <w:r>
+        <w:rPr>
+          <w:lang w:val="zh_TW" w:bidi="zh_TW"/>
+        </w:rPr>
+        <w:t>）。</w:t>
+      </w:r>
+    </w:p>
+    <w:p>
+      <w:pPr>
+        <w:pStyle w:val="Heading4"/>
+      </w:pPr>
+      <w:r>
+        <w:rPr>
+          <w:lang w:val="zh_TW" w:bidi="zh_TW"/>
+        </w:rPr>
+        <w:t>訓練與才能</w:t>
+      </w:r>
+    </w:p>
+    <w:p>
+      <w:pPr/>
+      <w:r>
+        <w:rPr>
+          <w:lang w:val="zh_TW" w:bidi="zh_TW"/>
+        </w:rPr>
+      </w:r>
+      <w:r>
+        <w:rPr>
+          <w:lang w:val="zh_TW" w:bidi="zh_TW"/>
+        </w:rPr>
+        <w:t>我們對於大衛早年的生活，所知甚少。他年少時為父親牧羊，甚至冒險擊殺襲擊羊群的熊和獅子。後來，大衛公開承認，神曾賜給他保護羊群的本領和力量（</w:t>
+      </w:r>
+      <w:hyperlink r:id="rId21">
+        <w:r>
+          <w:rPr>
+            <w:lang w:val="zh_TW" w:bidi="zh_TW"/>
+          </w:rPr>
+          <w:rPr>
+            <w:color w:val="0000EE"/>
+            <w:u w:val="single"/>
+          </w:rPr>
+          <w:t>撒上17:34–37</w:t>
+        </w:r>
+      </w:hyperlink>
+      <w:r>
+        <w:rPr>
+          <w:lang w:val="zh_TW" w:bidi="zh_TW"/>
+        </w:rPr>
+        <w:t>）。</w:t>
+      </w:r>
+    </w:p>
+    <w:p>
+      <w:pPr/>
+      <w:r>
+        <w:rPr>
+          <w:lang w:val="zh_TW" w:bidi="zh_TW"/>
+        </w:rPr>
+      </w:r>
+      <w:r>
+        <w:rPr>
+          <w:lang w:val="zh_TW" w:bidi="zh_TW"/>
+        </w:rPr>
+        <w:t>大衛也是一位出色的音樂家。他的豎琴技巧卓越，以至當掃羅王的宮廷需要樂手時，有人立即舉薦大衛。</w:t>
+      </w:r>
+    </w:p>
+    <w:p>
+      <w:pPr/>
+      <w:r>
+        <w:rPr>
+          <w:lang w:val="zh_TW" w:bidi="zh_TW"/>
+        </w:rPr>
+      </w:r>
+      <w:r>
+        <w:rPr>
+          <w:lang w:val="zh_TW" w:bidi="zh_TW"/>
+        </w:rPr>
+        <w:t>在耶西家中，大衛的地位無足輕重。當全國知名的先知撒母耳拜訪耶西的家時，所有哥哥都被叫來見他；而大衛則在牧羊。神指示撒母耳要從耶西的兒子中膏立一位王，但事先並未告知是哪一位兒子。七個兄弟在撒母耳面前經過，他感受到神的引導而進一步詢問，得知耶西還有一個兒子。大衛隨即被召來，並受撒母耳膏立，領受耶和華的靈（</w:t>
+      </w:r>
+      <w:hyperlink r:id="rId78">
+        <w:r>
+          <w:rPr>
+            <w:lang w:val="zh_TW" w:bidi="zh_TW"/>
+          </w:rPr>
+          <w:rPr>
+            <w:color w:val="0000EE"/>
+            <w:u w:val="single"/>
+          </w:rPr>
+          <w:t>撒上16:1–13</w:t>
+        </w:r>
+      </w:hyperlink>
+      <w:r>
+        <w:rPr>
+          <w:lang w:val="zh_TW" w:bidi="zh_TW"/>
+        </w:rPr>
+        <w:t>）。不論耶西一家如何理解這次膏立，卻似乎沒有即時改變大衛的生活模式，他仍然繼續牧羊。</w:t>
+      </w:r>
+    </w:p>
+    <w:p>
+      <w:pPr>
+        <w:pStyle w:val="Heading3"/>
+      </w:pPr>
+      <w:r>
+        <w:rPr>
+          <w:lang w:val="zh_TW" w:bidi="zh_TW"/>
+        </w:rPr>
+        <w:t>為君王職分做準備</w:t>
+      </w:r>
+    </w:p>
+    <w:p>
+      <w:pPr/>
+      <w:r>
+        <w:rPr>
+          <w:lang w:val="zh_TW" w:bidi="zh_TW"/>
+        </w:rPr>
+      </w:r>
+      <w:r>
+        <w:rPr>
+          <w:lang w:val="zh_TW" w:bidi="zh_TW"/>
+        </w:rPr>
+        <w:t>大衛年輕時願意服事他人，儘管他已被膏立為王。他為軍中的三位兄長補給時，得到展現自己、獲得全國名聲的機會。</w:t>
+      </w:r>
+    </w:p>
+    <w:p>
+      <w:pPr/>
+      <w:r>
+        <w:rPr>
+          <w:lang w:val="zh_TW" w:bidi="zh_TW"/>
+        </w:rPr>
+      </w:r>
+      <w:r>
+        <w:rPr>
+          <w:lang w:val="zh_TW" w:bidi="zh_TW"/>
+        </w:rPr>
+        <w:t>年紀輕輕的大衛，對神有敏銳的心。他探望兄長時，因為非利士人歌利亞挑釁神的軍隊而憤怒。雖然他受到兄長責備，卻仍接受挑戰，迎戰歌利亞。他相信那位幫助他擊殺獅子與熊的神，也必然會幫助他面對這位非利士戰士。因此，憑藉對神的信心和甩石的技巧，大衛擊殺了歌利亞（</w:t>
+      </w:r>
+      <w:hyperlink r:id="rId79">
+        <w:r>
+          <w:rPr>
+            <w:lang w:val="zh_TW" w:bidi="zh_TW"/>
+          </w:rPr>
+          <w:rPr>
+            <w:color w:val="0000EE"/>
+            <w:u w:val="single"/>
+          </w:rPr>
+          <w:t>撒上17:12–58</w:t>
+        </w:r>
+      </w:hyperlink>
+      <w:r>
+        <w:rPr>
+          <w:lang w:val="zh_TW" w:bidi="zh_TW"/>
+        </w:rPr>
+        <w:t>）。</w:t>
+      </w:r>
+    </w:p>
+    <w:p>
+      <w:pPr>
+        <w:pStyle w:val="Heading4"/>
+      </w:pPr>
+      <w:r>
+        <w:rPr>
+          <w:lang w:val="zh_TW" w:bidi="zh_TW"/>
+        </w:rPr>
+        <w:t>全國知名</w:t>
+      </w:r>
+    </w:p>
+    <w:p>
+      <w:pPr/>
+      <w:r>
+        <w:rPr>
+          <w:lang w:val="zh_TW" w:bidi="zh_TW"/>
+        </w:rPr>
+      </w:r>
+      <w:r>
+        <w:rPr>
+          <w:lang w:val="zh_TW" w:bidi="zh_TW"/>
+        </w:rPr>
+        <w:t>擊殺歌利亞之事，使大衛成為以色列的英雄，也讓他與掃羅王室建立了密切關係。不過，他得到勝利，又獲得全國讚譽，引發掃羅嫉妒，最終導致大衛被逐出以色列地。</w:t>
+      </w:r>
+    </w:p>
+    <w:p>
+      <w:pPr>
+        <w:pStyle w:val="Heading4"/>
+      </w:pPr>
+      <w:r>
+        <w:rPr>
+          <w:lang w:val="zh_TW" w:bidi="zh_TW"/>
+        </w:rPr>
+        <w:t>在王室中</w:t>
+      </w:r>
+    </w:p>
+    <w:p>
+      <w:pPr/>
+      <w:r>
+        <w:rPr>
+          <w:lang w:val="zh_TW" w:bidi="zh_TW"/>
+        </w:rPr>
+      </w:r>
+      <w:r>
+        <w:rPr>
+          <w:lang w:val="zh_TW" w:bidi="zh_TW"/>
+        </w:rPr>
+        <w:t>掃羅曾應許將長女米拉嫁給大衛，但後來反悔，改將另一個女兒米甲許配給他。掃羅要求的聘禮是從非利士人身上取來的戰利品，目的在於使大衛死於非利士人之手。然而，大衛再次得勝，婦女歌頌他的戰績，使掃羅更為嫉妒，令大衛的生命更加危險（</w:t>
+      </w:r>
+      <w:hyperlink r:id="rId80">
+        <w:r>
+          <w:rPr>
+            <w:lang w:val="zh_TW" w:bidi="zh_TW"/>
+          </w:rPr>
+          <w:rPr>
+            <w:color w:val="0000EE"/>
+            <w:u w:val="single"/>
+          </w:rPr>
+          <w:t>撒上18:6–30</w:t>
+        </w:r>
+      </w:hyperlink>
+      <w:r>
+        <w:rPr>
+          <w:lang w:val="zh_TW" w:bidi="zh_TW"/>
+        </w:rPr>
+        <w:t>）。</w:t>
+      </w:r>
+    </w:p>
+    <w:p>
+      <w:pPr/>
+      <w:r>
+        <w:rPr>
+          <w:lang w:val="zh_TW" w:bidi="zh_TW"/>
+        </w:rPr>
+      </w:r>
+      <w:r>
+        <w:rPr>
+          <w:lang w:val="zh_TW" w:bidi="zh_TW"/>
+        </w:rPr>
+        <w:t>同時，大衛和掃羅的兒子約拿單建立了深厚的友誼。他們立約，約拿單將自己最好的軍事裝備（劍、弓和腰帶）送給大衛。儘管掃羅試圖挑撥約拿單與大衛的關係，他們的友誼卻更加深厚。由於掃羅試圖殺害大衛，大衛不得不逃離王宮，過著逃亡的生活。</w:t>
+      </w:r>
+    </w:p>
+    <w:p>
+      <w:pPr/>
+      <w:r>
+        <w:rPr>
+          <w:lang w:val="zh_TW" w:bidi="zh_TW"/>
+        </w:rPr>
+      </w:r>
+      <w:r>
+        <w:rPr>
+          <w:lang w:val="zh_TW" w:bidi="zh_TW"/>
+        </w:rPr>
+        <w:t>約拿單警告大衛，指掃羅仍會圖謀害命，大衛於是前往拉瑪尋找先知撒母耳。他們一起去了靠近拉瑪的拿約。掃羅派出幾批人抓捕大衛，最後親自帶人前往，但所有抓捕行動受到挫敗，因為神的靈使他們整夜說預言（</w:t>
+      </w:r>
+      <w:hyperlink r:id="rId81">
+        <w:r>
+          <w:rPr>
+            <w:lang w:val="zh_TW" w:bidi="zh_TW"/>
+          </w:rPr>
+          <w:rPr>
+            <w:color w:val="0000EE"/>
+            <w:u w:val="single"/>
+          </w:rPr>
+          <w:t>撒上19章</w:t>
+        </w:r>
+      </w:hyperlink>
+      <w:r>
+        <w:rPr>
+          <w:lang w:val="zh_TW" w:bidi="zh_TW"/>
+        </w:rPr>
+        <w:t>）。</w:t>
+      </w:r>
+    </w:p>
+    <w:p>
+      <w:pPr/>
+      <w:r>
+        <w:rPr>
+          <w:lang w:val="zh_TW" w:bidi="zh_TW"/>
+        </w:rPr>
+      </w:r>
+      <w:r>
+        <w:rPr>
+          <w:lang w:val="zh_TW" w:bidi="zh_TW"/>
+        </w:rPr>
+        <w:t>大衛再次與約拿單商議，意識到掃羅的嫉妒已經轉化為仇恨。約拿單知道大衛將來必成為以色列的王，於是要求大衛保證，在他掌權時會保護自己的後代（</w:t>
+      </w:r>
+      <w:hyperlink r:id="rId82">
+        <w:r>
+          <w:rPr>
+            <w:lang w:val="zh_TW" w:bidi="zh_TW"/>
+          </w:rPr>
+          <w:rPr>
+            <w:color w:val="0000EE"/>
+            <w:u w:val="single"/>
+          </w:rPr>
+          <w:t>撒上20章</w:t>
+        </w:r>
+      </w:hyperlink>
+      <w:r>
+        <w:rPr>
+          <w:lang w:val="zh_TW" w:bidi="zh_TW"/>
+        </w:rPr>
+        <w:t>）。</w:t>
+      </w:r>
+    </w:p>
+    <w:p>
+      <w:pPr>
+        <w:pStyle w:val="Heading4"/>
+      </w:pPr>
+      <w:r>
+        <w:rPr>
+          <w:lang w:val="zh_TW" w:bidi="zh_TW"/>
+        </w:rPr>
+        <w:t>逃亡生活</w:t>
+      </w:r>
+    </w:p>
+    <w:p>
+      <w:pPr/>
+      <w:r>
+        <w:rPr>
+          <w:lang w:val="zh_TW" w:bidi="zh_TW"/>
+        </w:rPr>
+      </w:r>
+      <w:r>
+        <w:rPr>
+          <w:lang w:val="zh_TW" w:bidi="zh_TW"/>
+        </w:rPr>
+        <w:t>逃離掃羅的追殺後，大衛來到挪伯。在那裡，他欺騙當時的祭司亞希米勒，獲得食物和歌利亞的劍（是戰利品收藏）。一個名叫多益的以東人（掃羅牧人的首領）目睹在挪伯發生的事。大衛繼續逃亡，暫時躲避在迦特王亞吉處（</w:t>
+      </w:r>
+      <w:hyperlink r:id="rId83">
+        <w:r>
+          <w:rPr>
+            <w:lang w:val="zh_TW" w:bidi="zh_TW"/>
+          </w:rPr>
+          <w:rPr>
+            <w:color w:val="0000EE"/>
+            <w:u w:val="single"/>
+          </w:rPr>
+          <w:t>撒上21章</w:t>
+        </w:r>
+      </w:hyperlink>
+      <w:r>
+        <w:rPr>
+          <w:lang w:val="zh_TW" w:bidi="zh_TW"/>
+        </w:rPr>
+        <w:t>），隨後在避至亞杜蘭洞。亞杜蘭洞位於伯利恆西南約10英里（16.1公里）。他的親屬以及約400名能戰之士聚集到他身邊。大衛前往摩押的米斯巴，為了他父母的安全，請求摩押王，讓他們留在那裡。大衛自己也在一個山寨住了一段時間。當先知迦得告訴他不要留在此山寨時，大衛就離開，回到猶大地，在哈列樹林居住（</w:t>
+      </w:r>
+      <w:hyperlink r:id="rId84">
+        <w:r>
+          <w:rPr>
+            <w:lang w:val="zh_TW" w:bidi="zh_TW"/>
+          </w:rPr>
+          <w:rPr>
+            <w:color w:val="0000EE"/>
+            <w:u w:val="single"/>
+          </w:rPr>
+          <w:t>撒上22:1–5</w:t>
+        </w:r>
+      </w:hyperlink>
+      <w:r>
+        <w:rPr>
+          <w:lang w:val="zh_TW" w:bidi="zh_TW"/>
+        </w:rPr>
+        <w:t>）。</w:t>
+      </w:r>
+    </w:p>
+    <w:p>
+      <w:pPr/>
+      <w:r>
+        <w:rPr>
+          <w:lang w:val="zh_TW" w:bidi="zh_TW"/>
+        </w:rPr>
+      </w:r>
+      <w:r>
+        <w:rPr>
+          <w:lang w:val="zh_TW" w:bidi="zh_TW"/>
+        </w:rPr>
+        <w:t>掃羅對大衛能夠自由行動極為憤怒，指控他的臣民串通。多益報告自己在挪伯看到的事後，掃羅下令處決亞希米勒和其他84名祭司，並屠殺挪伯所有居民。一個名叫亞比亞他的祭司逃脫，向大衛報告掃羅的暴行。大衛向他保證提供保護（</w:t>
+      </w:r>
+      <w:hyperlink r:id="rId85">
+        <w:r>
+          <w:rPr>
+            <w:lang w:val="zh_TW" w:bidi="zh_TW"/>
+          </w:rPr>
+          <w:rPr>
+            <w:color w:val="0000EE"/>
+            <w:u w:val="single"/>
+          </w:rPr>
+          <w:t>撒上22:6–23</w:t>
+        </w:r>
+      </w:hyperlink>
+      <w:r>
+        <w:rPr>
+          <w:lang w:val="zh_TW" w:bidi="zh_TW"/>
+        </w:rPr>
+        <w:t>）。</w:t>
+      </w:r>
+    </w:p>
+    <w:p>
+      <w:pPr/>
+      <w:r>
+        <w:rPr>
+          <w:lang w:val="zh_TW" w:bidi="zh_TW"/>
+        </w:rPr>
+      </w:r>
+      <w:r>
+        <w:rPr>
+          <w:lang w:val="zh_TW" w:bidi="zh_TW"/>
+        </w:rPr>
+        <w:t>非利士人一直伺機利用以色列的弱點。在非利士人襲擊基伊拉（位於伯利恆西南約12英里或19.3公里）後，大衛率領人馬報復，讓掃羅有機會攻擊大衛。然而，大衛成功逃往希伯崙附近的曠野——西弗的沙漠地帶。在那片曠野中，大衛與約拿單最後一次相見。大衛被掃羅的軍隊追擊，便逃往更南的地區。他幾乎在靠近瑪雲的曠野中被包圍，但因非利士人再次進攻以色列，掃羅被迫帶兵撤離（</w:t>
+      </w:r>
+      <w:hyperlink r:id="rId86">
+        <w:r>
+          <w:rPr>
+            <w:lang w:val="zh_TW" w:bidi="zh_TW"/>
+          </w:rPr>
+          <w:rPr>
+            <w:color w:val="0000EE"/>
+            <w:u w:val="single"/>
+          </w:rPr>
+          <w:t>撒上23章</w:t>
+        </w:r>
+      </w:hyperlink>
+      <w:r>
+        <w:rPr>
+          <w:lang w:val="zh_TW" w:bidi="zh_TW"/>
+        </w:rPr>
+        <w:t>）。</w:t>
+      </w:r>
+    </w:p>
+    <w:p>
+      <w:pPr/>
+      <w:r>
+        <w:rPr>
+          <w:lang w:val="zh_TW" w:bidi="zh_TW"/>
+        </w:rPr>
+      </w:r>
+      <w:r>
+        <w:rPr>
+          <w:lang w:val="zh_TW" w:bidi="zh_TW"/>
+        </w:rPr>
+        <w:t>大衛的下一個避難之處，位於死海西岸的隱‧基底，大衛被掃羅追捕，掃羅帶著三千名士兵來搜捕他。大衛有機會殺害掃羅，但他拒絕傷害這位「耶和華的受膏者」以色列的王。掃羅得知大衛忠心後，承認自己追殺大衛是罪（</w:t>
+      </w:r>
+      <w:hyperlink r:id="rId87">
+        <w:r>
+          <w:rPr>
+            <w:lang w:val="zh_TW" w:bidi="zh_TW"/>
+          </w:rPr>
+          <w:rPr>
+            <w:color w:val="0000EE"/>
+            <w:u w:val="single"/>
+          </w:rPr>
+          <w:t>撒上24章</w:t>
+        </w:r>
+      </w:hyperlink>
+      <w:r>
+        <w:rPr>
+          <w:lang w:val="zh_TW" w:bidi="zh_TW"/>
+        </w:rPr>
+        <w:t>）。</w:t>
+      </w:r>
+    </w:p>
+    <w:p>
+      <w:pPr/>
+      <w:r>
+        <w:rPr>
+          <w:lang w:val="zh_TW" w:bidi="zh_TW"/>
+        </w:rPr>
+      </w:r>
+      <w:r>
+        <w:rPr>
+          <w:lang w:val="zh_TW" w:bidi="zh_TW"/>
+        </w:rPr>
+        <w:t>大衛與他的部下，在靠近瑪雲/西弗/隱‧基底地區的曠野時，他們善待拿八的牧羊人，保護他在迦密附近的羊群。後來，大衛派使者請拿八在一個節日分享一些食物和物資以示慷慨。然而，拿八的輕蔑態度激怒了大衛，而拿八的妻子亞比該勸阻大衛不要復仇。當亞比該告訴拿八，他僥倖逃過一劫時，拿八顯然因過度驚嚇而心臟病發，十天後死去。後來，亞比該成為了大衛的妻子（</w:t>
+      </w:r>
+      <w:hyperlink r:id="rId88">
+        <w:r>
+          <w:rPr>
+            <w:lang w:val="zh_TW" w:bidi="zh_TW"/>
+          </w:rPr>
+          <w:rPr>
+            <w:color w:val="0000EE"/>
+            <w:u w:val="single"/>
+          </w:rPr>
+          <w:t>撒上25章</w:t>
+        </w:r>
+      </w:hyperlink>
+      <w:r>
+        <w:rPr>
+          <w:lang w:val="zh_TW" w:bidi="zh_TW"/>
+        </w:rPr>
+        <w:t>）。</w:t>
+      </w:r>
+    </w:p>
+    <w:p>
+      <w:pPr/>
+      <w:r>
+        <w:rPr>
+          <w:lang w:val="zh_TW" w:bidi="zh_TW"/>
+        </w:rPr>
+      </w:r>
+      <w:r>
+        <w:rPr>
+          <w:lang w:val="zh_TW" w:bidi="zh_TW"/>
+        </w:rPr>
+        <w:t>掃羅再次率領3,000名士兵進入西弗沙漠追捕大衛，但大衛又一次放棄傷害這位王的機會。最終，掃羅意識到追殺大衛是徒勞的，便停止追捕（</w:t>
+      </w:r>
+      <w:hyperlink r:id="rId89">
+        <w:r>
+          <w:rPr>
+            <w:lang w:val="zh_TW" w:bidi="zh_TW"/>
+          </w:rPr>
+          <w:rPr>
+            <w:color w:val="0000EE"/>
+            <w:u w:val="single"/>
+          </w:rPr>
+          <w:t>撒上26章</w:t>
+        </w:r>
+      </w:hyperlink>
+      <w:r>
+        <w:rPr>
+          <w:lang w:val="zh_TW" w:bidi="zh_TW"/>
+        </w:rPr>
+        <w:t>）。</w:t>
+      </w:r>
+    </w:p>
+    <w:p>
+      <w:pPr>
+        <w:pStyle w:val="Heading4"/>
+      </w:pPr>
+      <w:r>
+        <w:rPr>
+          <w:lang w:val="zh_TW" w:bidi="zh_TW"/>
+        </w:rPr>
+        <w:t>非利士的避難所</w:t>
+      </w:r>
+    </w:p>
+    <w:p>
+      <w:pPr/>
+      <w:r>
+        <w:rPr>
+          <w:lang w:val="zh_TW" w:bidi="zh_TW"/>
+        </w:rPr>
+      </w:r>
+      <w:r>
+        <w:rPr>
+          <w:lang w:val="zh_TW" w:bidi="zh_TW"/>
+        </w:rPr>
+        <w:t>大衛在掃羅的國境內仍未感安全，於是再次前往非利士地的迦特，並受到亞吉王的歡迎。他的追隨者被分配到洗革拉城居住。他們在那裡生活了約16個月，期間吸引了來自猶大及以色列其它地區的新追隨者（</w:t>
+      </w:r>
+      <w:hyperlink r:id="rId90">
+        <w:r>
+          <w:rPr>
+            <w:lang w:val="zh_TW" w:bidi="zh_TW"/>
+          </w:rPr>
+          <w:rPr>
+            <w:color w:val="0000EE"/>
+            <w:u w:val="single"/>
+          </w:rPr>
+          <w:t>撒上27章</w:t>
         </w:r>
       </w:hyperlink>
       <w:r>
@@ -413,41 +3210,23 @@
         </w:rPr>
         <w:t>；</w:t>
       </w:r>
-      <w:hyperlink r:id="rId21">
-        <w:r>
-          <w:rPr>
-            <w:lang w:val="zh_TW" w:bidi="zh_TW"/>
-          </w:rPr>
-          <w:rPr>
-            <w:color w:val="0000EE"/>
-            <w:u w:val="single"/>
-          </w:rPr>
-          <w:t>路22:42</w:t>
-        </w:r>
-      </w:hyperlink>
-      <w:r>
-        <w:rPr>
-          <w:lang w:val="zh_TW" w:bidi="zh_TW"/>
-        </w:rPr>
-        <w:t>）顯示了祂對自己神性身份的認知，並且在受審判時，祂被指控聲稱自己是「那當稱頌者的兒子」（</w:t>
-      </w:r>
-      <w:hyperlink r:id="rId22">
-        <w:r>
-          <w:rPr>
-            <w:lang w:val="zh_TW" w:bidi="zh_TW"/>
-          </w:rPr>
-          <w:rPr>
-            <w:color w:val="0000EE"/>
-            <w:u w:val="single"/>
-          </w:rPr>
-          <w:t>14:61–62</w:t>
-        </w:r>
-      </w:hyperlink>
-      <w:r>
-        <w:rPr>
-          <w:lang w:val="zh_TW" w:bidi="zh_TW"/>
-        </w:rPr>
-        <w:t>）。 因此，儘管馬可福音中沒有明確說明道成肉身，但卻間接的肯定了這一點。</w:t>
+      <w:hyperlink r:id="rId91">
+        <w:r>
+          <w:rPr>
+            <w:lang w:val="zh_TW" w:bidi="zh_TW"/>
+          </w:rPr>
+          <w:rPr>
+            <w:color w:val="0000EE"/>
+            <w:u w:val="single"/>
+          </w:rPr>
+          <w:t>代上12:19–22</w:t>
+        </w:r>
+      </w:hyperlink>
+      <w:r>
+        <w:rPr>
+          <w:lang w:val="zh_TW" w:bidi="zh_TW"/>
+        </w:rPr>
+        <w:t>）。</w:t>
       </w:r>
     </w:p>
     <w:p>
@@ -461,108 +3240,221 @@
         <w:rPr>
           <w:lang w:val="zh_TW" w:bidi="zh_TW"/>
         </w:rPr>
-        <w:t>馬太和路加都記載了道成肉身。有關耶穌降生的記載當然首先強調的是其事件本身，但馬太側重耶穌的彌賽亞王權，路加則強調聖靈屬天的見證。馬太福音是以基督為中心的；路加福音則專注於基督是救主，更確切地說，是專注於救贖歷史。雖然馬太呈現了耶穌的人性，但他也強調了祂的主權（</w:t>
-      </w:r>
-      <w:hyperlink r:id="rId23">
-        <w:r>
-          <w:rPr>
-            <w:lang w:val="zh_TW" w:bidi="zh_TW"/>
-          </w:rPr>
-          <w:rPr>
-            <w:color w:val="0000EE"/>
-            <w:u w:val="single"/>
-          </w:rPr>
-          <w:t>太23:6–10</w:t>
-        </w:r>
-      </w:hyperlink>
-      <w:r>
-        <w:rPr>
-          <w:lang w:val="zh_TW" w:bidi="zh_TW"/>
-        </w:rPr>
-        <w:t>）和神子的身份。因此，道成肉身就是神成為人的方式，這是普遍能接受的觀點（</w:t>
-      </w:r>
-      <w:hyperlink r:id="rId24">
-        <w:r>
-          <w:rPr>
-            <w:lang w:val="zh_TW" w:bidi="zh_TW"/>
-          </w:rPr>
-          <w:rPr>
-            <w:color w:val="0000EE"/>
-            <w:u w:val="single"/>
-          </w:rPr>
-          <w:t>1:23</w:t>
-        </w:r>
-      </w:hyperlink>
-      <w:r>
-        <w:rPr>
-          <w:lang w:val="zh_TW" w:bidi="zh_TW"/>
-        </w:rPr>
-        <w:t>、</w:t>
-      </w:r>
-      <w:hyperlink r:id="rId25">
-        <w:r>
-          <w:rPr>
-            <w:lang w:val="zh_TW" w:bidi="zh_TW"/>
-          </w:rPr>
-          <w:rPr>
-            <w:color w:val="0000EE"/>
-            <w:u w:val="single"/>
-          </w:rPr>
-          <w:t>18:20</w:t>
-        </w:r>
-      </w:hyperlink>
-      <w:r>
-        <w:rPr>
-          <w:lang w:val="zh_TW" w:bidi="zh_TW"/>
-        </w:rPr>
-        <w:t>、</w:t>
-      </w:r>
-      <w:hyperlink r:id="rId26">
-        <w:r>
-          <w:rPr>
-            <w:lang w:val="zh_TW" w:bidi="zh_TW"/>
-          </w:rPr>
-          <w:rPr>
-            <w:color w:val="0000EE"/>
-            <w:u w:val="single"/>
-          </w:rPr>
-          <w:t>24:14</w:t>
-        </w:r>
-      </w:hyperlink>
-      <w:r>
-        <w:rPr>
-          <w:lang w:val="zh_TW" w:bidi="zh_TW"/>
-        </w:rPr>
-        <w:t>、</w:t>
-      </w:r>
-      <w:hyperlink r:id="rId27">
-        <w:r>
-          <w:rPr>
-            <w:lang w:val="zh_TW" w:bidi="zh_TW"/>
-          </w:rPr>
-          <w:rPr>
-            <w:color w:val="0000EE"/>
-            <w:u w:val="single"/>
-          </w:rPr>
-          <w:t>28:18–20</w:t>
-        </w:r>
-      </w:hyperlink>
-      <w:r>
-        <w:rPr>
-          <w:lang w:val="zh_TW" w:bidi="zh_TW"/>
-        </w:rPr>
-        <w:t>）。 在三部福音書的作者中，對耶穌在地上的生活最有興趣的是路加。然而，他的福音書不像馬可的那樣強調耶穌人性的一面。路加將耶穌主要描繪為歷史中神聖的救主（</w:t>
-      </w:r>
-      <w:hyperlink r:id="rId28">
-        <w:r>
-          <w:rPr>
-            <w:lang w:val="zh_TW" w:bidi="zh_TW"/>
-          </w:rPr>
-          <w:rPr>
-            <w:color w:val="0000EE"/>
-            <w:u w:val="single"/>
-          </w:rPr>
-          <w:t>路2:11</w:t>
+        <w:t>當非利士軍隊向米吉多谷進發，準備與掃羅的軍隊交戰時，非利士的指揮官對大衛的游擊隊出現在後方陣列感到不安，因而向亞吉施壓，要大衛離開。大衛返回洗革拉時，發現該城剛遭亞瑪力人洗劫。他隨即追擊敵人，奪回被擄掠的百姓與財物，並將戰利品分給留下看守物資的人（</w:t>
+      </w:r>
+      <w:hyperlink r:id="rId92">
+        <w:r>
+          <w:rPr>
+            <w:lang w:val="zh_TW" w:bidi="zh_TW"/>
+          </w:rPr>
+          <w:rPr>
+            <w:color w:val="0000EE"/>
+            <w:u w:val="single"/>
+          </w:rPr>
+          <w:t>撒上29–30章</w:t>
+        </w:r>
+      </w:hyperlink>
+      <w:r>
+        <w:rPr>
+          <w:lang w:val="zh_TW" w:bidi="zh_TW"/>
+        </w:rPr>
+        <w:t>）。與此同時，非利士人在基利波山大敗以色列軍，約拿單和掃羅另外兩個兒子在激烈的戰鬥中陣亡。掃羅身受重傷，最後以自己的劍自盡（</w:t>
+      </w:r>
+      <w:hyperlink r:id="rId93">
+        <w:r>
+          <w:rPr>
+            <w:lang w:val="zh_TW" w:bidi="zh_TW"/>
+          </w:rPr>
+          <w:rPr>
+            <w:color w:val="0000EE"/>
+            <w:u w:val="single"/>
+          </w:rPr>
+          <w:t>31</w:t>
+        </w:r>
+      </w:hyperlink>
+      <w:r>
+        <w:rPr>
+          <w:lang w:val="zh_TW" w:bidi="zh_TW"/>
+        </w:rPr>
+        <w:t>章）。</w:t>
+      </w:r>
+    </w:p>
+    <w:p>
+      <w:pPr>
+        <w:pStyle w:val="Heading3"/>
+      </w:pPr>
+      <w:r>
+        <w:rPr>
+          <w:lang w:val="zh_TW" w:bidi="zh_TW"/>
+        </w:rPr>
+        <w:t>大衛作為君王</w:t>
+      </w:r>
+    </w:p>
+    <w:p>
+      <w:pPr/>
+      <w:r>
+        <w:rPr>
+          <w:lang w:val="zh_TW" w:bidi="zh_TW"/>
+        </w:rPr>
+      </w:r>
+      <w:r>
+        <w:rPr>
+          <w:lang w:val="zh_TW" w:bidi="zh_TW"/>
+        </w:rPr>
+        <w:t>大衛統治以色列約40年，不過關於他統治的記載不多，不足以準確建立年表。他起初在希伯崙作王，統治猶大的地區七至八年。隨著掃羅的繼承人伊施波設去世，大衛被所有支派承認為王，並將耶路撒冷定為首都。在接下來的十年間，他通過軍事和經濟擴張統一以色列。然而，隨之而來的是王室約十年的內亂。在大衛統治的最後幾年，他似乎專注於耶路撒冷聖殿的建設計劃，該聖殿最終在兒子所羅門統治期間完成。</w:t>
+      </w:r>
+    </w:p>
+    <w:p>
+      <w:pPr>
+        <w:pStyle w:val="Heading4"/>
+      </w:pPr>
+      <w:r>
+        <w:rPr>
+          <w:lang w:val="zh_TW" w:bidi="zh_TW"/>
+        </w:rPr>
+        <w:t>希伯崙的歲月</w:t>
+      </w:r>
+    </w:p>
+    <w:p>
+      <w:pPr/>
+      <w:r>
+        <w:rPr>
+          <w:lang w:val="zh_TW" w:bidi="zh_TW"/>
+        </w:rPr>
+      </w:r>
+      <w:r>
+        <w:rPr>
+          <w:lang w:val="zh_TW" w:bidi="zh_TW"/>
+        </w:rPr>
+        <w:t>大衛在成為王之前，經歷了一段極其艱辛的訓練時期。他在掃羅手下服役時，累積了對抗非利士人的軍事作戰經驗。隨後，在猶大南部曠野的逃亡歲月裡，他通過保護土地擁有者和牧羊人，贏得他們的支持。他被視為以色列的逃亡者，甚至因此可以與摩押和非利士地建立外交關係。</w:t>
+      </w:r>
+    </w:p>
+    <w:p>
+      <w:pPr/>
+      <w:r>
+        <w:rPr>
+          <w:lang w:val="zh_TW" w:bidi="zh_TW"/>
+        </w:rPr>
+      </w:r>
+      <w:r>
+        <w:rPr>
+          <w:lang w:val="zh_TW" w:bidi="zh_TW"/>
+        </w:rPr>
+        <w:t>大衛在非利士地時，聽到掃羅和約拿單陣亡的消息，就以優美的輓歌悼念他的朋友約拿單，同時也向掃羅王致敬（</w:t>
+      </w:r>
+      <w:hyperlink r:id="rId94">
+        <w:r>
+          <w:rPr>
+            <w:lang w:val="zh_TW" w:bidi="zh_TW"/>
+          </w:rPr>
+          <w:rPr>
+            <w:color w:val="0000EE"/>
+            <w:u w:val="single"/>
+          </w:rPr>
+          <w:t>撒下1章</w:t>
+        </w:r>
+      </w:hyperlink>
+      <w:r>
+        <w:rPr>
+          <w:lang w:val="zh_TW" w:bidi="zh_TW"/>
+        </w:rPr>
+        <w:t>）。</w:t>
+      </w:r>
+    </w:p>
+    <w:p>
+      <w:pPr/>
+      <w:r>
+        <w:rPr>
+          <w:lang w:val="zh_TW" w:bidi="zh_TW"/>
+        </w:rPr>
+      </w:r>
+      <w:r>
+        <w:rPr>
+          <w:lang w:val="zh_TW" w:bidi="zh_TW"/>
+        </w:rPr>
+        <w:t>大衛確信神的引導，回到家鄉，猶大的領袖在希伯崙膏立他為王。他隨後向雅比的居民致謝，稱讚他們為掃羅王舉行體面的葬禮，可能也是為了爭取他們的支持。</w:t>
+      </w:r>
+    </w:p>
+    <w:p>
+      <w:pPr/>
+      <w:r>
+        <w:rPr>
+          <w:lang w:val="zh_TW" w:bidi="zh_TW"/>
+        </w:rPr>
+      </w:r>
+      <w:r>
+        <w:rPr>
+          <w:lang w:val="zh_TW" w:bidi="zh_TW"/>
+        </w:rPr>
+        <w:t>掃羅被殺後，以色列可能陷入混亂，因為非利士人佔據大量土地。隨著昔日的支派再次顯出忠誠，許多領袖召集他們能找到的戰士。大衛得到了猶大支派的大力支持。</w:t>
+      </w:r>
+    </w:p>
+    <w:p>
+      <w:pPr/>
+      <w:r>
+        <w:rPr>
+          <w:lang w:val="zh_TW" w:bidi="zh_TW"/>
+        </w:rPr>
+      </w:r>
+      <w:r>
+        <w:rPr>
+          <w:lang w:val="zh_TW" w:bidi="zh_TW"/>
+        </w:rPr>
+        <w:t>大衛的追隨者與掃羅的支持者之間爆發內戰，越來越多人歸順大衛。掃羅的將軍押尼珥最終與大衛談和，而大衛要求歸還米甲作為他的妻子，表明他對掃羅的王朝並無怨恨。在掃羅之子伊施波設（他曾擁立為王）同意之下，押尼珥到了希伯崙，向大衛承諾會讓全以色列支持他。然而，押尼珥因家族仇怨被大衛的將領約押殺害，不久之後，伊施波設也被刺殺。大衛公開哀悼押尼珥，並處決了刺殺伊施波設的兩名兇手。因此，當掃羅的王朝結束時，大衛並未被視為挑戰者，百姓認為他是順理成章的繼承人。於是，他得到了全以色列的承認而成為王（</w:t>
+      </w:r>
+      <w:hyperlink r:id="rId95">
+        <w:r>
+          <w:rPr>
+            <w:lang w:val="zh_TW" w:bidi="zh_TW"/>
+          </w:rPr>
+          <w:rPr>
+            <w:color w:val="0000EE"/>
+            <w:u w:val="single"/>
+          </w:rPr>
+          <w:t>撒下2–4章</w:t>
+        </w:r>
+      </w:hyperlink>
+      <w:r>
+        <w:rPr>
+          <w:lang w:val="zh_TW" w:bidi="zh_TW"/>
+        </w:rPr>
+        <w:t>）。</w:t>
+      </w:r>
+    </w:p>
+    <w:p>
+      <w:pPr>
+        <w:pStyle w:val="Heading4"/>
+      </w:pPr>
+      <w:r>
+        <w:rPr>
+          <w:lang w:val="zh_TW" w:bidi="zh_TW"/>
+        </w:rPr>
+        <w:t>在耶路撒冷建立統一的基礎</w:t>
+      </w:r>
+    </w:p>
+    <w:p>
+      <w:pPr/>
+      <w:r>
+        <w:rPr>
+          <w:lang w:val="zh_TW" w:bidi="zh_TW"/>
+        </w:rPr>
+      </w:r>
+      <w:r>
+        <w:rPr>
+          <w:lang w:val="zh_TW" w:bidi="zh_TW"/>
+        </w:rPr>
+        <w:t>當以色列人擁立大衛為王時，非利士人感到威脅，隨即發動攻擊（</w:t>
+      </w:r>
+      <w:hyperlink r:id="rId96">
+        <w:r>
+          <w:rPr>
+            <w:lang w:val="zh_TW" w:bidi="zh_TW"/>
+          </w:rPr>
+          <w:rPr>
+            <w:color w:val="0000EE"/>
+            <w:u w:val="single"/>
+          </w:rPr>
+          <w:t>撒下5章</w:t>
         </w:r>
       </w:hyperlink>
       <w:r>
@@ -571,23 +3463,227 @@
         </w:rPr>
         <w:t>；</w:t>
       </w:r>
-      <w:hyperlink r:id="rId29">
-        <w:r>
-          <w:rPr>
-            <w:lang w:val="zh_TW" w:bidi="zh_TW"/>
-          </w:rPr>
-          <w:rPr>
-            <w:color w:val="0000EE"/>
-            <w:u w:val="single"/>
-          </w:rPr>
-          <w:t>4:16–30</w:t>
-        </w:r>
-      </w:hyperlink>
-      <w:r>
-        <w:rPr>
-          <w:lang w:val="zh_TW" w:bidi="zh_TW"/>
-        </w:rPr>
-        <w:t>）。 他將耶穌的彌賽亞職分和神性結合在一起，表明道成肉身的神之子經過受苦與高昇，是為了將人帶到神的面前。</w:t>
+      <w:hyperlink r:id="rId97">
+        <w:r>
+          <w:rPr>
+            <w:lang w:val="zh_TW" w:bidi="zh_TW"/>
+          </w:rPr>
+          <w:rPr>
+            <w:color w:val="0000EE"/>
+            <w:u w:val="single"/>
+          </w:rPr>
+          <w:t>代上14:8–17</w:t>
+        </w:r>
+      </w:hyperlink>
+      <w:r>
+        <w:rPr>
+          <w:lang w:val="zh_TW" w:bidi="zh_TW"/>
+        </w:rPr>
+        <w:t>）。大衛展現了強大的軍事實力，擊敗非利士人，成功統一以色列各支派。</w:t>
+      </w:r>
+    </w:p>
+    <w:p>
+      <w:pPr/>
+      <w:r>
+        <w:rPr>
+          <w:lang w:val="zh_TW" w:bidi="zh_TW"/>
+        </w:rPr>
+      </w:r>
+      <w:r>
+        <w:rPr>
+          <w:lang w:val="zh_TW" w:bidi="zh_TW"/>
+        </w:rPr>
+        <w:t>為尋求一個更中心的首都位置，大衛將目光轉向耶路撒冷城，那是耶布斯人的堡壘。約押接受了大衛攻克該城的挑戰，最終成功，並因此被任命為大衛軍隊的將軍。耶路撒冷後來被稱為「大衛的城」（</w:t>
+      </w:r>
+      <w:hyperlink r:id="rId98">
+        <w:r>
+          <w:rPr>
+            <w:lang w:val="zh_TW" w:bidi="zh_TW"/>
+          </w:rPr>
+          <w:rPr>
+            <w:color w:val="0000EE"/>
+            <w:u w:val="single"/>
+          </w:rPr>
+          <w:t>代上11:4–9</w:t>
+        </w:r>
+      </w:hyperlink>
+      <w:r>
+        <w:rPr>
+          <w:lang w:val="zh_TW" w:bidi="zh_TW"/>
+        </w:rPr>
+        <w:t>）。</w:t>
+      </w:r>
+    </w:p>
+    <w:p>
+      <w:pPr/>
+      <w:r>
+        <w:rPr>
+          <w:lang w:val="zh_TW" w:bidi="zh_TW"/>
+        </w:rPr>
+      </w:r>
+      <w:r>
+        <w:rPr>
+          <w:lang w:val="zh_TW" w:bidi="zh_TW"/>
+        </w:rPr>
+        <w:t>大衛曾在希伯崙將早期的追隨者組織成一支有效的游擊隊（</w:t>
+      </w:r>
+      <w:hyperlink r:id="rId99">
+        <w:r>
+          <w:rPr>
+            <w:lang w:val="zh_TW" w:bidi="zh_TW"/>
+          </w:rPr>
+          <w:rPr>
+            <w:color w:val="0000EE"/>
+            <w:u w:val="single"/>
+          </w:rPr>
+          <w:t>代上11:1–12:22</w:t>
+        </w:r>
+      </w:hyperlink>
+      <w:r>
+        <w:rPr>
+          <w:lang w:val="zh_TW" w:bidi="zh_TW"/>
+        </w:rPr>
+        <w:t>），他也同樣開始著手，組織整個以色列民族（</w:t>
+      </w:r>
+      <w:hyperlink r:id="rId100">
+        <w:r>
+          <w:rPr>
+            <w:lang w:val="zh_TW" w:bidi="zh_TW"/>
+          </w:rPr>
+          <w:rPr>
+            <w:color w:val="0000EE"/>
+            <w:u w:val="single"/>
+          </w:rPr>
+          <w:t>12:23–40</w:t>
+        </w:r>
+      </w:hyperlink>
+      <w:r>
+        <w:rPr>
+          <w:lang w:val="zh_TW" w:bidi="zh_TW"/>
+        </w:rPr>
+        <w:t>）。他在耶路撒冷立足後，迅速贏得了腓尼基人的認可，並與他們立約，聘請工匠為他在新首都建造了一座華麗的宮殿（</w:t>
+      </w:r>
+      <w:hyperlink r:id="rId101">
+        <w:r>
+          <w:rPr>
+            <w:lang w:val="zh_TW" w:bidi="zh_TW"/>
+          </w:rPr>
+          <w:rPr>
+            <w:color w:val="0000EE"/>
+            <w:u w:val="single"/>
+          </w:rPr>
+          <w:t>14:1–2</w:t>
+        </w:r>
+      </w:hyperlink>
+      <w:r>
+        <w:rPr>
+          <w:lang w:val="zh_TW" w:bidi="zh_TW"/>
+        </w:rPr>
+        <w:t>）。他還確保耶路撒冷成為以色列的宗教中心（</w:t>
+      </w:r>
+      <w:hyperlink r:id="rId102">
+        <w:r>
+          <w:rPr>
+            <w:lang w:val="zh_TW" w:bidi="zh_TW"/>
+          </w:rPr>
+          <w:rPr>
+            <w:color w:val="0000EE"/>
+            <w:u w:val="single"/>
+          </w:rPr>
+          <w:t>撒下6章</w:t>
+        </w:r>
+      </w:hyperlink>
+      <w:r>
+        <w:rPr>
+          <w:lang w:val="zh_TW" w:bidi="zh_TW"/>
+        </w:rPr>
+        <w:t>；</w:t>
+      </w:r>
+      <w:hyperlink r:id="rId103">
+        <w:r>
+          <w:rPr>
+            <w:lang w:val="zh_TW" w:bidi="zh_TW"/>
+          </w:rPr>
+          <w:rPr>
+            <w:color w:val="0000EE"/>
+            <w:u w:val="single"/>
+          </w:rPr>
+          <w:t>代上13–16</w:t>
+        </w:r>
+      </w:hyperlink>
+      <w:r>
+        <w:rPr>
+          <w:lang w:val="zh_TW" w:bidi="zh_TW"/>
+        </w:rPr>
+        <w:t>）。然而，他嘗試用牛車搬運約櫃，並且失敗（參</w:t>
+      </w:r>
+      <w:hyperlink r:id="rId104">
+        <w:r>
+          <w:rPr>
+            <w:lang w:val="zh_TW" w:bidi="zh_TW"/>
+          </w:rPr>
+          <w:rPr>
+            <w:color w:val="0000EE"/>
+            <w:u w:val="single"/>
+          </w:rPr>
+          <w:t>民4章</w:t>
+        </w:r>
+      </w:hyperlink>
+      <w:r>
+        <w:rPr>
+          <w:lang w:val="zh_TW" w:bidi="zh_TW"/>
+        </w:rPr>
+        <w:t>），提醒了這位強大的王，仍需按照神的方式行事才能成功。</w:t>
+      </w:r>
+    </w:p>
+    <w:p>
+      <w:pPr/>
+      <w:r>
+        <w:rPr>
+          <w:lang w:val="zh_TW" w:bidi="zh_TW"/>
+        </w:rPr>
+      </w:r>
+      <w:r>
+        <w:rPr>
+          <w:lang w:val="zh_TW" w:bidi="zh_TW"/>
+        </w:rPr>
+        <w:t>當耶路撒冷完全建立，成為國的首都後，大衛計劃為神建造聖殿。他與先知拿單分享了這一計劃，拿單初步表示支持。然而，當晚神藉著拿單傳達了信息，表示大衛不應建造聖殿。先知告訴大衛，神應許他的王位將永遠堅立。大衛與掃羅不同，他將有一個兒子繼承王位並延續他的國度，而這個兒子將會建造聖殿（</w:t>
+      </w:r>
+      <w:hyperlink r:id="rId105">
+        <w:r>
+          <w:rPr>
+            <w:lang w:val="zh_TW" w:bidi="zh_TW"/>
+          </w:rPr>
+          <w:rPr>
+            <w:color w:val="0000EE"/>
+            <w:u w:val="single"/>
+          </w:rPr>
+          <w:t>撒下7章</w:t>
+        </w:r>
+      </w:hyperlink>
+      <w:r>
+        <w:rPr>
+          <w:lang w:val="zh_TW" w:bidi="zh_TW"/>
+        </w:rPr>
+        <w:t>；</w:t>
+      </w:r>
+      <w:hyperlink r:id="rId106">
+        <w:r>
+          <w:rPr>
+            <w:lang w:val="zh_TW" w:bidi="zh_TW"/>
+          </w:rPr>
+          <w:rPr>
+            <w:color w:val="0000EE"/>
+            <w:u w:val="single"/>
+          </w:rPr>
+          <w:t>代上17章</w:t>
+        </w:r>
+      </w:hyperlink>
+      <w:r>
+        <w:rPr>
+          <w:lang w:val="zh_TW" w:bidi="zh_TW"/>
+        </w:rPr>
+        <w:t>）。</w:t>
       </w:r>
     </w:p>
     <w:p>
@@ -598,7 +3694,7 @@
         <w:rPr>
           <w:lang w:val="zh_TW" w:bidi="zh_TW"/>
         </w:rPr>
-        <w:t>約翰的著作</w:t>
+        <w:t>繁榮與霸權</w:t>
       </w:r>
     </w:p>
     <w:p>
@@ -612,162 +3708,378 @@
         <w:rPr>
           <w:lang w:val="zh_TW" w:bidi="zh_TW"/>
         </w:rPr>
-        <w:t>使徒約翰關於道成肉身的教義比其他任何人的都更為明確，他不僅教導了耶穌的神-人（God-man）身份，還教導了祂先存的「榮耀」（</w:t>
-      </w:r>
-      <w:hyperlink r:id="rId30">
-        <w:r>
-          <w:rPr>
-            <w:lang w:val="zh_TW" w:bidi="zh_TW"/>
-          </w:rPr>
-          <w:rPr>
-            <w:color w:val="0000EE"/>
-            <w:u w:val="single"/>
-          </w:rPr>
-          <w:t>約1:1–18</w:t>
-        </w:r>
-      </w:hyperlink>
-      <w:r>
-        <w:rPr>
-          <w:lang w:val="zh_TW" w:bidi="zh_TW"/>
-        </w:rPr>
-        <w:t>）。 這一教義的核心就是耶穌與父神的合一（</w:t>
-      </w:r>
-      <w:hyperlink r:id="rId31">
-        <w:r>
-          <w:rPr>
-            <w:lang w:val="zh_TW" w:bidi="zh_TW"/>
-          </w:rPr>
-          <w:rPr>
-            <w:color w:val="0000EE"/>
-            <w:u w:val="single"/>
-          </w:rPr>
-          <w:t>10:29–30</w:t>
-        </w:r>
-      </w:hyperlink>
-      <w:r>
-        <w:rPr>
-          <w:lang w:val="zh_TW" w:bidi="zh_TW"/>
-        </w:rPr>
-        <w:t>，</w:t>
-      </w:r>
-      <w:hyperlink r:id="rId32">
-        <w:r>
-          <w:rPr>
-            <w:lang w:val="zh_TW" w:bidi="zh_TW"/>
-          </w:rPr>
-          <w:rPr>
-            <w:color w:val="0000EE"/>
-            <w:u w:val="single"/>
-          </w:rPr>
-          <w:t>14:8–11</w:t>
-        </w:r>
-      </w:hyperlink>
-      <w:r>
-        <w:rPr>
-          <w:lang w:val="zh_TW" w:bidi="zh_TW"/>
-        </w:rPr>
-        <w:t>，</w:t>
-      </w:r>
-      <w:hyperlink r:id="rId33">
-        <w:r>
-          <w:rPr>
-            <w:lang w:val="zh_TW" w:bidi="zh_TW"/>
-          </w:rPr>
-          <w:rPr>
-            <w:color w:val="0000EE"/>
-            <w:u w:val="single"/>
-          </w:rPr>
-          <w:t>約一2:23</w:t>
-        </w:r>
-      </w:hyperlink>
-      <w:r>
-        <w:rPr>
-          <w:lang w:val="zh_TW" w:bidi="zh_TW"/>
-        </w:rPr>
-        <w:t>）。「我是」（指的是基督，取自舊約中對獨一真神的稱呼，並且可能代表著神的個人名字，耶和華）來將神向祂的子民啓示出來（</w:t>
-      </w:r>
-      <w:hyperlink r:id="rId34">
-        <w:r>
-          <w:rPr>
-            <w:lang w:val="zh_TW" w:bidi="zh_TW"/>
-          </w:rPr>
-          <w:rPr>
-            <w:color w:val="0000EE"/>
-            <w:u w:val="single"/>
-          </w:rPr>
-          <w:t>約1:4–5、14、18</w:t>
-        </w:r>
-      </w:hyperlink>
-      <w:r>
-        <w:rPr>
-          <w:lang w:val="zh_TW" w:bidi="zh_TW"/>
-        </w:rPr>
-        <w:t>）。然而，約翰也對道成肉身有最平衡的呈現。神的道或聖言（</w:t>
-      </w:r>
-      <w:hyperlink r:id="rId30">
-        <w:r>
-          <w:rPr>
-            <w:lang w:val="zh_TW" w:bidi="zh_TW"/>
-          </w:rPr>
-          <w:rPr>
-            <w:color w:val="0000EE"/>
-            <w:u w:val="single"/>
-          </w:rPr>
-          <w:t>1:1–18</w:t>
-        </w:r>
-      </w:hyperlink>
-      <w:r>
-        <w:rPr>
-          <w:lang w:val="zh_TW" w:bidi="zh_TW"/>
-        </w:rPr>
-        <w:t>）是完美人性的典範；祂「成了肉身」（第</w:t>
-      </w:r>
-      <w:hyperlink r:id="rId35">
-        <w:r>
-          <w:rPr>
-            <w:lang w:val="zh_TW" w:bidi="zh_TW"/>
-          </w:rPr>
-          <w:rPr>
-            <w:color w:val="0000EE"/>
-            <w:u w:val="single"/>
-          </w:rPr>
-          <w:t>14</w:t>
-        </w:r>
-      </w:hyperlink>
-      <w:r>
-        <w:rPr>
-          <w:lang w:val="zh_TW" w:bidi="zh_TW"/>
-        </w:rPr>
-        <w:t>節）來向人類啓示（第</w:t>
-      </w:r>
-      <w:hyperlink r:id="rId36">
-        <w:r>
-          <w:rPr>
-            <w:lang w:val="zh_TW" w:bidi="zh_TW"/>
-          </w:rPr>
-          <w:rPr>
-            <w:color w:val="0000EE"/>
-            <w:u w:val="single"/>
-          </w:rPr>
-          <w:t>5、9</w:t>
-        </w:r>
-      </w:hyperlink>
-      <w:r>
-        <w:rPr>
-          <w:lang w:val="zh_TW" w:bidi="zh_TW"/>
-        </w:rPr>
-        <w:t>節）並在他們裡面產生「永生」（</w:t>
-      </w:r>
-      <w:hyperlink r:id="rId37">
-        <w:r>
-          <w:rPr>
-            <w:lang w:val="zh_TW" w:bidi="zh_TW"/>
-          </w:rPr>
-          <w:rPr>
-            <w:color w:val="0000EE"/>
-            <w:u w:val="single"/>
-          </w:rPr>
-          <w:t>3:14–18</w:t>
+        <w:t>關於大衛如何將其統治擴大，從猶大的部族地區擴展到從埃及的尼羅河至底格里斯—幼發拉底河流域的廣大帝國，記載甚少。然而，世俗歷史並未否定聖經的觀點，即大衛在公元前約1000年的「肥沃新月地帶」中心，擁有最強大的王國。</w:t>
+      </w:r>
+    </w:p>
+    <w:p>
+      <w:pPr/>
+      <w:r>
+        <w:rPr>
+          <w:lang w:val="zh_TW" w:bidi="zh_TW"/>
+        </w:rPr>
+      </w:r>
+      <w:r>
+        <w:rPr>
+          <w:lang w:val="zh_TW" w:bidi="zh_TW"/>
+        </w:rPr>
+        <w:t>與西部非利士人的小規模戰鬥可能頻繁發生，直到他們最終臣服大衛，並向他進貢。在掃羅的時代，非利士人壟斷了鐵器的使用（</w:t>
+      </w:r>
+      <w:hyperlink r:id="rId107">
+        <w:r>
+          <w:rPr>
+            <w:lang w:val="zh_TW" w:bidi="zh_TW"/>
+          </w:rPr>
+          <w:rPr>
+            <w:color w:val="0000EE"/>
+            <w:u w:val="single"/>
+          </w:rPr>
+          <w:t>撒上13:19–21</w:t>
+        </w:r>
+      </w:hyperlink>
+      <w:r>
+        <w:rPr>
+          <w:lang w:val="zh_TW" w:bidi="zh_TW"/>
+        </w:rPr>
+        <w:t>）。大衛晚年能夠自由使用鐵器（</w:t>
+      </w:r>
+      <w:hyperlink r:id="rId108">
+        <w:r>
+          <w:rPr>
+            <w:lang w:val="zh_TW" w:bidi="zh_TW"/>
+          </w:rPr>
+          <w:rPr>
+            <w:color w:val="0000EE"/>
+            <w:u w:val="single"/>
+          </w:rPr>
+          <w:t>代上22:3</w:t>
+        </w:r>
+      </w:hyperlink>
+      <w:r>
+        <w:rPr>
+          <w:lang w:val="zh_TW" w:bidi="zh_TW"/>
+        </w:rPr>
+        <w:t>），顯示以色列在經濟上可能發生了深遠的變化。</w:t>
+      </w:r>
+    </w:p>
+    <w:p>
+      <w:pPr/>
+      <w:r>
+        <w:rPr>
+          <w:lang w:val="zh_TW" w:bidi="zh_TW"/>
+        </w:rPr>
+      </w:r>
+      <w:r>
+        <w:rPr>
+          <w:lang w:val="zh_TW" w:bidi="zh_TW"/>
+        </w:rPr>
+        <w:t>大衛的王國向南擴展，在以東地區建立了軍事駐地。他還控制了摩押人和亞瑪力人，並從他們那裡獲得大量的金銀進貢。在東北方，以色列的支配權擴展至亞捫人和以大馬士革為首都的亞蘭人。大衛對待朋友與敵人的方式似乎都增強了他的王國的穩定和力量（</w:t>
+      </w:r>
+      <w:hyperlink r:id="rId109">
+        <w:r>
+          <w:rPr>
+            <w:lang w:val="zh_TW" w:bidi="zh_TW"/>
+          </w:rPr>
+          <w:rPr>
+            <w:color w:val="0000EE"/>
+            <w:u w:val="single"/>
+          </w:rPr>
+          <w:t>撒下8–10章</w:t>
+        </w:r>
+      </w:hyperlink>
+      <w:r>
+        <w:rPr>
+          <w:lang w:val="zh_TW" w:bidi="zh_TW"/>
+        </w:rPr>
+        <w:t>）。雖然大衛是一位才華橫溢的軍事戰略家，善於運用一切手段和資源帶領以色列取得成功，但他仍然謙卑將榮耀歸於神（</w:t>
+      </w:r>
+      <w:hyperlink r:id="rId110">
+        <w:r>
+          <w:rPr>
+            <w:lang w:val="zh_TW" w:bidi="zh_TW"/>
+          </w:rPr>
+          <w:rPr>
+            <w:color w:val="0000EE"/>
+            <w:u w:val="single"/>
+          </w:rPr>
+          <w:t>撒下22章</w:t>
+        </w:r>
+      </w:hyperlink>
+      <w:r>
+        <w:rPr>
+          <w:lang w:val="zh_TW" w:bidi="zh_TW"/>
+        </w:rPr>
+        <w:t>；見</w:t>
+      </w:r>
+      <w:hyperlink r:id="rId111">
+        <w:r>
+          <w:rPr>
+            <w:lang w:val="zh_TW" w:bidi="zh_TW"/>
+          </w:rPr>
+          <w:rPr>
+            <w:color w:val="0000EE"/>
+            <w:u w:val="single"/>
+          </w:rPr>
+          <w:t>詩18篇</w:t>
+        </w:r>
+      </w:hyperlink>
+      <w:r>
+        <w:rPr>
+          <w:lang w:val="zh_TW" w:bidi="zh_TW"/>
+        </w:rPr>
+        <w:t>）。</w:t>
+      </w:r>
+    </w:p>
+    <w:p>
+      <w:pPr>
+        <w:pStyle w:val="Heading4"/>
+      </w:pPr>
+      <w:r>
+        <w:rPr>
+          <w:lang w:val="zh_TW" w:bidi="zh_TW"/>
+        </w:rPr>
+        <w:t>王室中的罪</w:t>
+      </w:r>
+    </w:p>
+    <w:p>
+      <w:pPr/>
+      <w:r>
+        <w:rPr>
+          <w:lang w:val="zh_TW" w:bidi="zh_TW"/>
+        </w:rPr>
+      </w:r>
+      <w:r>
+        <w:rPr>
+          <w:lang w:val="zh_TW" w:bidi="zh_TW"/>
+        </w:rPr>
+        <w:t>撒母耳記下的長篇章節（第</w:t>
+      </w:r>
+      <w:hyperlink r:id="rId112">
+        <w:r>
+          <w:rPr>
+            <w:lang w:val="zh_TW" w:bidi="zh_TW"/>
+          </w:rPr>
+          <w:rPr>
+            <w:color w:val="0000EE"/>
+            <w:u w:val="single"/>
+          </w:rPr>
+          <w:t>11–20</w:t>
+        </w:r>
+      </w:hyperlink>
+      <w:r>
+        <w:rPr>
+          <w:lang w:val="zh_TW" w:bidi="zh_TW"/>
+        </w:rPr>
+        <w:t>章），坦白詳述了大衛家中的罪惡、犯罪和叛亂。他雖然是以色列的王，自身的缺點也有清楚描繪，並且他在行惡時也無法逃避神的審判。</w:t>
+      </w:r>
+    </w:p>
+    <w:p>
+      <w:pPr/>
+      <w:r>
+        <w:rPr>
+          <w:lang w:val="zh_TW" w:bidi="zh_TW"/>
+        </w:rPr>
+      </w:r>
+      <w:r>
+        <w:rPr>
+          <w:lang w:val="zh_TW" w:bidi="zh_TW"/>
+        </w:rPr>
+        <w:t>雖然在當時的近東地區，一夫多妻被視為地位的象徵，但以色列的王被明令禁止實行多妻制（</w:t>
+      </w:r>
+      <w:hyperlink r:id="rId113">
+        <w:r>
+          <w:rPr>
+            <w:lang w:val="zh_TW" w:bidi="zh_TW"/>
+          </w:rPr>
+          <w:rPr>
+            <w:color w:val="0000EE"/>
+            <w:u w:val="single"/>
+          </w:rPr>
+          <w:t>申17:17</w:t>
+        </w:r>
+      </w:hyperlink>
+      <w:r>
+        <w:rPr>
+          <w:lang w:val="zh_TW" w:bidi="zh_TW"/>
+        </w:rPr>
+        <w:t>）。然而，大衛卻實行了一夫多妻制，他的部分婚姻顯然具有政治目的，例如娶了掃羅的女兒米甲和基述公主瑪迦。家庭中接連發生亂倫、謀殺和叛亂等公然罪行，為大衛帶來極大的痛苦，甚至一度威脅他的王位。</w:t>
+      </w:r>
+    </w:p>
+    <w:p>
+      <w:pPr/>
+      <w:r>
+        <w:rPr>
+          <w:lang w:val="zh_TW" w:bidi="zh_TW"/>
+        </w:rPr>
+      </w:r>
+      <w:r>
+        <w:rPr>
+          <w:lang w:val="zh_TW" w:bidi="zh_TW"/>
+        </w:rPr>
+        <w:t>大衛與拔示巴犯下姦淫罪時，正值他軍事勝利和領土擴張的巔峰時期。這罪行使大衛陷入更深的罪惡之中：他策劃將拔示巴的丈夫烏利亞派往戰場前線，以圖謀害他的性命。在這段私生活中，大衛似乎完全將神排除在外。然而，當先知拿單直言責備他的罪時，大衛承認自己的過犯。他向神認罪，懇求赦免（見</w:t>
+      </w:r>
+      <w:hyperlink r:id="rId114">
+        <w:r>
+          <w:rPr>
+            <w:lang w:val="zh_TW" w:bidi="zh_TW"/>
+          </w:rPr>
+          <w:rPr>
+            <w:color w:val="0000EE"/>
+            <w:u w:val="single"/>
+          </w:rPr>
+          <w:t>詩32篇</w:t>
+        </w:r>
+      </w:hyperlink>
+      <w:r>
+        <w:rPr>
+          <w:lang w:val="zh_TW" w:bidi="zh_TW"/>
+        </w:rPr>
+        <w:t>和</w:t>
+      </w:r>
+      <w:hyperlink r:id="rId115">
+        <w:r>
+          <w:rPr>
+            <w:lang w:val="zh_TW" w:bidi="zh_TW"/>
+          </w:rPr>
+          <w:rPr>
+            <w:color w:val="0000EE"/>
+            <w:u w:val="single"/>
+          </w:rPr>
+          <w:t>51篇</w:t>
+        </w:r>
+      </w:hyperlink>
+      <w:r>
+        <w:rPr>
+          <w:lang w:val="zh_TW" w:bidi="zh_TW"/>
+        </w:rPr>
+        <w:t>）。神寬恕他，但他因缺乏自制和未能在家中執行紀律，承受了近十年的後果。雖然大衛在軍事和外交策略上無與倫比，但在家庭事務上卻顯得軟弱無力。他的放縱態度，很快見於兒子暗嫩亂倫犯罪之上，接著是押沙龍殺害兄弟的悲劇。</w:t>
+      </w:r>
+    </w:p>
+    <w:p>
+      <w:pPr/>
+      <w:r>
+        <w:rPr>
+          <w:lang w:val="zh_TW" w:bidi="zh_TW"/>
+        </w:rPr>
+      </w:r>
+      <w:r>
+        <w:rPr>
+          <w:lang w:val="zh_TW" w:bidi="zh_TW"/>
+        </w:rPr>
+        <w:t>押沙龍因觸怒父親逃往基述，在他母親的族人中避難了三年。最終，大衛的將軍約押成功讓大衛與這個疏遠的兒子和解。然而，押沙龍利用他在王室的地位籠絡人心，前往希伯崙發動突襲，並在全以色列自立為王。他的支持者眾多，對大衛構成巨大威脅，迫使大衛逃離耶路撒冷。大衛以他卓越的戰略才能，通過計策爭取時間，重組軍隊平息了兒子的叛亂。押沙龍在逃亡過程中喪命，使大衛哀痛不已。</w:t>
+      </w:r>
+    </w:p>
+    <w:p>
+      <w:pPr/>
+      <w:r>
+        <w:rPr>
+          <w:lang w:val="zh_TW" w:bidi="zh_TW"/>
+        </w:rPr>
+      </w:r>
+      <w:r>
+        <w:rPr>
+          <w:lang w:val="zh_TW" w:bidi="zh_TW"/>
+        </w:rPr>
+        <w:t>返回耶路撒冷後，大衛不得不修補押沙龍叛亂造成的損害。例如，他所屬的猶大支派曾支持押沙龍。此外，另一場由便雅憫支派的示巴煽動的叛亂，也必須由約押鎮壓後，王國才能恢復穩定。</w:t>
+      </w:r>
+    </w:p>
+    <w:p>
+      <w:pPr>
+        <w:pStyle w:val="Heading4"/>
+      </w:pPr>
+      <w:r>
+        <w:rPr>
+          <w:lang w:val="zh_TW" w:bidi="zh_TW"/>
+        </w:rPr>
+        <w:t>大衛的晚年</w:t>
+      </w:r>
+    </w:p>
+    <w:p>
+      <w:pPr/>
+      <w:r>
+        <w:rPr>
+          <w:lang w:val="zh_TW" w:bidi="zh_TW"/>
+        </w:rPr>
+      </w:r>
+      <w:r>
+        <w:rPr>
+          <w:lang w:val="zh_TW" w:bidi="zh_TW"/>
+        </w:rPr>
+        <w:t>儘管大衛未得允許建造耶路撒冷的聖殿，他在統治的最後幾年，卻為這一計劃做了大量準備。他儲備建築材料，並組織王國資源，有效使用國內外的勞動力。此外，他還仔細安排好新聖殿的宗教敬拜細節（</w:t>
+      </w:r>
+      <w:hyperlink r:id="rId116">
+        <w:r>
+          <w:rPr>
+            <w:lang w:val="zh_TW" w:bidi="zh_TW"/>
+          </w:rPr>
+          <w:rPr>
+            <w:color w:val="0000EE"/>
+            <w:u w:val="single"/>
+          </w:rPr>
+          <w:t>代上21–29章</w:t>
+        </w:r>
+      </w:hyperlink>
+      <w:r>
+        <w:rPr>
+          <w:lang w:val="zh_TW" w:bidi="zh_TW"/>
+        </w:rPr>
+        <w:t>）。</w:t>
+      </w:r>
+    </w:p>
+    <w:p>
+      <w:pPr/>
+      <w:r>
+        <w:rPr>
+          <w:lang w:val="zh_TW" w:bidi="zh_TW"/>
+        </w:rPr>
+      </w:r>
+      <w:r>
+        <w:rPr>
+          <w:lang w:val="zh_TW" w:bidi="zh_TW"/>
+        </w:rPr>
+        <w:t>大衛的軍事和行政組織可能仿效埃及的模式。他的軍隊由忠於王室的軍官嚴格控制，還包括雇傭兵。大衛任命可信賴的官員管理帝國各地的農場、牲畜和果園（</w:t>
+      </w:r>
+      <w:hyperlink r:id="rId117">
+        <w:r>
+          <w:rPr>
+            <w:lang w:val="zh_TW" w:bidi="zh_TW"/>
+          </w:rPr>
+          <w:rPr>
+            <w:color w:val="0000EE"/>
+            <w:u w:val="single"/>
+          </w:rPr>
+          <w:t>代上27:25–31</w:t>
+        </w:r>
+      </w:hyperlink>
+      <w:r>
+        <w:rPr>
+          <w:lang w:val="zh_TW" w:bidi="zh_TW"/>
+        </w:rPr>
+        <w:t>）。</w:t>
+      </w:r>
+    </w:p>
+    <w:p>
+      <w:pPr/>
+      <w:r>
+        <w:rPr>
+          <w:lang w:val="zh_TW" w:bidi="zh_TW"/>
+        </w:rPr>
+      </w:r>
+      <w:r>
+        <w:rPr>
+          <w:lang w:val="zh_TW" w:bidi="zh_TW"/>
+        </w:rPr>
+        <w:t>大衛發起或至少開始了一次以色列的人口普查（</w:t>
+      </w:r>
+      <w:hyperlink r:id="rId118">
+        <w:r>
+          <w:rPr>
+            <w:lang w:val="zh_TW" w:bidi="zh_TW"/>
+          </w:rPr>
+          <w:rPr>
+            <w:color w:val="0000EE"/>
+            <w:u w:val="single"/>
+          </w:rPr>
+          <w:t>撒下24章</w:t>
         </w:r>
       </w:hyperlink>
       <w:r>
@@ -776,16 +4088,305 @@
         </w:rPr>
         <w:t>；</w:t>
       </w:r>
-      <w:hyperlink r:id="rId38">
-        <w:r>
-          <w:rPr>
-            <w:lang w:val="zh_TW" w:bidi="zh_TW"/>
-          </w:rPr>
-          <w:rPr>
-            <w:color w:val="0000EE"/>
-            <w:u w:val="single"/>
-          </w:rPr>
-          <w:t>約一1:1–3</w:t>
+      <w:hyperlink r:id="rId119">
+        <w:r>
+          <w:rPr>
+            <w:lang w:val="zh_TW" w:bidi="zh_TW"/>
+          </w:rPr>
+          <w:rPr>
+            <w:color w:val="0000EE"/>
+            <w:u w:val="single"/>
+          </w:rPr>
+          <w:t>代上21章</w:t>
+        </w:r>
+      </w:hyperlink>
+      <w:r>
+        <w:rPr>
+          <w:lang w:val="zh_TW" w:bidi="zh_TW"/>
+        </w:rPr>
+        <w:t>）。記載並不完整，未能解答部分問題，例如神為何施行懲罰。儘管約押反對，大衛堅持進行普查。由於大衛後來清楚意識到此舉為罪，可能他是因驕傲而希望確定自己的軍事實力（約150萬人）。神的懲罰或許也與百姓支持押沙龍和示巴的叛亂有關。</w:t>
+      </w:r>
+    </w:p>
+    <w:p>
+      <w:pPr/>
+      <w:r>
+        <w:rPr>
+          <w:lang w:val="zh_TW" w:bidi="zh_TW"/>
+        </w:rPr>
+      </w:r>
+      <w:r>
+        <w:rPr>
+          <w:lang w:val="zh_TW" w:bidi="zh_TW"/>
+        </w:rPr>
+        <w:t>神藉著先知迦得，給大衛三種懲罰的選擇，他選擇了三天的瘟疫。在大衛和長老悔改時，他們看見一位天使站在耶布斯人阿珥楠（亞勞拿）的打麥場上。大衛在此獻祭，並為百姓禱告。後來，他購買了該打麥場，決定這裡將成為他的兒子所羅門建造聖殿的所在地（</w:t>
+      </w:r>
+      <w:hyperlink r:id="rId120">
+        <w:r>
+          <w:rPr>
+            <w:lang w:val="zh_TW" w:bidi="zh_TW"/>
+          </w:rPr>
+          <w:rPr>
+            <w:color w:val="0000EE"/>
+            <w:u w:val="single"/>
+          </w:rPr>
+          <w:t>代上21:28–22:1</w:t>
+        </w:r>
+      </w:hyperlink>
+      <w:r>
+        <w:rPr>
+          <w:lang w:val="zh_TW" w:bidi="zh_TW"/>
+        </w:rPr>
+        <w:t>）。</w:t>
+      </w:r>
+    </w:p>
+    <w:p>
+      <w:pPr>
+        <w:pStyle w:val="Heading3"/>
+      </w:pPr>
+      <w:r>
+        <w:rPr>
+          <w:lang w:val="zh_TW" w:bidi="zh_TW"/>
+        </w:rPr>
+        <w:t>大衛的持續影響</w:t>
+      </w:r>
+    </w:p>
+    <w:p>
+      <w:pPr>
+        <w:pStyle w:val="Heading4"/>
+      </w:pPr>
+      <w:r>
+        <w:rPr>
+          <w:lang w:val="zh_TW" w:bidi="zh_TW"/>
+        </w:rPr>
+        <w:t>詩篇的作者</w:t>
+      </w:r>
+    </w:p>
+    <w:p>
+      <w:pPr/>
+      <w:r>
+        <w:rPr>
+          <w:lang w:val="zh_TW" w:bidi="zh_TW"/>
+        </w:rPr>
+      </w:r>
+      <w:r>
+        <w:rPr>
+          <w:lang w:val="zh_TW" w:bidi="zh_TW"/>
+        </w:rPr>
+        <w:t>舊約的詩篇成為古代以色列最受歡迎的書卷之一，並持續影響歷世歷代的無數讀者。這些由大衛創作的讚美詩，是為聖殿敬拜所準備的（</w:t>
+      </w:r>
+      <w:hyperlink r:id="rId121">
+        <w:r>
+          <w:rPr>
+            <w:lang w:val="zh_TW" w:bidi="zh_TW"/>
+          </w:rPr>
+          <w:rPr>
+            <w:color w:val="0000EE"/>
+            <w:u w:val="single"/>
+          </w:rPr>
+          <w:t>代下29:30</w:t>
+        </w:r>
+      </w:hyperlink>
+      <w:r>
+        <w:rPr>
+          <w:lang w:val="zh_TW" w:bidi="zh_TW"/>
+        </w:rPr>
+        <w:t>）。由大衛所寫的73篇詩篇，靈感多數源自他與神及他人的關係。</w:t>
+      </w:r>
+    </w:p>
+    <w:p>
+      <w:pPr/>
+      <w:r>
+        <w:rPr>
+          <w:lang w:val="zh_TW" w:bidi="zh_TW"/>
+        </w:rPr>
+      </w:r>
+      <w:r>
+        <w:rPr>
+          <w:lang w:val="zh_TW" w:bidi="zh_TW"/>
+        </w:rPr>
+        <w:t>大衛可能編輯了詩篇的第一卷（</w:t>
+      </w:r>
+      <w:hyperlink r:id="rId122">
+        <w:r>
+          <w:rPr>
+            <w:lang w:val="zh_TW" w:bidi="zh_TW"/>
+          </w:rPr>
+          <w:rPr>
+            <w:color w:val="0000EE"/>
+            <w:u w:val="single"/>
+          </w:rPr>
+          <w:t>1–41篇</w:t>
+        </w:r>
+      </w:hyperlink>
+      <w:r>
+        <w:rPr>
+          <w:lang w:val="zh_TW" w:bidi="zh_TW"/>
+        </w:rPr>
+        <w:t>）和第四卷（</w:t>
+      </w:r>
+      <w:hyperlink r:id="rId123">
+        <w:r>
+          <w:rPr>
+            <w:lang w:val="zh_TW" w:bidi="zh_TW"/>
+          </w:rPr>
+          <w:rPr>
+            <w:color w:val="0000EE"/>
+            <w:u w:val="single"/>
+          </w:rPr>
+          <w:t>90–106篇</w:t>
+        </w:r>
+      </w:hyperlink>
+      <w:r>
+        <w:rPr>
+          <w:lang w:val="zh_TW" w:bidi="zh_TW"/>
+        </w:rPr>
+        <w:t>），因為其中大部分詩篇由他親自創作。他的其它詩篇（</w:t>
+      </w:r>
+      <w:hyperlink r:id="rId124">
+        <w:r>
+          <w:rPr>
+            <w:lang w:val="zh_TW" w:bidi="zh_TW"/>
+          </w:rPr>
+          <w:rPr>
+            <w:color w:val="0000EE"/>
+            <w:u w:val="single"/>
+          </w:rPr>
+          <w:t>詩51–71篇</w:t>
+        </w:r>
+      </w:hyperlink>
+      <w:r>
+        <w:rPr>
+          <w:lang w:val="zh_TW" w:bidi="zh_TW"/>
+        </w:rPr>
+        <w:t>）則被納入可能由所羅門編輯的第二卷（</w:t>
+      </w:r>
+      <w:hyperlink r:id="rId125">
+        <w:r>
+          <w:rPr>
+            <w:lang w:val="zh_TW" w:bidi="zh_TW"/>
+          </w:rPr>
+          <w:rPr>
+            <w:color w:val="0000EE"/>
+            <w:u w:val="single"/>
+          </w:rPr>
+          <w:t>42–72篇</w:t>
+        </w:r>
+      </w:hyperlink>
+      <w:r>
+        <w:rPr>
+          <w:lang w:val="zh_TW" w:bidi="zh_TW"/>
+        </w:rPr>
+        <w:t>）。在後世中，這些詩篇用於敬拜時，又添加了更多篇章，直至以斯拉的時代。</w:t>
+      </w:r>
+    </w:p>
+    <w:p>
+      <w:pPr/>
+      <w:r>
+        <w:rPr>
+          <w:lang w:val="zh_TW" w:bidi="zh_TW"/>
+        </w:rPr>
+      </w:r>
+      <w:r>
+        <w:rPr>
+          <w:lang w:val="zh_TW" w:bidi="zh_TW"/>
+        </w:rPr>
+        <w:t>大衛的詩篇是多篇詩作，為以色列敬拜而譜成音樂。他組織祭司和利未人，又為敬拜提供樂器（</w:t>
+      </w:r>
+      <w:hyperlink r:id="rId126">
+        <w:r>
+          <w:rPr>
+            <w:lang w:val="zh_TW" w:bidi="zh_TW"/>
+          </w:rPr>
+          <w:rPr>
+            <w:color w:val="0000EE"/>
+            <w:u w:val="single"/>
+          </w:rPr>
+          <w:t>代下7:6，</w:t>
+        </w:r>
+      </w:hyperlink>
+      <w:hyperlink r:id="rId127">
+        <w:r>
+          <w:rPr>
+            <w:lang w:val="zh_TW" w:bidi="zh_TW"/>
+          </w:rPr>
+          <w:rPr>
+            <w:color w:val="0000EE"/>
+            <w:u w:val="single"/>
+          </w:rPr>
+          <w:t>8:14</w:t>
+        </w:r>
+      </w:hyperlink>
+      <w:r>
+        <w:rPr>
+          <w:lang w:val="zh_TW" w:bidi="zh_TW"/>
+        </w:rPr>
+        <w:t>），奠定了以色列宗教生活的模式。</w:t>
+      </w:r>
+    </w:p>
+    <w:p>
+      <w:pPr>
+        <w:pStyle w:val="Heading4"/>
+      </w:pPr>
+      <w:r>
+        <w:rPr>
+          <w:lang w:val="zh_TW" w:bidi="zh_TW"/>
+        </w:rPr>
+        <w:t>先知書中的大衛</w:t>
+      </w:r>
+    </w:p>
+    <w:p>
+      <w:pPr/>
+      <w:r>
+        <w:rPr>
+          <w:lang w:val="zh_TW" w:bidi="zh_TW"/>
+        </w:rPr>
+      </w:r>
+      <w:r>
+        <w:rPr>
+          <w:lang w:val="zh_TW" w:bidi="zh_TW"/>
+        </w:rPr>
+        <w:t>大衛被認為是以色列最偉大的王，常在舊約先知書中用作比較的標準。以賽亞（如</w:t>
+      </w:r>
+      <w:hyperlink r:id="rId128">
+        <w:r>
+          <w:rPr>
+            <w:lang w:val="zh_TW" w:bidi="zh_TW"/>
+          </w:rPr>
+          <w:rPr>
+            <w:color w:val="0000EE"/>
+            <w:u w:val="single"/>
+          </w:rPr>
+          <w:t>賽7:2、13，</w:t>
+        </w:r>
+      </w:hyperlink>
+      <w:hyperlink r:id="rId129">
+        <w:r>
+          <w:rPr>
+            <w:lang w:val="zh_TW" w:bidi="zh_TW"/>
+          </w:rPr>
+          <w:rPr>
+            <w:color w:val="0000EE"/>
+            <w:u w:val="single"/>
+          </w:rPr>
+          <w:t>22:22</w:t>
+        </w:r>
+      </w:hyperlink>
+      <w:r>
+        <w:rPr>
+          <w:lang w:val="zh_TW" w:bidi="zh_TW"/>
+        </w:rPr>
+        <w:t>）和耶利米，經常提到他們當代的君王，是屬於大衛的「家」或「寶座」。對比一些未尊崇神的大衛後裔，以賽亞和耶利米都曾預言一位彌賽亞君王，將在大衛的寶座上，永遠施行公平和公義（</w:t>
+      </w:r>
+      <w:hyperlink r:id="rId130">
+        <w:r>
+          <w:rPr>
+            <w:lang w:val="zh_TW" w:bidi="zh_TW"/>
+          </w:rPr>
+          <w:rPr>
+            <w:color w:val="0000EE"/>
+            <w:u w:val="single"/>
+          </w:rPr>
+          <w:t>賽9:7</w:t>
         </w:r>
       </w:hyperlink>
       <w:r>
@@ -794,16 +4395,52 @@
         </w:rPr>
         <w:t>；</w:t>
       </w:r>
-      <w:hyperlink r:id="rId39">
-        <w:r>
-          <w:rPr>
-            <w:lang w:val="zh_TW" w:bidi="zh_TW"/>
-          </w:rPr>
-          <w:rPr>
-            <w:color w:val="0000EE"/>
-            <w:u w:val="single"/>
-          </w:rPr>
-          <w:t>4:9</w:t>
+      <w:hyperlink r:id="rId131">
+        <w:r>
+          <w:rPr>
+            <w:lang w:val="zh_TW" w:bidi="zh_TW"/>
+          </w:rPr>
+          <w:rPr>
+            <w:color w:val="0000EE"/>
+            <w:u w:val="single"/>
+          </w:rPr>
+          <w:t>耶33:15</w:t>
+        </w:r>
+      </w:hyperlink>
+      <w:r>
+        <w:rPr>
+          <w:lang w:val="zh_TW" w:bidi="zh_TW"/>
+        </w:rPr>
+        <w:t>）。以賽亞描述這位未來的君王時，指出他來自大衛之父耶西的家系（</w:t>
+      </w:r>
+      <w:hyperlink r:id="rId132">
+        <w:r>
+          <w:rPr>
+            <w:lang w:val="zh_TW" w:bidi="zh_TW"/>
+          </w:rPr>
+          <w:rPr>
+            <w:color w:val="0000EE"/>
+            <w:u w:val="single"/>
+          </w:rPr>
+          <w:t>賽11:1–10</w:t>
+        </w:r>
+      </w:hyperlink>
+      <w:r>
+        <w:rPr>
+          <w:lang w:val="zh_TW" w:bidi="zh_TW"/>
+        </w:rPr>
+        <w:t>）。預言普世和平的到來時，以賽亞提到首都在「錫安」，即大衛的城（</w:t>
+      </w:r>
+      <w:hyperlink r:id="rId133">
+        <w:r>
+          <w:rPr>
+            <w:lang w:val="zh_TW" w:bidi="zh_TW"/>
+          </w:rPr>
+          <w:rPr>
+            <w:color w:val="0000EE"/>
+            <w:u w:val="single"/>
+          </w:rPr>
+          <w:t>2:1–4</w:t>
         </w:r>
       </w:hyperlink>
       <w:r>
@@ -814,6 +4451,110 @@
       </w:r>
     </w:p>
     <w:p>
+      <w:pPr/>
+      <w:r>
+        <w:rPr>
+          <w:lang w:val="zh_TW" w:bidi="zh_TW"/>
+        </w:rPr>
+      </w:r>
+      <w:r>
+        <w:rPr>
+          <w:lang w:val="zh_TW" w:bidi="zh_TW"/>
+        </w:rPr>
+        <w:t>以西結應許大衛將在末世及彌賽亞時代重新作王（</w:t>
+      </w:r>
+      <w:hyperlink r:id="rId134">
+        <w:r>
+          <w:rPr>
+            <w:lang w:val="zh_TW" w:bidi="zh_TW"/>
+          </w:rPr>
+          <w:rPr>
+            <w:color w:val="0000EE"/>
+            <w:u w:val="single"/>
+          </w:rPr>
+          <w:t>結37:24–25</w:t>
+        </w:r>
+      </w:hyperlink>
+      <w:r>
+        <w:rPr>
+          <w:lang w:val="zh_TW" w:bidi="zh_TW"/>
+        </w:rPr>
+        <w:t>），並稱「我的僕人大衛」為以色列的牧人（</w:t>
+      </w:r>
+      <w:hyperlink r:id="rId135">
+        <w:r>
+          <w:rPr>
+            <w:lang w:val="zh_TW" w:bidi="zh_TW"/>
+          </w:rPr>
+          <w:rPr>
+            <w:color w:val="0000EE"/>
+            <w:u w:val="single"/>
+          </w:rPr>
+          <w:t>34:23</w:t>
+        </w:r>
+      </w:hyperlink>
+      <w:r>
+        <w:rPr>
+          <w:lang w:val="zh_TW" w:bidi="zh_TW"/>
+        </w:rPr>
+        <w:t>）。何西阿同樣將未來的君王視為大衛王（</w:t>
+      </w:r>
+      <w:hyperlink r:id="rId136">
+        <w:r>
+          <w:rPr>
+            <w:lang w:val="zh_TW" w:bidi="zh_TW"/>
+          </w:rPr>
+          <w:rPr>
+            <w:color w:val="0000EE"/>
+            <w:u w:val="single"/>
+          </w:rPr>
+          <w:t>何3:5</w:t>
+        </w:r>
+      </w:hyperlink>
+      <w:r>
+        <w:rPr>
+          <w:lang w:val="zh_TW" w:bidi="zh_TW"/>
+        </w:rPr>
+        <w:t>）。阿摩司保證神將重建大衛倒塌的「帳幕」（</w:t>
+      </w:r>
+      <w:hyperlink r:id="rId137">
+        <w:r>
+          <w:rPr>
+            <w:lang w:val="zh_TW" w:bidi="zh_TW"/>
+          </w:rPr>
+          <w:rPr>
+            <w:color w:val="0000EE"/>
+            <w:u w:val="single"/>
+          </w:rPr>
+          <w:t>摩9:11</w:t>
+        </w:r>
+      </w:hyperlink>
+      <w:r>
+        <w:rPr>
+          <w:lang w:val="zh_TW" w:bidi="zh_TW"/>
+        </w:rPr>
+        <w:t>），使百姓再次安居。撒迦利亞五次提到「大衛的家」（在</w:t>
+      </w:r>
+      <w:hyperlink r:id="rId138">
+        <w:r>
+          <w:rPr>
+            <w:lang w:val="zh_TW" w:bidi="zh_TW"/>
+          </w:rPr>
+          <w:rPr>
+            <w:color w:val="0000EE"/>
+            <w:u w:val="single"/>
+          </w:rPr>
+          <w:t>亞12–13章</w:t>
+        </w:r>
+      </w:hyperlink>
+      <w:r>
+        <w:rPr>
+          <w:lang w:val="zh_TW" w:bidi="zh_TW"/>
+        </w:rPr>
+        <w:t>），激勵人們盼望恢復大衛的輝煌王朝。在預告審判降臨當代君王與百姓的同時，先知的信息也闡明了大衛統治期間，應許那永恆寶座的概念。</w:t>
+      </w:r>
+    </w:p>
+    <w:p>
       <w:pPr>
         <w:pStyle w:val="Heading4"/>
       </w:pPr>
@@ -821,7 +4562,7 @@
         <w:rPr>
           <w:lang w:val="zh_TW" w:bidi="zh_TW"/>
         </w:rPr>
-        <w:t>保羅的書信</w:t>
+        <w:t>新約聖經中的大衛</w:t>
       </w:r>
     </w:p>
     <w:p>
@@ -835,43 +4576,199 @@
         <w:rPr>
           <w:lang w:val="zh_TW" w:bidi="zh_TW"/>
         </w:rPr>
-        <w:t>使徒保羅將道成肉身描述為一條耶穌通往受苦與救贖的道路。在</w:t>
-      </w:r>
-      <w:hyperlink r:id="rId40">
-        <w:r>
-          <w:rPr>
-            <w:lang w:val="zh_TW" w:bidi="zh_TW"/>
-          </w:rPr>
-          <w:rPr>
-            <w:color w:val="0000EE"/>
-            <w:u w:val="single"/>
-          </w:rPr>
-          <w:t>加4:4–5</w:t>
-        </w:r>
-      </w:hyperlink>
-      <w:r>
-        <w:rPr>
-          <w:lang w:val="zh_TW" w:bidi="zh_TW"/>
-        </w:rPr>
-        <w:t>中，道成肉身（「由女人所生」）是在「時候滿足」的時候，或在救恩歷史的頂點而到來的，要「救贖那些在律法以下的人」。在腓立比書的讚美詩中（</w:t>
-      </w:r>
-      <w:hyperlink r:id="rId13">
-        <w:r>
-          <w:rPr>
-            <w:lang w:val="zh_TW" w:bidi="zh_TW"/>
-          </w:rPr>
-          <w:rPr>
-            <w:color w:val="0000EE"/>
-            <w:u w:val="single"/>
-          </w:rPr>
-          <w:t>腓2:6–11</w:t>
-        </w:r>
-      </w:hyperlink>
-      <w:r>
-        <w:rPr>
-          <w:lang w:val="zh_TW" w:bidi="zh_TW"/>
-        </w:rPr>
-        <w:t>），道成肉身被視為先存的（「他本有神的形象」），降卑的（「虛己⋯⋯卑微」），和順服的（「順服以至於死」）。 道成肉身的目的是十字架（「且死在十字架上」），其結果是基督的高昇。這首詩歌或許是新約中關於道成肉身的最高神學論述。耶穌的人生是一種「倒空」，是對緊握不放祂神性特權（「不以自己與神同等為強奪的」）的拒絕。</w:t>
+        <w:t>福音書多次提到大衛，確立耶穌為「大衛子孫」的身份。神與大衛所立的約，包括一位永恆的君王將來自大衛的家系（</w:t>
+      </w:r>
+      <w:hyperlink r:id="rId139">
+        <w:r>
+          <w:rPr>
+            <w:lang w:val="zh_TW" w:bidi="zh_TW"/>
+          </w:rPr>
+          <w:rPr>
+            <w:color w:val="0000EE"/>
+            <w:u w:val="single"/>
+          </w:rPr>
+          <w:t>太1:1，</w:t>
+        </w:r>
+      </w:hyperlink>
+      <w:hyperlink r:id="rId140">
+        <w:r>
+          <w:rPr>
+            <w:lang w:val="zh_TW" w:bidi="zh_TW"/>
+          </w:rPr>
+          <w:rPr>
+            <w:color w:val="0000EE"/>
+            <w:u w:val="single"/>
+          </w:rPr>
+          <w:t>9:27，</w:t>
+        </w:r>
+      </w:hyperlink>
+      <w:hyperlink r:id="rId141">
+        <w:r>
+          <w:rPr>
+            <w:lang w:val="zh_TW" w:bidi="zh_TW"/>
+          </w:rPr>
+          <w:rPr>
+            <w:color w:val="0000EE"/>
+            <w:u w:val="single"/>
+          </w:rPr>
+          <w:t>12:23</w:t>
+        </w:r>
+      </w:hyperlink>
+      <w:r>
+        <w:rPr>
+          <w:lang w:val="zh_TW" w:bidi="zh_TW"/>
+        </w:rPr>
+        <w:t>；</w:t>
+      </w:r>
+      <w:hyperlink r:id="rId142">
+        <w:r>
+          <w:rPr>
+            <w:lang w:val="zh_TW" w:bidi="zh_TW"/>
+          </w:rPr>
+          <w:rPr>
+            <w:color w:val="0000EE"/>
+            <w:u w:val="single"/>
+          </w:rPr>
+          <w:t>可10:48，</w:t>
+        </w:r>
+      </w:hyperlink>
+      <w:hyperlink r:id="rId143">
+        <w:r>
+          <w:rPr>
+            <w:lang w:val="zh_TW" w:bidi="zh_TW"/>
+          </w:rPr>
+          <w:rPr>
+            <w:color w:val="0000EE"/>
+            <w:u w:val="single"/>
+          </w:rPr>
+          <w:t>12:35</w:t>
+        </w:r>
+      </w:hyperlink>
+      <w:r>
+        <w:rPr>
+          <w:lang w:val="zh_TW" w:bidi="zh_TW"/>
+        </w:rPr>
+        <w:t>；</w:t>
+      </w:r>
+      <w:hyperlink r:id="rId144">
+        <w:r>
+          <w:rPr>
+            <w:lang w:val="zh_TW" w:bidi="zh_TW"/>
+          </w:rPr>
+          <w:rPr>
+            <w:color w:val="0000EE"/>
+            <w:u w:val="single"/>
+          </w:rPr>
+          <w:t>路18:38–39，</w:t>
+        </w:r>
+      </w:hyperlink>
+      <w:hyperlink r:id="rId145">
+        <w:r>
+          <w:rPr>
+            <w:lang w:val="zh_TW" w:bidi="zh_TW"/>
+          </w:rPr>
+          <w:rPr>
+            <w:color w:val="0000EE"/>
+            <w:u w:val="single"/>
+          </w:rPr>
+          <w:t>20:41</w:t>
+        </w:r>
+      </w:hyperlink>
+      <w:r>
+        <w:rPr>
+          <w:lang w:val="zh_TW" w:bidi="zh_TW"/>
+        </w:rPr>
+        <w:t>）。根據</w:t>
+      </w:r>
+      <w:hyperlink r:id="rId146">
+        <w:r>
+          <w:rPr>
+            <w:lang w:val="zh_TW" w:bidi="zh_TW"/>
+          </w:rPr>
+          <w:rPr>
+            <w:color w:val="0000EE"/>
+            <w:u w:val="single"/>
+          </w:rPr>
+          <w:t>馬可福音十一章10節</w:t>
+        </w:r>
+      </w:hyperlink>
+      <w:r>
+        <w:rPr>
+          <w:lang w:val="zh_TW" w:bidi="zh_TW"/>
+        </w:rPr>
+        <w:t>和</w:t>
+      </w:r>
+      <w:hyperlink r:id="rId147">
+        <w:r>
+          <w:rPr>
+            <w:lang w:val="zh_TW" w:bidi="zh_TW"/>
+          </w:rPr>
+          <w:rPr>
+            <w:color w:val="0000EE"/>
+            <w:u w:val="single"/>
+          </w:rPr>
+          <w:t>約翰福音七章42節</w:t>
+        </w:r>
+      </w:hyperlink>
+      <w:r>
+        <w:rPr>
+          <w:lang w:val="zh_TW" w:bidi="zh_TW"/>
+        </w:rPr>
+        <w:t>，耶穌時代的猶太人期望彌賽亞（基督）是大衛的後裔。雖然福音書表明耶穌來自大衛的家系，但也明確教導耶穌是神的兒子（</w:t>
+      </w:r>
+      <w:hyperlink r:id="rId148">
+        <w:r>
+          <w:rPr>
+            <w:lang w:val="zh_TW" w:bidi="zh_TW"/>
+          </w:rPr>
+          <w:rPr>
+            <w:color w:val="0000EE"/>
+            <w:u w:val="single"/>
+          </w:rPr>
+          <w:t>太22:41–45</w:t>
+        </w:r>
+      </w:hyperlink>
+      <w:r>
+        <w:rPr>
+          <w:lang w:val="zh_TW" w:bidi="zh_TW"/>
+        </w:rPr>
+        <w:t>；</w:t>
+      </w:r>
+      <w:hyperlink r:id="rId149">
+        <w:r>
+          <w:rPr>
+            <w:lang w:val="zh_TW" w:bidi="zh_TW"/>
+          </w:rPr>
+          <w:rPr>
+            <w:color w:val="0000EE"/>
+            <w:u w:val="single"/>
+          </w:rPr>
+          <w:t>可12:35–37</w:t>
+        </w:r>
+      </w:hyperlink>
+      <w:r>
+        <w:rPr>
+          <w:lang w:val="zh_TW" w:bidi="zh_TW"/>
+        </w:rPr>
+        <w:t>；</w:t>
+      </w:r>
+      <w:hyperlink r:id="rId150">
+        <w:r>
+          <w:rPr>
+            <w:lang w:val="zh_TW" w:bidi="zh_TW"/>
+          </w:rPr>
+          <w:rPr>
+            <w:color w:val="0000EE"/>
+            <w:u w:val="single"/>
+          </w:rPr>
+          <w:t>路20:41–44</w:t>
+        </w:r>
+      </w:hyperlink>
+      <w:r>
+        <w:rPr>
+          <w:lang w:val="zh_TW" w:bidi="zh_TW"/>
+        </w:rPr>
+        <w:t>）。</w:t>
       </w:r>
     </w:p>
     <w:p>
@@ -885,18 +4782,18 @@
         <w:rPr>
           <w:lang w:val="zh_TW" w:bidi="zh_TW"/>
         </w:rPr>
-        <w:t>保羅將基督描述為末後的亞當（</w:t>
-      </w:r>
-      <w:hyperlink r:id="rId41">
-        <w:r>
-          <w:rPr>
-            <w:lang w:val="zh_TW" w:bidi="zh_TW"/>
-          </w:rPr>
-          <w:rPr>
-            <w:color w:val="0000EE"/>
-            <w:u w:val="single"/>
-          </w:rPr>
-          <w:t>羅5:12–19</w:t>
+        <w:t>使徒行傳將大衛視為神應許的接受者，而這些應許在耶穌基督裡得以成就。此外，大衛也被視為先知，受聖靈啟示而寫下詩篇（</w:t>
+      </w:r>
+      <w:hyperlink r:id="rId151">
+        <w:r>
+          <w:rPr>
+            <w:lang w:val="zh_TW" w:bidi="zh_TW"/>
+          </w:rPr>
+          <w:rPr>
+            <w:color w:val="0000EE"/>
+            <w:u w:val="single"/>
+          </w:rPr>
+          <w:t>徒1:16</w:t>
         </w:r>
       </w:hyperlink>
       <w:r>
@@ -905,1283 +4802,208 @@
         </w:rPr>
         <w:t>；</w:t>
       </w:r>
-      <w:hyperlink r:id="rId42">
-        <w:r>
-          <w:rPr>
-            <w:lang w:val="zh_TW" w:bidi="zh_TW"/>
-          </w:rPr>
-          <w:rPr>
-            <w:color w:val="0000EE"/>
-            <w:u w:val="single"/>
-          </w:rPr>
-          <w:t>林前15:45–47</w:t>
-        </w:r>
-      </w:hyperlink>
-      <w:r>
-        <w:rPr>
-          <w:lang w:val="zh_TW" w:bidi="zh_TW"/>
-        </w:rPr>
-        <w:t>），亞當所失去的，祂將其帶了回來，使我們有可能重新獲得。通過取了人的樣式，基督成為了使人與神和好的救贖主（</w:t>
-      </w:r>
-      <w:hyperlink r:id="rId43">
-        <w:r>
-          <w:rPr>
-            <w:lang w:val="zh_TW" w:bidi="zh_TW"/>
-          </w:rPr>
-          <w:rPr>
-            <w:color w:val="0000EE"/>
-            <w:u w:val="single"/>
-          </w:rPr>
-          <w:t>羅3:25</w:t>
-        </w:r>
-      </w:hyperlink>
+      <w:hyperlink r:id="rId152">
+        <w:r>
+          <w:rPr>
+            <w:lang w:val="zh_TW" w:bidi="zh_TW"/>
+          </w:rPr>
+          <w:rPr>
+            <w:color w:val="0000EE"/>
+            <w:u w:val="single"/>
+          </w:rPr>
+          <w:t>2:22–36，</w:t>
+        </w:r>
+      </w:hyperlink>
+      <w:hyperlink r:id="rId153">
+        <w:r>
+          <w:rPr>
+            <w:lang w:val="zh_TW" w:bidi="zh_TW"/>
+          </w:rPr>
+          <w:rPr>
+            <w:color w:val="0000EE"/>
+            <w:u w:val="single"/>
+          </w:rPr>
+          <w:t>4:25，</w:t>
+        </w:r>
+      </w:hyperlink>
+      <w:hyperlink r:id="rId154">
+        <w:r>
+          <w:rPr>
+            <w:lang w:val="zh_TW" w:bidi="zh_TW"/>
+          </w:rPr>
+          <w:rPr>
+            <w:color w:val="0000EE"/>
+            <w:u w:val="single"/>
+          </w:rPr>
+          <w:t>13:26–39</w:t>
+        </w:r>
+      </w:hyperlink>
+      <w:r>
+        <w:rPr>
+          <w:lang w:val="zh_TW" w:bidi="zh_TW"/>
+        </w:rPr>
+        <w:t>）。</w:t>
+      </w:r>
+    </w:p>
+    <w:p>
+      <w:pPr/>
+      <w:r>
+        <w:rPr>
+          <w:lang w:val="zh_TW" w:bidi="zh_TW"/>
+        </w:rPr>
+      </w:r>
+      <w:r>
+        <w:rPr>
+          <w:lang w:val="zh_TW" w:bidi="zh_TW"/>
+        </w:rPr>
+        <w:t>在啟示錄中，耶穌被稱為擁有「大衛的鑰匙」（</w:t>
+      </w:r>
+      <w:hyperlink r:id="rId155">
+        <w:r>
+          <w:rPr>
+            <w:lang w:val="zh_TW" w:bidi="zh_TW"/>
+          </w:rPr>
+          <w:rPr>
+            <w:color w:val="0000EE"/>
+            <w:u w:val="single"/>
+          </w:rPr>
+          <w:t>啟3:7</w:t>
+        </w:r>
+      </w:hyperlink>
+      <w:r>
+        <w:rPr>
+          <w:lang w:val="zh_TW" w:bidi="zh_TW"/>
+        </w:rPr>
+        <w:t>），並被稱為「猶大支派中的獅子， 大衛的根」（</w:t>
+      </w:r>
+      <w:hyperlink r:id="rId156">
+        <w:r>
+          <w:rPr>
+            <w:lang w:val="zh_TW" w:bidi="zh_TW"/>
+          </w:rPr>
+          <w:rPr>
+            <w:color w:val="0000EE"/>
+            <w:u w:val="single"/>
+          </w:rPr>
+          <w:t>5:5</w:t>
+        </w:r>
+      </w:hyperlink>
+      <w:r>
+        <w:rPr>
+          <w:lang w:val="zh_TW" w:bidi="zh_TW"/>
+        </w:rPr>
+        <w:t>）。耶穌自稱說：「我是大衛的根，又是他的後裔。我是明亮的晨星」（</w:t>
+      </w:r>
+      <w:hyperlink r:id="rId157">
+        <w:r>
+          <w:rPr>
+            <w:lang w:val="zh_TW" w:bidi="zh_TW"/>
+          </w:rPr>
+          <w:rPr>
+            <w:color w:val="0000EE"/>
+            <w:u w:val="single"/>
+          </w:rPr>
+          <w:t>22:16</w:t>
+        </w:r>
+      </w:hyperlink>
+      <w:r>
+        <w:rPr>
+          <w:lang w:val="zh_TW" w:bidi="zh_TW"/>
+        </w:rPr>
+        <w:t>）。</w:t>
+      </w:r>
+    </w:p>
+    <w:p>
+      <w:pPr/>
+      <w:r>
+        <w:rPr>
+          <w:lang w:val="zh_TW" w:bidi="zh_TW"/>
+        </w:rPr>
+      </w:r>
+      <w:r>
+        <w:rPr>
+          <w:i/>
+          <w:lang w:val="zh_TW" w:bidi="zh_TW"/>
+        </w:rPr>
+        <w:t>另見</w:t>
+      </w:r>
+      <w:r>
+        <w:rPr>
+          <w:lang w:val="zh_TW" w:bidi="zh_TW"/>
+        </w:rPr>
+        <w:t xml:space="preserve"> </w:t>
+      </w:r>
+      <w:r>
+        <w:rPr>
+          <w:lang w:val="zh_TW" w:bidi="zh_TW"/>
+        </w:rPr>
+        <w:t>基督論</w:t>
+      </w:r>
       <w:r>
         <w:rPr>
           <w:lang w:val="zh_TW" w:bidi="zh_TW"/>
         </w:rPr>
         <w:t>；</w:t>
       </w:r>
-      <w:hyperlink r:id="rId44">
-        <w:r>
-          <w:rPr>
-            <w:lang w:val="zh_TW" w:bidi="zh_TW"/>
-          </w:rPr>
-          <w:rPr>
-            <w:color w:val="0000EE"/>
-            <w:u w:val="single"/>
-          </w:rPr>
-          <w:t>林後5:19</w:t>
-        </w:r>
-      </w:hyperlink>
+      <w:r>
+        <w:rPr>
+          <w:lang w:val="zh_TW" w:bidi="zh_TW"/>
+        </w:rPr>
+        <w:t>聖經年表（舊約）</w:t>
+      </w:r>
       <w:r>
         <w:rPr>
           <w:lang w:val="zh_TW" w:bidi="zh_TW"/>
         </w:rPr>
         <w:t>；</w:t>
       </w:r>
-      <w:hyperlink r:id="rId45">
-        <w:r>
-          <w:rPr>
-            <w:lang w:val="zh_TW" w:bidi="zh_TW"/>
-          </w:rPr>
-          <w:rPr>
-            <w:color w:val="0000EE"/>
-            <w:u w:val="single"/>
-          </w:rPr>
-          <w:t>提前1:15</w:t>
-        </w:r>
-      </w:hyperlink>
-      <w:r>
-        <w:rPr>
-          <w:lang w:val="zh_TW" w:bidi="zh_TW"/>
-        </w:rPr>
-        <w:t>）。然而，保羅更強調，被高昇的基督帶來了新的生命（</w:t>
-      </w:r>
-      <w:hyperlink r:id="rId46">
-        <w:r>
-          <w:rPr>
-            <w:lang w:val="zh_TW" w:bidi="zh_TW"/>
-          </w:rPr>
-          <w:rPr>
-            <w:color w:val="0000EE"/>
-            <w:u w:val="single"/>
-          </w:rPr>
-          <w:t>羅6:4–6</w:t>
-        </w:r>
-      </w:hyperlink>
+      <w:r>
+        <w:rPr>
+          <w:lang w:val="zh_TW" w:bidi="zh_TW"/>
+        </w:rPr>
+        <w:t>以色列歷史</w:t>
+      </w:r>
       <w:r>
         <w:rPr>
           <w:lang w:val="zh_TW" w:bidi="zh_TW"/>
         </w:rPr>
         <w:t>；</w:t>
       </w:r>
-      <w:hyperlink r:id="rId47">
-        <w:r>
-          <w:rPr>
-            <w:lang w:val="zh_TW" w:bidi="zh_TW"/>
-          </w:rPr>
-          <w:rPr>
-            <w:color w:val="0000EE"/>
-            <w:u w:val="single"/>
-          </w:rPr>
-          <w:t>林後3:17–18</w:t>
-        </w:r>
-      </w:hyperlink>
+      <w:r>
+        <w:rPr>
+          <w:lang w:val="zh_TW" w:bidi="zh_TW"/>
+        </w:rPr>
+        <w:t>王</w:t>
+      </w:r>
       <w:r>
         <w:rPr>
           <w:lang w:val="zh_TW" w:bidi="zh_TW"/>
         </w:rPr>
         <w:t>；</w:t>
       </w:r>
-      <w:hyperlink r:id="rId48">
-        <w:r>
-          <w:rPr>
-            <w:lang w:val="zh_TW" w:bidi="zh_TW"/>
-          </w:rPr>
-          <w:rPr>
-            <w:color w:val="0000EE"/>
-            <w:u w:val="single"/>
-          </w:rPr>
-          <w:t>西3:1–4</w:t>
-        </w:r>
-      </w:hyperlink>
-      <w:r>
-        <w:rPr>
-          <w:lang w:val="zh_TW" w:bidi="zh_TW"/>
-        </w:rPr>
-        <w:t>）。 歌羅西書</w:t>
-      </w:r>
-      <w:hyperlink r:id="rId49">
-        <w:r>
-          <w:rPr>
-            <w:lang w:val="zh_TW" w:bidi="zh_TW"/>
-          </w:rPr>
-          <w:rPr>
-            <w:color w:val="0000EE"/>
-            <w:u w:val="single"/>
-          </w:rPr>
-          <w:t>1:15–20</w:t>
-        </w:r>
-      </w:hyperlink>
-      <w:r>
-        <w:rPr>
-          <w:lang w:val="zh_TW" w:bidi="zh_TW"/>
-        </w:rPr>
-        <w:t>中的讚美詩，運用了猶太智慧思辨，可能還混有希臘元素，它顯明了基督是「首生的」和「神的豐盛」。那位永存為神的，通過祂的犧牲死亡，成為被尊崇的主，並將人帶到神面前（另見</w:t>
-      </w:r>
-      <w:hyperlink r:id="rId50">
-        <w:r>
-          <w:rPr>
-            <w:lang w:val="zh_TW" w:bidi="zh_TW"/>
-          </w:rPr>
-          <w:rPr>
-            <w:color w:val="0000EE"/>
-            <w:u w:val="single"/>
-          </w:rPr>
-          <w:t>羅1:3–4</w:t>
-        </w:r>
-      </w:hyperlink>
-      <w:r>
-        <w:rPr>
-          <w:lang w:val="zh_TW" w:bidi="zh_TW"/>
-        </w:rPr>
-        <w:t>、</w:t>
-      </w:r>
-      <w:hyperlink r:id="rId51">
-        <w:r>
-          <w:rPr>
-            <w:lang w:val="zh_TW" w:bidi="zh_TW"/>
-          </w:rPr>
-          <w:rPr>
-            <w:color w:val="0000EE"/>
-            <w:u w:val="single"/>
-          </w:rPr>
-          <w:t>提前3:16</w:t>
-        </w:r>
-      </w:hyperlink>
-      <w:r>
-        <w:rPr>
-          <w:lang w:val="zh_TW" w:bidi="zh_TW"/>
-        </w:rPr>
-        <w:t>中的「肉體—靈」主題）。</w:t>
-      </w:r>
-    </w:p>
-    <w:p>
-      <w:pPr>
-        <w:pStyle w:val="Heading4"/>
-      </w:pPr>
-      <w:r>
-        <w:rPr>
-          <w:lang w:val="zh_TW" w:bidi="zh_TW"/>
-        </w:rPr>
-        <w:t>希伯來書</w:t>
-      </w:r>
-    </w:p>
-    <w:p>
-      <w:pPr/>
-      <w:r>
-        <w:rPr>
-          <w:lang w:val="zh_TW" w:bidi="zh_TW"/>
-        </w:rPr>
-      </w:r>
-      <w:r>
-        <w:rPr>
-          <w:lang w:val="zh_TW" w:bidi="zh_TW"/>
-        </w:rPr>
-        <w:t>希伯來書多處提到了道成肉身。開場讚美詩（</w:t>
-      </w:r>
-      <w:hyperlink r:id="rId52">
-        <w:r>
-          <w:rPr>
-            <w:lang w:val="zh_TW" w:bidi="zh_TW"/>
-          </w:rPr>
-          <w:rPr>
-            <w:color w:val="0000EE"/>
-            <w:u w:val="single"/>
-          </w:rPr>
-          <w:t>來1:1–3</w:t>
-        </w:r>
-      </w:hyperlink>
-      <w:r>
-        <w:rPr>
-          <w:lang w:val="zh_TW" w:bidi="zh_TW"/>
-        </w:rPr>
-        <w:t>）就強調了基督崇高的地位，祂是神形象的「真實印記」和榮耀所發的光輝。基督比天使更尊貴（</w:t>
-      </w:r>
-      <w:hyperlink r:id="rId53">
-        <w:r>
-          <w:rPr>
-            <w:lang w:val="zh_TW" w:bidi="zh_TW"/>
-          </w:rPr>
-          <w:rPr>
-            <w:color w:val="0000EE"/>
-            <w:u w:val="single"/>
-          </w:rPr>
-          <w:t>1:4–9</w:t>
-        </w:r>
-      </w:hyperlink>
-      <w:r>
-        <w:rPr>
-          <w:lang w:val="zh_TW" w:bidi="zh_TW"/>
-        </w:rPr>
-        <w:t>），但祂成為人，為拯救人類而受苦（</w:t>
-      </w:r>
-      <w:hyperlink r:id="rId54">
-        <w:r>
-          <w:rPr>
-            <w:lang w:val="zh_TW" w:bidi="zh_TW"/>
-          </w:rPr>
-          <w:rPr>
-            <w:color w:val="0000EE"/>
-            <w:u w:val="single"/>
-          </w:rPr>
-          <w:t>2:9</w:t>
-        </w:r>
-      </w:hyperlink>
-      <w:r>
-        <w:rPr>
-          <w:lang w:val="zh_TW" w:bidi="zh_TW"/>
-        </w:rPr>
-        <w:t>、</w:t>
-      </w:r>
-      <w:hyperlink r:id="rId55">
-        <w:r>
-          <w:rPr>
-            <w:lang w:val="zh_TW" w:bidi="zh_TW"/>
-          </w:rPr>
-          <w:rPr>
-            <w:color w:val="0000EE"/>
-            <w:u w:val="single"/>
-          </w:rPr>
-          <w:t>5:7–9</w:t>
-        </w:r>
-      </w:hyperlink>
-      <w:r>
-        <w:rPr>
-          <w:lang w:val="zh_TW" w:bidi="zh_TW"/>
-        </w:rPr>
-        <w:t>）。道成肉身符合罪人對救主的需求。希伯來書的目的是要表明基督之於舊約祭祀無可比擬的超越性，同時強調祂的救贖工作。祂真實的受試探（</w:t>
-      </w:r>
-      <w:hyperlink r:id="rId56">
-        <w:r>
-          <w:rPr>
-            <w:lang w:val="zh_TW" w:bidi="zh_TW"/>
-          </w:rPr>
-          <w:rPr>
-            <w:color w:val="0000EE"/>
-            <w:u w:val="single"/>
-          </w:rPr>
-          <w:t>2:18</w:t>
-        </w:r>
-      </w:hyperlink>
+      <w:r>
+        <w:rPr>
+          <w:lang w:val="zh_TW" w:bidi="zh_TW"/>
+        </w:rPr>
+        <w:t>神的國，天國</w:t>
+      </w:r>
       <w:r>
         <w:rPr>
           <w:lang w:val="zh_TW" w:bidi="zh_TW"/>
         </w:rPr>
         <w:t>；</w:t>
       </w:r>
-      <w:hyperlink r:id="rId57">
-        <w:r>
-          <w:rPr>
-            <w:lang w:val="zh_TW" w:bidi="zh_TW"/>
-          </w:rPr>
-          <w:rPr>
-            <w:color w:val="0000EE"/>
-            <w:u w:val="single"/>
-          </w:rPr>
-          <w:t>4:15</w:t>
-        </w:r>
-      </w:hyperlink>
-      <w:r>
-        <w:rPr>
-          <w:lang w:val="zh_TW" w:bidi="zh_TW"/>
-        </w:rPr>
-        <w:t>）與祂的無罪結合在一起（</w:t>
-      </w:r>
-      <w:hyperlink r:id="rId57">
-        <w:r>
-          <w:rPr>
-            <w:lang w:val="zh_TW" w:bidi="zh_TW"/>
-          </w:rPr>
-          <w:rPr>
-            <w:color w:val="0000EE"/>
-            <w:u w:val="single"/>
-          </w:rPr>
-          <w:t>4:15</w:t>
-        </w:r>
-      </w:hyperlink>
-      <w:r>
-        <w:rPr>
-          <w:lang w:val="zh_TW" w:bidi="zh_TW"/>
-        </w:rPr>
-        <w:t>、</w:t>
-      </w:r>
-      <w:hyperlink r:id="rId58">
-        <w:r>
-          <w:rPr>
-            <w:lang w:val="zh_TW" w:bidi="zh_TW"/>
-          </w:rPr>
-          <w:rPr>
-            <w:color w:val="0000EE"/>
-            <w:u w:val="single"/>
-          </w:rPr>
-          <w:t>5:9</w:t>
-        </w:r>
-      </w:hyperlink>
-      <w:r>
-        <w:rPr>
-          <w:lang w:val="zh_TW" w:bidi="zh_TW"/>
-        </w:rPr>
-        <w:t>、</w:t>
-      </w:r>
-      <w:hyperlink r:id="rId59">
-        <w:r>
-          <w:rPr>
-            <w:lang w:val="zh_TW" w:bidi="zh_TW"/>
-          </w:rPr>
-          <w:rPr>
-            <w:color w:val="0000EE"/>
-            <w:u w:val="single"/>
-          </w:rPr>
-          <w:t>7:26</w:t>
-        </w:r>
-      </w:hyperlink>
-      <w:r>
-        <w:rPr>
-          <w:lang w:val="zh_TW" w:bidi="zh_TW"/>
-        </w:rPr>
-        <w:t>），完成了以人的身份來對人的罪的救贖。道成肉身是一條基督最終只要一次獻上贖罪祭，就能永遠勝過罪的途徑（</w:t>
-      </w:r>
-      <w:hyperlink r:id="rId60">
-        <w:r>
-          <w:rPr>
-            <w:lang w:val="zh_TW" w:bidi="zh_TW"/>
-          </w:rPr>
-          <w:rPr>
-            <w:color w:val="0000EE"/>
-            <w:u w:val="single"/>
-          </w:rPr>
-          <w:t>7:28</w:t>
-        </w:r>
-      </w:hyperlink>
-      <w:r>
-        <w:rPr>
-          <w:lang w:val="zh_TW" w:bidi="zh_TW"/>
-        </w:rPr>
-        <w:t>；</w:t>
-      </w:r>
-      <w:hyperlink r:id="rId61">
-        <w:r>
-          <w:rPr>
-            <w:lang w:val="zh_TW" w:bidi="zh_TW"/>
-          </w:rPr>
-          <w:rPr>
-            <w:color w:val="0000EE"/>
-            <w:u w:val="single"/>
-          </w:rPr>
-          <w:t>9:26</w:t>
-        </w:r>
-      </w:hyperlink>
-      <w:r>
-        <w:rPr>
-          <w:lang w:val="zh_TW" w:bidi="zh_TW"/>
-        </w:rPr>
-        <w:t>）。</w:t>
-      </w:r>
-    </w:p>
-    <w:p>
-      <w:pPr>
-        <w:pStyle w:val="Heading3"/>
-      </w:pPr>
-      <w:r>
-        <w:rPr>
-          <w:lang w:val="zh_TW" w:bidi="zh_TW"/>
-        </w:rPr>
-        <w:t>歷史沿革</w:t>
-      </w:r>
-    </w:p>
-    <w:p>
-      <w:pPr/>
-      <w:r>
-        <w:rPr>
-          <w:lang w:val="zh_TW" w:bidi="zh_TW"/>
-        </w:rPr>
-      </w:r>
-      <w:r>
-        <w:rPr>
-          <w:lang w:val="zh_TW" w:bidi="zh_TW"/>
-        </w:rPr>
-        <w:t>第一個挑戰傳統道成肉身教義的群體是諾斯底派，他們在第一世紀末否認耶穌是真正的人。這個源自希臘的信仰認為物質世界是邪惡的，因此他們否認道成肉身。他們認為基督是一個類靈體（quasi-spiritual）的存在，只是看起來像人類。神學家馬吉安（Marcion，死於公元後160年），受諾斯底派教師的訓練，也接受了幻影說（docetic）對基督的解釋（即祂的人性只是表象）。 馬吉安傳授他的教義以對抗當時基督教中偏向舊約和猶太教的傾向。在公元144年被逐出教會後，馬吉安創立了自己的教會，他的觀點在接下來的兩個世紀中被廣泛的傳播。大公教會之所以統一了教義，部分原因也是为了對抗馬吉安的基督論異端。</w:t>
-      </w:r>
-    </w:p>
-    <w:p>
-      <w:pPr/>
-      <w:r>
-        <w:rPr>
-          <w:lang w:val="zh_TW" w:bidi="zh_TW"/>
-        </w:rPr>
-      </w:r>
-      <w:r>
-        <w:rPr>
-          <w:lang w:val="zh_TW" w:bidi="zh_TW"/>
-        </w:rPr>
-        <w:t>對正統觀點的下一個挑戰來自於三世紀和四世紀的亞流派（Arian）、亞玻里拿留派（</w:t>
-      </w:r>
-      <w:r>
-        <w:rPr>
-          <w:lang w:val="zh_TW" w:bidi="zh_TW"/>
-        </w:rPr>
-        <w:t>Apollinarian</w:t>
-      </w:r>
-      <w:r>
-        <w:rPr>
-          <w:lang w:val="zh_TW" w:bidi="zh_TW"/>
-        </w:rPr>
-        <w:t>）和</w:t>
-      </w:r>
-      <w:r>
-        <w:rPr>
-          <w:lang w:val="zh_TW" w:bidi="zh_TW"/>
-        </w:rPr>
-        <w:t>涅斯多留派</w:t>
-      </w:r>
-      <w:r>
-        <w:rPr>
-          <w:lang w:val="zh_TW" w:bidi="zh_TW"/>
-        </w:rPr>
-        <w:t>（Nestorian）的爭議。亞流主義認為道成肉身是完全的，因此神的道基督不再是完全的神。同時，祂也不是完全的人，因此基督是介於兩種本性之間的存在。尼西亞大公會議（公元325年）確認耶穌確實既是神又是人。然而，很快又出現了一個新的問題，就是關於祂兩種本性之間的關係。亞玻里拿留（公元310？–390年？）教導說，耶穌只有肉體是人；祂的靈魂則完全被融入到神的道之中。涅斯多留（約公元381–451年）教導說，基督的兩種本性在其位格中必須始終保持分別；它們一起運作但在其存有上是分開的。在迦克墩會議（公元451年）上，確認了耶穌的兩性合一。許多迦克墩會議的反對者隨後出現，他們被稱為基督一性論者，他們相信耶穌只有一種神性，只是在某種意義上是人。那場運動引起了嚴重的政治和宗教上的分裂，直到君士坦丁堡會議（公元680–681年）重申了迦克墩會議的決議，並確立了正統的道成肉身神學。</w:t>
-      </w:r>
-    </w:p>
-    <w:p>
-      <w:pPr/>
-      <w:r>
-        <w:rPr>
-          <w:lang w:val="zh_TW" w:bidi="zh_TW"/>
-        </w:rPr>
-      </w:r>
-      <w:r>
-        <w:rPr>
-          <w:lang w:val="zh_TW" w:bidi="zh_TW"/>
-        </w:rPr>
-        <w:t>在第八世紀，西班牙和法國是「</w:t>
-      </w:r>
-      <w:r>
-        <w:rPr>
-          <w:lang w:val="zh_TW" w:bidi="zh_TW"/>
-        </w:rPr>
-        <w:t>嗣子論（adoptionist）</w:t>
-      </w:r>
-      <w:r>
-        <w:rPr>
-          <w:lang w:val="zh_TW" w:bidi="zh_TW"/>
-        </w:rPr>
-        <w:t>」爭論的中心。嗣子論教導說耶穌在出生時是人類，但在他的洗禮時經歷了「第二次出生（second birth）」並被「收養（adopted）」為神之子。它在一系列的宗教會議中被譴責，直到近代才得到許多人的追捧。在經院哲學時代，</w:t>
-      </w:r>
-      <w:r>
-        <w:rPr>
-          <w:lang w:val="zh_TW" w:bidi="zh_TW"/>
-        </w:rPr>
-        <w:t>彼得·倫巴都</w:t>
-      </w:r>
-      <w:r>
-        <w:rPr>
-          <w:lang w:val="zh_TW" w:bidi="zh_TW"/>
-        </w:rPr>
-        <w:t>（Peter Lombard，公元1095？–1160年）提倡了後來被稱為「虛無主義（nihilism）」的觀點。他假定道成肉身並未對耶穌的神性造成根本性的改變，但他人的本性既無實質性也無必要性（insubstantial and unessential）。這種觀點同樣被教皇亞歷山大三世（Pope Alexander III，公元1159–1181年）所譴責。當時的另一個爭論焦點是人的墮落與道成肉身之間的關係。阿奎那（Thomas Aquinas，公元1224–1274年）得出有存在因果關係的結論；道成肉身是對付罪的必然要求，而不是在墮落之外預定的。</w:t>
-      </w:r>
-    </w:p>
-    <w:p>
-      <w:pPr/>
-      <w:r>
-        <w:rPr>
-          <w:lang w:val="zh_TW" w:bidi="zh_TW"/>
-        </w:rPr>
-      </w:r>
-      <w:r>
-        <w:rPr>
-          <w:lang w:val="zh_TW" w:bidi="zh_TW"/>
-        </w:rPr>
-        <w:t>羅馬天主教會和新教改教家們在道成肉身上基本遵循相同的正統教義觀。宗教改革的衝突更多集中在救恩論（救恩的教義）上。然而，幾個反對三位一體的異端利用了教會權威的崩塌。米迦勒·</w:t>
-      </w:r>
-      <w:r>
-        <w:rPr>
-          <w:lang w:val="zh_TW" w:bidi="zh_TW"/>
-        </w:rPr>
-        <w:t>塞爾韋特</w:t>
-      </w:r>
-      <w:r>
-        <w:rPr>
-          <w:lang w:val="zh_TW" w:bidi="zh_TW"/>
-        </w:rPr>
-        <w:t>（Michael Servetus，公元1511–1553年）教導了一種泛神論的道成肉身觀點，其重點在於神的靈在耶穌的人形中顯現。因此，道不是三一神中的一個獨立位格，也與每個人心中的「神性火花（divine spark）」沒有本質性的區別。同時，拉埃利烏斯·蘇西尼（Laelius Socinus，公元1525–1562年）和他的侄子，浮士德·</w:t>
-      </w:r>
-      <w:r>
-        <w:rPr>
-          <w:lang w:val="zh_TW" w:bidi="zh_TW"/>
-        </w:rPr>
-        <w:t>蘇西尼</w:t>
-      </w:r>
-      <w:r>
-        <w:rPr>
-          <w:lang w:val="zh_TW" w:bidi="zh_TW"/>
-        </w:rPr>
-        <w:t>（Faustus Socinus，公元1539–1604年），教授一種神格一位論（unitarian）的體系。道成肉身不是神性本質的轉移，而是神性權柄和啟示的傳達。因此，基督的死不是為了贖罪，而是樹立道德榜樣。塞爾韋特和蘇西尼主義都被天主教徒和新教徒所譴責。</w:t>
-      </w:r>
-    </w:p>
-    <w:p>
-      <w:pPr/>
-      <w:r>
-        <w:rPr>
-          <w:lang w:val="zh_TW" w:bidi="zh_TW"/>
-        </w:rPr>
-      </w:r>
-      <w:r>
-        <w:rPr>
-          <w:lang w:val="zh_TW" w:bidi="zh_TW"/>
-        </w:rPr>
-        <w:t>在17和18世紀，「虛己論（kenoticism）」（來自希臘語「空（empty）」）教導在道成肉身時，道完全的「倒空」（</w:t>
-      </w:r>
-      <w:hyperlink r:id="rId62">
-        <w:r>
-          <w:rPr>
-            <w:lang w:val="zh_TW" w:bidi="zh_TW"/>
-          </w:rPr>
-          <w:rPr>
-            <w:color w:val="0000EE"/>
-            <w:u w:val="single"/>
-          </w:rPr>
-          <w:t>腓2:7</w:t>
-        </w:r>
-      </w:hyperlink>
-      <w:r>
-        <w:rPr>
-          <w:lang w:val="zh_TW" w:bidi="zh_TW"/>
-        </w:rPr>
-        <w:t>）了神性。這個教義代表著經院時期討論耶穌的神人二性之間的相通已進入了最後階段。祂的人性是全能的嗎？如果不是，那麼耶穌這個人又是如何行使神性的？虛己學派認為耶穌是完全的人，祂的神性在升天之前是靜止的。祂的神奇力量是外來的，由聖靈所賜予的。與此觀點相反，大多數神學家認為耶穌始終是神和人，並且在</w:t>
-      </w:r>
-      <w:hyperlink r:id="rId63">
-        <w:r>
-          <w:rPr>
-            <w:lang w:val="zh_TW" w:bidi="zh_TW"/>
-          </w:rPr>
-          <w:rPr>
-            <w:color w:val="0000EE"/>
-            <w:u w:val="single"/>
-          </w:rPr>
-          <w:t>腓2:6–8</w:t>
-        </w:r>
-      </w:hyperlink>
-      <w:r>
-        <w:rPr>
-          <w:lang w:val="zh_TW" w:bidi="zh_TW"/>
-        </w:rPr>
-        <w:t>中，耶穌並沒有放棄神性的屬性（祂仍然顯示出「神的形象」），而是放棄了與神性相關的威嚴（majesty）。</w:t>
-      </w:r>
-    </w:p>
-    <w:p>
-      <w:pPr/>
-      <w:r>
-        <w:rPr>
-          <w:lang w:val="zh_TW" w:bidi="zh_TW"/>
-        </w:rPr>
-      </w:r>
-      <w:r>
-        <w:rPr>
-          <w:lang w:val="zh_TW" w:bidi="zh_TW"/>
-        </w:rPr>
-        <w:t>19世紀和20世紀出現了一種觀點，認為道成肉身是一個「神話故事（myth）」，是一種描述神如何透過耶穌說話的圖像化表達。童女生子並不是一個歷史事件，福音書中的任何超自然事件也都從未發生過。相反，福音書中的故事是後來教會所杜撰的，旨在描繪耶穌對教會運動的影響。然而，福音書的歷史真實性太強，這種觀點不可能佔上風（見</w:t>
-      </w:r>
-      <w:hyperlink r:id="rId64">
-        <w:r>
-          <w:rPr>
-            <w:lang w:val="zh_TW" w:bidi="zh_TW"/>
-          </w:rPr>
-          <w:rPr>
-            <w:color w:val="0000EE"/>
-            <w:u w:val="single"/>
-          </w:rPr>
-          <w:t>路1:1–5</w:t>
-        </w:r>
-      </w:hyperlink>
-      <w:r>
-        <w:rPr>
-          <w:lang w:val="zh_TW" w:bidi="zh_TW"/>
-        </w:rPr>
-        <w:t>、</w:t>
-      </w:r>
-      <w:hyperlink r:id="rId65">
-        <w:r>
-          <w:rPr>
-            <w:lang w:val="zh_TW" w:bidi="zh_TW"/>
-          </w:rPr>
-          <w:rPr>
-            <w:color w:val="0000EE"/>
-            <w:u w:val="single"/>
-          </w:rPr>
-          <w:t>約19:35</w:t>
-        </w:r>
-      </w:hyperlink>
-      <w:r>
-        <w:rPr>
-          <w:lang w:val="zh_TW" w:bidi="zh_TW"/>
-        </w:rPr>
-        <w:t>、</w:t>
-      </w:r>
-      <w:hyperlink r:id="rId66">
-        <w:r>
-          <w:rPr>
-            <w:lang w:val="zh_TW" w:bidi="zh_TW"/>
-          </w:rPr>
-          <w:rPr>
-            <w:color w:val="0000EE"/>
-            <w:u w:val="single"/>
-          </w:rPr>
-          <w:t>21:24</w:t>
-        </w:r>
-      </w:hyperlink>
-      <w:r>
-        <w:rPr>
-          <w:lang w:val="zh_TW" w:bidi="zh_TW"/>
-        </w:rPr>
-        <w:t>）。</w:t>
-      </w:r>
-    </w:p>
-    <w:p>
-      <w:pPr>
-        <w:pStyle w:val="Heading3"/>
-      </w:pPr>
-      <w:r>
-        <w:rPr>
-          <w:lang w:val="zh_TW" w:bidi="zh_TW"/>
-        </w:rPr>
-        <w:t>結論</w:t>
-      </w:r>
-    </w:p>
-    <w:p>
-      <w:pPr/>
-      <w:r>
-        <w:rPr>
-          <w:lang w:val="zh_TW" w:bidi="zh_TW"/>
-        </w:rPr>
-      </w:r>
-      <w:r>
-        <w:rPr>
-          <w:lang w:val="zh_TW" w:bidi="zh_TW"/>
-        </w:rPr>
-        <w:t>新約關於道成肉身的教導平衡了基督的人性和神性。 在任何神學體系中，這兩個事實都必須協調一致，因為二者都是神救贖計劃中絕對必要的部分。在道成肉身中，耶穌成為了一個完美的人。作為道成肉身的神，祂成為無罪的替罪羊承受了神的懲罰。作為神和人，耶穌同時揭示了神對人類生活的旨意，並通過祂自己完美的生命和死亡使罪人與神和好。因此，因為道成肉身，信基督的人得與神和好，並從神那裡得著新生命。</w:t>
-      </w:r>
-    </w:p>
-    <w:p>
-      <w:pPr/>
-      <w:r>
-        <w:rPr>
-          <w:lang w:val="zh_TW" w:bidi="zh_TW"/>
-        </w:rPr>
-      </w:r>
-      <w:r>
-        <w:rPr>
-          <w:i/>
-          <w:lang w:val="zh_TW" w:bidi="zh_TW"/>
-        </w:rPr>
-        <w:t>另見</w:t>
-      </w:r>
-      <w:r>
-        <w:rPr>
-          <w:lang w:val="zh_TW" w:bidi="zh_TW"/>
-        </w:rPr>
-        <w:t xml:space="preserve"> </w:t>
-      </w:r>
-      <w:r>
-        <w:rPr>
-          <w:lang w:val="zh_TW" w:bidi="zh_TW"/>
-        </w:rPr>
-        <w:t>基督論</w:t>
-      </w:r>
-      <w:r>
-        <w:rPr>
-          <w:lang w:val="zh_TW" w:bidi="zh_TW"/>
-        </w:rPr>
-        <w:t>；</w:t>
-      </w:r>
-      <w:r>
-        <w:rPr>
-          <w:lang w:val="zh_TW" w:bidi="zh_TW"/>
-        </w:rPr>
-        <w:t>耶穌基督的生平和教導</w:t>
-      </w:r>
-      <w:r>
-        <w:rPr>
-          <w:lang w:val="zh_TW" w:bidi="zh_TW"/>
-        </w:rPr>
-        <w:t>；</w:t>
-      </w:r>
-      <w:r>
-        <w:rPr>
-          <w:lang w:val="zh_TW" w:bidi="zh_TW"/>
-        </w:rPr>
-        <w:t>耶穌基督的家譜</w:t>
-      </w:r>
-      <w:r>
-        <w:rPr>
-          <w:lang w:val="zh_TW" w:bidi="zh_TW"/>
-        </w:rPr>
-        <w:t>；</w:t>
-      </w:r>
-      <w:r>
-        <w:rPr>
-          <w:lang w:val="zh_TW" w:bidi="zh_TW"/>
-        </w:rPr>
-        <w:t>耶穌的童貞女誕生</w:t>
+      <w:r>
+        <w:rPr>
+          <w:lang w:val="zh_TW" w:bidi="zh_TW"/>
+        </w:rPr>
+        <w:t>彌賽亞</w:t>
       </w:r>
       <w:r>
         <w:rPr>
           <w:lang w:val="zh_TW" w:bidi="zh_TW"/>
         </w:rPr>
         <w:t>。</w:t>
-      </w:r>
-      <w:r>
-        <w:rPr>
-          <w:lang w:val="zh_TW" w:bidi="zh_TW"/>
-        </w:rPr>
-      </w:r>
-      <w:r>
-        <w:rPr>
-          <w:lang w:val="zh_TW" w:bidi="zh_TW"/>
-        </w:rPr>
-      </w:r>
-    </w:p>
-    <w:p>
-      <w:pPr/>
-      <w:r>
-        <w:rPr>
-          <w:lang w:val="zh_TW" w:bidi="zh_TW"/>
-        </w:rPr>
-      </w:r>
-    </w:p>
-    <w:p>
-      <w:pPr>
-        <w:pStyle w:val="Heading2"/>
-      </w:pPr>
-      <w:r>
-        <w:rPr>
-          <w:lang w:val="zh_TW" w:bidi="zh_TW"/>
-        </w:rPr>
-        <w:t>道路</w:t>
-      </w:r>
-      <w:r>
-        <w:rPr>
-          <w:lang w:val="zh_TW" w:bidi="zh_TW"/>
-        </w:rPr>
-      </w:r>
-    </w:p>
-    <w:p>
-      <w:pPr/>
-      <w:r>
-        <w:rPr>
-          <w:lang w:val="zh_TW" w:bidi="zh_TW"/>
-        </w:rPr>
-      </w:r>
-      <w:r>
-        <w:rPr>
-          <w:lang w:val="zh_TW" w:bidi="zh_TW"/>
-        </w:rPr>
-        <w:t>指經常行走而成的小徑或道路。「道路」和「路徑」在聖經中用來翻譯多種詞彙：（1）一條被頻繁使用的常用道路（</w:t>
-      </w:r>
-      <w:hyperlink r:id="rId67">
-        <w:r>
-          <w:rPr>
-            <w:lang w:val="zh_TW" w:bidi="zh_TW"/>
-          </w:rPr>
-          <w:rPr>
-            <w:color w:val="0000EE"/>
-            <w:u w:val="single"/>
-          </w:rPr>
-          <w:t>創49:17</w:t>
-        </w:r>
-      </w:hyperlink>
-      <w:r>
-        <w:rPr>
-          <w:lang w:val="zh_TW" w:bidi="zh_TW"/>
-        </w:rPr>
-        <w:t>；</w:t>
-      </w:r>
-      <w:hyperlink r:id="rId68">
-        <w:r>
-          <w:rPr>
-            <w:lang w:val="zh_TW" w:bidi="zh_TW"/>
-          </w:rPr>
-          <w:rPr>
-            <w:color w:val="0000EE"/>
-            <w:u w:val="single"/>
-          </w:rPr>
-          <w:t>詩16:11，</w:t>
-        </w:r>
-      </w:hyperlink>
-      <w:hyperlink r:id="rId69">
-        <w:r>
-          <w:rPr>
-            <w:lang w:val="zh_TW" w:bidi="zh_TW"/>
-          </w:rPr>
-          <w:rPr>
-            <w:color w:val="0000EE"/>
-            <w:u w:val="single"/>
-          </w:rPr>
-          <w:t>139:3</w:t>
-        </w:r>
-      </w:hyperlink>
-      <w:r>
-        <w:rPr>
-          <w:lang w:val="zh_TW" w:bidi="zh_TW"/>
-        </w:rPr>
-        <w:t>；</w:t>
-      </w:r>
-      <w:hyperlink r:id="rId70">
-        <w:r>
-          <w:rPr>
-            <w:lang w:val="zh_TW" w:bidi="zh_TW"/>
-          </w:rPr>
-          <w:rPr>
-            <w:color w:val="0000EE"/>
-            <w:u w:val="single"/>
-          </w:rPr>
-          <w:t>箴2:8、19</w:t>
-        </w:r>
-      </w:hyperlink>
-      <w:r>
-        <w:rPr>
-          <w:lang w:val="zh_TW" w:bidi="zh_TW"/>
-        </w:rPr>
-        <w:t>）；（2）一條交通要道或大道（</w:t>
-      </w:r>
-      <w:hyperlink r:id="rId71">
-        <w:r>
-          <w:rPr>
-            <w:lang w:val="zh_TW" w:bidi="zh_TW"/>
-          </w:rPr>
-          <w:rPr>
-            <w:color w:val="0000EE"/>
-            <w:u w:val="single"/>
-          </w:rPr>
-          <w:t>賽59:7</w:t>
-        </w:r>
-      </w:hyperlink>
-      <w:r>
-        <w:rPr>
-          <w:lang w:val="zh_TW" w:bidi="zh_TW"/>
-        </w:rPr>
-        <w:t>；</w:t>
-      </w:r>
-      <w:hyperlink r:id="rId72">
-        <w:r>
-          <w:rPr>
-            <w:lang w:val="zh_TW" w:bidi="zh_TW"/>
-          </w:rPr>
-          <w:rPr>
-            <w:color w:val="0000EE"/>
-            <w:u w:val="single"/>
-          </w:rPr>
-          <w:t>珥2:8</w:t>
-        </w:r>
-      </w:hyperlink>
-      <w:r>
-        <w:rPr>
-          <w:lang w:val="zh_TW" w:bidi="zh_TW"/>
-        </w:rPr>
-        <w:t>）；（3）一條穿越田野、越過山丘和通過山谷的步道（</w:t>
-      </w:r>
-      <w:hyperlink r:id="rId73">
-        <w:r>
-          <w:rPr>
-            <w:lang w:val="zh_TW" w:bidi="zh_TW"/>
-          </w:rPr>
-          <w:rPr>
-            <w:color w:val="0000EE"/>
-            <w:u w:val="single"/>
-          </w:rPr>
-          <w:t>伯30:13</w:t>
-        </w:r>
-      </w:hyperlink>
-      <w:r>
-        <w:rPr>
-          <w:lang w:val="zh_TW" w:bidi="zh_TW"/>
-        </w:rPr>
-        <w:t>；</w:t>
-      </w:r>
-      <w:hyperlink r:id="rId74">
-        <w:r>
-          <w:rPr>
-            <w:lang w:val="zh_TW" w:bidi="zh_TW"/>
-          </w:rPr>
-          <w:rPr>
-            <w:color w:val="0000EE"/>
-            <w:u w:val="single"/>
-          </w:rPr>
-          <w:t>詩119:35</w:t>
-        </w:r>
-      </w:hyperlink>
-      <w:r>
-        <w:rPr>
-          <w:lang w:val="zh_TW" w:bidi="zh_TW"/>
-        </w:rPr>
-        <w:t>；</w:t>
-      </w:r>
-      <w:hyperlink r:id="rId75">
-        <w:r>
-          <w:rPr>
-            <w:lang w:val="zh_TW" w:bidi="zh_TW"/>
-          </w:rPr>
-          <w:rPr>
-            <w:color w:val="0000EE"/>
-            <w:u w:val="single"/>
-          </w:rPr>
-          <w:t>箴3:17</w:t>
-        </w:r>
-      </w:hyperlink>
-      <w:r>
-        <w:rPr>
-          <w:lang w:val="zh_TW" w:bidi="zh_TW"/>
-        </w:rPr>
-        <w:t>）；（4）帶有流動意象的路徑或通道（</w:t>
-      </w:r>
-      <w:hyperlink r:id="rId76">
-        <w:r>
-          <w:rPr>
-            <w:lang w:val="zh_TW" w:bidi="zh_TW"/>
-          </w:rPr>
-          <w:rPr>
-            <w:color w:val="0000EE"/>
-            <w:u w:val="single"/>
-          </w:rPr>
-          <w:t>詩77:19</w:t>
-        </w:r>
-      </w:hyperlink>
-      <w:r>
-        <w:rPr>
-          <w:lang w:val="zh_TW" w:bidi="zh_TW"/>
-        </w:rPr>
-        <w:t>；</w:t>
-      </w:r>
-      <w:hyperlink r:id="rId77">
-        <w:r>
-          <w:rPr>
-            <w:lang w:val="zh_TW" w:bidi="zh_TW"/>
-          </w:rPr>
-          <w:rPr>
-            <w:color w:val="0000EE"/>
-            <w:u w:val="single"/>
-          </w:rPr>
-          <w:t>耶18:15</w:t>
-        </w:r>
-      </w:hyperlink>
-      <w:r>
-        <w:rPr>
-          <w:lang w:val="zh_TW" w:bidi="zh_TW"/>
-        </w:rPr>
-        <w:t>）；（5）一條圓形道路，如壕溝或護欄中的小徑（</w:t>
-      </w:r>
-      <w:hyperlink r:id="rId78">
-        <w:r>
-          <w:rPr>
-            <w:lang w:val="zh_TW" w:bidi="zh_TW"/>
-          </w:rPr>
-          <w:rPr>
-            <w:color w:val="0000EE"/>
-            <w:u w:val="single"/>
-          </w:rPr>
-          <w:t>詩65:11</w:t>
-        </w:r>
-      </w:hyperlink>
-      <w:r>
-        <w:rPr>
-          <w:lang w:val="zh_TW" w:bidi="zh_TW"/>
-        </w:rPr>
-        <w:t>；</w:t>
-      </w:r>
-      <w:hyperlink r:id="rId79">
-        <w:r>
-          <w:rPr>
-            <w:lang w:val="zh_TW" w:bidi="zh_TW"/>
-          </w:rPr>
-          <w:rPr>
-            <w:color w:val="0000EE"/>
-            <w:u w:val="single"/>
-          </w:rPr>
-          <w:t>箴2:9</w:t>
-        </w:r>
-      </w:hyperlink>
-      <w:r>
-        <w:rPr>
-          <w:lang w:val="zh_TW" w:bidi="zh_TW"/>
-        </w:rPr>
-        <w:t>）；以及（6）一條狹窄的通道，如穿過洞口的通路（</w:t>
-      </w:r>
-      <w:hyperlink r:id="rId80">
-        <w:r>
-          <w:rPr>
-            <w:lang w:val="zh_TW" w:bidi="zh_TW"/>
-          </w:rPr>
-          <w:rPr>
-            <w:color w:val="0000EE"/>
-            <w:u w:val="single"/>
-          </w:rPr>
-          <w:t>民22:24</w:t>
-        </w:r>
-      </w:hyperlink>
-      <w:r>
-        <w:rPr>
-          <w:lang w:val="zh_TW" w:bidi="zh_TW"/>
-        </w:rPr>
-        <w:t>）。「道路」用來翻譯希臘文中意為磨損的道路（</w:t>
-      </w:r>
-      <w:hyperlink r:id="rId81">
-        <w:r>
-          <w:rPr>
-            <w:lang w:val="zh_TW" w:bidi="zh_TW"/>
-          </w:rPr>
-          <w:rPr>
-            <w:color w:val="0000EE"/>
-            <w:u w:val="single"/>
-          </w:rPr>
-          <w:t>太3:3</w:t>
-        </w:r>
-      </w:hyperlink>
-      <w:r>
-        <w:rPr>
-          <w:lang w:val="zh_TW" w:bidi="zh_TW"/>
-        </w:rPr>
-        <w:t>；</w:t>
-      </w:r>
-      <w:hyperlink r:id="rId82">
-        <w:r>
-          <w:rPr>
-            <w:lang w:val="zh_TW" w:bidi="zh_TW"/>
-          </w:rPr>
-          <w:rPr>
-            <w:color w:val="0000EE"/>
-            <w:u w:val="single"/>
-          </w:rPr>
-          <w:t>可1:3</w:t>
-        </w:r>
-      </w:hyperlink>
-      <w:r>
-        <w:rPr>
-          <w:lang w:val="zh_TW" w:bidi="zh_TW"/>
-        </w:rPr>
-        <w:t>；</w:t>
-      </w:r>
-      <w:hyperlink r:id="rId83">
-        <w:r>
-          <w:rPr>
-            <w:lang w:val="zh_TW" w:bidi="zh_TW"/>
-          </w:rPr>
-          <w:rPr>
-            <w:color w:val="0000EE"/>
-            <w:u w:val="single"/>
-          </w:rPr>
-          <w:t>路3:4</w:t>
-        </w:r>
-      </w:hyperlink>
-      <w:r>
-        <w:rPr>
-          <w:lang w:val="zh_TW" w:bidi="zh_TW"/>
-        </w:rPr>
-        <w:t>）和車轍（</w:t>
-      </w:r>
-      <w:hyperlink r:id="rId84">
-        <w:r>
-          <w:rPr>
-            <w:lang w:val="zh_TW" w:bidi="zh_TW"/>
-          </w:rPr>
-          <w:rPr>
-            <w:color w:val="0000EE"/>
-            <w:u w:val="single"/>
-          </w:rPr>
-          <w:t>來12:13</w:t>
-        </w:r>
-      </w:hyperlink>
-      <w:r>
-        <w:rPr>
-          <w:lang w:val="zh_TW" w:bidi="zh_TW"/>
-        </w:rPr>
-        <w:t>）。</w:t>
-      </w:r>
-    </w:p>
-    <w:p>
-      <w:pPr/>
-      <w:r>
-        <w:rPr>
-          <w:lang w:val="zh_TW" w:bidi="zh_TW"/>
-        </w:rPr>
-      </w:r>
-      <w:r>
-        <w:rPr>
-          <w:lang w:val="zh_TW" w:bidi="zh_TW"/>
-        </w:rPr>
-        <w:t>仔細回顧「道路」和「路徑」這些詞彙的使用，就會發現聖經使用這兩個詞語的字面意思是指交通所經過的一段地面，這些地面可能是曲折的山路、未鋪設但人們經常行走的路，或是精心鋪設的道路。聖經作者也常用這些詞彙作比喻，用來描述人與神之間的關係，以及神如何引導並豐富或削弱人類的生命。這些詞彙比喻性地描述了在人生各種情境中人類的行為和經歷。最後兩種用法的表達特別生動，如生命的道路（</w:t>
-      </w:r>
-      <w:hyperlink r:id="rId68">
-        <w:r>
-          <w:rPr>
-            <w:lang w:val="zh_TW" w:bidi="zh_TW"/>
-          </w:rPr>
-          <w:rPr>
-            <w:color w:val="0000EE"/>
-            <w:u w:val="single"/>
-          </w:rPr>
-          <w:t>詩16:11</w:t>
-        </w:r>
-      </w:hyperlink>
-      <w:r>
-        <w:rPr>
-          <w:lang w:val="zh_TW" w:bidi="zh_TW"/>
-        </w:rPr>
-        <w:t>）、平坦的路（</w:t>
-      </w:r>
-      <w:hyperlink r:id="rId85">
-        <w:r>
-          <w:rPr>
-            <w:lang w:val="zh_TW" w:bidi="zh_TW"/>
-          </w:rPr>
-          <w:rPr>
-            <w:color w:val="0000EE"/>
-            <w:u w:val="single"/>
-          </w:rPr>
-          <w:t>27:11</w:t>
-        </w:r>
-      </w:hyperlink>
-      <w:r>
-        <w:rPr>
-          <w:lang w:val="zh_TW" w:bidi="zh_TW"/>
-        </w:rPr>
-        <w:t>）、善道（</w:t>
-      </w:r>
-      <w:hyperlink r:id="rId79">
-        <w:r>
-          <w:rPr>
-            <w:lang w:val="zh_TW" w:bidi="zh_TW"/>
-          </w:rPr>
-          <w:rPr>
-            <w:color w:val="0000EE"/>
-            <w:u w:val="single"/>
-          </w:rPr>
-          <w:t>箴2:9</w:t>
-        </w:r>
-      </w:hyperlink>
-      <w:r>
-        <w:rPr>
-          <w:lang w:val="zh_TW" w:bidi="zh_TW"/>
-        </w:rPr>
-        <w:t>）、惡人的路（</w:t>
-      </w:r>
-      <w:hyperlink r:id="rId86">
-        <w:r>
-          <w:rPr>
-            <w:lang w:val="zh_TW" w:bidi="zh_TW"/>
-          </w:rPr>
-          <w:rPr>
-            <w:color w:val="0000EE"/>
-            <w:u w:val="single"/>
-          </w:rPr>
-          <w:t>4:14</w:t>
-        </w:r>
-      </w:hyperlink>
-      <w:r>
-        <w:rPr>
-          <w:lang w:val="zh_TW" w:bidi="zh_TW"/>
-        </w:rPr>
-        <w:t>）、義人的路（</w:t>
-      </w:r>
-      <w:hyperlink r:id="rId87">
-        <w:r>
-          <w:rPr>
-            <w:lang w:val="zh_TW" w:bidi="zh_TW"/>
-          </w:rPr>
-          <w:rPr>
-            <w:color w:val="0000EE"/>
-            <w:u w:val="single"/>
-          </w:rPr>
-          <w:t>18</w:t>
-        </w:r>
-      </w:hyperlink>
-      <w:r>
-        <w:rPr>
-          <w:lang w:val="zh_TW" w:bidi="zh_TW"/>
-        </w:rPr>
-        <w:t>節）、審判的道（</w:t>
-      </w:r>
-      <w:hyperlink r:id="rId88">
-        <w:r>
-          <w:rPr>
-            <w:lang w:val="zh_TW" w:bidi="zh_TW"/>
-          </w:rPr>
-          <w:rPr>
-            <w:color w:val="0000EE"/>
-            <w:u w:val="single"/>
-          </w:rPr>
-          <w:t>賽40:14</w:t>
-        </w:r>
-      </w:hyperlink>
-      <w:r>
-        <w:rPr>
-          <w:lang w:val="zh_TW" w:bidi="zh_TW"/>
-        </w:rPr>
-        <w:t>）、正直的路（</w:t>
-      </w:r>
-      <w:hyperlink r:id="rId89">
-        <w:r>
-          <w:rPr>
-            <w:lang w:val="zh_TW" w:bidi="zh_TW"/>
-          </w:rPr>
-          <w:rPr>
-            <w:color w:val="0000EE"/>
-            <w:u w:val="single"/>
-          </w:rPr>
-          <w:t>箴4:11</w:t>
-        </w:r>
-      </w:hyperlink>
-      <w:r>
-        <w:rPr>
-          <w:lang w:val="zh_TW" w:bidi="zh_TW"/>
-        </w:rPr>
-        <w:t>）和平安的路（</w:t>
-      </w:r>
-      <w:hyperlink r:id="rId75">
-        <w:r>
-          <w:rPr>
-            <w:lang w:val="zh_TW" w:bidi="zh_TW"/>
-          </w:rPr>
-          <w:rPr>
-            <w:color w:val="0000EE"/>
-            <w:u w:val="single"/>
-          </w:rPr>
-          <w:t>3:17</w:t>
-        </w:r>
-      </w:hyperlink>
-      <w:r>
-        <w:rPr>
-          <w:lang w:val="zh_TW" w:bidi="zh_TW"/>
-        </w:rPr>
-        <w:t>）。</w:t>
       </w:r>
       <w:r>
         <w:rPr>
@@ -4084,6 +6906,12 @@
   <w:num w:numId="13" w16cid:durableId="592781308">
     <w:abstractNumId w:val="11"/>
   </w:num>
+  <w:num w:numId="14">
+    <w:abstractNumId w:val="3"/>
+    <w:lvlOverride w:ilvl="0">
+      <w:startOverride w:val="1"/>
+    </w:lvlOverride>
+  </w:num>
   <w:numIdMacAtCleanup w:val="10"/>
 </w:numbering>
 </file>

--- a/zht/docx/023.content.docx
+++ b/zht/docx/023.content.docx
@@ -149,7 +149,7 @@
         <w:rPr>
           <w:lang w:val="zh_TW" w:bidi="zh_TW"/>
         </w:rPr>
-        <w:t>da</w:t>
+        <w:t>ci</w:t>
       </w:r>
       <w:r>
         <w:rPr>
@@ -212,7 +212,7 @@
         <w:rPr>
           <w:lang w:val="zh_TW" w:bidi="zh_TW"/>
         </w:rPr>
-        <w:t>打獵</w:t>
+        <w:t>次經</w:t>
       </w:r>
       <w:r>
         <w:rPr>
@@ -231,7 +231,74 @@
         <w:rPr>
           <w:lang w:val="zh_TW" w:bidi="zh_TW"/>
         </w:rPr>
-        <w:t>打獵是追蹤和捕捉動物以獲取食物、動物產品的活動，或作為運動。自從人類出現以來，人們就一直打獵。在聖經時代，打獵在許多地方都很普遍。</w:t>
+        <w:t>次經（Apocrypha）是複數詞語，是指某些特定的猶太與基督教書卷。這個詞語原本來自希臘文</w:t>
+      </w:r>
+      <w:r>
+        <w:rPr>
+          <w:i/>
+          <w:lang w:val="zh_TW" w:bidi="zh_TW"/>
+        </w:rPr>
+        <w:t>apocryphos</w:t>
+      </w:r>
+      <w:r>
+        <w:rPr>
+          <w:lang w:val="zh_TW" w:bidi="zh_TW"/>
+        </w:rPr>
+        <w:t>，意思是「隱藏」或「秘密」。這些書卷通常以三種方式呈現：</w:t>
+      </w:r>
+    </w:p>
+    <w:p>
+      <w:pPr>
+        <w:pStyle w:val="ListBullet"/>
+        <w:spacing w:line="240" w:lineRule="auto"/>
+        <w:ind w:left="720"/>
+      </w:pPr>
+      <w:r>
+        <w:rPr>
+          <w:lang w:val="zh_TW" w:bidi="zh_TW"/>
+        </w:rPr>
+      </w:r>
+      <w:r>
+        <w:rPr>
+          <w:lang w:val="zh_TW" w:bidi="zh_TW"/>
+        </w:rPr>
+        <w:t>由某位著名的聖經人物所寫，</w:t>
+      </w:r>
+    </w:p>
+    <w:p>
+      <w:pPr>
+        <w:pStyle w:val="ListBullet"/>
+        <w:spacing w:line="240" w:lineRule="auto"/>
+        <w:ind w:left="720"/>
+      </w:pPr>
+      <w:r>
+        <w:rPr>
+          <w:lang w:val="zh_TW" w:bidi="zh_TW"/>
+        </w:rPr>
+      </w:r>
+      <w:r>
+        <w:rPr>
+          <w:lang w:val="zh_TW" w:bidi="zh_TW"/>
+        </w:rPr>
+        <w:t>從神而來的啟示，以及</w:t>
+      </w:r>
+    </w:p>
+    <w:p>
+      <w:pPr>
+        <w:pStyle w:val="ListBullet"/>
+        <w:spacing w:line="240" w:lineRule="auto"/>
+        <w:ind w:left="720"/>
+      </w:pPr>
+      <w:r>
+        <w:rPr>
+          <w:lang w:val="zh_TW" w:bidi="zh_TW"/>
+        </w:rPr>
+      </w:r>
+      <w:r>
+        <w:rPr>
+          <w:lang w:val="zh_TW" w:bidi="zh_TW"/>
+        </w:rPr>
+        <w:t>包含與聖經信仰有關的重要教導。</w:t>
       </w:r>
     </w:p>
     <w:p>
@@ -240,6 +307,64 @@
         <w:rPr>
           <w:lang w:val="zh_TW" w:bidi="zh_TW"/>
         </w:rPr>
+      </w:r>
+      <w:r>
+        <w:rPr>
+          <w:lang w:val="zh_TW" w:bidi="zh_TW"/>
+        </w:rPr>
+        <w:t>猶太人與基督徒都熟悉這些次經，而且常常使用它們。不過，是否應該把這些書卷接納為聖經，當時的人一直都有爭論。後來，次經這個詞語便逐漸用來指向聖經以外的書卷，人們不認為這些書卷與聖經同樣具有默示性質或權威。</w:t>
+      </w:r>
+    </w:p>
+    <w:p>
+      <w:pPr/>
+      <w:r>
+        <w:rPr>
+          <w:lang w:val="zh_TW" w:bidi="zh_TW"/>
+        </w:rPr>
+      </w:r>
+      <w:r>
+        <w:rPr>
+          <w:lang w:val="zh_TW" w:bidi="zh_TW"/>
+        </w:rPr>
+        <w:t>有些基督教傳統（包括天主教會與東正教會）接納若干古代猶太書卷作為他們的聖經一部分。這些書卷寫於舊約聖經與新約聖經之間的時期。這些傳統稱它們為次正典（</w:t>
+      </w:r>
+      <w:r>
+        <w:rPr>
+          <w:i/>
+          <w:lang w:val="zh_TW" w:bidi="zh_TW"/>
+        </w:rPr>
+        <w:t>Deuterocanon，</w:t>
+      </w:r>
+      <w:r>
+        <w:rPr>
+          <w:lang w:val="zh_TW" w:bidi="zh_TW"/>
+        </w:rPr>
+        <w:t>意指「第二正典」或後來被視為聖經的「第二批書卷」）。在這些傳統的聖經中，這些書卷通常放在舊約聖經與新約聖經之間。</w:t>
+      </w:r>
+    </w:p>
+    <w:p>
+      <w:pPr>
+        <w:pStyle w:val="Heading3"/>
+      </w:pPr>
+      <w:r>
+        <w:rPr>
+          <w:lang w:val="zh_TW" w:bidi="zh_TW"/>
+        </w:rPr>
+        <w:t>簡介</w:t>
+      </w:r>
+    </w:p>
+    <w:p>
+      <w:pPr/>
+      <w:r>
+        <w:rPr>
+          <w:lang w:val="zh_TW" w:bidi="zh_TW"/>
+        </w:rPr>
+      </w:r>
+      <w:r>
+        <w:rPr>
+          <w:lang w:val="zh_TW" w:bidi="zh_TW"/>
+        </w:rPr>
+        <w:t>古代有不少與聖經信仰有關的書卷，不只是舊約聖經與新約聖經本身。舊約聖經偶爾提到一些後來失傳的書卷，例如雅煞珥書（</w:t>
       </w:r>
       <w:hyperlink r:id="rId13">
         <w:r>
@@ -250,144 +375,14 @@
             <w:color w:val="0000EE"/>
             <w:u w:val="single"/>
           </w:rPr>
-          <w:t>創世記十章9節</w:t>
+          <w:t>書10:13</w:t>
         </w:r>
       </w:hyperlink>
       <w:r>
         <w:rPr>
           <w:lang w:val="zh_TW" w:bidi="zh_TW"/>
         </w:rPr>
-        <w:t>提到一位名叫寧錄的人，他「</w:t>
-      </w:r>
-      <w:r>
-        <w:rPr>
-          <w:lang w:val="zh_TW" w:bidi="zh_TW"/>
-        </w:rPr>
-        <w:t>在耶和華面前是個英勇的獵戶</w:t>
-      </w:r>
-      <w:r>
-        <w:rPr>
-          <w:lang w:val="zh_TW" w:bidi="zh_TW"/>
-        </w:rPr>
-        <w:t>。」其出現的時代，比亞伯拉罕、以撒和雅各的時代早得多。在最早的人類歷史中，人們為了生存而打獵。他們用動物的肉作為食物，用皮製作衣服，並用骨頭和角製作工具。後來，人們開始種植作物、飼養動物，但他們仍然狩獵野生動物以增加食物。</w:t>
-      </w:r>
-    </w:p>
-    <w:p>
-      <w:pPr>
-        <w:pStyle w:val="Heading3"/>
-      </w:pPr>
-      <w:r>
-        <w:rPr>
-          <w:lang w:val="zh_TW" w:bidi="zh_TW"/>
-        </w:rPr>
-        <w:t>鄰近地區的獵捕活動</w:t>
-      </w:r>
-    </w:p>
-    <w:p>
-      <w:pPr/>
-      <w:r>
-        <w:rPr>
-          <w:lang w:val="zh_TW" w:bidi="zh_TW"/>
-        </w:rPr>
-      </w:r>
-      <w:r>
-        <w:rPr>
-          <w:lang w:val="zh_TW" w:bidi="zh_TW"/>
-        </w:rPr>
-        <w:t>以色列周圍地區的人們也經常打獵。繪畫和石刻清楚顯示了這一點。</w:t>
-      </w:r>
-    </w:p>
-    <w:p>
-      <w:pPr/>
-      <w:r>
-        <w:rPr>
-          <w:lang w:val="zh_TW" w:bidi="zh_TW"/>
-        </w:rPr>
-      </w:r>
-      <w:r>
-        <w:rPr>
-          <w:lang w:val="zh_TW" w:bidi="zh_TW"/>
-        </w:rPr>
-        <w:t>在古代埃及，打獵是一種運動。埃及人獵捕鳥類和野生動物，經常使用狗和貓協助他們。人們會將動物趕入陷阱或封閉區域。</w:t>
-      </w:r>
-    </w:p>
-    <w:p>
-      <w:pPr/>
-      <w:r>
-        <w:rPr>
-          <w:lang w:val="zh_TW" w:bidi="zh_TW"/>
-        </w:rPr>
-      </w:r>
-      <w:r>
-        <w:rPr>
-          <w:lang w:val="zh_TW" w:bidi="zh_TW"/>
-        </w:rPr>
-        <w:t>在美索不達米亞，人們也獵捕許多動物。石雕顯示鹿和其它動物被捕在網中。</w:t>
-      </w:r>
-    </w:p>
-    <w:p>
-      <w:pPr/>
-      <w:r>
-        <w:rPr>
-          <w:lang w:val="zh_TW" w:bidi="zh_TW"/>
-        </w:rPr>
-      </w:r>
-      <w:r>
-        <w:rPr>
-          <w:lang w:val="zh_TW" w:bidi="zh_TW"/>
-        </w:rPr>
-        <w:t>在亞述，獵捕野生動物（如獅子）是非常普遍的。尼尼微的雕刻展示了亞述獵人的技藝。</w:t>
-      </w:r>
-    </w:p>
-    <w:p>
-      <w:pPr>
-        <w:pStyle w:val="Heading3"/>
-      </w:pPr>
-      <w:r>
-        <w:rPr>
-          <w:lang w:val="zh_TW" w:bidi="zh_TW"/>
-        </w:rPr>
-        <w:t>在巴勒斯坦的獵捕活動</w:t>
-      </w:r>
-    </w:p>
-    <w:p>
-      <w:pPr/>
-      <w:r>
-        <w:rPr>
-          <w:lang w:val="zh_TW" w:bidi="zh_TW"/>
-        </w:rPr>
-      </w:r>
-      <w:r>
-        <w:rPr>
-          <w:lang w:val="zh_TW" w:bidi="zh_TW"/>
-        </w:rPr>
-        <w:t>人們很早就在巴勒斯坦打獵。在古老的城鎮和村莊中，發現了被獵殺動物的骨頭。到了青銅器時代中期（約公元前1800至1500年），打獵已經非常普遍。這是族長時期。</w:t>
-      </w:r>
-    </w:p>
-    <w:p>
-      <w:pPr/>
-      <w:r>
-        <w:rPr>
-          <w:lang w:val="zh_TW" w:bidi="zh_TW"/>
-        </w:rPr>
-      </w:r>
-      <w:r>
-        <w:rPr>
-          <w:lang w:val="zh_TW" w:bidi="zh_TW"/>
-        </w:rPr>
-        <w:t>聖經說以掃</w:t>
-      </w:r>
-      <w:r>
-        <w:rPr>
-          <w:lang w:val="zh_TW" w:bidi="zh_TW"/>
-        </w:rPr>
-        <w:t>善於打獵</w:t>
-      </w:r>
-      <w:r>
-        <w:rPr>
-          <w:lang w:val="zh_TW" w:bidi="zh_TW"/>
-        </w:rPr>
-        <w:t>（</w:t>
+        <w:t>）。新約聖經也有引用聖經以外的書面資料（例如，</w:t>
       </w:r>
       <w:hyperlink r:id="rId14">
         <w:r>
@@ -398,14 +393,14 @@
             <w:color w:val="0000EE"/>
             <w:u w:val="single"/>
           </w:rPr>
-          <w:t>創25:27</w:t>
+          <w:t>猶14–15</w:t>
         </w:r>
       </w:hyperlink>
       <w:r>
         <w:rPr>
           <w:lang w:val="zh_TW" w:bidi="zh_TW"/>
         </w:rPr>
-        <w:t>）。這符合人們既耕種又狩獵的時代。有一個古埃及的故事，來自公元前20世紀，名為「西努赫的故事」，其中也談到用狗打獵。</w:t>
+        <w:t>）。</w:t>
       </w:r>
     </w:p>
     <w:p>
@@ -416,7 +411,7 @@
         <w:rPr>
           <w:lang w:val="zh_TW" w:bidi="zh_TW"/>
         </w:rPr>
-        <w:t>人們獵捕的動物</w:t>
+        <w:t>猶太背景與舊約聖經次經</w:t>
       </w:r>
     </w:p>
     <w:p>
@@ -430,7 +425,340 @@
         <w:rPr>
           <w:lang w:val="zh_TW" w:bidi="zh_TW"/>
         </w:rPr>
-        <w:t>聖經告訴我們人們獵捕哪些種類的鳥類和動物。</w:t>
+        <w:t>這類書卷中，有部分被納入七十士譯本（即在公元前二世紀完成的希臘文舊約聖經譯本）。那些收錄於七十士譯本的書卷就被稱為舊約聖經次經。羅馬天主教會與東正教會把其中許多書卷視為次經書卷（deuterocanonical），但兩者對哪些書卷應列入次經書卷清單，則沒有共識。猶太群體與大部分新教教會，則不接納這些著作為神的話語，認為這些著作並無同等的默示性質與權威。</w:t>
+      </w:r>
+    </w:p>
+    <w:p>
+      <w:pPr>
+        <w:pStyle w:val="Heading3"/>
+      </w:pPr>
+      <w:r>
+        <w:rPr>
+          <w:lang w:val="zh_TW" w:bidi="zh_TW"/>
+        </w:rPr>
+        <w:t>基督教的使用與新約聖經次經</w:t>
+      </w:r>
+    </w:p>
+    <w:p>
+      <w:pPr/>
+      <w:r>
+        <w:rPr>
+          <w:lang w:val="zh_TW" w:bidi="zh_TW"/>
+        </w:rPr>
+      </w:r>
+      <w:r>
+        <w:rPr>
+          <w:lang w:val="zh_TW" w:bidi="zh_TW"/>
+        </w:rPr>
+        <w:t>一些來自早期基督教時代的著作，被稱為新約聖經次經（模仿或擴展新約聖經故事的一組書卷）。其中有些著作，曾被視為有助靈修或道德教導，但很快就被人發現其中包含與聖經真理不符的思想，因此被視為異端（即錯誤或違背信仰共識）而被拒絕。</w:t>
+      </w:r>
+    </w:p>
+    <w:p>
+      <w:pPr/>
+      <w:r>
+        <w:rPr>
+          <w:lang w:val="zh_TW" w:bidi="zh_TW"/>
+        </w:rPr>
+      </w:r>
+      <w:r>
+        <w:rPr>
+          <w:lang w:val="zh_TW" w:bidi="zh_TW"/>
+        </w:rPr>
+        <w:t>所有新約聖經次經都沒有被納入聖經正典（即公認具有默示性質與權威的書卷），只有部分東正教傳統接納其中少數著作為正典。</w:t>
+      </w:r>
+    </w:p>
+    <w:p>
+      <w:pPr>
+        <w:pStyle w:val="Heading3"/>
+      </w:pPr>
+      <w:r>
+        <w:rPr>
+          <w:lang w:val="zh_TW" w:bidi="zh_TW"/>
+        </w:rPr>
+        <w:t>作者與偽經</w:t>
+      </w:r>
+    </w:p>
+    <w:p>
+      <w:pPr/>
+      <w:r>
+        <w:rPr>
+          <w:lang w:val="zh_TW" w:bidi="zh_TW"/>
+        </w:rPr>
+      </w:r>
+      <w:r>
+        <w:rPr>
+          <w:lang w:val="zh_TW" w:bidi="zh_TW"/>
+        </w:rPr>
+        <w:t>大多數次經的作者，都沒有在書卷裡留下其名字。不過，有些人把自己的著作寫得好像出自某位著名的舊約人物，或早期某位知名的基督徒領袖。</w:t>
+      </w:r>
+    </w:p>
+    <w:p>
+      <w:pPr/>
+      <w:r>
+        <w:rPr>
+          <w:lang w:val="zh_TW" w:bidi="zh_TW"/>
+        </w:rPr>
+      </w:r>
+      <w:r>
+        <w:rPr>
+          <w:lang w:val="zh_TW" w:bidi="zh_TW"/>
+        </w:rPr>
+        <w:t>舊約聖經次經成為介乎舊約聖經與新約聖經之間，一小部分但重要的猶太文學。這些猶太著作中，許多出自一個時代，當時猶太人感到自己的信仰與生活方式受到希臘文化（希臘化）威脅，後來又受到羅馬統治的威脅。</w:t>
+      </w:r>
+    </w:p>
+    <w:p>
+      <w:pPr/>
+      <w:r>
+        <w:rPr>
+          <w:lang w:val="zh_TW" w:bidi="zh_TW"/>
+        </w:rPr>
+      </w:r>
+      <w:r>
+        <w:rPr>
+          <w:lang w:val="zh_TW" w:bidi="zh_TW"/>
+        </w:rPr>
+        <w:t>若干次經書卷也被稱為偽經（</w:t>
+      </w:r>
+      <w:r>
+        <w:rPr>
+          <w:i/>
+          <w:lang w:val="zh_TW" w:bidi="zh_TW"/>
+        </w:rPr>
+        <w:t>Pseudepigrapha，</w:t>
+      </w:r>
+      <w:r>
+        <w:rPr>
+          <w:lang w:val="zh_TW" w:bidi="zh_TW"/>
+        </w:rPr>
+        <w:t>源自希臘文</w:t>
+      </w:r>
+      <w:r>
+        <w:rPr>
+          <w:i/>
+          <w:lang w:val="zh_TW" w:bidi="zh_TW"/>
+        </w:rPr>
+        <w:t>pseudes</w:t>
+      </w:r>
+      <w:r>
+        <w:rPr>
+          <w:lang w:val="zh_TW" w:bidi="zh_TW"/>
+        </w:rPr>
+        <w:t>和</w:t>
+      </w:r>
+      <w:r>
+        <w:rPr>
+          <w:i/>
+          <w:lang w:val="zh_TW" w:bidi="zh_TW"/>
+        </w:rPr>
+        <w:t>epigraphe</w:t>
+      </w:r>
+      <w:r>
+        <w:rPr>
+          <w:lang w:val="zh_TW" w:bidi="zh_TW"/>
+        </w:rPr>
+        <w:t>，意為「虛假」和「名字/銘文」）。偽經這個名稱反映出這些書卷所作的宣稱：</w:t>
+      </w:r>
+    </w:p>
+    <w:p>
+      <w:pPr>
+        <w:pStyle w:val="ListNumber"/>
+        <w:numPr>
+          <w:ilvl w:val="0"/>
+          <w:numId w:val="14"/>
+        </w:numPr>
+        <w:spacing w:line="240" w:lineRule="auto"/>
+        <w:ind w:left="720"/>
+      </w:pPr>
+      <w:r>
+        <w:rPr>
+          <w:lang w:val="zh_TW" w:bidi="zh_TW"/>
+        </w:rPr>
+      </w:r>
+      <w:r>
+        <w:rPr>
+          <w:lang w:val="zh_TW" w:bidi="zh_TW"/>
+        </w:rPr>
+        <w:t>說該書卷是由某位聖經人物（例如以諾、亞伯拉罕、摩西、所羅門、巴多羅買或多馬）寫成，或</w:t>
+      </w:r>
+    </w:p>
+    <w:p>
+      <w:pPr>
+        <w:pStyle w:val="ListNumber"/>
+        <w:spacing w:line="240" w:lineRule="auto"/>
+        <w:ind w:left="720"/>
+      </w:pPr>
+      <w:r>
+        <w:rPr>
+          <w:lang w:val="zh_TW" w:bidi="zh_TW"/>
+        </w:rPr>
+      </w:r>
+      <w:r>
+        <w:rPr>
+          <w:lang w:val="zh_TW" w:bidi="zh_TW"/>
+        </w:rPr>
+        <w:t>說該書卷包含原本啟示給某位聖經人物（例如亞當和夏娃或以賽亞）的啟示。</w:t>
+      </w:r>
+    </w:p>
+    <w:p>
+      <w:pPr/>
+      <w:r>
+        <w:rPr>
+          <w:lang w:val="zh_TW" w:bidi="zh_TW"/>
+        </w:rPr>
+      </w:r>
+      <w:r>
+        <w:rPr>
+          <w:lang w:val="zh_TW" w:bidi="zh_TW"/>
+        </w:rPr>
+        <w:t>換句話說，這些書卷都錯誤宣稱其作者為某位聖經人物，或錯誤宣稱其提供啟示，而該啟示原本是給予某位聖經人物。</w:t>
+      </w:r>
+    </w:p>
+    <w:p>
+      <w:pPr/>
+      <w:r>
+        <w:rPr>
+          <w:lang w:val="zh_TW" w:bidi="zh_TW"/>
+        </w:rPr>
+      </w:r>
+      <w:r>
+        <w:rPr>
+          <w:lang w:val="zh_TW" w:bidi="zh_TW"/>
+        </w:rPr>
+        <w:t>偽經常常強烈關注天啟題材，例如世界的創造、以色列與列邦的將來、神與天使的榮耀、彌賽亞的國度，以及死後的生命。</w:t>
+      </w:r>
+    </w:p>
+    <w:p>
+      <w:pPr/>
+      <w:r>
+        <w:rPr>
+          <w:lang w:val="zh_TW" w:bidi="zh_TW"/>
+        </w:rPr>
+      </w:r>
+      <w:r>
+        <w:rPr>
+          <w:lang w:val="zh_TW" w:bidi="zh_TW"/>
+        </w:rPr>
+        <w:t>許多偽經是猶太人的著作，但從未被猶太或基督徒群體接納。他們的寫作年代與其它次經大致相同（約公元前200年至公元110年）。不過，這些書卷的內容具有特殊性，因此只得到某些群體的承認。又由於其中一些作品模仿正典聖經的部分內容，那些群體可能視它們的權威與受神默示的程度，與聖經書卷相近。</w:t>
+      </w:r>
+    </w:p>
+    <w:p>
+      <w:pPr>
+        <w:pStyle w:val="Heading3"/>
+      </w:pPr>
+      <w:r>
+        <w:rPr>
+          <w:b/>
+          <w:lang w:val="zh_TW" w:bidi="zh_TW"/>
+        </w:rPr>
+        <w:t>該時期的其它宗教著作</w:t>
+      </w:r>
+    </w:p>
+    <w:p>
+      <w:pPr/>
+      <w:r>
+        <w:rPr>
+          <w:lang w:val="zh_TW" w:bidi="zh_TW"/>
+        </w:rPr>
+      </w:r>
+      <w:r>
+        <w:rPr>
+          <w:lang w:val="zh_TW" w:bidi="zh_TW"/>
+        </w:rPr>
+        <w:t>當時其他宗教著作並沒有宣稱自己是聖經。這些作品保存了一些猶太與早期基督徒的傳統，有時也加入傳說與其它故事，這些內容並未有記載準確的歷史，或包含與聖經不同的教導。在那個時期，除了聖經本身之外，與聖經信仰有關的書卷並不多。</w:t>
+      </w:r>
+    </w:p>
+    <w:p>
+      <w:pPr/>
+      <w:r>
+        <w:rPr>
+          <w:lang w:val="zh_TW" w:bidi="zh_TW"/>
+        </w:rPr>
+      </w:r>
+      <w:r>
+        <w:rPr>
+          <w:lang w:val="zh_TW" w:bidi="zh_TW"/>
+        </w:rPr>
+        <w:t>因此，這些僅有的其它書卷，往往在猶太人與基督徒中為人熟知。妥拉（摩西律法）一直被猶太人視為神學上合乎正統的標準。然而，在外邦統治下，猶太人的生活艱難，他們偏愛其它書卷的故事，因為這些故事講述人們如何在逼迫中忍耐，或講述神百姓的仇敵如何被擊敗。</w:t>
+      </w:r>
+    </w:p>
+    <w:p>
+      <w:pPr/>
+      <w:r>
+        <w:rPr>
+          <w:lang w:val="zh_TW" w:bidi="zh_TW"/>
+        </w:rPr>
+      </w:r>
+      <w:r>
+        <w:rPr>
+          <w:lang w:val="zh_TW" w:bidi="zh_TW"/>
+        </w:rPr>
+        <w:t>同樣地，早期基督徒也對許多與新約相關的其它書卷感興趣，即使那些書卷並不屬於已被接納的書卷之列（包括猶太人的舊約聖經，以及我們今日所知的新約聖經）。其它著作常常講述耶穌與祂的跟隨者所做的事，也包含自稱的啟示與屬靈教導。其中有些內容缺乏歷史根據，並且相當奇異；而另一些內容在某種程度上反映出基督的精神與使徒的教導。</w:t>
+      </w:r>
+    </w:p>
+    <w:p>
+      <w:pPr/>
+      <w:r>
+        <w:rPr>
+          <w:lang w:val="zh_TW" w:bidi="zh_TW"/>
+        </w:rPr>
+      </w:r>
+      <w:r>
+        <w:rPr>
+          <w:lang w:val="zh_TW" w:bidi="zh_TW"/>
+        </w:rPr>
+        <w:t>對猶太人而言（就像對早期基督徒一樣），正式確認一個正典，也就是正式列出哪些書卷被認為具有默示性質與權威，可視為神的話語，這件事變得十分重要。這過程有助人們把聖經的正典書卷，與那些傳講其它教義、異端思想，或虛構故事的書卷區分開來。</w:t>
+      </w:r>
+    </w:p>
+    <w:p>
+      <w:pPr>
+        <w:pStyle w:val="Heading3"/>
+      </w:pPr>
+      <w:r>
+        <w:rPr>
+          <w:lang w:val="zh_TW" w:bidi="zh_TW"/>
+        </w:rPr>
+        <w:t>早期基督徒對次經的看法</w:t>
+      </w:r>
+    </w:p>
+    <w:p>
+      <w:pPr/>
+      <w:r>
+        <w:rPr>
+          <w:lang w:val="zh_TW" w:bidi="zh_TW"/>
+        </w:rPr>
+      </w:r>
+      <w:r>
+        <w:rPr>
+          <w:lang w:val="zh_TW" w:bidi="zh_TW"/>
+        </w:rPr>
+        <w:t>在最初的幾個世紀，一些基督徒教師用次經一詞，指那些未有納入舊約聖經或新約聖經正典的著作。這個詞來自希臘文</w:t>
+      </w:r>
+      <w:r>
+        <w:rPr>
+          <w:i/>
+          <w:lang w:val="zh_TW" w:bidi="zh_TW"/>
+        </w:rPr>
+        <w:t>apokrypha</w:t>
+      </w:r>
+      <w:r>
+        <w:rPr>
+          <w:lang w:val="zh_TW" w:bidi="zh_TW"/>
+        </w:rPr>
+        <w:t>，意思是「隱藏的事」。早期基督徒學者把這些著作稱為次經，是表示這些書卷不應在敬拜中公開朗讀。他們認為這些書卷包含特殊的知識，不適合一般信徒閱讀。</w:t>
+      </w:r>
+    </w:p>
+    <w:p>
+      <w:pPr/>
+      <w:r>
+        <w:rPr>
+          <w:lang w:val="zh_TW" w:bidi="zh_TW"/>
+        </w:rPr>
+      </w:r>
+      <w:r>
+        <w:rPr>
+          <w:lang w:val="zh_TW" w:bidi="zh_TW"/>
+        </w:rPr>
+        <w:t>關於「哪些書卷給所有人讀，哪些只給受過特別教導的人讀」這種區別，可在</w:t>
       </w:r>
       <w:hyperlink r:id="rId15">
         <w:r>
@@ -441,86 +769,22 @@
             <w:color w:val="0000EE"/>
             <w:u w:val="single"/>
           </w:rPr>
-          <w:t>申命記十四章4至6節</w:t>
+          <w:t>以斯拉二書十四章1至6節</w:t>
         </w:r>
       </w:hyperlink>
       <w:r>
         <w:rPr>
           <w:lang w:val="zh_TW" w:bidi="zh_TW"/>
         </w:rPr>
-        <w:t>提供了一份「潔淨」且可以食用的動物清單。許多是飼養的動物，但人們也捕獵野生動物，其中包括：</w:t>
-      </w:r>
-    </w:p>
-    <w:p>
-      <w:pPr>
-        <w:pStyle w:val="ListBullet"/>
-        <w:spacing w:line="240" w:lineRule="auto"/>
-        <w:ind w:left="720"/>
-      </w:pPr>
-      <w:r>
-        <w:rPr>
-          <w:lang w:val="zh_TW" w:bidi="zh_TW"/>
-        </w:rPr>
-      </w:r>
-      <w:r>
-        <w:rPr>
-          <w:lang w:val="zh_TW" w:bidi="zh_TW"/>
-        </w:rPr>
-        <w:t>山羊，</w:t>
-      </w:r>
-    </w:p>
-    <w:p>
-      <w:pPr>
-        <w:pStyle w:val="ListBullet"/>
-        <w:spacing w:line="240" w:lineRule="auto"/>
-        <w:ind w:left="720"/>
-      </w:pPr>
-      <w:r>
-        <w:rPr>
-          <w:lang w:val="zh_TW" w:bidi="zh_TW"/>
-        </w:rPr>
-      </w:r>
-      <w:r>
-        <w:rPr>
-          <w:lang w:val="zh_TW" w:bidi="zh_TW"/>
-        </w:rPr>
-        <w:t>野兔，</w:t>
-      </w:r>
-    </w:p>
-    <w:p>
-      <w:pPr>
-        <w:pStyle w:val="ListBullet"/>
-        <w:spacing w:line="240" w:lineRule="auto"/>
-        <w:ind w:left="720"/>
-      </w:pPr>
-      <w:r>
-        <w:rPr>
-          <w:lang w:val="zh_TW" w:bidi="zh_TW"/>
-        </w:rPr>
-      </w:r>
-      <w:r>
-        <w:rPr>
-          <w:lang w:val="zh_TW" w:bidi="zh_TW"/>
-        </w:rPr>
-        <w:t>瞪羚，</w:t>
-      </w:r>
-    </w:p>
-    <w:p>
-      <w:pPr>
-        <w:pStyle w:val="ListBullet"/>
-        <w:spacing w:line="240" w:lineRule="auto"/>
-        <w:ind w:left="720"/>
-      </w:pPr>
-      <w:r>
-        <w:rPr>
-          <w:lang w:val="zh_TW" w:bidi="zh_TW"/>
-        </w:rPr>
-      </w:r>
-      <w:r>
-        <w:rPr>
-          <w:lang w:val="zh_TW" w:bidi="zh_TW"/>
-        </w:rPr>
-        <w:t>羚羊（參</w:t>
+        <w:t>（以斯拉二書有時稱為以斯拉四書）找到例子。這段經文的作者聲稱，神告訴以斯拉，讓所有人都能讀某些著作（如妥拉），但要把另一些著作保密。這些「隱藏的書卷」包含天啟（末世）傳統，關於末世的內容。</w:t>
+      </w:r>
+    </w:p>
+    <w:p>
+      <w:pPr/>
+      <w:r>
+        <w:rPr>
+          <w:lang w:val="zh_TW" w:bidi="zh_TW"/>
+        </w:rPr>
       </w:r>
       <w:hyperlink r:id="rId16">
         <w:r>
@@ -531,86 +795,14 @@
             <w:color w:val="0000EE"/>
             <w:u w:val="single"/>
           </w:rPr>
-          <w:t>王上4:23</w:t>
+          <w:t>以斯拉二書十四章42至46節</w:t>
         </w:r>
       </w:hyperlink>
       <w:r>
         <w:rPr>
           <w:lang w:val="zh_TW" w:bidi="zh_TW"/>
         </w:rPr>
-        <w:t>），</w:t>
-      </w:r>
-    </w:p>
-    <w:p>
-      <w:pPr>
-        <w:pStyle w:val="ListBullet"/>
-        <w:spacing w:line="240" w:lineRule="auto"/>
-        <w:ind w:left="720"/>
-      </w:pPr>
-      <w:r>
-        <w:rPr>
-          <w:lang w:val="zh_TW" w:bidi="zh_TW"/>
-        </w:rPr>
-      </w:r>
-      <w:r>
-        <w:rPr>
-          <w:lang w:val="zh_TW" w:bidi="zh_TW"/>
-        </w:rPr>
-        <w:t>野山羊，</w:t>
-      </w:r>
-    </w:p>
-    <w:p>
-      <w:pPr>
-        <w:pStyle w:val="ListBullet"/>
-        <w:spacing w:line="240" w:lineRule="auto"/>
-        <w:ind w:left="720"/>
-      </w:pPr>
-      <w:r>
-        <w:rPr>
-          <w:lang w:val="zh_TW" w:bidi="zh_TW"/>
-        </w:rPr>
-      </w:r>
-      <w:r>
-        <w:rPr>
-          <w:lang w:val="zh_TW" w:bidi="zh_TW"/>
-        </w:rPr>
-        <w:t>羱羊，</w:t>
-      </w:r>
-    </w:p>
-    <w:p>
-      <w:pPr>
-        <w:pStyle w:val="ListBullet"/>
-        <w:spacing w:line="240" w:lineRule="auto"/>
-        <w:ind w:left="720"/>
-      </w:pPr>
-      <w:r>
-        <w:rPr>
-          <w:lang w:val="zh_TW" w:bidi="zh_TW"/>
-        </w:rPr>
-      </w:r>
-      <w:r>
-        <w:rPr>
-          <w:lang w:val="zh_TW" w:bidi="zh_TW"/>
-        </w:rPr>
-        <w:t>黃羊，以及</w:t>
-      </w:r>
-    </w:p>
-    <w:p>
-      <w:pPr>
-        <w:pStyle w:val="ListBullet"/>
-        <w:spacing w:line="240" w:lineRule="auto"/>
-        <w:ind w:left="720"/>
-      </w:pPr>
-      <w:r>
-        <w:rPr>
-          <w:lang w:val="zh_TW" w:bidi="zh_TW"/>
-        </w:rPr>
-      </w:r>
-      <w:r>
-        <w:rPr>
-          <w:lang w:val="zh_TW" w:bidi="zh_TW"/>
-        </w:rPr>
-        <w:t>高山山羊。</w:t>
+        <w:t>提到70卷書，這些書明顯不屬於正典，因為它們的寫作年代在24卷希伯來正典之後。到了公元一世紀末，多數猶太人已經區分哪些著作可以公開使用，哪些不適合公開使用。</w:t>
       </w:r>
     </w:p>
     <w:p>
@@ -624,7 +816,25 @@
         <w:rPr>
           <w:lang w:val="zh_TW" w:bidi="zh_TW"/>
         </w:rPr>
-        <w:t>獵人在殺死動物後，必須將動物的血放出。</w:t>
+        <w:t>人們也將次經一詞語用在負面意義上，來指那些應該被隱藏起來的書卷，因為它們包含有害或錯誤的教導。這些教導的目的不是為了建立讀者的信仰，而是敗壞信仰。當時要阻止這類著作散佈，相對容易，因為書卷的抄本本來就很少，流傳的數量也不多。</w:t>
+      </w:r>
+    </w:p>
+    <w:p>
+      <w:pPr>
+        <w:pStyle w:val="Heading3"/>
+      </w:pPr>
+      <w:r>
+        <w:rPr>
+          <w:b/>
+          <w:lang w:val="zh_TW" w:bidi="zh_TW"/>
+        </w:rPr>
+        <w:t>公元</w:t>
+      </w:r>
+      <w:r>
+        <w:rPr>
+          <w:lang w:val="zh_TW" w:bidi="zh_TW"/>
+        </w:rPr>
+        <w:t>五世紀起及後期教會傳統中的用法</w:t>
       </w:r>
     </w:p>
     <w:p>
@@ -638,7 +848,2748 @@
         <w:rPr>
           <w:lang w:val="zh_TW" w:bidi="zh_TW"/>
         </w:rPr>
-        <w:t>人們也獵捕不同種類的鳥。</w:t>
+        <w:t>到了公元五世紀，次經一詞開始用來表示「不屬於正典」的意思。教父耶柔米（Jerome）教導，凡是在七十士譯本與拉丁文聖經中出現，但不在希伯來文舊約聖經裡的書卷，都應視為次經。耶柔米認為，人們不應完全拒絕這些著作，因為它們是猶太文學的重要部分。</w:t>
+      </w:r>
+    </w:p>
+    <w:p>
+      <w:pPr/>
+      <w:r>
+        <w:rPr>
+          <w:lang w:val="zh_TW" w:bidi="zh_TW"/>
+        </w:rPr>
+      </w:r>
+      <w:r>
+        <w:rPr>
+          <w:lang w:val="zh_TW" w:bidi="zh_TW"/>
+        </w:rPr>
+        <w:t>不過，他同時教導，這些書卷不能用作基督教教義的根基，但可以用來得著勉勵與啟發。新教教會採納耶柔米的看法，把這些書卷排除在聖經正典之外。有些新教群體仍然視它們為靈修閱讀的材料，但大部分並不把它們視為聖經。</w:t>
+      </w:r>
+    </w:p>
+    <w:p>
+      <w:pPr>
+        <w:pStyle w:val="Heading3"/>
+      </w:pPr>
+      <w:r>
+        <w:rPr>
+          <w:b/>
+          <w:lang w:val="zh_TW" w:bidi="zh_TW"/>
+        </w:rPr>
+        <w:t>正典的形成</w:t>
+      </w:r>
+    </w:p>
+    <w:p>
+      <w:pPr/>
+      <w:r>
+        <w:rPr>
+          <w:lang w:val="zh_TW" w:bidi="zh_TW"/>
+        </w:rPr>
+      </w:r>
+      <w:r>
+        <w:rPr>
+          <w:lang w:val="zh_TW" w:bidi="zh_TW"/>
+        </w:rPr>
+        <w:t>當猶太學者在托勒密二世（Ptolemy II）統治期間（公元前285至246年）於埃及把希伯來聖經譯成希臘文時，他們也收錄了幾卷額外的書卷。這些書卷雖然不屬於當時公認的希伯來正典，卻在猶太歷史與社會中具有重要地位。這情況顯示：至少在某些猶太群體當中，正典書卷與非正典書卷之間的界線當時尚未完全清楚。</w:t>
+      </w:r>
+    </w:p>
+    <w:p>
+      <w:pPr/>
+      <w:r>
+        <w:rPr>
+          <w:lang w:val="zh_TW" w:bidi="zh_TW"/>
+        </w:rPr>
+      </w:r>
+      <w:r>
+        <w:rPr>
+          <w:lang w:val="zh_TW" w:bidi="zh_TW"/>
+        </w:rPr>
+        <w:t>古代抄本和死海古卷的殘片顯示，希伯來正典最後完成的書卷，極可能寫於亞歷山大大帝（Alexander the Great）征服近東（公元前356至323年）前的幾十年。雖然妥拉一直被視為神的話，但承認其它書卷屬於聖經的過程則漫長得多。</w:t>
+      </w:r>
+    </w:p>
+    <w:p>
+      <w:pPr/>
+      <w:r>
+        <w:rPr>
+          <w:lang w:val="zh_TW" w:bidi="zh_TW"/>
+        </w:rPr>
+      </w:r>
+      <w:r>
+        <w:rPr>
+          <w:lang w:val="zh_TW" w:bidi="zh_TW"/>
+        </w:rPr>
+        <w:t>當更多人認識和閱讀這些書卷，並將它們與妥拉的教導比較之後，人們才逐漸承認它們為聖經。由此可見，在正統猶太教中，人們經常使用這些書卷並達成普遍共識，對分辨哪些書卷屬於</w:t>
+      </w:r>
+      <w:r>
+        <w:rPr>
+          <w:b/>
+          <w:lang w:val="zh_TW" w:bidi="zh_TW"/>
+        </w:rPr>
+        <w:t>正典</w:t>
+      </w:r>
+      <w:r>
+        <w:rPr>
+          <w:lang w:val="zh_TW" w:bidi="zh_TW"/>
+        </w:rPr>
+        <w:t>、哪些屬於</w:t>
+      </w:r>
+      <w:r>
+        <w:rPr>
+          <w:b/>
+          <w:lang w:val="zh_TW" w:bidi="zh_TW"/>
+        </w:rPr>
+        <w:t>次經</w:t>
+      </w:r>
+      <w:r>
+        <w:rPr>
+          <w:lang w:val="zh_TW" w:bidi="zh_TW"/>
+        </w:rPr>
+        <w:t>，具有關鍵的影響。</w:t>
+      </w:r>
+    </w:p>
+    <w:p>
+      <w:pPr/>
+      <w:r>
+        <w:rPr>
+          <w:lang w:val="zh_TW" w:bidi="zh_TW"/>
+        </w:rPr>
+      </w:r>
+      <w:r>
+        <w:rPr>
+          <w:lang w:val="zh_TW" w:bidi="zh_TW"/>
+        </w:rPr>
+        <w:t>較早期的學者曾認為，古巴勒斯坦的雅麥尼亞（Jamnia）曾在約公元100年舉行了一場會議，用來決定舊約聖經正典的書卷名單。這種看法基於古代猶太資料中的記載。</w:t>
+      </w:r>
+    </w:p>
+    <w:p>
+      <w:pPr/>
+      <w:r>
+        <w:rPr>
+          <w:lang w:val="zh_TW" w:bidi="zh_TW"/>
+        </w:rPr>
+      </w:r>
+      <w:r>
+        <w:rPr>
+          <w:lang w:val="zh_TW" w:bidi="zh_TW"/>
+        </w:rPr>
+        <w:t>然而，後來的研究質疑，這類會議有否真的舉行。這些研究也顯示，當時的猶太領袖認為非正典著作會阻礙人的信仰與敬虔，而不是帶來幫助。</w:t>
+      </w:r>
+    </w:p>
+    <w:p>
+      <w:pPr>
+        <w:pStyle w:val="Heading3"/>
+      </w:pPr>
+      <w:r>
+        <w:rPr>
+          <w:b/>
+          <w:lang w:val="zh_TW" w:bidi="zh_TW"/>
+        </w:rPr>
+        <w:t>猶太次經書卷</w:t>
+      </w:r>
+    </w:p>
+    <w:p>
+      <w:pPr/>
+      <w:r>
+        <w:rPr>
+          <w:lang w:val="zh_TW" w:bidi="zh_TW"/>
+        </w:rPr>
+      </w:r>
+      <w:r>
+        <w:rPr>
+          <w:lang w:val="zh_TW" w:bidi="zh_TW"/>
+        </w:rPr>
+        <w:t>猶太群體把以下著作視為正典以外的書卷，因此歸為次經：</w:t>
+      </w:r>
+    </w:p>
+    <w:p>
+      <w:pPr>
+        <w:pStyle w:val="ListBullet"/>
+        <w:spacing w:line="240" w:lineRule="auto"/>
+        <w:ind w:left="720"/>
+      </w:pPr>
+      <w:r>
+        <w:rPr>
+          <w:lang w:val="zh_TW" w:bidi="zh_TW"/>
+        </w:rPr>
+      </w:r>
+      <w:r>
+        <w:rPr>
+          <w:lang w:val="zh_TW" w:bidi="zh_TW"/>
+        </w:rPr>
+        <w:t>以斯拉一書</w:t>
+      </w:r>
+    </w:p>
+    <w:p>
+      <w:pPr>
+        <w:pStyle w:val="ListBullet"/>
+        <w:spacing w:line="240" w:lineRule="auto"/>
+        <w:ind w:left="720"/>
+      </w:pPr>
+      <w:r>
+        <w:rPr>
+          <w:lang w:val="zh_TW" w:bidi="zh_TW"/>
+        </w:rPr>
+      </w:r>
+      <w:r>
+        <w:rPr>
+          <w:lang w:val="zh_TW" w:bidi="zh_TW"/>
+        </w:rPr>
+        <w:t>以斯拉二書</w:t>
+      </w:r>
+    </w:p>
+    <w:p>
+      <w:pPr>
+        <w:pStyle w:val="ListBullet"/>
+        <w:spacing w:line="240" w:lineRule="auto"/>
+        <w:ind w:left="720"/>
+      </w:pPr>
+      <w:r>
+        <w:rPr>
+          <w:lang w:val="zh_TW" w:bidi="zh_TW"/>
+        </w:rPr>
+      </w:r>
+      <w:r>
+        <w:rPr>
+          <w:lang w:val="zh_TW" w:bidi="zh_TW"/>
+        </w:rPr>
+        <w:t>多比傳</w:t>
+      </w:r>
+    </w:p>
+    <w:p>
+      <w:pPr>
+        <w:pStyle w:val="ListBullet"/>
+        <w:spacing w:line="240" w:lineRule="auto"/>
+        <w:ind w:left="720"/>
+      </w:pPr>
+      <w:r>
+        <w:rPr>
+          <w:lang w:val="zh_TW" w:bidi="zh_TW"/>
+        </w:rPr>
+      </w:r>
+      <w:r>
+        <w:rPr>
+          <w:lang w:val="zh_TW" w:bidi="zh_TW"/>
+        </w:rPr>
+        <w:t>猶滴傳</w:t>
+      </w:r>
+    </w:p>
+    <w:p>
+      <w:pPr>
+        <w:pStyle w:val="ListBullet"/>
+        <w:spacing w:line="240" w:lineRule="auto"/>
+        <w:ind w:left="720"/>
+      </w:pPr>
+      <w:r>
+        <w:rPr>
+          <w:lang w:val="zh_TW" w:bidi="zh_TW"/>
+        </w:rPr>
+      </w:r>
+      <w:r>
+        <w:rPr>
+          <w:lang w:val="zh_TW" w:bidi="zh_TW"/>
+        </w:rPr>
+        <w:t>以斯帖記補篇</w:t>
+      </w:r>
+    </w:p>
+    <w:p>
+      <w:pPr>
+        <w:pStyle w:val="ListBullet"/>
+        <w:spacing w:line="240" w:lineRule="auto"/>
+        <w:ind w:left="720"/>
+      </w:pPr>
+      <w:r>
+        <w:rPr>
+          <w:lang w:val="zh_TW" w:bidi="zh_TW"/>
+        </w:rPr>
+      </w:r>
+      <w:r>
+        <w:rPr>
+          <w:lang w:val="zh_TW" w:bidi="zh_TW"/>
+        </w:rPr>
+        <w:t>所羅門智訓</w:t>
+      </w:r>
+    </w:p>
+    <w:p>
+      <w:pPr>
+        <w:pStyle w:val="ListBullet"/>
+        <w:spacing w:line="240" w:lineRule="auto"/>
+        <w:ind w:left="720"/>
+      </w:pPr>
+      <w:r>
+        <w:rPr>
+          <w:lang w:val="zh_TW" w:bidi="zh_TW"/>
+        </w:rPr>
+      </w:r>
+      <w:r>
+        <w:rPr>
+          <w:lang w:val="zh_TW" w:bidi="zh_TW"/>
+        </w:rPr>
+        <w:t>便西拉智訓</w:t>
+      </w:r>
+    </w:p>
+    <w:p>
+      <w:pPr>
+        <w:pStyle w:val="ListBullet"/>
+        <w:spacing w:line="240" w:lineRule="auto"/>
+        <w:ind w:left="720"/>
+      </w:pPr>
+      <w:r>
+        <w:rPr>
+          <w:lang w:val="zh_TW" w:bidi="zh_TW"/>
+        </w:rPr>
+      </w:r>
+      <w:r>
+        <w:rPr>
+          <w:lang w:val="zh_TW" w:bidi="zh_TW"/>
+        </w:rPr>
+        <w:t>巴錄書</w:t>
+      </w:r>
+    </w:p>
+    <w:p>
+      <w:pPr>
+        <w:pStyle w:val="ListBullet"/>
+        <w:spacing w:line="240" w:lineRule="auto"/>
+        <w:ind w:left="720"/>
+      </w:pPr>
+      <w:r>
+        <w:rPr>
+          <w:lang w:val="zh_TW" w:bidi="zh_TW"/>
+        </w:rPr>
+      </w:r>
+      <w:r>
+        <w:rPr>
+          <w:lang w:val="zh_TW" w:bidi="zh_TW"/>
+        </w:rPr>
+        <w:t>耶利米書信</w:t>
+      </w:r>
+    </w:p>
+    <w:p>
+      <w:pPr>
+        <w:pStyle w:val="ListBullet"/>
+        <w:spacing w:line="240" w:lineRule="auto"/>
+        <w:ind w:left="720"/>
+      </w:pPr>
+      <w:r>
+        <w:rPr>
+          <w:lang w:val="zh_TW" w:bidi="zh_TW"/>
+        </w:rPr>
+      </w:r>
+      <w:r>
+        <w:rPr>
+          <w:lang w:val="zh_TW" w:bidi="zh_TW"/>
+        </w:rPr>
+        <w:t>但以理書補篇</w:t>
+      </w:r>
+    </w:p>
+    <w:p>
+      <w:pPr>
+        <w:pStyle w:val="ListBullet"/>
+        <w:spacing w:line="240" w:lineRule="auto"/>
+        <w:ind w:left="1440"/>
+      </w:pPr>
+      <w:r>
+        <w:rPr>
+          <w:lang w:val="zh_TW" w:bidi="zh_TW"/>
+        </w:rPr>
+      </w:r>
+      <w:r>
+        <w:rPr>
+          <w:lang w:val="zh_TW" w:bidi="zh_TW"/>
+        </w:rPr>
+        <w:t>亞撒利雅的禱告</w:t>
+      </w:r>
+    </w:p>
+    <w:p>
+      <w:pPr>
+        <w:pStyle w:val="ListBullet"/>
+        <w:spacing w:line="240" w:lineRule="auto"/>
+        <w:ind w:left="1440"/>
+      </w:pPr>
+      <w:r>
+        <w:rPr>
+          <w:lang w:val="zh_TW" w:bidi="zh_TW"/>
+        </w:rPr>
+      </w:r>
+      <w:r>
+        <w:rPr>
+          <w:lang w:val="zh_TW" w:bidi="zh_TW"/>
+        </w:rPr>
+        <w:t>三童歌</w:t>
+      </w:r>
+    </w:p>
+    <w:p>
+      <w:pPr>
+        <w:pStyle w:val="ListBullet"/>
+        <w:spacing w:line="240" w:lineRule="auto"/>
+        <w:ind w:left="1440"/>
+      </w:pPr>
+      <w:r>
+        <w:rPr>
+          <w:lang w:val="zh_TW" w:bidi="zh_TW"/>
+        </w:rPr>
+      </w:r>
+      <w:r>
+        <w:rPr>
+          <w:lang w:val="zh_TW" w:bidi="zh_TW"/>
+        </w:rPr>
+        <w:t>蘇撒拿與長老</w:t>
+      </w:r>
+    </w:p>
+    <w:p>
+      <w:pPr>
+        <w:pStyle w:val="ListBullet"/>
+        <w:spacing w:line="240" w:lineRule="auto"/>
+        <w:ind w:left="1440"/>
+      </w:pPr>
+      <w:r>
+        <w:rPr>
+          <w:lang w:val="zh_TW" w:bidi="zh_TW"/>
+        </w:rPr>
+      </w:r>
+      <w:r>
+        <w:rPr>
+          <w:lang w:val="zh_TW" w:bidi="zh_TW"/>
+        </w:rPr>
+        <w:t>彼勒與大龍</w:t>
+      </w:r>
+    </w:p>
+    <w:p>
+      <w:pPr>
+        <w:pStyle w:val="ListBullet"/>
+        <w:spacing w:line="240" w:lineRule="auto"/>
+        <w:ind w:left="720"/>
+      </w:pPr>
+      <w:r>
+        <w:rPr>
+          <w:lang w:val="zh_TW" w:bidi="zh_TW"/>
+        </w:rPr>
+      </w:r>
+      <w:r>
+        <w:rPr>
+          <w:lang w:val="zh_TW" w:bidi="zh_TW"/>
+        </w:rPr>
+        <w:t>瑪拿西禱文</w:t>
+      </w:r>
+    </w:p>
+    <w:p>
+      <w:pPr>
+        <w:pStyle w:val="ListBullet"/>
+        <w:spacing w:line="240" w:lineRule="auto"/>
+        <w:ind w:left="720"/>
+      </w:pPr>
+      <w:r>
+        <w:rPr>
+          <w:lang w:val="zh_TW" w:bidi="zh_TW"/>
+        </w:rPr>
+      </w:r>
+      <w:r>
+        <w:rPr>
+          <w:lang w:val="zh_TW" w:bidi="zh_TW"/>
+        </w:rPr>
+        <w:t>馬加比一書和馬加比二書</w:t>
+      </w:r>
+    </w:p>
+    <w:p>
+      <w:pPr/>
+      <w:r>
+        <w:rPr>
+          <w:lang w:val="zh_TW" w:bidi="zh_TW"/>
+        </w:rPr>
+      </w:r>
+      <w:r>
+        <w:rPr>
+          <w:lang w:val="zh_TW" w:bidi="zh_TW"/>
+        </w:rPr>
+        <w:t>有若干七十士譯本的抄本把一些具有</w:t>
+      </w:r>
+      <w:r>
+        <w:rPr>
+          <w:b/>
+          <w:lang w:val="zh_TW" w:bidi="zh_TW"/>
+        </w:rPr>
+        <w:t>偽歷史性</w:t>
+      </w:r>
+      <w:r>
+        <w:rPr>
+          <w:lang w:val="zh_TW" w:bidi="zh_TW"/>
+        </w:rPr>
+        <w:t>（pseudohistorical）的著作（看起來像歷史但實際並非如此），收錄於</w:t>
+      </w:r>
+      <w:r>
+        <w:rPr>
+          <w:lang w:val="zh_TW" w:bidi="zh_TW"/>
+        </w:rPr>
+        <w:t>馬加比三書和馬加比四書</w:t>
+      </w:r>
+      <w:r>
+        <w:rPr>
+          <w:lang w:val="zh_TW" w:bidi="zh_TW"/>
+        </w:rPr>
+        <w:t>。這些次經內容上的差異，反映出不同抄本傳統之間的分別。</w:t>
+      </w:r>
+    </w:p>
+    <w:p>
+      <w:pPr>
+        <w:pStyle w:val="Heading3"/>
+      </w:pPr>
+      <w:r>
+        <w:rPr>
+          <w:lang w:val="zh_TW" w:bidi="zh_TW"/>
+        </w:rPr>
+        <w:t>初期教會的爭議</w:t>
+      </w:r>
+    </w:p>
+    <w:p>
+      <w:pPr/>
+      <w:r>
+        <w:rPr>
+          <w:lang w:val="zh_TW" w:bidi="zh_TW"/>
+        </w:rPr>
+      </w:r>
+      <w:r>
+        <w:rPr>
+          <w:lang w:val="zh_TW" w:bidi="zh_TW"/>
+        </w:rPr>
+        <w:t>在最初的幾個世紀，一些基督徒學者對哪些書卷應列入舊約聖經正典、哪些應視為次經，並沒有共識。希坡的奧古斯丁（Augustine of Hippo，公元354至430年）的著作在其中起了決定性的影響，他主張舊約聖經次經，跟希伯來正典與基督教正典中的其它書卷具有同等的權威。這一立場與較早的希伯來與拉比傳統有所不同。</w:t>
+      </w:r>
+    </w:p>
+    <w:p>
+      <w:pPr/>
+      <w:r>
+        <w:rPr>
+          <w:lang w:val="zh_TW" w:bidi="zh_TW"/>
+        </w:rPr>
+      </w:r>
+      <w:r>
+        <w:rPr>
+          <w:lang w:val="zh_TW" w:bidi="zh_TW"/>
+        </w:rPr>
+        <w:t>雖然有些領袖支持耶柔米的反對立場，但羅馬天主教會在公元1546年的天特會議（Council of Trent）中，採納了奧古斯丁的觀點，並把這立場定為天主教會的官方教導。</w:t>
+      </w:r>
+    </w:p>
+    <w:p>
+      <w:pPr/>
+      <w:r>
+        <w:rPr>
+          <w:lang w:val="zh_TW" w:bidi="zh_TW"/>
+        </w:rPr>
+      </w:r>
+      <w:r>
+        <w:rPr>
+          <w:lang w:val="zh_TW" w:bidi="zh_TW"/>
+        </w:rPr>
+        <w:t>許多後來從羅馬天主教會分裂出來、並形成東正教會的地區，也一直使用舊約聖經次經。其中一些書卷得到東正教官方所承認，但不同教區承認的書卷並不相同。在某些國家，東正教官方甚至不承認任何一卷次經。新教教會則把所有出現在七十士譯本、但不屬於希伯來舊約聖經正典的著作都視為次經。</w:t>
+      </w:r>
+    </w:p>
+    <w:p>
+      <w:pPr>
+        <w:pStyle w:val="Heading3"/>
+      </w:pPr>
+      <w:r>
+        <w:rPr>
+          <w:lang w:val="zh_TW" w:bidi="zh_TW"/>
+        </w:rPr>
+        <w:t>羅馬天主教與東正教所接納的書卷</w:t>
+      </w:r>
+    </w:p>
+    <w:p>
+      <w:pPr/>
+      <w:r>
+        <w:rPr>
+          <w:lang w:val="zh_TW" w:bidi="zh_TW"/>
+        </w:rPr>
+      </w:r>
+      <w:r>
+        <w:rPr>
+          <w:lang w:val="zh_TW" w:bidi="zh_TW"/>
+        </w:rPr>
+        <w:t>羅馬天主教會正式把下列著作列入次經書卷：</w:t>
+      </w:r>
+    </w:p>
+    <w:p>
+      <w:pPr>
+        <w:pStyle w:val="ListBullet"/>
+        <w:spacing w:line="240" w:lineRule="auto"/>
+        <w:ind w:left="720"/>
+      </w:pPr>
+      <w:r>
+        <w:rPr>
+          <w:lang w:val="zh_TW" w:bidi="zh_TW"/>
+        </w:rPr>
+      </w:r>
+      <w:r>
+        <w:rPr>
+          <w:lang w:val="zh_TW" w:bidi="zh_TW"/>
+        </w:rPr>
+        <w:t>多比傳</w:t>
+      </w:r>
+    </w:p>
+    <w:p>
+      <w:pPr>
+        <w:pStyle w:val="ListBullet"/>
+        <w:spacing w:line="240" w:lineRule="auto"/>
+        <w:ind w:left="720"/>
+      </w:pPr>
+      <w:r>
+        <w:rPr>
+          <w:lang w:val="zh_TW" w:bidi="zh_TW"/>
+        </w:rPr>
+      </w:r>
+      <w:r>
+        <w:rPr>
+          <w:lang w:val="zh_TW" w:bidi="zh_TW"/>
+        </w:rPr>
+        <w:t>猶滴傳</w:t>
+      </w:r>
+    </w:p>
+    <w:p>
+      <w:pPr>
+        <w:pStyle w:val="ListBullet"/>
+        <w:spacing w:line="240" w:lineRule="auto"/>
+        <w:ind w:left="720"/>
+      </w:pPr>
+      <w:r>
+        <w:rPr>
+          <w:lang w:val="zh_TW" w:bidi="zh_TW"/>
+        </w:rPr>
+      </w:r>
+      <w:r>
+        <w:rPr>
+          <w:lang w:val="zh_TW" w:bidi="zh_TW"/>
+        </w:rPr>
+        <w:t>以斯帖記補篇</w:t>
+      </w:r>
+    </w:p>
+    <w:p>
+      <w:pPr>
+        <w:pStyle w:val="ListBullet"/>
+        <w:spacing w:line="240" w:lineRule="auto"/>
+        <w:ind w:left="720"/>
+      </w:pPr>
+      <w:r>
+        <w:rPr>
+          <w:lang w:val="zh_TW" w:bidi="zh_TW"/>
+        </w:rPr>
+      </w:r>
+      <w:r>
+        <w:rPr>
+          <w:lang w:val="zh_TW" w:bidi="zh_TW"/>
+        </w:rPr>
+        <w:t>所羅門智訓</w:t>
+      </w:r>
+    </w:p>
+    <w:p>
+      <w:pPr>
+        <w:pStyle w:val="ListBullet"/>
+        <w:spacing w:line="240" w:lineRule="auto"/>
+        <w:ind w:left="720"/>
+      </w:pPr>
+      <w:r>
+        <w:rPr>
+          <w:lang w:val="zh_TW" w:bidi="zh_TW"/>
+        </w:rPr>
+      </w:r>
+      <w:r>
+        <w:rPr>
+          <w:lang w:val="zh_TW" w:bidi="zh_TW"/>
+        </w:rPr>
+        <w:t>便西拉智訓</w:t>
+      </w:r>
+    </w:p>
+    <w:p>
+      <w:pPr>
+        <w:pStyle w:val="ListBullet"/>
+        <w:spacing w:line="240" w:lineRule="auto"/>
+        <w:ind w:left="720"/>
+      </w:pPr>
+      <w:r>
+        <w:rPr>
+          <w:lang w:val="zh_TW" w:bidi="zh_TW"/>
+        </w:rPr>
+      </w:r>
+      <w:r>
+        <w:rPr>
+          <w:lang w:val="zh_TW" w:bidi="zh_TW"/>
+        </w:rPr>
+        <w:t>巴錄書</w:t>
+      </w:r>
+    </w:p>
+    <w:p>
+      <w:pPr>
+        <w:pStyle w:val="ListBullet"/>
+        <w:spacing w:line="240" w:lineRule="auto"/>
+        <w:ind w:left="720"/>
+      </w:pPr>
+      <w:r>
+        <w:rPr>
+          <w:lang w:val="zh_TW" w:bidi="zh_TW"/>
+        </w:rPr>
+      </w:r>
+      <w:r>
+        <w:rPr>
+          <w:lang w:val="zh_TW" w:bidi="zh_TW"/>
+        </w:rPr>
+        <w:t>但以理書補篇</w:t>
+      </w:r>
+    </w:p>
+    <w:p>
+      <w:pPr>
+        <w:pStyle w:val="ListBullet"/>
+        <w:spacing w:line="240" w:lineRule="auto"/>
+        <w:ind w:left="1440"/>
+      </w:pPr>
+      <w:r>
+        <w:rPr>
+          <w:lang w:val="zh_TW" w:bidi="zh_TW"/>
+        </w:rPr>
+      </w:r>
+      <w:r>
+        <w:rPr>
+          <w:lang w:val="zh_TW" w:bidi="zh_TW"/>
+        </w:rPr>
+        <w:t>亞撒利雅的禱告</w:t>
+      </w:r>
+    </w:p>
+    <w:p>
+      <w:pPr>
+        <w:pStyle w:val="ListBullet"/>
+        <w:spacing w:line="240" w:lineRule="auto"/>
+        <w:ind w:left="1440"/>
+      </w:pPr>
+      <w:r>
+        <w:rPr>
+          <w:lang w:val="zh_TW" w:bidi="zh_TW"/>
+        </w:rPr>
+      </w:r>
+      <w:r>
+        <w:rPr>
+          <w:lang w:val="zh_TW" w:bidi="zh_TW"/>
+        </w:rPr>
+        <w:t>三童歌</w:t>
+      </w:r>
+    </w:p>
+    <w:p>
+      <w:pPr>
+        <w:pStyle w:val="ListBullet"/>
+        <w:spacing w:line="240" w:lineRule="auto"/>
+        <w:ind w:left="1440"/>
+      </w:pPr>
+      <w:r>
+        <w:rPr>
+          <w:lang w:val="zh_TW" w:bidi="zh_TW"/>
+        </w:rPr>
+      </w:r>
+      <w:r>
+        <w:rPr>
+          <w:lang w:val="zh_TW" w:bidi="zh_TW"/>
+        </w:rPr>
+        <w:t>蘇撒拿與長老</w:t>
+      </w:r>
+    </w:p>
+    <w:p>
+      <w:pPr>
+        <w:pStyle w:val="ListBullet"/>
+        <w:spacing w:line="240" w:lineRule="auto"/>
+        <w:ind w:left="1440"/>
+      </w:pPr>
+      <w:r>
+        <w:rPr>
+          <w:lang w:val="zh_TW" w:bidi="zh_TW"/>
+        </w:rPr>
+      </w:r>
+      <w:r>
+        <w:rPr>
+          <w:lang w:val="zh_TW" w:bidi="zh_TW"/>
+        </w:rPr>
+        <w:t>彼勒與大龍</w:t>
+      </w:r>
+    </w:p>
+    <w:p>
+      <w:pPr>
+        <w:pStyle w:val="ListBullet"/>
+        <w:spacing w:line="240" w:lineRule="auto"/>
+        <w:ind w:left="720"/>
+      </w:pPr>
+      <w:r>
+        <w:rPr>
+          <w:lang w:val="zh_TW" w:bidi="zh_TW"/>
+        </w:rPr>
+      </w:r>
+      <w:r>
+        <w:rPr>
+          <w:lang w:val="zh_TW" w:bidi="zh_TW"/>
+        </w:rPr>
+        <w:t>馬加比一書和馬加比二書</w:t>
+      </w:r>
+    </w:p>
+    <w:p>
+      <w:pPr/>
+      <w:r>
+        <w:rPr>
+          <w:lang w:val="zh_TW" w:bidi="zh_TW"/>
+        </w:rPr>
+      </w:r>
+      <w:r>
+        <w:rPr>
+          <w:lang w:val="zh_TW" w:bidi="zh_TW"/>
+        </w:rPr>
+        <w:t>東正教會亦把</w:t>
+      </w:r>
+      <w:r>
+        <w:rPr>
+          <w:lang w:val="zh_TW" w:bidi="zh_TW"/>
+        </w:rPr>
+        <w:t>馬加比三書</w:t>
+      </w:r>
+      <w:r>
+        <w:rPr>
+          <w:lang w:val="zh_TW" w:bidi="zh_TW"/>
+        </w:rPr>
+        <w:t>列入次經書卷名單。</w:t>
+        <w:br/>
+      </w:r>
+      <w:r>
+        <w:rPr>
+          <w:lang w:val="zh_TW" w:bidi="zh_TW"/>
+        </w:rPr>
+        <w:t>本辭典另有討論這些書卷的個別條目。</w:t>
+      </w:r>
+    </w:p>
+    <w:p>
+      <w:pPr>
+        <w:pStyle w:val="Heading3"/>
+      </w:pPr>
+      <w:r>
+        <w:rPr>
+          <w:b/>
+          <w:lang w:val="zh_TW" w:bidi="zh_TW"/>
+        </w:rPr>
+        <w:t>基督教次經與新約聖經正典</w:t>
+      </w:r>
+    </w:p>
+    <w:p>
+      <w:pPr/>
+      <w:r>
+        <w:rPr>
+          <w:lang w:val="zh_TW" w:bidi="zh_TW"/>
+        </w:rPr>
+      </w:r>
+      <w:r>
+        <w:rPr>
+          <w:lang w:val="zh_TW" w:bidi="zh_TW"/>
+        </w:rPr>
+        <w:t>在新約聖經時期，基督徒已經熟悉猶太人的次經著作，包括以斯拉二書裡那些帶有天啟推想的內容。因此，不久之後，當大部分新約書卷已經寫成並開始流傳時，另有一些人開始撰寫並散佈他們自己關於基督信仰的著作。為了把這些書卷與具有默示性與權威性的聖經區分開來，清楚界定新約書卷的正式正典便成為一件重要的事。</w:t>
+      </w:r>
+    </w:p>
+    <w:p>
+      <w:pPr/>
+      <w:r>
+        <w:rPr>
+          <w:lang w:val="zh_TW" w:bidi="zh_TW"/>
+        </w:rPr>
+      </w:r>
+      <w:r>
+        <w:rPr>
+          <w:lang w:val="zh_TW" w:bidi="zh_TW"/>
+        </w:rPr>
+        <w:t>我們現存最早的新約聖經核准書卷名單──穆拉多利正典（Muratorian Canon），大約是在公元200年前後才被編成。因此，在正式教會聲明出現，指出哪些書卷應被視為新約次經之前，已經過了一段相當漫長的時間。在此期間，大量以宗教性質為主的著作出現，並開始在各地流傳。這些著作自稱為教導真理，並描寫歷史上基督信仰的種種面貌。然而，新約聖經次經文獻最終未能達成這些著作原本的目的，因為教會從它們的內容看出其虛假性質，並不接納它們。</w:t>
+      </w:r>
+    </w:p>
+    <w:p>
+      <w:pPr>
+        <w:pStyle w:val="Heading4"/>
+      </w:pPr>
+      <w:r>
+        <w:rPr>
+          <w:b/>
+          <w:lang w:val="zh_TW" w:bidi="zh_TW"/>
+        </w:rPr>
+        <w:t>新約聖經次經的類型</w:t>
+      </w:r>
+    </w:p>
+    <w:p>
+      <w:pPr/>
+      <w:r>
+        <w:rPr>
+          <w:lang w:val="zh_TW" w:bidi="zh_TW"/>
+        </w:rPr>
+      </w:r>
+      <w:r>
+        <w:rPr>
+          <w:lang w:val="zh_TW" w:bidi="zh_TW"/>
+        </w:rPr>
+        <w:t>要了解新約次經不同的類型，可參考以下各項：</w:t>
+      </w:r>
+    </w:p>
+    <w:p>
+      <w:pPr>
+        <w:pStyle w:val="ListBullet"/>
+        <w:spacing w:line="240" w:lineRule="auto"/>
+        <w:ind w:left="720"/>
+      </w:pPr>
+      <w:r>
+        <w:rPr>
+          <w:lang w:val="zh_TW" w:bidi="zh_TW"/>
+        </w:rPr>
+      </w:r>
+      <w:r>
+        <w:rPr>
+          <w:lang w:val="zh_TW" w:bidi="zh_TW"/>
+        </w:rPr>
+        <w:t>次經福音書</w:t>
+      </w:r>
+      <w:r>
+        <w:rPr>
+          <w:lang w:val="zh_TW" w:bidi="zh_TW"/>
+        </w:rPr>
+        <w:t>：這類著作擴展闡述耶穌的生平與教導。</w:t>
+      </w:r>
+    </w:p>
+    <w:p>
+      <w:pPr>
+        <w:pStyle w:val="ListBullet"/>
+        <w:spacing w:line="240" w:lineRule="auto"/>
+        <w:ind w:left="720"/>
+      </w:pPr>
+      <w:r>
+        <w:rPr>
+          <w:lang w:val="zh_TW" w:bidi="zh_TW"/>
+        </w:rPr>
+      </w:r>
+      <w:r>
+        <w:rPr>
+          <w:lang w:val="zh_TW" w:bidi="zh_TW"/>
+        </w:rPr>
+        <w:t>次經使徒行傳</w:t>
+      </w:r>
+      <w:r>
+        <w:rPr>
+          <w:lang w:val="zh_TW" w:bidi="zh_TW"/>
+        </w:rPr>
+        <w:t>：這類著作聲稱記錄聖經沒有記載的使徒事蹟。</w:t>
+      </w:r>
+    </w:p>
+    <w:p>
+      <w:pPr>
+        <w:pStyle w:val="ListBullet"/>
+        <w:spacing w:line="240" w:lineRule="auto"/>
+        <w:ind w:left="720"/>
+      </w:pPr>
+      <w:r>
+        <w:rPr>
+          <w:lang w:val="zh_TW" w:bidi="zh_TW"/>
+        </w:rPr>
+      </w:r>
+      <w:r>
+        <w:rPr>
+          <w:lang w:val="zh_TW" w:bidi="zh_TW"/>
+        </w:rPr>
+        <w:t>次經書信</w:t>
+      </w:r>
+      <w:r>
+        <w:rPr>
+          <w:lang w:val="zh_TW" w:bidi="zh_TW"/>
+        </w:rPr>
+        <w:t>：這些書信以新約以外的使徒或早期基督徒人物為名而寫成。</w:t>
+      </w:r>
+    </w:p>
+    <w:p>
+      <w:pPr>
+        <w:pStyle w:val="ListBullet"/>
+        <w:spacing w:line="240" w:lineRule="auto"/>
+        <w:ind w:left="720"/>
+      </w:pPr>
+      <w:r>
+        <w:rPr>
+          <w:lang w:val="zh_TW" w:bidi="zh_TW"/>
+        </w:rPr>
+      </w:r>
+      <w:r>
+        <w:rPr>
+          <w:lang w:val="zh_TW" w:bidi="zh_TW"/>
+        </w:rPr>
+        <w:t>天啟次經</w:t>
+      </w:r>
+      <w:r>
+        <w:rPr>
+          <w:lang w:val="zh_TW" w:bidi="zh_TW"/>
+        </w:rPr>
+        <w:t>：這類著作描述關於天上、審判和末世的異象與啟示。</w:t>
+      </w:r>
+    </w:p>
+    <w:p>
+      <w:pPr>
+        <w:pStyle w:val="Heading3"/>
+      </w:pPr>
+      <w:r>
+        <w:rPr>
+          <w:lang w:val="zh_TW" w:bidi="zh_TW"/>
+        </w:rPr>
+        <w:t>特定的次經書卷</w:t>
+      </w:r>
+    </w:p>
+    <w:p>
+      <w:pPr>
+        <w:pStyle w:val="Heading4"/>
+      </w:pPr>
+      <w:r>
+        <w:rPr>
+          <w:lang w:val="zh_TW" w:bidi="zh_TW"/>
+        </w:rPr>
+        <w:t>舊約聖經次經與偽經</w:t>
+      </w:r>
+    </w:p>
+    <w:p>
+      <w:pPr/>
+      <w:r>
+        <w:rPr>
+          <w:lang w:val="zh_TW" w:bidi="zh_TW"/>
+        </w:rPr>
+      </w:r>
+      <w:r>
+        <w:rPr>
+          <w:lang w:val="zh_TW" w:bidi="zh_TW"/>
+        </w:rPr>
+        <w:t>這些著作是介乎舊約聖經與新約聖經時期所寫的猶太文獻，用來擴展、詮釋或重新敘述聖經的傳統。</w:t>
+      </w:r>
+    </w:p>
+    <w:p>
+      <w:pPr/>
+      <w:r>
+        <w:rPr>
+          <w:lang w:val="zh_TW" w:bidi="zh_TW"/>
+        </w:rPr>
+      </w:r>
+      <w:r>
+        <w:rPr>
+          <w:b/>
+          <w:lang w:val="zh_TW" w:bidi="zh_TW"/>
+        </w:rPr>
+        <w:t>啟示錄與遺訓</w:t>
+      </w:r>
+    </w:p>
+    <w:p>
+      <w:pPr/>
+      <w:r>
+        <w:rPr>
+          <w:lang w:val="zh_TW" w:bidi="zh_TW"/>
+        </w:rPr>
+      </w:r>
+      <w:r>
+        <w:rPr>
+          <w:lang w:val="zh_TW" w:bidi="zh_TW"/>
+        </w:rPr>
+        <w:t>這些著作屬於啟示性著作與遺訓著作，用來描寫關於天上的異象、最後審判，或偉大先祖臨終遺訓。</w:t>
+      </w:r>
+    </w:p>
+    <w:p>
+      <w:pPr>
+        <w:pStyle w:val="ListBullet"/>
+        <w:spacing w:line="240" w:lineRule="auto"/>
+        <w:ind w:left="720"/>
+      </w:pPr>
+      <w:r>
+        <w:rPr>
+          <w:lang w:val="zh_TW" w:bidi="zh_TW"/>
+        </w:rPr>
+      </w:r>
+      <w:r>
+        <w:rPr>
+          <w:lang w:val="zh_TW" w:bidi="zh_TW"/>
+        </w:rPr>
+        <w:t>亞伯拉罕的啟示錄</w:t>
+      </w:r>
+    </w:p>
+    <w:p>
+      <w:pPr>
+        <w:pStyle w:val="ListBullet"/>
+        <w:spacing w:line="240" w:lineRule="auto"/>
+        <w:ind w:left="720"/>
+      </w:pPr>
+      <w:r>
+        <w:rPr>
+          <w:lang w:val="zh_TW" w:bidi="zh_TW"/>
+        </w:rPr>
+      </w:r>
+      <w:r>
+        <w:rPr>
+          <w:lang w:val="zh_TW" w:bidi="zh_TW"/>
+        </w:rPr>
+        <w:t>巴錄的啟示錄</w:t>
+      </w:r>
+    </w:p>
+    <w:p>
+      <w:pPr>
+        <w:pStyle w:val="ListBullet"/>
+        <w:spacing w:line="240" w:lineRule="auto"/>
+        <w:ind w:left="720"/>
+      </w:pPr>
+      <w:r>
+        <w:rPr>
+          <w:lang w:val="zh_TW" w:bidi="zh_TW"/>
+        </w:rPr>
+      </w:r>
+      <w:r>
+        <w:rPr>
+          <w:lang w:val="zh_TW" w:bidi="zh_TW"/>
+        </w:rPr>
+        <w:t>以斯拉四書</w:t>
+      </w:r>
+    </w:p>
+    <w:p>
+      <w:pPr>
+        <w:pStyle w:val="ListBullet"/>
+        <w:spacing w:line="240" w:lineRule="auto"/>
+        <w:ind w:left="720"/>
+      </w:pPr>
+      <w:r>
+        <w:rPr>
+          <w:lang w:val="zh_TW" w:bidi="zh_TW"/>
+        </w:rPr>
+      </w:r>
+      <w:r>
+        <w:rPr>
+          <w:lang w:val="zh_TW" w:bidi="zh_TW"/>
+        </w:rPr>
+        <w:t>摩西升天記</w:t>
+      </w:r>
+    </w:p>
+    <w:p>
+      <w:pPr>
+        <w:pStyle w:val="ListBullet"/>
+        <w:spacing w:line="240" w:lineRule="auto"/>
+        <w:ind w:left="720"/>
+      </w:pPr>
+      <w:r>
+        <w:rPr>
+          <w:lang w:val="zh_TW" w:bidi="zh_TW"/>
+        </w:rPr>
+      </w:r>
+      <w:r>
+        <w:rPr>
+          <w:lang w:val="zh_TW" w:bidi="zh_TW"/>
+        </w:rPr>
+        <w:t>亞伯拉罕遺訓</w:t>
+      </w:r>
+    </w:p>
+    <w:p>
+      <w:pPr>
+        <w:pStyle w:val="ListBullet"/>
+        <w:spacing w:line="240" w:lineRule="auto"/>
+        <w:ind w:left="720"/>
+      </w:pPr>
+      <w:r>
+        <w:rPr>
+          <w:lang w:val="zh_TW" w:bidi="zh_TW"/>
+        </w:rPr>
+      </w:r>
+      <w:r>
+        <w:rPr>
+          <w:lang w:val="zh_TW" w:bidi="zh_TW"/>
+        </w:rPr>
+        <w:t>約伯遺訓</w:t>
+      </w:r>
+    </w:p>
+    <w:p>
+      <w:pPr>
+        <w:pStyle w:val="ListBullet"/>
+        <w:spacing w:line="240" w:lineRule="auto"/>
+        <w:ind w:left="720"/>
+      </w:pPr>
+      <w:r>
+        <w:rPr>
+          <w:lang w:val="zh_TW" w:bidi="zh_TW"/>
+        </w:rPr>
+      </w:r>
+      <w:r>
+        <w:rPr>
+          <w:lang w:val="zh_TW" w:bidi="zh_TW"/>
+        </w:rPr>
+        <w:t>十二族長遺訓</w:t>
+      </w:r>
+    </w:p>
+    <w:p>
+      <w:pPr>
+        <w:pStyle w:val="ListBullet"/>
+        <w:spacing w:line="240" w:lineRule="auto"/>
+        <w:ind w:left="720"/>
+      </w:pPr>
+      <w:r>
+        <w:rPr>
+          <w:lang w:val="zh_TW" w:bidi="zh_TW"/>
+        </w:rPr>
+      </w:r>
+      <w:r>
+        <w:rPr>
+          <w:lang w:val="zh_TW" w:bidi="zh_TW"/>
+        </w:rPr>
+        <w:t>所羅門遺訓</w:t>
+      </w:r>
+    </w:p>
+    <w:p>
+      <w:pPr/>
+      <w:r>
+        <w:rPr>
+          <w:lang w:val="zh_TW" w:bidi="zh_TW"/>
+        </w:rPr>
+      </w:r>
+      <w:r>
+        <w:rPr>
+          <w:b/>
+          <w:lang w:val="zh_TW" w:bidi="zh_TW"/>
+        </w:rPr>
+        <w:t>智慧與道德文學</w:t>
+      </w:r>
+    </w:p>
+    <w:p>
+      <w:pPr/>
+      <w:r>
+        <w:rPr>
+          <w:lang w:val="zh_TW" w:bidi="zh_TW"/>
+        </w:rPr>
+      </w:r>
+      <w:r>
+        <w:rPr>
+          <w:lang w:val="zh_TW" w:bidi="zh_TW"/>
+        </w:rPr>
+        <w:t>這些是關於道德教導、美德省思與倫理指引的文獻集。</w:t>
+      </w:r>
+    </w:p>
+    <w:p>
+      <w:pPr>
+        <w:pStyle w:val="ListBullet"/>
+        <w:spacing w:line="240" w:lineRule="auto"/>
+        <w:ind w:left="720"/>
+      </w:pPr>
+      <w:r>
+        <w:rPr>
+          <w:lang w:val="zh_TW" w:bidi="zh_TW"/>
+        </w:rPr>
+      </w:r>
+      <w:r>
+        <w:rPr>
+          <w:lang w:val="zh_TW" w:bidi="zh_TW"/>
+        </w:rPr>
+        <w:t>阿希卡之書</w:t>
+      </w:r>
+    </w:p>
+    <w:p>
+      <w:pPr>
+        <w:pStyle w:val="ListBullet"/>
+        <w:spacing w:line="240" w:lineRule="auto"/>
+        <w:ind w:left="720"/>
+      </w:pPr>
+      <w:r>
+        <w:rPr>
+          <w:lang w:val="zh_TW" w:bidi="zh_TW"/>
+        </w:rPr>
+      </w:r>
+      <w:r>
+        <w:rPr>
+          <w:lang w:val="zh_TW" w:bidi="zh_TW"/>
+        </w:rPr>
+        <w:t>伊利達和米達之書</w:t>
+      </w:r>
+    </w:p>
+    <w:p>
+      <w:pPr>
+        <w:pStyle w:val="ListBullet"/>
+        <w:spacing w:line="240" w:lineRule="auto"/>
+        <w:ind w:left="720"/>
+      </w:pPr>
+      <w:r>
+        <w:rPr>
+          <w:lang w:val="zh_TW" w:bidi="zh_TW"/>
+        </w:rPr>
+      </w:r>
+      <w:r>
+        <w:rPr>
+          <w:lang w:val="zh_TW" w:bidi="zh_TW"/>
+        </w:rPr>
+        <w:t>亞當和夏娃生平</w:t>
+      </w:r>
+    </w:p>
+    <w:p>
+      <w:pPr>
+        <w:pStyle w:val="ListBullet"/>
+        <w:spacing w:line="240" w:lineRule="auto"/>
+        <w:ind w:left="720"/>
+      </w:pPr>
+      <w:r>
+        <w:rPr>
+          <w:lang w:val="zh_TW" w:bidi="zh_TW"/>
+        </w:rPr>
+      </w:r>
+      <w:r>
+        <w:rPr>
+          <w:lang w:val="zh_TW" w:bidi="zh_TW"/>
+        </w:rPr>
+        <w:t>所羅門詩篇</w:t>
+      </w:r>
+    </w:p>
+    <w:p>
+      <w:pPr/>
+      <w:r>
+        <w:rPr>
+          <w:lang w:val="zh_TW" w:bidi="zh_TW"/>
+        </w:rPr>
+      </w:r>
+      <w:r>
+        <w:rPr>
+          <w:b/>
+          <w:lang w:val="zh_TW" w:bidi="zh_TW"/>
+        </w:rPr>
+        <w:t>歷史與傳奇著作</w:t>
+      </w:r>
+    </w:p>
+    <w:p>
+      <w:pPr/>
+      <w:r>
+        <w:rPr>
+          <w:lang w:val="zh_TW" w:bidi="zh_TW"/>
+        </w:rPr>
+      </w:r>
+      <w:r>
+        <w:rPr>
+          <w:lang w:val="zh_TW" w:bidi="zh_TW"/>
+        </w:rPr>
+        <w:t>這些文獻以重述早期聖經歷史或傳奇事件的方式，補足舊約聖經記載中的空缺。</w:t>
+      </w:r>
+    </w:p>
+    <w:p>
+      <w:pPr>
+        <w:pStyle w:val="ListBullet"/>
+        <w:spacing w:line="240" w:lineRule="auto"/>
+        <w:ind w:left="720"/>
+      </w:pPr>
+      <w:r>
+        <w:rPr>
+          <w:lang w:val="zh_TW" w:bidi="zh_TW"/>
+        </w:rPr>
+      </w:r>
+      <w:r>
+        <w:rPr>
+          <w:lang w:val="zh_TW" w:bidi="zh_TW"/>
+        </w:rPr>
+        <w:t>挪亞書</w:t>
+      </w:r>
+    </w:p>
+    <w:p>
+      <w:pPr>
+        <w:pStyle w:val="ListBullet"/>
+        <w:spacing w:line="240" w:lineRule="auto"/>
+        <w:ind w:left="720"/>
+      </w:pPr>
+      <w:r>
+        <w:rPr>
+          <w:lang w:val="zh_TW" w:bidi="zh_TW"/>
+        </w:rPr>
+      </w:r>
+      <w:r>
+        <w:rPr>
+          <w:lang w:val="zh_TW" w:bidi="zh_TW"/>
+        </w:rPr>
+        <w:t>禧年書</w:t>
+      </w:r>
+    </w:p>
+    <w:p>
+      <w:pPr>
+        <w:pStyle w:val="ListBullet"/>
+        <w:spacing w:line="240" w:lineRule="auto"/>
+        <w:ind w:left="720"/>
+      </w:pPr>
+      <w:r>
+        <w:rPr>
+          <w:lang w:val="zh_TW" w:bidi="zh_TW"/>
+        </w:rPr>
+      </w:r>
+      <w:r>
+        <w:rPr>
+          <w:lang w:val="zh_TW" w:bidi="zh_TW"/>
+        </w:rPr>
+        <w:t>次經創世記</w:t>
+      </w:r>
+    </w:p>
+    <w:p>
+      <w:pPr>
+        <w:pStyle w:val="ListBullet"/>
+        <w:spacing w:line="240" w:lineRule="auto"/>
+        <w:ind w:left="720"/>
+      </w:pPr>
+      <w:r>
+        <w:rPr>
+          <w:lang w:val="zh_TW" w:bidi="zh_TW"/>
+        </w:rPr>
+      </w:r>
+      <w:r>
+        <w:rPr>
+          <w:lang w:val="zh_TW" w:bidi="zh_TW"/>
+        </w:rPr>
+        <w:t>亞里斯提書信</w:t>
+      </w:r>
+    </w:p>
+    <w:p>
+      <w:pPr>
+        <w:pStyle w:val="ListBullet"/>
+        <w:spacing w:line="240" w:lineRule="auto"/>
+        <w:ind w:left="720"/>
+      </w:pPr>
+      <w:r>
+        <w:rPr>
+          <w:lang w:val="zh_TW" w:bidi="zh_TW"/>
+        </w:rPr>
+      </w:r>
+      <w:r>
+        <w:rPr>
+          <w:lang w:val="zh_TW" w:bidi="zh_TW"/>
+        </w:rPr>
+        <w:t>約瑟和亞西納書</w:t>
+      </w:r>
+    </w:p>
+    <w:p>
+      <w:pPr/>
+      <w:r>
+        <w:rPr>
+          <w:lang w:val="zh_TW" w:bidi="zh_TW"/>
+        </w:rPr>
+      </w:r>
+      <w:r>
+        <w:rPr>
+          <w:b/>
+          <w:lang w:val="zh_TW" w:bidi="zh_TW"/>
+        </w:rPr>
+        <w:t>先知與異象著作</w:t>
+      </w:r>
+    </w:p>
+    <w:p>
+      <w:pPr/>
+      <w:r>
+        <w:rPr>
+          <w:lang w:val="zh_TW" w:bidi="zh_TW"/>
+        </w:rPr>
+      </w:r>
+      <w:r>
+        <w:rPr>
+          <w:lang w:val="zh_TW" w:bidi="zh_TW"/>
+        </w:rPr>
+        <w:t>這些文獻宣稱記載來自神的異象或神諭，並以先知性的洞察重新詮釋以色列的歷史與命定。</w:t>
+      </w:r>
+    </w:p>
+    <w:p>
+      <w:pPr>
+        <w:pStyle w:val="ListBullet"/>
+        <w:spacing w:line="240" w:lineRule="auto"/>
+        <w:ind w:left="720"/>
+      </w:pPr>
+      <w:r>
+        <w:rPr>
+          <w:lang w:val="zh_TW" w:bidi="zh_TW"/>
+        </w:rPr>
+      </w:r>
+      <w:r>
+        <w:rPr>
+          <w:lang w:val="zh_TW" w:bidi="zh_TW"/>
+        </w:rPr>
+        <w:t>次經以西結書</w:t>
+      </w:r>
+    </w:p>
+    <w:p>
+      <w:pPr>
+        <w:pStyle w:val="ListBullet"/>
+        <w:spacing w:line="240" w:lineRule="auto"/>
+        <w:ind w:left="720"/>
+      </w:pPr>
+      <w:r>
+        <w:rPr>
+          <w:lang w:val="zh_TW" w:bidi="zh_TW"/>
+        </w:rPr>
+      </w:r>
+      <w:r>
+        <w:rPr>
+          <w:lang w:val="zh_TW" w:bidi="zh_TW"/>
+        </w:rPr>
+        <w:t>約瑟的禱告</w:t>
+      </w:r>
+    </w:p>
+    <w:p>
+      <w:pPr>
+        <w:pStyle w:val="ListBullet"/>
+        <w:spacing w:line="240" w:lineRule="auto"/>
+        <w:ind w:left="720"/>
+      </w:pPr>
+      <w:r>
+        <w:rPr>
+          <w:lang w:val="zh_TW" w:bidi="zh_TW"/>
+        </w:rPr>
+      </w:r>
+      <w:r>
+        <w:rPr>
+          <w:lang w:val="zh_TW" w:bidi="zh_TW"/>
+        </w:rPr>
+        <w:t>西比拉神諭</w:t>
+      </w:r>
+    </w:p>
+    <w:p>
+      <w:pPr>
+        <w:pStyle w:val="Heading4"/>
+      </w:pPr>
+      <w:r>
+        <w:rPr>
+          <w:lang w:val="zh_TW" w:bidi="zh_TW"/>
+        </w:rPr>
+        <w:t>新約聖經次經</w:t>
+      </w:r>
+    </w:p>
+    <w:p>
+      <w:pPr/>
+      <w:r>
+        <w:rPr>
+          <w:lang w:val="zh_TW" w:bidi="zh_TW"/>
+        </w:rPr>
+      </w:r>
+      <w:r>
+        <w:rPr>
+          <w:lang w:val="zh_TW" w:bidi="zh_TW"/>
+        </w:rPr>
+        <w:t>這些基督教著作模仿新約聖經的文體，並進一步記述耶穌與使徒的生平、教導與神蹟。</w:t>
+      </w:r>
+    </w:p>
+    <w:p>
+      <w:pPr/>
+      <w:r>
+        <w:rPr>
+          <w:lang w:val="zh_TW" w:bidi="zh_TW"/>
+        </w:rPr>
+      </w:r>
+      <w:r>
+        <w:rPr>
+          <w:b/>
+          <w:lang w:val="zh_TW" w:bidi="zh_TW"/>
+        </w:rPr>
+        <w:t>次經福音書</w:t>
+      </w:r>
+    </w:p>
+    <w:p>
+      <w:pPr/>
+      <w:r>
+        <w:rPr>
+          <w:lang w:val="zh_TW" w:bidi="zh_TW"/>
+        </w:rPr>
+      </w:r>
+      <w:r>
+        <w:rPr>
+          <w:lang w:val="zh_TW" w:bidi="zh_TW"/>
+        </w:rPr>
+        <w:t>這些是擴展闡述耶穌生命和教導的故事。</w:t>
+      </w:r>
+    </w:p>
+    <w:p>
+      <w:pPr>
+        <w:pStyle w:val="ListBullet"/>
+        <w:spacing w:line="240" w:lineRule="auto"/>
+        <w:ind w:left="720"/>
+      </w:pPr>
+      <w:r>
+        <w:rPr>
+          <w:lang w:val="zh_TW" w:bidi="zh_TW"/>
+        </w:rPr>
+      </w:r>
+      <w:r>
+        <w:rPr>
+          <w:lang w:val="zh_TW" w:bidi="zh_TW"/>
+        </w:rPr>
+        <w:t>以便尼派福音</w:t>
+      </w:r>
+    </w:p>
+    <w:p>
+      <w:pPr>
+        <w:pStyle w:val="ListBullet"/>
+        <w:spacing w:line="240" w:lineRule="auto"/>
+        <w:ind w:left="720"/>
+      </w:pPr>
+      <w:r>
+        <w:rPr>
+          <w:lang w:val="zh_TW" w:bidi="zh_TW"/>
+        </w:rPr>
+      </w:r>
+      <w:r>
+        <w:rPr>
+          <w:lang w:val="zh_TW" w:bidi="zh_TW"/>
+        </w:rPr>
+        <w:t>埃及人福音</w:t>
+      </w:r>
+    </w:p>
+    <w:p>
+      <w:pPr>
+        <w:pStyle w:val="ListBullet"/>
+        <w:spacing w:line="240" w:lineRule="auto"/>
+        <w:ind w:left="720"/>
+      </w:pPr>
+      <w:r>
+        <w:rPr>
+          <w:lang w:val="zh_TW" w:bidi="zh_TW"/>
+        </w:rPr>
+      </w:r>
+      <w:r>
+        <w:rPr>
+          <w:lang w:val="zh_TW" w:bidi="zh_TW"/>
+        </w:rPr>
+        <w:t>多馬福音</w:t>
+      </w:r>
+    </w:p>
+    <w:p>
+      <w:pPr>
+        <w:pStyle w:val="ListBullet"/>
+        <w:spacing w:line="240" w:lineRule="auto"/>
+        <w:ind w:left="720"/>
+      </w:pPr>
+      <w:r>
+        <w:rPr>
+          <w:lang w:val="zh_TW" w:bidi="zh_TW"/>
+        </w:rPr>
+      </w:r>
+      <w:r>
+        <w:rPr>
+          <w:lang w:val="zh_TW" w:bidi="zh_TW"/>
+        </w:rPr>
+        <w:t>真理福音</w:t>
+      </w:r>
+    </w:p>
+    <w:p>
+      <w:pPr>
+        <w:pStyle w:val="ListBullet"/>
+        <w:spacing w:line="240" w:lineRule="auto"/>
+        <w:ind w:left="720"/>
+      </w:pPr>
+      <w:r>
+        <w:rPr>
+          <w:lang w:val="zh_TW" w:bidi="zh_TW"/>
+        </w:rPr>
+      </w:r>
+      <w:r>
+        <w:rPr>
+          <w:lang w:val="zh_TW" w:bidi="zh_TW"/>
+        </w:rPr>
+        <w:t>夏娃福音</w:t>
+      </w:r>
+    </w:p>
+    <w:p>
+      <w:pPr>
+        <w:pStyle w:val="ListBullet"/>
+        <w:spacing w:line="240" w:lineRule="auto"/>
+        <w:ind w:left="720"/>
+      </w:pPr>
+      <w:r>
+        <w:rPr>
+          <w:lang w:val="zh_TW" w:bidi="zh_TW"/>
+        </w:rPr>
+      </w:r>
+      <w:r>
+        <w:rPr>
+          <w:lang w:val="zh_TW" w:bidi="zh_TW"/>
+        </w:rPr>
+        <w:t>巴西里德福音</w:t>
+      </w:r>
+    </w:p>
+    <w:p>
+      <w:pPr>
+        <w:pStyle w:val="ListBullet"/>
+        <w:spacing w:line="240" w:lineRule="auto"/>
+        <w:ind w:left="720"/>
+      </w:pPr>
+      <w:r>
+        <w:rPr>
+          <w:lang w:val="zh_TW" w:bidi="zh_TW"/>
+        </w:rPr>
+      </w:r>
+      <w:r>
+        <w:rPr>
+          <w:lang w:val="zh_TW" w:bidi="zh_TW"/>
+        </w:rPr>
+        <w:t>十二使徒福音</w:t>
+      </w:r>
+    </w:p>
+    <w:p>
+      <w:pPr>
+        <w:pStyle w:val="ListBullet"/>
+        <w:spacing w:line="240" w:lineRule="auto"/>
+        <w:ind w:left="720"/>
+      </w:pPr>
+      <w:r>
+        <w:rPr>
+          <w:lang w:val="zh_TW" w:bidi="zh_TW"/>
+        </w:rPr>
+      </w:r>
+      <w:r>
+        <w:rPr>
+          <w:lang w:val="zh_TW" w:bidi="zh_TW"/>
+        </w:rPr>
+        <w:t>巴拿巴福音</w:t>
+      </w:r>
+    </w:p>
+    <w:p>
+      <w:pPr>
+        <w:pStyle w:val="ListBullet"/>
+        <w:spacing w:line="240" w:lineRule="auto"/>
+        <w:ind w:left="720"/>
+      </w:pPr>
+      <w:r>
+        <w:rPr>
+          <w:lang w:val="zh_TW" w:bidi="zh_TW"/>
+        </w:rPr>
+      </w:r>
+      <w:r>
+        <w:rPr>
+          <w:lang w:val="zh_TW" w:bidi="zh_TW"/>
+        </w:rPr>
+        <w:t>巴多羅買福音</w:t>
+      </w:r>
+    </w:p>
+    <w:p>
+      <w:pPr>
+        <w:pStyle w:val="ListBullet"/>
+        <w:spacing w:line="240" w:lineRule="auto"/>
+        <w:ind w:left="720"/>
+      </w:pPr>
+      <w:r>
+        <w:rPr>
+          <w:lang w:val="zh_TW" w:bidi="zh_TW"/>
+        </w:rPr>
+      </w:r>
+      <w:r>
+        <w:rPr>
+          <w:lang w:val="zh_TW" w:bidi="zh_TW"/>
+        </w:rPr>
+        <w:t>約翰傳道者之書</w:t>
+      </w:r>
+    </w:p>
+    <w:p>
+      <w:pPr>
+        <w:pStyle w:val="ListBullet"/>
+        <w:spacing w:line="240" w:lineRule="auto"/>
+        <w:ind w:left="720"/>
+      </w:pPr>
+      <w:r>
+        <w:rPr>
+          <w:lang w:val="zh_TW" w:bidi="zh_TW"/>
+        </w:rPr>
+      </w:r>
+      <w:r>
+        <w:rPr>
+          <w:lang w:val="zh_TW" w:bidi="zh_TW"/>
+        </w:rPr>
+        <w:t>雅各原始福音</w:t>
+      </w:r>
+    </w:p>
+    <w:p>
+      <w:pPr>
+        <w:pStyle w:val="ListBullet"/>
+        <w:spacing w:line="240" w:lineRule="auto"/>
+        <w:ind w:left="720"/>
+      </w:pPr>
+      <w:r>
+        <w:rPr>
+          <w:lang w:val="zh_TW" w:bidi="zh_TW"/>
+        </w:rPr>
+      </w:r>
+      <w:r>
+        <w:rPr>
+          <w:lang w:val="zh_TW" w:bidi="zh_TW"/>
+        </w:rPr>
+        <w:t>馬利亞出生記</w:t>
+      </w:r>
+    </w:p>
+    <w:p>
+      <w:pPr>
+        <w:pStyle w:val="ListBullet"/>
+        <w:spacing w:line="240" w:lineRule="auto"/>
+        <w:ind w:left="720"/>
+      </w:pPr>
+      <w:r>
+        <w:rPr>
+          <w:lang w:val="zh_TW" w:bidi="zh_TW"/>
+        </w:rPr>
+      </w:r>
+      <w:r>
+        <w:rPr>
+          <w:lang w:val="zh_TW" w:bidi="zh_TW"/>
+        </w:rPr>
+        <w:t>馬利亞誕生福音</w:t>
+      </w:r>
+    </w:p>
+    <w:p>
+      <w:pPr>
+        <w:pStyle w:val="ListBullet"/>
+        <w:spacing w:line="240" w:lineRule="auto"/>
+        <w:ind w:left="720"/>
+      </w:pPr>
+      <w:r>
+        <w:rPr>
+          <w:lang w:val="zh_TW" w:bidi="zh_TW"/>
+        </w:rPr>
+      </w:r>
+      <w:r>
+        <w:rPr>
+          <w:lang w:val="zh_TW" w:bidi="zh_TW"/>
+        </w:rPr>
+        <w:t>阿拉伯文耶穌嬰兒時期福音</w:t>
+      </w:r>
+    </w:p>
+    <w:p>
+      <w:pPr>
+        <w:pStyle w:val="ListBullet"/>
+        <w:spacing w:line="240" w:lineRule="auto"/>
+        <w:ind w:left="720"/>
+      </w:pPr>
+      <w:r>
+        <w:rPr>
+          <w:lang w:val="zh_TW" w:bidi="zh_TW"/>
+        </w:rPr>
+      </w:r>
+      <w:r>
+        <w:rPr>
+          <w:lang w:val="zh_TW" w:bidi="zh_TW"/>
+        </w:rPr>
+        <w:t>亞美尼亞文耶穌嬰兒時期福音</w:t>
+      </w:r>
+    </w:p>
+    <w:p>
+      <w:pPr>
+        <w:pStyle w:val="ListBullet"/>
+        <w:spacing w:line="240" w:lineRule="auto"/>
+        <w:ind w:left="720"/>
+      </w:pPr>
+      <w:r>
+        <w:rPr>
+          <w:lang w:val="zh_TW" w:bidi="zh_TW"/>
+        </w:rPr>
+      </w:r>
+      <w:r>
+        <w:rPr>
+          <w:lang w:val="zh_TW" w:bidi="zh_TW"/>
+        </w:rPr>
+        <w:t>木匠約瑟史述</w:t>
+      </w:r>
+    </w:p>
+    <w:p>
+      <w:pPr>
+        <w:pStyle w:val="ListBullet"/>
+        <w:spacing w:line="240" w:lineRule="auto"/>
+        <w:ind w:left="720"/>
+      </w:pPr>
+      <w:r>
+        <w:rPr>
+          <w:lang w:val="zh_TW" w:bidi="zh_TW"/>
+        </w:rPr>
+      </w:r>
+      <w:r>
+        <w:rPr>
+          <w:lang w:val="zh_TW" w:bidi="zh_TW"/>
+        </w:rPr>
+        <w:t>阿拉伯文木匠約瑟史述</w:t>
+      </w:r>
+    </w:p>
+    <w:p>
+      <w:pPr>
+        <w:pStyle w:val="ListBullet"/>
+        <w:spacing w:line="240" w:lineRule="auto"/>
+        <w:ind w:left="720"/>
+      </w:pPr>
+      <w:r>
+        <w:rPr>
+          <w:lang w:val="zh_TW" w:bidi="zh_TW"/>
+        </w:rPr>
+      </w:r>
+      <w:r>
+        <w:rPr>
+          <w:lang w:val="zh_TW" w:bidi="zh_TW"/>
+        </w:rPr>
+        <w:t>施洗約翰生平</w:t>
+      </w:r>
+    </w:p>
+    <w:p>
+      <w:pPr>
+        <w:pStyle w:val="ListBullet"/>
+        <w:spacing w:line="240" w:lineRule="auto"/>
+        <w:ind w:left="720"/>
+      </w:pPr>
+      <w:r>
+        <w:rPr>
+          <w:lang w:val="zh_TW" w:bidi="zh_TW"/>
+        </w:rPr>
+      </w:r>
+      <w:r>
+        <w:rPr>
+          <w:lang w:val="zh_TW" w:bidi="zh_TW"/>
+        </w:rPr>
+        <w:t>公雞之書</w:t>
+      </w:r>
+    </w:p>
+    <w:p>
+      <w:pPr>
+        <w:pStyle w:val="ListBullet"/>
+        <w:spacing w:line="240" w:lineRule="auto"/>
+        <w:ind w:left="720"/>
+      </w:pPr>
+      <w:r>
+        <w:rPr>
+          <w:lang w:val="zh_TW" w:bidi="zh_TW"/>
+        </w:rPr>
+      </w:r>
+      <w:r>
+        <w:rPr>
+          <w:lang w:val="zh_TW" w:bidi="zh_TW"/>
+        </w:rPr>
+        <w:t>巴多羅買的基督復活之書</w:t>
+      </w:r>
+    </w:p>
+    <w:p>
+      <w:pPr>
+        <w:pStyle w:val="ListBullet"/>
+        <w:spacing w:line="240" w:lineRule="auto"/>
+        <w:ind w:left="720"/>
+      </w:pPr>
+      <w:r>
+        <w:rPr>
+          <w:lang w:val="zh_TW" w:bidi="zh_TW"/>
+        </w:rPr>
+      </w:r>
+      <w:r>
+        <w:rPr>
+          <w:lang w:val="zh_TW" w:bidi="zh_TW"/>
+        </w:rPr>
+        <w:t>加略人猶大福音</w:t>
+      </w:r>
+    </w:p>
+    <w:p>
+      <w:pPr>
+        <w:pStyle w:val="ListBullet"/>
+        <w:spacing w:line="240" w:lineRule="auto"/>
+        <w:ind w:left="720"/>
+      </w:pPr>
+      <w:r>
+        <w:rPr>
+          <w:lang w:val="zh_TW" w:bidi="zh_TW"/>
+        </w:rPr>
+      </w:r>
+      <w:r>
+        <w:rPr>
+          <w:lang w:val="zh_TW" w:bidi="zh_TW"/>
+        </w:rPr>
+        <w:t>聖母生平</w:t>
+      </w:r>
+    </w:p>
+    <w:p>
+      <w:pPr>
+        <w:pStyle w:val="ListBullet"/>
+        <w:spacing w:line="240" w:lineRule="auto"/>
+        <w:ind w:left="720"/>
+      </w:pPr>
+      <w:r>
+        <w:rPr>
+          <w:lang w:val="zh_TW" w:bidi="zh_TW"/>
+        </w:rPr>
+      </w:r>
+      <w:r>
+        <w:rPr>
+          <w:lang w:val="zh_TW" w:bidi="zh_TW"/>
+        </w:rPr>
+        <w:t>狄奧多西講論</w:t>
+      </w:r>
+    </w:p>
+    <w:p>
+      <w:pPr>
+        <w:pStyle w:val="ListBullet"/>
+        <w:spacing w:line="240" w:lineRule="auto"/>
+        <w:ind w:left="720"/>
+      </w:pPr>
+      <w:r>
+        <w:rPr>
+          <w:lang w:val="zh_TW" w:bidi="zh_TW"/>
+        </w:rPr>
+      </w:r>
+      <w:r>
+        <w:rPr>
+          <w:lang w:val="zh_TW" w:bidi="zh_TW"/>
+        </w:rPr>
+        <w:t>聖母升天記</w:t>
+      </w:r>
+    </w:p>
+    <w:p>
+      <w:pPr/>
+      <w:r>
+        <w:rPr>
+          <w:lang w:val="zh_TW" w:bidi="zh_TW"/>
+        </w:rPr>
+      </w:r>
+      <w:r>
+        <w:rPr>
+          <w:b/>
+          <w:lang w:val="zh_TW" w:bidi="zh_TW"/>
+        </w:rPr>
+        <w:t>次經使徒行傳</w:t>
+      </w:r>
+    </w:p>
+    <w:p>
+      <w:pPr/>
+      <w:r>
+        <w:rPr>
+          <w:lang w:val="zh_TW" w:bidi="zh_TW"/>
+        </w:rPr>
+      </w:r>
+      <w:r>
+        <w:rPr>
+          <w:lang w:val="zh_TW" w:bidi="zh_TW"/>
+        </w:rPr>
+        <w:t>這些是關於使徒的作為與宣教事工的故事，並未記載於新約聖經。</w:t>
+      </w:r>
+    </w:p>
+    <w:p>
+      <w:pPr>
+        <w:pStyle w:val="ListBullet"/>
+        <w:spacing w:line="240" w:lineRule="auto"/>
+        <w:ind w:left="720"/>
+      </w:pPr>
+      <w:r>
+        <w:rPr>
+          <w:lang w:val="zh_TW" w:bidi="zh_TW"/>
+        </w:rPr>
+      </w:r>
+      <w:r>
+        <w:rPr>
+          <w:lang w:val="zh_TW" w:bidi="zh_TW"/>
+        </w:rPr>
+        <w:t>安得烈行傳</w:t>
+      </w:r>
+    </w:p>
+    <w:p>
+      <w:pPr>
+        <w:pStyle w:val="ListBullet"/>
+        <w:spacing w:line="240" w:lineRule="auto"/>
+        <w:ind w:left="720"/>
+      </w:pPr>
+      <w:r>
+        <w:rPr>
+          <w:lang w:val="zh_TW" w:bidi="zh_TW"/>
+        </w:rPr>
+      </w:r>
+      <w:r>
+        <w:rPr>
+          <w:lang w:val="zh_TW" w:bidi="zh_TW"/>
+        </w:rPr>
+        <w:t>安得烈與馬提亞行傳</w:t>
+      </w:r>
+    </w:p>
+    <w:p>
+      <w:pPr>
+        <w:pStyle w:val="ListBullet"/>
+        <w:spacing w:line="240" w:lineRule="auto"/>
+        <w:ind w:left="720"/>
+      </w:pPr>
+      <w:r>
+        <w:rPr>
+          <w:lang w:val="zh_TW" w:bidi="zh_TW"/>
+        </w:rPr>
+      </w:r>
+      <w:r>
+        <w:rPr>
+          <w:lang w:val="zh_TW" w:bidi="zh_TW"/>
+        </w:rPr>
+        <w:t>安得烈與保羅行傳</w:t>
+      </w:r>
+    </w:p>
+    <w:p>
+      <w:pPr>
+        <w:pStyle w:val="ListBullet"/>
+        <w:spacing w:line="240" w:lineRule="auto"/>
+        <w:ind w:left="720"/>
+      </w:pPr>
+      <w:r>
+        <w:rPr>
+          <w:lang w:val="zh_TW" w:bidi="zh_TW"/>
+        </w:rPr>
+      </w:r>
+      <w:r>
+        <w:rPr>
+          <w:lang w:val="zh_TW" w:bidi="zh_TW"/>
+        </w:rPr>
+        <w:t>安得烈的故事</w:t>
+      </w:r>
+    </w:p>
+    <w:p>
+      <w:pPr>
+        <w:pStyle w:val="ListBullet"/>
+        <w:spacing w:line="240" w:lineRule="auto"/>
+        <w:ind w:left="720"/>
+      </w:pPr>
+      <w:r>
+        <w:rPr>
+          <w:lang w:val="zh_TW" w:bidi="zh_TW"/>
+        </w:rPr>
+      </w:r>
+      <w:r>
+        <w:rPr>
+          <w:lang w:val="zh_TW" w:bidi="zh_TW"/>
+        </w:rPr>
+        <w:t>巴多羅買行傳</w:t>
+      </w:r>
+    </w:p>
+    <w:p>
+      <w:pPr>
+        <w:pStyle w:val="ListBullet"/>
+        <w:spacing w:line="240" w:lineRule="auto"/>
+        <w:ind w:left="720"/>
+      </w:pPr>
+      <w:r>
+        <w:rPr>
+          <w:lang w:val="zh_TW" w:bidi="zh_TW"/>
+        </w:rPr>
+      </w:r>
+      <w:r>
+        <w:rPr>
+          <w:lang w:val="zh_TW" w:bidi="zh_TW"/>
+        </w:rPr>
+        <w:t>巴拿巴行傳</w:t>
+      </w:r>
+    </w:p>
+    <w:p>
+      <w:pPr>
+        <w:pStyle w:val="ListBullet"/>
+        <w:spacing w:line="240" w:lineRule="auto"/>
+        <w:ind w:left="720"/>
+      </w:pPr>
+      <w:r>
+        <w:rPr>
+          <w:lang w:val="zh_TW" w:bidi="zh_TW"/>
+        </w:rPr>
+      </w:r>
+      <w:r>
+        <w:rPr>
+          <w:lang w:val="zh_TW" w:bidi="zh_TW"/>
+        </w:rPr>
+        <w:t>保羅與特格拉行傳</w:t>
+      </w:r>
+    </w:p>
+    <w:p>
+      <w:pPr>
+        <w:pStyle w:val="ListBullet"/>
+        <w:spacing w:line="240" w:lineRule="auto"/>
+        <w:ind w:left="720"/>
+      </w:pPr>
+      <w:r>
+        <w:rPr>
+          <w:lang w:val="zh_TW" w:bidi="zh_TW"/>
+        </w:rPr>
+      </w:r>
+      <w:r>
+        <w:rPr>
+          <w:lang w:val="zh_TW" w:bidi="zh_TW"/>
+        </w:rPr>
+        <w:t>多馬行傳</w:t>
+      </w:r>
+    </w:p>
+    <w:p>
+      <w:pPr>
+        <w:pStyle w:val="ListBullet"/>
+        <w:spacing w:line="240" w:lineRule="auto"/>
+        <w:ind w:left="720"/>
+      </w:pPr>
+      <w:r>
+        <w:rPr>
+          <w:lang w:val="zh_TW" w:bidi="zh_TW"/>
+        </w:rPr>
+      </w:r>
+      <w:r>
+        <w:rPr>
+          <w:lang w:val="zh_TW" w:bidi="zh_TW"/>
+        </w:rPr>
+        <w:t>達太行傳</w:t>
+      </w:r>
+    </w:p>
+    <w:p>
+      <w:pPr>
+        <w:pStyle w:val="ListBullet"/>
+        <w:spacing w:line="240" w:lineRule="auto"/>
+        <w:ind w:left="720"/>
+      </w:pPr>
+      <w:r>
+        <w:rPr>
+          <w:lang w:val="zh_TW" w:bidi="zh_TW"/>
+        </w:rPr>
+      </w:r>
+      <w:r>
+        <w:rPr>
+          <w:lang w:val="zh_TW" w:bidi="zh_TW"/>
+        </w:rPr>
+        <w:t>彼得與保羅受難記</w:t>
+      </w:r>
+    </w:p>
+    <w:p>
+      <w:pPr>
+        <w:pStyle w:val="ListBullet"/>
+        <w:spacing w:line="240" w:lineRule="auto"/>
+        <w:ind w:left="720"/>
+      </w:pPr>
+      <w:r>
+        <w:rPr>
+          <w:lang w:val="zh_TW" w:bidi="zh_TW"/>
+        </w:rPr>
+      </w:r>
+      <w:r>
+        <w:rPr>
+          <w:lang w:val="zh_TW" w:bidi="zh_TW"/>
+        </w:rPr>
+        <w:t>斯拉夫文彼得行傳</w:t>
+      </w:r>
+    </w:p>
+    <w:p>
+      <w:pPr>
+        <w:pStyle w:val="ListBullet"/>
+        <w:spacing w:line="240" w:lineRule="auto"/>
+        <w:ind w:left="720"/>
+      </w:pPr>
+      <w:r>
+        <w:rPr>
+          <w:lang w:val="zh_TW" w:bidi="zh_TW"/>
+        </w:rPr>
+      </w:r>
+      <w:r>
+        <w:rPr>
+          <w:lang w:val="zh_TW" w:bidi="zh_TW"/>
+        </w:rPr>
+        <w:t>保羅受難記</w:t>
+      </w:r>
+    </w:p>
+    <w:p>
+      <w:pPr>
+        <w:pStyle w:val="ListBullet"/>
+        <w:spacing w:line="240" w:lineRule="auto"/>
+        <w:ind w:left="720"/>
+      </w:pPr>
+      <w:r>
+        <w:rPr>
+          <w:lang w:val="zh_TW" w:bidi="zh_TW"/>
+        </w:rPr>
+      </w:r>
+      <w:r>
+        <w:rPr>
+          <w:lang w:val="zh_TW" w:bidi="zh_TW"/>
+        </w:rPr>
+        <w:t>阿迪教義</w:t>
+      </w:r>
+    </w:p>
+    <w:p>
+      <w:pPr>
+        <w:pStyle w:val="ListBullet"/>
+        <w:spacing w:line="240" w:lineRule="auto"/>
+        <w:ind w:left="720"/>
+      </w:pPr>
+      <w:r>
+        <w:rPr>
+          <w:lang w:val="zh_TW" w:bidi="zh_TW"/>
+        </w:rPr>
+      </w:r>
+      <w:r>
+        <w:rPr>
+          <w:lang w:val="zh_TW" w:bidi="zh_TW"/>
+        </w:rPr>
+        <w:t>阿布迪亞斯的使徒歷史</w:t>
+      </w:r>
+    </w:p>
+    <w:p>
+      <w:pPr>
+        <w:pStyle w:val="ListBullet"/>
+        <w:spacing w:line="240" w:lineRule="auto"/>
+        <w:ind w:left="720"/>
+      </w:pPr>
+      <w:r>
+        <w:rPr>
+          <w:lang w:val="zh_TW" w:bidi="zh_TW"/>
+        </w:rPr>
+      </w:r>
+      <w:r>
+        <w:rPr>
+          <w:lang w:val="zh_TW" w:bidi="zh_TW"/>
+        </w:rPr>
+        <w:t>彼得講道集</w:t>
+      </w:r>
+    </w:p>
+    <w:p>
+      <w:pPr>
+        <w:pStyle w:val="ListBullet"/>
+        <w:spacing w:line="240" w:lineRule="auto"/>
+        <w:ind w:left="720"/>
+      </w:pPr>
+      <w:r>
+        <w:rPr>
+          <w:lang w:val="zh_TW" w:bidi="zh_TW"/>
+        </w:rPr>
+      </w:r>
+      <w:r>
+        <w:rPr>
+          <w:lang w:val="zh_TW" w:bidi="zh_TW"/>
+        </w:rPr>
+        <w:t>彼拉多行傳</w:t>
+      </w:r>
+    </w:p>
+    <w:p>
+      <w:pPr>
+        <w:pStyle w:val="ListBullet"/>
+        <w:spacing w:line="240" w:lineRule="auto"/>
+        <w:ind w:left="720"/>
+      </w:pPr>
+      <w:r>
+        <w:rPr>
+          <w:lang w:val="zh_TW" w:bidi="zh_TW"/>
+        </w:rPr>
+      </w:r>
+      <w:r>
+        <w:rPr>
+          <w:lang w:val="zh_TW" w:bidi="zh_TW"/>
+        </w:rPr>
+        <w:t>馬太殉道記</w:t>
+      </w:r>
+    </w:p>
+    <w:p>
+      <w:pPr/>
+      <w:r>
+        <w:rPr>
+          <w:lang w:val="zh_TW" w:bidi="zh_TW"/>
+        </w:rPr>
+      </w:r>
+      <w:r>
+        <w:rPr>
+          <w:b/>
+          <w:lang w:val="zh_TW" w:bidi="zh_TW"/>
+        </w:rPr>
+        <w:t>次經書信</w:t>
+      </w:r>
+    </w:p>
+    <w:p>
+      <w:pPr/>
+      <w:r>
+        <w:rPr>
+          <w:lang w:val="zh_TW" w:bidi="zh_TW"/>
+        </w:rPr>
+      </w:r>
+      <w:r>
+        <w:rPr>
+          <w:lang w:val="zh_TW" w:bidi="zh_TW"/>
+        </w:rPr>
+        <w:t>這些是以使徒或早期基督徒人物為署名的書信。</w:t>
+      </w:r>
+    </w:p>
+    <w:p>
+      <w:pPr>
+        <w:pStyle w:val="ListBullet"/>
+        <w:spacing w:line="240" w:lineRule="auto"/>
+        <w:ind w:left="720"/>
+      </w:pPr>
+      <w:r>
+        <w:rPr>
+          <w:lang w:val="zh_TW" w:bidi="zh_TW"/>
+        </w:rPr>
+      </w:r>
+      <w:r>
+        <w:rPr>
+          <w:lang w:val="zh_TW" w:bidi="zh_TW"/>
+        </w:rPr>
+        <w:t>使徒書信</w:t>
+      </w:r>
+    </w:p>
+    <w:p>
+      <w:pPr>
+        <w:pStyle w:val="ListBullet"/>
+        <w:spacing w:line="240" w:lineRule="auto"/>
+        <w:ind w:left="720"/>
+      </w:pPr>
+      <w:r>
+        <w:rPr>
+          <w:lang w:val="zh_TW" w:bidi="zh_TW"/>
+        </w:rPr>
+      </w:r>
+      <w:r>
+        <w:rPr>
+          <w:lang w:val="zh_TW" w:bidi="zh_TW"/>
+        </w:rPr>
+        <w:t>巴拿巴書信</w:t>
+      </w:r>
+    </w:p>
+    <w:p>
+      <w:pPr>
+        <w:pStyle w:val="ListBullet"/>
+        <w:spacing w:line="240" w:lineRule="auto"/>
+        <w:ind w:left="720"/>
+      </w:pPr>
+      <w:r>
+        <w:rPr>
+          <w:lang w:val="zh_TW" w:bidi="zh_TW"/>
+        </w:rPr>
+      </w:r>
+      <w:r>
+        <w:rPr>
+          <w:lang w:val="zh_TW" w:bidi="zh_TW"/>
+        </w:rPr>
+        <w:t>哥林多三書</w:t>
+      </w:r>
+    </w:p>
+    <w:p>
+      <w:pPr>
+        <w:pStyle w:val="ListBullet"/>
+        <w:spacing w:line="240" w:lineRule="auto"/>
+        <w:ind w:left="720"/>
+      </w:pPr>
+      <w:r>
+        <w:rPr>
+          <w:lang w:val="zh_TW" w:bidi="zh_TW"/>
+        </w:rPr>
+      </w:r>
+      <w:r>
+        <w:rPr>
+          <w:lang w:val="zh_TW" w:bidi="zh_TW"/>
+        </w:rPr>
+        <w:t>彼得致腓力信書</w:t>
+      </w:r>
+    </w:p>
+    <w:p>
+      <w:pPr>
+        <w:pStyle w:val="ListBullet"/>
+        <w:spacing w:line="240" w:lineRule="auto"/>
+        <w:ind w:left="720"/>
+      </w:pPr>
+      <w:r>
+        <w:rPr>
+          <w:lang w:val="zh_TW" w:bidi="zh_TW"/>
+        </w:rPr>
+      </w:r>
+      <w:r>
+        <w:rPr>
+          <w:lang w:val="zh_TW" w:bidi="zh_TW"/>
+        </w:rPr>
+        <w:t>猶諾斯托斯書信</w:t>
+      </w:r>
+    </w:p>
+    <w:p>
+      <w:pPr>
+        <w:pStyle w:val="ListBullet"/>
+        <w:spacing w:line="240" w:lineRule="auto"/>
+        <w:ind w:left="720"/>
+      </w:pPr>
+      <w:r>
+        <w:rPr>
+          <w:lang w:val="zh_TW" w:bidi="zh_TW"/>
+        </w:rPr>
+      </w:r>
+      <w:r>
+        <w:rPr>
+          <w:lang w:val="zh_TW" w:bidi="zh_TW"/>
+        </w:rPr>
+        <w:t>西拉訓言</w:t>
+      </w:r>
+    </w:p>
+    <w:p>
+      <w:pPr>
+        <w:pStyle w:val="ListBullet"/>
+        <w:spacing w:line="240" w:lineRule="auto"/>
+        <w:ind w:left="720"/>
+      </w:pPr>
+      <w:r>
+        <w:rPr>
+          <w:lang w:val="zh_TW" w:bidi="zh_TW"/>
+        </w:rPr>
+      </w:r>
+      <w:r>
+        <w:rPr>
+          <w:lang w:val="zh_TW" w:bidi="zh_TW"/>
+        </w:rPr>
+        <w:t>蘭圖拉斯書信</w:t>
+      </w:r>
+    </w:p>
+    <w:p>
+      <w:pPr>
+        <w:pStyle w:val="ListBullet"/>
+        <w:spacing w:line="240" w:lineRule="auto"/>
+        <w:ind w:left="720"/>
+      </w:pPr>
+      <w:r>
+        <w:rPr>
+          <w:lang w:val="zh_TW" w:bidi="zh_TW"/>
+        </w:rPr>
+      </w:r>
+      <w:r>
+        <w:rPr>
+          <w:lang w:val="zh_TW" w:bidi="zh_TW"/>
+        </w:rPr>
+        <w:t>基督與阿布加魯斯書信</w:t>
+      </w:r>
+    </w:p>
+    <w:p>
+      <w:pPr/>
+      <w:r>
+        <w:rPr>
+          <w:lang w:val="zh_TW" w:bidi="zh_TW"/>
+        </w:rPr>
+      </w:r>
+      <w:r>
+        <w:rPr>
+          <w:b/>
+          <w:lang w:val="zh_TW" w:bidi="zh_TW"/>
+        </w:rPr>
+        <w:t>天啟次經</w:t>
+      </w:r>
+    </w:p>
+    <w:p>
+      <w:pPr/>
+      <w:r>
+        <w:rPr>
+          <w:lang w:val="zh_TW" w:bidi="zh_TW"/>
+        </w:rPr>
+      </w:r>
+      <w:r>
+        <w:rPr>
+          <w:lang w:val="zh_TW" w:bidi="zh_TW"/>
+        </w:rPr>
+        <w:t>這些是關於天堂、審判和末世的異象與啟示。</w:t>
+      </w:r>
+    </w:p>
+    <w:p>
+      <w:pPr>
+        <w:pStyle w:val="ListBullet"/>
+        <w:spacing w:line="240" w:lineRule="auto"/>
+        <w:ind w:left="720"/>
+      </w:pPr>
+      <w:r>
+        <w:rPr>
+          <w:lang w:val="zh_TW" w:bidi="zh_TW"/>
+        </w:rPr>
+      </w:r>
+      <w:r>
+        <w:rPr>
+          <w:lang w:val="zh_TW" w:bidi="zh_TW"/>
+        </w:rPr>
+        <w:t>巴多羅買啟示錄</w:t>
+      </w:r>
+    </w:p>
+    <w:p>
+      <w:pPr>
+        <w:pStyle w:val="ListBullet"/>
+        <w:spacing w:line="240" w:lineRule="auto"/>
+        <w:ind w:left="720"/>
+      </w:pPr>
+      <w:r>
+        <w:rPr>
+          <w:lang w:val="zh_TW" w:bidi="zh_TW"/>
+        </w:rPr>
+      </w:r>
+      <w:r>
+        <w:rPr>
+          <w:lang w:val="zh_TW" w:bidi="zh_TW"/>
+        </w:rPr>
+        <w:t>亞當啟示錄</w:t>
+      </w:r>
+    </w:p>
+    <w:p>
+      <w:pPr>
+        <w:pStyle w:val="ListBullet"/>
+        <w:spacing w:line="240" w:lineRule="auto"/>
+        <w:ind w:left="720"/>
+      </w:pPr>
+      <w:r>
+        <w:rPr>
+          <w:lang w:val="zh_TW" w:bidi="zh_TW"/>
+        </w:rPr>
+      </w:r>
+      <w:r>
+        <w:rPr>
+          <w:lang w:val="zh_TW" w:bidi="zh_TW"/>
+        </w:rPr>
+        <w:t>雅各啟示錄</w:t>
+      </w:r>
+    </w:p>
+    <w:p>
+      <w:pPr>
+        <w:pStyle w:val="ListBullet"/>
+        <w:spacing w:line="240" w:lineRule="auto"/>
+        <w:ind w:left="720"/>
+      </w:pPr>
+      <w:r>
+        <w:rPr>
+          <w:lang w:val="zh_TW" w:bidi="zh_TW"/>
+        </w:rPr>
+      </w:r>
+      <w:r>
+        <w:rPr>
+          <w:lang w:val="zh_TW" w:bidi="zh_TW"/>
+        </w:rPr>
+        <w:t>保羅啟示錄</w:t>
+      </w:r>
+    </w:p>
+    <w:p>
+      <w:pPr>
+        <w:pStyle w:val="ListBullet"/>
+        <w:spacing w:line="240" w:lineRule="auto"/>
+        <w:ind w:left="720"/>
+      </w:pPr>
+      <w:r>
+        <w:rPr>
+          <w:lang w:val="zh_TW" w:bidi="zh_TW"/>
+        </w:rPr>
+      </w:r>
+      <w:r>
+        <w:rPr>
+          <w:lang w:val="zh_TW" w:bidi="zh_TW"/>
+        </w:rPr>
+        <w:t>以賽亞升天記</w:t>
+      </w:r>
+    </w:p>
+    <w:p>
+      <w:pPr>
+        <w:pStyle w:val="ListBullet"/>
+        <w:spacing w:line="240" w:lineRule="auto"/>
+        <w:ind w:left="720"/>
+      </w:pPr>
+      <w:r>
+        <w:rPr>
+          <w:lang w:val="zh_TW" w:bidi="zh_TW"/>
+        </w:rPr>
+      </w:r>
+      <w:r>
+        <w:rPr>
+          <w:lang w:val="zh_TW" w:bidi="zh_TW"/>
+        </w:rPr>
+        <w:t>雅各升天記</w:t>
+      </w:r>
+    </w:p>
+    <w:p>
+      <w:pPr>
+        <w:pStyle w:val="ListBullet"/>
+        <w:spacing w:line="240" w:lineRule="auto"/>
+        <w:ind w:left="720"/>
+      </w:pPr>
+      <w:r>
+        <w:rPr>
+          <w:lang w:val="zh_TW" w:bidi="zh_TW"/>
+        </w:rPr>
+      </w:r>
+      <w:r>
+        <w:rPr>
+          <w:lang w:val="zh_TW" w:bidi="zh_TW"/>
+        </w:rPr>
+        <w:t>至高無上的阿羅基耐</w:t>
+      </w:r>
+    </w:p>
+    <w:p>
+      <w:pPr>
+        <w:pStyle w:val="ListBullet"/>
+        <w:spacing w:line="240" w:lineRule="auto"/>
+        <w:ind w:left="720"/>
+      </w:pPr>
+      <w:r>
+        <w:rPr>
+          <w:lang w:val="zh_TW" w:bidi="zh_TW"/>
+        </w:rPr>
+      </w:r>
+      <w:r>
+        <w:rPr>
+          <w:lang w:val="zh_TW" w:bidi="zh_TW"/>
+        </w:rPr>
+        <w:t>救主對話錄</w:t>
+      </w:r>
+    </w:p>
+    <w:p>
+      <w:pPr>
+        <w:pStyle w:val="ListBullet"/>
+        <w:spacing w:line="240" w:lineRule="auto"/>
+        <w:ind w:left="720"/>
+      </w:pPr>
+      <w:r>
+        <w:rPr>
+          <w:lang w:val="zh_TW" w:bidi="zh_TW"/>
+        </w:rPr>
+      </w:r>
+      <w:r>
+        <w:rPr>
+          <w:lang w:val="zh_TW" w:bidi="zh_TW"/>
+        </w:rPr>
+        <w:t>智慧信仰</w:t>
+      </w:r>
+    </w:p>
+    <w:p>
+      <w:pPr>
+        <w:pStyle w:val="ListBullet"/>
+        <w:spacing w:line="240" w:lineRule="auto"/>
+        <w:ind w:left="720"/>
+      </w:pPr>
+      <w:r>
+        <w:rPr>
+          <w:lang w:val="zh_TW" w:bidi="zh_TW"/>
+        </w:rPr>
+      </w:r>
+      <w:r>
+        <w:rPr>
+          <w:lang w:val="zh_TW" w:bidi="zh_TW"/>
+        </w:rPr>
+        <w:t>艾赫米姆殘片</w:t>
+      </w:r>
+      <w:r>
+        <w:rPr>
+          <w:lang w:val="zh_TW" w:bidi="zh_TW"/>
+        </w:rPr>
+      </w:r>
+      <w:r>
+        <w:rPr>
+          <w:lang w:val="zh_TW" w:bidi="zh_TW"/>
+        </w:rPr>
+      </w:r>
+    </w:p>
+    <w:p>
+      <w:pPr/>
+      <w:r>
+        <w:rPr>
+          <w:lang w:val="zh_TW" w:bidi="zh_TW"/>
+        </w:rPr>
+      </w:r>
+    </w:p>
+    <w:p>
+      <w:pPr>
+        <w:pStyle w:val="Heading2"/>
+      </w:pPr>
+      <w:r>
+        <w:rPr>
+          <w:lang w:val="zh_TW" w:bidi="zh_TW"/>
+        </w:rPr>
+        <w:t>賜福、祝福</w:t>
+      </w:r>
+      <w:r>
+        <w:rPr>
+          <w:lang w:val="zh_TW" w:bidi="zh_TW"/>
+        </w:rPr>
+      </w:r>
+    </w:p>
+    <w:p>
+      <w:pPr/>
+      <w:r>
+        <w:rPr>
+          <w:lang w:val="zh_TW" w:bidi="zh_TW"/>
+        </w:rPr>
+      </w:r>
+      <w:r>
+        <w:rPr>
+          <w:lang w:val="zh_TW" w:bidi="zh_TW"/>
+        </w:rPr>
+        <w:t>宣告神對一群聚集在一起的人的恩惠。</w:t>
+      </w:r>
+    </w:p>
+    <w:p>
+      <w:pPr/>
+      <w:r>
+        <w:rPr>
+          <w:lang w:val="zh_TW" w:bidi="zh_TW"/>
+        </w:rPr>
+      </w:r>
+      <w:r>
+        <w:rPr>
+          <w:lang w:val="zh_TW" w:bidi="zh_TW"/>
+        </w:rPr>
+        <w:t>在東正教、羅馬天主教和大多數新教教會的敬拜儀式中（例如聖餐禮），通常會以神職人員的祝福作為結束。這種宣告（在羅馬天主教、東正教和聖公會教會中稱為「祝福（blessing）」，在大多數新教教會中稱為「祝禱（benediction）」）有聖經的根據（</w:t>
       </w:r>
       <w:hyperlink r:id="rId17">
         <w:r>
@@ -649,14 +3600,32 @@
             <w:color w:val="0000EE"/>
             <w:u w:val="single"/>
           </w:rPr>
-          <w:t>撒母耳記上二十六章20節</w:t>
+          <w:t>創27:27</w:t>
         </w:r>
       </w:hyperlink>
       <w:r>
         <w:rPr>
           <w:lang w:val="zh_TW" w:bidi="zh_TW"/>
         </w:rPr>
-        <w:t>提到鷓鴣（參</w:t>
+        <w:t>–</w:t>
+      </w:r>
+      <w:hyperlink r:id="rId17">
+        <w:r>
+          <w:rPr>
+            <w:lang w:val="zh_TW" w:bidi="zh_TW"/>
+          </w:rPr>
+          <w:rPr>
+            <w:color w:val="0000EE"/>
+            <w:u w:val="single"/>
+          </w:rPr>
+          <w:t>29</w:t>
+        </w:r>
+      </w:hyperlink>
+      <w:r>
+        <w:rPr>
+          <w:lang w:val="zh_TW" w:bidi="zh_TW"/>
+        </w:rPr>
+        <w:t>；</w:t>
       </w:r>
       <w:hyperlink r:id="rId18">
         <w:r>
@@ -667,14 +3636,32 @@
             <w:color w:val="0000EE"/>
             <w:u w:val="single"/>
           </w:rPr>
-          <w:t>申14:11–18</w:t>
+          <w:t>民6:22</w:t>
         </w:r>
       </w:hyperlink>
       <w:r>
         <w:rPr>
           <w:lang w:val="zh_TW" w:bidi="zh_TW"/>
         </w:rPr>
-        <w:t>）。</w:t>
+        <w:t>–</w:t>
+      </w:r>
+      <w:hyperlink r:id="rId18">
+        <w:r>
+          <w:rPr>
+            <w:lang w:val="zh_TW" w:bidi="zh_TW"/>
+          </w:rPr>
+          <w:rPr>
+            <w:color w:val="0000EE"/>
+            <w:u w:val="single"/>
+          </w:rPr>
+          <w:t>27</w:t>
+        </w:r>
+      </w:hyperlink>
+      <w:r>
+        <w:rPr>
+          <w:lang w:val="zh_TW" w:bidi="zh_TW"/>
+        </w:rPr>
+        <w:t>；</w:t>
       </w:r>
       <w:hyperlink r:id="rId19">
         <w:r>
@@ -685,40 +3672,14 @@
             <w:color w:val="0000EE"/>
             <w:u w:val="single"/>
           </w:rPr>
-          <w:t>箴言十二章27節</w:t>
+          <w:t>路24:50</w:t>
         </w:r>
       </w:hyperlink>
       <w:r>
         <w:rPr>
           <w:lang w:val="zh_TW" w:bidi="zh_TW"/>
         </w:rPr>
-        <w:t>談到懶惰人，說他甚至</w:t>
-      </w:r>
-      <w:r>
-        <w:rPr>
-          <w:lang w:val="zh_TW" w:bidi="zh_TW"/>
-        </w:rPr>
-        <w:t>不烤打獵所得的</w:t>
-      </w:r>
-      <w:r>
-        <w:rPr>
-          <w:lang w:val="zh_TW" w:bidi="zh_TW"/>
-        </w:rPr>
-        <w:t>。</w:t>
-      </w:r>
-    </w:p>
-    <w:p>
-      <w:pPr/>
-      <w:r>
-        <w:rPr>
-          <w:lang w:val="zh_TW" w:bidi="zh_TW"/>
-        </w:rPr>
-      </w:r>
-      <w:r>
-        <w:rPr>
-          <w:lang w:val="zh_TW" w:bidi="zh_TW"/>
-        </w:rPr>
-        <w:t>一些舊約聖經經文，表明人們為了保護自己而殺死動物（</w:t>
+        <w:t>；</w:t>
       </w:r>
       <w:hyperlink r:id="rId20">
         <w:r>
@@ -729,7 +3690,7 @@
             <w:color w:val="0000EE"/>
             <w:u w:val="single"/>
           </w:rPr>
-          <w:t>士14:6</w:t>
+          <w:t>林後13:11、14</w:t>
         </w:r>
       </w:hyperlink>
       <w:r>
@@ -747,7 +3708,7 @@
             <w:color w:val="0000EE"/>
             <w:u w:val="single"/>
           </w:rPr>
-          <w:t>撒上17:34–37</w:t>
+          <w:t>腓4:7</w:t>
         </w:r>
       </w:hyperlink>
       <w:r>
@@ -765,26 +3726,32 @@
             <w:color w:val="0000EE"/>
             <w:u w:val="single"/>
           </w:rPr>
-          <w:t>撒下23:20</w:t>
+          <w:t>帖後2:16</w:t>
         </w:r>
       </w:hyperlink>
       <w:r>
         <w:rPr>
           <w:lang w:val="zh_TW" w:bidi="zh_TW"/>
         </w:rPr>
-        <w:t>）。牧羊人經常攜帶棍棒和</w:t>
-      </w:r>
-      <w:r>
-        <w:rPr>
-          <w:lang w:val="zh_TW" w:bidi="zh_TW"/>
-        </w:rPr>
-        <w:t>甩石的機弦</w:t>
-      </w:r>
-      <w:r>
-        <w:rPr>
-          <w:lang w:val="zh_TW" w:bidi="zh_TW"/>
-        </w:rPr>
-        <w:t>。他們使用這些武器，保護他們的羊群免受野生動物的侵害（</w:t>
+        <w:t>–</w:t>
+      </w:r>
+      <w:hyperlink r:id="rId22">
+        <w:r>
+          <w:rPr>
+            <w:lang w:val="zh_TW" w:bidi="zh_TW"/>
+          </w:rPr>
+          <w:rPr>
+            <w:color w:val="0000EE"/>
+            <w:u w:val="single"/>
+          </w:rPr>
+          <w:t>17</w:t>
+        </w:r>
+      </w:hyperlink>
+      <w:r>
+        <w:rPr>
+          <w:lang w:val="zh_TW" w:bidi="zh_TW"/>
+        </w:rPr>
+        <w:t>；</w:t>
       </w:r>
       <w:hyperlink r:id="rId23">
         <w:r>
@@ -795,14 +3762,60 @@
             <w:color w:val="0000EE"/>
             <w:u w:val="single"/>
           </w:rPr>
-          <w:t>撒上17:40</w:t>
+          <w:t>來13:20</w:t>
         </w:r>
       </w:hyperlink>
       <w:r>
         <w:rPr>
           <w:lang w:val="zh_TW" w:bidi="zh_TW"/>
         </w:rPr>
-        <w:t>；</w:t>
+        <w:t>–</w:t>
+      </w:r>
+      <w:hyperlink r:id="rId23">
+        <w:r>
+          <w:rPr>
+            <w:lang w:val="zh_TW" w:bidi="zh_TW"/>
+          </w:rPr>
+          <w:rPr>
+            <w:color w:val="0000EE"/>
+            <w:u w:val="single"/>
+          </w:rPr>
+          <w:t>21</w:t>
+        </w:r>
+      </w:hyperlink>
+      <w:r>
+        <w:rPr>
+          <w:lang w:val="zh_TW" w:bidi="zh_TW"/>
+        </w:rPr>
+        <w:t>）。</w:t>
+      </w:r>
+    </w:p>
+    <w:p>
+      <w:pPr/>
+      <w:r>
+        <w:rPr>
+          <w:lang w:val="zh_TW" w:bidi="zh_TW"/>
+        </w:rPr>
+      </w:r>
+      <w:r>
+        <w:rPr>
+          <w:lang w:val="zh_TW" w:bidi="zh_TW"/>
+        </w:rPr>
+        <w:t>祝禱或祝福被視為儀式性地結束崇拜，但它實際上是一種重要的神恩宣告。由具有聖經權柄的神職人員賜予忠心的信徒。藉此，基督徒確信聖父的恩典、聖子的慈愛以及聖靈的交通與他們同在。</w:t>
+      </w:r>
+    </w:p>
+    <w:p>
+      <w:pPr/>
+      <w:r>
+        <w:rPr>
+          <w:lang w:val="zh_TW" w:bidi="zh_TW"/>
+        </w:rPr>
+      </w:r>
+      <w:r>
+        <w:rPr>
+          <w:lang w:val="zh_TW" w:bidi="zh_TW"/>
+        </w:rPr>
+        <w:t>「祝福」一詞也用於感謝神賜食物和飲料的行為（</w:t>
       </w:r>
       <w:hyperlink r:id="rId24">
         <w:r>
@@ -813,57 +3826,14 @@
             <w:color w:val="0000EE"/>
             <w:u w:val="single"/>
           </w:rPr>
-          <w:t>詩23:4</w:t>
+          <w:t>太14:19</w:t>
         </w:r>
       </w:hyperlink>
       <w:r>
         <w:rPr>
           <w:lang w:val="zh_TW" w:bidi="zh_TW"/>
         </w:rPr>
-        <w:t>）。</w:t>
-      </w:r>
-    </w:p>
-    <w:p>
-      <w:pPr>
-        <w:pStyle w:val="Heading3"/>
-      </w:pPr>
-      <w:r>
-        <w:rPr>
-          <w:lang w:val="zh_TW" w:bidi="zh_TW"/>
-        </w:rPr>
-        <w:t>打獵工具</w:t>
-      </w:r>
-    </w:p>
-    <w:p>
-      <w:pPr/>
-      <w:r>
-        <w:rPr>
-          <w:lang w:val="zh_TW" w:bidi="zh_TW"/>
-        </w:rPr>
-      </w:r>
-      <w:r>
-        <w:rPr>
-          <w:lang w:val="zh_TW" w:bidi="zh_TW"/>
-        </w:rPr>
-        <w:t>聖經中也提到用於打獵的工具和陷阱。獵人使用：</w:t>
-      </w:r>
-    </w:p>
-    <w:p>
-      <w:pPr>
-        <w:pStyle w:val="ListBullet"/>
-        <w:spacing w:line="240" w:lineRule="auto"/>
-        <w:ind w:left="720"/>
-      </w:pPr>
-      <w:r>
-        <w:rPr>
-          <w:lang w:val="zh_TW" w:bidi="zh_TW"/>
-        </w:rPr>
-      </w:r>
-      <w:r>
-        <w:rPr>
-          <w:lang w:val="zh_TW" w:bidi="zh_TW"/>
-        </w:rPr>
-        <w:t>弓和箭（</w:t>
+        <w:t>；</w:t>
       </w:r>
       <w:hyperlink r:id="rId25">
         <w:r>
@@ -874,32 +3844,14 @@
             <w:color w:val="0000EE"/>
             <w:u w:val="single"/>
           </w:rPr>
-          <w:t>創27:3</w:t>
+          <w:t>可8:7</w:t>
         </w:r>
       </w:hyperlink>
       <w:r>
         <w:rPr>
           <w:lang w:val="zh_TW" w:bidi="zh_TW"/>
         </w:rPr>
-        <w:t>），</w:t>
-      </w:r>
-    </w:p>
-    <w:p>
-      <w:pPr>
-        <w:pStyle w:val="ListBullet"/>
-        <w:spacing w:line="240" w:lineRule="auto"/>
-        <w:ind w:left="720"/>
-      </w:pPr>
-      <w:r>
-        <w:rPr>
-          <w:lang w:val="zh_TW" w:bidi="zh_TW"/>
-        </w:rPr>
-      </w:r>
-      <w:r>
-        <w:rPr>
-          <w:lang w:val="zh_TW" w:bidi="zh_TW"/>
-        </w:rPr>
-        <w:t>棍棒（</w:t>
+        <w:t>；</w:t>
       </w:r>
       <w:hyperlink r:id="rId26">
         <w:r>
@@ -910,133 +3862,13 @@
             <w:color w:val="0000EE"/>
             <w:u w:val="single"/>
           </w:rPr>
-          <w:t>伯41:29</w:t>
+          <w:t>路24:30</w:t>
         </w:r>
       </w:hyperlink>
       <w:r>
         <w:rPr>
           <w:lang w:val="zh_TW" w:bidi="zh_TW"/>
         </w:rPr>
-        <w:t>），</w:t>
-      </w:r>
-    </w:p>
-    <w:p>
-      <w:pPr>
-        <w:pStyle w:val="ListBullet"/>
-        <w:spacing w:line="240" w:lineRule="auto"/>
-        <w:ind w:left="720"/>
-      </w:pPr>
-      <w:r>
-        <w:rPr>
-          <w:lang w:val="zh_TW" w:bidi="zh_TW"/>
-        </w:rPr>
-      </w:r>
-      <w:r>
-        <w:rPr>
-          <w:lang w:val="zh_TW" w:bidi="zh_TW"/>
-        </w:rPr>
-        <w:t>甩石的機弦</w:t>
-      </w:r>
-      <w:r>
-        <w:rPr>
-          <w:lang w:val="zh_TW" w:bidi="zh_TW"/>
-        </w:rPr>
-        <w:t>（</w:t>
-      </w:r>
-      <w:hyperlink r:id="rId23">
-        <w:r>
-          <w:rPr>
-            <w:lang w:val="zh_TW" w:bidi="zh_TW"/>
-          </w:rPr>
-          <w:rPr>
-            <w:color w:val="0000EE"/>
-            <w:u w:val="single"/>
-          </w:rPr>
-          <w:t>撒上17:40</w:t>
-        </w:r>
-      </w:hyperlink>
-      <w:r>
-        <w:rPr>
-          <w:lang w:val="zh_TW" w:bidi="zh_TW"/>
-        </w:rPr>
-        <w:t>），</w:t>
-      </w:r>
-    </w:p>
-    <w:p>
-      <w:pPr>
-        <w:pStyle w:val="ListBullet"/>
-        <w:spacing w:line="240" w:lineRule="auto"/>
-        <w:ind w:left="720"/>
-      </w:pPr>
-      <w:r>
-        <w:rPr>
-          <w:lang w:val="zh_TW" w:bidi="zh_TW"/>
-        </w:rPr>
-      </w:r>
-      <w:r>
-        <w:rPr>
-          <w:lang w:val="zh_TW" w:bidi="zh_TW"/>
-        </w:rPr>
-        <w:t>網羅（</w:t>
-      </w:r>
-      <w:hyperlink r:id="rId27">
-        <w:r>
-          <w:rPr>
-            <w:lang w:val="zh_TW" w:bidi="zh_TW"/>
-          </w:rPr>
-          <w:rPr>
-            <w:color w:val="0000EE"/>
-            <w:u w:val="single"/>
-          </w:rPr>
-          <w:t>伯19:6</w:t>
-        </w:r>
-      </w:hyperlink>
-      <w:r>
-        <w:rPr>
-          <w:lang w:val="zh_TW" w:bidi="zh_TW"/>
-        </w:rPr>
-        <w:t>），和</w:t>
-      </w:r>
-    </w:p>
-    <w:p>
-      <w:pPr>
-        <w:pStyle w:val="ListBullet"/>
-        <w:spacing w:line="240" w:lineRule="auto"/>
-        <w:ind w:left="720"/>
-      </w:pPr>
-      <w:r>
-        <w:rPr>
-          <w:lang w:val="zh_TW" w:bidi="zh_TW"/>
-        </w:rPr>
-      </w:r>
-      <w:r>
-        <w:rPr>
-          <w:lang w:val="zh_TW" w:bidi="zh_TW"/>
-        </w:rPr>
-        <w:t>捕鳥的網羅</w:t>
-      </w:r>
-      <w:r>
-        <w:rPr>
-          <w:lang w:val="zh_TW" w:bidi="zh_TW"/>
-        </w:rPr>
-        <w:t>（</w:t>
-      </w:r>
-      <w:hyperlink r:id="rId28">
-        <w:r>
-          <w:rPr>
-            <w:lang w:val="zh_TW" w:bidi="zh_TW"/>
-          </w:rPr>
-          <w:rPr>
-            <w:color w:val="0000EE"/>
-            <w:u w:val="single"/>
-          </w:rPr>
-          <w:t>詩91:3</w:t>
-        </w:r>
-      </w:hyperlink>
-      <w:r>
-        <w:rPr>
-          <w:lang w:val="zh_TW" w:bidi="zh_TW"/>
-        </w:rPr>
         <w:t>）。</w:t>
       </w:r>
     </w:p>
@@ -1049,974 +3881,6 @@
       </w:r>
       <w:r>
         <w:rPr>
-          <w:lang w:val="zh_TW" w:bidi="zh_TW"/>
-        </w:rPr>
-        <w:t>有些陷阱是用樹葉或樹枝將坑覆蓋，從而隱藏它們（</w:t>
-      </w:r>
-      <w:hyperlink r:id="rId29">
-        <w:r>
-          <w:rPr>
-            <w:lang w:val="zh_TW" w:bidi="zh_TW"/>
-          </w:rPr>
-          <w:rPr>
-            <w:color w:val="0000EE"/>
-            <w:u w:val="single"/>
-          </w:rPr>
-          <w:t>詩7:15</w:t>
-        </w:r>
-      </w:hyperlink>
-      <w:r>
-        <w:rPr>
-          <w:lang w:val="zh_TW" w:bidi="zh_TW"/>
-        </w:rPr>
-        <w:t>，</w:t>
-      </w:r>
-      <w:hyperlink r:id="rId30">
-        <w:r>
-          <w:rPr>
-            <w:lang w:val="zh_TW" w:bidi="zh_TW"/>
-          </w:rPr>
-          <w:rPr>
-            <w:color w:val="0000EE"/>
-            <w:u w:val="single"/>
-          </w:rPr>
-          <w:t>35:7</w:t>
-        </w:r>
-      </w:hyperlink>
-      <w:r>
-        <w:rPr>
-          <w:lang w:val="zh_TW" w:bidi="zh_TW"/>
-        </w:rPr>
-        <w:t>；</w:t>
-      </w:r>
-      <w:hyperlink r:id="rId31">
-        <w:r>
-          <w:rPr>
-            <w:lang w:val="zh_TW" w:bidi="zh_TW"/>
-          </w:rPr>
-          <w:rPr>
-            <w:color w:val="0000EE"/>
-            <w:u w:val="single"/>
-          </w:rPr>
-          <w:t>箴22:14</w:t>
-        </w:r>
-      </w:hyperlink>
-      <w:r>
-        <w:rPr>
-          <w:lang w:val="zh_TW" w:bidi="zh_TW"/>
-        </w:rPr>
-        <w:t>，</w:t>
-      </w:r>
-      <w:hyperlink r:id="rId32">
-        <w:r>
-          <w:rPr>
-            <w:lang w:val="zh_TW" w:bidi="zh_TW"/>
-          </w:rPr>
-          <w:rPr>
-            <w:color w:val="0000EE"/>
-            <w:u w:val="single"/>
-          </w:rPr>
-          <w:t>26:27</w:t>
-        </w:r>
-      </w:hyperlink>
-      <w:r>
-        <w:rPr>
-          <w:lang w:val="zh_TW" w:bidi="zh_TW"/>
-        </w:rPr>
-        <w:t>；</w:t>
-      </w:r>
-      <w:hyperlink r:id="rId33">
-        <w:r>
-          <w:rPr>
-            <w:lang w:val="zh_TW" w:bidi="zh_TW"/>
-          </w:rPr>
-          <w:rPr>
-            <w:color w:val="0000EE"/>
-            <w:u w:val="single"/>
-          </w:rPr>
-          <w:t>賽24:17–18</w:t>
-        </w:r>
-      </w:hyperlink>
-      <w:r>
-        <w:rPr>
-          <w:lang w:val="zh_TW" w:bidi="zh_TW"/>
-        </w:rPr>
-        <w:t>）。其它陷阱則是觸碰時會彈起的彈簧陷阱（</w:t>
-      </w:r>
-      <w:hyperlink r:id="rId34">
-        <w:r>
-          <w:rPr>
-            <w:lang w:val="zh_TW" w:bidi="zh_TW"/>
-          </w:rPr>
-          <w:rPr>
-            <w:color w:val="0000EE"/>
-            <w:u w:val="single"/>
-          </w:rPr>
-          <w:t>摩3:5</w:t>
-        </w:r>
-      </w:hyperlink>
-      <w:r>
-        <w:rPr>
-          <w:lang w:val="zh_TW" w:bidi="zh_TW"/>
-        </w:rPr>
-        <w:t>；</w:t>
-      </w:r>
-      <w:hyperlink r:id="rId35">
-        <w:r>
-          <w:rPr>
-            <w:lang w:val="zh_TW" w:bidi="zh_TW"/>
-          </w:rPr>
-          <w:rPr>
-            <w:color w:val="0000EE"/>
-            <w:u w:val="single"/>
-          </w:rPr>
-          <w:t>詩69:22</w:t>
-        </w:r>
-      </w:hyperlink>
-      <w:r>
-        <w:rPr>
-          <w:lang w:val="zh_TW" w:bidi="zh_TW"/>
-        </w:rPr>
-        <w:t>；</w:t>
-      </w:r>
-      <w:hyperlink r:id="rId36">
-        <w:r>
-          <w:rPr>
-            <w:lang w:val="zh_TW" w:bidi="zh_TW"/>
-          </w:rPr>
-          <w:rPr>
-            <w:color w:val="0000EE"/>
-            <w:u w:val="single"/>
-          </w:rPr>
-          <w:t>何9:8</w:t>
-        </w:r>
-      </w:hyperlink>
-      <w:r>
-        <w:rPr>
-          <w:lang w:val="zh_TW" w:bidi="zh_TW"/>
-        </w:rPr>
-        <w:t>）。有些陷阱在獵人拉動繩索時啟動（</w:t>
-      </w:r>
-      <w:hyperlink r:id="rId37">
-        <w:r>
-          <w:rPr>
-            <w:lang w:val="zh_TW" w:bidi="zh_TW"/>
-          </w:rPr>
-          <w:rPr>
-            <w:color w:val="0000EE"/>
-            <w:u w:val="single"/>
-          </w:rPr>
-          <w:t>詩140:5</w:t>
-        </w:r>
-      </w:hyperlink>
-      <w:r>
-        <w:rPr>
-          <w:lang w:val="zh_TW" w:bidi="zh_TW"/>
-        </w:rPr>
-        <w:t>；</w:t>
-      </w:r>
-      <w:hyperlink r:id="rId38">
-        <w:r>
-          <w:rPr>
-            <w:lang w:val="zh_TW" w:bidi="zh_TW"/>
-          </w:rPr>
-          <w:rPr>
-            <w:color w:val="0000EE"/>
-            <w:u w:val="single"/>
-          </w:rPr>
-          <w:t>耶5:26</w:t>
-        </w:r>
-      </w:hyperlink>
-      <w:r>
-        <w:rPr>
-          <w:lang w:val="zh_TW" w:bidi="zh_TW"/>
-        </w:rPr>
-        <w:t>）。有時獵人會驅趕動物進入陷阱（</w:t>
-      </w:r>
-      <w:hyperlink r:id="rId39">
-        <w:r>
-          <w:rPr>
-            <w:lang w:val="zh_TW" w:bidi="zh_TW"/>
-          </w:rPr>
-          <w:rPr>
-            <w:color w:val="0000EE"/>
-            <w:u w:val="single"/>
-          </w:rPr>
-          <w:t>耶16:16</w:t>
-        </w:r>
-      </w:hyperlink>
-      <w:r>
-        <w:rPr>
-          <w:lang w:val="zh_TW" w:bidi="zh_TW"/>
-        </w:rPr>
-        <w:t>；</w:t>
-      </w:r>
-      <w:hyperlink r:id="rId40">
-        <w:r>
-          <w:rPr>
-            <w:lang w:val="zh_TW" w:bidi="zh_TW"/>
-          </w:rPr>
-          <w:rPr>
-            <w:color w:val="0000EE"/>
-            <w:u w:val="single"/>
-          </w:rPr>
-          <w:t>結19:8</w:t>
-        </w:r>
-      </w:hyperlink>
-      <w:r>
-        <w:rPr>
-          <w:lang w:val="zh_TW" w:bidi="zh_TW"/>
-        </w:rPr>
-        <w:t>）。</w:t>
-      </w:r>
-      <w:r>
-        <w:rPr>
-          <w:lang w:val="zh_TW" w:bidi="zh_TW"/>
-        </w:rPr>
-      </w:r>
-      <w:r>
-        <w:rPr>
-          <w:lang w:val="zh_TW" w:bidi="zh_TW"/>
-        </w:rPr>
-      </w:r>
-    </w:p>
-    <w:p>
-      <w:pPr/>
-      <w:r>
-        <w:rPr>
-          <w:lang w:val="zh_TW" w:bidi="zh_TW"/>
-        </w:rPr>
-      </w:r>
-    </w:p>
-    <w:p>
-      <w:pPr>
-        <w:pStyle w:val="Heading2"/>
-      </w:pPr>
-      <w:r>
-        <w:rPr>
-          <w:lang w:val="zh_TW" w:bidi="zh_TW"/>
-        </w:rPr>
-        <w:t>大利大，古米</w:t>
-      </w:r>
-      <w:r>
-        <w:rPr>
-          <w:lang w:val="zh_TW" w:bidi="zh_TW"/>
-        </w:rPr>
-      </w:r>
-    </w:p>
-    <w:p>
-      <w:pPr/>
-      <w:r>
-        <w:rPr>
-          <w:lang w:val="zh_TW" w:bidi="zh_TW"/>
-        </w:rPr>
-      </w:r>
-      <w:r>
-        <w:rPr>
-          <w:lang w:val="zh_TW" w:bidi="zh_TW"/>
-        </w:rPr>
-        <w:t>耶穌說的亞蘭文詞語，並被馬可記載在其福音書中（</w:t>
-      </w:r>
-      <w:hyperlink r:id="rId41">
-        <w:r>
-          <w:rPr>
-            <w:lang w:val="zh_TW" w:bidi="zh_TW"/>
-          </w:rPr>
-          <w:rPr>
-            <w:color w:val="0000EE"/>
-            <w:u w:val="single"/>
-          </w:rPr>
-          <w:t>可5:41</w:t>
-        </w:r>
-      </w:hyperlink>
-      <w:r>
-        <w:rPr>
-          <w:lang w:val="zh_TW" w:bidi="zh_TW"/>
-        </w:rPr>
-        <w:t>）。加利利地區的一位會堂主管睚魯請求耶穌醫治他生病的女兒。然而，在耶穌到達前，女兒便已去世。耶穌來到女孩身旁，握住她的手，說：「大利大，古米」，意思是「小女孩，起來」。其中「大利大」是一個表達親切的詞語，意思是「羊羔」或「年輕人」；「古米」則是一個命令，意指「起來」，馬可將其翻譯為「我對妳說，起來！」</w:t>
-      </w:r>
-    </w:p>
-    <w:p>
-      <w:pPr/>
-      <w:r>
-        <w:rPr>
-          <w:lang w:val="zh_TW" w:bidi="zh_TW"/>
-        </w:rPr>
-      </w:r>
-      <w:r>
-        <w:rPr>
-          <w:lang w:val="zh_TW" w:bidi="zh_TW"/>
-        </w:rPr>
-        <w:t>馬可在他的福音書中記載了其它耶穌所說的亞蘭文詞語（</w:t>
-      </w:r>
-      <w:hyperlink r:id="rId42">
-        <w:r>
-          <w:rPr>
-            <w:lang w:val="zh_TW" w:bidi="zh_TW"/>
-          </w:rPr>
-          <w:rPr>
-            <w:color w:val="0000EE"/>
-            <w:u w:val="single"/>
-          </w:rPr>
-          <w:t>可3:17，</w:t>
-        </w:r>
-      </w:hyperlink>
-      <w:hyperlink r:id="rId41">
-        <w:r>
-          <w:rPr>
-            <w:lang w:val="zh_TW" w:bidi="zh_TW"/>
-          </w:rPr>
-          <w:rPr>
-            <w:color w:val="0000EE"/>
-            <w:u w:val="single"/>
-          </w:rPr>
-          <w:t>5:41，</w:t>
-        </w:r>
-      </w:hyperlink>
-      <w:hyperlink r:id="rId43">
-        <w:r>
-          <w:rPr>
-            <w:lang w:val="zh_TW" w:bidi="zh_TW"/>
-          </w:rPr>
-          <w:rPr>
-            <w:color w:val="0000EE"/>
-            <w:u w:val="single"/>
-          </w:rPr>
-          <w:t>7:11、34，</w:t>
-        </w:r>
-      </w:hyperlink>
-      <w:hyperlink r:id="rId44">
-        <w:r>
-          <w:rPr>
-            <w:lang w:val="zh_TW" w:bidi="zh_TW"/>
-          </w:rPr>
-          <w:rPr>
-            <w:color w:val="0000EE"/>
-            <w:u w:val="single"/>
-          </w:rPr>
-          <w:t>11:9–10，</w:t>
-        </w:r>
-      </w:hyperlink>
-      <w:hyperlink r:id="rId45">
-        <w:r>
-          <w:rPr>
-            <w:lang w:val="zh_TW" w:bidi="zh_TW"/>
-          </w:rPr>
-          <w:rPr>
-            <w:color w:val="0000EE"/>
-            <w:u w:val="single"/>
-          </w:rPr>
-          <w:t>14:36，</w:t>
-        </w:r>
-      </w:hyperlink>
-      <w:hyperlink r:id="rId46">
-        <w:r>
-          <w:rPr>
-            <w:lang w:val="zh_TW" w:bidi="zh_TW"/>
-          </w:rPr>
-          <w:rPr>
-            <w:color w:val="0000EE"/>
-            <w:u w:val="single"/>
-          </w:rPr>
-          <w:t>15:22、34</w:t>
-        </w:r>
-      </w:hyperlink>
-      <w:r>
-        <w:rPr>
-          <w:lang w:val="zh_TW" w:bidi="zh_TW"/>
-        </w:rPr>
-        <w:t>）。馬太只記載了兩個亞蘭文片語（</w:t>
-      </w:r>
-      <w:hyperlink r:id="rId47">
-        <w:r>
-          <w:rPr>
-            <w:lang w:val="zh_TW" w:bidi="zh_TW"/>
-          </w:rPr>
-          <w:rPr>
-            <w:color w:val="0000EE"/>
-            <w:u w:val="single"/>
-          </w:rPr>
-          <w:t>太27:33、46</w:t>
-        </w:r>
-      </w:hyperlink>
-      <w:r>
-        <w:rPr>
-          <w:lang w:val="zh_TW" w:bidi="zh_TW"/>
-        </w:rPr>
-        <w:t>），而路加則一個也沒有記載。</w:t>
-      </w:r>
-      <w:r>
-        <w:rPr>
-          <w:lang w:val="zh_TW" w:bidi="zh_TW"/>
-        </w:rPr>
-      </w:r>
-      <w:r>
-        <w:rPr>
-          <w:lang w:val="zh_TW" w:bidi="zh_TW"/>
-        </w:rPr>
-      </w:r>
-    </w:p>
-    <w:p>
-      <w:pPr/>
-      <w:r>
-        <w:rPr>
-          <w:lang w:val="zh_TW" w:bidi="zh_TW"/>
-        </w:rPr>
-      </w:r>
-    </w:p>
-    <w:p>
-      <w:pPr>
-        <w:pStyle w:val="Heading2"/>
-      </w:pPr>
-      <w:r>
-        <w:rPr>
-          <w:lang w:val="zh_TW" w:bidi="zh_TW"/>
-        </w:rPr>
-        <w:t>大馬士革</w:t>
-      </w:r>
-      <w:r>
-        <w:rPr>
-          <w:lang w:val="zh_TW" w:bidi="zh_TW"/>
-        </w:rPr>
-      </w:r>
-    </w:p>
-    <w:p>
-      <w:pPr/>
-      <w:r>
-        <w:rPr>
-          <w:lang w:val="zh_TW" w:bidi="zh_TW"/>
-        </w:rPr>
-      </w:r>
-      <w:r>
-        <w:rPr>
-          <w:lang w:val="zh_TW" w:bidi="zh_TW"/>
-        </w:rPr>
-        <w:t>敘利亞綠洲城市，三面環山，位於距耶路撒冷東北方向約160英里（257公里）的貿易路線上。大馬士革這個名字也可以指周圍地區和敘利亞南部王國。雖然靠近曠野，但該地區盛產杏仁、杏桃、棉花、亞麻、穀物、大麻、橄欖、開心果、石榴、煙草、葡萄園和核桃。這些作物生長良好，因為土地由兩條河流灌溉：</w:t>
-      </w:r>
-      <w:r>
-        <w:rPr>
-          <w:lang w:val="zh_TW" w:bidi="zh_TW"/>
-        </w:rPr>
-        <w:t>巴拉達河（</w:t>
-      </w:r>
-      <w:r>
-        <w:rPr>
-          <w:lang w:val="zh_TW" w:bidi="zh_TW"/>
-        </w:rPr>
-        <w:t>Nahr Barada，「涼爽之河」，聖經中的亞罷拿），從西北山脈流經深谷到達城中；以及由西向東流的</w:t>
-      </w:r>
-      <w:r>
-        <w:rPr>
-          <w:lang w:val="zh_TW" w:bidi="zh_TW"/>
-        </w:rPr>
-        <w:t>亞瓦基河（</w:t>
-      </w:r>
-      <w:r>
-        <w:rPr>
-          <w:lang w:val="zh_TW" w:bidi="zh_TW"/>
-        </w:rPr>
-        <w:t>Nahr el-A waj，「彎曲之河」，聖經中的法珥法）。這兩條河流共同灌溉400平方英里（643.6平方公里）的土地。這兩條河在聖經時代頗為秀美也極其重要，這在此地居民乃幔的傲慢言辭中可見一斑，他差點就拒絕按照以利沙的指示，在約旦河中潔淨痲瘋病，因為與亞罷拿和法珥法相比，約旦河是如此貧瘠的河流（</w:t>
-      </w:r>
-      <w:hyperlink r:id="rId48">
-        <w:r>
-          <w:rPr>
-            <w:lang w:val="zh_TW" w:bidi="zh_TW"/>
-          </w:rPr>
-          <w:rPr>
-            <w:color w:val="0000EE"/>
-            <w:u w:val="single"/>
-          </w:rPr>
-          <w:t>王下5</w:t>
-        </w:r>
-      </w:hyperlink>
-      <w:r>
-        <w:rPr>
-          <w:lang w:val="zh_TW" w:bidi="zh_TW"/>
-        </w:rPr>
-        <w:t>）。</w:t>
-      </w:r>
-    </w:p>
-    <w:p>
-      <w:pPr/>
-      <w:r>
-        <w:rPr>
-          <w:lang w:val="zh_TW" w:bidi="zh_TW"/>
-        </w:rPr>
-      </w:r>
-      <w:r>
-        <w:rPr>
-          <w:lang w:val="zh_TW" w:bidi="zh_TW"/>
-        </w:rPr>
-        <w:t>該區匯聚多條貿易路線，其中有一條通往泰爾並沿著地中海海岸線向南延伸，另一條通往米吉多，最終到達挪弗和埃及，第三條則通往亞喀巴灣。</w:t>
-      </w:r>
-    </w:p>
-    <w:p>
-      <w:pPr/>
-      <w:r>
-        <w:rPr>
-          <w:lang w:val="zh_TW" w:bidi="zh_TW"/>
-        </w:rPr>
-      </w:r>
-      <w:r>
-        <w:rPr>
-          <w:lang w:val="zh_TW" w:bidi="zh_TW"/>
-        </w:rPr>
-        <w:t>聖經首次提到大馬士革（</w:t>
-      </w:r>
-      <w:hyperlink r:id="rId49">
-        <w:r>
-          <w:rPr>
-            <w:lang w:val="zh_TW" w:bidi="zh_TW"/>
-          </w:rPr>
-          <w:rPr>
-            <w:color w:val="0000EE"/>
-            <w:u w:val="single"/>
-          </w:rPr>
-          <w:t>創14:15</w:t>
-        </w:r>
-      </w:hyperlink>
-      <w:r>
-        <w:rPr>
-          <w:lang w:val="zh_TW" w:bidi="zh_TW"/>
-        </w:rPr>
-        <w:t>），是與亞伯拉罕成功殺敗諸王同盟的事件有關，這個同盟擄掠了羅得及其家人。直到大衛時期（約公元前1000年），聖經才再次提到這座城市。</w:t>
-      </w:r>
-    </w:p>
-    <w:p>
-      <w:pPr/>
-      <w:r>
-        <w:rPr>
-          <w:lang w:val="zh_TW" w:bidi="zh_TW"/>
-        </w:rPr>
-      </w:r>
-      <w:r>
-        <w:rPr>
-          <w:lang w:val="zh_TW" w:bidi="zh_TW"/>
-        </w:rPr>
-        <w:t>以色列佔據美索不達米亞和埃及之間貿易路線上的戰略位置。雖然在約書亞和士師時期，以色列與其鄰近的亞摩利人、摩押人、非利士人、亞捫人和米甸人發生衝突，但來自敘利亞的反對相對較少。</w:t>
-      </w:r>
-    </w:p>
-    <w:p>
-      <w:pPr/>
-      <w:r>
-        <w:rPr>
-          <w:lang w:val="zh_TW" w:bidi="zh_TW"/>
-        </w:rPr>
-      </w:r>
-      <w:r>
-        <w:rPr>
-          <w:lang w:val="zh_TW" w:bidi="zh_TW"/>
-        </w:rPr>
-        <w:t>到了掃羅的時代，位於大馬士革北部的亞蘭王國瑣巴，逐漸威脅以色列人。大馬士革在這段時間可能與瑣巴結盟，因此以色列人進行防禦行動（</w:t>
-      </w:r>
-      <w:hyperlink r:id="rId50">
-        <w:r>
-          <w:rPr>
-            <w:lang w:val="zh_TW" w:bidi="zh_TW"/>
-          </w:rPr>
-          <w:rPr>
-            <w:color w:val="0000EE"/>
-            <w:u w:val="single"/>
-          </w:rPr>
-          <w:t>撒上14:47</w:t>
-        </w:r>
-      </w:hyperlink>
-      <w:r>
-        <w:rPr>
-          <w:lang w:val="zh_TW" w:bidi="zh_TW"/>
-        </w:rPr>
-        <w:t>）。大衛隨後擊敗瑣巴的哈大底謝，並控制敘利亞南部和大馬士革，他在那裡駐紮軍隊。大衛的軍隊在約押指揮下繼續得勝，大馬士革向以色列進貢。哈大底謝有一位官長利遜叛逃，並在大馬士革地區組建一支游擊部隊。隨後，在所羅門統治時期，利遜甚至侵蝕了以色列人在該地區的經濟控制，並於公元前940年左右在大馬士革自立為王（</w:t>
-      </w:r>
-      <w:hyperlink r:id="rId51">
-        <w:r>
-          <w:rPr>
-            <w:lang w:val="zh_TW" w:bidi="zh_TW"/>
-          </w:rPr>
-          <w:rPr>
-            <w:color w:val="0000EE"/>
-            <w:u w:val="single"/>
-          </w:rPr>
-          <w:t>王上11:23–25</w:t>
-        </w:r>
-      </w:hyperlink>
-      <w:r>
-        <w:rPr>
-          <w:lang w:val="zh_TW" w:bidi="zh_TW"/>
-        </w:rPr>
-        <w:t>）。</w:t>
-      </w:r>
-    </w:p>
-    <w:p>
-      <w:pPr/>
-      <w:r>
-        <w:rPr>
-          <w:lang w:val="zh_TW" w:bidi="zh_TW"/>
-        </w:rPr>
-      </w:r>
-      <w:r>
-        <w:rPr>
-          <w:lang w:val="zh_TW" w:bidi="zh_TW"/>
-        </w:rPr>
-        <w:t>在便‧哈達一世統治期間，約公元前883至843年，大馬士革軍兵圍攻撒馬利亞，並向亞哈提出易於接受的條件，條件被迅速接受。當便‧哈達成功抵抗亞述人時，大馬士革正處於權力的巔峰。在這段期間，當亞哈的兒子約蘭作以色列王時，患痲瘋病的敘利亞將軍乃幔謙卑接受先知以利沙的指示，得以痊癒。</w:t>
-      </w:r>
-    </w:p>
-    <w:p>
-      <w:pPr/>
-      <w:r>
-        <w:rPr>
-          <w:lang w:val="zh_TW" w:bidi="zh_TW"/>
-        </w:rPr>
-      </w:r>
-      <w:r>
-        <w:rPr>
-          <w:lang w:val="zh_TW" w:bidi="zh_TW"/>
-        </w:rPr>
-        <w:t>在便‧哈達與亞哈的戰鬥中，透過暗殺君王來征服國家的策略屢試不爽，便·哈達也繼續遵循相同的政策。不久之後，為了進一步征服撒馬利亞，他派遣刺殺小隊去謀殺約蘭或先知以利沙。耶和華保護他們要刺殺的對象，敘利亞人進攻未果。幾年後，受敘利亞人尊敬的以利沙大膽進入大馬士革，宣告說便‧哈達的病並非致命，但他的死期已近。便‧哈達隨後被哈薛謀殺，哈薛繼位。雖然大馬士革在約公元前838年被亞述徹底擊敗，但哈薛迅速再次崛起，到約公元前830年以利沙的其它預言都應驗了。大馬士革的軍隊隨後控制巴勒斯坦的大部分地區，聖殿的財寶被用來賄賂敘利亞人以拯救耶路撒冷（</w:t>
-      </w:r>
-      <w:hyperlink r:id="rId52">
-        <w:r>
-          <w:rPr>
-            <w:lang w:val="zh_TW" w:bidi="zh_TW"/>
-          </w:rPr>
-          <w:rPr>
-            <w:color w:val="0000EE"/>
-            <w:u w:val="single"/>
-          </w:rPr>
-          <w:t>王下12:17–18</w:t>
-        </w:r>
-      </w:hyperlink>
-      <w:r>
-        <w:rPr>
-          <w:lang w:val="zh_TW" w:bidi="zh_TW"/>
-        </w:rPr>
-        <w:t>）。</w:t>
-      </w:r>
-    </w:p>
-    <w:p>
-      <w:pPr/>
-      <w:r>
-        <w:rPr>
-          <w:lang w:val="zh_TW" w:bidi="zh_TW"/>
-        </w:rPr>
-      </w:r>
-      <w:r>
-        <w:rPr>
-          <w:lang w:val="zh_TW" w:bidi="zh_TW"/>
-        </w:rPr>
-        <w:t>便‧哈達二世計劃繼續征服以色列，但他發現不得不先應對亞述重新發起的進攻。公元前803年，大馬士革成為亞述的附庸國，但北方的國家無法控制該地區。亞述發起另一場進攻，並顯出壓倒性優勢，在此之後，孱弱的大馬士革無法平息公元前795年以色列發起的叛亂。到耶羅波安二世時期，大馬士革被迫向撒馬利亞進貢（</w:t>
-      </w:r>
-      <w:hyperlink r:id="rId53">
-        <w:r>
-          <w:rPr>
-            <w:lang w:val="zh_TW" w:bidi="zh_TW"/>
-          </w:rPr>
-          <w:rPr>
-            <w:color w:val="0000EE"/>
-            <w:u w:val="single"/>
-          </w:rPr>
-          <w:t>王下14:28</w:t>
-        </w:r>
-      </w:hyperlink>
-      <w:r>
-        <w:rPr>
-          <w:lang w:val="zh_TW" w:bidi="zh_TW"/>
-        </w:rPr>
-        <w:t>）。</w:t>
-      </w:r>
-    </w:p>
-    <w:p>
-      <w:pPr/>
-      <w:r>
-        <w:rPr>
-          <w:lang w:val="zh_TW" w:bidi="zh_TW"/>
-        </w:rPr>
-      </w:r>
-      <w:r>
-        <w:rPr>
-          <w:lang w:val="zh_TW" w:bidi="zh_TW"/>
-        </w:rPr>
-        <w:t>約公元前 738 年，敘利亞人在他們的新領袖利汛的帶領下，與以色列王比加聯合起來，試圖征服猶大。雖然他們攻佔了許多土地，但圍攻耶路撒冷的計劃卻未能成功（</w:t>
-      </w:r>
-      <w:hyperlink r:id="rId54">
-        <w:r>
-          <w:rPr>
-            <w:lang w:val="zh_TW" w:bidi="zh_TW"/>
-          </w:rPr>
-          <w:rPr>
-            <w:color w:val="0000EE"/>
-            <w:u w:val="single"/>
-          </w:rPr>
-          <w:t>王下16:5–6</w:t>
-        </w:r>
-      </w:hyperlink>
-      <w:r>
-        <w:rPr>
-          <w:lang w:val="zh_TW" w:bidi="zh_TW"/>
-        </w:rPr>
-        <w:t>；</w:t>
-      </w:r>
-      <w:hyperlink r:id="rId55">
-        <w:r>
-          <w:rPr>
-            <w:lang w:val="zh_TW" w:bidi="zh_TW"/>
-          </w:rPr>
-          <w:rPr>
-            <w:color w:val="0000EE"/>
-            <w:u w:val="single"/>
-          </w:rPr>
-          <w:t>代下28:5</w:t>
-        </w:r>
-      </w:hyperlink>
-      <w:r>
-        <w:rPr>
-          <w:lang w:val="zh_TW" w:bidi="zh_TW"/>
-        </w:rPr>
-        <w:t>）。在大馬士革似乎取得成功的時候，以賽亞（</w:t>
-      </w:r>
-      <w:hyperlink r:id="rId56">
-        <w:r>
-          <w:rPr>
-            <w:lang w:val="zh_TW" w:bidi="zh_TW"/>
-          </w:rPr>
-          <w:rPr>
-            <w:color w:val="0000EE"/>
-            <w:u w:val="single"/>
-          </w:rPr>
-          <w:t>賽8:4</w:t>
-        </w:r>
-      </w:hyperlink>
-      <w:r>
-        <w:rPr>
-          <w:lang w:val="zh_TW" w:bidi="zh_TW"/>
-        </w:rPr>
-        <w:t>，</w:t>
-      </w:r>
-      <w:hyperlink r:id="rId57">
-        <w:r>
-          <w:rPr>
-            <w:lang w:val="zh_TW" w:bidi="zh_TW"/>
-          </w:rPr>
-          <w:rPr>
-            <w:color w:val="0000EE"/>
-            <w:u w:val="single"/>
-          </w:rPr>
-          <w:t>17:1</w:t>
-        </w:r>
-      </w:hyperlink>
-      <w:r>
-        <w:rPr>
-          <w:lang w:val="zh_TW" w:bidi="zh_TW"/>
-        </w:rPr>
-        <w:t>）、阿摩司（</w:t>
-      </w:r>
-      <w:hyperlink r:id="rId58">
-        <w:r>
-          <w:rPr>
-            <w:lang w:val="zh_TW" w:bidi="zh_TW"/>
-          </w:rPr>
-          <w:rPr>
-            <w:color w:val="0000EE"/>
-            <w:u w:val="single"/>
-          </w:rPr>
-          <w:t>摩1:3–5</w:t>
-        </w:r>
-      </w:hyperlink>
-      <w:r>
-        <w:rPr>
-          <w:lang w:val="zh_TW" w:bidi="zh_TW"/>
-        </w:rPr>
-        <w:t>）和耶利米（</w:t>
-      </w:r>
-      <w:hyperlink r:id="rId59">
-        <w:r>
-          <w:rPr>
-            <w:lang w:val="zh_TW" w:bidi="zh_TW"/>
-          </w:rPr>
-          <w:rPr>
-            <w:color w:val="0000EE"/>
-            <w:u w:val="single"/>
-          </w:rPr>
-          <w:t>耶49:23–27</w:t>
-        </w:r>
-      </w:hyperlink>
-      <w:r>
-        <w:rPr>
-          <w:lang w:val="zh_TW" w:bidi="zh_TW"/>
-        </w:rPr>
-        <w:t>）卻預言這座城市的毀滅。猶大王亞哈斯棄絕神，轉而用聖殿的財寶賄賂亞述，尋求與亞述結盟，以獲得保護。亞述王提革拉毗列色三世（「普勒」）同意猶大的請求，並對敘以聯盟發動進攻。在擊敗以色列後，他攻打大馬士革，掠奪這座城市，將居民驅逐，並將來自其它被征服之地的外人安置在那裡。大馬士革不再是獨立的國家。</w:t>
-      </w:r>
-    </w:p>
-    <w:p>
-      <w:pPr/>
-      <w:r>
-        <w:rPr>
-          <w:lang w:val="zh_TW" w:bidi="zh_TW"/>
-        </w:rPr>
-      </w:r>
-      <w:r>
-        <w:rPr>
-          <w:lang w:val="zh_TW" w:bidi="zh_TW"/>
-        </w:rPr>
-        <w:t>因著大馬士革的位置關鍵，故其一直保持重要地位，亞述人將該城市用作省會。他們在公元前727年、720年和694年，以及在亞述巴尼拔（公元前669至663年）時期的記錄中，都提到大馬士革。亞述對世界的統治被新巴比倫所取代，後來又被米底－波斯取代。在波斯統治期間，大馬士革是著名的行政中心。在亞歷山大大帝的統治下，由於安提阿的商業重要性提升，大馬士革的重要性有所減弱。</w:t>
-      </w:r>
-    </w:p>
-    <w:p>
-      <w:pPr/>
-      <w:r>
-        <w:rPr>
-          <w:lang w:val="zh_TW" w:bidi="zh_TW"/>
-        </w:rPr>
-      </w:r>
-      <w:r>
-        <w:rPr>
-          <w:lang w:val="zh_TW" w:bidi="zh_TW"/>
-        </w:rPr>
-        <w:t>在兩約時期，大馬士革由不同統治者管治。亞歷山大去世後，這座城市由埃及的托勒密王朝和巴比倫的西流古王朝控制。在約公元前100年之前，敘利亞被瓜分，大馬士革成為敘利亞腓尼基的首都。該地的非敘利亞王，在對內經濟和對外與帕提亞人、哈斯蒙尼家族和納巴泰人的關係上，不斷陷入困境；在亞哩達統治下的納巴泰人，在公元前84年至72年間控制了大馬士革。隨後，權力轉移到馬加比的後裔哈斯蒙尼家族，然後是以土買人（希律家族）。公元前65年，敘利亞被羅馬人擊敗後，該地區由羅馬統治。</w:t>
-      </w:r>
-    </w:p>
-    <w:p>
-      <w:pPr/>
-      <w:r>
-        <w:rPr>
-          <w:lang w:val="zh_TW" w:bidi="zh_TW"/>
-        </w:rPr>
-      </w:r>
-      <w:r>
-        <w:rPr>
-          <w:lang w:val="zh_TW" w:bidi="zh_TW"/>
-        </w:rPr>
-        <w:t>基督受難後不久，納巴泰人重新控制了該地區，並由一位總督在佩特拉治理大馬士革。當大數的掃羅尋求猶太人的權柄，以清除大馬士革的基督徒時，該地區可能由一位被任命的阿拉伯人控制，可能是亞哩達四世（</w:t>
-      </w:r>
-      <w:hyperlink r:id="rId60">
-        <w:r>
-          <w:rPr>
-            <w:lang w:val="zh_TW" w:bidi="zh_TW"/>
-          </w:rPr>
-          <w:rPr>
-            <w:color w:val="0000EE"/>
-            <w:u w:val="single"/>
-          </w:rPr>
-          <w:t>林後11:32</w:t>
-        </w:r>
-      </w:hyperlink>
-      <w:r>
-        <w:rPr>
-          <w:lang w:val="zh_TW" w:bidi="zh_TW"/>
-        </w:rPr>
-        <w:t>）。路加在</w:t>
-      </w:r>
-      <w:hyperlink r:id="rId61">
-        <w:r>
-          <w:rPr>
-            <w:lang w:val="zh_TW" w:bidi="zh_TW"/>
-          </w:rPr>
-          <w:rPr>
-            <w:color w:val="0000EE"/>
-            <w:u w:val="single"/>
-          </w:rPr>
-          <w:t>使徒行傳九章</w:t>
-        </w:r>
-      </w:hyperlink>
-      <w:r>
-        <w:rPr>
-          <w:lang w:val="zh_TW" w:bidi="zh_TW"/>
-        </w:rPr>
-        <w:t>中的記載，與保羅自己的見證（</w:t>
-      </w:r>
-      <w:hyperlink r:id="rId62">
-        <w:r>
-          <w:rPr>
-            <w:lang w:val="zh_TW" w:bidi="zh_TW"/>
-          </w:rPr>
-          <w:rPr>
-            <w:color w:val="0000EE"/>
-            <w:u w:val="single"/>
-          </w:rPr>
-          <w:t>徒22:5–21</w:t>
-        </w:r>
-      </w:hyperlink>
-      <w:r>
-        <w:rPr>
-          <w:lang w:val="zh_TW" w:bidi="zh_TW"/>
-        </w:rPr>
-        <w:t>，</w:t>
-      </w:r>
-      <w:hyperlink r:id="rId63">
-        <w:r>
-          <w:rPr>
-            <w:lang w:val="zh_TW" w:bidi="zh_TW"/>
-          </w:rPr>
-          <w:rPr>
-            <w:color w:val="0000EE"/>
-            <w:u w:val="single"/>
-          </w:rPr>
-          <w:t>26:11–23</w:t>
-        </w:r>
-      </w:hyperlink>
-      <w:r>
-        <w:rPr>
-          <w:lang w:val="zh_TW" w:bidi="zh_TW"/>
-        </w:rPr>
-        <w:t>）相符，描述掃羅在前往大馬士革的路上看到的異象、眼睛失明以及隨後信主的經歷。這地點可能靠近敘利亞軍兵計劃刺殺以利沙時，</w:t>
-      </w:r>
-      <w:r>
-        <w:rPr>
-          <w:lang w:val="zh_TW" w:bidi="zh_TW"/>
-        </w:rPr>
-        <w:t>眼目昏迷</w:t>
-      </w:r>
-      <w:r>
-        <w:rPr>
-          <w:lang w:val="zh_TW" w:bidi="zh_TW"/>
-        </w:rPr>
-        <w:t>的地方（</w:t>
-      </w:r>
-      <w:hyperlink r:id="rId64">
-        <w:r>
-          <w:rPr>
-            <w:lang w:val="zh_TW" w:bidi="zh_TW"/>
-          </w:rPr>
-          <w:rPr>
-            <w:color w:val="0000EE"/>
-            <w:u w:val="single"/>
-          </w:rPr>
-          <w:t>王下6:18–23</w:t>
-        </w:r>
-      </w:hyperlink>
-      <w:r>
-        <w:rPr>
-          <w:lang w:val="zh_TW" w:bidi="zh_TW"/>
-        </w:rPr>
-        <w:t>）。掃羅的眼睛在一棟位於「直街」的房子裡復原，其後他就開始傳講基督教。顯然，猶太人對他宣講的騷動如此之大，以至總督也願意縱容猶太人謀殺掃羅。</w:t>
-      </w:r>
-      <w:hyperlink r:id="rId65">
-        <w:r>
-          <w:rPr>
-            <w:lang w:val="zh_TW" w:bidi="zh_TW"/>
-          </w:rPr>
-          <w:rPr>
-            <w:color w:val="0000EE"/>
-            <w:u w:val="single"/>
-          </w:rPr>
-          <w:t>使徒行傳九章23至25節</w:t>
-        </w:r>
-      </w:hyperlink>
-      <w:r>
-        <w:rPr>
-          <w:lang w:val="zh_TW" w:bidi="zh_TW"/>
-        </w:rPr>
-        <w:t>描述他逃往耶路撒冷的過程。此後，大馬士革未再見於聖經歷史。</w:t>
-      </w:r>
-    </w:p>
-    <w:p>
-      <w:pPr/>
-      <w:r>
-        <w:rPr>
-          <w:lang w:val="zh_TW" w:bidi="zh_TW"/>
-        </w:rPr>
-      </w:r>
-      <w:r>
-        <w:rPr>
           <w:i/>
           <w:lang w:val="zh_TW" w:bidi="zh_TW"/>
         </w:rPr>
@@ -2032,2972 +3896,7 @@
         <w:rPr>
           <w:lang w:val="zh_TW" w:bidi="zh_TW"/>
         </w:rPr>
-        <w:t>敘利亞、敘利亞人</w:t>
-      </w:r>
-      <w:r>
-        <w:rPr>
-          <w:lang w:val="zh_TW" w:bidi="zh_TW"/>
-        </w:rPr>
-        <w:t>。</w:t>
-      </w:r>
-      <w:r>
-        <w:rPr>
-          <w:lang w:val="zh_TW" w:bidi="zh_TW"/>
-        </w:rPr>
-      </w:r>
-      <w:r>
-        <w:rPr>
-          <w:lang w:val="zh_TW" w:bidi="zh_TW"/>
-        </w:rPr>
-      </w:r>
-    </w:p>
-    <w:p>
-      <w:pPr/>
-      <w:r>
-        <w:rPr>
-          <w:lang w:val="zh_TW" w:bidi="zh_TW"/>
-        </w:rPr>
-      </w:r>
-    </w:p>
-    <w:p>
-      <w:pPr>
-        <w:pStyle w:val="Heading2"/>
-      </w:pPr>
-      <w:r>
-        <w:rPr>
-          <w:lang w:val="zh_TW" w:bidi="zh_TW"/>
-        </w:rPr>
-        <w:t>大瑪努他</w:t>
-      </w:r>
-      <w:r>
-        <w:rPr>
-          <w:lang w:val="zh_TW" w:bidi="zh_TW"/>
-        </w:rPr>
-      </w:r>
-    </w:p>
-    <w:p>
-      <w:pPr/>
-      <w:r>
-        <w:rPr>
-          <w:lang w:val="zh_TW" w:bidi="zh_TW"/>
-        </w:rPr>
-      </w:r>
-      <w:r>
-        <w:rPr>
-          <w:lang w:val="zh_TW" w:bidi="zh_TW"/>
-        </w:rPr>
-        <w:t>位於加利利海西側、革尼撒勒平原南端附近的地區，其確切位置不明。耶穌和祂的門徒在餵飽四千人的事件後，曾短暫停留於此（</w:t>
-      </w:r>
-      <w:hyperlink r:id="rId66">
-        <w:r>
-          <w:rPr>
-            <w:lang w:val="zh_TW" w:bidi="zh_TW"/>
-          </w:rPr>
-          <w:rPr>
-            <w:color w:val="0000EE"/>
-            <w:u w:val="single"/>
-          </w:rPr>
-          <w:t>可8:10</w:t>
-        </w:r>
-      </w:hyperlink>
-      <w:r>
-        <w:rPr>
-          <w:lang w:val="zh_TW" w:bidi="zh_TW"/>
-        </w:rPr>
-        <w:t>）。當時，法利賽人來試探祂，要求祂顯示從天而來的神蹟。耶穌回答說，沒有神蹟給這世代看（</w:t>
-      </w:r>
-      <w:hyperlink r:id="rId67">
-        <w:r>
-          <w:rPr>
-            <w:lang w:val="zh_TW" w:bidi="zh_TW"/>
-          </w:rPr>
-          <w:rPr>
-            <w:color w:val="0000EE"/>
-            <w:u w:val="single"/>
-          </w:rPr>
-          <w:t>12</w:t>
-        </w:r>
-      </w:hyperlink>
-      <w:r>
-        <w:rPr>
-          <w:lang w:val="zh_TW" w:bidi="zh_TW"/>
-        </w:rPr>
-        <w:t>節），隨後便離開那裡。</w:t>
-      </w:r>
-    </w:p>
-    <w:p>
-      <w:pPr/>
-      <w:r>
-        <w:rPr>
-          <w:lang w:val="zh_TW" w:bidi="zh_TW"/>
-        </w:rPr>
-      </w:r>
-      <w:r>
-        <w:rPr>
-          <w:lang w:val="zh_TW" w:bidi="zh_TW"/>
-        </w:rPr>
-        <w:t>「大瑪努他」這名稱出現在最可靠的抄本中，然而其它文獻記載則為馬加丹（Magadan）或</w:t>
-      </w:r>
-      <w:r>
-        <w:rPr>
-          <w:lang w:val="zh_TW" w:bidi="zh_TW"/>
-        </w:rPr>
-        <w:t>抹大拉（</w:t>
-      </w:r>
-      <w:r>
-        <w:rPr>
-          <w:lang w:val="zh_TW" w:bidi="zh_TW"/>
-        </w:rPr>
-        <w:t>Magdala）。</w:t>
-      </w:r>
-      <w:hyperlink r:id="rId68">
-        <w:r>
-          <w:rPr>
-            <w:lang w:val="zh_TW" w:bidi="zh_TW"/>
-          </w:rPr>
-          <w:rPr>
-            <w:color w:val="0000EE"/>
-            <w:u w:val="single"/>
-          </w:rPr>
-          <w:t>馬太福音十五章39節</w:t>
-        </w:r>
-      </w:hyperlink>
-      <w:r>
-        <w:rPr>
-          <w:lang w:val="zh_TW" w:bidi="zh_TW"/>
-        </w:rPr>
-        <w:t>平行經文中提到的是馬加丹。因此，確切的名字和位置一直難以確定。這些名稱可能指的是同一地點，或至少是在同一地區的兩個地方。</w:t>
-      </w:r>
-    </w:p>
-    <w:p>
-      <w:pPr/>
-      <w:r>
-        <w:rPr>
-          <w:lang w:val="zh_TW" w:bidi="zh_TW"/>
-        </w:rPr>
-      </w:r>
-      <w:r>
-        <w:rPr>
-          <w:i/>
-          <w:lang w:val="zh_TW" w:bidi="zh_TW"/>
-        </w:rPr>
-        <w:t>另見</w:t>
-      </w:r>
-      <w:r>
-        <w:rPr>
-          <w:lang w:val="zh_TW" w:bidi="zh_TW"/>
-        </w:rPr>
-        <w:t xml:space="preserve"> </w:t>
-      </w:r>
-      <w:r>
-        <w:rPr>
-          <w:lang w:val="zh_TW" w:bidi="zh_TW"/>
-        </w:rPr>
-        <w:t>馬加丹</w:t>
-      </w:r>
-      <w:r>
-        <w:rPr>
-          <w:lang w:val="zh_TW" w:bidi="zh_TW"/>
-        </w:rPr>
-        <w:t>；</w:t>
-      </w:r>
-      <w:r>
-        <w:rPr>
-          <w:lang w:val="zh_TW" w:bidi="zh_TW"/>
-        </w:rPr>
-        <w:t>抹大拉</w:t>
-      </w:r>
-      <w:r>
-        <w:rPr>
-          <w:lang w:val="zh_TW" w:bidi="zh_TW"/>
-        </w:rPr>
-        <w:t>。</w:t>
-      </w:r>
-      <w:r>
-        <w:rPr>
-          <w:lang w:val="zh_TW" w:bidi="zh_TW"/>
-        </w:rPr>
-      </w:r>
-      <w:r>
-        <w:rPr>
-          <w:lang w:val="zh_TW" w:bidi="zh_TW"/>
-        </w:rPr>
-      </w:r>
-    </w:p>
-    <w:p>
-      <w:pPr/>
-      <w:r>
-        <w:rPr>
-          <w:lang w:val="zh_TW" w:bidi="zh_TW"/>
-        </w:rPr>
-      </w:r>
-    </w:p>
-    <w:p>
-      <w:pPr>
-        <w:pStyle w:val="Heading2"/>
-      </w:pPr>
-      <w:r>
-        <w:rPr>
-          <w:lang w:val="zh_TW" w:bidi="zh_TW"/>
-        </w:rPr>
-        <w:t>大錢</w:t>
-      </w:r>
-      <w:r>
-        <w:rPr>
-          <w:lang w:val="zh_TW" w:bidi="zh_TW"/>
-        </w:rPr>
-      </w:r>
-    </w:p>
-    <w:p>
-      <w:pPr>
-        <w:pStyle w:val="ListNumber"/>
-        <w:numPr>
-          <w:ilvl w:val="0"/>
-          <w:numId w:val="14"/>
-        </w:numPr>
-        <w:spacing w:line="240" w:lineRule="auto"/>
-        <w:ind w:left="720"/>
-      </w:pPr>
-      <w:r>
-        <w:rPr>
-          <w:lang w:val="zh_TW" w:bidi="zh_TW"/>
-        </w:rPr>
-      </w:r>
-      <w:r>
-        <w:rPr>
-          <w:lang w:val="zh_TW" w:bidi="zh_TW"/>
-        </w:rPr>
-        <w:t>在一些譯本中，將此用於翻譯一種小面額的硬幣，相當於一錢銀子（denarius）的十六分之一（</w:t>
-      </w:r>
-      <w:hyperlink r:id="rId69">
-        <w:r>
-          <w:rPr>
-            <w:lang w:val="zh_TW" w:bidi="zh_TW"/>
-          </w:rPr>
-          <w:rPr>
-            <w:color w:val="0000EE"/>
-            <w:u w:val="single"/>
-          </w:rPr>
-          <w:t>太10:29</w:t>
-        </w:r>
-      </w:hyperlink>
-      <w:r>
-        <w:rPr>
-          <w:lang w:val="zh_TW" w:bidi="zh_TW"/>
-        </w:rPr>
-        <w:t>；</w:t>
-      </w:r>
-      <w:hyperlink r:id="rId70">
-        <w:r>
-          <w:rPr>
-            <w:lang w:val="zh_TW" w:bidi="zh_TW"/>
-          </w:rPr>
-          <w:rPr>
-            <w:color w:val="0000EE"/>
-            <w:u w:val="single"/>
-          </w:rPr>
-          <w:t>路12:6</w:t>
-        </w:r>
-      </w:hyperlink>
-      <w:r>
-        <w:rPr>
-          <w:lang w:val="zh_TW" w:bidi="zh_TW"/>
-        </w:rPr>
-        <w:t>）。一錢銀子是一日的工資。</w:t>
-      </w:r>
-    </w:p>
-    <w:p>
-      <w:pPr>
-        <w:pStyle w:val="ListNumber"/>
-        <w:spacing w:line="240" w:lineRule="auto"/>
-        <w:ind w:left="720"/>
-      </w:pPr>
-      <w:r>
-        <w:rPr>
-          <w:lang w:val="zh_TW" w:bidi="zh_TW"/>
-        </w:rPr>
-      </w:r>
-      <w:r>
-        <w:rPr>
-          <w:lang w:val="zh_TW" w:bidi="zh_TW"/>
-        </w:rPr>
-        <w:t>在一些譯本中，另一處將其譯為「大錢（penny）」，相當於上述#1的四分之一，或一錢銀子的六十四分之一（</w:t>
-      </w:r>
-      <w:hyperlink r:id="rId71">
-        <w:r>
-          <w:rPr>
-            <w:lang w:val="zh_TW" w:bidi="zh_TW"/>
-          </w:rPr>
-          <w:rPr>
-            <w:color w:val="0000EE"/>
-            <w:u w:val="single"/>
-          </w:rPr>
-          <w:t>太5:26</w:t>
-        </w:r>
-      </w:hyperlink>
-      <w:r>
-        <w:rPr>
-          <w:lang w:val="zh_TW" w:bidi="zh_TW"/>
-        </w:rPr>
-        <w:t>；</w:t>
-      </w:r>
-      <w:hyperlink r:id="rId72">
-        <w:r>
-          <w:rPr>
-            <w:lang w:val="zh_TW" w:bidi="zh_TW"/>
-          </w:rPr>
-          <w:rPr>
-            <w:color w:val="0000EE"/>
-            <w:u w:val="single"/>
-          </w:rPr>
-          <w:t>可12:42</w:t>
-        </w:r>
-      </w:hyperlink>
-      <w:r>
-        <w:rPr>
-          <w:lang w:val="zh_TW" w:bidi="zh_TW"/>
-        </w:rPr>
-        <w:t>）。</w:t>
-      </w:r>
-    </w:p>
-    <w:p>
-      <w:pPr/>
-      <w:r>
-        <w:rPr>
-          <w:lang w:val="zh_TW" w:bidi="zh_TW"/>
-        </w:rPr>
-      </w:r>
-      <w:r>
-        <w:rPr>
-          <w:i/>
-          <w:lang w:val="zh_TW" w:bidi="zh_TW"/>
-        </w:rPr>
-        <w:t>另見</w:t>
-      </w:r>
-      <w:r>
-        <w:rPr>
-          <w:lang w:val="zh_TW" w:bidi="zh_TW"/>
-        </w:rPr>
-        <w:t xml:space="preserve"> 銀錢；銀子。</w:t>
-      </w:r>
-      <w:r>
-        <w:rPr>
-          <w:lang w:val="zh_TW" w:bidi="zh_TW"/>
-        </w:rPr>
-      </w:r>
-      <w:r>
-        <w:rPr>
-          <w:lang w:val="zh_TW" w:bidi="zh_TW"/>
-        </w:rPr>
-      </w:r>
-    </w:p>
-    <w:p>
-      <w:pPr/>
-      <w:r>
-        <w:rPr>
-          <w:lang w:val="zh_TW" w:bidi="zh_TW"/>
-        </w:rPr>
-      </w:r>
-    </w:p>
-    <w:p>
-      <w:pPr>
-        <w:pStyle w:val="Heading2"/>
-      </w:pPr>
-      <w:r>
-        <w:rPr>
-          <w:lang w:val="zh_TW" w:bidi="zh_TW"/>
-        </w:rPr>
-        <w:t>大衛</w:t>
-      </w:r>
-      <w:r>
-        <w:rPr>
-          <w:lang w:val="zh_TW" w:bidi="zh_TW"/>
-        </w:rPr>
-      </w:r>
-    </w:p>
-    <w:p>
-      <w:pPr/>
-      <w:r>
-        <w:rPr>
-          <w:lang w:val="zh_TW" w:bidi="zh_TW"/>
-        </w:rPr>
-      </w:r>
-      <w:r>
-        <w:rPr>
-          <w:lang w:val="zh_TW" w:bidi="zh_TW"/>
-        </w:rPr>
-        <w:t>以色列最重要的王。大衛的王國代表以色列在舊約歷史上權力和影響力的巔峰。</w:t>
-      </w:r>
-    </w:p>
-    <w:p>
-      <w:pPr/>
-      <w:r>
-        <w:rPr>
-          <w:lang w:val="zh_TW" w:bidi="zh_TW"/>
-        </w:rPr>
-      </w:r>
-      <w:r>
-        <w:rPr>
-          <w:lang w:val="zh_TW" w:bidi="zh_TW"/>
-        </w:rPr>
-        <w:t>舊約中專門記載大衛統治的兩卷書，是撒母耳記下和歷代志上。大衛早年的事蹟則記錄在撒母耳記上，自第</w:t>
-      </w:r>
-      <w:hyperlink r:id="rId73">
-        <w:r>
-          <w:rPr>
-            <w:lang w:val="zh_TW" w:bidi="zh_TW"/>
-          </w:rPr>
-          <w:rPr>
-            <w:color w:val="0000EE"/>
-            <w:u w:val="single"/>
-          </w:rPr>
-          <w:t>十六</w:t>
-        </w:r>
-      </w:hyperlink>
-      <w:r>
-        <w:rPr>
-          <w:lang w:val="zh_TW" w:bidi="zh_TW"/>
-        </w:rPr>
-        <w:t>章開始。聖經中的詩篇，有接近一半是由大衛所寫。他的重要地位延伸到新約，人們認定他是耶穌基督的祖先和彌賽亞君王的預表。</w:t>
-      </w:r>
-    </w:p>
-    <w:p>
-      <w:pPr/>
-      <w:r>
-        <w:rPr>
-          <w:lang w:val="zh_TW" w:bidi="zh_TW"/>
-        </w:rPr>
-      </w:r>
-      <w:r>
-        <w:rPr>
-          <w:lang w:val="zh_TW" w:bidi="zh_TW"/>
-        </w:rPr>
-        <w:t>概述</w:t>
-      </w:r>
-    </w:p>
-    <w:p>
-      <w:pPr>
-        <w:pStyle w:val="ListBullet"/>
-        <w:spacing w:line="240" w:lineRule="auto"/>
-        <w:ind w:left="720"/>
-      </w:pPr>
-      <w:r>
-        <w:rPr>
-          <w:lang w:val="zh_TW" w:bidi="zh_TW"/>
-        </w:rPr>
-      </w:r>
-      <w:r>
-        <w:rPr>
-          <w:lang w:val="zh_TW" w:bidi="zh_TW"/>
-        </w:rPr>
-        <w:t>早年</w:t>
-      </w:r>
-    </w:p>
-    <w:p>
-      <w:pPr>
-        <w:pStyle w:val="ListBullet"/>
-        <w:spacing w:line="240" w:lineRule="auto"/>
-        <w:ind w:left="720"/>
-      </w:pPr>
-      <w:r>
-        <w:rPr>
-          <w:lang w:val="zh_TW" w:bidi="zh_TW"/>
-        </w:rPr>
-      </w:r>
-      <w:r>
-        <w:rPr>
-          <w:lang w:val="zh_TW" w:bidi="zh_TW"/>
-        </w:rPr>
-        <w:t>為君王職分做準備</w:t>
-      </w:r>
-    </w:p>
-    <w:p>
-      <w:pPr>
-        <w:pStyle w:val="ListBullet"/>
-        <w:spacing w:line="240" w:lineRule="auto"/>
-        <w:ind w:left="720"/>
-      </w:pPr>
-      <w:r>
-        <w:rPr>
-          <w:lang w:val="zh_TW" w:bidi="zh_TW"/>
-        </w:rPr>
-      </w:r>
-      <w:r>
-        <w:rPr>
-          <w:lang w:val="zh_TW" w:bidi="zh_TW"/>
-        </w:rPr>
-        <w:t>大衛作為君王</w:t>
-      </w:r>
-    </w:p>
-    <w:p>
-      <w:pPr>
-        <w:pStyle w:val="ListBullet"/>
-        <w:spacing w:line="240" w:lineRule="auto"/>
-        <w:ind w:left="720"/>
-      </w:pPr>
-      <w:r>
-        <w:rPr>
-          <w:lang w:val="zh_TW" w:bidi="zh_TW"/>
-        </w:rPr>
-      </w:r>
-      <w:r>
-        <w:rPr>
-          <w:lang w:val="zh_TW" w:bidi="zh_TW"/>
-        </w:rPr>
-        <w:t>大衛的持續影響</w:t>
-      </w:r>
-    </w:p>
-    <w:p>
-      <w:pPr>
-        <w:pStyle w:val="Heading3"/>
-      </w:pPr>
-      <w:r>
-        <w:rPr>
-          <w:lang w:val="zh_TW" w:bidi="zh_TW"/>
-        </w:rPr>
-        <w:t>早年</w:t>
-      </w:r>
-    </w:p>
-    <w:p>
-      <w:pPr>
-        <w:pStyle w:val="Heading4"/>
-      </w:pPr>
-      <w:r>
-        <w:rPr>
-          <w:lang w:val="zh_TW" w:bidi="zh_TW"/>
-        </w:rPr>
-        <w:t>家世</w:t>
-      </w:r>
-    </w:p>
-    <w:p>
-      <w:pPr/>
-      <w:r>
-        <w:rPr>
-          <w:lang w:val="zh_TW" w:bidi="zh_TW"/>
-        </w:rPr>
-      </w:r>
-      <w:r>
-        <w:rPr>
-          <w:lang w:val="zh_TW" w:bidi="zh_TW"/>
-        </w:rPr>
-        <w:t>大衛是耶西家中最小的兒子，屬於猶大支派。他們一家住在伯利恆，距離耶路撒冷約六英里（十公里）。他的曾祖母是來自摩押地的路得（</w:t>
-      </w:r>
-      <w:hyperlink r:id="rId74">
-        <w:r>
-          <w:rPr>
-            <w:lang w:val="zh_TW" w:bidi="zh_TW"/>
-          </w:rPr>
-          <w:rPr>
-            <w:color w:val="0000EE"/>
-            <w:u w:val="single"/>
-          </w:rPr>
-          <w:t>得4:18–22</w:t>
-        </w:r>
-      </w:hyperlink>
-      <w:r>
-        <w:rPr>
-          <w:lang w:val="zh_TW" w:bidi="zh_TW"/>
-        </w:rPr>
-        <w:t>）。舊約與新約中的族譜，均將大衛的血統追溯到雅各的兒子猶大（</w:t>
-      </w:r>
-      <w:hyperlink r:id="rId75">
-        <w:r>
-          <w:rPr>
-            <w:lang w:val="zh_TW" w:bidi="zh_TW"/>
-          </w:rPr>
-          <w:rPr>
-            <w:color w:val="0000EE"/>
-            <w:u w:val="single"/>
-          </w:rPr>
-          <w:t>代上2:3–15</w:t>
-        </w:r>
-      </w:hyperlink>
-      <w:r>
-        <w:rPr>
-          <w:lang w:val="zh_TW" w:bidi="zh_TW"/>
-        </w:rPr>
-        <w:t>；</w:t>
-      </w:r>
-      <w:hyperlink r:id="rId76">
-        <w:r>
-          <w:rPr>
-            <w:lang w:val="zh_TW" w:bidi="zh_TW"/>
-          </w:rPr>
-          <w:rPr>
-            <w:color w:val="0000EE"/>
-            <w:u w:val="single"/>
-          </w:rPr>
-          <w:t>太1:3–6</w:t>
-        </w:r>
-      </w:hyperlink>
-      <w:r>
-        <w:rPr>
-          <w:lang w:val="zh_TW" w:bidi="zh_TW"/>
-        </w:rPr>
-        <w:t>；</w:t>
-      </w:r>
-      <w:hyperlink r:id="rId77">
-        <w:r>
-          <w:rPr>
-            <w:lang w:val="zh_TW" w:bidi="zh_TW"/>
-          </w:rPr>
-          <w:rPr>
-            <w:color w:val="0000EE"/>
-            <w:u w:val="single"/>
-          </w:rPr>
-          <w:t>路3:31–33</w:t>
-        </w:r>
-      </w:hyperlink>
-      <w:r>
-        <w:rPr>
-          <w:lang w:val="zh_TW" w:bidi="zh_TW"/>
-        </w:rPr>
-        <w:t>）。</w:t>
-      </w:r>
-    </w:p>
-    <w:p>
-      <w:pPr>
-        <w:pStyle w:val="Heading4"/>
-      </w:pPr>
-      <w:r>
-        <w:rPr>
-          <w:lang w:val="zh_TW" w:bidi="zh_TW"/>
-        </w:rPr>
-        <w:t>訓練與才能</w:t>
-      </w:r>
-    </w:p>
-    <w:p>
-      <w:pPr/>
-      <w:r>
-        <w:rPr>
-          <w:lang w:val="zh_TW" w:bidi="zh_TW"/>
-        </w:rPr>
-      </w:r>
-      <w:r>
-        <w:rPr>
-          <w:lang w:val="zh_TW" w:bidi="zh_TW"/>
-        </w:rPr>
-        <w:t>我們對於大衛早年的生活，所知甚少。他年少時為父親牧羊，甚至冒險擊殺襲擊羊群的熊和獅子。後來，大衛公開承認，神曾賜給他保護羊群的本領和力量（</w:t>
-      </w:r>
-      <w:hyperlink r:id="rId21">
-        <w:r>
-          <w:rPr>
-            <w:lang w:val="zh_TW" w:bidi="zh_TW"/>
-          </w:rPr>
-          <w:rPr>
-            <w:color w:val="0000EE"/>
-            <w:u w:val="single"/>
-          </w:rPr>
-          <w:t>撒上17:34–37</w:t>
-        </w:r>
-      </w:hyperlink>
-      <w:r>
-        <w:rPr>
-          <w:lang w:val="zh_TW" w:bidi="zh_TW"/>
-        </w:rPr>
-        <w:t>）。</w:t>
-      </w:r>
-    </w:p>
-    <w:p>
-      <w:pPr/>
-      <w:r>
-        <w:rPr>
-          <w:lang w:val="zh_TW" w:bidi="zh_TW"/>
-        </w:rPr>
-      </w:r>
-      <w:r>
-        <w:rPr>
-          <w:lang w:val="zh_TW" w:bidi="zh_TW"/>
-        </w:rPr>
-        <w:t>大衛也是一位出色的音樂家。他的豎琴技巧卓越，以至當掃羅王的宮廷需要樂手時，有人立即舉薦大衛。</w:t>
-      </w:r>
-    </w:p>
-    <w:p>
-      <w:pPr/>
-      <w:r>
-        <w:rPr>
-          <w:lang w:val="zh_TW" w:bidi="zh_TW"/>
-        </w:rPr>
-      </w:r>
-      <w:r>
-        <w:rPr>
-          <w:lang w:val="zh_TW" w:bidi="zh_TW"/>
-        </w:rPr>
-        <w:t>在耶西家中，大衛的地位無足輕重。當全國知名的先知撒母耳拜訪耶西的家時，所有哥哥都被叫來見他；而大衛則在牧羊。神指示撒母耳要從耶西的兒子中膏立一位王，但事先並未告知是哪一位兒子。七個兄弟在撒母耳面前經過，他感受到神的引導而進一步詢問，得知耶西還有一個兒子。大衛隨即被召來，並受撒母耳膏立，領受耶和華的靈（</w:t>
-      </w:r>
-      <w:hyperlink r:id="rId78">
-        <w:r>
-          <w:rPr>
-            <w:lang w:val="zh_TW" w:bidi="zh_TW"/>
-          </w:rPr>
-          <w:rPr>
-            <w:color w:val="0000EE"/>
-            <w:u w:val="single"/>
-          </w:rPr>
-          <w:t>撒上16:1–13</w:t>
-        </w:r>
-      </w:hyperlink>
-      <w:r>
-        <w:rPr>
-          <w:lang w:val="zh_TW" w:bidi="zh_TW"/>
-        </w:rPr>
-        <w:t>）。不論耶西一家如何理解這次膏立，卻似乎沒有即時改變大衛的生活模式，他仍然繼續牧羊。</w:t>
-      </w:r>
-    </w:p>
-    <w:p>
-      <w:pPr>
-        <w:pStyle w:val="Heading3"/>
-      </w:pPr>
-      <w:r>
-        <w:rPr>
-          <w:lang w:val="zh_TW" w:bidi="zh_TW"/>
-        </w:rPr>
-        <w:t>為君王職分做準備</w:t>
-      </w:r>
-    </w:p>
-    <w:p>
-      <w:pPr/>
-      <w:r>
-        <w:rPr>
-          <w:lang w:val="zh_TW" w:bidi="zh_TW"/>
-        </w:rPr>
-      </w:r>
-      <w:r>
-        <w:rPr>
-          <w:lang w:val="zh_TW" w:bidi="zh_TW"/>
-        </w:rPr>
-        <w:t>大衛年輕時願意服事他人，儘管他已被膏立為王。他為軍中的三位兄長補給時，得到展現自己、獲得全國名聲的機會。</w:t>
-      </w:r>
-    </w:p>
-    <w:p>
-      <w:pPr/>
-      <w:r>
-        <w:rPr>
-          <w:lang w:val="zh_TW" w:bidi="zh_TW"/>
-        </w:rPr>
-      </w:r>
-      <w:r>
-        <w:rPr>
-          <w:lang w:val="zh_TW" w:bidi="zh_TW"/>
-        </w:rPr>
-        <w:t>年紀輕輕的大衛，對神有敏銳的心。他探望兄長時，因為非利士人歌利亞挑釁神的軍隊而憤怒。雖然他受到兄長責備，卻仍接受挑戰，迎戰歌利亞。他相信那位幫助他擊殺獅子與熊的神，也必然會幫助他面對這位非利士戰士。因此，憑藉對神的信心和甩石的技巧，大衛擊殺了歌利亞（</w:t>
-      </w:r>
-      <w:hyperlink r:id="rId79">
-        <w:r>
-          <w:rPr>
-            <w:lang w:val="zh_TW" w:bidi="zh_TW"/>
-          </w:rPr>
-          <w:rPr>
-            <w:color w:val="0000EE"/>
-            <w:u w:val="single"/>
-          </w:rPr>
-          <w:t>撒上17:12–58</w:t>
-        </w:r>
-      </w:hyperlink>
-      <w:r>
-        <w:rPr>
-          <w:lang w:val="zh_TW" w:bidi="zh_TW"/>
-        </w:rPr>
-        <w:t>）。</w:t>
-      </w:r>
-    </w:p>
-    <w:p>
-      <w:pPr>
-        <w:pStyle w:val="Heading4"/>
-      </w:pPr>
-      <w:r>
-        <w:rPr>
-          <w:lang w:val="zh_TW" w:bidi="zh_TW"/>
-        </w:rPr>
-        <w:t>全國知名</w:t>
-      </w:r>
-    </w:p>
-    <w:p>
-      <w:pPr/>
-      <w:r>
-        <w:rPr>
-          <w:lang w:val="zh_TW" w:bidi="zh_TW"/>
-        </w:rPr>
-      </w:r>
-      <w:r>
-        <w:rPr>
-          <w:lang w:val="zh_TW" w:bidi="zh_TW"/>
-        </w:rPr>
-        <w:t>擊殺歌利亞之事，使大衛成為以色列的英雄，也讓他與掃羅王室建立了密切關係。不過，他得到勝利，又獲得全國讚譽，引發掃羅嫉妒，最終導致大衛被逐出以色列地。</w:t>
-      </w:r>
-    </w:p>
-    <w:p>
-      <w:pPr>
-        <w:pStyle w:val="Heading4"/>
-      </w:pPr>
-      <w:r>
-        <w:rPr>
-          <w:lang w:val="zh_TW" w:bidi="zh_TW"/>
-        </w:rPr>
-        <w:t>在王室中</w:t>
-      </w:r>
-    </w:p>
-    <w:p>
-      <w:pPr/>
-      <w:r>
-        <w:rPr>
-          <w:lang w:val="zh_TW" w:bidi="zh_TW"/>
-        </w:rPr>
-      </w:r>
-      <w:r>
-        <w:rPr>
-          <w:lang w:val="zh_TW" w:bidi="zh_TW"/>
-        </w:rPr>
-        <w:t>掃羅曾應許將長女米拉嫁給大衛，但後來反悔，改將另一個女兒米甲許配給他。掃羅要求的聘禮是從非利士人身上取來的戰利品，目的在於使大衛死於非利士人之手。然而，大衛再次得勝，婦女歌頌他的戰績，使掃羅更為嫉妒，令大衛的生命更加危險（</w:t>
-      </w:r>
-      <w:hyperlink r:id="rId80">
-        <w:r>
-          <w:rPr>
-            <w:lang w:val="zh_TW" w:bidi="zh_TW"/>
-          </w:rPr>
-          <w:rPr>
-            <w:color w:val="0000EE"/>
-            <w:u w:val="single"/>
-          </w:rPr>
-          <w:t>撒上18:6–30</w:t>
-        </w:r>
-      </w:hyperlink>
-      <w:r>
-        <w:rPr>
-          <w:lang w:val="zh_TW" w:bidi="zh_TW"/>
-        </w:rPr>
-        <w:t>）。</w:t>
-      </w:r>
-    </w:p>
-    <w:p>
-      <w:pPr/>
-      <w:r>
-        <w:rPr>
-          <w:lang w:val="zh_TW" w:bidi="zh_TW"/>
-        </w:rPr>
-      </w:r>
-      <w:r>
-        <w:rPr>
-          <w:lang w:val="zh_TW" w:bidi="zh_TW"/>
-        </w:rPr>
-        <w:t>同時，大衛和掃羅的兒子約拿單建立了深厚的友誼。他們立約，約拿單將自己最好的軍事裝備（劍、弓和腰帶）送給大衛。儘管掃羅試圖挑撥約拿單與大衛的關係，他們的友誼卻更加深厚。由於掃羅試圖殺害大衛，大衛不得不逃離王宮，過著逃亡的生活。</w:t>
-      </w:r>
-    </w:p>
-    <w:p>
-      <w:pPr/>
-      <w:r>
-        <w:rPr>
-          <w:lang w:val="zh_TW" w:bidi="zh_TW"/>
-        </w:rPr>
-      </w:r>
-      <w:r>
-        <w:rPr>
-          <w:lang w:val="zh_TW" w:bidi="zh_TW"/>
-        </w:rPr>
-        <w:t>約拿單警告大衛，指掃羅仍會圖謀害命，大衛於是前往拉瑪尋找先知撒母耳。他們一起去了靠近拉瑪的拿約。掃羅派出幾批人抓捕大衛，最後親自帶人前往，但所有抓捕行動受到挫敗，因為神的靈使他們整夜說預言（</w:t>
-      </w:r>
-      <w:hyperlink r:id="rId81">
-        <w:r>
-          <w:rPr>
-            <w:lang w:val="zh_TW" w:bidi="zh_TW"/>
-          </w:rPr>
-          <w:rPr>
-            <w:color w:val="0000EE"/>
-            <w:u w:val="single"/>
-          </w:rPr>
-          <w:t>撒上19章</w:t>
-        </w:r>
-      </w:hyperlink>
-      <w:r>
-        <w:rPr>
-          <w:lang w:val="zh_TW" w:bidi="zh_TW"/>
-        </w:rPr>
-        <w:t>）。</w:t>
-      </w:r>
-    </w:p>
-    <w:p>
-      <w:pPr/>
-      <w:r>
-        <w:rPr>
-          <w:lang w:val="zh_TW" w:bidi="zh_TW"/>
-        </w:rPr>
-      </w:r>
-      <w:r>
-        <w:rPr>
-          <w:lang w:val="zh_TW" w:bidi="zh_TW"/>
-        </w:rPr>
-        <w:t>大衛再次與約拿單商議，意識到掃羅的嫉妒已經轉化為仇恨。約拿單知道大衛將來必成為以色列的王，於是要求大衛保證，在他掌權時會保護自己的後代（</w:t>
-      </w:r>
-      <w:hyperlink r:id="rId82">
-        <w:r>
-          <w:rPr>
-            <w:lang w:val="zh_TW" w:bidi="zh_TW"/>
-          </w:rPr>
-          <w:rPr>
-            <w:color w:val="0000EE"/>
-            <w:u w:val="single"/>
-          </w:rPr>
-          <w:t>撒上20章</w:t>
-        </w:r>
-      </w:hyperlink>
-      <w:r>
-        <w:rPr>
-          <w:lang w:val="zh_TW" w:bidi="zh_TW"/>
-        </w:rPr>
-        <w:t>）。</w:t>
-      </w:r>
-    </w:p>
-    <w:p>
-      <w:pPr>
-        <w:pStyle w:val="Heading4"/>
-      </w:pPr>
-      <w:r>
-        <w:rPr>
-          <w:lang w:val="zh_TW" w:bidi="zh_TW"/>
-        </w:rPr>
-        <w:t>逃亡生活</w:t>
-      </w:r>
-    </w:p>
-    <w:p>
-      <w:pPr/>
-      <w:r>
-        <w:rPr>
-          <w:lang w:val="zh_TW" w:bidi="zh_TW"/>
-        </w:rPr>
-      </w:r>
-      <w:r>
-        <w:rPr>
-          <w:lang w:val="zh_TW" w:bidi="zh_TW"/>
-        </w:rPr>
-        <w:t>逃離掃羅的追殺後，大衛來到挪伯。在那裡，他欺騙當時的祭司亞希米勒，獲得食物和歌利亞的劍（是戰利品收藏）。一個名叫多益的以東人（掃羅牧人的首領）目睹在挪伯發生的事。大衛繼續逃亡，暫時躲避在迦特王亞吉處（</w:t>
-      </w:r>
-      <w:hyperlink r:id="rId83">
-        <w:r>
-          <w:rPr>
-            <w:lang w:val="zh_TW" w:bidi="zh_TW"/>
-          </w:rPr>
-          <w:rPr>
-            <w:color w:val="0000EE"/>
-            <w:u w:val="single"/>
-          </w:rPr>
-          <w:t>撒上21章</w:t>
-        </w:r>
-      </w:hyperlink>
-      <w:r>
-        <w:rPr>
-          <w:lang w:val="zh_TW" w:bidi="zh_TW"/>
-        </w:rPr>
-        <w:t>），隨後在避至亞杜蘭洞。亞杜蘭洞位於伯利恆西南約10英里（16.1公里）。他的親屬以及約400名能戰之士聚集到他身邊。大衛前往摩押的米斯巴，為了他父母的安全，請求摩押王，讓他們留在那裡。大衛自己也在一個山寨住了一段時間。當先知迦得告訴他不要留在此山寨時，大衛就離開，回到猶大地，在哈列樹林居住（</w:t>
-      </w:r>
-      <w:hyperlink r:id="rId84">
-        <w:r>
-          <w:rPr>
-            <w:lang w:val="zh_TW" w:bidi="zh_TW"/>
-          </w:rPr>
-          <w:rPr>
-            <w:color w:val="0000EE"/>
-            <w:u w:val="single"/>
-          </w:rPr>
-          <w:t>撒上22:1–5</w:t>
-        </w:r>
-      </w:hyperlink>
-      <w:r>
-        <w:rPr>
-          <w:lang w:val="zh_TW" w:bidi="zh_TW"/>
-        </w:rPr>
-        <w:t>）。</w:t>
-      </w:r>
-    </w:p>
-    <w:p>
-      <w:pPr/>
-      <w:r>
-        <w:rPr>
-          <w:lang w:val="zh_TW" w:bidi="zh_TW"/>
-        </w:rPr>
-      </w:r>
-      <w:r>
-        <w:rPr>
-          <w:lang w:val="zh_TW" w:bidi="zh_TW"/>
-        </w:rPr>
-        <w:t>掃羅對大衛能夠自由行動極為憤怒，指控他的臣民串通。多益報告自己在挪伯看到的事後，掃羅下令處決亞希米勒和其他84名祭司，並屠殺挪伯所有居民。一個名叫亞比亞他的祭司逃脫，向大衛報告掃羅的暴行。大衛向他保證提供保護（</w:t>
-      </w:r>
-      <w:hyperlink r:id="rId85">
-        <w:r>
-          <w:rPr>
-            <w:lang w:val="zh_TW" w:bidi="zh_TW"/>
-          </w:rPr>
-          <w:rPr>
-            <w:color w:val="0000EE"/>
-            <w:u w:val="single"/>
-          </w:rPr>
-          <w:t>撒上22:6–23</w:t>
-        </w:r>
-      </w:hyperlink>
-      <w:r>
-        <w:rPr>
-          <w:lang w:val="zh_TW" w:bidi="zh_TW"/>
-        </w:rPr>
-        <w:t>）。</w:t>
-      </w:r>
-    </w:p>
-    <w:p>
-      <w:pPr/>
-      <w:r>
-        <w:rPr>
-          <w:lang w:val="zh_TW" w:bidi="zh_TW"/>
-        </w:rPr>
-      </w:r>
-      <w:r>
-        <w:rPr>
-          <w:lang w:val="zh_TW" w:bidi="zh_TW"/>
-        </w:rPr>
-        <w:t>非利士人一直伺機利用以色列的弱點。在非利士人襲擊基伊拉（位於伯利恆西南約12英里或19.3公里）後，大衛率領人馬報復，讓掃羅有機會攻擊大衛。然而，大衛成功逃往希伯崙附近的曠野——西弗的沙漠地帶。在那片曠野中，大衛與約拿單最後一次相見。大衛被掃羅的軍隊追擊，便逃往更南的地區。他幾乎在靠近瑪雲的曠野中被包圍，但因非利士人再次進攻以色列，掃羅被迫帶兵撤離（</w:t>
-      </w:r>
-      <w:hyperlink r:id="rId86">
-        <w:r>
-          <w:rPr>
-            <w:lang w:val="zh_TW" w:bidi="zh_TW"/>
-          </w:rPr>
-          <w:rPr>
-            <w:color w:val="0000EE"/>
-            <w:u w:val="single"/>
-          </w:rPr>
-          <w:t>撒上23章</w:t>
-        </w:r>
-      </w:hyperlink>
-      <w:r>
-        <w:rPr>
-          <w:lang w:val="zh_TW" w:bidi="zh_TW"/>
-        </w:rPr>
-        <w:t>）。</w:t>
-      </w:r>
-    </w:p>
-    <w:p>
-      <w:pPr/>
-      <w:r>
-        <w:rPr>
-          <w:lang w:val="zh_TW" w:bidi="zh_TW"/>
-        </w:rPr>
-      </w:r>
-      <w:r>
-        <w:rPr>
-          <w:lang w:val="zh_TW" w:bidi="zh_TW"/>
-        </w:rPr>
-        <w:t>大衛的下一個避難之處，位於死海西岸的隱‧基底，大衛被掃羅追捕，掃羅帶著三千名士兵來搜捕他。大衛有機會殺害掃羅，但他拒絕傷害這位「耶和華的受膏者」以色列的王。掃羅得知大衛忠心後，承認自己追殺大衛是罪（</w:t>
-      </w:r>
-      <w:hyperlink r:id="rId87">
-        <w:r>
-          <w:rPr>
-            <w:lang w:val="zh_TW" w:bidi="zh_TW"/>
-          </w:rPr>
-          <w:rPr>
-            <w:color w:val="0000EE"/>
-            <w:u w:val="single"/>
-          </w:rPr>
-          <w:t>撒上24章</w:t>
-        </w:r>
-      </w:hyperlink>
-      <w:r>
-        <w:rPr>
-          <w:lang w:val="zh_TW" w:bidi="zh_TW"/>
-        </w:rPr>
-        <w:t>）。</w:t>
-      </w:r>
-    </w:p>
-    <w:p>
-      <w:pPr/>
-      <w:r>
-        <w:rPr>
-          <w:lang w:val="zh_TW" w:bidi="zh_TW"/>
-        </w:rPr>
-      </w:r>
-      <w:r>
-        <w:rPr>
-          <w:lang w:val="zh_TW" w:bidi="zh_TW"/>
-        </w:rPr>
-        <w:t>大衛與他的部下，在靠近瑪雲/西弗/隱‧基底地區的曠野時，他們善待拿八的牧羊人，保護他在迦密附近的羊群。後來，大衛派使者請拿八在一個節日分享一些食物和物資以示慷慨。然而，拿八的輕蔑態度激怒了大衛，而拿八的妻子亞比該勸阻大衛不要復仇。當亞比該告訴拿八，他僥倖逃過一劫時，拿八顯然因過度驚嚇而心臟病發，十天後死去。後來，亞比該成為了大衛的妻子（</w:t>
-      </w:r>
-      <w:hyperlink r:id="rId88">
-        <w:r>
-          <w:rPr>
-            <w:lang w:val="zh_TW" w:bidi="zh_TW"/>
-          </w:rPr>
-          <w:rPr>
-            <w:color w:val="0000EE"/>
-            <w:u w:val="single"/>
-          </w:rPr>
-          <w:t>撒上25章</w:t>
-        </w:r>
-      </w:hyperlink>
-      <w:r>
-        <w:rPr>
-          <w:lang w:val="zh_TW" w:bidi="zh_TW"/>
-        </w:rPr>
-        <w:t>）。</w:t>
-      </w:r>
-    </w:p>
-    <w:p>
-      <w:pPr/>
-      <w:r>
-        <w:rPr>
-          <w:lang w:val="zh_TW" w:bidi="zh_TW"/>
-        </w:rPr>
-      </w:r>
-      <w:r>
-        <w:rPr>
-          <w:lang w:val="zh_TW" w:bidi="zh_TW"/>
-        </w:rPr>
-        <w:t>掃羅再次率領3,000名士兵進入西弗沙漠追捕大衛，但大衛又一次放棄傷害這位王的機會。最終，掃羅意識到追殺大衛是徒勞的，便停止追捕（</w:t>
-      </w:r>
-      <w:hyperlink r:id="rId89">
-        <w:r>
-          <w:rPr>
-            <w:lang w:val="zh_TW" w:bidi="zh_TW"/>
-          </w:rPr>
-          <w:rPr>
-            <w:color w:val="0000EE"/>
-            <w:u w:val="single"/>
-          </w:rPr>
-          <w:t>撒上26章</w:t>
-        </w:r>
-      </w:hyperlink>
-      <w:r>
-        <w:rPr>
-          <w:lang w:val="zh_TW" w:bidi="zh_TW"/>
-        </w:rPr>
-        <w:t>）。</w:t>
-      </w:r>
-    </w:p>
-    <w:p>
-      <w:pPr>
-        <w:pStyle w:val="Heading4"/>
-      </w:pPr>
-      <w:r>
-        <w:rPr>
-          <w:lang w:val="zh_TW" w:bidi="zh_TW"/>
-        </w:rPr>
-        <w:t>非利士的避難所</w:t>
-      </w:r>
-    </w:p>
-    <w:p>
-      <w:pPr/>
-      <w:r>
-        <w:rPr>
-          <w:lang w:val="zh_TW" w:bidi="zh_TW"/>
-        </w:rPr>
-      </w:r>
-      <w:r>
-        <w:rPr>
-          <w:lang w:val="zh_TW" w:bidi="zh_TW"/>
-        </w:rPr>
-        <w:t>大衛在掃羅的國境內仍未感安全，於是再次前往非利士地的迦特，並受到亞吉王的歡迎。他的追隨者被分配到洗革拉城居住。他們在那裡生活了約16個月，期間吸引了來自猶大及以色列其它地區的新追隨者（</w:t>
-      </w:r>
-      <w:hyperlink r:id="rId90">
-        <w:r>
-          <w:rPr>
-            <w:lang w:val="zh_TW" w:bidi="zh_TW"/>
-          </w:rPr>
-          <w:rPr>
-            <w:color w:val="0000EE"/>
-            <w:u w:val="single"/>
-          </w:rPr>
-          <w:t>撒上27章</w:t>
-        </w:r>
-      </w:hyperlink>
-      <w:r>
-        <w:rPr>
-          <w:lang w:val="zh_TW" w:bidi="zh_TW"/>
-        </w:rPr>
-        <w:t>；</w:t>
-      </w:r>
-      <w:hyperlink r:id="rId91">
-        <w:r>
-          <w:rPr>
-            <w:lang w:val="zh_TW" w:bidi="zh_TW"/>
-          </w:rPr>
-          <w:rPr>
-            <w:color w:val="0000EE"/>
-            <w:u w:val="single"/>
-          </w:rPr>
-          <w:t>代上12:19–22</w:t>
-        </w:r>
-      </w:hyperlink>
-      <w:r>
-        <w:rPr>
-          <w:lang w:val="zh_TW" w:bidi="zh_TW"/>
-        </w:rPr>
-        <w:t>）。</w:t>
-      </w:r>
-    </w:p>
-    <w:p>
-      <w:pPr/>
-      <w:r>
-        <w:rPr>
-          <w:lang w:val="zh_TW" w:bidi="zh_TW"/>
-        </w:rPr>
-      </w:r>
-      <w:r>
-        <w:rPr>
-          <w:lang w:val="zh_TW" w:bidi="zh_TW"/>
-        </w:rPr>
-        <w:t>當非利士軍隊向米吉多谷進發，準備與掃羅的軍隊交戰時，非利士的指揮官對大衛的游擊隊出現在後方陣列感到不安，因而向亞吉施壓，要大衛離開。大衛返回洗革拉時，發現該城剛遭亞瑪力人洗劫。他隨即追擊敵人，奪回被擄掠的百姓與財物，並將戰利品分給留下看守物資的人（</w:t>
-      </w:r>
-      <w:hyperlink r:id="rId92">
-        <w:r>
-          <w:rPr>
-            <w:lang w:val="zh_TW" w:bidi="zh_TW"/>
-          </w:rPr>
-          <w:rPr>
-            <w:color w:val="0000EE"/>
-            <w:u w:val="single"/>
-          </w:rPr>
-          <w:t>撒上29–30章</w:t>
-        </w:r>
-      </w:hyperlink>
-      <w:r>
-        <w:rPr>
-          <w:lang w:val="zh_TW" w:bidi="zh_TW"/>
-        </w:rPr>
-        <w:t>）。與此同時，非利士人在基利波山大敗以色列軍，約拿單和掃羅另外兩個兒子在激烈的戰鬥中陣亡。掃羅身受重傷，最後以自己的劍自盡（</w:t>
-      </w:r>
-      <w:hyperlink r:id="rId93">
-        <w:r>
-          <w:rPr>
-            <w:lang w:val="zh_TW" w:bidi="zh_TW"/>
-          </w:rPr>
-          <w:rPr>
-            <w:color w:val="0000EE"/>
-            <w:u w:val="single"/>
-          </w:rPr>
-          <w:t>31</w:t>
-        </w:r>
-      </w:hyperlink>
-      <w:r>
-        <w:rPr>
-          <w:lang w:val="zh_TW" w:bidi="zh_TW"/>
-        </w:rPr>
-        <w:t>章）。</w:t>
-      </w:r>
-    </w:p>
-    <w:p>
-      <w:pPr>
-        <w:pStyle w:val="Heading3"/>
-      </w:pPr>
-      <w:r>
-        <w:rPr>
-          <w:lang w:val="zh_TW" w:bidi="zh_TW"/>
-        </w:rPr>
-        <w:t>大衛作為君王</w:t>
-      </w:r>
-    </w:p>
-    <w:p>
-      <w:pPr/>
-      <w:r>
-        <w:rPr>
-          <w:lang w:val="zh_TW" w:bidi="zh_TW"/>
-        </w:rPr>
-      </w:r>
-      <w:r>
-        <w:rPr>
-          <w:lang w:val="zh_TW" w:bidi="zh_TW"/>
-        </w:rPr>
-        <w:t>大衛統治以色列約40年，不過關於他統治的記載不多，不足以準確建立年表。他起初在希伯崙作王，統治猶大的地區七至八年。隨著掃羅的繼承人伊施波設去世，大衛被所有支派承認為王，並將耶路撒冷定為首都。在接下來的十年間，他通過軍事和經濟擴張統一以色列。然而，隨之而來的是王室約十年的內亂。在大衛統治的最後幾年，他似乎專注於耶路撒冷聖殿的建設計劃，該聖殿最終在兒子所羅門統治期間完成。</w:t>
-      </w:r>
-    </w:p>
-    <w:p>
-      <w:pPr>
-        <w:pStyle w:val="Heading4"/>
-      </w:pPr>
-      <w:r>
-        <w:rPr>
-          <w:lang w:val="zh_TW" w:bidi="zh_TW"/>
-        </w:rPr>
-        <w:t>希伯崙的歲月</w:t>
-      </w:r>
-    </w:p>
-    <w:p>
-      <w:pPr/>
-      <w:r>
-        <w:rPr>
-          <w:lang w:val="zh_TW" w:bidi="zh_TW"/>
-        </w:rPr>
-      </w:r>
-      <w:r>
-        <w:rPr>
-          <w:lang w:val="zh_TW" w:bidi="zh_TW"/>
-        </w:rPr>
-        <w:t>大衛在成為王之前，經歷了一段極其艱辛的訓練時期。他在掃羅手下服役時，累積了對抗非利士人的軍事作戰經驗。隨後，在猶大南部曠野的逃亡歲月裡，他通過保護土地擁有者和牧羊人，贏得他們的支持。他被視為以色列的逃亡者，甚至因此可以與摩押和非利士地建立外交關係。</w:t>
-      </w:r>
-    </w:p>
-    <w:p>
-      <w:pPr/>
-      <w:r>
-        <w:rPr>
-          <w:lang w:val="zh_TW" w:bidi="zh_TW"/>
-        </w:rPr>
-      </w:r>
-      <w:r>
-        <w:rPr>
-          <w:lang w:val="zh_TW" w:bidi="zh_TW"/>
-        </w:rPr>
-        <w:t>大衛在非利士地時，聽到掃羅和約拿單陣亡的消息，就以優美的輓歌悼念他的朋友約拿單，同時也向掃羅王致敬（</w:t>
-      </w:r>
-      <w:hyperlink r:id="rId94">
-        <w:r>
-          <w:rPr>
-            <w:lang w:val="zh_TW" w:bidi="zh_TW"/>
-          </w:rPr>
-          <w:rPr>
-            <w:color w:val="0000EE"/>
-            <w:u w:val="single"/>
-          </w:rPr>
-          <w:t>撒下1章</w:t>
-        </w:r>
-      </w:hyperlink>
-      <w:r>
-        <w:rPr>
-          <w:lang w:val="zh_TW" w:bidi="zh_TW"/>
-        </w:rPr>
-        <w:t>）。</w:t>
-      </w:r>
-    </w:p>
-    <w:p>
-      <w:pPr/>
-      <w:r>
-        <w:rPr>
-          <w:lang w:val="zh_TW" w:bidi="zh_TW"/>
-        </w:rPr>
-      </w:r>
-      <w:r>
-        <w:rPr>
-          <w:lang w:val="zh_TW" w:bidi="zh_TW"/>
-        </w:rPr>
-        <w:t>大衛確信神的引導，回到家鄉，猶大的領袖在希伯崙膏立他為王。他隨後向雅比的居民致謝，稱讚他們為掃羅王舉行體面的葬禮，可能也是為了爭取他們的支持。</w:t>
-      </w:r>
-    </w:p>
-    <w:p>
-      <w:pPr/>
-      <w:r>
-        <w:rPr>
-          <w:lang w:val="zh_TW" w:bidi="zh_TW"/>
-        </w:rPr>
-      </w:r>
-      <w:r>
-        <w:rPr>
-          <w:lang w:val="zh_TW" w:bidi="zh_TW"/>
-        </w:rPr>
-        <w:t>掃羅被殺後，以色列可能陷入混亂，因為非利士人佔據大量土地。隨著昔日的支派再次顯出忠誠，許多領袖召集他們能找到的戰士。大衛得到了猶大支派的大力支持。</w:t>
-      </w:r>
-    </w:p>
-    <w:p>
-      <w:pPr/>
-      <w:r>
-        <w:rPr>
-          <w:lang w:val="zh_TW" w:bidi="zh_TW"/>
-        </w:rPr>
-      </w:r>
-      <w:r>
-        <w:rPr>
-          <w:lang w:val="zh_TW" w:bidi="zh_TW"/>
-        </w:rPr>
-        <w:t>大衛的追隨者與掃羅的支持者之間爆發內戰，越來越多人歸順大衛。掃羅的將軍押尼珥最終與大衛談和，而大衛要求歸還米甲作為他的妻子，表明他對掃羅的王朝並無怨恨。在掃羅之子伊施波設（他曾擁立為王）同意之下，押尼珥到了希伯崙，向大衛承諾會讓全以色列支持他。然而，押尼珥因家族仇怨被大衛的將領約押殺害，不久之後，伊施波設也被刺殺。大衛公開哀悼押尼珥，並處決了刺殺伊施波設的兩名兇手。因此，當掃羅的王朝結束時，大衛並未被視為挑戰者，百姓認為他是順理成章的繼承人。於是，他得到了全以色列的承認而成為王（</w:t>
-      </w:r>
-      <w:hyperlink r:id="rId95">
-        <w:r>
-          <w:rPr>
-            <w:lang w:val="zh_TW" w:bidi="zh_TW"/>
-          </w:rPr>
-          <w:rPr>
-            <w:color w:val="0000EE"/>
-            <w:u w:val="single"/>
-          </w:rPr>
-          <w:t>撒下2–4章</w:t>
-        </w:r>
-      </w:hyperlink>
-      <w:r>
-        <w:rPr>
-          <w:lang w:val="zh_TW" w:bidi="zh_TW"/>
-        </w:rPr>
-        <w:t>）。</w:t>
-      </w:r>
-    </w:p>
-    <w:p>
-      <w:pPr>
-        <w:pStyle w:val="Heading4"/>
-      </w:pPr>
-      <w:r>
-        <w:rPr>
-          <w:lang w:val="zh_TW" w:bidi="zh_TW"/>
-        </w:rPr>
-        <w:t>在耶路撒冷建立統一的基礎</w:t>
-      </w:r>
-    </w:p>
-    <w:p>
-      <w:pPr/>
-      <w:r>
-        <w:rPr>
-          <w:lang w:val="zh_TW" w:bidi="zh_TW"/>
-        </w:rPr>
-      </w:r>
-      <w:r>
-        <w:rPr>
-          <w:lang w:val="zh_TW" w:bidi="zh_TW"/>
-        </w:rPr>
-        <w:t>當以色列人擁立大衛為王時，非利士人感到威脅，隨即發動攻擊（</w:t>
-      </w:r>
-      <w:hyperlink r:id="rId96">
-        <w:r>
-          <w:rPr>
-            <w:lang w:val="zh_TW" w:bidi="zh_TW"/>
-          </w:rPr>
-          <w:rPr>
-            <w:color w:val="0000EE"/>
-            <w:u w:val="single"/>
-          </w:rPr>
-          <w:t>撒下5章</w:t>
-        </w:r>
-      </w:hyperlink>
-      <w:r>
-        <w:rPr>
-          <w:lang w:val="zh_TW" w:bidi="zh_TW"/>
-        </w:rPr>
-        <w:t>；</w:t>
-      </w:r>
-      <w:hyperlink r:id="rId97">
-        <w:r>
-          <w:rPr>
-            <w:lang w:val="zh_TW" w:bidi="zh_TW"/>
-          </w:rPr>
-          <w:rPr>
-            <w:color w:val="0000EE"/>
-            <w:u w:val="single"/>
-          </w:rPr>
-          <w:t>代上14:8–17</w:t>
-        </w:r>
-      </w:hyperlink>
-      <w:r>
-        <w:rPr>
-          <w:lang w:val="zh_TW" w:bidi="zh_TW"/>
-        </w:rPr>
-        <w:t>）。大衛展現了強大的軍事實力，擊敗非利士人，成功統一以色列各支派。</w:t>
-      </w:r>
-    </w:p>
-    <w:p>
-      <w:pPr/>
-      <w:r>
-        <w:rPr>
-          <w:lang w:val="zh_TW" w:bidi="zh_TW"/>
-        </w:rPr>
-      </w:r>
-      <w:r>
-        <w:rPr>
-          <w:lang w:val="zh_TW" w:bidi="zh_TW"/>
-        </w:rPr>
-        <w:t>為尋求一個更中心的首都位置，大衛將目光轉向耶路撒冷城，那是耶布斯人的堡壘。約押接受了大衛攻克該城的挑戰，最終成功，並因此被任命為大衛軍隊的將軍。耶路撒冷後來被稱為「大衛的城」（</w:t>
-      </w:r>
-      <w:hyperlink r:id="rId98">
-        <w:r>
-          <w:rPr>
-            <w:lang w:val="zh_TW" w:bidi="zh_TW"/>
-          </w:rPr>
-          <w:rPr>
-            <w:color w:val="0000EE"/>
-            <w:u w:val="single"/>
-          </w:rPr>
-          <w:t>代上11:4–9</w:t>
-        </w:r>
-      </w:hyperlink>
-      <w:r>
-        <w:rPr>
-          <w:lang w:val="zh_TW" w:bidi="zh_TW"/>
-        </w:rPr>
-        <w:t>）。</w:t>
-      </w:r>
-    </w:p>
-    <w:p>
-      <w:pPr/>
-      <w:r>
-        <w:rPr>
-          <w:lang w:val="zh_TW" w:bidi="zh_TW"/>
-        </w:rPr>
-      </w:r>
-      <w:r>
-        <w:rPr>
-          <w:lang w:val="zh_TW" w:bidi="zh_TW"/>
-        </w:rPr>
-        <w:t>大衛曾在希伯崙將早期的追隨者組織成一支有效的游擊隊（</w:t>
-      </w:r>
-      <w:hyperlink r:id="rId99">
-        <w:r>
-          <w:rPr>
-            <w:lang w:val="zh_TW" w:bidi="zh_TW"/>
-          </w:rPr>
-          <w:rPr>
-            <w:color w:val="0000EE"/>
-            <w:u w:val="single"/>
-          </w:rPr>
-          <w:t>代上11:1–12:22</w:t>
-        </w:r>
-      </w:hyperlink>
-      <w:r>
-        <w:rPr>
-          <w:lang w:val="zh_TW" w:bidi="zh_TW"/>
-        </w:rPr>
-        <w:t>），他也同樣開始著手，組織整個以色列民族（</w:t>
-      </w:r>
-      <w:hyperlink r:id="rId100">
-        <w:r>
-          <w:rPr>
-            <w:lang w:val="zh_TW" w:bidi="zh_TW"/>
-          </w:rPr>
-          <w:rPr>
-            <w:color w:val="0000EE"/>
-            <w:u w:val="single"/>
-          </w:rPr>
-          <w:t>12:23–40</w:t>
-        </w:r>
-      </w:hyperlink>
-      <w:r>
-        <w:rPr>
-          <w:lang w:val="zh_TW" w:bidi="zh_TW"/>
-        </w:rPr>
-        <w:t>）。他在耶路撒冷立足後，迅速贏得了腓尼基人的認可，並與他們立約，聘請工匠為他在新首都建造了一座華麗的宮殿（</w:t>
-      </w:r>
-      <w:hyperlink r:id="rId101">
-        <w:r>
-          <w:rPr>
-            <w:lang w:val="zh_TW" w:bidi="zh_TW"/>
-          </w:rPr>
-          <w:rPr>
-            <w:color w:val="0000EE"/>
-            <w:u w:val="single"/>
-          </w:rPr>
-          <w:t>14:1–2</w:t>
-        </w:r>
-      </w:hyperlink>
-      <w:r>
-        <w:rPr>
-          <w:lang w:val="zh_TW" w:bidi="zh_TW"/>
-        </w:rPr>
-        <w:t>）。他還確保耶路撒冷成為以色列的宗教中心（</w:t>
-      </w:r>
-      <w:hyperlink r:id="rId102">
-        <w:r>
-          <w:rPr>
-            <w:lang w:val="zh_TW" w:bidi="zh_TW"/>
-          </w:rPr>
-          <w:rPr>
-            <w:color w:val="0000EE"/>
-            <w:u w:val="single"/>
-          </w:rPr>
-          <w:t>撒下6章</w:t>
-        </w:r>
-      </w:hyperlink>
-      <w:r>
-        <w:rPr>
-          <w:lang w:val="zh_TW" w:bidi="zh_TW"/>
-        </w:rPr>
-        <w:t>；</w:t>
-      </w:r>
-      <w:hyperlink r:id="rId103">
-        <w:r>
-          <w:rPr>
-            <w:lang w:val="zh_TW" w:bidi="zh_TW"/>
-          </w:rPr>
-          <w:rPr>
-            <w:color w:val="0000EE"/>
-            <w:u w:val="single"/>
-          </w:rPr>
-          <w:t>代上13–16</w:t>
-        </w:r>
-      </w:hyperlink>
-      <w:r>
-        <w:rPr>
-          <w:lang w:val="zh_TW" w:bidi="zh_TW"/>
-        </w:rPr>
-        <w:t>）。然而，他嘗試用牛車搬運約櫃，並且失敗（參</w:t>
-      </w:r>
-      <w:hyperlink r:id="rId104">
-        <w:r>
-          <w:rPr>
-            <w:lang w:val="zh_TW" w:bidi="zh_TW"/>
-          </w:rPr>
-          <w:rPr>
-            <w:color w:val="0000EE"/>
-            <w:u w:val="single"/>
-          </w:rPr>
-          <w:t>民4章</w:t>
-        </w:r>
-      </w:hyperlink>
-      <w:r>
-        <w:rPr>
-          <w:lang w:val="zh_TW" w:bidi="zh_TW"/>
-        </w:rPr>
-        <w:t>），提醒了這位強大的王，仍需按照神的方式行事才能成功。</w:t>
-      </w:r>
-    </w:p>
-    <w:p>
-      <w:pPr/>
-      <w:r>
-        <w:rPr>
-          <w:lang w:val="zh_TW" w:bidi="zh_TW"/>
-        </w:rPr>
-      </w:r>
-      <w:r>
-        <w:rPr>
-          <w:lang w:val="zh_TW" w:bidi="zh_TW"/>
-        </w:rPr>
-        <w:t>當耶路撒冷完全建立，成為國的首都後，大衛計劃為神建造聖殿。他與先知拿單分享了這一計劃，拿單初步表示支持。然而，當晚神藉著拿單傳達了信息，表示大衛不應建造聖殿。先知告訴大衛，神應許他的王位將永遠堅立。大衛與掃羅不同，他將有一個兒子繼承王位並延續他的國度，而這個兒子將會建造聖殿（</w:t>
-      </w:r>
-      <w:hyperlink r:id="rId105">
-        <w:r>
-          <w:rPr>
-            <w:lang w:val="zh_TW" w:bidi="zh_TW"/>
-          </w:rPr>
-          <w:rPr>
-            <w:color w:val="0000EE"/>
-            <w:u w:val="single"/>
-          </w:rPr>
-          <w:t>撒下7章</w:t>
-        </w:r>
-      </w:hyperlink>
-      <w:r>
-        <w:rPr>
-          <w:lang w:val="zh_TW" w:bidi="zh_TW"/>
-        </w:rPr>
-        <w:t>；</w:t>
-      </w:r>
-      <w:hyperlink r:id="rId106">
-        <w:r>
-          <w:rPr>
-            <w:lang w:val="zh_TW" w:bidi="zh_TW"/>
-          </w:rPr>
-          <w:rPr>
-            <w:color w:val="0000EE"/>
-            <w:u w:val="single"/>
-          </w:rPr>
-          <w:t>代上17章</w:t>
-        </w:r>
-      </w:hyperlink>
-      <w:r>
-        <w:rPr>
-          <w:lang w:val="zh_TW" w:bidi="zh_TW"/>
-        </w:rPr>
-        <w:t>）。</w:t>
-      </w:r>
-    </w:p>
-    <w:p>
-      <w:pPr>
-        <w:pStyle w:val="Heading4"/>
-      </w:pPr>
-      <w:r>
-        <w:rPr>
-          <w:lang w:val="zh_TW" w:bidi="zh_TW"/>
-        </w:rPr>
-        <w:t>繁榮與霸權</w:t>
-      </w:r>
-    </w:p>
-    <w:p>
-      <w:pPr/>
-      <w:r>
-        <w:rPr>
-          <w:lang w:val="zh_TW" w:bidi="zh_TW"/>
-        </w:rPr>
-      </w:r>
-      <w:r>
-        <w:rPr>
-          <w:lang w:val="zh_TW" w:bidi="zh_TW"/>
-        </w:rPr>
-        <w:t>關於大衛如何將其統治擴大，從猶大的部族地區擴展到從埃及的尼羅河至底格里斯—幼發拉底河流域的廣大帝國，記載甚少。然而，世俗歷史並未否定聖經的觀點，即大衛在公元前約1000年的「肥沃新月地帶」中心，擁有最強大的王國。</w:t>
-      </w:r>
-    </w:p>
-    <w:p>
-      <w:pPr/>
-      <w:r>
-        <w:rPr>
-          <w:lang w:val="zh_TW" w:bidi="zh_TW"/>
-        </w:rPr>
-      </w:r>
-      <w:r>
-        <w:rPr>
-          <w:lang w:val="zh_TW" w:bidi="zh_TW"/>
-        </w:rPr>
-        <w:t>與西部非利士人的小規模戰鬥可能頻繁發生，直到他們最終臣服大衛，並向他進貢。在掃羅的時代，非利士人壟斷了鐵器的使用（</w:t>
-      </w:r>
-      <w:hyperlink r:id="rId107">
-        <w:r>
-          <w:rPr>
-            <w:lang w:val="zh_TW" w:bidi="zh_TW"/>
-          </w:rPr>
-          <w:rPr>
-            <w:color w:val="0000EE"/>
-            <w:u w:val="single"/>
-          </w:rPr>
-          <w:t>撒上13:19–21</w:t>
-        </w:r>
-      </w:hyperlink>
-      <w:r>
-        <w:rPr>
-          <w:lang w:val="zh_TW" w:bidi="zh_TW"/>
-        </w:rPr>
-        <w:t>）。大衛晚年能夠自由使用鐵器（</w:t>
-      </w:r>
-      <w:hyperlink r:id="rId108">
-        <w:r>
-          <w:rPr>
-            <w:lang w:val="zh_TW" w:bidi="zh_TW"/>
-          </w:rPr>
-          <w:rPr>
-            <w:color w:val="0000EE"/>
-            <w:u w:val="single"/>
-          </w:rPr>
-          <w:t>代上22:3</w:t>
-        </w:r>
-      </w:hyperlink>
-      <w:r>
-        <w:rPr>
-          <w:lang w:val="zh_TW" w:bidi="zh_TW"/>
-        </w:rPr>
-        <w:t>），顯示以色列在經濟上可能發生了深遠的變化。</w:t>
-      </w:r>
-    </w:p>
-    <w:p>
-      <w:pPr/>
-      <w:r>
-        <w:rPr>
-          <w:lang w:val="zh_TW" w:bidi="zh_TW"/>
-        </w:rPr>
-      </w:r>
-      <w:r>
-        <w:rPr>
-          <w:lang w:val="zh_TW" w:bidi="zh_TW"/>
-        </w:rPr>
-        <w:t>大衛的王國向南擴展，在以東地區建立了軍事駐地。他還控制了摩押人和亞瑪力人，並從他們那裡獲得大量的金銀進貢。在東北方，以色列的支配權擴展至亞捫人和以大馬士革為首都的亞蘭人。大衛對待朋友與敵人的方式似乎都增強了他的王國的穩定和力量（</w:t>
-      </w:r>
-      <w:hyperlink r:id="rId109">
-        <w:r>
-          <w:rPr>
-            <w:lang w:val="zh_TW" w:bidi="zh_TW"/>
-          </w:rPr>
-          <w:rPr>
-            <w:color w:val="0000EE"/>
-            <w:u w:val="single"/>
-          </w:rPr>
-          <w:t>撒下8–10章</w:t>
-        </w:r>
-      </w:hyperlink>
-      <w:r>
-        <w:rPr>
-          <w:lang w:val="zh_TW" w:bidi="zh_TW"/>
-        </w:rPr>
-        <w:t>）。雖然大衛是一位才華橫溢的軍事戰略家，善於運用一切手段和資源帶領以色列取得成功，但他仍然謙卑將榮耀歸於神（</w:t>
-      </w:r>
-      <w:hyperlink r:id="rId110">
-        <w:r>
-          <w:rPr>
-            <w:lang w:val="zh_TW" w:bidi="zh_TW"/>
-          </w:rPr>
-          <w:rPr>
-            <w:color w:val="0000EE"/>
-            <w:u w:val="single"/>
-          </w:rPr>
-          <w:t>撒下22章</w:t>
-        </w:r>
-      </w:hyperlink>
-      <w:r>
-        <w:rPr>
-          <w:lang w:val="zh_TW" w:bidi="zh_TW"/>
-        </w:rPr>
-        <w:t>；見</w:t>
-      </w:r>
-      <w:hyperlink r:id="rId111">
-        <w:r>
-          <w:rPr>
-            <w:lang w:val="zh_TW" w:bidi="zh_TW"/>
-          </w:rPr>
-          <w:rPr>
-            <w:color w:val="0000EE"/>
-            <w:u w:val="single"/>
-          </w:rPr>
-          <w:t>詩18篇</w:t>
-        </w:r>
-      </w:hyperlink>
-      <w:r>
-        <w:rPr>
-          <w:lang w:val="zh_TW" w:bidi="zh_TW"/>
-        </w:rPr>
-        <w:t>）。</w:t>
-      </w:r>
-    </w:p>
-    <w:p>
-      <w:pPr>
-        <w:pStyle w:val="Heading4"/>
-      </w:pPr>
-      <w:r>
-        <w:rPr>
-          <w:lang w:val="zh_TW" w:bidi="zh_TW"/>
-        </w:rPr>
-        <w:t>王室中的罪</w:t>
-      </w:r>
-    </w:p>
-    <w:p>
-      <w:pPr/>
-      <w:r>
-        <w:rPr>
-          <w:lang w:val="zh_TW" w:bidi="zh_TW"/>
-        </w:rPr>
-      </w:r>
-      <w:r>
-        <w:rPr>
-          <w:lang w:val="zh_TW" w:bidi="zh_TW"/>
-        </w:rPr>
-        <w:t>撒母耳記下的長篇章節（第</w:t>
-      </w:r>
-      <w:hyperlink r:id="rId112">
-        <w:r>
-          <w:rPr>
-            <w:lang w:val="zh_TW" w:bidi="zh_TW"/>
-          </w:rPr>
-          <w:rPr>
-            <w:color w:val="0000EE"/>
-            <w:u w:val="single"/>
-          </w:rPr>
-          <w:t>11–20</w:t>
-        </w:r>
-      </w:hyperlink>
-      <w:r>
-        <w:rPr>
-          <w:lang w:val="zh_TW" w:bidi="zh_TW"/>
-        </w:rPr>
-        <w:t>章），坦白詳述了大衛家中的罪惡、犯罪和叛亂。他雖然是以色列的王，自身的缺點也有清楚描繪，並且他在行惡時也無法逃避神的審判。</w:t>
-      </w:r>
-    </w:p>
-    <w:p>
-      <w:pPr/>
-      <w:r>
-        <w:rPr>
-          <w:lang w:val="zh_TW" w:bidi="zh_TW"/>
-        </w:rPr>
-      </w:r>
-      <w:r>
-        <w:rPr>
-          <w:lang w:val="zh_TW" w:bidi="zh_TW"/>
-        </w:rPr>
-        <w:t>雖然在當時的近東地區，一夫多妻被視為地位的象徵，但以色列的王被明令禁止實行多妻制（</w:t>
-      </w:r>
-      <w:hyperlink r:id="rId113">
-        <w:r>
-          <w:rPr>
-            <w:lang w:val="zh_TW" w:bidi="zh_TW"/>
-          </w:rPr>
-          <w:rPr>
-            <w:color w:val="0000EE"/>
-            <w:u w:val="single"/>
-          </w:rPr>
-          <w:t>申17:17</w:t>
-        </w:r>
-      </w:hyperlink>
-      <w:r>
-        <w:rPr>
-          <w:lang w:val="zh_TW" w:bidi="zh_TW"/>
-        </w:rPr>
-        <w:t>）。然而，大衛卻實行了一夫多妻制，他的部分婚姻顯然具有政治目的，例如娶了掃羅的女兒米甲和基述公主瑪迦。家庭中接連發生亂倫、謀殺和叛亂等公然罪行，為大衛帶來極大的痛苦，甚至一度威脅他的王位。</w:t>
-      </w:r>
-    </w:p>
-    <w:p>
-      <w:pPr/>
-      <w:r>
-        <w:rPr>
-          <w:lang w:val="zh_TW" w:bidi="zh_TW"/>
-        </w:rPr>
-      </w:r>
-      <w:r>
-        <w:rPr>
-          <w:lang w:val="zh_TW" w:bidi="zh_TW"/>
-        </w:rPr>
-        <w:t>大衛與拔示巴犯下姦淫罪時，正值他軍事勝利和領土擴張的巔峰時期。這罪行使大衛陷入更深的罪惡之中：他策劃將拔示巴的丈夫烏利亞派往戰場前線，以圖謀害他的性命。在這段私生活中，大衛似乎完全將神排除在外。然而，當先知拿單直言責備他的罪時，大衛承認自己的過犯。他向神認罪，懇求赦免（見</w:t>
-      </w:r>
-      <w:hyperlink r:id="rId114">
-        <w:r>
-          <w:rPr>
-            <w:lang w:val="zh_TW" w:bidi="zh_TW"/>
-          </w:rPr>
-          <w:rPr>
-            <w:color w:val="0000EE"/>
-            <w:u w:val="single"/>
-          </w:rPr>
-          <w:t>詩32篇</w:t>
-        </w:r>
-      </w:hyperlink>
-      <w:r>
-        <w:rPr>
-          <w:lang w:val="zh_TW" w:bidi="zh_TW"/>
-        </w:rPr>
-        <w:t>和</w:t>
-      </w:r>
-      <w:hyperlink r:id="rId115">
-        <w:r>
-          <w:rPr>
-            <w:lang w:val="zh_TW" w:bidi="zh_TW"/>
-          </w:rPr>
-          <w:rPr>
-            <w:color w:val="0000EE"/>
-            <w:u w:val="single"/>
-          </w:rPr>
-          <w:t>51篇</w:t>
-        </w:r>
-      </w:hyperlink>
-      <w:r>
-        <w:rPr>
-          <w:lang w:val="zh_TW" w:bidi="zh_TW"/>
-        </w:rPr>
-        <w:t>）。神寬恕他，但他因缺乏自制和未能在家中執行紀律，承受了近十年的後果。雖然大衛在軍事和外交策略上無與倫比，但在家庭事務上卻顯得軟弱無力。他的放縱態度，很快見於兒子暗嫩亂倫犯罪之上，接著是押沙龍殺害兄弟的悲劇。</w:t>
-      </w:r>
-    </w:p>
-    <w:p>
-      <w:pPr/>
-      <w:r>
-        <w:rPr>
-          <w:lang w:val="zh_TW" w:bidi="zh_TW"/>
-        </w:rPr>
-      </w:r>
-      <w:r>
-        <w:rPr>
-          <w:lang w:val="zh_TW" w:bidi="zh_TW"/>
-        </w:rPr>
-        <w:t>押沙龍因觸怒父親逃往基述，在他母親的族人中避難了三年。最終，大衛的將軍約押成功讓大衛與這個疏遠的兒子和解。然而，押沙龍利用他在王室的地位籠絡人心，前往希伯崙發動突襲，並在全以色列自立為王。他的支持者眾多，對大衛構成巨大威脅，迫使大衛逃離耶路撒冷。大衛以他卓越的戰略才能，通過計策爭取時間，重組軍隊平息了兒子的叛亂。押沙龍在逃亡過程中喪命，使大衛哀痛不已。</w:t>
-      </w:r>
-    </w:p>
-    <w:p>
-      <w:pPr/>
-      <w:r>
-        <w:rPr>
-          <w:lang w:val="zh_TW" w:bidi="zh_TW"/>
-        </w:rPr>
-      </w:r>
-      <w:r>
-        <w:rPr>
-          <w:lang w:val="zh_TW" w:bidi="zh_TW"/>
-        </w:rPr>
-        <w:t>返回耶路撒冷後，大衛不得不修補押沙龍叛亂造成的損害。例如，他所屬的猶大支派曾支持押沙龍。此外，另一場由便雅憫支派的示巴煽動的叛亂，也必須由約押鎮壓後，王國才能恢復穩定。</w:t>
-      </w:r>
-    </w:p>
-    <w:p>
-      <w:pPr>
-        <w:pStyle w:val="Heading4"/>
-      </w:pPr>
-      <w:r>
-        <w:rPr>
-          <w:lang w:val="zh_TW" w:bidi="zh_TW"/>
-        </w:rPr>
-        <w:t>大衛的晚年</w:t>
-      </w:r>
-    </w:p>
-    <w:p>
-      <w:pPr/>
-      <w:r>
-        <w:rPr>
-          <w:lang w:val="zh_TW" w:bidi="zh_TW"/>
-        </w:rPr>
-      </w:r>
-      <w:r>
-        <w:rPr>
-          <w:lang w:val="zh_TW" w:bidi="zh_TW"/>
-        </w:rPr>
-        <w:t>儘管大衛未得允許建造耶路撒冷的聖殿，他在統治的最後幾年，卻為這一計劃做了大量準備。他儲備建築材料，並組織王國資源，有效使用國內外的勞動力。此外，他還仔細安排好新聖殿的宗教敬拜細節（</w:t>
-      </w:r>
-      <w:hyperlink r:id="rId116">
-        <w:r>
-          <w:rPr>
-            <w:lang w:val="zh_TW" w:bidi="zh_TW"/>
-          </w:rPr>
-          <w:rPr>
-            <w:color w:val="0000EE"/>
-            <w:u w:val="single"/>
-          </w:rPr>
-          <w:t>代上21–29章</w:t>
-        </w:r>
-      </w:hyperlink>
-      <w:r>
-        <w:rPr>
-          <w:lang w:val="zh_TW" w:bidi="zh_TW"/>
-        </w:rPr>
-        <w:t>）。</w:t>
-      </w:r>
-    </w:p>
-    <w:p>
-      <w:pPr/>
-      <w:r>
-        <w:rPr>
-          <w:lang w:val="zh_TW" w:bidi="zh_TW"/>
-        </w:rPr>
-      </w:r>
-      <w:r>
-        <w:rPr>
-          <w:lang w:val="zh_TW" w:bidi="zh_TW"/>
-        </w:rPr>
-        <w:t>大衛的軍事和行政組織可能仿效埃及的模式。他的軍隊由忠於王室的軍官嚴格控制，還包括雇傭兵。大衛任命可信賴的官員管理帝國各地的農場、牲畜和果園（</w:t>
-      </w:r>
-      <w:hyperlink r:id="rId117">
-        <w:r>
-          <w:rPr>
-            <w:lang w:val="zh_TW" w:bidi="zh_TW"/>
-          </w:rPr>
-          <w:rPr>
-            <w:color w:val="0000EE"/>
-            <w:u w:val="single"/>
-          </w:rPr>
-          <w:t>代上27:25–31</w:t>
-        </w:r>
-      </w:hyperlink>
-      <w:r>
-        <w:rPr>
-          <w:lang w:val="zh_TW" w:bidi="zh_TW"/>
-        </w:rPr>
-        <w:t>）。</w:t>
-      </w:r>
-    </w:p>
-    <w:p>
-      <w:pPr/>
-      <w:r>
-        <w:rPr>
-          <w:lang w:val="zh_TW" w:bidi="zh_TW"/>
-        </w:rPr>
-      </w:r>
-      <w:r>
-        <w:rPr>
-          <w:lang w:val="zh_TW" w:bidi="zh_TW"/>
-        </w:rPr>
-        <w:t>大衛發起或至少開始了一次以色列的人口普查（</w:t>
-      </w:r>
-      <w:hyperlink r:id="rId118">
-        <w:r>
-          <w:rPr>
-            <w:lang w:val="zh_TW" w:bidi="zh_TW"/>
-          </w:rPr>
-          <w:rPr>
-            <w:color w:val="0000EE"/>
-            <w:u w:val="single"/>
-          </w:rPr>
-          <w:t>撒下24章</w:t>
-        </w:r>
-      </w:hyperlink>
-      <w:r>
-        <w:rPr>
-          <w:lang w:val="zh_TW" w:bidi="zh_TW"/>
-        </w:rPr>
-        <w:t>；</w:t>
-      </w:r>
-      <w:hyperlink r:id="rId119">
-        <w:r>
-          <w:rPr>
-            <w:lang w:val="zh_TW" w:bidi="zh_TW"/>
-          </w:rPr>
-          <w:rPr>
-            <w:color w:val="0000EE"/>
-            <w:u w:val="single"/>
-          </w:rPr>
-          <w:t>代上21章</w:t>
-        </w:r>
-      </w:hyperlink>
-      <w:r>
-        <w:rPr>
-          <w:lang w:val="zh_TW" w:bidi="zh_TW"/>
-        </w:rPr>
-        <w:t>）。記載並不完整，未能解答部分問題，例如神為何施行懲罰。儘管約押反對，大衛堅持進行普查。由於大衛後來清楚意識到此舉為罪，可能他是因驕傲而希望確定自己的軍事實力（約150萬人）。神的懲罰或許也與百姓支持押沙龍和示巴的叛亂有關。</w:t>
-      </w:r>
-    </w:p>
-    <w:p>
-      <w:pPr/>
-      <w:r>
-        <w:rPr>
-          <w:lang w:val="zh_TW" w:bidi="zh_TW"/>
-        </w:rPr>
-      </w:r>
-      <w:r>
-        <w:rPr>
-          <w:lang w:val="zh_TW" w:bidi="zh_TW"/>
-        </w:rPr>
-        <w:t>神藉著先知迦得，給大衛三種懲罰的選擇，他選擇了三天的瘟疫。在大衛和長老悔改時，他們看見一位天使站在耶布斯人阿珥楠（亞勞拿）的打麥場上。大衛在此獻祭，並為百姓禱告。後來，他購買了該打麥場，決定這裡將成為他的兒子所羅門建造聖殿的所在地（</w:t>
-      </w:r>
-      <w:hyperlink r:id="rId120">
-        <w:r>
-          <w:rPr>
-            <w:lang w:val="zh_TW" w:bidi="zh_TW"/>
-          </w:rPr>
-          <w:rPr>
-            <w:color w:val="0000EE"/>
-            <w:u w:val="single"/>
-          </w:rPr>
-          <w:t>代上21:28–22:1</w:t>
-        </w:r>
-      </w:hyperlink>
-      <w:r>
-        <w:rPr>
-          <w:lang w:val="zh_TW" w:bidi="zh_TW"/>
-        </w:rPr>
-        <w:t>）。</w:t>
-      </w:r>
-    </w:p>
-    <w:p>
-      <w:pPr>
-        <w:pStyle w:val="Heading3"/>
-      </w:pPr>
-      <w:r>
-        <w:rPr>
-          <w:lang w:val="zh_TW" w:bidi="zh_TW"/>
-        </w:rPr>
-        <w:t>大衛的持續影響</w:t>
-      </w:r>
-    </w:p>
-    <w:p>
-      <w:pPr>
-        <w:pStyle w:val="Heading4"/>
-      </w:pPr>
-      <w:r>
-        <w:rPr>
-          <w:lang w:val="zh_TW" w:bidi="zh_TW"/>
-        </w:rPr>
-        <w:t>詩篇的作者</w:t>
-      </w:r>
-    </w:p>
-    <w:p>
-      <w:pPr/>
-      <w:r>
-        <w:rPr>
-          <w:lang w:val="zh_TW" w:bidi="zh_TW"/>
-        </w:rPr>
-      </w:r>
-      <w:r>
-        <w:rPr>
-          <w:lang w:val="zh_TW" w:bidi="zh_TW"/>
-        </w:rPr>
-        <w:t>舊約的詩篇成為古代以色列最受歡迎的書卷之一，並持續影響歷世歷代的無數讀者。這些由大衛創作的讚美詩，是為聖殿敬拜所準備的（</w:t>
-      </w:r>
-      <w:hyperlink r:id="rId121">
-        <w:r>
-          <w:rPr>
-            <w:lang w:val="zh_TW" w:bidi="zh_TW"/>
-          </w:rPr>
-          <w:rPr>
-            <w:color w:val="0000EE"/>
-            <w:u w:val="single"/>
-          </w:rPr>
-          <w:t>代下29:30</w:t>
-        </w:r>
-      </w:hyperlink>
-      <w:r>
-        <w:rPr>
-          <w:lang w:val="zh_TW" w:bidi="zh_TW"/>
-        </w:rPr>
-        <w:t>）。由大衛所寫的73篇詩篇，靈感多數源自他與神及他人的關係。</w:t>
-      </w:r>
-    </w:p>
-    <w:p>
-      <w:pPr/>
-      <w:r>
-        <w:rPr>
-          <w:lang w:val="zh_TW" w:bidi="zh_TW"/>
-        </w:rPr>
-      </w:r>
-      <w:r>
-        <w:rPr>
-          <w:lang w:val="zh_TW" w:bidi="zh_TW"/>
-        </w:rPr>
-        <w:t>大衛可能編輯了詩篇的第一卷（</w:t>
-      </w:r>
-      <w:hyperlink r:id="rId122">
-        <w:r>
-          <w:rPr>
-            <w:lang w:val="zh_TW" w:bidi="zh_TW"/>
-          </w:rPr>
-          <w:rPr>
-            <w:color w:val="0000EE"/>
-            <w:u w:val="single"/>
-          </w:rPr>
-          <w:t>1–41篇</w:t>
-        </w:r>
-      </w:hyperlink>
-      <w:r>
-        <w:rPr>
-          <w:lang w:val="zh_TW" w:bidi="zh_TW"/>
-        </w:rPr>
-        <w:t>）和第四卷（</w:t>
-      </w:r>
-      <w:hyperlink r:id="rId123">
-        <w:r>
-          <w:rPr>
-            <w:lang w:val="zh_TW" w:bidi="zh_TW"/>
-          </w:rPr>
-          <w:rPr>
-            <w:color w:val="0000EE"/>
-            <w:u w:val="single"/>
-          </w:rPr>
-          <w:t>90–106篇</w:t>
-        </w:r>
-      </w:hyperlink>
-      <w:r>
-        <w:rPr>
-          <w:lang w:val="zh_TW" w:bidi="zh_TW"/>
-        </w:rPr>
-        <w:t>），因為其中大部分詩篇由他親自創作。他的其它詩篇（</w:t>
-      </w:r>
-      <w:hyperlink r:id="rId124">
-        <w:r>
-          <w:rPr>
-            <w:lang w:val="zh_TW" w:bidi="zh_TW"/>
-          </w:rPr>
-          <w:rPr>
-            <w:color w:val="0000EE"/>
-            <w:u w:val="single"/>
-          </w:rPr>
-          <w:t>詩51–71篇</w:t>
-        </w:r>
-      </w:hyperlink>
-      <w:r>
-        <w:rPr>
-          <w:lang w:val="zh_TW" w:bidi="zh_TW"/>
-        </w:rPr>
-        <w:t>）則被納入可能由所羅門編輯的第二卷（</w:t>
-      </w:r>
-      <w:hyperlink r:id="rId125">
-        <w:r>
-          <w:rPr>
-            <w:lang w:val="zh_TW" w:bidi="zh_TW"/>
-          </w:rPr>
-          <w:rPr>
-            <w:color w:val="0000EE"/>
-            <w:u w:val="single"/>
-          </w:rPr>
-          <w:t>42–72篇</w:t>
-        </w:r>
-      </w:hyperlink>
-      <w:r>
-        <w:rPr>
-          <w:lang w:val="zh_TW" w:bidi="zh_TW"/>
-        </w:rPr>
-        <w:t>）。在後世中，這些詩篇用於敬拜時，又添加了更多篇章，直至以斯拉的時代。</w:t>
-      </w:r>
-    </w:p>
-    <w:p>
-      <w:pPr/>
-      <w:r>
-        <w:rPr>
-          <w:lang w:val="zh_TW" w:bidi="zh_TW"/>
-        </w:rPr>
-      </w:r>
-      <w:r>
-        <w:rPr>
-          <w:lang w:val="zh_TW" w:bidi="zh_TW"/>
-        </w:rPr>
-        <w:t>大衛的詩篇是多篇詩作，為以色列敬拜而譜成音樂。他組織祭司和利未人，又為敬拜提供樂器（</w:t>
-      </w:r>
-      <w:hyperlink r:id="rId126">
-        <w:r>
-          <w:rPr>
-            <w:lang w:val="zh_TW" w:bidi="zh_TW"/>
-          </w:rPr>
-          <w:rPr>
-            <w:color w:val="0000EE"/>
-            <w:u w:val="single"/>
-          </w:rPr>
-          <w:t>代下7:6，</w:t>
-        </w:r>
-      </w:hyperlink>
-      <w:hyperlink r:id="rId127">
-        <w:r>
-          <w:rPr>
-            <w:lang w:val="zh_TW" w:bidi="zh_TW"/>
-          </w:rPr>
-          <w:rPr>
-            <w:color w:val="0000EE"/>
-            <w:u w:val="single"/>
-          </w:rPr>
-          <w:t>8:14</w:t>
-        </w:r>
-      </w:hyperlink>
-      <w:r>
-        <w:rPr>
-          <w:lang w:val="zh_TW" w:bidi="zh_TW"/>
-        </w:rPr>
-        <w:t>），奠定了以色列宗教生活的模式。</w:t>
-      </w:r>
-    </w:p>
-    <w:p>
-      <w:pPr>
-        <w:pStyle w:val="Heading4"/>
-      </w:pPr>
-      <w:r>
-        <w:rPr>
-          <w:lang w:val="zh_TW" w:bidi="zh_TW"/>
-        </w:rPr>
-        <w:t>先知書中的大衛</w:t>
-      </w:r>
-    </w:p>
-    <w:p>
-      <w:pPr/>
-      <w:r>
-        <w:rPr>
-          <w:lang w:val="zh_TW" w:bidi="zh_TW"/>
-        </w:rPr>
-      </w:r>
-      <w:r>
-        <w:rPr>
-          <w:lang w:val="zh_TW" w:bidi="zh_TW"/>
-        </w:rPr>
-        <w:t>大衛被認為是以色列最偉大的王，常在舊約先知書中用作比較的標準。以賽亞（如</w:t>
-      </w:r>
-      <w:hyperlink r:id="rId128">
-        <w:r>
-          <w:rPr>
-            <w:lang w:val="zh_TW" w:bidi="zh_TW"/>
-          </w:rPr>
-          <w:rPr>
-            <w:color w:val="0000EE"/>
-            <w:u w:val="single"/>
-          </w:rPr>
-          <w:t>賽7:2、13，</w:t>
-        </w:r>
-      </w:hyperlink>
-      <w:hyperlink r:id="rId129">
-        <w:r>
-          <w:rPr>
-            <w:lang w:val="zh_TW" w:bidi="zh_TW"/>
-          </w:rPr>
-          <w:rPr>
-            <w:color w:val="0000EE"/>
-            <w:u w:val="single"/>
-          </w:rPr>
-          <w:t>22:22</w:t>
-        </w:r>
-      </w:hyperlink>
-      <w:r>
-        <w:rPr>
-          <w:lang w:val="zh_TW" w:bidi="zh_TW"/>
-        </w:rPr>
-        <w:t>）和耶利米，經常提到他們當代的君王，是屬於大衛的「家」或「寶座」。對比一些未尊崇神的大衛後裔，以賽亞和耶利米都曾預言一位彌賽亞君王，將在大衛的寶座上，永遠施行公平和公義（</w:t>
-      </w:r>
-      <w:hyperlink r:id="rId130">
-        <w:r>
-          <w:rPr>
-            <w:lang w:val="zh_TW" w:bidi="zh_TW"/>
-          </w:rPr>
-          <w:rPr>
-            <w:color w:val="0000EE"/>
-            <w:u w:val="single"/>
-          </w:rPr>
-          <w:t>賽9:7</w:t>
-        </w:r>
-      </w:hyperlink>
-      <w:r>
-        <w:rPr>
-          <w:lang w:val="zh_TW" w:bidi="zh_TW"/>
-        </w:rPr>
-        <w:t>；</w:t>
-      </w:r>
-      <w:hyperlink r:id="rId131">
-        <w:r>
-          <w:rPr>
-            <w:lang w:val="zh_TW" w:bidi="zh_TW"/>
-          </w:rPr>
-          <w:rPr>
-            <w:color w:val="0000EE"/>
-            <w:u w:val="single"/>
-          </w:rPr>
-          <w:t>耶33:15</w:t>
-        </w:r>
-      </w:hyperlink>
-      <w:r>
-        <w:rPr>
-          <w:lang w:val="zh_TW" w:bidi="zh_TW"/>
-        </w:rPr>
-        <w:t>）。以賽亞描述這位未來的君王時，指出他來自大衛之父耶西的家系（</w:t>
-      </w:r>
-      <w:hyperlink r:id="rId132">
-        <w:r>
-          <w:rPr>
-            <w:lang w:val="zh_TW" w:bidi="zh_TW"/>
-          </w:rPr>
-          <w:rPr>
-            <w:color w:val="0000EE"/>
-            <w:u w:val="single"/>
-          </w:rPr>
-          <w:t>賽11:1–10</w:t>
-        </w:r>
-      </w:hyperlink>
-      <w:r>
-        <w:rPr>
-          <w:lang w:val="zh_TW" w:bidi="zh_TW"/>
-        </w:rPr>
-        <w:t>）。預言普世和平的到來時，以賽亞提到首都在「錫安」，即大衛的城（</w:t>
-      </w:r>
-      <w:hyperlink r:id="rId133">
-        <w:r>
-          <w:rPr>
-            <w:lang w:val="zh_TW" w:bidi="zh_TW"/>
-          </w:rPr>
-          <w:rPr>
-            <w:color w:val="0000EE"/>
-            <w:u w:val="single"/>
-          </w:rPr>
-          <w:t>2:1–4</w:t>
-        </w:r>
-      </w:hyperlink>
-      <w:r>
-        <w:rPr>
-          <w:lang w:val="zh_TW" w:bidi="zh_TW"/>
-        </w:rPr>
-        <w:t>）。</w:t>
-      </w:r>
-    </w:p>
-    <w:p>
-      <w:pPr/>
-      <w:r>
-        <w:rPr>
-          <w:lang w:val="zh_TW" w:bidi="zh_TW"/>
-        </w:rPr>
-      </w:r>
-      <w:r>
-        <w:rPr>
-          <w:lang w:val="zh_TW" w:bidi="zh_TW"/>
-        </w:rPr>
-        <w:t>以西結應許大衛將在末世及彌賽亞時代重新作王（</w:t>
-      </w:r>
-      <w:hyperlink r:id="rId134">
-        <w:r>
-          <w:rPr>
-            <w:lang w:val="zh_TW" w:bidi="zh_TW"/>
-          </w:rPr>
-          <w:rPr>
-            <w:color w:val="0000EE"/>
-            <w:u w:val="single"/>
-          </w:rPr>
-          <w:t>結37:24–25</w:t>
-        </w:r>
-      </w:hyperlink>
-      <w:r>
-        <w:rPr>
-          <w:lang w:val="zh_TW" w:bidi="zh_TW"/>
-        </w:rPr>
-        <w:t>），並稱「我的僕人大衛」為以色列的牧人（</w:t>
-      </w:r>
-      <w:hyperlink r:id="rId135">
-        <w:r>
-          <w:rPr>
-            <w:lang w:val="zh_TW" w:bidi="zh_TW"/>
-          </w:rPr>
-          <w:rPr>
-            <w:color w:val="0000EE"/>
-            <w:u w:val="single"/>
-          </w:rPr>
-          <w:t>34:23</w:t>
-        </w:r>
-      </w:hyperlink>
-      <w:r>
-        <w:rPr>
-          <w:lang w:val="zh_TW" w:bidi="zh_TW"/>
-        </w:rPr>
-        <w:t>）。何西阿同樣將未來的君王視為大衛王（</w:t>
-      </w:r>
-      <w:hyperlink r:id="rId136">
-        <w:r>
-          <w:rPr>
-            <w:lang w:val="zh_TW" w:bidi="zh_TW"/>
-          </w:rPr>
-          <w:rPr>
-            <w:color w:val="0000EE"/>
-            <w:u w:val="single"/>
-          </w:rPr>
-          <w:t>何3:5</w:t>
-        </w:r>
-      </w:hyperlink>
-      <w:r>
-        <w:rPr>
-          <w:lang w:val="zh_TW" w:bidi="zh_TW"/>
-        </w:rPr>
-        <w:t>）。阿摩司保證神將重建大衛倒塌的「帳幕」（</w:t>
-      </w:r>
-      <w:hyperlink r:id="rId137">
-        <w:r>
-          <w:rPr>
-            <w:lang w:val="zh_TW" w:bidi="zh_TW"/>
-          </w:rPr>
-          <w:rPr>
-            <w:color w:val="0000EE"/>
-            <w:u w:val="single"/>
-          </w:rPr>
-          <w:t>摩9:11</w:t>
-        </w:r>
-      </w:hyperlink>
-      <w:r>
-        <w:rPr>
-          <w:lang w:val="zh_TW" w:bidi="zh_TW"/>
-        </w:rPr>
-        <w:t>），使百姓再次安居。撒迦利亞五次提到「大衛的家」（在</w:t>
-      </w:r>
-      <w:hyperlink r:id="rId138">
-        <w:r>
-          <w:rPr>
-            <w:lang w:val="zh_TW" w:bidi="zh_TW"/>
-          </w:rPr>
-          <w:rPr>
-            <w:color w:val="0000EE"/>
-            <w:u w:val="single"/>
-          </w:rPr>
-          <w:t>亞12–13章</w:t>
-        </w:r>
-      </w:hyperlink>
-      <w:r>
-        <w:rPr>
-          <w:lang w:val="zh_TW" w:bidi="zh_TW"/>
-        </w:rPr>
-        <w:t>），激勵人們盼望恢復大衛的輝煌王朝。在預告審判降臨當代君王與百姓的同時，先知的信息也闡明了大衛統治期間，應許那永恆寶座的概念。</w:t>
-      </w:r>
-    </w:p>
-    <w:p>
-      <w:pPr>
-        <w:pStyle w:val="Heading4"/>
-      </w:pPr>
-      <w:r>
-        <w:rPr>
-          <w:lang w:val="zh_TW" w:bidi="zh_TW"/>
-        </w:rPr>
-        <w:t>新約聖經中的大衛</w:t>
-      </w:r>
-    </w:p>
-    <w:p>
-      <w:pPr/>
-      <w:r>
-        <w:rPr>
-          <w:lang w:val="zh_TW" w:bidi="zh_TW"/>
-        </w:rPr>
-      </w:r>
-      <w:r>
-        <w:rPr>
-          <w:lang w:val="zh_TW" w:bidi="zh_TW"/>
-        </w:rPr>
-        <w:t>福音書多次提到大衛，確立耶穌為「大衛子孫」的身份。神與大衛所立的約，包括一位永恆的君王將來自大衛的家系（</w:t>
-      </w:r>
-      <w:hyperlink r:id="rId139">
-        <w:r>
-          <w:rPr>
-            <w:lang w:val="zh_TW" w:bidi="zh_TW"/>
-          </w:rPr>
-          <w:rPr>
-            <w:color w:val="0000EE"/>
-            <w:u w:val="single"/>
-          </w:rPr>
-          <w:t>太1:1，</w:t>
-        </w:r>
-      </w:hyperlink>
-      <w:hyperlink r:id="rId140">
-        <w:r>
-          <w:rPr>
-            <w:lang w:val="zh_TW" w:bidi="zh_TW"/>
-          </w:rPr>
-          <w:rPr>
-            <w:color w:val="0000EE"/>
-            <w:u w:val="single"/>
-          </w:rPr>
-          <w:t>9:27，</w:t>
-        </w:r>
-      </w:hyperlink>
-      <w:hyperlink r:id="rId141">
-        <w:r>
-          <w:rPr>
-            <w:lang w:val="zh_TW" w:bidi="zh_TW"/>
-          </w:rPr>
-          <w:rPr>
-            <w:color w:val="0000EE"/>
-            <w:u w:val="single"/>
-          </w:rPr>
-          <w:t>12:23</w:t>
-        </w:r>
-      </w:hyperlink>
-      <w:r>
-        <w:rPr>
-          <w:lang w:val="zh_TW" w:bidi="zh_TW"/>
-        </w:rPr>
-        <w:t>；</w:t>
-      </w:r>
-      <w:hyperlink r:id="rId142">
-        <w:r>
-          <w:rPr>
-            <w:lang w:val="zh_TW" w:bidi="zh_TW"/>
-          </w:rPr>
-          <w:rPr>
-            <w:color w:val="0000EE"/>
-            <w:u w:val="single"/>
-          </w:rPr>
-          <w:t>可10:48，</w:t>
-        </w:r>
-      </w:hyperlink>
-      <w:hyperlink r:id="rId143">
-        <w:r>
-          <w:rPr>
-            <w:lang w:val="zh_TW" w:bidi="zh_TW"/>
-          </w:rPr>
-          <w:rPr>
-            <w:color w:val="0000EE"/>
-            <w:u w:val="single"/>
-          </w:rPr>
-          <w:t>12:35</w:t>
-        </w:r>
-      </w:hyperlink>
-      <w:r>
-        <w:rPr>
-          <w:lang w:val="zh_TW" w:bidi="zh_TW"/>
-        </w:rPr>
-        <w:t>；</w:t>
-      </w:r>
-      <w:hyperlink r:id="rId144">
-        <w:r>
-          <w:rPr>
-            <w:lang w:val="zh_TW" w:bidi="zh_TW"/>
-          </w:rPr>
-          <w:rPr>
-            <w:color w:val="0000EE"/>
-            <w:u w:val="single"/>
-          </w:rPr>
-          <w:t>路18:38–39，</w:t>
-        </w:r>
-      </w:hyperlink>
-      <w:hyperlink r:id="rId145">
-        <w:r>
-          <w:rPr>
-            <w:lang w:val="zh_TW" w:bidi="zh_TW"/>
-          </w:rPr>
-          <w:rPr>
-            <w:color w:val="0000EE"/>
-            <w:u w:val="single"/>
-          </w:rPr>
-          <w:t>20:41</w:t>
-        </w:r>
-      </w:hyperlink>
-      <w:r>
-        <w:rPr>
-          <w:lang w:val="zh_TW" w:bidi="zh_TW"/>
-        </w:rPr>
-        <w:t>）。根據</w:t>
-      </w:r>
-      <w:hyperlink r:id="rId146">
-        <w:r>
-          <w:rPr>
-            <w:lang w:val="zh_TW" w:bidi="zh_TW"/>
-          </w:rPr>
-          <w:rPr>
-            <w:color w:val="0000EE"/>
-            <w:u w:val="single"/>
-          </w:rPr>
-          <w:t>馬可福音十一章10節</w:t>
-        </w:r>
-      </w:hyperlink>
-      <w:r>
-        <w:rPr>
-          <w:lang w:val="zh_TW" w:bidi="zh_TW"/>
-        </w:rPr>
-        <w:t>和</w:t>
-      </w:r>
-      <w:hyperlink r:id="rId147">
-        <w:r>
-          <w:rPr>
-            <w:lang w:val="zh_TW" w:bidi="zh_TW"/>
-          </w:rPr>
-          <w:rPr>
-            <w:color w:val="0000EE"/>
-            <w:u w:val="single"/>
-          </w:rPr>
-          <w:t>約翰福音七章42節</w:t>
-        </w:r>
-      </w:hyperlink>
-      <w:r>
-        <w:rPr>
-          <w:lang w:val="zh_TW" w:bidi="zh_TW"/>
-        </w:rPr>
-        <w:t>，耶穌時代的猶太人期望彌賽亞（基督）是大衛的後裔。雖然福音書表明耶穌來自大衛的家系，但也明確教導耶穌是神的兒子（</w:t>
-      </w:r>
-      <w:hyperlink r:id="rId148">
-        <w:r>
-          <w:rPr>
-            <w:lang w:val="zh_TW" w:bidi="zh_TW"/>
-          </w:rPr>
-          <w:rPr>
-            <w:color w:val="0000EE"/>
-            <w:u w:val="single"/>
-          </w:rPr>
-          <w:t>太22:41–45</w:t>
-        </w:r>
-      </w:hyperlink>
-      <w:r>
-        <w:rPr>
-          <w:lang w:val="zh_TW" w:bidi="zh_TW"/>
-        </w:rPr>
-        <w:t>；</w:t>
-      </w:r>
-      <w:hyperlink r:id="rId149">
-        <w:r>
-          <w:rPr>
-            <w:lang w:val="zh_TW" w:bidi="zh_TW"/>
-          </w:rPr>
-          <w:rPr>
-            <w:color w:val="0000EE"/>
-            <w:u w:val="single"/>
-          </w:rPr>
-          <w:t>可12:35–37</w:t>
-        </w:r>
-      </w:hyperlink>
-      <w:r>
-        <w:rPr>
-          <w:lang w:val="zh_TW" w:bidi="zh_TW"/>
-        </w:rPr>
-        <w:t>；</w:t>
-      </w:r>
-      <w:hyperlink r:id="rId150">
-        <w:r>
-          <w:rPr>
-            <w:lang w:val="zh_TW" w:bidi="zh_TW"/>
-          </w:rPr>
-          <w:rPr>
-            <w:color w:val="0000EE"/>
-            <w:u w:val="single"/>
-          </w:rPr>
-          <w:t>路20:41–44</w:t>
-        </w:r>
-      </w:hyperlink>
-      <w:r>
-        <w:rPr>
-          <w:lang w:val="zh_TW" w:bidi="zh_TW"/>
-        </w:rPr>
-        <w:t>）。</w:t>
-      </w:r>
-    </w:p>
-    <w:p>
-      <w:pPr/>
-      <w:r>
-        <w:rPr>
-          <w:lang w:val="zh_TW" w:bidi="zh_TW"/>
-        </w:rPr>
-      </w:r>
-      <w:r>
-        <w:rPr>
-          <w:lang w:val="zh_TW" w:bidi="zh_TW"/>
-        </w:rPr>
-        <w:t>使徒行傳將大衛視為神應許的接受者，而這些應許在耶穌基督裡得以成就。此外，大衛也被視為先知，受聖靈啟示而寫下詩篇（</w:t>
-      </w:r>
-      <w:hyperlink r:id="rId151">
-        <w:r>
-          <w:rPr>
-            <w:lang w:val="zh_TW" w:bidi="zh_TW"/>
-          </w:rPr>
-          <w:rPr>
-            <w:color w:val="0000EE"/>
-            <w:u w:val="single"/>
-          </w:rPr>
-          <w:t>徒1:16</w:t>
-        </w:r>
-      </w:hyperlink>
-      <w:r>
-        <w:rPr>
-          <w:lang w:val="zh_TW" w:bidi="zh_TW"/>
-        </w:rPr>
-        <w:t>；</w:t>
-      </w:r>
-      <w:hyperlink r:id="rId152">
-        <w:r>
-          <w:rPr>
-            <w:lang w:val="zh_TW" w:bidi="zh_TW"/>
-          </w:rPr>
-          <w:rPr>
-            <w:color w:val="0000EE"/>
-            <w:u w:val="single"/>
-          </w:rPr>
-          <w:t>2:22–36，</w:t>
-        </w:r>
-      </w:hyperlink>
-      <w:hyperlink r:id="rId153">
-        <w:r>
-          <w:rPr>
-            <w:lang w:val="zh_TW" w:bidi="zh_TW"/>
-          </w:rPr>
-          <w:rPr>
-            <w:color w:val="0000EE"/>
-            <w:u w:val="single"/>
-          </w:rPr>
-          <w:t>4:25，</w:t>
-        </w:r>
-      </w:hyperlink>
-      <w:hyperlink r:id="rId154">
-        <w:r>
-          <w:rPr>
-            <w:lang w:val="zh_TW" w:bidi="zh_TW"/>
-          </w:rPr>
-          <w:rPr>
-            <w:color w:val="0000EE"/>
-            <w:u w:val="single"/>
-          </w:rPr>
-          <w:t>13:26–39</w:t>
-        </w:r>
-      </w:hyperlink>
-      <w:r>
-        <w:rPr>
-          <w:lang w:val="zh_TW" w:bidi="zh_TW"/>
-        </w:rPr>
-        <w:t>）。</w:t>
-      </w:r>
-    </w:p>
-    <w:p>
-      <w:pPr/>
-      <w:r>
-        <w:rPr>
-          <w:lang w:val="zh_TW" w:bidi="zh_TW"/>
-        </w:rPr>
-      </w:r>
-      <w:r>
-        <w:rPr>
-          <w:lang w:val="zh_TW" w:bidi="zh_TW"/>
-        </w:rPr>
-        <w:t>在啟示錄中，耶穌被稱為擁有「大衛的鑰匙」（</w:t>
-      </w:r>
-      <w:hyperlink r:id="rId155">
-        <w:r>
-          <w:rPr>
-            <w:lang w:val="zh_TW" w:bidi="zh_TW"/>
-          </w:rPr>
-          <w:rPr>
-            <w:color w:val="0000EE"/>
-            <w:u w:val="single"/>
-          </w:rPr>
-          <w:t>啟3:7</w:t>
-        </w:r>
-      </w:hyperlink>
-      <w:r>
-        <w:rPr>
-          <w:lang w:val="zh_TW" w:bidi="zh_TW"/>
-        </w:rPr>
-        <w:t>），並被稱為「猶大支派中的獅子， 大衛的根」（</w:t>
-      </w:r>
-      <w:hyperlink r:id="rId156">
-        <w:r>
-          <w:rPr>
-            <w:lang w:val="zh_TW" w:bidi="zh_TW"/>
-          </w:rPr>
-          <w:rPr>
-            <w:color w:val="0000EE"/>
-            <w:u w:val="single"/>
-          </w:rPr>
-          <w:t>5:5</w:t>
-        </w:r>
-      </w:hyperlink>
-      <w:r>
-        <w:rPr>
-          <w:lang w:val="zh_TW" w:bidi="zh_TW"/>
-        </w:rPr>
-        <w:t>）。耶穌自稱說：「我是大衛的根，又是他的後裔。我是明亮的晨星」（</w:t>
-      </w:r>
-      <w:hyperlink r:id="rId157">
-        <w:r>
-          <w:rPr>
-            <w:lang w:val="zh_TW" w:bidi="zh_TW"/>
-          </w:rPr>
-          <w:rPr>
-            <w:color w:val="0000EE"/>
-            <w:u w:val="single"/>
-          </w:rPr>
-          <w:t>22:16</w:t>
-        </w:r>
-      </w:hyperlink>
-      <w:r>
-        <w:rPr>
-          <w:lang w:val="zh_TW" w:bidi="zh_TW"/>
-        </w:rPr>
-        <w:t>）。</w:t>
-      </w:r>
-    </w:p>
-    <w:p>
-      <w:pPr/>
-      <w:r>
-        <w:rPr>
-          <w:lang w:val="zh_TW" w:bidi="zh_TW"/>
-        </w:rPr>
-      </w:r>
-      <w:r>
-        <w:rPr>
-          <w:i/>
-          <w:lang w:val="zh_TW" w:bidi="zh_TW"/>
-        </w:rPr>
-        <w:t>另見</w:t>
-      </w:r>
-      <w:r>
-        <w:rPr>
-          <w:lang w:val="zh_TW" w:bidi="zh_TW"/>
-        </w:rPr>
-        <w:t xml:space="preserve"> </w:t>
-      </w:r>
-      <w:r>
-        <w:rPr>
-          <w:lang w:val="zh_TW" w:bidi="zh_TW"/>
-        </w:rPr>
-        <w:t>基督論</w:t>
-      </w:r>
-      <w:r>
-        <w:rPr>
-          <w:lang w:val="zh_TW" w:bidi="zh_TW"/>
-        </w:rPr>
-        <w:t>；</w:t>
-      </w:r>
-      <w:r>
-        <w:rPr>
-          <w:lang w:val="zh_TW" w:bidi="zh_TW"/>
-        </w:rPr>
-        <w:t>聖經年表（舊約）</w:t>
-      </w:r>
-      <w:r>
-        <w:rPr>
-          <w:lang w:val="zh_TW" w:bidi="zh_TW"/>
-        </w:rPr>
-        <w:t>；</w:t>
-      </w:r>
-      <w:r>
-        <w:rPr>
-          <w:lang w:val="zh_TW" w:bidi="zh_TW"/>
-        </w:rPr>
-        <w:t>以色列歷史</w:t>
-      </w:r>
-      <w:r>
-        <w:rPr>
-          <w:lang w:val="zh_TW" w:bidi="zh_TW"/>
-        </w:rPr>
-        <w:t>；</w:t>
-      </w:r>
-      <w:r>
-        <w:rPr>
-          <w:lang w:val="zh_TW" w:bidi="zh_TW"/>
-        </w:rPr>
-        <w:t>王</w:t>
-      </w:r>
-      <w:r>
-        <w:rPr>
-          <w:lang w:val="zh_TW" w:bidi="zh_TW"/>
-        </w:rPr>
-        <w:t>；</w:t>
-      </w:r>
-      <w:r>
-        <w:rPr>
-          <w:lang w:val="zh_TW" w:bidi="zh_TW"/>
-        </w:rPr>
-        <w:t>神的國，天國</w:t>
-      </w:r>
-      <w:r>
-        <w:rPr>
-          <w:lang w:val="zh_TW" w:bidi="zh_TW"/>
-        </w:rPr>
-        <w:t>；</w:t>
-      </w:r>
-      <w:r>
-        <w:rPr>
-          <w:lang w:val="zh_TW" w:bidi="zh_TW"/>
-        </w:rPr>
-        <w:t>彌賽亞</w:t>
+        <w:t>八福</w:t>
       </w:r>
       <w:r>
         <w:rPr>

--- a/zht/docx/023.content.docx
+++ b/zht/docx/023.content.docx
@@ -19,7 +19,7 @@
         <w:rPr>
           <w:lang w:val="zh_TW" w:bidi="zh_TW"/>
         </w:rPr>
-        <w:t>Resource: Tyndale Open Bible Dictionary</w:t>
+        <w:t>Resource: Aquifer Open Bible Dictionary</w:t>
       </w:r>
       <w:r>
         <w:rPr>
@@ -112,7 +112,7 @@
         <w:rPr>
           <w:lang w:val="zh_TW" w:bidi="zh_TW"/>
         </w:rPr>
-        <w:t>Tyndale Open Bible Dictionary</w:t>
+        <w:t>Aquifer Open Bible Dictionary</w:t>
       </w:r>
     </w:p>
     <w:p>

--- a/zht/docx/023.content.docx
+++ b/zht/docx/023.content.docx
@@ -149,7 +149,7 @@
         <w:rPr>
           <w:lang w:val="zh_TW" w:bidi="zh_TW"/>
         </w:rPr>
-        <w:t>ci</w:t>
+        <w:t>chuo</w:t>
       </w:r>
       <w:r>
         <w:rPr>
@@ -212,7 +212,7 @@
         <w:rPr>
           <w:lang w:val="zh_TW" w:bidi="zh_TW"/>
         </w:rPr>
-        <w:t>次經</w:t>
+        <w:t>綽巴</w:t>
       </w:r>
       <w:r>
         <w:rPr>
@@ -231,140 +231,19 @@
         <w:rPr>
           <w:lang w:val="zh_TW" w:bidi="zh_TW"/>
         </w:rPr>
-        <w:t>次經（Apocrypha）是複數詞語，是指某些特定的猶太與基督教書卷。這個詞語原本來自希臘文</w:t>
-      </w:r>
-      <w:r>
-        <w:rPr>
-          <w:i/>
-          <w:lang w:val="zh_TW" w:bidi="zh_TW"/>
-        </w:rPr>
-        <w:t>apocryphos</w:t>
+        <w:t>在猶滴傳中提到的村莊，當亞述將領</w:t>
       </w:r>
       <w:r>
         <w:rPr>
           <w:lang w:val="zh_TW" w:bidi="zh_TW"/>
         </w:rPr>
-        <w:t>，意思是「隱藏」或「秘密」。這些書卷通常以三種方式呈現：</w:t>
-      </w:r>
-    </w:p>
-    <w:p>
-      <w:pPr>
-        <w:pStyle w:val="ListBullet"/>
-        <w:spacing w:line="240" w:lineRule="auto"/>
-        <w:ind w:left="720"/>
-      </w:pPr>
-      <w:r>
-        <w:rPr>
-          <w:lang w:val="zh_TW" w:bidi="zh_TW"/>
-        </w:rPr>
+        <w:t>何樂佛尼</w:t>
       </w:r>
       <w:r>
         <w:rPr>
           <w:lang w:val="zh_TW" w:bidi="zh_TW"/>
         </w:rPr>
-        <w:t>由某位著名的聖經人物所寫，</w:t>
-      </w:r>
-    </w:p>
-    <w:p>
-      <w:pPr>
-        <w:pStyle w:val="ListBullet"/>
-        <w:spacing w:line="240" w:lineRule="auto"/>
-        <w:ind w:left="720"/>
-      </w:pPr>
-      <w:r>
-        <w:rPr>
-          <w:lang w:val="zh_TW" w:bidi="zh_TW"/>
-        </w:rPr>
-      </w:r>
-      <w:r>
-        <w:rPr>
-          <w:lang w:val="zh_TW" w:bidi="zh_TW"/>
-        </w:rPr>
-        <w:t>從神而來的啟示，以及</w:t>
-      </w:r>
-    </w:p>
-    <w:p>
-      <w:pPr>
-        <w:pStyle w:val="ListBullet"/>
-        <w:spacing w:line="240" w:lineRule="auto"/>
-        <w:ind w:left="720"/>
-      </w:pPr>
-      <w:r>
-        <w:rPr>
-          <w:lang w:val="zh_TW" w:bidi="zh_TW"/>
-        </w:rPr>
-      </w:r>
-      <w:r>
-        <w:rPr>
-          <w:lang w:val="zh_TW" w:bidi="zh_TW"/>
-        </w:rPr>
-        <w:t>包含與聖經信仰有關的重要教導。</w:t>
-      </w:r>
-    </w:p>
-    <w:p>
-      <w:pPr/>
-      <w:r>
-        <w:rPr>
-          <w:lang w:val="zh_TW" w:bidi="zh_TW"/>
-        </w:rPr>
-      </w:r>
-      <w:r>
-        <w:rPr>
-          <w:lang w:val="zh_TW" w:bidi="zh_TW"/>
-        </w:rPr>
-        <w:t>猶太人與基督徒都熟悉這些次經，而且常常使用它們。不過，是否應該把這些書卷接納為聖經，當時的人一直都有爭論。後來，次經這個詞語便逐漸用來指向聖經以外的書卷，人們不認為這些書卷與聖經同樣具有默示性質或權威。</w:t>
-      </w:r>
-    </w:p>
-    <w:p>
-      <w:pPr/>
-      <w:r>
-        <w:rPr>
-          <w:lang w:val="zh_TW" w:bidi="zh_TW"/>
-        </w:rPr>
-      </w:r>
-      <w:r>
-        <w:rPr>
-          <w:lang w:val="zh_TW" w:bidi="zh_TW"/>
-        </w:rPr>
-        <w:t>有些基督教傳統（包括天主教會與東正教會）接納若干古代猶太書卷作為他們的聖經一部分。這些書卷寫於舊約聖經與新約聖經之間的時期。這些傳統稱它們為次正典（</w:t>
-      </w:r>
-      <w:r>
-        <w:rPr>
-          <w:i/>
-          <w:lang w:val="zh_TW" w:bidi="zh_TW"/>
-        </w:rPr>
-        <w:t>Deuterocanon，</w:t>
-      </w:r>
-      <w:r>
-        <w:rPr>
-          <w:lang w:val="zh_TW" w:bidi="zh_TW"/>
-        </w:rPr>
-        <w:t>意指「第二正典」或後來被視為聖經的「第二批書卷」）。在這些傳統的聖經中，這些書卷通常放在舊約聖經與新約聖經之間。</w:t>
-      </w:r>
-    </w:p>
-    <w:p>
-      <w:pPr>
-        <w:pStyle w:val="Heading3"/>
-      </w:pPr>
-      <w:r>
-        <w:rPr>
-          <w:lang w:val="zh_TW" w:bidi="zh_TW"/>
-        </w:rPr>
-        <w:t>簡介</w:t>
-      </w:r>
-    </w:p>
-    <w:p>
-      <w:pPr/>
-      <w:r>
-        <w:rPr>
-          <w:lang w:val="zh_TW" w:bidi="zh_TW"/>
-        </w:rPr>
-      </w:r>
-      <w:r>
-        <w:rPr>
-          <w:lang w:val="zh_TW" w:bidi="zh_TW"/>
-        </w:rPr>
-        <w:t>古代有不少與聖經信仰有關的書卷，不只是舊約聖經與新約聖經本身。舊約聖經偶爾提到一些後來失傳的書卷，例如雅煞珥書（</w:t>
+        <w:t>（Holofernes）入侵巴勒斯坦時，猶太人進行加固（</w:t>
       </w:r>
       <w:hyperlink r:id="rId13">
         <w:r>
@@ -375,14 +254,14 @@
             <w:color w:val="0000EE"/>
             <w:u w:val="single"/>
           </w:rPr>
-          <w:t>書10:13</w:t>
+          <w:t>猶滴傳4:4</w:t>
         </w:r>
       </w:hyperlink>
       <w:r>
         <w:rPr>
           <w:lang w:val="zh_TW" w:bidi="zh_TW"/>
         </w:rPr>
-        <w:t>）。新約聖經也有引用聖經以外的書面資料（例如，</w:t>
+        <w:t>）。確切位置無法確定，但可能是伊勒·馬可乎比（el-Makhubbi），距離比散（Besan）三英里（4.8公里），或者可能是創世記中的何把（</w:t>
       </w:r>
       <w:hyperlink r:id="rId14">
         <w:r>
@@ -393,372 +272,14 @@
             <w:color w:val="0000EE"/>
             <w:u w:val="single"/>
           </w:rPr>
-          <w:t>猶14–15</w:t>
+          <w:t>創14:15</w:t>
         </w:r>
       </w:hyperlink>
       <w:r>
         <w:rPr>
           <w:lang w:val="zh_TW" w:bidi="zh_TW"/>
         </w:rPr>
-        <w:t>）。</w:t>
-      </w:r>
-    </w:p>
-    <w:p>
-      <w:pPr>
-        <w:pStyle w:val="Heading3"/>
-      </w:pPr>
-      <w:r>
-        <w:rPr>
-          <w:lang w:val="zh_TW" w:bidi="zh_TW"/>
-        </w:rPr>
-        <w:t>猶太背景與舊約聖經次經</w:t>
-      </w:r>
-    </w:p>
-    <w:p>
-      <w:pPr/>
-      <w:r>
-        <w:rPr>
-          <w:lang w:val="zh_TW" w:bidi="zh_TW"/>
-        </w:rPr>
-      </w:r>
-      <w:r>
-        <w:rPr>
-          <w:lang w:val="zh_TW" w:bidi="zh_TW"/>
-        </w:rPr>
-        <w:t>這類書卷中，有部分被納入七十士譯本（即在公元前二世紀完成的希臘文舊約聖經譯本）。那些收錄於七十士譯本的書卷就被稱為舊約聖經次經。羅馬天主教會與東正教會把其中許多書卷視為次經書卷（deuterocanonical），但兩者對哪些書卷應列入次經書卷清單，則沒有共識。猶太群體與大部分新教教會，則不接納這些著作為神的話語，認為這些著作並無同等的默示性質與權威。</w:t>
-      </w:r>
-    </w:p>
-    <w:p>
-      <w:pPr>
-        <w:pStyle w:val="Heading3"/>
-      </w:pPr>
-      <w:r>
-        <w:rPr>
-          <w:lang w:val="zh_TW" w:bidi="zh_TW"/>
-        </w:rPr>
-        <w:t>基督教的使用與新約聖經次經</w:t>
-      </w:r>
-    </w:p>
-    <w:p>
-      <w:pPr/>
-      <w:r>
-        <w:rPr>
-          <w:lang w:val="zh_TW" w:bidi="zh_TW"/>
-        </w:rPr>
-      </w:r>
-      <w:r>
-        <w:rPr>
-          <w:lang w:val="zh_TW" w:bidi="zh_TW"/>
-        </w:rPr>
-        <w:t>一些來自早期基督教時代的著作，被稱為新約聖經次經（模仿或擴展新約聖經故事的一組書卷）。其中有些著作，曾被視為有助靈修或道德教導，但很快就被人發現其中包含與聖經真理不符的思想，因此被視為異端（即錯誤或違背信仰共識）而被拒絕。</w:t>
-      </w:r>
-    </w:p>
-    <w:p>
-      <w:pPr/>
-      <w:r>
-        <w:rPr>
-          <w:lang w:val="zh_TW" w:bidi="zh_TW"/>
-        </w:rPr>
-      </w:r>
-      <w:r>
-        <w:rPr>
-          <w:lang w:val="zh_TW" w:bidi="zh_TW"/>
-        </w:rPr>
-        <w:t>所有新約聖經次經都沒有被納入聖經正典（即公認具有默示性質與權威的書卷），只有部分東正教傳統接納其中少數著作為正典。</w:t>
-      </w:r>
-    </w:p>
-    <w:p>
-      <w:pPr>
-        <w:pStyle w:val="Heading3"/>
-      </w:pPr>
-      <w:r>
-        <w:rPr>
-          <w:lang w:val="zh_TW" w:bidi="zh_TW"/>
-        </w:rPr>
-        <w:t>作者與偽經</w:t>
-      </w:r>
-    </w:p>
-    <w:p>
-      <w:pPr/>
-      <w:r>
-        <w:rPr>
-          <w:lang w:val="zh_TW" w:bidi="zh_TW"/>
-        </w:rPr>
-      </w:r>
-      <w:r>
-        <w:rPr>
-          <w:lang w:val="zh_TW" w:bidi="zh_TW"/>
-        </w:rPr>
-        <w:t>大多數次經的作者，都沒有在書卷裡留下其名字。不過，有些人把自己的著作寫得好像出自某位著名的舊約人物，或早期某位知名的基督徒領袖。</w:t>
-      </w:r>
-    </w:p>
-    <w:p>
-      <w:pPr/>
-      <w:r>
-        <w:rPr>
-          <w:lang w:val="zh_TW" w:bidi="zh_TW"/>
-        </w:rPr>
-      </w:r>
-      <w:r>
-        <w:rPr>
-          <w:lang w:val="zh_TW" w:bidi="zh_TW"/>
-        </w:rPr>
-        <w:t>舊約聖經次經成為介乎舊約聖經與新約聖經之間，一小部分但重要的猶太文學。這些猶太著作中，許多出自一個時代，當時猶太人感到自己的信仰與生活方式受到希臘文化（希臘化）威脅，後來又受到羅馬統治的威脅。</w:t>
-      </w:r>
-    </w:p>
-    <w:p>
-      <w:pPr/>
-      <w:r>
-        <w:rPr>
-          <w:lang w:val="zh_TW" w:bidi="zh_TW"/>
-        </w:rPr>
-      </w:r>
-      <w:r>
-        <w:rPr>
-          <w:lang w:val="zh_TW" w:bidi="zh_TW"/>
-        </w:rPr>
-        <w:t>若干次經書卷也被稱為偽經（</w:t>
-      </w:r>
-      <w:r>
-        <w:rPr>
-          <w:i/>
-          <w:lang w:val="zh_TW" w:bidi="zh_TW"/>
-        </w:rPr>
-        <w:t>Pseudepigrapha，</w:t>
-      </w:r>
-      <w:r>
-        <w:rPr>
-          <w:lang w:val="zh_TW" w:bidi="zh_TW"/>
-        </w:rPr>
-        <w:t>源自希臘文</w:t>
-      </w:r>
-      <w:r>
-        <w:rPr>
-          <w:i/>
-          <w:lang w:val="zh_TW" w:bidi="zh_TW"/>
-        </w:rPr>
-        <w:t>pseudes</w:t>
-      </w:r>
-      <w:r>
-        <w:rPr>
-          <w:lang w:val="zh_TW" w:bidi="zh_TW"/>
-        </w:rPr>
-        <w:t>和</w:t>
-      </w:r>
-      <w:r>
-        <w:rPr>
-          <w:i/>
-          <w:lang w:val="zh_TW" w:bidi="zh_TW"/>
-        </w:rPr>
-        <w:t>epigraphe</w:t>
-      </w:r>
-      <w:r>
-        <w:rPr>
-          <w:lang w:val="zh_TW" w:bidi="zh_TW"/>
-        </w:rPr>
-        <w:t>，意為「虛假」和「名字/銘文」）。偽經這個名稱反映出這些書卷所作的宣稱：</w:t>
-      </w:r>
-    </w:p>
-    <w:p>
-      <w:pPr>
-        <w:pStyle w:val="ListNumber"/>
-        <w:numPr>
-          <w:ilvl w:val="0"/>
-          <w:numId w:val="14"/>
-        </w:numPr>
-        <w:spacing w:line="240" w:lineRule="auto"/>
-        <w:ind w:left="720"/>
-      </w:pPr>
-      <w:r>
-        <w:rPr>
-          <w:lang w:val="zh_TW" w:bidi="zh_TW"/>
-        </w:rPr>
-      </w:r>
-      <w:r>
-        <w:rPr>
-          <w:lang w:val="zh_TW" w:bidi="zh_TW"/>
-        </w:rPr>
-        <w:t>說該書卷是由某位聖經人物（例如以諾、亞伯拉罕、摩西、所羅門、巴多羅買或多馬）寫成，或</w:t>
-      </w:r>
-    </w:p>
-    <w:p>
-      <w:pPr>
-        <w:pStyle w:val="ListNumber"/>
-        <w:spacing w:line="240" w:lineRule="auto"/>
-        <w:ind w:left="720"/>
-      </w:pPr>
-      <w:r>
-        <w:rPr>
-          <w:lang w:val="zh_TW" w:bidi="zh_TW"/>
-        </w:rPr>
-      </w:r>
-      <w:r>
-        <w:rPr>
-          <w:lang w:val="zh_TW" w:bidi="zh_TW"/>
-        </w:rPr>
-        <w:t>說該書卷包含原本啟示給某位聖經人物（例如亞當和夏娃或以賽亞）的啟示。</w:t>
-      </w:r>
-    </w:p>
-    <w:p>
-      <w:pPr/>
-      <w:r>
-        <w:rPr>
-          <w:lang w:val="zh_TW" w:bidi="zh_TW"/>
-        </w:rPr>
-      </w:r>
-      <w:r>
-        <w:rPr>
-          <w:lang w:val="zh_TW" w:bidi="zh_TW"/>
-        </w:rPr>
-        <w:t>換句話說，這些書卷都錯誤宣稱其作者為某位聖經人物，或錯誤宣稱其提供啟示，而該啟示原本是給予某位聖經人物。</w:t>
-      </w:r>
-    </w:p>
-    <w:p>
-      <w:pPr/>
-      <w:r>
-        <w:rPr>
-          <w:lang w:val="zh_TW" w:bidi="zh_TW"/>
-        </w:rPr>
-      </w:r>
-      <w:r>
-        <w:rPr>
-          <w:lang w:val="zh_TW" w:bidi="zh_TW"/>
-        </w:rPr>
-        <w:t>偽經常常強烈關注天啟題材，例如世界的創造、以色列與列邦的將來、神與天使的榮耀、彌賽亞的國度，以及死後的生命。</w:t>
-      </w:r>
-    </w:p>
-    <w:p>
-      <w:pPr/>
-      <w:r>
-        <w:rPr>
-          <w:lang w:val="zh_TW" w:bidi="zh_TW"/>
-        </w:rPr>
-      </w:r>
-      <w:r>
-        <w:rPr>
-          <w:lang w:val="zh_TW" w:bidi="zh_TW"/>
-        </w:rPr>
-        <w:t>許多偽經是猶太人的著作，但從未被猶太或基督徒群體接納。他們的寫作年代與其它次經大致相同（約公元前200年至公元110年）。不過，這些書卷的內容具有特殊性，因此只得到某些群體的承認。又由於其中一些作品模仿正典聖經的部分內容，那些群體可能視它們的權威與受神默示的程度，與聖經書卷相近。</w:t>
-      </w:r>
-    </w:p>
-    <w:p>
-      <w:pPr>
-        <w:pStyle w:val="Heading3"/>
-      </w:pPr>
-      <w:r>
-        <w:rPr>
-          <w:b/>
-          <w:lang w:val="zh_TW" w:bidi="zh_TW"/>
-        </w:rPr>
-        <w:t>該時期的其它宗教著作</w:t>
-      </w:r>
-    </w:p>
-    <w:p>
-      <w:pPr/>
-      <w:r>
-        <w:rPr>
-          <w:lang w:val="zh_TW" w:bidi="zh_TW"/>
-        </w:rPr>
-      </w:r>
-      <w:r>
-        <w:rPr>
-          <w:lang w:val="zh_TW" w:bidi="zh_TW"/>
-        </w:rPr>
-        <w:t>當時其他宗教著作並沒有宣稱自己是聖經。這些作品保存了一些猶太與早期基督徒的傳統，有時也加入傳說與其它故事，這些內容並未有記載準確的歷史，或包含與聖經不同的教導。在那個時期，除了聖經本身之外，與聖經信仰有關的書卷並不多。</w:t>
-      </w:r>
-    </w:p>
-    <w:p>
-      <w:pPr/>
-      <w:r>
-        <w:rPr>
-          <w:lang w:val="zh_TW" w:bidi="zh_TW"/>
-        </w:rPr>
-      </w:r>
-      <w:r>
-        <w:rPr>
-          <w:lang w:val="zh_TW" w:bidi="zh_TW"/>
-        </w:rPr>
-        <w:t>因此，這些僅有的其它書卷，往往在猶太人與基督徒中為人熟知。妥拉（摩西律法）一直被猶太人視為神學上合乎正統的標準。然而，在外邦統治下，猶太人的生活艱難，他們偏愛其它書卷的故事，因為這些故事講述人們如何在逼迫中忍耐，或講述神百姓的仇敵如何被擊敗。</w:t>
-      </w:r>
-    </w:p>
-    <w:p>
-      <w:pPr/>
-      <w:r>
-        <w:rPr>
-          <w:lang w:val="zh_TW" w:bidi="zh_TW"/>
-        </w:rPr>
-      </w:r>
-      <w:r>
-        <w:rPr>
-          <w:lang w:val="zh_TW" w:bidi="zh_TW"/>
-        </w:rPr>
-        <w:t>同樣地，早期基督徒也對許多與新約相關的其它書卷感興趣，即使那些書卷並不屬於已被接納的書卷之列（包括猶太人的舊約聖經，以及我們今日所知的新約聖經）。其它著作常常講述耶穌與祂的跟隨者所做的事，也包含自稱的啟示與屬靈教導。其中有些內容缺乏歷史根據，並且相當奇異；而另一些內容在某種程度上反映出基督的精神與使徒的教導。</w:t>
-      </w:r>
-    </w:p>
-    <w:p>
-      <w:pPr/>
-      <w:r>
-        <w:rPr>
-          <w:lang w:val="zh_TW" w:bidi="zh_TW"/>
-        </w:rPr>
-      </w:r>
-      <w:r>
-        <w:rPr>
-          <w:lang w:val="zh_TW" w:bidi="zh_TW"/>
-        </w:rPr>
-        <w:t>對猶太人而言（就像對早期基督徒一樣），正式確認一個正典，也就是正式列出哪些書卷被認為具有默示性質與權威，可視為神的話語，這件事變得十分重要。這過程有助人們把聖經的正典書卷，與那些傳講其它教義、異端思想，或虛構故事的書卷區分開來。</w:t>
-      </w:r>
-    </w:p>
-    <w:p>
-      <w:pPr>
-        <w:pStyle w:val="Heading3"/>
-      </w:pPr>
-      <w:r>
-        <w:rPr>
-          <w:lang w:val="zh_TW" w:bidi="zh_TW"/>
-        </w:rPr>
-        <w:t>早期基督徒對次經的看法</w:t>
-      </w:r>
-    </w:p>
-    <w:p>
-      <w:pPr/>
-      <w:r>
-        <w:rPr>
-          <w:lang w:val="zh_TW" w:bidi="zh_TW"/>
-        </w:rPr>
-      </w:r>
-      <w:r>
-        <w:rPr>
-          <w:lang w:val="zh_TW" w:bidi="zh_TW"/>
-        </w:rPr>
-        <w:t>在最初的幾個世紀，一些基督徒教師用次經一詞，指那些未有納入舊約聖經或新約聖經正典的著作。這個詞來自希臘文</w:t>
-      </w:r>
-      <w:r>
-        <w:rPr>
-          <w:i/>
-          <w:lang w:val="zh_TW" w:bidi="zh_TW"/>
-        </w:rPr>
-        <w:t>apokrypha</w:t>
-      </w:r>
-      <w:r>
-        <w:rPr>
-          <w:lang w:val="zh_TW" w:bidi="zh_TW"/>
-        </w:rPr>
-        <w:t>，意思是「隱藏的事」。早期基督徒學者把這些著作稱為次經，是表示這些書卷不應在敬拜中公開朗讀。他們認為這些書卷包含特殊的知識，不適合一般信徒閱讀。</w:t>
-      </w:r>
-    </w:p>
-    <w:p>
-      <w:pPr/>
-      <w:r>
-        <w:rPr>
-          <w:lang w:val="zh_TW" w:bidi="zh_TW"/>
-        </w:rPr>
-      </w:r>
-      <w:r>
-        <w:rPr>
-          <w:lang w:val="zh_TW" w:bidi="zh_TW"/>
-        </w:rPr>
-        <w:t>關於「哪些書卷給所有人讀，哪些只給受過特別教導的人讀」這種區別，可在</w:t>
+        <w:t>）。記載顯示，猶太人追擊何樂佛尼的軍隊到達何把，並越過大馬士革（</w:t>
       </w:r>
       <w:hyperlink r:id="rId15">
         <w:r>
@@ -769,3018 +290,7 @@
             <w:color w:val="0000EE"/>
             <w:u w:val="single"/>
           </w:rPr>
-          <w:t>以斯拉二書十四章1至6節</w:t>
-        </w:r>
-      </w:hyperlink>
-      <w:r>
-        <w:rPr>
-          <w:lang w:val="zh_TW" w:bidi="zh_TW"/>
-        </w:rPr>
-        <w:t>（以斯拉二書有時稱為以斯拉四書）找到例子。這段經文的作者聲稱，神告訴以斯拉，讓所有人都能讀某些著作（如妥拉），但要把另一些著作保密。這些「隱藏的書卷」包含天啟（末世）傳統，關於末世的內容。</w:t>
-      </w:r>
-    </w:p>
-    <w:p>
-      <w:pPr/>
-      <w:r>
-        <w:rPr>
-          <w:lang w:val="zh_TW" w:bidi="zh_TW"/>
-        </w:rPr>
-      </w:r>
-      <w:hyperlink r:id="rId16">
-        <w:r>
-          <w:rPr>
-            <w:lang w:val="zh_TW" w:bidi="zh_TW"/>
-          </w:rPr>
-          <w:rPr>
-            <w:color w:val="0000EE"/>
-            <w:u w:val="single"/>
-          </w:rPr>
-          <w:t>以斯拉二書十四章42至46節</w:t>
-        </w:r>
-      </w:hyperlink>
-      <w:r>
-        <w:rPr>
-          <w:lang w:val="zh_TW" w:bidi="zh_TW"/>
-        </w:rPr>
-        <w:t>提到70卷書，這些書明顯不屬於正典，因為它們的寫作年代在24卷希伯來正典之後。到了公元一世紀末，多數猶太人已經區分哪些著作可以公開使用，哪些不適合公開使用。</w:t>
-      </w:r>
-    </w:p>
-    <w:p>
-      <w:pPr/>
-      <w:r>
-        <w:rPr>
-          <w:lang w:val="zh_TW" w:bidi="zh_TW"/>
-        </w:rPr>
-      </w:r>
-      <w:r>
-        <w:rPr>
-          <w:lang w:val="zh_TW" w:bidi="zh_TW"/>
-        </w:rPr>
-        <w:t>人們也將次經一詞語用在負面意義上，來指那些應該被隱藏起來的書卷，因為它們包含有害或錯誤的教導。這些教導的目的不是為了建立讀者的信仰，而是敗壞信仰。當時要阻止這類著作散佈，相對容易，因為書卷的抄本本來就很少，流傳的數量也不多。</w:t>
-      </w:r>
-    </w:p>
-    <w:p>
-      <w:pPr>
-        <w:pStyle w:val="Heading3"/>
-      </w:pPr>
-      <w:r>
-        <w:rPr>
-          <w:b/>
-          <w:lang w:val="zh_TW" w:bidi="zh_TW"/>
-        </w:rPr>
-        <w:t>公元</w:t>
-      </w:r>
-      <w:r>
-        <w:rPr>
-          <w:lang w:val="zh_TW" w:bidi="zh_TW"/>
-        </w:rPr>
-        <w:t>五世紀起及後期教會傳統中的用法</w:t>
-      </w:r>
-    </w:p>
-    <w:p>
-      <w:pPr/>
-      <w:r>
-        <w:rPr>
-          <w:lang w:val="zh_TW" w:bidi="zh_TW"/>
-        </w:rPr>
-      </w:r>
-      <w:r>
-        <w:rPr>
-          <w:lang w:val="zh_TW" w:bidi="zh_TW"/>
-        </w:rPr>
-        <w:t>到了公元五世紀，次經一詞開始用來表示「不屬於正典」的意思。教父耶柔米（Jerome）教導，凡是在七十士譯本與拉丁文聖經中出現，但不在希伯來文舊約聖經裡的書卷，都應視為次經。耶柔米認為，人們不應完全拒絕這些著作，因為它們是猶太文學的重要部分。</w:t>
-      </w:r>
-    </w:p>
-    <w:p>
-      <w:pPr/>
-      <w:r>
-        <w:rPr>
-          <w:lang w:val="zh_TW" w:bidi="zh_TW"/>
-        </w:rPr>
-      </w:r>
-      <w:r>
-        <w:rPr>
-          <w:lang w:val="zh_TW" w:bidi="zh_TW"/>
-        </w:rPr>
-        <w:t>不過，他同時教導，這些書卷不能用作基督教教義的根基，但可以用來得著勉勵與啟發。新教教會採納耶柔米的看法，把這些書卷排除在聖經正典之外。有些新教群體仍然視它們為靈修閱讀的材料，但大部分並不把它們視為聖經。</w:t>
-      </w:r>
-    </w:p>
-    <w:p>
-      <w:pPr>
-        <w:pStyle w:val="Heading3"/>
-      </w:pPr>
-      <w:r>
-        <w:rPr>
-          <w:b/>
-          <w:lang w:val="zh_TW" w:bidi="zh_TW"/>
-        </w:rPr>
-        <w:t>正典的形成</w:t>
-      </w:r>
-    </w:p>
-    <w:p>
-      <w:pPr/>
-      <w:r>
-        <w:rPr>
-          <w:lang w:val="zh_TW" w:bidi="zh_TW"/>
-        </w:rPr>
-      </w:r>
-      <w:r>
-        <w:rPr>
-          <w:lang w:val="zh_TW" w:bidi="zh_TW"/>
-        </w:rPr>
-        <w:t>當猶太學者在托勒密二世（Ptolemy II）統治期間（公元前285至246年）於埃及把希伯來聖經譯成希臘文時，他們也收錄了幾卷額外的書卷。這些書卷雖然不屬於當時公認的希伯來正典，卻在猶太歷史與社會中具有重要地位。這情況顯示：至少在某些猶太群體當中，正典書卷與非正典書卷之間的界線當時尚未完全清楚。</w:t>
-      </w:r>
-    </w:p>
-    <w:p>
-      <w:pPr/>
-      <w:r>
-        <w:rPr>
-          <w:lang w:val="zh_TW" w:bidi="zh_TW"/>
-        </w:rPr>
-      </w:r>
-      <w:r>
-        <w:rPr>
-          <w:lang w:val="zh_TW" w:bidi="zh_TW"/>
-        </w:rPr>
-        <w:t>古代抄本和死海古卷的殘片顯示，希伯來正典最後完成的書卷，極可能寫於亞歷山大大帝（Alexander the Great）征服近東（公元前356至323年）前的幾十年。雖然妥拉一直被視為神的話，但承認其它書卷屬於聖經的過程則漫長得多。</w:t>
-      </w:r>
-    </w:p>
-    <w:p>
-      <w:pPr/>
-      <w:r>
-        <w:rPr>
-          <w:lang w:val="zh_TW" w:bidi="zh_TW"/>
-        </w:rPr>
-      </w:r>
-      <w:r>
-        <w:rPr>
-          <w:lang w:val="zh_TW" w:bidi="zh_TW"/>
-        </w:rPr>
-        <w:t>當更多人認識和閱讀這些書卷，並將它們與妥拉的教導比較之後，人們才逐漸承認它們為聖經。由此可見，在正統猶太教中，人們經常使用這些書卷並達成普遍共識，對分辨哪些書卷屬於</w:t>
-      </w:r>
-      <w:r>
-        <w:rPr>
-          <w:b/>
-          <w:lang w:val="zh_TW" w:bidi="zh_TW"/>
-        </w:rPr>
-        <w:t>正典</w:t>
-      </w:r>
-      <w:r>
-        <w:rPr>
-          <w:lang w:val="zh_TW" w:bidi="zh_TW"/>
-        </w:rPr>
-        <w:t>、哪些屬於</w:t>
-      </w:r>
-      <w:r>
-        <w:rPr>
-          <w:b/>
-          <w:lang w:val="zh_TW" w:bidi="zh_TW"/>
-        </w:rPr>
-        <w:t>次經</w:t>
-      </w:r>
-      <w:r>
-        <w:rPr>
-          <w:lang w:val="zh_TW" w:bidi="zh_TW"/>
-        </w:rPr>
-        <w:t>，具有關鍵的影響。</w:t>
-      </w:r>
-    </w:p>
-    <w:p>
-      <w:pPr/>
-      <w:r>
-        <w:rPr>
-          <w:lang w:val="zh_TW" w:bidi="zh_TW"/>
-        </w:rPr>
-      </w:r>
-      <w:r>
-        <w:rPr>
-          <w:lang w:val="zh_TW" w:bidi="zh_TW"/>
-        </w:rPr>
-        <w:t>較早期的學者曾認為，古巴勒斯坦的雅麥尼亞（Jamnia）曾在約公元100年舉行了一場會議，用來決定舊約聖經正典的書卷名單。這種看法基於古代猶太資料中的記載。</w:t>
-      </w:r>
-    </w:p>
-    <w:p>
-      <w:pPr/>
-      <w:r>
-        <w:rPr>
-          <w:lang w:val="zh_TW" w:bidi="zh_TW"/>
-        </w:rPr>
-      </w:r>
-      <w:r>
-        <w:rPr>
-          <w:lang w:val="zh_TW" w:bidi="zh_TW"/>
-        </w:rPr>
-        <w:t>然而，後來的研究質疑，這類會議有否真的舉行。這些研究也顯示，當時的猶太領袖認為非正典著作會阻礙人的信仰與敬虔，而不是帶來幫助。</w:t>
-      </w:r>
-    </w:p>
-    <w:p>
-      <w:pPr>
-        <w:pStyle w:val="Heading3"/>
-      </w:pPr>
-      <w:r>
-        <w:rPr>
-          <w:b/>
-          <w:lang w:val="zh_TW" w:bidi="zh_TW"/>
-        </w:rPr>
-        <w:t>猶太次經書卷</w:t>
-      </w:r>
-    </w:p>
-    <w:p>
-      <w:pPr/>
-      <w:r>
-        <w:rPr>
-          <w:lang w:val="zh_TW" w:bidi="zh_TW"/>
-        </w:rPr>
-      </w:r>
-      <w:r>
-        <w:rPr>
-          <w:lang w:val="zh_TW" w:bidi="zh_TW"/>
-        </w:rPr>
-        <w:t>猶太群體把以下著作視為正典以外的書卷，因此歸為次經：</w:t>
-      </w:r>
-    </w:p>
-    <w:p>
-      <w:pPr>
-        <w:pStyle w:val="ListBullet"/>
-        <w:spacing w:line="240" w:lineRule="auto"/>
-        <w:ind w:left="720"/>
-      </w:pPr>
-      <w:r>
-        <w:rPr>
-          <w:lang w:val="zh_TW" w:bidi="zh_TW"/>
-        </w:rPr>
-      </w:r>
-      <w:r>
-        <w:rPr>
-          <w:lang w:val="zh_TW" w:bidi="zh_TW"/>
-        </w:rPr>
-        <w:t>以斯拉一書</w:t>
-      </w:r>
-    </w:p>
-    <w:p>
-      <w:pPr>
-        <w:pStyle w:val="ListBullet"/>
-        <w:spacing w:line="240" w:lineRule="auto"/>
-        <w:ind w:left="720"/>
-      </w:pPr>
-      <w:r>
-        <w:rPr>
-          <w:lang w:val="zh_TW" w:bidi="zh_TW"/>
-        </w:rPr>
-      </w:r>
-      <w:r>
-        <w:rPr>
-          <w:lang w:val="zh_TW" w:bidi="zh_TW"/>
-        </w:rPr>
-        <w:t>以斯拉二書</w:t>
-      </w:r>
-    </w:p>
-    <w:p>
-      <w:pPr>
-        <w:pStyle w:val="ListBullet"/>
-        <w:spacing w:line="240" w:lineRule="auto"/>
-        <w:ind w:left="720"/>
-      </w:pPr>
-      <w:r>
-        <w:rPr>
-          <w:lang w:val="zh_TW" w:bidi="zh_TW"/>
-        </w:rPr>
-      </w:r>
-      <w:r>
-        <w:rPr>
-          <w:lang w:val="zh_TW" w:bidi="zh_TW"/>
-        </w:rPr>
-        <w:t>多比傳</w:t>
-      </w:r>
-    </w:p>
-    <w:p>
-      <w:pPr>
-        <w:pStyle w:val="ListBullet"/>
-        <w:spacing w:line="240" w:lineRule="auto"/>
-        <w:ind w:left="720"/>
-      </w:pPr>
-      <w:r>
-        <w:rPr>
-          <w:lang w:val="zh_TW" w:bidi="zh_TW"/>
-        </w:rPr>
-      </w:r>
-      <w:r>
-        <w:rPr>
-          <w:lang w:val="zh_TW" w:bidi="zh_TW"/>
-        </w:rPr>
-        <w:t>猶滴傳</w:t>
-      </w:r>
-    </w:p>
-    <w:p>
-      <w:pPr>
-        <w:pStyle w:val="ListBullet"/>
-        <w:spacing w:line="240" w:lineRule="auto"/>
-        <w:ind w:left="720"/>
-      </w:pPr>
-      <w:r>
-        <w:rPr>
-          <w:lang w:val="zh_TW" w:bidi="zh_TW"/>
-        </w:rPr>
-      </w:r>
-      <w:r>
-        <w:rPr>
-          <w:lang w:val="zh_TW" w:bidi="zh_TW"/>
-        </w:rPr>
-        <w:t>以斯帖記補篇</w:t>
-      </w:r>
-    </w:p>
-    <w:p>
-      <w:pPr>
-        <w:pStyle w:val="ListBullet"/>
-        <w:spacing w:line="240" w:lineRule="auto"/>
-        <w:ind w:left="720"/>
-      </w:pPr>
-      <w:r>
-        <w:rPr>
-          <w:lang w:val="zh_TW" w:bidi="zh_TW"/>
-        </w:rPr>
-      </w:r>
-      <w:r>
-        <w:rPr>
-          <w:lang w:val="zh_TW" w:bidi="zh_TW"/>
-        </w:rPr>
-        <w:t>所羅門智訓</w:t>
-      </w:r>
-    </w:p>
-    <w:p>
-      <w:pPr>
-        <w:pStyle w:val="ListBullet"/>
-        <w:spacing w:line="240" w:lineRule="auto"/>
-        <w:ind w:left="720"/>
-      </w:pPr>
-      <w:r>
-        <w:rPr>
-          <w:lang w:val="zh_TW" w:bidi="zh_TW"/>
-        </w:rPr>
-      </w:r>
-      <w:r>
-        <w:rPr>
-          <w:lang w:val="zh_TW" w:bidi="zh_TW"/>
-        </w:rPr>
-        <w:t>便西拉智訓</w:t>
-      </w:r>
-    </w:p>
-    <w:p>
-      <w:pPr>
-        <w:pStyle w:val="ListBullet"/>
-        <w:spacing w:line="240" w:lineRule="auto"/>
-        <w:ind w:left="720"/>
-      </w:pPr>
-      <w:r>
-        <w:rPr>
-          <w:lang w:val="zh_TW" w:bidi="zh_TW"/>
-        </w:rPr>
-      </w:r>
-      <w:r>
-        <w:rPr>
-          <w:lang w:val="zh_TW" w:bidi="zh_TW"/>
-        </w:rPr>
-        <w:t>巴錄書</w:t>
-      </w:r>
-    </w:p>
-    <w:p>
-      <w:pPr>
-        <w:pStyle w:val="ListBullet"/>
-        <w:spacing w:line="240" w:lineRule="auto"/>
-        <w:ind w:left="720"/>
-      </w:pPr>
-      <w:r>
-        <w:rPr>
-          <w:lang w:val="zh_TW" w:bidi="zh_TW"/>
-        </w:rPr>
-      </w:r>
-      <w:r>
-        <w:rPr>
-          <w:lang w:val="zh_TW" w:bidi="zh_TW"/>
-        </w:rPr>
-        <w:t>耶利米書信</w:t>
-      </w:r>
-    </w:p>
-    <w:p>
-      <w:pPr>
-        <w:pStyle w:val="ListBullet"/>
-        <w:spacing w:line="240" w:lineRule="auto"/>
-        <w:ind w:left="720"/>
-      </w:pPr>
-      <w:r>
-        <w:rPr>
-          <w:lang w:val="zh_TW" w:bidi="zh_TW"/>
-        </w:rPr>
-      </w:r>
-      <w:r>
-        <w:rPr>
-          <w:lang w:val="zh_TW" w:bidi="zh_TW"/>
-        </w:rPr>
-        <w:t>但以理書補篇</w:t>
-      </w:r>
-    </w:p>
-    <w:p>
-      <w:pPr>
-        <w:pStyle w:val="ListBullet"/>
-        <w:spacing w:line="240" w:lineRule="auto"/>
-        <w:ind w:left="1440"/>
-      </w:pPr>
-      <w:r>
-        <w:rPr>
-          <w:lang w:val="zh_TW" w:bidi="zh_TW"/>
-        </w:rPr>
-      </w:r>
-      <w:r>
-        <w:rPr>
-          <w:lang w:val="zh_TW" w:bidi="zh_TW"/>
-        </w:rPr>
-        <w:t>亞撒利雅的禱告</w:t>
-      </w:r>
-    </w:p>
-    <w:p>
-      <w:pPr>
-        <w:pStyle w:val="ListBullet"/>
-        <w:spacing w:line="240" w:lineRule="auto"/>
-        <w:ind w:left="1440"/>
-      </w:pPr>
-      <w:r>
-        <w:rPr>
-          <w:lang w:val="zh_TW" w:bidi="zh_TW"/>
-        </w:rPr>
-      </w:r>
-      <w:r>
-        <w:rPr>
-          <w:lang w:val="zh_TW" w:bidi="zh_TW"/>
-        </w:rPr>
-        <w:t>三童歌</w:t>
-      </w:r>
-    </w:p>
-    <w:p>
-      <w:pPr>
-        <w:pStyle w:val="ListBullet"/>
-        <w:spacing w:line="240" w:lineRule="auto"/>
-        <w:ind w:left="1440"/>
-      </w:pPr>
-      <w:r>
-        <w:rPr>
-          <w:lang w:val="zh_TW" w:bidi="zh_TW"/>
-        </w:rPr>
-      </w:r>
-      <w:r>
-        <w:rPr>
-          <w:lang w:val="zh_TW" w:bidi="zh_TW"/>
-        </w:rPr>
-        <w:t>蘇撒拿與長老</w:t>
-      </w:r>
-    </w:p>
-    <w:p>
-      <w:pPr>
-        <w:pStyle w:val="ListBullet"/>
-        <w:spacing w:line="240" w:lineRule="auto"/>
-        <w:ind w:left="1440"/>
-      </w:pPr>
-      <w:r>
-        <w:rPr>
-          <w:lang w:val="zh_TW" w:bidi="zh_TW"/>
-        </w:rPr>
-      </w:r>
-      <w:r>
-        <w:rPr>
-          <w:lang w:val="zh_TW" w:bidi="zh_TW"/>
-        </w:rPr>
-        <w:t>彼勒與大龍</w:t>
-      </w:r>
-    </w:p>
-    <w:p>
-      <w:pPr>
-        <w:pStyle w:val="ListBullet"/>
-        <w:spacing w:line="240" w:lineRule="auto"/>
-        <w:ind w:left="720"/>
-      </w:pPr>
-      <w:r>
-        <w:rPr>
-          <w:lang w:val="zh_TW" w:bidi="zh_TW"/>
-        </w:rPr>
-      </w:r>
-      <w:r>
-        <w:rPr>
-          <w:lang w:val="zh_TW" w:bidi="zh_TW"/>
-        </w:rPr>
-        <w:t>瑪拿西禱文</w:t>
-      </w:r>
-    </w:p>
-    <w:p>
-      <w:pPr>
-        <w:pStyle w:val="ListBullet"/>
-        <w:spacing w:line="240" w:lineRule="auto"/>
-        <w:ind w:left="720"/>
-      </w:pPr>
-      <w:r>
-        <w:rPr>
-          <w:lang w:val="zh_TW" w:bidi="zh_TW"/>
-        </w:rPr>
-      </w:r>
-      <w:r>
-        <w:rPr>
-          <w:lang w:val="zh_TW" w:bidi="zh_TW"/>
-        </w:rPr>
-        <w:t>馬加比一書和馬加比二書</w:t>
-      </w:r>
-    </w:p>
-    <w:p>
-      <w:pPr/>
-      <w:r>
-        <w:rPr>
-          <w:lang w:val="zh_TW" w:bidi="zh_TW"/>
-        </w:rPr>
-      </w:r>
-      <w:r>
-        <w:rPr>
-          <w:lang w:val="zh_TW" w:bidi="zh_TW"/>
-        </w:rPr>
-        <w:t>有若干七十士譯本的抄本把一些具有</w:t>
-      </w:r>
-      <w:r>
-        <w:rPr>
-          <w:b/>
-          <w:lang w:val="zh_TW" w:bidi="zh_TW"/>
-        </w:rPr>
-        <w:t>偽歷史性</w:t>
-      </w:r>
-      <w:r>
-        <w:rPr>
-          <w:lang w:val="zh_TW" w:bidi="zh_TW"/>
-        </w:rPr>
-        <w:t>（pseudohistorical）的著作（看起來像歷史但實際並非如此），收錄於</w:t>
-      </w:r>
-      <w:r>
-        <w:rPr>
-          <w:lang w:val="zh_TW" w:bidi="zh_TW"/>
-        </w:rPr>
-        <w:t>馬加比三書和馬加比四書</w:t>
-      </w:r>
-      <w:r>
-        <w:rPr>
-          <w:lang w:val="zh_TW" w:bidi="zh_TW"/>
-        </w:rPr>
-        <w:t>。這些次經內容上的差異，反映出不同抄本傳統之間的分別。</w:t>
-      </w:r>
-    </w:p>
-    <w:p>
-      <w:pPr>
-        <w:pStyle w:val="Heading3"/>
-      </w:pPr>
-      <w:r>
-        <w:rPr>
-          <w:lang w:val="zh_TW" w:bidi="zh_TW"/>
-        </w:rPr>
-        <w:t>初期教會的爭議</w:t>
-      </w:r>
-    </w:p>
-    <w:p>
-      <w:pPr/>
-      <w:r>
-        <w:rPr>
-          <w:lang w:val="zh_TW" w:bidi="zh_TW"/>
-        </w:rPr>
-      </w:r>
-      <w:r>
-        <w:rPr>
-          <w:lang w:val="zh_TW" w:bidi="zh_TW"/>
-        </w:rPr>
-        <w:t>在最初的幾個世紀，一些基督徒學者對哪些書卷應列入舊約聖經正典、哪些應視為次經，並沒有共識。希坡的奧古斯丁（Augustine of Hippo，公元354至430年）的著作在其中起了決定性的影響，他主張舊約聖經次經，跟希伯來正典與基督教正典中的其它書卷具有同等的權威。這一立場與較早的希伯來與拉比傳統有所不同。</w:t>
-      </w:r>
-    </w:p>
-    <w:p>
-      <w:pPr/>
-      <w:r>
-        <w:rPr>
-          <w:lang w:val="zh_TW" w:bidi="zh_TW"/>
-        </w:rPr>
-      </w:r>
-      <w:r>
-        <w:rPr>
-          <w:lang w:val="zh_TW" w:bidi="zh_TW"/>
-        </w:rPr>
-        <w:t>雖然有些領袖支持耶柔米的反對立場，但羅馬天主教會在公元1546年的天特會議（Council of Trent）中，採納了奧古斯丁的觀點，並把這立場定為天主教會的官方教導。</w:t>
-      </w:r>
-    </w:p>
-    <w:p>
-      <w:pPr/>
-      <w:r>
-        <w:rPr>
-          <w:lang w:val="zh_TW" w:bidi="zh_TW"/>
-        </w:rPr>
-      </w:r>
-      <w:r>
-        <w:rPr>
-          <w:lang w:val="zh_TW" w:bidi="zh_TW"/>
-        </w:rPr>
-        <w:t>許多後來從羅馬天主教會分裂出來、並形成東正教會的地區，也一直使用舊約聖經次經。其中一些書卷得到東正教官方所承認，但不同教區承認的書卷並不相同。在某些國家，東正教官方甚至不承認任何一卷次經。新教教會則把所有出現在七十士譯本、但不屬於希伯來舊約聖經正典的著作都視為次經。</w:t>
-      </w:r>
-    </w:p>
-    <w:p>
-      <w:pPr>
-        <w:pStyle w:val="Heading3"/>
-      </w:pPr>
-      <w:r>
-        <w:rPr>
-          <w:lang w:val="zh_TW" w:bidi="zh_TW"/>
-        </w:rPr>
-        <w:t>羅馬天主教與東正教所接納的書卷</w:t>
-      </w:r>
-    </w:p>
-    <w:p>
-      <w:pPr/>
-      <w:r>
-        <w:rPr>
-          <w:lang w:val="zh_TW" w:bidi="zh_TW"/>
-        </w:rPr>
-      </w:r>
-      <w:r>
-        <w:rPr>
-          <w:lang w:val="zh_TW" w:bidi="zh_TW"/>
-        </w:rPr>
-        <w:t>羅馬天主教會正式把下列著作列入次經書卷：</w:t>
-      </w:r>
-    </w:p>
-    <w:p>
-      <w:pPr>
-        <w:pStyle w:val="ListBullet"/>
-        <w:spacing w:line="240" w:lineRule="auto"/>
-        <w:ind w:left="720"/>
-      </w:pPr>
-      <w:r>
-        <w:rPr>
-          <w:lang w:val="zh_TW" w:bidi="zh_TW"/>
-        </w:rPr>
-      </w:r>
-      <w:r>
-        <w:rPr>
-          <w:lang w:val="zh_TW" w:bidi="zh_TW"/>
-        </w:rPr>
-        <w:t>多比傳</w:t>
-      </w:r>
-    </w:p>
-    <w:p>
-      <w:pPr>
-        <w:pStyle w:val="ListBullet"/>
-        <w:spacing w:line="240" w:lineRule="auto"/>
-        <w:ind w:left="720"/>
-      </w:pPr>
-      <w:r>
-        <w:rPr>
-          <w:lang w:val="zh_TW" w:bidi="zh_TW"/>
-        </w:rPr>
-      </w:r>
-      <w:r>
-        <w:rPr>
-          <w:lang w:val="zh_TW" w:bidi="zh_TW"/>
-        </w:rPr>
-        <w:t>猶滴傳</w:t>
-      </w:r>
-    </w:p>
-    <w:p>
-      <w:pPr>
-        <w:pStyle w:val="ListBullet"/>
-        <w:spacing w:line="240" w:lineRule="auto"/>
-        <w:ind w:left="720"/>
-      </w:pPr>
-      <w:r>
-        <w:rPr>
-          <w:lang w:val="zh_TW" w:bidi="zh_TW"/>
-        </w:rPr>
-      </w:r>
-      <w:r>
-        <w:rPr>
-          <w:lang w:val="zh_TW" w:bidi="zh_TW"/>
-        </w:rPr>
-        <w:t>以斯帖記補篇</w:t>
-      </w:r>
-    </w:p>
-    <w:p>
-      <w:pPr>
-        <w:pStyle w:val="ListBullet"/>
-        <w:spacing w:line="240" w:lineRule="auto"/>
-        <w:ind w:left="720"/>
-      </w:pPr>
-      <w:r>
-        <w:rPr>
-          <w:lang w:val="zh_TW" w:bidi="zh_TW"/>
-        </w:rPr>
-      </w:r>
-      <w:r>
-        <w:rPr>
-          <w:lang w:val="zh_TW" w:bidi="zh_TW"/>
-        </w:rPr>
-        <w:t>所羅門智訓</w:t>
-      </w:r>
-    </w:p>
-    <w:p>
-      <w:pPr>
-        <w:pStyle w:val="ListBullet"/>
-        <w:spacing w:line="240" w:lineRule="auto"/>
-        <w:ind w:left="720"/>
-      </w:pPr>
-      <w:r>
-        <w:rPr>
-          <w:lang w:val="zh_TW" w:bidi="zh_TW"/>
-        </w:rPr>
-      </w:r>
-      <w:r>
-        <w:rPr>
-          <w:lang w:val="zh_TW" w:bidi="zh_TW"/>
-        </w:rPr>
-        <w:t>便西拉智訓</w:t>
-      </w:r>
-    </w:p>
-    <w:p>
-      <w:pPr>
-        <w:pStyle w:val="ListBullet"/>
-        <w:spacing w:line="240" w:lineRule="auto"/>
-        <w:ind w:left="720"/>
-      </w:pPr>
-      <w:r>
-        <w:rPr>
-          <w:lang w:val="zh_TW" w:bidi="zh_TW"/>
-        </w:rPr>
-      </w:r>
-      <w:r>
-        <w:rPr>
-          <w:lang w:val="zh_TW" w:bidi="zh_TW"/>
-        </w:rPr>
-        <w:t>巴錄書</w:t>
-      </w:r>
-    </w:p>
-    <w:p>
-      <w:pPr>
-        <w:pStyle w:val="ListBullet"/>
-        <w:spacing w:line="240" w:lineRule="auto"/>
-        <w:ind w:left="720"/>
-      </w:pPr>
-      <w:r>
-        <w:rPr>
-          <w:lang w:val="zh_TW" w:bidi="zh_TW"/>
-        </w:rPr>
-      </w:r>
-      <w:r>
-        <w:rPr>
-          <w:lang w:val="zh_TW" w:bidi="zh_TW"/>
-        </w:rPr>
-        <w:t>但以理書補篇</w:t>
-      </w:r>
-    </w:p>
-    <w:p>
-      <w:pPr>
-        <w:pStyle w:val="ListBullet"/>
-        <w:spacing w:line="240" w:lineRule="auto"/>
-        <w:ind w:left="1440"/>
-      </w:pPr>
-      <w:r>
-        <w:rPr>
-          <w:lang w:val="zh_TW" w:bidi="zh_TW"/>
-        </w:rPr>
-      </w:r>
-      <w:r>
-        <w:rPr>
-          <w:lang w:val="zh_TW" w:bidi="zh_TW"/>
-        </w:rPr>
-        <w:t>亞撒利雅的禱告</w:t>
-      </w:r>
-    </w:p>
-    <w:p>
-      <w:pPr>
-        <w:pStyle w:val="ListBullet"/>
-        <w:spacing w:line="240" w:lineRule="auto"/>
-        <w:ind w:left="1440"/>
-      </w:pPr>
-      <w:r>
-        <w:rPr>
-          <w:lang w:val="zh_TW" w:bidi="zh_TW"/>
-        </w:rPr>
-      </w:r>
-      <w:r>
-        <w:rPr>
-          <w:lang w:val="zh_TW" w:bidi="zh_TW"/>
-        </w:rPr>
-        <w:t>三童歌</w:t>
-      </w:r>
-    </w:p>
-    <w:p>
-      <w:pPr>
-        <w:pStyle w:val="ListBullet"/>
-        <w:spacing w:line="240" w:lineRule="auto"/>
-        <w:ind w:left="1440"/>
-      </w:pPr>
-      <w:r>
-        <w:rPr>
-          <w:lang w:val="zh_TW" w:bidi="zh_TW"/>
-        </w:rPr>
-      </w:r>
-      <w:r>
-        <w:rPr>
-          <w:lang w:val="zh_TW" w:bidi="zh_TW"/>
-        </w:rPr>
-        <w:t>蘇撒拿與長老</w:t>
-      </w:r>
-    </w:p>
-    <w:p>
-      <w:pPr>
-        <w:pStyle w:val="ListBullet"/>
-        <w:spacing w:line="240" w:lineRule="auto"/>
-        <w:ind w:left="1440"/>
-      </w:pPr>
-      <w:r>
-        <w:rPr>
-          <w:lang w:val="zh_TW" w:bidi="zh_TW"/>
-        </w:rPr>
-      </w:r>
-      <w:r>
-        <w:rPr>
-          <w:lang w:val="zh_TW" w:bidi="zh_TW"/>
-        </w:rPr>
-        <w:t>彼勒與大龍</w:t>
-      </w:r>
-    </w:p>
-    <w:p>
-      <w:pPr>
-        <w:pStyle w:val="ListBullet"/>
-        <w:spacing w:line="240" w:lineRule="auto"/>
-        <w:ind w:left="720"/>
-      </w:pPr>
-      <w:r>
-        <w:rPr>
-          <w:lang w:val="zh_TW" w:bidi="zh_TW"/>
-        </w:rPr>
-      </w:r>
-      <w:r>
-        <w:rPr>
-          <w:lang w:val="zh_TW" w:bidi="zh_TW"/>
-        </w:rPr>
-        <w:t>馬加比一書和馬加比二書</w:t>
-      </w:r>
-    </w:p>
-    <w:p>
-      <w:pPr/>
-      <w:r>
-        <w:rPr>
-          <w:lang w:val="zh_TW" w:bidi="zh_TW"/>
-        </w:rPr>
-      </w:r>
-      <w:r>
-        <w:rPr>
-          <w:lang w:val="zh_TW" w:bidi="zh_TW"/>
-        </w:rPr>
-        <w:t>東正教會亦把</w:t>
-      </w:r>
-      <w:r>
-        <w:rPr>
-          <w:lang w:val="zh_TW" w:bidi="zh_TW"/>
-        </w:rPr>
-        <w:t>馬加比三書</w:t>
-      </w:r>
-      <w:r>
-        <w:rPr>
-          <w:lang w:val="zh_TW" w:bidi="zh_TW"/>
-        </w:rPr>
-        <w:t>列入次經書卷名單。</w:t>
-        <w:br/>
-      </w:r>
-      <w:r>
-        <w:rPr>
-          <w:lang w:val="zh_TW" w:bidi="zh_TW"/>
-        </w:rPr>
-        <w:t>本辭典另有討論這些書卷的個別條目。</w:t>
-      </w:r>
-    </w:p>
-    <w:p>
-      <w:pPr>
-        <w:pStyle w:val="Heading3"/>
-      </w:pPr>
-      <w:r>
-        <w:rPr>
-          <w:b/>
-          <w:lang w:val="zh_TW" w:bidi="zh_TW"/>
-        </w:rPr>
-        <w:t>基督教次經與新約聖經正典</w:t>
-      </w:r>
-    </w:p>
-    <w:p>
-      <w:pPr/>
-      <w:r>
-        <w:rPr>
-          <w:lang w:val="zh_TW" w:bidi="zh_TW"/>
-        </w:rPr>
-      </w:r>
-      <w:r>
-        <w:rPr>
-          <w:lang w:val="zh_TW" w:bidi="zh_TW"/>
-        </w:rPr>
-        <w:t>在新約聖經時期，基督徒已經熟悉猶太人的次經著作，包括以斯拉二書裡那些帶有天啟推想的內容。因此，不久之後，當大部分新約書卷已經寫成並開始流傳時，另有一些人開始撰寫並散佈他們自己關於基督信仰的著作。為了把這些書卷與具有默示性與權威性的聖經區分開來，清楚界定新約書卷的正式正典便成為一件重要的事。</w:t>
-      </w:r>
-    </w:p>
-    <w:p>
-      <w:pPr/>
-      <w:r>
-        <w:rPr>
-          <w:lang w:val="zh_TW" w:bidi="zh_TW"/>
-        </w:rPr>
-      </w:r>
-      <w:r>
-        <w:rPr>
-          <w:lang w:val="zh_TW" w:bidi="zh_TW"/>
-        </w:rPr>
-        <w:t>我們現存最早的新約聖經核准書卷名單──穆拉多利正典（Muratorian Canon），大約是在公元200年前後才被編成。因此，在正式教會聲明出現，指出哪些書卷應被視為新約次經之前，已經過了一段相當漫長的時間。在此期間，大量以宗教性質為主的著作出現，並開始在各地流傳。這些著作自稱為教導真理，並描寫歷史上基督信仰的種種面貌。然而，新約聖經次經文獻最終未能達成這些著作原本的目的，因為教會從它們的內容看出其虛假性質，並不接納它們。</w:t>
-      </w:r>
-    </w:p>
-    <w:p>
-      <w:pPr>
-        <w:pStyle w:val="Heading4"/>
-      </w:pPr>
-      <w:r>
-        <w:rPr>
-          <w:b/>
-          <w:lang w:val="zh_TW" w:bidi="zh_TW"/>
-        </w:rPr>
-        <w:t>新約聖經次經的類型</w:t>
-      </w:r>
-    </w:p>
-    <w:p>
-      <w:pPr/>
-      <w:r>
-        <w:rPr>
-          <w:lang w:val="zh_TW" w:bidi="zh_TW"/>
-        </w:rPr>
-      </w:r>
-      <w:r>
-        <w:rPr>
-          <w:lang w:val="zh_TW" w:bidi="zh_TW"/>
-        </w:rPr>
-        <w:t>要了解新約次經不同的類型，可參考以下各項：</w:t>
-      </w:r>
-    </w:p>
-    <w:p>
-      <w:pPr>
-        <w:pStyle w:val="ListBullet"/>
-        <w:spacing w:line="240" w:lineRule="auto"/>
-        <w:ind w:left="720"/>
-      </w:pPr>
-      <w:r>
-        <w:rPr>
-          <w:lang w:val="zh_TW" w:bidi="zh_TW"/>
-        </w:rPr>
-      </w:r>
-      <w:r>
-        <w:rPr>
-          <w:lang w:val="zh_TW" w:bidi="zh_TW"/>
-        </w:rPr>
-        <w:t>次經福音書</w:t>
-      </w:r>
-      <w:r>
-        <w:rPr>
-          <w:lang w:val="zh_TW" w:bidi="zh_TW"/>
-        </w:rPr>
-        <w:t>：這類著作擴展闡述耶穌的生平與教導。</w:t>
-      </w:r>
-    </w:p>
-    <w:p>
-      <w:pPr>
-        <w:pStyle w:val="ListBullet"/>
-        <w:spacing w:line="240" w:lineRule="auto"/>
-        <w:ind w:left="720"/>
-      </w:pPr>
-      <w:r>
-        <w:rPr>
-          <w:lang w:val="zh_TW" w:bidi="zh_TW"/>
-        </w:rPr>
-      </w:r>
-      <w:r>
-        <w:rPr>
-          <w:lang w:val="zh_TW" w:bidi="zh_TW"/>
-        </w:rPr>
-        <w:t>次經使徒行傳</w:t>
-      </w:r>
-      <w:r>
-        <w:rPr>
-          <w:lang w:val="zh_TW" w:bidi="zh_TW"/>
-        </w:rPr>
-        <w:t>：這類著作聲稱記錄聖經沒有記載的使徒事蹟。</w:t>
-      </w:r>
-    </w:p>
-    <w:p>
-      <w:pPr>
-        <w:pStyle w:val="ListBullet"/>
-        <w:spacing w:line="240" w:lineRule="auto"/>
-        <w:ind w:left="720"/>
-      </w:pPr>
-      <w:r>
-        <w:rPr>
-          <w:lang w:val="zh_TW" w:bidi="zh_TW"/>
-        </w:rPr>
-      </w:r>
-      <w:r>
-        <w:rPr>
-          <w:lang w:val="zh_TW" w:bidi="zh_TW"/>
-        </w:rPr>
-        <w:t>次經書信</w:t>
-      </w:r>
-      <w:r>
-        <w:rPr>
-          <w:lang w:val="zh_TW" w:bidi="zh_TW"/>
-        </w:rPr>
-        <w:t>：這些書信以新約以外的使徒或早期基督徒人物為名而寫成。</w:t>
-      </w:r>
-    </w:p>
-    <w:p>
-      <w:pPr>
-        <w:pStyle w:val="ListBullet"/>
-        <w:spacing w:line="240" w:lineRule="auto"/>
-        <w:ind w:left="720"/>
-      </w:pPr>
-      <w:r>
-        <w:rPr>
-          <w:lang w:val="zh_TW" w:bidi="zh_TW"/>
-        </w:rPr>
-      </w:r>
-      <w:r>
-        <w:rPr>
-          <w:lang w:val="zh_TW" w:bidi="zh_TW"/>
-        </w:rPr>
-        <w:t>天啟次經</w:t>
-      </w:r>
-      <w:r>
-        <w:rPr>
-          <w:lang w:val="zh_TW" w:bidi="zh_TW"/>
-        </w:rPr>
-        <w:t>：這類著作描述關於天上、審判和末世的異象與啟示。</w:t>
-      </w:r>
-    </w:p>
-    <w:p>
-      <w:pPr>
-        <w:pStyle w:val="Heading3"/>
-      </w:pPr>
-      <w:r>
-        <w:rPr>
-          <w:lang w:val="zh_TW" w:bidi="zh_TW"/>
-        </w:rPr>
-        <w:t>特定的次經書卷</w:t>
-      </w:r>
-    </w:p>
-    <w:p>
-      <w:pPr>
-        <w:pStyle w:val="Heading4"/>
-      </w:pPr>
-      <w:r>
-        <w:rPr>
-          <w:lang w:val="zh_TW" w:bidi="zh_TW"/>
-        </w:rPr>
-        <w:t>舊約聖經次經與偽經</w:t>
-      </w:r>
-    </w:p>
-    <w:p>
-      <w:pPr/>
-      <w:r>
-        <w:rPr>
-          <w:lang w:val="zh_TW" w:bidi="zh_TW"/>
-        </w:rPr>
-      </w:r>
-      <w:r>
-        <w:rPr>
-          <w:lang w:val="zh_TW" w:bidi="zh_TW"/>
-        </w:rPr>
-        <w:t>這些著作是介乎舊約聖經與新約聖經時期所寫的猶太文獻，用來擴展、詮釋或重新敘述聖經的傳統。</w:t>
-      </w:r>
-    </w:p>
-    <w:p>
-      <w:pPr/>
-      <w:r>
-        <w:rPr>
-          <w:lang w:val="zh_TW" w:bidi="zh_TW"/>
-        </w:rPr>
-      </w:r>
-      <w:r>
-        <w:rPr>
-          <w:b/>
-          <w:lang w:val="zh_TW" w:bidi="zh_TW"/>
-        </w:rPr>
-        <w:t>啟示錄與遺訓</w:t>
-      </w:r>
-    </w:p>
-    <w:p>
-      <w:pPr/>
-      <w:r>
-        <w:rPr>
-          <w:lang w:val="zh_TW" w:bidi="zh_TW"/>
-        </w:rPr>
-      </w:r>
-      <w:r>
-        <w:rPr>
-          <w:lang w:val="zh_TW" w:bidi="zh_TW"/>
-        </w:rPr>
-        <w:t>這些著作屬於啟示性著作與遺訓著作，用來描寫關於天上的異象、最後審判，或偉大先祖臨終遺訓。</w:t>
-      </w:r>
-    </w:p>
-    <w:p>
-      <w:pPr>
-        <w:pStyle w:val="ListBullet"/>
-        <w:spacing w:line="240" w:lineRule="auto"/>
-        <w:ind w:left="720"/>
-      </w:pPr>
-      <w:r>
-        <w:rPr>
-          <w:lang w:val="zh_TW" w:bidi="zh_TW"/>
-        </w:rPr>
-      </w:r>
-      <w:r>
-        <w:rPr>
-          <w:lang w:val="zh_TW" w:bidi="zh_TW"/>
-        </w:rPr>
-        <w:t>亞伯拉罕的啟示錄</w:t>
-      </w:r>
-    </w:p>
-    <w:p>
-      <w:pPr>
-        <w:pStyle w:val="ListBullet"/>
-        <w:spacing w:line="240" w:lineRule="auto"/>
-        <w:ind w:left="720"/>
-      </w:pPr>
-      <w:r>
-        <w:rPr>
-          <w:lang w:val="zh_TW" w:bidi="zh_TW"/>
-        </w:rPr>
-      </w:r>
-      <w:r>
-        <w:rPr>
-          <w:lang w:val="zh_TW" w:bidi="zh_TW"/>
-        </w:rPr>
-        <w:t>巴錄的啟示錄</w:t>
-      </w:r>
-    </w:p>
-    <w:p>
-      <w:pPr>
-        <w:pStyle w:val="ListBullet"/>
-        <w:spacing w:line="240" w:lineRule="auto"/>
-        <w:ind w:left="720"/>
-      </w:pPr>
-      <w:r>
-        <w:rPr>
-          <w:lang w:val="zh_TW" w:bidi="zh_TW"/>
-        </w:rPr>
-      </w:r>
-      <w:r>
-        <w:rPr>
-          <w:lang w:val="zh_TW" w:bidi="zh_TW"/>
-        </w:rPr>
-        <w:t>以斯拉四書</w:t>
-      </w:r>
-    </w:p>
-    <w:p>
-      <w:pPr>
-        <w:pStyle w:val="ListBullet"/>
-        <w:spacing w:line="240" w:lineRule="auto"/>
-        <w:ind w:left="720"/>
-      </w:pPr>
-      <w:r>
-        <w:rPr>
-          <w:lang w:val="zh_TW" w:bidi="zh_TW"/>
-        </w:rPr>
-      </w:r>
-      <w:r>
-        <w:rPr>
-          <w:lang w:val="zh_TW" w:bidi="zh_TW"/>
-        </w:rPr>
-        <w:t>摩西升天記</w:t>
-      </w:r>
-    </w:p>
-    <w:p>
-      <w:pPr>
-        <w:pStyle w:val="ListBullet"/>
-        <w:spacing w:line="240" w:lineRule="auto"/>
-        <w:ind w:left="720"/>
-      </w:pPr>
-      <w:r>
-        <w:rPr>
-          <w:lang w:val="zh_TW" w:bidi="zh_TW"/>
-        </w:rPr>
-      </w:r>
-      <w:r>
-        <w:rPr>
-          <w:lang w:val="zh_TW" w:bidi="zh_TW"/>
-        </w:rPr>
-        <w:t>亞伯拉罕遺訓</w:t>
-      </w:r>
-    </w:p>
-    <w:p>
-      <w:pPr>
-        <w:pStyle w:val="ListBullet"/>
-        <w:spacing w:line="240" w:lineRule="auto"/>
-        <w:ind w:left="720"/>
-      </w:pPr>
-      <w:r>
-        <w:rPr>
-          <w:lang w:val="zh_TW" w:bidi="zh_TW"/>
-        </w:rPr>
-      </w:r>
-      <w:r>
-        <w:rPr>
-          <w:lang w:val="zh_TW" w:bidi="zh_TW"/>
-        </w:rPr>
-        <w:t>約伯遺訓</w:t>
-      </w:r>
-    </w:p>
-    <w:p>
-      <w:pPr>
-        <w:pStyle w:val="ListBullet"/>
-        <w:spacing w:line="240" w:lineRule="auto"/>
-        <w:ind w:left="720"/>
-      </w:pPr>
-      <w:r>
-        <w:rPr>
-          <w:lang w:val="zh_TW" w:bidi="zh_TW"/>
-        </w:rPr>
-      </w:r>
-      <w:r>
-        <w:rPr>
-          <w:lang w:val="zh_TW" w:bidi="zh_TW"/>
-        </w:rPr>
-        <w:t>十二族長遺訓</w:t>
-      </w:r>
-    </w:p>
-    <w:p>
-      <w:pPr>
-        <w:pStyle w:val="ListBullet"/>
-        <w:spacing w:line="240" w:lineRule="auto"/>
-        <w:ind w:left="720"/>
-      </w:pPr>
-      <w:r>
-        <w:rPr>
-          <w:lang w:val="zh_TW" w:bidi="zh_TW"/>
-        </w:rPr>
-      </w:r>
-      <w:r>
-        <w:rPr>
-          <w:lang w:val="zh_TW" w:bidi="zh_TW"/>
-        </w:rPr>
-        <w:t>所羅門遺訓</w:t>
-      </w:r>
-    </w:p>
-    <w:p>
-      <w:pPr/>
-      <w:r>
-        <w:rPr>
-          <w:lang w:val="zh_TW" w:bidi="zh_TW"/>
-        </w:rPr>
-      </w:r>
-      <w:r>
-        <w:rPr>
-          <w:b/>
-          <w:lang w:val="zh_TW" w:bidi="zh_TW"/>
-        </w:rPr>
-        <w:t>智慧與道德文學</w:t>
-      </w:r>
-    </w:p>
-    <w:p>
-      <w:pPr/>
-      <w:r>
-        <w:rPr>
-          <w:lang w:val="zh_TW" w:bidi="zh_TW"/>
-        </w:rPr>
-      </w:r>
-      <w:r>
-        <w:rPr>
-          <w:lang w:val="zh_TW" w:bidi="zh_TW"/>
-        </w:rPr>
-        <w:t>這些是關於道德教導、美德省思與倫理指引的文獻集。</w:t>
-      </w:r>
-    </w:p>
-    <w:p>
-      <w:pPr>
-        <w:pStyle w:val="ListBullet"/>
-        <w:spacing w:line="240" w:lineRule="auto"/>
-        <w:ind w:left="720"/>
-      </w:pPr>
-      <w:r>
-        <w:rPr>
-          <w:lang w:val="zh_TW" w:bidi="zh_TW"/>
-        </w:rPr>
-      </w:r>
-      <w:r>
-        <w:rPr>
-          <w:lang w:val="zh_TW" w:bidi="zh_TW"/>
-        </w:rPr>
-        <w:t>阿希卡之書</w:t>
-      </w:r>
-    </w:p>
-    <w:p>
-      <w:pPr>
-        <w:pStyle w:val="ListBullet"/>
-        <w:spacing w:line="240" w:lineRule="auto"/>
-        <w:ind w:left="720"/>
-      </w:pPr>
-      <w:r>
-        <w:rPr>
-          <w:lang w:val="zh_TW" w:bidi="zh_TW"/>
-        </w:rPr>
-      </w:r>
-      <w:r>
-        <w:rPr>
-          <w:lang w:val="zh_TW" w:bidi="zh_TW"/>
-        </w:rPr>
-        <w:t>伊利達和米達之書</w:t>
-      </w:r>
-    </w:p>
-    <w:p>
-      <w:pPr>
-        <w:pStyle w:val="ListBullet"/>
-        <w:spacing w:line="240" w:lineRule="auto"/>
-        <w:ind w:left="720"/>
-      </w:pPr>
-      <w:r>
-        <w:rPr>
-          <w:lang w:val="zh_TW" w:bidi="zh_TW"/>
-        </w:rPr>
-      </w:r>
-      <w:r>
-        <w:rPr>
-          <w:lang w:val="zh_TW" w:bidi="zh_TW"/>
-        </w:rPr>
-        <w:t>亞當和夏娃生平</w:t>
-      </w:r>
-    </w:p>
-    <w:p>
-      <w:pPr>
-        <w:pStyle w:val="ListBullet"/>
-        <w:spacing w:line="240" w:lineRule="auto"/>
-        <w:ind w:left="720"/>
-      </w:pPr>
-      <w:r>
-        <w:rPr>
-          <w:lang w:val="zh_TW" w:bidi="zh_TW"/>
-        </w:rPr>
-      </w:r>
-      <w:r>
-        <w:rPr>
-          <w:lang w:val="zh_TW" w:bidi="zh_TW"/>
-        </w:rPr>
-        <w:t>所羅門詩篇</w:t>
-      </w:r>
-    </w:p>
-    <w:p>
-      <w:pPr/>
-      <w:r>
-        <w:rPr>
-          <w:lang w:val="zh_TW" w:bidi="zh_TW"/>
-        </w:rPr>
-      </w:r>
-      <w:r>
-        <w:rPr>
-          <w:b/>
-          <w:lang w:val="zh_TW" w:bidi="zh_TW"/>
-        </w:rPr>
-        <w:t>歷史與傳奇著作</w:t>
-      </w:r>
-    </w:p>
-    <w:p>
-      <w:pPr/>
-      <w:r>
-        <w:rPr>
-          <w:lang w:val="zh_TW" w:bidi="zh_TW"/>
-        </w:rPr>
-      </w:r>
-      <w:r>
-        <w:rPr>
-          <w:lang w:val="zh_TW" w:bidi="zh_TW"/>
-        </w:rPr>
-        <w:t>這些文獻以重述早期聖經歷史或傳奇事件的方式，補足舊約聖經記載中的空缺。</w:t>
-      </w:r>
-    </w:p>
-    <w:p>
-      <w:pPr>
-        <w:pStyle w:val="ListBullet"/>
-        <w:spacing w:line="240" w:lineRule="auto"/>
-        <w:ind w:left="720"/>
-      </w:pPr>
-      <w:r>
-        <w:rPr>
-          <w:lang w:val="zh_TW" w:bidi="zh_TW"/>
-        </w:rPr>
-      </w:r>
-      <w:r>
-        <w:rPr>
-          <w:lang w:val="zh_TW" w:bidi="zh_TW"/>
-        </w:rPr>
-        <w:t>挪亞書</w:t>
-      </w:r>
-    </w:p>
-    <w:p>
-      <w:pPr>
-        <w:pStyle w:val="ListBullet"/>
-        <w:spacing w:line="240" w:lineRule="auto"/>
-        <w:ind w:left="720"/>
-      </w:pPr>
-      <w:r>
-        <w:rPr>
-          <w:lang w:val="zh_TW" w:bidi="zh_TW"/>
-        </w:rPr>
-      </w:r>
-      <w:r>
-        <w:rPr>
-          <w:lang w:val="zh_TW" w:bidi="zh_TW"/>
-        </w:rPr>
-        <w:t>禧年書</w:t>
-      </w:r>
-    </w:p>
-    <w:p>
-      <w:pPr>
-        <w:pStyle w:val="ListBullet"/>
-        <w:spacing w:line="240" w:lineRule="auto"/>
-        <w:ind w:left="720"/>
-      </w:pPr>
-      <w:r>
-        <w:rPr>
-          <w:lang w:val="zh_TW" w:bidi="zh_TW"/>
-        </w:rPr>
-      </w:r>
-      <w:r>
-        <w:rPr>
-          <w:lang w:val="zh_TW" w:bidi="zh_TW"/>
-        </w:rPr>
-        <w:t>次經創世記</w:t>
-      </w:r>
-    </w:p>
-    <w:p>
-      <w:pPr>
-        <w:pStyle w:val="ListBullet"/>
-        <w:spacing w:line="240" w:lineRule="auto"/>
-        <w:ind w:left="720"/>
-      </w:pPr>
-      <w:r>
-        <w:rPr>
-          <w:lang w:val="zh_TW" w:bidi="zh_TW"/>
-        </w:rPr>
-      </w:r>
-      <w:r>
-        <w:rPr>
-          <w:lang w:val="zh_TW" w:bidi="zh_TW"/>
-        </w:rPr>
-        <w:t>亞里斯提書信</w:t>
-      </w:r>
-    </w:p>
-    <w:p>
-      <w:pPr>
-        <w:pStyle w:val="ListBullet"/>
-        <w:spacing w:line="240" w:lineRule="auto"/>
-        <w:ind w:left="720"/>
-      </w:pPr>
-      <w:r>
-        <w:rPr>
-          <w:lang w:val="zh_TW" w:bidi="zh_TW"/>
-        </w:rPr>
-      </w:r>
-      <w:r>
-        <w:rPr>
-          <w:lang w:val="zh_TW" w:bidi="zh_TW"/>
-        </w:rPr>
-        <w:t>約瑟和亞西納書</w:t>
-      </w:r>
-    </w:p>
-    <w:p>
-      <w:pPr/>
-      <w:r>
-        <w:rPr>
-          <w:lang w:val="zh_TW" w:bidi="zh_TW"/>
-        </w:rPr>
-      </w:r>
-      <w:r>
-        <w:rPr>
-          <w:b/>
-          <w:lang w:val="zh_TW" w:bidi="zh_TW"/>
-        </w:rPr>
-        <w:t>先知與異象著作</w:t>
-      </w:r>
-    </w:p>
-    <w:p>
-      <w:pPr/>
-      <w:r>
-        <w:rPr>
-          <w:lang w:val="zh_TW" w:bidi="zh_TW"/>
-        </w:rPr>
-      </w:r>
-      <w:r>
-        <w:rPr>
-          <w:lang w:val="zh_TW" w:bidi="zh_TW"/>
-        </w:rPr>
-        <w:t>這些文獻宣稱記載來自神的異象或神諭，並以先知性的洞察重新詮釋以色列的歷史與命定。</w:t>
-      </w:r>
-    </w:p>
-    <w:p>
-      <w:pPr>
-        <w:pStyle w:val="ListBullet"/>
-        <w:spacing w:line="240" w:lineRule="auto"/>
-        <w:ind w:left="720"/>
-      </w:pPr>
-      <w:r>
-        <w:rPr>
-          <w:lang w:val="zh_TW" w:bidi="zh_TW"/>
-        </w:rPr>
-      </w:r>
-      <w:r>
-        <w:rPr>
-          <w:lang w:val="zh_TW" w:bidi="zh_TW"/>
-        </w:rPr>
-        <w:t>次經以西結書</w:t>
-      </w:r>
-    </w:p>
-    <w:p>
-      <w:pPr>
-        <w:pStyle w:val="ListBullet"/>
-        <w:spacing w:line="240" w:lineRule="auto"/>
-        <w:ind w:left="720"/>
-      </w:pPr>
-      <w:r>
-        <w:rPr>
-          <w:lang w:val="zh_TW" w:bidi="zh_TW"/>
-        </w:rPr>
-      </w:r>
-      <w:r>
-        <w:rPr>
-          <w:lang w:val="zh_TW" w:bidi="zh_TW"/>
-        </w:rPr>
-        <w:t>約瑟的禱告</w:t>
-      </w:r>
-    </w:p>
-    <w:p>
-      <w:pPr>
-        <w:pStyle w:val="ListBullet"/>
-        <w:spacing w:line="240" w:lineRule="auto"/>
-        <w:ind w:left="720"/>
-      </w:pPr>
-      <w:r>
-        <w:rPr>
-          <w:lang w:val="zh_TW" w:bidi="zh_TW"/>
-        </w:rPr>
-      </w:r>
-      <w:r>
-        <w:rPr>
-          <w:lang w:val="zh_TW" w:bidi="zh_TW"/>
-        </w:rPr>
-        <w:t>西比拉神諭</w:t>
-      </w:r>
-    </w:p>
-    <w:p>
-      <w:pPr>
-        <w:pStyle w:val="Heading4"/>
-      </w:pPr>
-      <w:r>
-        <w:rPr>
-          <w:lang w:val="zh_TW" w:bidi="zh_TW"/>
-        </w:rPr>
-        <w:t>新約聖經次經</w:t>
-      </w:r>
-    </w:p>
-    <w:p>
-      <w:pPr/>
-      <w:r>
-        <w:rPr>
-          <w:lang w:val="zh_TW" w:bidi="zh_TW"/>
-        </w:rPr>
-      </w:r>
-      <w:r>
-        <w:rPr>
-          <w:lang w:val="zh_TW" w:bidi="zh_TW"/>
-        </w:rPr>
-        <w:t>這些基督教著作模仿新約聖經的文體，並進一步記述耶穌與使徒的生平、教導與神蹟。</w:t>
-      </w:r>
-    </w:p>
-    <w:p>
-      <w:pPr/>
-      <w:r>
-        <w:rPr>
-          <w:lang w:val="zh_TW" w:bidi="zh_TW"/>
-        </w:rPr>
-      </w:r>
-      <w:r>
-        <w:rPr>
-          <w:b/>
-          <w:lang w:val="zh_TW" w:bidi="zh_TW"/>
-        </w:rPr>
-        <w:t>次經福音書</w:t>
-      </w:r>
-    </w:p>
-    <w:p>
-      <w:pPr/>
-      <w:r>
-        <w:rPr>
-          <w:lang w:val="zh_TW" w:bidi="zh_TW"/>
-        </w:rPr>
-      </w:r>
-      <w:r>
-        <w:rPr>
-          <w:lang w:val="zh_TW" w:bidi="zh_TW"/>
-        </w:rPr>
-        <w:t>這些是擴展闡述耶穌生命和教導的故事。</w:t>
-      </w:r>
-    </w:p>
-    <w:p>
-      <w:pPr>
-        <w:pStyle w:val="ListBullet"/>
-        <w:spacing w:line="240" w:lineRule="auto"/>
-        <w:ind w:left="720"/>
-      </w:pPr>
-      <w:r>
-        <w:rPr>
-          <w:lang w:val="zh_TW" w:bidi="zh_TW"/>
-        </w:rPr>
-      </w:r>
-      <w:r>
-        <w:rPr>
-          <w:lang w:val="zh_TW" w:bidi="zh_TW"/>
-        </w:rPr>
-        <w:t>以便尼派福音</w:t>
-      </w:r>
-    </w:p>
-    <w:p>
-      <w:pPr>
-        <w:pStyle w:val="ListBullet"/>
-        <w:spacing w:line="240" w:lineRule="auto"/>
-        <w:ind w:left="720"/>
-      </w:pPr>
-      <w:r>
-        <w:rPr>
-          <w:lang w:val="zh_TW" w:bidi="zh_TW"/>
-        </w:rPr>
-      </w:r>
-      <w:r>
-        <w:rPr>
-          <w:lang w:val="zh_TW" w:bidi="zh_TW"/>
-        </w:rPr>
-        <w:t>埃及人福音</w:t>
-      </w:r>
-    </w:p>
-    <w:p>
-      <w:pPr>
-        <w:pStyle w:val="ListBullet"/>
-        <w:spacing w:line="240" w:lineRule="auto"/>
-        <w:ind w:left="720"/>
-      </w:pPr>
-      <w:r>
-        <w:rPr>
-          <w:lang w:val="zh_TW" w:bidi="zh_TW"/>
-        </w:rPr>
-      </w:r>
-      <w:r>
-        <w:rPr>
-          <w:lang w:val="zh_TW" w:bidi="zh_TW"/>
-        </w:rPr>
-        <w:t>多馬福音</w:t>
-      </w:r>
-    </w:p>
-    <w:p>
-      <w:pPr>
-        <w:pStyle w:val="ListBullet"/>
-        <w:spacing w:line="240" w:lineRule="auto"/>
-        <w:ind w:left="720"/>
-      </w:pPr>
-      <w:r>
-        <w:rPr>
-          <w:lang w:val="zh_TW" w:bidi="zh_TW"/>
-        </w:rPr>
-      </w:r>
-      <w:r>
-        <w:rPr>
-          <w:lang w:val="zh_TW" w:bidi="zh_TW"/>
-        </w:rPr>
-        <w:t>真理福音</w:t>
-      </w:r>
-    </w:p>
-    <w:p>
-      <w:pPr>
-        <w:pStyle w:val="ListBullet"/>
-        <w:spacing w:line="240" w:lineRule="auto"/>
-        <w:ind w:left="720"/>
-      </w:pPr>
-      <w:r>
-        <w:rPr>
-          <w:lang w:val="zh_TW" w:bidi="zh_TW"/>
-        </w:rPr>
-      </w:r>
-      <w:r>
-        <w:rPr>
-          <w:lang w:val="zh_TW" w:bidi="zh_TW"/>
-        </w:rPr>
-        <w:t>夏娃福音</w:t>
-      </w:r>
-    </w:p>
-    <w:p>
-      <w:pPr>
-        <w:pStyle w:val="ListBullet"/>
-        <w:spacing w:line="240" w:lineRule="auto"/>
-        <w:ind w:left="720"/>
-      </w:pPr>
-      <w:r>
-        <w:rPr>
-          <w:lang w:val="zh_TW" w:bidi="zh_TW"/>
-        </w:rPr>
-      </w:r>
-      <w:r>
-        <w:rPr>
-          <w:lang w:val="zh_TW" w:bidi="zh_TW"/>
-        </w:rPr>
-        <w:t>巴西里德福音</w:t>
-      </w:r>
-    </w:p>
-    <w:p>
-      <w:pPr>
-        <w:pStyle w:val="ListBullet"/>
-        <w:spacing w:line="240" w:lineRule="auto"/>
-        <w:ind w:left="720"/>
-      </w:pPr>
-      <w:r>
-        <w:rPr>
-          <w:lang w:val="zh_TW" w:bidi="zh_TW"/>
-        </w:rPr>
-      </w:r>
-      <w:r>
-        <w:rPr>
-          <w:lang w:val="zh_TW" w:bidi="zh_TW"/>
-        </w:rPr>
-        <w:t>十二使徒福音</w:t>
-      </w:r>
-    </w:p>
-    <w:p>
-      <w:pPr>
-        <w:pStyle w:val="ListBullet"/>
-        <w:spacing w:line="240" w:lineRule="auto"/>
-        <w:ind w:left="720"/>
-      </w:pPr>
-      <w:r>
-        <w:rPr>
-          <w:lang w:val="zh_TW" w:bidi="zh_TW"/>
-        </w:rPr>
-      </w:r>
-      <w:r>
-        <w:rPr>
-          <w:lang w:val="zh_TW" w:bidi="zh_TW"/>
-        </w:rPr>
-        <w:t>巴拿巴福音</w:t>
-      </w:r>
-    </w:p>
-    <w:p>
-      <w:pPr>
-        <w:pStyle w:val="ListBullet"/>
-        <w:spacing w:line="240" w:lineRule="auto"/>
-        <w:ind w:left="720"/>
-      </w:pPr>
-      <w:r>
-        <w:rPr>
-          <w:lang w:val="zh_TW" w:bidi="zh_TW"/>
-        </w:rPr>
-      </w:r>
-      <w:r>
-        <w:rPr>
-          <w:lang w:val="zh_TW" w:bidi="zh_TW"/>
-        </w:rPr>
-        <w:t>巴多羅買福音</w:t>
-      </w:r>
-    </w:p>
-    <w:p>
-      <w:pPr>
-        <w:pStyle w:val="ListBullet"/>
-        <w:spacing w:line="240" w:lineRule="auto"/>
-        <w:ind w:left="720"/>
-      </w:pPr>
-      <w:r>
-        <w:rPr>
-          <w:lang w:val="zh_TW" w:bidi="zh_TW"/>
-        </w:rPr>
-      </w:r>
-      <w:r>
-        <w:rPr>
-          <w:lang w:val="zh_TW" w:bidi="zh_TW"/>
-        </w:rPr>
-        <w:t>約翰傳道者之書</w:t>
-      </w:r>
-    </w:p>
-    <w:p>
-      <w:pPr>
-        <w:pStyle w:val="ListBullet"/>
-        <w:spacing w:line="240" w:lineRule="auto"/>
-        <w:ind w:left="720"/>
-      </w:pPr>
-      <w:r>
-        <w:rPr>
-          <w:lang w:val="zh_TW" w:bidi="zh_TW"/>
-        </w:rPr>
-      </w:r>
-      <w:r>
-        <w:rPr>
-          <w:lang w:val="zh_TW" w:bidi="zh_TW"/>
-        </w:rPr>
-        <w:t>雅各原始福音</w:t>
-      </w:r>
-    </w:p>
-    <w:p>
-      <w:pPr>
-        <w:pStyle w:val="ListBullet"/>
-        <w:spacing w:line="240" w:lineRule="auto"/>
-        <w:ind w:left="720"/>
-      </w:pPr>
-      <w:r>
-        <w:rPr>
-          <w:lang w:val="zh_TW" w:bidi="zh_TW"/>
-        </w:rPr>
-      </w:r>
-      <w:r>
-        <w:rPr>
-          <w:lang w:val="zh_TW" w:bidi="zh_TW"/>
-        </w:rPr>
-        <w:t>馬利亞出生記</w:t>
-      </w:r>
-    </w:p>
-    <w:p>
-      <w:pPr>
-        <w:pStyle w:val="ListBullet"/>
-        <w:spacing w:line="240" w:lineRule="auto"/>
-        <w:ind w:left="720"/>
-      </w:pPr>
-      <w:r>
-        <w:rPr>
-          <w:lang w:val="zh_TW" w:bidi="zh_TW"/>
-        </w:rPr>
-      </w:r>
-      <w:r>
-        <w:rPr>
-          <w:lang w:val="zh_TW" w:bidi="zh_TW"/>
-        </w:rPr>
-        <w:t>馬利亞誕生福音</w:t>
-      </w:r>
-    </w:p>
-    <w:p>
-      <w:pPr>
-        <w:pStyle w:val="ListBullet"/>
-        <w:spacing w:line="240" w:lineRule="auto"/>
-        <w:ind w:left="720"/>
-      </w:pPr>
-      <w:r>
-        <w:rPr>
-          <w:lang w:val="zh_TW" w:bidi="zh_TW"/>
-        </w:rPr>
-      </w:r>
-      <w:r>
-        <w:rPr>
-          <w:lang w:val="zh_TW" w:bidi="zh_TW"/>
-        </w:rPr>
-        <w:t>阿拉伯文耶穌嬰兒時期福音</w:t>
-      </w:r>
-    </w:p>
-    <w:p>
-      <w:pPr>
-        <w:pStyle w:val="ListBullet"/>
-        <w:spacing w:line="240" w:lineRule="auto"/>
-        <w:ind w:left="720"/>
-      </w:pPr>
-      <w:r>
-        <w:rPr>
-          <w:lang w:val="zh_TW" w:bidi="zh_TW"/>
-        </w:rPr>
-      </w:r>
-      <w:r>
-        <w:rPr>
-          <w:lang w:val="zh_TW" w:bidi="zh_TW"/>
-        </w:rPr>
-        <w:t>亞美尼亞文耶穌嬰兒時期福音</w:t>
-      </w:r>
-    </w:p>
-    <w:p>
-      <w:pPr>
-        <w:pStyle w:val="ListBullet"/>
-        <w:spacing w:line="240" w:lineRule="auto"/>
-        <w:ind w:left="720"/>
-      </w:pPr>
-      <w:r>
-        <w:rPr>
-          <w:lang w:val="zh_TW" w:bidi="zh_TW"/>
-        </w:rPr>
-      </w:r>
-      <w:r>
-        <w:rPr>
-          <w:lang w:val="zh_TW" w:bidi="zh_TW"/>
-        </w:rPr>
-        <w:t>木匠約瑟史述</w:t>
-      </w:r>
-    </w:p>
-    <w:p>
-      <w:pPr>
-        <w:pStyle w:val="ListBullet"/>
-        <w:spacing w:line="240" w:lineRule="auto"/>
-        <w:ind w:left="720"/>
-      </w:pPr>
-      <w:r>
-        <w:rPr>
-          <w:lang w:val="zh_TW" w:bidi="zh_TW"/>
-        </w:rPr>
-      </w:r>
-      <w:r>
-        <w:rPr>
-          <w:lang w:val="zh_TW" w:bidi="zh_TW"/>
-        </w:rPr>
-        <w:t>阿拉伯文木匠約瑟史述</w:t>
-      </w:r>
-    </w:p>
-    <w:p>
-      <w:pPr>
-        <w:pStyle w:val="ListBullet"/>
-        <w:spacing w:line="240" w:lineRule="auto"/>
-        <w:ind w:left="720"/>
-      </w:pPr>
-      <w:r>
-        <w:rPr>
-          <w:lang w:val="zh_TW" w:bidi="zh_TW"/>
-        </w:rPr>
-      </w:r>
-      <w:r>
-        <w:rPr>
-          <w:lang w:val="zh_TW" w:bidi="zh_TW"/>
-        </w:rPr>
-        <w:t>施洗約翰生平</w:t>
-      </w:r>
-    </w:p>
-    <w:p>
-      <w:pPr>
-        <w:pStyle w:val="ListBullet"/>
-        <w:spacing w:line="240" w:lineRule="auto"/>
-        <w:ind w:left="720"/>
-      </w:pPr>
-      <w:r>
-        <w:rPr>
-          <w:lang w:val="zh_TW" w:bidi="zh_TW"/>
-        </w:rPr>
-      </w:r>
-      <w:r>
-        <w:rPr>
-          <w:lang w:val="zh_TW" w:bidi="zh_TW"/>
-        </w:rPr>
-        <w:t>公雞之書</w:t>
-      </w:r>
-    </w:p>
-    <w:p>
-      <w:pPr>
-        <w:pStyle w:val="ListBullet"/>
-        <w:spacing w:line="240" w:lineRule="auto"/>
-        <w:ind w:left="720"/>
-      </w:pPr>
-      <w:r>
-        <w:rPr>
-          <w:lang w:val="zh_TW" w:bidi="zh_TW"/>
-        </w:rPr>
-      </w:r>
-      <w:r>
-        <w:rPr>
-          <w:lang w:val="zh_TW" w:bidi="zh_TW"/>
-        </w:rPr>
-        <w:t>巴多羅買的基督復活之書</w:t>
-      </w:r>
-    </w:p>
-    <w:p>
-      <w:pPr>
-        <w:pStyle w:val="ListBullet"/>
-        <w:spacing w:line="240" w:lineRule="auto"/>
-        <w:ind w:left="720"/>
-      </w:pPr>
-      <w:r>
-        <w:rPr>
-          <w:lang w:val="zh_TW" w:bidi="zh_TW"/>
-        </w:rPr>
-      </w:r>
-      <w:r>
-        <w:rPr>
-          <w:lang w:val="zh_TW" w:bidi="zh_TW"/>
-        </w:rPr>
-        <w:t>加略人猶大福音</w:t>
-      </w:r>
-    </w:p>
-    <w:p>
-      <w:pPr>
-        <w:pStyle w:val="ListBullet"/>
-        <w:spacing w:line="240" w:lineRule="auto"/>
-        <w:ind w:left="720"/>
-      </w:pPr>
-      <w:r>
-        <w:rPr>
-          <w:lang w:val="zh_TW" w:bidi="zh_TW"/>
-        </w:rPr>
-      </w:r>
-      <w:r>
-        <w:rPr>
-          <w:lang w:val="zh_TW" w:bidi="zh_TW"/>
-        </w:rPr>
-        <w:t>聖母生平</w:t>
-      </w:r>
-    </w:p>
-    <w:p>
-      <w:pPr>
-        <w:pStyle w:val="ListBullet"/>
-        <w:spacing w:line="240" w:lineRule="auto"/>
-        <w:ind w:left="720"/>
-      </w:pPr>
-      <w:r>
-        <w:rPr>
-          <w:lang w:val="zh_TW" w:bidi="zh_TW"/>
-        </w:rPr>
-      </w:r>
-      <w:r>
-        <w:rPr>
-          <w:lang w:val="zh_TW" w:bidi="zh_TW"/>
-        </w:rPr>
-        <w:t>狄奧多西講論</w:t>
-      </w:r>
-    </w:p>
-    <w:p>
-      <w:pPr>
-        <w:pStyle w:val="ListBullet"/>
-        <w:spacing w:line="240" w:lineRule="auto"/>
-        <w:ind w:left="720"/>
-      </w:pPr>
-      <w:r>
-        <w:rPr>
-          <w:lang w:val="zh_TW" w:bidi="zh_TW"/>
-        </w:rPr>
-      </w:r>
-      <w:r>
-        <w:rPr>
-          <w:lang w:val="zh_TW" w:bidi="zh_TW"/>
-        </w:rPr>
-        <w:t>聖母升天記</w:t>
-      </w:r>
-    </w:p>
-    <w:p>
-      <w:pPr/>
-      <w:r>
-        <w:rPr>
-          <w:lang w:val="zh_TW" w:bidi="zh_TW"/>
-        </w:rPr>
-      </w:r>
-      <w:r>
-        <w:rPr>
-          <w:b/>
-          <w:lang w:val="zh_TW" w:bidi="zh_TW"/>
-        </w:rPr>
-        <w:t>次經使徒行傳</w:t>
-      </w:r>
-    </w:p>
-    <w:p>
-      <w:pPr/>
-      <w:r>
-        <w:rPr>
-          <w:lang w:val="zh_TW" w:bidi="zh_TW"/>
-        </w:rPr>
-      </w:r>
-      <w:r>
-        <w:rPr>
-          <w:lang w:val="zh_TW" w:bidi="zh_TW"/>
-        </w:rPr>
-        <w:t>這些是關於使徒的作為與宣教事工的故事，並未記載於新約聖經。</w:t>
-      </w:r>
-    </w:p>
-    <w:p>
-      <w:pPr>
-        <w:pStyle w:val="ListBullet"/>
-        <w:spacing w:line="240" w:lineRule="auto"/>
-        <w:ind w:left="720"/>
-      </w:pPr>
-      <w:r>
-        <w:rPr>
-          <w:lang w:val="zh_TW" w:bidi="zh_TW"/>
-        </w:rPr>
-      </w:r>
-      <w:r>
-        <w:rPr>
-          <w:lang w:val="zh_TW" w:bidi="zh_TW"/>
-        </w:rPr>
-        <w:t>安得烈行傳</w:t>
-      </w:r>
-    </w:p>
-    <w:p>
-      <w:pPr>
-        <w:pStyle w:val="ListBullet"/>
-        <w:spacing w:line="240" w:lineRule="auto"/>
-        <w:ind w:left="720"/>
-      </w:pPr>
-      <w:r>
-        <w:rPr>
-          <w:lang w:val="zh_TW" w:bidi="zh_TW"/>
-        </w:rPr>
-      </w:r>
-      <w:r>
-        <w:rPr>
-          <w:lang w:val="zh_TW" w:bidi="zh_TW"/>
-        </w:rPr>
-        <w:t>安得烈與馬提亞行傳</w:t>
-      </w:r>
-    </w:p>
-    <w:p>
-      <w:pPr>
-        <w:pStyle w:val="ListBullet"/>
-        <w:spacing w:line="240" w:lineRule="auto"/>
-        <w:ind w:left="720"/>
-      </w:pPr>
-      <w:r>
-        <w:rPr>
-          <w:lang w:val="zh_TW" w:bidi="zh_TW"/>
-        </w:rPr>
-      </w:r>
-      <w:r>
-        <w:rPr>
-          <w:lang w:val="zh_TW" w:bidi="zh_TW"/>
-        </w:rPr>
-        <w:t>安得烈與保羅行傳</w:t>
-      </w:r>
-    </w:p>
-    <w:p>
-      <w:pPr>
-        <w:pStyle w:val="ListBullet"/>
-        <w:spacing w:line="240" w:lineRule="auto"/>
-        <w:ind w:left="720"/>
-      </w:pPr>
-      <w:r>
-        <w:rPr>
-          <w:lang w:val="zh_TW" w:bidi="zh_TW"/>
-        </w:rPr>
-      </w:r>
-      <w:r>
-        <w:rPr>
-          <w:lang w:val="zh_TW" w:bidi="zh_TW"/>
-        </w:rPr>
-        <w:t>安得烈的故事</w:t>
-      </w:r>
-    </w:p>
-    <w:p>
-      <w:pPr>
-        <w:pStyle w:val="ListBullet"/>
-        <w:spacing w:line="240" w:lineRule="auto"/>
-        <w:ind w:left="720"/>
-      </w:pPr>
-      <w:r>
-        <w:rPr>
-          <w:lang w:val="zh_TW" w:bidi="zh_TW"/>
-        </w:rPr>
-      </w:r>
-      <w:r>
-        <w:rPr>
-          <w:lang w:val="zh_TW" w:bidi="zh_TW"/>
-        </w:rPr>
-        <w:t>巴多羅買行傳</w:t>
-      </w:r>
-    </w:p>
-    <w:p>
-      <w:pPr>
-        <w:pStyle w:val="ListBullet"/>
-        <w:spacing w:line="240" w:lineRule="auto"/>
-        <w:ind w:left="720"/>
-      </w:pPr>
-      <w:r>
-        <w:rPr>
-          <w:lang w:val="zh_TW" w:bidi="zh_TW"/>
-        </w:rPr>
-      </w:r>
-      <w:r>
-        <w:rPr>
-          <w:lang w:val="zh_TW" w:bidi="zh_TW"/>
-        </w:rPr>
-        <w:t>巴拿巴行傳</w:t>
-      </w:r>
-    </w:p>
-    <w:p>
-      <w:pPr>
-        <w:pStyle w:val="ListBullet"/>
-        <w:spacing w:line="240" w:lineRule="auto"/>
-        <w:ind w:left="720"/>
-      </w:pPr>
-      <w:r>
-        <w:rPr>
-          <w:lang w:val="zh_TW" w:bidi="zh_TW"/>
-        </w:rPr>
-      </w:r>
-      <w:r>
-        <w:rPr>
-          <w:lang w:val="zh_TW" w:bidi="zh_TW"/>
-        </w:rPr>
-        <w:t>保羅與特格拉行傳</w:t>
-      </w:r>
-    </w:p>
-    <w:p>
-      <w:pPr>
-        <w:pStyle w:val="ListBullet"/>
-        <w:spacing w:line="240" w:lineRule="auto"/>
-        <w:ind w:left="720"/>
-      </w:pPr>
-      <w:r>
-        <w:rPr>
-          <w:lang w:val="zh_TW" w:bidi="zh_TW"/>
-        </w:rPr>
-      </w:r>
-      <w:r>
-        <w:rPr>
-          <w:lang w:val="zh_TW" w:bidi="zh_TW"/>
-        </w:rPr>
-        <w:t>多馬行傳</w:t>
-      </w:r>
-    </w:p>
-    <w:p>
-      <w:pPr>
-        <w:pStyle w:val="ListBullet"/>
-        <w:spacing w:line="240" w:lineRule="auto"/>
-        <w:ind w:left="720"/>
-      </w:pPr>
-      <w:r>
-        <w:rPr>
-          <w:lang w:val="zh_TW" w:bidi="zh_TW"/>
-        </w:rPr>
-      </w:r>
-      <w:r>
-        <w:rPr>
-          <w:lang w:val="zh_TW" w:bidi="zh_TW"/>
-        </w:rPr>
-        <w:t>達太行傳</w:t>
-      </w:r>
-    </w:p>
-    <w:p>
-      <w:pPr>
-        <w:pStyle w:val="ListBullet"/>
-        <w:spacing w:line="240" w:lineRule="auto"/>
-        <w:ind w:left="720"/>
-      </w:pPr>
-      <w:r>
-        <w:rPr>
-          <w:lang w:val="zh_TW" w:bidi="zh_TW"/>
-        </w:rPr>
-      </w:r>
-      <w:r>
-        <w:rPr>
-          <w:lang w:val="zh_TW" w:bidi="zh_TW"/>
-        </w:rPr>
-        <w:t>彼得與保羅受難記</w:t>
-      </w:r>
-    </w:p>
-    <w:p>
-      <w:pPr>
-        <w:pStyle w:val="ListBullet"/>
-        <w:spacing w:line="240" w:lineRule="auto"/>
-        <w:ind w:left="720"/>
-      </w:pPr>
-      <w:r>
-        <w:rPr>
-          <w:lang w:val="zh_TW" w:bidi="zh_TW"/>
-        </w:rPr>
-      </w:r>
-      <w:r>
-        <w:rPr>
-          <w:lang w:val="zh_TW" w:bidi="zh_TW"/>
-        </w:rPr>
-        <w:t>斯拉夫文彼得行傳</w:t>
-      </w:r>
-    </w:p>
-    <w:p>
-      <w:pPr>
-        <w:pStyle w:val="ListBullet"/>
-        <w:spacing w:line="240" w:lineRule="auto"/>
-        <w:ind w:left="720"/>
-      </w:pPr>
-      <w:r>
-        <w:rPr>
-          <w:lang w:val="zh_TW" w:bidi="zh_TW"/>
-        </w:rPr>
-      </w:r>
-      <w:r>
-        <w:rPr>
-          <w:lang w:val="zh_TW" w:bidi="zh_TW"/>
-        </w:rPr>
-        <w:t>保羅受難記</w:t>
-      </w:r>
-    </w:p>
-    <w:p>
-      <w:pPr>
-        <w:pStyle w:val="ListBullet"/>
-        <w:spacing w:line="240" w:lineRule="auto"/>
-        <w:ind w:left="720"/>
-      </w:pPr>
-      <w:r>
-        <w:rPr>
-          <w:lang w:val="zh_TW" w:bidi="zh_TW"/>
-        </w:rPr>
-      </w:r>
-      <w:r>
-        <w:rPr>
-          <w:lang w:val="zh_TW" w:bidi="zh_TW"/>
-        </w:rPr>
-        <w:t>阿迪教義</w:t>
-      </w:r>
-    </w:p>
-    <w:p>
-      <w:pPr>
-        <w:pStyle w:val="ListBullet"/>
-        <w:spacing w:line="240" w:lineRule="auto"/>
-        <w:ind w:left="720"/>
-      </w:pPr>
-      <w:r>
-        <w:rPr>
-          <w:lang w:val="zh_TW" w:bidi="zh_TW"/>
-        </w:rPr>
-      </w:r>
-      <w:r>
-        <w:rPr>
-          <w:lang w:val="zh_TW" w:bidi="zh_TW"/>
-        </w:rPr>
-        <w:t>阿布迪亞斯的使徒歷史</w:t>
-      </w:r>
-    </w:p>
-    <w:p>
-      <w:pPr>
-        <w:pStyle w:val="ListBullet"/>
-        <w:spacing w:line="240" w:lineRule="auto"/>
-        <w:ind w:left="720"/>
-      </w:pPr>
-      <w:r>
-        <w:rPr>
-          <w:lang w:val="zh_TW" w:bidi="zh_TW"/>
-        </w:rPr>
-      </w:r>
-      <w:r>
-        <w:rPr>
-          <w:lang w:val="zh_TW" w:bidi="zh_TW"/>
-        </w:rPr>
-        <w:t>彼得講道集</w:t>
-      </w:r>
-    </w:p>
-    <w:p>
-      <w:pPr>
-        <w:pStyle w:val="ListBullet"/>
-        <w:spacing w:line="240" w:lineRule="auto"/>
-        <w:ind w:left="720"/>
-      </w:pPr>
-      <w:r>
-        <w:rPr>
-          <w:lang w:val="zh_TW" w:bidi="zh_TW"/>
-        </w:rPr>
-      </w:r>
-      <w:r>
-        <w:rPr>
-          <w:lang w:val="zh_TW" w:bidi="zh_TW"/>
-        </w:rPr>
-        <w:t>彼拉多行傳</w:t>
-      </w:r>
-    </w:p>
-    <w:p>
-      <w:pPr>
-        <w:pStyle w:val="ListBullet"/>
-        <w:spacing w:line="240" w:lineRule="auto"/>
-        <w:ind w:left="720"/>
-      </w:pPr>
-      <w:r>
-        <w:rPr>
-          <w:lang w:val="zh_TW" w:bidi="zh_TW"/>
-        </w:rPr>
-      </w:r>
-      <w:r>
-        <w:rPr>
-          <w:lang w:val="zh_TW" w:bidi="zh_TW"/>
-        </w:rPr>
-        <w:t>馬太殉道記</w:t>
-      </w:r>
-    </w:p>
-    <w:p>
-      <w:pPr/>
-      <w:r>
-        <w:rPr>
-          <w:lang w:val="zh_TW" w:bidi="zh_TW"/>
-        </w:rPr>
-      </w:r>
-      <w:r>
-        <w:rPr>
-          <w:b/>
-          <w:lang w:val="zh_TW" w:bidi="zh_TW"/>
-        </w:rPr>
-        <w:t>次經書信</w:t>
-      </w:r>
-    </w:p>
-    <w:p>
-      <w:pPr/>
-      <w:r>
-        <w:rPr>
-          <w:lang w:val="zh_TW" w:bidi="zh_TW"/>
-        </w:rPr>
-      </w:r>
-      <w:r>
-        <w:rPr>
-          <w:lang w:val="zh_TW" w:bidi="zh_TW"/>
-        </w:rPr>
-        <w:t>這些是以使徒或早期基督徒人物為署名的書信。</w:t>
-      </w:r>
-    </w:p>
-    <w:p>
-      <w:pPr>
-        <w:pStyle w:val="ListBullet"/>
-        <w:spacing w:line="240" w:lineRule="auto"/>
-        <w:ind w:left="720"/>
-      </w:pPr>
-      <w:r>
-        <w:rPr>
-          <w:lang w:val="zh_TW" w:bidi="zh_TW"/>
-        </w:rPr>
-      </w:r>
-      <w:r>
-        <w:rPr>
-          <w:lang w:val="zh_TW" w:bidi="zh_TW"/>
-        </w:rPr>
-        <w:t>使徒書信</w:t>
-      </w:r>
-    </w:p>
-    <w:p>
-      <w:pPr>
-        <w:pStyle w:val="ListBullet"/>
-        <w:spacing w:line="240" w:lineRule="auto"/>
-        <w:ind w:left="720"/>
-      </w:pPr>
-      <w:r>
-        <w:rPr>
-          <w:lang w:val="zh_TW" w:bidi="zh_TW"/>
-        </w:rPr>
-      </w:r>
-      <w:r>
-        <w:rPr>
-          <w:lang w:val="zh_TW" w:bidi="zh_TW"/>
-        </w:rPr>
-        <w:t>巴拿巴書信</w:t>
-      </w:r>
-    </w:p>
-    <w:p>
-      <w:pPr>
-        <w:pStyle w:val="ListBullet"/>
-        <w:spacing w:line="240" w:lineRule="auto"/>
-        <w:ind w:left="720"/>
-      </w:pPr>
-      <w:r>
-        <w:rPr>
-          <w:lang w:val="zh_TW" w:bidi="zh_TW"/>
-        </w:rPr>
-      </w:r>
-      <w:r>
-        <w:rPr>
-          <w:lang w:val="zh_TW" w:bidi="zh_TW"/>
-        </w:rPr>
-        <w:t>哥林多三書</w:t>
-      </w:r>
-    </w:p>
-    <w:p>
-      <w:pPr>
-        <w:pStyle w:val="ListBullet"/>
-        <w:spacing w:line="240" w:lineRule="auto"/>
-        <w:ind w:left="720"/>
-      </w:pPr>
-      <w:r>
-        <w:rPr>
-          <w:lang w:val="zh_TW" w:bidi="zh_TW"/>
-        </w:rPr>
-      </w:r>
-      <w:r>
-        <w:rPr>
-          <w:lang w:val="zh_TW" w:bidi="zh_TW"/>
-        </w:rPr>
-        <w:t>彼得致腓力信書</w:t>
-      </w:r>
-    </w:p>
-    <w:p>
-      <w:pPr>
-        <w:pStyle w:val="ListBullet"/>
-        <w:spacing w:line="240" w:lineRule="auto"/>
-        <w:ind w:left="720"/>
-      </w:pPr>
-      <w:r>
-        <w:rPr>
-          <w:lang w:val="zh_TW" w:bidi="zh_TW"/>
-        </w:rPr>
-      </w:r>
-      <w:r>
-        <w:rPr>
-          <w:lang w:val="zh_TW" w:bidi="zh_TW"/>
-        </w:rPr>
-        <w:t>猶諾斯托斯書信</w:t>
-      </w:r>
-    </w:p>
-    <w:p>
-      <w:pPr>
-        <w:pStyle w:val="ListBullet"/>
-        <w:spacing w:line="240" w:lineRule="auto"/>
-        <w:ind w:left="720"/>
-      </w:pPr>
-      <w:r>
-        <w:rPr>
-          <w:lang w:val="zh_TW" w:bidi="zh_TW"/>
-        </w:rPr>
-      </w:r>
-      <w:r>
-        <w:rPr>
-          <w:lang w:val="zh_TW" w:bidi="zh_TW"/>
-        </w:rPr>
-        <w:t>西拉訓言</w:t>
-      </w:r>
-    </w:p>
-    <w:p>
-      <w:pPr>
-        <w:pStyle w:val="ListBullet"/>
-        <w:spacing w:line="240" w:lineRule="auto"/>
-        <w:ind w:left="720"/>
-      </w:pPr>
-      <w:r>
-        <w:rPr>
-          <w:lang w:val="zh_TW" w:bidi="zh_TW"/>
-        </w:rPr>
-      </w:r>
-      <w:r>
-        <w:rPr>
-          <w:lang w:val="zh_TW" w:bidi="zh_TW"/>
-        </w:rPr>
-        <w:t>蘭圖拉斯書信</w:t>
-      </w:r>
-    </w:p>
-    <w:p>
-      <w:pPr>
-        <w:pStyle w:val="ListBullet"/>
-        <w:spacing w:line="240" w:lineRule="auto"/>
-        <w:ind w:left="720"/>
-      </w:pPr>
-      <w:r>
-        <w:rPr>
-          <w:lang w:val="zh_TW" w:bidi="zh_TW"/>
-        </w:rPr>
-      </w:r>
-      <w:r>
-        <w:rPr>
-          <w:lang w:val="zh_TW" w:bidi="zh_TW"/>
-        </w:rPr>
-        <w:t>基督與阿布加魯斯書信</w:t>
-      </w:r>
-    </w:p>
-    <w:p>
-      <w:pPr/>
-      <w:r>
-        <w:rPr>
-          <w:lang w:val="zh_TW" w:bidi="zh_TW"/>
-        </w:rPr>
-      </w:r>
-      <w:r>
-        <w:rPr>
-          <w:b/>
-          <w:lang w:val="zh_TW" w:bidi="zh_TW"/>
-        </w:rPr>
-        <w:t>天啟次經</w:t>
-      </w:r>
-    </w:p>
-    <w:p>
-      <w:pPr/>
-      <w:r>
-        <w:rPr>
-          <w:lang w:val="zh_TW" w:bidi="zh_TW"/>
-        </w:rPr>
-      </w:r>
-      <w:r>
-        <w:rPr>
-          <w:lang w:val="zh_TW" w:bidi="zh_TW"/>
-        </w:rPr>
-        <w:t>這些是關於天堂、審判和末世的異象與啟示。</w:t>
-      </w:r>
-    </w:p>
-    <w:p>
-      <w:pPr>
-        <w:pStyle w:val="ListBullet"/>
-        <w:spacing w:line="240" w:lineRule="auto"/>
-        <w:ind w:left="720"/>
-      </w:pPr>
-      <w:r>
-        <w:rPr>
-          <w:lang w:val="zh_TW" w:bidi="zh_TW"/>
-        </w:rPr>
-      </w:r>
-      <w:r>
-        <w:rPr>
-          <w:lang w:val="zh_TW" w:bidi="zh_TW"/>
-        </w:rPr>
-        <w:t>巴多羅買啟示錄</w:t>
-      </w:r>
-    </w:p>
-    <w:p>
-      <w:pPr>
-        <w:pStyle w:val="ListBullet"/>
-        <w:spacing w:line="240" w:lineRule="auto"/>
-        <w:ind w:left="720"/>
-      </w:pPr>
-      <w:r>
-        <w:rPr>
-          <w:lang w:val="zh_TW" w:bidi="zh_TW"/>
-        </w:rPr>
-      </w:r>
-      <w:r>
-        <w:rPr>
-          <w:lang w:val="zh_TW" w:bidi="zh_TW"/>
-        </w:rPr>
-        <w:t>亞當啟示錄</w:t>
-      </w:r>
-    </w:p>
-    <w:p>
-      <w:pPr>
-        <w:pStyle w:val="ListBullet"/>
-        <w:spacing w:line="240" w:lineRule="auto"/>
-        <w:ind w:left="720"/>
-      </w:pPr>
-      <w:r>
-        <w:rPr>
-          <w:lang w:val="zh_TW" w:bidi="zh_TW"/>
-        </w:rPr>
-      </w:r>
-      <w:r>
-        <w:rPr>
-          <w:lang w:val="zh_TW" w:bidi="zh_TW"/>
-        </w:rPr>
-        <w:t>雅各啟示錄</w:t>
-      </w:r>
-    </w:p>
-    <w:p>
-      <w:pPr>
-        <w:pStyle w:val="ListBullet"/>
-        <w:spacing w:line="240" w:lineRule="auto"/>
-        <w:ind w:left="720"/>
-      </w:pPr>
-      <w:r>
-        <w:rPr>
-          <w:lang w:val="zh_TW" w:bidi="zh_TW"/>
-        </w:rPr>
-      </w:r>
-      <w:r>
-        <w:rPr>
-          <w:lang w:val="zh_TW" w:bidi="zh_TW"/>
-        </w:rPr>
-        <w:t>保羅啟示錄</w:t>
-      </w:r>
-    </w:p>
-    <w:p>
-      <w:pPr>
-        <w:pStyle w:val="ListBullet"/>
-        <w:spacing w:line="240" w:lineRule="auto"/>
-        <w:ind w:left="720"/>
-      </w:pPr>
-      <w:r>
-        <w:rPr>
-          <w:lang w:val="zh_TW" w:bidi="zh_TW"/>
-        </w:rPr>
-      </w:r>
-      <w:r>
-        <w:rPr>
-          <w:lang w:val="zh_TW" w:bidi="zh_TW"/>
-        </w:rPr>
-        <w:t>以賽亞升天記</w:t>
-      </w:r>
-    </w:p>
-    <w:p>
-      <w:pPr>
-        <w:pStyle w:val="ListBullet"/>
-        <w:spacing w:line="240" w:lineRule="auto"/>
-        <w:ind w:left="720"/>
-      </w:pPr>
-      <w:r>
-        <w:rPr>
-          <w:lang w:val="zh_TW" w:bidi="zh_TW"/>
-        </w:rPr>
-      </w:r>
-      <w:r>
-        <w:rPr>
-          <w:lang w:val="zh_TW" w:bidi="zh_TW"/>
-        </w:rPr>
-        <w:t>雅各升天記</w:t>
-      </w:r>
-    </w:p>
-    <w:p>
-      <w:pPr>
-        <w:pStyle w:val="ListBullet"/>
-        <w:spacing w:line="240" w:lineRule="auto"/>
-        <w:ind w:left="720"/>
-      </w:pPr>
-      <w:r>
-        <w:rPr>
-          <w:lang w:val="zh_TW" w:bidi="zh_TW"/>
-        </w:rPr>
-      </w:r>
-      <w:r>
-        <w:rPr>
-          <w:lang w:val="zh_TW" w:bidi="zh_TW"/>
-        </w:rPr>
-        <w:t>至高無上的阿羅基耐</w:t>
-      </w:r>
-    </w:p>
-    <w:p>
-      <w:pPr>
-        <w:pStyle w:val="ListBullet"/>
-        <w:spacing w:line="240" w:lineRule="auto"/>
-        <w:ind w:left="720"/>
-      </w:pPr>
-      <w:r>
-        <w:rPr>
-          <w:lang w:val="zh_TW" w:bidi="zh_TW"/>
-        </w:rPr>
-      </w:r>
-      <w:r>
-        <w:rPr>
-          <w:lang w:val="zh_TW" w:bidi="zh_TW"/>
-        </w:rPr>
-        <w:t>救主對話錄</w:t>
-      </w:r>
-    </w:p>
-    <w:p>
-      <w:pPr>
-        <w:pStyle w:val="ListBullet"/>
-        <w:spacing w:line="240" w:lineRule="auto"/>
-        <w:ind w:left="720"/>
-      </w:pPr>
-      <w:r>
-        <w:rPr>
-          <w:lang w:val="zh_TW" w:bidi="zh_TW"/>
-        </w:rPr>
-      </w:r>
-      <w:r>
-        <w:rPr>
-          <w:lang w:val="zh_TW" w:bidi="zh_TW"/>
-        </w:rPr>
-        <w:t>智慧信仰</w:t>
-      </w:r>
-    </w:p>
-    <w:p>
-      <w:pPr>
-        <w:pStyle w:val="ListBullet"/>
-        <w:spacing w:line="240" w:lineRule="auto"/>
-        <w:ind w:left="720"/>
-      </w:pPr>
-      <w:r>
-        <w:rPr>
-          <w:lang w:val="zh_TW" w:bidi="zh_TW"/>
-        </w:rPr>
-      </w:r>
-      <w:r>
-        <w:rPr>
-          <w:lang w:val="zh_TW" w:bidi="zh_TW"/>
-        </w:rPr>
-        <w:t>艾赫米姆殘片</w:t>
-      </w:r>
-      <w:r>
-        <w:rPr>
-          <w:lang w:val="zh_TW" w:bidi="zh_TW"/>
-        </w:rPr>
-      </w:r>
-      <w:r>
-        <w:rPr>
-          <w:lang w:val="zh_TW" w:bidi="zh_TW"/>
-        </w:rPr>
-      </w:r>
-    </w:p>
-    <w:p>
-      <w:pPr/>
-      <w:r>
-        <w:rPr>
-          <w:lang w:val="zh_TW" w:bidi="zh_TW"/>
-        </w:rPr>
-      </w:r>
-    </w:p>
-    <w:p>
-      <w:pPr>
-        <w:pStyle w:val="Heading2"/>
-      </w:pPr>
-      <w:r>
-        <w:rPr>
-          <w:lang w:val="zh_TW" w:bidi="zh_TW"/>
-        </w:rPr>
-        <w:t>賜福、祝福</w:t>
-      </w:r>
-      <w:r>
-        <w:rPr>
-          <w:lang w:val="zh_TW" w:bidi="zh_TW"/>
-        </w:rPr>
-      </w:r>
-    </w:p>
-    <w:p>
-      <w:pPr/>
-      <w:r>
-        <w:rPr>
-          <w:lang w:val="zh_TW" w:bidi="zh_TW"/>
-        </w:rPr>
-      </w:r>
-      <w:r>
-        <w:rPr>
-          <w:lang w:val="zh_TW" w:bidi="zh_TW"/>
-        </w:rPr>
-        <w:t>宣告神對一群聚集在一起的人的恩惠。</w:t>
-      </w:r>
-    </w:p>
-    <w:p>
-      <w:pPr/>
-      <w:r>
-        <w:rPr>
-          <w:lang w:val="zh_TW" w:bidi="zh_TW"/>
-        </w:rPr>
-      </w:r>
-      <w:r>
-        <w:rPr>
-          <w:lang w:val="zh_TW" w:bidi="zh_TW"/>
-        </w:rPr>
-        <w:t>在東正教、羅馬天主教和大多數新教教會的敬拜儀式中（例如聖餐禮），通常會以神職人員的祝福作為結束。這種宣告（在羅馬天主教、東正教和聖公會教會中稱為「祝福（blessing）」，在大多數新教教會中稱為「祝禱（benediction）」）有聖經的根據（</w:t>
-      </w:r>
-      <w:hyperlink r:id="rId17">
-        <w:r>
-          <w:rPr>
-            <w:lang w:val="zh_TW" w:bidi="zh_TW"/>
-          </w:rPr>
-          <w:rPr>
-            <w:color w:val="0000EE"/>
-            <w:u w:val="single"/>
-          </w:rPr>
-          <w:t>創27:27</w:t>
-        </w:r>
-      </w:hyperlink>
-      <w:r>
-        <w:rPr>
-          <w:lang w:val="zh_TW" w:bidi="zh_TW"/>
-        </w:rPr>
-        <w:t>–</w:t>
-      </w:r>
-      <w:hyperlink r:id="rId17">
-        <w:r>
-          <w:rPr>
-            <w:lang w:val="zh_TW" w:bidi="zh_TW"/>
-          </w:rPr>
-          <w:rPr>
-            <w:color w:val="0000EE"/>
-            <w:u w:val="single"/>
-          </w:rPr>
-          <w:t>29</w:t>
-        </w:r>
-      </w:hyperlink>
-      <w:r>
-        <w:rPr>
-          <w:lang w:val="zh_TW" w:bidi="zh_TW"/>
-        </w:rPr>
-        <w:t>；</w:t>
-      </w:r>
-      <w:hyperlink r:id="rId18">
-        <w:r>
-          <w:rPr>
-            <w:lang w:val="zh_TW" w:bidi="zh_TW"/>
-          </w:rPr>
-          <w:rPr>
-            <w:color w:val="0000EE"/>
-            <w:u w:val="single"/>
-          </w:rPr>
-          <w:t>民6:22</w:t>
-        </w:r>
-      </w:hyperlink>
-      <w:r>
-        <w:rPr>
-          <w:lang w:val="zh_TW" w:bidi="zh_TW"/>
-        </w:rPr>
-        <w:t>–</w:t>
-      </w:r>
-      <w:hyperlink r:id="rId18">
-        <w:r>
-          <w:rPr>
-            <w:lang w:val="zh_TW" w:bidi="zh_TW"/>
-          </w:rPr>
-          <w:rPr>
-            <w:color w:val="0000EE"/>
-            <w:u w:val="single"/>
-          </w:rPr>
-          <w:t>27</w:t>
-        </w:r>
-      </w:hyperlink>
-      <w:r>
-        <w:rPr>
-          <w:lang w:val="zh_TW" w:bidi="zh_TW"/>
-        </w:rPr>
-        <w:t>；</w:t>
-      </w:r>
-      <w:hyperlink r:id="rId19">
-        <w:r>
-          <w:rPr>
-            <w:lang w:val="zh_TW" w:bidi="zh_TW"/>
-          </w:rPr>
-          <w:rPr>
-            <w:color w:val="0000EE"/>
-            <w:u w:val="single"/>
-          </w:rPr>
-          <w:t>路24:50</w:t>
-        </w:r>
-      </w:hyperlink>
-      <w:r>
-        <w:rPr>
-          <w:lang w:val="zh_TW" w:bidi="zh_TW"/>
-        </w:rPr>
-        <w:t>；</w:t>
-      </w:r>
-      <w:hyperlink r:id="rId20">
-        <w:r>
-          <w:rPr>
-            <w:lang w:val="zh_TW" w:bidi="zh_TW"/>
-          </w:rPr>
-          <w:rPr>
-            <w:color w:val="0000EE"/>
-            <w:u w:val="single"/>
-          </w:rPr>
-          <w:t>林後13:11、14</w:t>
-        </w:r>
-      </w:hyperlink>
-      <w:r>
-        <w:rPr>
-          <w:lang w:val="zh_TW" w:bidi="zh_TW"/>
-        </w:rPr>
-        <w:t>；</w:t>
-      </w:r>
-      <w:hyperlink r:id="rId21">
-        <w:r>
-          <w:rPr>
-            <w:lang w:val="zh_TW" w:bidi="zh_TW"/>
-          </w:rPr>
-          <w:rPr>
-            <w:color w:val="0000EE"/>
-            <w:u w:val="single"/>
-          </w:rPr>
-          <w:t>腓4:7</w:t>
-        </w:r>
-      </w:hyperlink>
-      <w:r>
-        <w:rPr>
-          <w:lang w:val="zh_TW" w:bidi="zh_TW"/>
-        </w:rPr>
-        <w:t>；</w:t>
-      </w:r>
-      <w:hyperlink r:id="rId22">
-        <w:r>
-          <w:rPr>
-            <w:lang w:val="zh_TW" w:bidi="zh_TW"/>
-          </w:rPr>
-          <w:rPr>
-            <w:color w:val="0000EE"/>
-            <w:u w:val="single"/>
-          </w:rPr>
-          <w:t>帖後2:16</w:t>
-        </w:r>
-      </w:hyperlink>
-      <w:r>
-        <w:rPr>
-          <w:lang w:val="zh_TW" w:bidi="zh_TW"/>
-        </w:rPr>
-        <w:t>–</w:t>
-      </w:r>
-      <w:hyperlink r:id="rId22">
-        <w:r>
-          <w:rPr>
-            <w:lang w:val="zh_TW" w:bidi="zh_TW"/>
-          </w:rPr>
-          <w:rPr>
-            <w:color w:val="0000EE"/>
-            <w:u w:val="single"/>
-          </w:rPr>
-          <w:t>17</w:t>
-        </w:r>
-      </w:hyperlink>
-      <w:r>
-        <w:rPr>
-          <w:lang w:val="zh_TW" w:bidi="zh_TW"/>
-        </w:rPr>
-        <w:t>；</w:t>
-      </w:r>
-      <w:hyperlink r:id="rId23">
-        <w:r>
-          <w:rPr>
-            <w:lang w:val="zh_TW" w:bidi="zh_TW"/>
-          </w:rPr>
-          <w:rPr>
-            <w:color w:val="0000EE"/>
-            <w:u w:val="single"/>
-          </w:rPr>
-          <w:t>來13:20</w:t>
-        </w:r>
-      </w:hyperlink>
-      <w:r>
-        <w:rPr>
-          <w:lang w:val="zh_TW" w:bidi="zh_TW"/>
-        </w:rPr>
-        <w:t>–</w:t>
-      </w:r>
-      <w:hyperlink r:id="rId23">
-        <w:r>
-          <w:rPr>
-            <w:lang w:val="zh_TW" w:bidi="zh_TW"/>
-          </w:rPr>
-          <w:rPr>
-            <w:color w:val="0000EE"/>
-            <w:u w:val="single"/>
-          </w:rPr>
-          <w:t>21</w:t>
+          <w:t>猶滴傳15:4–5</w:t>
         </w:r>
       </w:hyperlink>
       <w:r>
@@ -3788,121 +298,6 @@
           <w:lang w:val="zh_TW" w:bidi="zh_TW"/>
         </w:rPr>
         <w:t>）。</w:t>
-      </w:r>
-    </w:p>
-    <w:p>
-      <w:pPr/>
-      <w:r>
-        <w:rPr>
-          <w:lang w:val="zh_TW" w:bidi="zh_TW"/>
-        </w:rPr>
-      </w:r>
-      <w:r>
-        <w:rPr>
-          <w:lang w:val="zh_TW" w:bidi="zh_TW"/>
-        </w:rPr>
-        <w:t>祝禱或祝福被視為儀式性地結束崇拜，但它實際上是一種重要的神恩宣告。由具有聖經權柄的神職人員賜予忠心的信徒。藉此，基督徒確信聖父的恩典、聖子的慈愛以及聖靈的交通與他們同在。</w:t>
-      </w:r>
-    </w:p>
-    <w:p>
-      <w:pPr/>
-      <w:r>
-        <w:rPr>
-          <w:lang w:val="zh_TW" w:bidi="zh_TW"/>
-        </w:rPr>
-      </w:r>
-      <w:r>
-        <w:rPr>
-          <w:lang w:val="zh_TW" w:bidi="zh_TW"/>
-        </w:rPr>
-        <w:t>「祝福」一詞也用於感謝神賜食物和飲料的行為（</w:t>
-      </w:r>
-      <w:hyperlink r:id="rId24">
-        <w:r>
-          <w:rPr>
-            <w:lang w:val="zh_TW" w:bidi="zh_TW"/>
-          </w:rPr>
-          <w:rPr>
-            <w:color w:val="0000EE"/>
-            <w:u w:val="single"/>
-          </w:rPr>
-          <w:t>太14:19</w:t>
-        </w:r>
-      </w:hyperlink>
-      <w:r>
-        <w:rPr>
-          <w:lang w:val="zh_TW" w:bidi="zh_TW"/>
-        </w:rPr>
-        <w:t>；</w:t>
-      </w:r>
-      <w:hyperlink r:id="rId25">
-        <w:r>
-          <w:rPr>
-            <w:lang w:val="zh_TW" w:bidi="zh_TW"/>
-          </w:rPr>
-          <w:rPr>
-            <w:color w:val="0000EE"/>
-            <w:u w:val="single"/>
-          </w:rPr>
-          <w:t>可8:7</w:t>
-        </w:r>
-      </w:hyperlink>
-      <w:r>
-        <w:rPr>
-          <w:lang w:val="zh_TW" w:bidi="zh_TW"/>
-        </w:rPr>
-        <w:t>；</w:t>
-      </w:r>
-      <w:hyperlink r:id="rId26">
-        <w:r>
-          <w:rPr>
-            <w:lang w:val="zh_TW" w:bidi="zh_TW"/>
-          </w:rPr>
-          <w:rPr>
-            <w:color w:val="0000EE"/>
-            <w:u w:val="single"/>
-          </w:rPr>
-          <w:t>路24:30</w:t>
-        </w:r>
-      </w:hyperlink>
-      <w:r>
-        <w:rPr>
-          <w:lang w:val="zh_TW" w:bidi="zh_TW"/>
-        </w:rPr>
-        <w:t>）。</w:t>
-      </w:r>
-    </w:p>
-    <w:p>
-      <w:pPr/>
-      <w:r>
-        <w:rPr>
-          <w:lang w:val="zh_TW" w:bidi="zh_TW"/>
-        </w:rPr>
-      </w:r>
-      <w:r>
-        <w:rPr>
-          <w:i/>
-          <w:lang w:val="zh_TW" w:bidi="zh_TW"/>
-        </w:rPr>
-        <w:t>另見</w:t>
-      </w:r>
-      <w:r>
-        <w:rPr>
-          <w:lang w:val="zh_TW" w:bidi="zh_TW"/>
-        </w:rPr>
-        <w:t xml:space="preserve"> </w:t>
-      </w:r>
-      <w:r>
-        <w:rPr>
-          <w:lang w:val="zh_TW" w:bidi="zh_TW"/>
-        </w:rPr>
-        <w:t>八福</w:t>
-      </w:r>
-      <w:r>
-        <w:rPr>
-          <w:lang w:val="zh_TW" w:bidi="zh_TW"/>
-        </w:rPr>
-        <w:t>。</w:t>
       </w:r>
       <w:r>
         <w:rPr>
@@ -5804,12 +2199,6 @@
   </w:num>
   <w:num w:numId="13" w16cid:durableId="592781308">
     <w:abstractNumId w:val="11"/>
-  </w:num>
-  <w:num w:numId="14">
-    <w:abstractNumId w:val="3"/>
-    <w:lvlOverride w:ilvl="0">
-      <w:startOverride w:val="1"/>
-    </w:lvlOverride>
   </w:num>
   <w:numIdMacAtCleanup w:val="10"/>
 </w:numbering>

--- a/zht/docx/023.content.docx
+++ b/zht/docx/023.content.docx
@@ -243,61 +243,19 @@
         <w:rPr>
           <w:lang w:val="zh_TW" w:bidi="zh_TW"/>
         </w:rPr>
-        <w:t>（Holofernes）入侵巴勒斯坦時，猶太人進行加固（</w:t>
+        <w:t>（Holofernes）入侵巴勒斯坦時，猶太人進行加固（猶滴傳4:4）。確切位置無法確定，但可能是伊勒·馬可乎比（el-Makhubbi），距離比散（Besan）三英里（4.8公里），或者可能是創世記中的何把（</w:t>
       </w:r>
-      <w:hyperlink r:id="rId13">
-        <w:r>
-          <w:rPr>
-            <w:lang w:val="zh_TW" w:bidi="zh_TW"/>
-          </w:rPr>
-          <w:rPr>
-            <w:color w:val="0000EE"/>
-            <w:u w:val="single"/>
-          </w:rPr>
-          <w:t>猶滴傳4:4</w:t>
-        </w:r>
-      </w:hyperlink>
       <w:r>
         <w:rPr>
           <w:lang w:val="zh_TW" w:bidi="zh_TW"/>
         </w:rPr>
-        <w:t>）。確切位置無法確定，但可能是伊勒·馬可乎比（el-Makhubbi），距離比散（Besan）三英里（4.8公里），或者可能是創世記中的何把（</w:t>
+        <w:t>創14:15</w:t>
       </w:r>
-      <w:hyperlink r:id="rId14">
-        <w:r>
-          <w:rPr>
-            <w:lang w:val="zh_TW" w:bidi="zh_TW"/>
-          </w:rPr>
-          <w:rPr>
-            <w:color w:val="0000EE"/>
-            <w:u w:val="single"/>
-          </w:rPr>
-          <w:t>創14:15</w:t>
-        </w:r>
-      </w:hyperlink>
       <w:r>
         <w:rPr>
           <w:lang w:val="zh_TW" w:bidi="zh_TW"/>
         </w:rPr>
-        <w:t>）。記載顯示，猶太人追擊何樂佛尼的軍隊到達何把，並越過大馬士革（</w:t>
-      </w:r>
-      <w:hyperlink r:id="rId15">
-        <w:r>
-          <w:rPr>
-            <w:lang w:val="zh_TW" w:bidi="zh_TW"/>
-          </w:rPr>
-          <w:rPr>
-            <w:color w:val="0000EE"/>
-            <w:u w:val="single"/>
-          </w:rPr>
-          <w:t>猶滴傳15:4–5</w:t>
-        </w:r>
-      </w:hyperlink>
-      <w:r>
-        <w:rPr>
-          <w:lang w:val="zh_TW" w:bidi="zh_TW"/>
-        </w:rPr>
-        <w:t>）。</w:t>
+        <w:t>）。記載顯示，猶太人追擊何樂佛尼的軍隊到達何把，並越過大馬士革（猶滴傳15:4–5）。</w:t>
       </w:r>
       <w:r>
         <w:rPr>
